--- a/public/sk/template.docx
+++ b/public/sk/template.docx
@@ -1219,7 +1219,7 @@
                 <w:szCs w:val="17"/>
                 <w14:ligatures w14:val="none"/>
               </w:rPr>
-              <w:t>서울시 송파구 올림픽로295, 17층</w:t>
+              <w:t>서울시 강남구 언주로 135길 15</w:t>
             </w:r>
           </w:p>
         </w:tc>

--- a/public/sk/template.docx
+++ b/public/sk/template.docx
@@ -12294,7 +12294,7 @@
               <w:rPr>
                 <w:rFonts w:hint="eastAsia"/>
               </w:rPr>
-              <w:t>3</w:t>
+              <w:t>지상</w:t>
             </w:r>
           </w:p>
         </w:tc>

--- a/public/sk/template.docx
+++ b/public/sk/template.docx
@@ -6670,6 +6670,95 @@
       </w:tr>
       <w:tr>
         <w:trPr>
+          <w:trHeight w:val="339"/>
+        </w:trPr>
+        <w:tc>
+          <w:tcPr>
+            <w:tcW w:w="1553" w:type="dxa"/>
+            <w:vMerge/>
+            <w:vAlign w:val="center"/>
+          </w:tcPr>
+          <w:p>
+            <w:pPr>
+              <w:jc w:val="center"/>
+              <w:rPr>
+                <w:sz w:val="18"/>
+                <w:szCs w:val="18"/>
+              </w:rPr>
+            </w:pPr>
+          </w:p>
+        </w:tc>
+        <w:tc>
+          <w:tcPr>
+            <w:tcW w:w="1554" w:type="dxa"/>
+            <w:vMerge/>
+            <w:vAlign w:val="center"/>
+          </w:tcPr>
+          <w:p>
+            <w:pPr>
+              <w:jc w:val="both"/>
+              <w:rPr>
+                <w:sz w:val="18"/>
+                <w:szCs w:val="18"/>
+              </w:rPr>
+            </w:pPr>
+          </w:p>
+        </w:tc>
+        <w:tc>
+          <w:tcPr>
+            <w:tcW w:w="1847" w:type="dxa"/>
+            <w:vMerge/>
+            <w:vAlign w:val="center"/>
+          </w:tcPr>
+          <w:p>
+            <w:pPr>
+              <w:jc w:val="both"/>
+              <w:rPr>
+                <w:sz w:val="18"/>
+                <w:szCs w:val="18"/>
+              </w:rPr>
+            </w:pPr>
+          </w:p>
+        </w:tc>
+        <w:tc>
+          <w:tcPr>
+            <w:tcW w:w="1704" w:type="dxa"/>
+            <w:vAlign w:val="center"/>
+          </w:tcPr>
+          <w:p>
+            <w:pPr>
+              <w:jc w:val="center"/>
+              <w:rPr>
+                <w:rStyle w:val="9pt"/>
+              </w:rPr>
+            </w:pPr>
+            <w:r>
+              <w:rPr>
+                <w:rStyle w:val="9pt"/>
+                <w:rFonts w:hint="eastAsia"/>
+              </w:rPr>
+              <w:t>활동내용</w:t>
+            </w:r>
+          </w:p>
+        </w:tc>
+        <w:tc>
+          <w:tcPr>
+            <w:tcW w:w="3798" w:type="dxa"/>
+            <w:gridSpan w:val="2"/>
+            <w:vAlign w:val="center"/>
+          </w:tcPr>
+          <w:p>
+            <w:pPr>
+              <w:jc w:val="center"/>
+              <w:rPr>
+                <w:rStyle w:val="9pt"/>
+              </w:rPr>
+            </w:pPr>
+          </w:p>
+        </w:tc>
+      </w:tr>
+      <w:tr>
+        <w:trPr>
           <w:trHeight w:val="598"/>
         </w:trPr>
         <w:tc>
@@ -7136,9 +7225,12 @@
         </w:tc>
       </w:tr>
       <w:tr>
-        <w:tc>
-          <w:tcPr>
-            <w:tcW w:w="1552" w:type="dxa"/>
+        <w:trPr>
+          <w:trHeight w:val="461"/>
+        </w:trPr>
+        <w:tc>
+          <w:tcPr>
+            <w:tcW w:w="1553" w:type="dxa"/>
             <w:vMerge w:val="restart"/>
             <w:vAlign w:val="center"/>
           </w:tcPr>
@@ -7179,7 +7271,7 @@
         </w:tc>
         <w:tc>
           <w:tcPr>
-            <w:tcW w:w="1552" w:type="dxa"/>
+            <w:tcW w:w="1554" w:type="dxa"/>
             <w:vMerge w:val="restart"/>
             <w:vAlign w:val="center"/>
           </w:tcPr>
@@ -7203,30 +7295,7 @@
         </w:tc>
         <w:tc>
           <w:tcPr>
-            <w:tcW w:w="1843" w:type="dxa"/>
-            <w:vAlign w:val="center"/>
-          </w:tcPr>
-          <w:p>
-            <w:pPr>
-              <w:jc w:val="center"/>
-              <w:rPr>
-                <w:sz w:val="18"/>
-                <w:szCs w:val="18"/>
-              </w:rPr>
-            </w:pPr>
-            <w:r>
-              <w:rPr>
-                <w:rFonts w:hint="eastAsia"/>
-                <w:sz w:val="18"/>
-                <w:szCs w:val="18"/>
-              </w:rPr>
-              <w:t>구분</w:t>
-            </w:r>
-          </w:p>
-        </w:tc>
-        <w:tc>
-          <w:tcPr>
-            <w:tcW w:w="1640" w:type="dxa"/>
+            <w:tcW w:w="3551" w:type="dxa"/>
             <w:gridSpan w:val="2"/>
             <w:vAlign w:val="center"/>
           </w:tcPr>
@@ -7245,208 +7314,36 @@
                 <w:sz w:val="18"/>
                 <w:szCs w:val="18"/>
               </w:rPr>
-              <w:t>3kW 이상 ~</w:t>
-            </w:r>
-          </w:p>
+              <w:t>7kW 이상 ~</w:t>
+            </w:r>
+            <w:r>
+              <w:rPr>
+                <w:rFonts w:hint="eastAsia"/>
+                <w:sz w:val="18"/>
+                <w:szCs w:val="18"/>
+              </w:rPr>
+              <w:t xml:space="preserve"> </w:t>
+            </w:r>
+            <w:r>
+              <w:rPr>
+                <w:rFonts w:hint="eastAsia"/>
+                <w:sz w:val="18"/>
+                <w:szCs w:val="18"/>
+              </w:rPr>
+              <w:t>11kW 미만</w:t>
+            </w:r>
+          </w:p>
+        </w:tc>
+        <w:tc>
+          <w:tcPr>
+            <w:tcW w:w="3798" w:type="dxa"/>
+            <w:gridSpan w:val="2"/>
+            <w:vAlign w:val="center"/>
+          </w:tcPr>
           <w:p>
             <w:pPr>
               <w:spacing w:line="180" w:lineRule="auto"/>
               <w:jc w:val="center"/>
-              <w:rPr>
-                <w:sz w:val="18"/>
-                <w:szCs w:val="18"/>
-              </w:rPr>
-            </w:pPr>
-            <w:r>
-              <w:rPr>
-                <w:rFonts w:hint="eastAsia"/>
-                <w:sz w:val="18"/>
-                <w:szCs w:val="18"/>
-              </w:rPr>
-              <w:t>7kW 미만</w:t>
-            </w:r>
-          </w:p>
-        </w:tc>
-        <w:tc>
-          <w:tcPr>
-            <w:tcW w:w="1924" w:type="dxa"/>
-            <w:gridSpan w:val="3"/>
-            <w:vAlign w:val="center"/>
-          </w:tcPr>
-          <w:p>
-            <w:pPr>
-              <w:spacing w:line="180" w:lineRule="auto"/>
-              <w:jc w:val="center"/>
-              <w:rPr>
-                <w:sz w:val="18"/>
-                <w:szCs w:val="18"/>
-              </w:rPr>
-            </w:pPr>
-            <w:r>
-              <w:rPr>
-                <w:rFonts w:hint="eastAsia"/>
-                <w:sz w:val="18"/>
-                <w:szCs w:val="18"/>
-              </w:rPr>
-              <w:t>7kW 이상 ~</w:t>
-            </w:r>
-          </w:p>
-          <w:p>
-            <w:pPr>
-              <w:spacing w:line="180" w:lineRule="auto"/>
-              <w:jc w:val="center"/>
-              <w:rPr>
-                <w:sz w:val="18"/>
-                <w:szCs w:val="18"/>
-              </w:rPr>
-            </w:pPr>
-            <w:r>
-              <w:rPr>
-                <w:rFonts w:hint="eastAsia"/>
-                <w:sz w:val="18"/>
-                <w:szCs w:val="18"/>
-              </w:rPr>
-              <w:t>11kW 미만</w:t>
-            </w:r>
-          </w:p>
-        </w:tc>
-        <w:tc>
-          <w:tcPr>
-            <w:tcW w:w="1925" w:type="dxa"/>
-            <w:vAlign w:val="center"/>
-          </w:tcPr>
-          <w:p>
-            <w:pPr>
-              <w:spacing w:line="180" w:lineRule="auto"/>
-              <w:jc w:val="center"/>
-              <w:rPr>
-                <w:sz w:val="18"/>
-                <w:szCs w:val="18"/>
-              </w:rPr>
-            </w:pPr>
-            <w:r>
-              <w:rPr>
-                <w:rFonts w:hint="eastAsia"/>
-                <w:sz w:val="18"/>
-                <w:szCs w:val="18"/>
-              </w:rPr>
-              <w:t>11kW 이상 ~</w:t>
-            </w:r>
-          </w:p>
-          <w:p>
-            <w:pPr>
-              <w:spacing w:line="180" w:lineRule="auto"/>
-              <w:jc w:val="center"/>
-              <w:rPr>
-                <w:sz w:val="18"/>
-                <w:szCs w:val="18"/>
-              </w:rPr>
-            </w:pPr>
-            <w:r>
-              <w:rPr>
-                <w:rFonts w:hint="eastAsia"/>
-                <w:sz w:val="18"/>
-                <w:szCs w:val="18"/>
-              </w:rPr>
-              <w:t>30kW 미만</w:t>
-            </w:r>
-          </w:p>
-        </w:tc>
-      </w:tr>
-      <w:tr>
-        <w:trPr>
-          <w:trHeight w:val="349"/>
-        </w:trPr>
-        <w:tc>
-          <w:tcPr>
-            <w:tcW w:w="1552" w:type="dxa"/>
-            <w:vMerge/>
-            <w:vAlign w:val="center"/>
-          </w:tcPr>
-          <w:p>
-            <w:pPr>
-              <w:jc w:val="center"/>
-              <w:rPr>
-                <w:sz w:val="18"/>
-                <w:szCs w:val="18"/>
-              </w:rPr>
-            </w:pPr>
-          </w:p>
-        </w:tc>
-        <w:tc>
-          <w:tcPr>
-            <w:tcW w:w="1552" w:type="dxa"/>
-            <w:vMerge/>
-            <w:vAlign w:val="center"/>
-          </w:tcPr>
-          <w:p>
-            <w:pPr>
-              <w:jc w:val="center"/>
-              <w:rPr>
-                <w:sz w:val="18"/>
-                <w:szCs w:val="18"/>
-              </w:rPr>
-            </w:pPr>
-          </w:p>
-        </w:tc>
-        <w:tc>
-          <w:tcPr>
-            <w:tcW w:w="1843" w:type="dxa"/>
-            <w:vAlign w:val="center"/>
-          </w:tcPr>
-          <w:p>
-            <w:pPr>
-              <w:jc w:val="center"/>
-              <w:rPr>
-                <w:sz w:val="18"/>
-                <w:szCs w:val="18"/>
-              </w:rPr>
-            </w:pPr>
-            <w:r>
-              <w:rPr>
-                <w:rFonts w:hint="eastAsia"/>
-                <w:sz w:val="18"/>
-                <w:szCs w:val="18"/>
-              </w:rPr>
-              <w:t>스마트 충전기</w:t>
-            </w:r>
-          </w:p>
-        </w:tc>
-        <w:tc>
-          <w:tcPr>
-            <w:tcW w:w="1640" w:type="dxa"/>
-            <w:gridSpan w:val="2"/>
-            <w:vAlign w:val="center"/>
-          </w:tcPr>
-          <w:p>
-            <w:pPr>
-              <w:jc w:val="right"/>
-              <w:rPr>
-                <w:sz w:val="18"/>
-                <w:szCs w:val="18"/>
-              </w:rPr>
-            </w:pPr>
-            <w:r>
-              <w:rPr>
-                <w:rFonts w:hint="eastAsia"/>
-                <w:sz w:val="18"/>
-                <w:szCs w:val="18"/>
-              </w:rPr>
-              <w:t xml:space="preserve">기 </w:t>
-            </w:r>
-          </w:p>
-        </w:tc>
-        <w:bookmarkStart w:id="9" w:name="InstallQty2"/>
-        <w:bookmarkEnd w:id="9"/>
-        <w:tc>
-          <w:tcPr>
-            <w:tcW w:w="1924" w:type="dxa"/>
-            <w:gridSpan w:val="3"/>
-            <w:vAlign w:val="center"/>
-          </w:tcPr>
-          <w:p>
-            <w:pPr>
-              <w:jc w:val="right"/>
               <w:rPr>
                 <w:sz w:val="18"/>
                 <w:szCs w:val="18"/>
@@ -7458,9 +7355,9 @@
                   <w:rStyle w:val="9pt"/>
                   <w:rFonts w:hint="eastAsia"/>
                 </w:rPr>
-                <w:id w:val="1751003065"/>
+                <w:id w:val="390864121"/>
                 <w:placeholder>
-                  <w:docPart w:val="E7FDEDD5DB19FE46934A220CF4D8B401"/>
+                  <w:docPart w:val="326D145E8DA867418952807BC9540AFC"/>
                 </w:placeholder>
                 <w:showingPlcHdr/>
                 <w:text/>
@@ -7503,18 +7400,57 @@
                 <w:sz w:val="18"/>
                 <w:szCs w:val="18"/>
               </w:rPr>
-              <w:t xml:space="preserve"> 기 </w:t>
-            </w:r>
-          </w:p>
-        </w:tc>
-        <w:tc>
-          <w:tcPr>
-            <w:tcW w:w="1925" w:type="dxa"/>
+              <w:t xml:space="preserve"> 기</w:t>
+            </w:r>
+          </w:p>
+        </w:tc>
+      </w:tr>
+      <w:tr>
+        <w:trPr>
+          <w:trHeight w:val="349"/>
+        </w:trPr>
+        <w:tc>
+          <w:tcPr>
+            <w:tcW w:w="1553" w:type="dxa"/>
+            <w:vMerge/>
             <w:vAlign w:val="center"/>
           </w:tcPr>
           <w:p>
             <w:pPr>
-              <w:jc w:val="right"/>
+              <w:jc w:val="center"/>
+              <w:rPr>
+                <w:sz w:val="18"/>
+                <w:szCs w:val="18"/>
+              </w:rPr>
+            </w:pPr>
+          </w:p>
+        </w:tc>
+        <w:tc>
+          <w:tcPr>
+            <w:tcW w:w="1554" w:type="dxa"/>
+            <w:vMerge/>
+            <w:vAlign w:val="center"/>
+          </w:tcPr>
+          <w:p>
+            <w:pPr>
+              <w:jc w:val="center"/>
+              <w:rPr>
+                <w:sz w:val="18"/>
+                <w:szCs w:val="18"/>
+              </w:rPr>
+            </w:pPr>
+          </w:p>
+        </w:tc>
+        <w:tc>
+          <w:tcPr>
+            <w:tcW w:w="3551" w:type="dxa"/>
+            <w:gridSpan w:val="2"/>
+            <w:vAlign w:val="center"/>
+          </w:tcPr>
+          <w:p>
+            <w:pPr>
+              <w:spacing w:line="180" w:lineRule="auto"/>
+              <w:jc w:val="center"/>
               <w:rPr>
                 <w:sz w:val="18"/>
                 <w:szCs w:val="18"/>
@@ -7526,7 +7462,95 @@
                 <w:sz w:val="18"/>
                 <w:szCs w:val="18"/>
               </w:rPr>
-              <w:t>기</w:t>
+              <w:t>11kW 이상 ~</w:t>
+            </w:r>
+            <w:r>
+              <w:rPr>
+                <w:rFonts w:hint="eastAsia"/>
+                <w:sz w:val="18"/>
+                <w:szCs w:val="18"/>
+              </w:rPr>
+              <w:t xml:space="preserve"> </w:t>
+            </w:r>
+            <w:r>
+              <w:rPr>
+                <w:rFonts w:hint="eastAsia"/>
+                <w:sz w:val="18"/>
+                <w:szCs w:val="18"/>
+              </w:rPr>
+              <w:t>30kW 미만</w:t>
+            </w:r>
+          </w:p>
+        </w:tc>
+        <w:bookmarkStart w:id="28" w:name="InstallQty2"/>
+        <w:bookmarkEnd w:id="28"/>
+        <w:tc>
+          <w:tcPr>
+            <w:tcW w:w="3798" w:type="dxa"/>
+            <w:gridSpan w:val="2"/>
+            <w:vAlign w:val="center"/>
+          </w:tcPr>
+          <w:p>
+            <w:pPr>
+              <w:jc w:val="center"/>
+              <w:rPr>
+                <w:rFonts w:hint="eastAsia"/>
+                <w:sz w:val="18"/>
+                <w:szCs w:val="18"/>
+              </w:rPr>
+            </w:pPr>
+            <w:sdt>
+              <w:sdtPr>
+                <w:rPr>
+                  <w:rStyle w:val="9pt"/>
+                  <w:rFonts w:hint="eastAsia"/>
+                </w:rPr>
+                <w:id w:val="1751003065"/>
+                <w:placeholder>
+                  <w:docPart w:val="7CF96C4D8F927649A96928F4DEE2EFB3"/>
+                </w:placeholder>
+                <w:showingPlcHdr/>
+                <w:text/>
+              </w:sdtPr>
+              <w:sdtEndPr>
+                <w:rPr>
+                  <w:rStyle w:val="a0"/>
+                  <w:rFonts w:eastAsia="맑은 고딕"/>
+                  <w:b w:val="0"/>
+                  <w:bCs/>
+                  <w:i/>
+                  <w:iCs/>
+                  <w:color w:val="A6A6A6" w:themeColor="background1" w:themeShade="A6"/>
+                  <w:sz w:val="16"/>
+                  <w:szCs w:val="16"/>
+                  <w:u w:val="single"/>
+                </w:rPr>
+              </w:sdtEndPr>
+              <w:sdtContent>
+                <w:r>
+                  <w:rPr>
+                    <w:rStyle w:val="ad"/>
+                    <w:rFonts w:hint="eastAsia"/>
+                    <w:b/>
+                    <w:bCs/>
+                    <w:i/>
+                    <w:iCs/>
+                    <w:color w:val="A6A6A6" w:themeColor="background1" w:themeShade="A6"/>
+                    <w:sz w:val="18"/>
+                    <w:szCs w:val="18"/>
+                    <w:u w:val="single"/>
+                  </w:rPr>
+                  <w:t xml:space="preserve">OO </w:t>
+                </w:r>
+              </w:sdtContent>
+            </w:sdt>
+            <w:r>
+              <w:rPr>
+                <w:rFonts w:hint="eastAsia"/>
+                <w:sz w:val="18"/>
+                <w:szCs w:val="18"/>
+              </w:rPr>
+              <w:t xml:space="preserve"> 기</w:t>
             </w:r>
           </w:p>
         </w:tc>
@@ -7537,7 +7561,7 @@
         </w:trPr>
         <w:tc>
           <w:tcPr>
-            <w:tcW w:w="1552" w:type="dxa"/>
+            <w:tcW w:w="1553" w:type="dxa"/>
             <w:vMerge/>
             <w:vAlign w:val="center"/>
           </w:tcPr>
@@ -7553,7 +7577,7 @@
         </w:tc>
         <w:tc>
           <w:tcPr>
-            <w:tcW w:w="1552" w:type="dxa"/>
+            <w:tcW w:w="1554" w:type="dxa"/>
             <w:vMerge/>
             <w:vAlign w:val="center"/>
           </w:tcPr>
@@ -7569,7 +7593,7 @@
         </w:tc>
         <w:tc>
           <w:tcPr>
-            <w:tcW w:w="2444" w:type="dxa"/>
+            <w:tcW w:w="3551" w:type="dxa"/>
             <w:gridSpan w:val="2"/>
             <w:vAlign w:val="center"/>
           </w:tcPr>
@@ -7587,149 +7611,40 @@
                 <w:sz w:val="18"/>
                 <w:szCs w:val="18"/>
               </w:rPr>
-              <w:t>키오스크</w:t>
-            </w:r>
-          </w:p>
-        </w:tc>
-        <w:tc>
-          <w:tcPr>
-            <w:tcW w:w="2444" w:type="dxa"/>
-            <w:gridSpan w:val="3"/>
-            <w:vAlign w:val="center"/>
-          </w:tcPr>
-          <w:p>
-            <w:pPr>
-              <w:jc w:val="center"/>
-              <w:rPr>
-                <w:sz w:val="18"/>
-                <w:szCs w:val="18"/>
-              </w:rPr>
-            </w:pPr>
-            <w:r>
-              <w:rPr>
-                <w:rFonts w:hint="eastAsia"/>
-                <w:sz w:val="18"/>
-                <w:szCs w:val="18"/>
-              </w:rPr>
               <w:t>전력분배형</w:t>
             </w:r>
           </w:p>
         </w:tc>
         <w:tc>
           <w:tcPr>
-            <w:tcW w:w="2444" w:type="dxa"/>
+            <w:tcW w:w="3798" w:type="dxa"/>
             <w:gridSpan w:val="2"/>
             <w:vAlign w:val="center"/>
           </w:tcPr>
           <w:p>
             <w:pPr>
-              <w:jc w:val="both"/>
-              <w:rPr>
-                <w:sz w:val="18"/>
-                <w:szCs w:val="18"/>
-              </w:rPr>
-            </w:pPr>
-          </w:p>
-        </w:tc>
-      </w:tr>
-      <w:tr>
-        <w:trPr>
-          <w:trHeight w:val="277"/>
-        </w:trPr>
-        <w:tc>
-          <w:tcPr>
-            <w:tcW w:w="1552" w:type="dxa"/>
-            <w:vMerge/>
-            <w:vAlign w:val="center"/>
-          </w:tcPr>
-          <w:p>
-            <w:pPr>
               <w:jc w:val="center"/>
               <w:rPr>
                 <w:sz w:val="18"/>
                 <w:szCs w:val="18"/>
               </w:rPr>
             </w:pPr>
-          </w:p>
-        </w:tc>
-        <w:tc>
-          <w:tcPr>
-            <w:tcW w:w="1552" w:type="dxa"/>
-            <w:vMerge/>
-            <w:vAlign w:val="center"/>
-          </w:tcPr>
-          <w:p>
-            <w:pPr>
-              <w:jc w:val="center"/>
-              <w:rPr>
-                <w:sz w:val="18"/>
-                <w:szCs w:val="18"/>
-              </w:rPr>
-            </w:pPr>
-          </w:p>
-        </w:tc>
-        <w:tc>
-          <w:tcPr>
-            <w:tcW w:w="2444" w:type="dxa"/>
-            <w:gridSpan w:val="2"/>
-            <w:vAlign w:val="center"/>
-          </w:tcPr>
-          <w:p>
-            <w:pPr>
-              <w:jc w:val="right"/>
-              <w:rPr>
-                <w:sz w:val="18"/>
-                <w:szCs w:val="18"/>
-              </w:rPr>
-            </w:pPr>
             <w:r>
               <w:rPr>
                 <w:rFonts w:hint="eastAsia"/>
                 <w:sz w:val="18"/>
                 <w:szCs w:val="18"/>
               </w:rPr>
-              <w:t>기</w:t>
-            </w:r>
-          </w:p>
-        </w:tc>
-        <w:tc>
-          <w:tcPr>
-            <w:tcW w:w="2444" w:type="dxa"/>
-            <w:gridSpan w:val="3"/>
-            <w:vAlign w:val="center"/>
-          </w:tcPr>
-          <w:p>
-            <w:pPr>
-              <w:jc w:val="center"/>
-              <w:rPr>
-                <w:sz w:val="18"/>
-                <w:szCs w:val="18"/>
-              </w:rPr>
-            </w:pPr>
+              <w:t>kW    기(케이블     개</w:t>
+            </w:r>
             <w:r>
               <w:rPr>
                 <w:rFonts w:hint="eastAsia"/>
                 <w:sz w:val="18"/>
                 <w:szCs w:val="18"/>
               </w:rPr>
-              <w:t>kW    기(케이블     개)</w:t>
-            </w:r>
-          </w:p>
-        </w:tc>
-        <w:tc>
-          <w:tcPr>
-            <w:tcW w:w="2444" w:type="dxa"/>
-            <w:gridSpan w:val="2"/>
-            <w:vAlign w:val="center"/>
-          </w:tcPr>
-          <w:p>
-            <w:pPr>
-              <w:jc w:val="both"/>
-              <w:rPr>
-                <w:sz w:val="18"/>
-                <w:szCs w:val="18"/>
-              </w:rPr>
-            </w:pPr>
+              <w:t>)</w:t>
+            </w:r>
           </w:p>
         </w:tc>
       </w:tr>
@@ -10992,12 +10907,12 @@
       </w:tr>
       <w:tr>
         <w:trPr>
-          <w:trHeight w:val="764"/>
+          <w:trHeight w:val="516"/>
         </w:trPr>
         <w:tc>
           <w:tcPr>
-            <w:tcW w:w="1703" w:type="pct"/>
-            <w:gridSpan w:val="3"/>
+            <w:tcW w:w="2490" w:type="pct"/>
+            <w:gridSpan w:val="4"/>
             <w:tcBorders>
               <w:left w:val="single" w:sz="12" w:space="0" w:color="auto"/>
             </w:tcBorders>
@@ -11005,42 +10920,26 @@
           <w:p>
             <w:pPr>
               <w:jc w:val="center"/>
-            </w:pPr>
-            <w:r>
-              <w:rPr>
-                <w:rFonts w:hint="eastAsia"/>
-              </w:rPr>
-              <w:t>3kW 이상 ~ 7kW 미만</w:t>
-            </w:r>
-          </w:p>
-          <w:p>
-            <w:pPr>
-              <w:jc w:val="center"/>
-            </w:pPr>
-            <w:r>
-              <w:t>(     )기</w:t>
-            </w:r>
-          </w:p>
-        </w:tc>
-        <w:tc>
-          <w:tcPr>
-            <w:tcW w:w="1570" w:type="pct"/>
-            <w:gridSpan w:val="3"/>
-          </w:tcPr>
-          <w:p>
-            <w:pPr>
-              <w:jc w:val="center"/>
-              <w:rPr>
-                <w:rFonts w:asciiTheme="majorHAnsi" w:eastAsiaTheme="majorHAnsi" w:hAnsiTheme="majorHAnsi"/>
-              </w:rPr>
-            </w:pPr>
-            <w:r>
               <w:rPr>
                 <w:rFonts w:asciiTheme="majorHAnsi" w:eastAsiaTheme="majorHAnsi" w:hAnsiTheme="majorHAnsi" w:hint="eastAsia"/>
               </w:rPr>
+            </w:pPr>
+            <w:r>
+              <w:rPr>
+                <w:rFonts w:asciiTheme="majorHAnsi" w:eastAsiaTheme="majorHAnsi" w:hAnsiTheme="majorHAnsi" w:hint="eastAsia"/>
+              </w:rPr>
               <w:t>7kW 이상 ~ 11kW 미만</w:t>
             </w:r>
           </w:p>
+        </w:tc>
+        <w:tc>
+          <w:tcPr>
+            <w:tcW w:w="2510" w:type="pct"/>
+            <w:gridSpan w:val="5"/>
+            <w:tcBorders>
+              <w:right w:val="single" w:sz="12" w:space="0" w:color="auto"/>
+            </w:tcBorders>
+          </w:tcPr>
           <w:p>
             <w:pPr>
               <w:jc w:val="center"/>
@@ -11066,9 +10965,9 @@
                   <w:rStyle w:val="10pt"/>
                   <w:rFonts w:hint="eastAsia"/>
                 </w:rPr>
-                <w:id w:val="483050426"/>
+                <w:id w:val="-1335375053"/>
                 <w:placeholder>
-                  <w:docPart w:val="D9B70E6420DE274D830E76B5B89ED1B1"/>
+                  <w:docPart w:val="1CAD5D37B74AA74D9D39C4ED7B27E881"/>
                 </w:placeholder>
                 <w:showingPlcHdr/>
                 <w:text/>
@@ -11115,51 +11014,14 @@
             </w:r>
           </w:p>
         </w:tc>
-        <w:tc>
-          <w:tcPr>
-            <w:tcW w:w="1727" w:type="pct"/>
-            <w:gridSpan w:val="3"/>
-            <w:tcBorders>
-              <w:right w:val="single" w:sz="12" w:space="0" w:color="auto"/>
-            </w:tcBorders>
-          </w:tcPr>
-          <w:p>
-            <w:pPr>
-              <w:jc w:val="center"/>
-              <w:rPr>
-                <w:rFonts w:asciiTheme="majorHAnsi" w:eastAsiaTheme="majorHAnsi" w:hAnsiTheme="majorHAnsi"/>
-              </w:rPr>
-            </w:pPr>
-            <w:r>
-              <w:rPr>
-                <w:rFonts w:asciiTheme="majorHAnsi" w:eastAsiaTheme="majorHAnsi" w:hAnsiTheme="majorHAnsi" w:hint="eastAsia"/>
-              </w:rPr>
-              <w:t>11kW 이상 ~ 30kW 미만</w:t>
-            </w:r>
-          </w:p>
-          <w:p>
-            <w:pPr>
-              <w:jc w:val="center"/>
-              <w:rPr>
-                <w:rFonts w:asciiTheme="majorHAnsi" w:eastAsiaTheme="majorHAnsi" w:hAnsiTheme="majorHAnsi"/>
-              </w:rPr>
-            </w:pPr>
-            <w:r>
-              <w:rPr>
-                <w:rFonts w:asciiTheme="majorHAnsi" w:eastAsiaTheme="majorHAnsi" w:hAnsiTheme="majorHAnsi"/>
-              </w:rPr>
-              <w:t>(     )기</w:t>
-            </w:r>
-          </w:p>
-        </w:tc>
       </w:tr>
       <w:tr>
         <w:trPr>
-          <w:trHeight w:val="764"/>
+          <w:trHeight w:val="566"/>
         </w:trPr>
         <w:tc>
           <w:tcPr>
-            <w:tcW w:w="2488" w:type="pct"/>
+            <w:tcW w:w="2490" w:type="pct"/>
             <w:gridSpan w:val="4"/>
             <w:tcBorders>
               <w:left w:val="single" w:sz="12" w:space="0" w:color="auto"/>
@@ -11168,26 +11030,21 @@
           <w:p>
             <w:pPr>
               <w:jc w:val="center"/>
-            </w:pPr>
-            <w:r>
-              <w:rPr>
-                <w:rFonts w:hint="eastAsia"/>
-              </w:rPr>
-              <w:t>키오스크 충전기</w:t>
-            </w:r>
-          </w:p>
-          <w:p>
-            <w:pPr>
-              <w:jc w:val="center"/>
-            </w:pPr>
-            <w:r>
-              <w:t>(     )기</w:t>
-            </w:r>
-          </w:p>
-        </w:tc>
-        <w:tc>
-          <w:tcPr>
-            <w:tcW w:w="2512" w:type="pct"/>
+              <w:rPr>
+                <w:rFonts w:asciiTheme="majorHAnsi" w:eastAsiaTheme="majorHAnsi" w:hAnsiTheme="majorHAnsi" w:hint="eastAsia"/>
+              </w:rPr>
+            </w:pPr>
+            <w:r>
+              <w:rPr>
+                <w:rFonts w:asciiTheme="majorHAnsi" w:eastAsiaTheme="majorHAnsi" w:hAnsiTheme="majorHAnsi" w:hint="eastAsia"/>
+              </w:rPr>
+              <w:t>11kW 이상 ~ 30kW 미만</w:t>
+            </w:r>
+          </w:p>
+        </w:tc>
+        <w:tc>
+          <w:tcPr>
+            <w:tcW w:w="2510" w:type="pct"/>
             <w:gridSpan w:val="5"/>
             <w:tcBorders>
               <w:right w:val="single" w:sz="12" w:space="0" w:color="auto"/>
@@ -11202,16 +11059,112 @@
             </w:pPr>
             <w:r>
               <w:rPr>
+                <w:rFonts w:asciiTheme="majorHAnsi" w:eastAsiaTheme="majorHAnsi" w:hAnsiTheme="majorHAnsi"/>
+              </w:rPr>
+              <w:t>(</w:t>
+            </w:r>
+            <w:r>
+              <w:rPr>
                 <w:rFonts w:asciiTheme="majorHAnsi" w:eastAsiaTheme="majorHAnsi" w:hAnsiTheme="majorHAnsi" w:hint="eastAsia"/>
               </w:rPr>
+              <w:t xml:space="preserve">  </w:t>
+            </w:r>
+            <w:sdt>
+              <w:sdtPr>
+                <w:rPr>
+                  <w:rStyle w:val="10pt"/>
+                  <w:rFonts w:hint="eastAsia"/>
+                </w:rPr>
+                <w:id w:val="313466420"/>
+                <w:placeholder>
+                  <w:docPart w:val="ED93C1928DBA2B4AB78D22611A942B6D"/>
+                </w:placeholder>
+                <w:showingPlcHdr/>
+                <w:text/>
+              </w:sdtPr>
+              <w:sdtEndPr>
+                <w:rPr>
+                  <w:rStyle w:val="a0"/>
+                  <w:rFonts w:eastAsia="맑은 고딕"/>
+                  <w:b w:val="0"/>
+                  <w:bCs/>
+                  <w:i/>
+                  <w:iCs/>
+                  <w:color w:val="A6A6A6" w:themeColor="background1" w:themeShade="A6"/>
+                  <w:u w:val="single"/>
+                </w:rPr>
+              </w:sdtEndPr>
+              <w:sdtContent>
+                <w:r>
+                  <w:rPr>
+                    <w:rStyle w:val="ad"/>
+                    <w:rFonts w:hint="eastAsia"/>
+                    <w:b/>
+                    <w:bCs/>
+                    <w:i/>
+                    <w:iCs/>
+                    <w:color w:val="A6A6A6" w:themeColor="background1" w:themeShade="A6"/>
+                    <w:u w:val="single"/>
+                  </w:rPr>
+                  <w:t xml:space="preserve">OO </w:t>
+                </w:r>
+              </w:sdtContent>
+            </w:sdt>
+            <w:r>
+              <w:rPr>
+                <w:rFonts w:asciiTheme="majorHAnsi" w:eastAsiaTheme="majorHAnsi" w:hAnsiTheme="majorHAnsi" w:hint="eastAsia"/>
+              </w:rPr>
+              <w:t xml:space="preserve"> </w:t>
+            </w:r>
+            <w:r>
+              <w:rPr>
+                <w:rFonts w:asciiTheme="majorHAnsi" w:eastAsiaTheme="majorHAnsi" w:hAnsiTheme="majorHAnsi"/>
+              </w:rPr>
+              <w:t>)기</w:t>
+            </w:r>
+          </w:p>
+        </w:tc>
+      </w:tr>
+      <w:tr>
+        <w:trPr>
+          <w:trHeight w:val="559"/>
+        </w:trPr>
+        <w:tc>
+          <w:tcPr>
+            <w:tcW w:w="2490" w:type="pct"/>
+            <w:gridSpan w:val="4"/>
+            <w:tcBorders>
+              <w:left w:val="single" w:sz="12" w:space="0" w:color="auto"/>
+            </w:tcBorders>
+          </w:tcPr>
+          <w:p>
+            <w:pPr>
+              <w:jc w:val="center"/>
+              <w:rPr>
+                <w:rFonts w:asciiTheme="majorHAnsi" w:eastAsiaTheme="majorHAnsi" w:hAnsiTheme="majorHAnsi" w:hint="eastAsia"/>
+              </w:rPr>
+            </w:pPr>
+            <w:r>
+              <w:rPr>
+                <w:rFonts w:asciiTheme="majorHAnsi" w:eastAsiaTheme="majorHAnsi" w:hAnsiTheme="majorHAnsi" w:hint="eastAsia"/>
+              </w:rPr>
               <w:t>전력분배형 충전기</w:t>
             </w:r>
           </w:p>
+        </w:tc>
+        <w:tc>
+          <w:tcPr>
+            <w:tcW w:w="2510" w:type="pct"/>
+            <w:gridSpan w:val="5"/>
+            <w:tcBorders>
+              <w:right w:val="single" w:sz="12" w:space="0" w:color="auto"/>
+            </w:tcBorders>
+          </w:tcPr>
           <w:p>
             <w:pPr>
               <w:jc w:val="center"/>
               <w:rPr>
-                <w:rFonts w:asciiTheme="majorHAnsi" w:eastAsiaTheme="majorHAnsi" w:hAnsiTheme="majorHAnsi"/>
+                <w:rFonts w:asciiTheme="majorHAnsi" w:eastAsiaTheme="majorHAnsi" w:hAnsiTheme="majorHAnsi" w:hint="eastAsia"/>
               </w:rPr>
             </w:pPr>
             <w:r>
@@ -13462,7 +13415,7 @@
                 <w:b/>
                 <w:bCs/>
               </w:rPr>
-              <w:t>(보조금을 받은 충전시설에 한함)</w:t>
+              <w:t/>
             </w:r>
           </w:p>
         </w:tc>

--- a/public/sk/template.docx
+++ b/public/sk/template.docx
@@ -6674,7 +6674,7 @@
         </w:trPr>
         <w:tc>
           <w:tcPr>
-            <w:tcW w:w="1553" w:type="dxa"/>
+            <w:tcW w:w="1552" w:type="dxa"/>
             <w:vMerge/>
             <w:vAlign w:val="center"/>
           </w:tcPr>
@@ -6690,7 +6690,7 @@
         </w:tc>
         <w:tc>
           <w:tcPr>
-            <w:tcW w:w="1554" w:type="dxa"/>
+            <w:tcW w:w="1552" w:type="dxa"/>
             <w:vMerge/>
             <w:vAlign w:val="center"/>
           </w:tcPr>
@@ -6706,7 +6706,7 @@
         </w:tc>
         <w:tc>
           <w:tcPr>
-            <w:tcW w:w="1847" w:type="dxa"/>
+            <w:tcW w:w="1843" w:type="dxa"/>
             <w:vMerge/>
             <w:vAlign w:val="center"/>
           </w:tcPr>
@@ -6722,38 +6722,62 @@
         </w:tc>
         <w:tc>
           <w:tcPr>
-            <w:tcW w:w="1704" w:type="dxa"/>
+            <w:tcW w:w="1701" w:type="dxa"/>
+            <w:gridSpan w:val="3"/>
             <w:vAlign w:val="center"/>
           </w:tcPr>
           <w:p>
             <w:pPr>
               <w:jc w:val="center"/>
               <w:rPr>
-                <w:rStyle w:val="9pt"/>
-              </w:rPr>
-            </w:pPr>
-            <w:r>
-              <w:rPr>
-                <w:rStyle w:val="9pt"/>
+                <w:sz w:val="18"/>
+                <w:szCs w:val="18"/>
+              </w:rPr>
+            </w:pPr>
+            <w:r>
+              <w:rPr>
                 <w:rFonts w:hint="eastAsia"/>
-              </w:rPr>
-              <w:t>활동내용</w:t>
-            </w:r>
-          </w:p>
-        </w:tc>
-        <w:tc>
-          <w:tcPr>
-            <w:tcW w:w="3798" w:type="dxa"/>
-            <w:gridSpan w:val="2"/>
+                <w:sz w:val="18"/>
+                <w:szCs w:val="18"/>
+              </w:rPr>
+              <w:t xml:space="preserve">활동내용</w:t>
+            </w:r>
+          </w:p>
+        </w:tc>
+        <w:tc>
+          <w:tcPr>
+            <w:tcW w:w="1863" w:type="dxa"/>
+            <w:gridSpan w:val="3"/>
             <w:vAlign w:val="center"/>
           </w:tcPr>
           <w:p>
             <w:pPr>
               <w:jc w:val="center"/>
               <w:rPr>
-                <w:rStyle w:val="9pt"/>
-              </w:rPr>
-            </w:pPr>
+                <w:b/>
+                <w:bCs/>
+                <w:i/>
+                <w:iCs/>
+                <w:sz w:val="18"/>
+                <w:szCs w:val="18"/>
+                <w:u w:val="single"/>
+              </w:rPr>
+            </w:pPr>
+            <w:r>
+              <w:rPr>
+                <w:rStyle w:val="ad"/>
+                <w:rFonts w:hint="eastAsia"/>
+                <w:b/>
+                <w:bCs/>
+                <w:i/>
+                <w:iCs/>
+                <w:color w:val="A6A6A6" w:themeColor="background1" w:themeShade="A6"/>
+                <w:sz w:val="18"/>
+                <w:szCs w:val="18"/>
+                <w:u w:val="single"/>
+              </w:rPr>
+              <w:t xml:space="preserve"/>
+            </w:r>
           </w:p>
         </w:tc>
       </w:tr>
@@ -7225,12 +7249,9 @@
         </w:tc>
       </w:tr>
       <w:tr>
-        <w:trPr>
-          <w:trHeight w:val="461"/>
-        </w:trPr>
-        <w:tc>
-          <w:tcPr>
-            <w:tcW w:w="1553" w:type="dxa"/>
+        <w:tc>
+          <w:tcPr>
+            <w:tcW w:w="1552" w:type="dxa"/>
             <w:vMerge w:val="restart"/>
             <w:vAlign w:val="center"/>
           </w:tcPr>
@@ -7271,7 +7292,7 @@
         </w:tc>
         <w:tc>
           <w:tcPr>
-            <w:tcW w:w="1554" w:type="dxa"/>
+            <w:tcW w:w="1552" w:type="dxa"/>
             <w:vMerge w:val="restart"/>
             <w:vAlign w:val="center"/>
           </w:tcPr>
@@ -7295,8 +7316,8 @@
         </w:tc>
         <w:tc>
           <w:tcPr>
-            <w:tcW w:w="3551" w:type="dxa"/>
-            <w:gridSpan w:val="2"/>
+            <w:tcW w:w="1924" w:type="dxa"/>
+            <w:gridSpan w:val="4"/>
             <w:vAlign w:val="center"/>
           </w:tcPr>
           <w:p>
@@ -7314,36 +7335,37 @@
                 <w:sz w:val="18"/>
                 <w:szCs w:val="18"/>
               </w:rPr>
-              <w:t>7kW 이상 ~</w:t>
-            </w:r>
-            <w:r>
-              <w:rPr>
-                <w:rFonts w:hint="eastAsia"/>
-                <w:sz w:val="18"/>
-                <w:szCs w:val="18"/>
-              </w:rPr>
-              <w:t xml:space="preserve"> </w:t>
-            </w:r>
-            <w:r>
-              <w:rPr>
-                <w:rFonts w:hint="eastAsia"/>
-                <w:sz w:val="18"/>
-                <w:szCs w:val="18"/>
-              </w:rPr>
-              <w:t>11kW 미만</w:t>
-            </w:r>
-          </w:p>
-        </w:tc>
-        <w:tc>
-          <w:tcPr>
-            <w:tcW w:w="3798" w:type="dxa"/>
-            <w:gridSpan w:val="2"/>
-            <w:vAlign w:val="center"/>
-          </w:tcPr>
+              <w:t xml:space="preserve">7kW 이상 ~ 11kW 미만</w:t>
+            </w:r>
+          </w:p>
           <w:p>
             <w:pPr>
               <w:spacing w:line="180" w:lineRule="auto"/>
               <w:jc w:val="center"/>
+              <w:rPr>
+                <w:sz w:val="18"/>
+                <w:szCs w:val="18"/>
+              </w:rPr>
+            </w:pPr>
+            <w:r>
+              <w:rPr>
+                <w:rFonts w:hint="eastAsia"/>
+                <w:sz w:val="18"/>
+                <w:szCs w:val="18"/>
+              </w:rPr>
+              <w:t/>
+            </w:r>
+          </w:p>
+        </w:tc>
+        <w:tc>
+          <w:tcPr>
+            <w:tcW w:w="1924" w:type="dxa"/>
+            <w:gridSpan w:val="3"/>
+            <w:vAlign w:val="center"/>
+          </w:tcPr>
+          <w:p>
+            <w:pPr>
+              <w:jc w:val="right"/>
               <w:rPr>
                 <w:sz w:val="18"/>
                 <w:szCs w:val="18"/>
@@ -7357,7 +7379,7 @@
                 </w:rPr>
                 <w:id w:val="390864121"/>
                 <w:placeholder>
-                  <w:docPart w:val="326D145E8DA867418952807BC9540AFC"/>
+                  <w:docPart w:val="E7FDEDD5DB19FE46934A220CF4D8B401"/>
                 </w:placeholder>
                 <w:showingPlcHdr/>
                 <w:text/>
@@ -7400,18 +7422,15 @@
                 <w:sz w:val="18"/>
                 <w:szCs w:val="18"/>
               </w:rPr>
-              <w:t xml:space="preserve"> 기</w:t>
+              <w:t xml:space="preserve"> 기 </w:t>
             </w:r>
           </w:p>
         </w:tc>
       </w:tr>
       <w:tr>
-        <w:trPr>
-          <w:trHeight w:val="349"/>
-        </w:trPr>
-        <w:tc>
-          <w:tcPr>
-            <w:tcW w:w="1553" w:type="dxa"/>
+        <w:tc>
+          <w:tcPr>
+            <w:tcW w:w="1552" w:type="dxa"/>
             <w:vMerge/>
             <w:vAlign w:val="center"/>
           </w:tcPr>
@@ -7427,7 +7446,7 @@
         </w:tc>
         <w:tc>
           <w:tcPr>
-            <w:tcW w:w="1554" w:type="dxa"/>
+            <w:tcW w:w="1552" w:type="dxa"/>
             <w:vMerge/>
             <w:vAlign w:val="center"/>
           </w:tcPr>
@@ -7443,8 +7462,8 @@
         </w:tc>
         <w:tc>
           <w:tcPr>
-            <w:tcW w:w="3551" w:type="dxa"/>
-            <w:gridSpan w:val="2"/>
+            <w:tcW w:w="1924" w:type="dxa"/>
+            <w:gridSpan w:val="4"/>
             <w:vAlign w:val="center"/>
           </w:tcPr>
           <w:p>
@@ -7462,106 +7481,57 @@
                 <w:sz w:val="18"/>
                 <w:szCs w:val="18"/>
               </w:rPr>
-              <w:t>11kW 이상 ~</w:t>
-            </w:r>
+              <w:t xml:space="preserve">11kW 이상 ~ 30kW 미만</w:t>
+            </w:r>
+          </w:p>
+          <w:p>
+            <w:pPr>
+              <w:spacing w:line="180" w:lineRule="auto"/>
+              <w:jc w:val="center"/>
+              <w:rPr>
+                <w:sz w:val="18"/>
+                <w:szCs w:val="18"/>
+              </w:rPr>
+            </w:pPr>
             <w:r>
               <w:rPr>
                 <w:rFonts w:hint="eastAsia"/>
                 <w:sz w:val="18"/>
                 <w:szCs w:val="18"/>
               </w:rPr>
-              <w:t xml:space="preserve"> </w:t>
-            </w:r>
+              <w:t/>
+            </w:r>
+          </w:p>
+        </w:tc>
+        <w:tc>
+          <w:tcPr>
+            <w:gridSpan w:val="3"/>
+            <w:tcW w:w="1925" w:type="dxa"/>
+            <w:vAlign w:val="center"/>
+          </w:tcPr>
+          <w:p>
+            <w:pPr>
+              <w:jc w:val="right"/>
+              <w:rPr>
+                <w:sz w:val="18"/>
+                <w:szCs w:val="18"/>
+              </w:rPr>
+            </w:pPr>
             <w:r>
               <w:rPr>
                 <w:rFonts w:hint="eastAsia"/>
                 <w:sz w:val="18"/>
                 <w:szCs w:val="18"/>
               </w:rPr>
-              <w:t>30kW 미만</w:t>
-            </w:r>
-          </w:p>
-        </w:tc>
-        <w:bookmarkStart w:id="28" w:name="InstallQty2"/>
-        <w:bookmarkEnd w:id="28"/>
-        <w:tc>
-          <w:tcPr>
-            <w:tcW w:w="3798" w:type="dxa"/>
-            <w:gridSpan w:val="2"/>
-            <w:vAlign w:val="center"/>
-          </w:tcPr>
-          <w:p>
-            <w:pPr>
-              <w:jc w:val="center"/>
-              <w:rPr>
-                <w:rFonts w:hint="eastAsia"/>
-                <w:sz w:val="18"/>
-                <w:szCs w:val="18"/>
-              </w:rPr>
-            </w:pPr>
-            <w:sdt>
-              <w:sdtPr>
-                <w:rPr>
-                  <w:rStyle w:val="9pt"/>
-                  <w:rFonts w:hint="eastAsia"/>
-                </w:rPr>
-                <w:id w:val="1751003065"/>
-                <w:placeholder>
-                  <w:docPart w:val="7CF96C4D8F927649A96928F4DEE2EFB3"/>
-                </w:placeholder>
-                <w:showingPlcHdr/>
-                <w:text/>
-              </w:sdtPr>
-              <w:sdtEndPr>
-                <w:rPr>
-                  <w:rStyle w:val="a0"/>
-                  <w:rFonts w:eastAsia="맑은 고딕"/>
-                  <w:b w:val="0"/>
-                  <w:bCs/>
-                  <w:i/>
-                  <w:iCs/>
-                  <w:color w:val="A6A6A6" w:themeColor="background1" w:themeShade="A6"/>
-                  <w:sz w:val="16"/>
-                  <w:szCs w:val="16"/>
-                  <w:u w:val="single"/>
-                </w:rPr>
-              </w:sdtEndPr>
-              <w:sdtContent>
-                <w:r>
-                  <w:rPr>
-                    <w:rStyle w:val="ad"/>
-                    <w:rFonts w:hint="eastAsia"/>
-                    <w:b/>
-                    <w:bCs/>
-                    <w:i/>
-                    <w:iCs/>
-                    <w:color w:val="A6A6A6" w:themeColor="background1" w:themeShade="A6"/>
-                    <w:sz w:val="18"/>
-                    <w:szCs w:val="18"/>
-                    <w:u w:val="single"/>
-                  </w:rPr>
-                  <w:t xml:space="preserve">OO </w:t>
-                </w:r>
-              </w:sdtContent>
-            </w:sdt>
-            <w:r>
-              <w:rPr>
-                <w:rFonts w:hint="eastAsia"/>
-                <w:sz w:val="18"/>
-                <w:szCs w:val="18"/>
-              </w:rPr>
-              <w:t xml:space="preserve"> 기</w:t>
+              <w:t>기</w:t>
             </w:r>
           </w:p>
         </w:tc>
       </w:tr>
       <w:tr>
-        <w:trPr>
-          <w:trHeight w:val="413"/>
-        </w:trPr>
-        <w:tc>
-          <w:tcPr>
-            <w:tcW w:w="1553" w:type="dxa"/>
+        <w:tc>
+          <w:tcPr>
+            <w:tcW w:w="1552" w:type="dxa"/>
             <w:vMerge/>
             <w:vAlign w:val="center"/>
           </w:tcPr>
@@ -7577,7 +7547,7 @@
         </w:tc>
         <w:tc>
           <w:tcPr>
-            <w:tcW w:w="1554" w:type="dxa"/>
+            <w:tcW w:w="1552" w:type="dxa"/>
             <w:vMerge/>
             <w:vAlign w:val="center"/>
           </w:tcPr>
@@ -7593,12 +7563,13 @@
         </w:tc>
         <w:tc>
           <w:tcPr>
-            <w:tcW w:w="3551" w:type="dxa"/>
-            <w:gridSpan w:val="2"/>
+            <w:tcW w:w="1924" w:type="dxa"/>
+            <w:gridSpan w:val="4"/>
             <w:vAlign w:val="center"/>
           </w:tcPr>
           <w:p>
             <w:pPr>
+              <w:spacing w:line="180" w:lineRule="auto"/>
               <w:jc w:val="center"/>
               <w:rPr>
                 <w:sz w:val="18"/>
@@ -7611,14 +7582,32 @@
                 <w:sz w:val="18"/>
                 <w:szCs w:val="18"/>
               </w:rPr>
-              <w:t>전력분배형</w:t>
-            </w:r>
-          </w:p>
-        </w:tc>
-        <w:tc>
-          <w:tcPr>
-            <w:tcW w:w="3798" w:type="dxa"/>
-            <w:gridSpan w:val="2"/>
+              <w:t xml:space="preserve">전력분배형</w:t>
+            </w:r>
+          </w:p>
+          <w:p>
+            <w:pPr>
+              <w:spacing w:line="180" w:lineRule="auto"/>
+              <w:jc w:val="center"/>
+              <w:rPr>
+                <w:sz w:val="18"/>
+                <w:szCs w:val="18"/>
+              </w:rPr>
+            </w:pPr>
+            <w:r>
+              <w:rPr>
+                <w:rFonts w:hint="eastAsia"/>
+                <w:sz w:val="18"/>
+                <w:szCs w:val="18"/>
+              </w:rPr>
+              <w:t/>
+            </w:r>
+          </w:p>
+        </w:tc>
+        <w:tc>
+          <w:tcPr>
+            <w:tcW w:w="2444" w:type="dxa"/>
+            <w:gridSpan w:val="3"/>
             <w:vAlign w:val="center"/>
           </w:tcPr>
           <w:p>
@@ -7635,15 +7624,7 @@
                 <w:sz w:val="18"/>
                 <w:szCs w:val="18"/>
               </w:rPr>
-              <w:t>kW    기(케이블     개</w:t>
-            </w:r>
-            <w:r>
-              <w:rPr>
-                <w:rFonts w:hint="eastAsia"/>
-                <w:sz w:val="18"/>
-                <w:szCs w:val="18"/>
-              </w:rPr>
-              <w:t>)</w:t>
+              <w:t>kW    기(케이블     개)</w:t>
             </w:r>
           </w:p>
         </w:tc>

--- a/public/sk/template.docx
+++ b/public/sk/template.docx
@@ -7338,24 +7338,6 @@
               <w:t xml:space="preserve">7kW 이상 ~ 11kW 미만</w:t>
             </w:r>
           </w:p>
-          <w:p>
-            <w:pPr>
-              <w:spacing w:line="180" w:lineRule="auto"/>
-              <w:jc w:val="center"/>
-              <w:rPr>
-                <w:sz w:val="18"/>
-                <w:szCs w:val="18"/>
-              </w:rPr>
-            </w:pPr>
-            <w:r>
-              <w:rPr>
-                <w:rFonts w:hint="eastAsia"/>
-                <w:sz w:val="18"/>
-                <w:szCs w:val="18"/>
-              </w:rPr>
-              <w:t/>
-            </w:r>
-          </w:p>
         </w:tc>
         <w:tc>
           <w:tcPr>
@@ -7484,24 +7466,6 @@
               <w:t xml:space="preserve">11kW 이상 ~ 30kW 미만</w:t>
             </w:r>
           </w:p>
-          <w:p>
-            <w:pPr>
-              <w:spacing w:line="180" w:lineRule="auto"/>
-              <w:jc w:val="center"/>
-              <w:rPr>
-                <w:sz w:val="18"/>
-                <w:szCs w:val="18"/>
-              </w:rPr>
-            </w:pPr>
-            <w:r>
-              <w:rPr>
-                <w:rFonts w:hint="eastAsia"/>
-                <w:sz w:val="18"/>
-                <w:szCs w:val="18"/>
-              </w:rPr>
-              <w:t/>
-            </w:r>
-          </w:p>
         </w:tc>
         <w:tc>
           <w:tcPr>
@@ -7583,24 +7547,6 @@
                 <w:szCs w:val="18"/>
               </w:rPr>
               <w:t xml:space="preserve">전력분배형</w:t>
-            </w:r>
-          </w:p>
-          <w:p>
-            <w:pPr>
-              <w:spacing w:line="180" w:lineRule="auto"/>
-              <w:jc w:val="center"/>
-              <w:rPr>
-                <w:sz w:val="18"/>
-                <w:szCs w:val="18"/>
-              </w:rPr>
-            </w:pPr>
-            <w:r>
-              <w:rPr>
-                <w:rFonts w:hint="eastAsia"/>
-                <w:sz w:val="18"/>
-                <w:szCs w:val="18"/>
-              </w:rPr>
-              <w:t/>
             </w:r>
           </w:p>
         </w:tc>

--- a/public/sk/template.docx
+++ b/public/sk/template.docx
@@ -3707,1602 +3707,6 @@
         </w:tc>
       </w:tr>
     </w:tbl>
-    <w:p>
-      <w:pPr>
-        <w:widowControl/>
-        <w:wordWrap/>
-        <w:autoSpaceDE/>
-        <w:autoSpaceDN/>
-        <w:spacing w:after="0"/>
-        <w:rPr>
-          <w:rFonts w:ascii="맑은 고딕" w:eastAsia="맑은 고딕" w:hAnsi="맑은 고딕" w:cs="굴림"/>
-          <w:color w:val="000000"/>
-          <w:kern w:val="0"/>
-          <w:szCs w:val="22"/>
-          <w14:ligatures w14:val="none"/>
-        </w:rPr>
-      </w:pPr>
-      <w:r>
-        <w:rPr>
-          <w:rFonts w:ascii="맑은 고딕" w:eastAsia="맑은 고딕" w:hAnsi="맑은 고딕" w:cs="굴림" w:hint="eastAsia"/>
-          <w:color w:val="000000"/>
-          <w:kern w:val="0"/>
-          <w:szCs w:val="22"/>
-          <w14:ligatures w14:val="none"/>
-        </w:rPr>
-        <w:t> </w:t>
-      </w:r>
-    </w:p>
-    <w:p>
-      <w:pPr>
-        <w:widowControl/>
-        <w:wordWrap/>
-        <w:autoSpaceDE/>
-        <w:autoSpaceDN/>
-        <w:spacing w:after="0"/>
-        <w:rPr>
-          <w:rFonts w:ascii="맑은 고딕" w:eastAsia="맑은 고딕" w:hAnsi="맑은 고딕" w:cs="굴림"/>
-          <w:color w:val="000000"/>
-          <w:kern w:val="0"/>
-          <w:szCs w:val="22"/>
-          <w14:ligatures w14:val="none"/>
-        </w:rPr>
-      </w:pPr>
-      <w:r>
-        <w:rPr>
-          <w:rFonts w:ascii="맑은 고딕" w:eastAsia="맑은 고딕" w:hAnsi="맑은 고딕" w:cs="굴림" w:hint="eastAsia"/>
-          <w:color w:val="000000"/>
-          <w:kern w:val="0"/>
-          <w:szCs w:val="22"/>
-          <w14:ligatures w14:val="none"/>
-        </w:rPr>
-        <w:t> </w:t>
-      </w:r>
-    </w:p>
-    <w:p>
-      <w:pPr>
-        <w:widowControl/>
-        <w:wordWrap/>
-        <w:autoSpaceDE/>
-        <w:autoSpaceDN/>
-        <w:spacing w:after="0"/>
-        <w:rPr>
-          <w:rFonts w:ascii="맑은 고딕" w:eastAsia="맑은 고딕" w:hAnsi="맑은 고딕" w:cs="굴림"/>
-          <w:color w:val="000000"/>
-          <w:kern w:val="0"/>
-          <w:szCs w:val="22"/>
-          <w14:ligatures w14:val="none"/>
-        </w:rPr>
-      </w:pPr>
-      <w:r>
-        <w:rPr>
-          <w:rFonts w:ascii="맑은 고딕" w:eastAsia="맑은 고딕" w:hAnsi="맑은 고딕" w:cs="굴림" w:hint="eastAsia"/>
-          <w:color w:val="000000"/>
-          <w:kern w:val="0"/>
-          <w:szCs w:val="22"/>
-          <w14:ligatures w14:val="none"/>
-        </w:rPr>
-        <w:t> </w:t>
-      </w:r>
-    </w:p>
-    <w:p>
-      <w:pPr>
-        <w:widowControl/>
-        <w:wordWrap/>
-        <w:autoSpaceDE/>
-        <w:autoSpaceDN/>
-        <w:spacing w:after="0"/>
-        <w:rPr>
-          <w:rFonts w:ascii="맑은 고딕" w:eastAsia="맑은 고딕" w:hAnsi="맑은 고딕" w:cs="굴림"/>
-          <w:color w:val="000000"/>
-          <w:kern w:val="0"/>
-          <w:szCs w:val="22"/>
-          <w14:ligatures w14:val="none"/>
-        </w:rPr>
-      </w:pPr>
-      <w:r>
-        <w:rPr>
-          <w:rFonts w:ascii="맑은 고딕" w:eastAsia="맑은 고딕" w:hAnsi="맑은 고딕" w:cs="굴림" w:hint="eastAsia"/>
-          <w:color w:val="000000"/>
-          <w:kern w:val="0"/>
-          <w:szCs w:val="22"/>
-          <w14:ligatures w14:val="none"/>
-        </w:rPr>
-        <w:t> </w:t>
-      </w:r>
-    </w:p>
-    <w:p>
-      <w:pPr>
-        <w:widowControl/>
-        <w:wordWrap/>
-        <w:autoSpaceDE/>
-        <w:autoSpaceDN/>
-        <w:spacing w:after="0"/>
-        <w:rPr>
-          <w:rFonts w:ascii="맑은 고딕" w:eastAsia="맑은 고딕" w:hAnsi="맑은 고딕" w:cs="굴림"/>
-          <w:color w:val="000000"/>
-          <w:kern w:val="0"/>
-          <w:szCs w:val="22"/>
-          <w14:ligatures w14:val="none"/>
-        </w:rPr>
-      </w:pPr>
-      <w:r>
-        <w:rPr>
-          <w:rFonts w:ascii="맑은 고딕" w:eastAsia="맑은 고딕" w:hAnsi="맑은 고딕" w:cs="굴림" w:hint="eastAsia"/>
-          <w:color w:val="000000"/>
-          <w:kern w:val="0"/>
-          <w:szCs w:val="22"/>
-          <w14:ligatures w14:val="none"/>
-        </w:rPr>
-        <w:t> </w:t>
-      </w:r>
-    </w:p>
-    <w:p>
-      <w:pPr>
-        <w:widowControl/>
-        <w:wordWrap/>
-        <w:autoSpaceDE/>
-        <w:autoSpaceDN/>
-        <w:spacing w:after="0"/>
-        <w:rPr>
-          <w:rFonts w:ascii="맑은 고딕" w:eastAsia="맑은 고딕" w:hAnsi="맑은 고딕" w:cs="굴림"/>
-          <w:color w:val="000000"/>
-          <w:kern w:val="0"/>
-          <w:szCs w:val="22"/>
-          <w14:ligatures w14:val="none"/>
-        </w:rPr>
-      </w:pPr>
-      <w:r>
-        <w:rPr>
-          <w:rFonts w:ascii="맑은 고딕" w:eastAsia="맑은 고딕" w:hAnsi="맑은 고딕" w:cs="굴림" w:hint="eastAsia"/>
-          <w:color w:val="000000"/>
-          <w:kern w:val="0"/>
-          <w:szCs w:val="22"/>
-          <w14:ligatures w14:val="none"/>
-        </w:rPr>
-        <w:t> </w:t>
-      </w:r>
-    </w:p>
-    <w:p>
-      <w:pPr>
-        <w:widowControl/>
-        <w:wordWrap/>
-        <w:autoSpaceDE/>
-        <w:autoSpaceDN/>
-        <w:spacing w:after="0"/>
-        <w:rPr>
-          <w:rFonts w:ascii="맑은 고딕" w:eastAsia="맑은 고딕" w:hAnsi="맑은 고딕" w:cs="굴림"/>
-          <w:color w:val="000000"/>
-          <w:kern w:val="0"/>
-          <w:szCs w:val="22"/>
-          <w14:ligatures w14:val="none"/>
-        </w:rPr>
-      </w:pPr>
-      <w:r>
-        <w:rPr>
-          <w:rFonts w:ascii="맑은 고딕" w:eastAsia="맑은 고딕" w:hAnsi="맑은 고딕" w:cs="굴림" w:hint="eastAsia"/>
-          <w:color w:val="000000"/>
-          <w:kern w:val="0"/>
-          <w:szCs w:val="22"/>
-          <w14:ligatures w14:val="none"/>
-        </w:rPr>
-        <w:t> </w:t>
-      </w:r>
-    </w:p>
-    <w:p>
-      <w:pPr>
-        <w:widowControl/>
-        <w:wordWrap/>
-        <w:autoSpaceDE/>
-        <w:autoSpaceDN/>
-        <w:spacing w:after="0"/>
-        <w:rPr>
-          <w:rFonts w:ascii="맑은 고딕" w:eastAsia="맑은 고딕" w:hAnsi="맑은 고딕" w:cs="굴림"/>
-          <w:color w:val="000000"/>
-          <w:kern w:val="0"/>
-          <w:szCs w:val="22"/>
-          <w14:ligatures w14:val="none"/>
-        </w:rPr>
-      </w:pPr>
-      <w:r>
-        <w:rPr>
-          <w:rFonts w:ascii="맑은 고딕" w:eastAsia="맑은 고딕" w:hAnsi="맑은 고딕" w:cs="굴림" w:hint="eastAsia"/>
-          <w:color w:val="000000"/>
-          <w:kern w:val="0"/>
-          <w:szCs w:val="22"/>
-          <w14:ligatures w14:val="none"/>
-        </w:rPr>
-        <w:t> </w:t>
-      </w:r>
-    </w:p>
-    <w:p>
-      <w:pPr>
-        <w:widowControl/>
-        <w:wordWrap/>
-        <w:autoSpaceDE/>
-        <w:autoSpaceDN/>
-        <w:spacing w:after="0"/>
-        <w:rPr>
-          <w:rFonts w:ascii="맑은 고딕" w:eastAsia="맑은 고딕" w:hAnsi="맑은 고딕" w:cs="굴림"/>
-          <w:color w:val="000000"/>
-          <w:kern w:val="0"/>
-          <w:szCs w:val="22"/>
-          <w14:ligatures w14:val="none"/>
-        </w:rPr>
-      </w:pPr>
-      <w:r>
-        <w:rPr>
-          <w:rFonts w:ascii="맑은 고딕" w:eastAsia="맑은 고딕" w:hAnsi="맑은 고딕" w:cs="굴림" w:hint="eastAsia"/>
-          <w:color w:val="000000"/>
-          <w:kern w:val="0"/>
-          <w:szCs w:val="22"/>
-          <w14:ligatures w14:val="none"/>
-        </w:rPr>
-        <w:t> </w:t>
-      </w:r>
-    </w:p>
-    <w:p>
-      <w:pPr>
-        <w:widowControl/>
-        <w:wordWrap/>
-        <w:autoSpaceDE/>
-        <w:autoSpaceDN/>
-        <w:spacing w:after="0"/>
-        <w:rPr>
-          <w:rFonts w:ascii="맑은 고딕" w:eastAsia="맑은 고딕" w:hAnsi="맑은 고딕" w:cs="굴림"/>
-          <w:color w:val="000000"/>
-          <w:kern w:val="0"/>
-          <w:szCs w:val="22"/>
-          <w14:ligatures w14:val="none"/>
-        </w:rPr>
-      </w:pPr>
-      <w:r>
-        <w:rPr>
-          <w:rFonts w:ascii="맑은 고딕" w:eastAsia="맑은 고딕" w:hAnsi="맑은 고딕" w:cs="굴림" w:hint="eastAsia"/>
-          <w:color w:val="000000"/>
-          <w:kern w:val="0"/>
-          <w:szCs w:val="22"/>
-          <w14:ligatures w14:val="none"/>
-        </w:rPr>
-        <w:t> </w:t>
-      </w:r>
-    </w:p>
-    <w:p>
-      <w:pPr>
-        <w:widowControl/>
-        <w:wordWrap/>
-        <w:autoSpaceDE/>
-        <w:autoSpaceDN/>
-        <w:spacing w:after="0"/>
-        <w:rPr>
-          <w:rFonts w:ascii="맑은 고딕" w:eastAsia="맑은 고딕" w:hAnsi="맑은 고딕" w:cs="굴림"/>
-          <w:color w:val="000000"/>
-          <w:kern w:val="0"/>
-          <w:szCs w:val="22"/>
-          <w14:ligatures w14:val="none"/>
-        </w:rPr>
-      </w:pPr>
-      <w:r>
-        <w:rPr>
-          <w:rFonts w:ascii="맑은 고딕" w:eastAsia="맑은 고딕" w:hAnsi="맑은 고딕" w:cs="굴림" w:hint="eastAsia"/>
-          <w:color w:val="000000"/>
-          <w:kern w:val="0"/>
-          <w:szCs w:val="22"/>
-          <w14:ligatures w14:val="none"/>
-        </w:rPr>
-        <w:t> </w:t>
-      </w:r>
-    </w:p>
-    <w:p>
-      <w:pPr>
-        <w:widowControl/>
-        <w:wordWrap/>
-        <w:autoSpaceDE/>
-        <w:autoSpaceDN/>
-        <w:spacing w:after="0"/>
-        <w:rPr>
-          <w:rFonts w:ascii="맑은 고딕" w:eastAsia="맑은 고딕" w:hAnsi="맑은 고딕" w:cs="굴림"/>
-          <w:color w:val="000000"/>
-          <w:kern w:val="0"/>
-          <w:szCs w:val="22"/>
-          <w14:ligatures w14:val="none"/>
-        </w:rPr>
-      </w:pPr>
-      <w:r>
-        <w:rPr>
-          <w:rFonts w:ascii="맑은 고딕" w:eastAsia="맑은 고딕" w:hAnsi="맑은 고딕" w:cs="굴림" w:hint="eastAsia"/>
-          <w:color w:val="000000"/>
-          <w:kern w:val="0"/>
-          <w:szCs w:val="22"/>
-          <w14:ligatures w14:val="none"/>
-        </w:rPr>
-        <w:t> </w:t>
-      </w:r>
-    </w:p>
-    <w:p>
-      <w:pPr>
-        <w:widowControl/>
-        <w:wordWrap/>
-        <w:autoSpaceDE/>
-        <w:autoSpaceDN/>
-        <w:spacing w:after="0"/>
-        <w:rPr>
-          <w:rFonts w:ascii="맑은 고딕" w:eastAsia="맑은 고딕" w:hAnsi="맑은 고딕" w:cs="굴림"/>
-          <w:color w:val="000000"/>
-          <w:kern w:val="0"/>
-          <w:szCs w:val="22"/>
-          <w14:ligatures w14:val="none"/>
-        </w:rPr>
-      </w:pPr>
-      <w:r>
-        <w:rPr>
-          <w:rFonts w:ascii="맑은 고딕" w:eastAsia="맑은 고딕" w:hAnsi="맑은 고딕" w:cs="굴림" w:hint="eastAsia"/>
-          <w:color w:val="000000"/>
-          <w:kern w:val="0"/>
-          <w:szCs w:val="22"/>
-          <w14:ligatures w14:val="none"/>
-        </w:rPr>
-        <w:t> </w:t>
-      </w:r>
-    </w:p>
-    <w:p>
-      <w:pPr>
-        <w:widowControl/>
-        <w:wordWrap/>
-        <w:autoSpaceDE/>
-        <w:autoSpaceDN/>
-        <w:spacing w:after="0"/>
-        <w:rPr>
-          <w:rFonts w:ascii="맑은 고딕" w:eastAsia="맑은 고딕" w:hAnsi="맑은 고딕" w:cs="굴림"/>
-          <w:color w:val="000000"/>
-          <w:kern w:val="0"/>
-          <w:szCs w:val="22"/>
-          <w14:ligatures w14:val="none"/>
-        </w:rPr>
-      </w:pPr>
-      <w:r>
-        <w:rPr>
-          <w:rFonts w:ascii="맑은 고딕" w:eastAsia="맑은 고딕" w:hAnsi="맑은 고딕" w:cs="굴림" w:hint="eastAsia"/>
-          <w:color w:val="000000"/>
-          <w:kern w:val="0"/>
-          <w:szCs w:val="22"/>
-          <w14:ligatures w14:val="none"/>
-        </w:rPr>
-        <w:t> </w:t>
-      </w:r>
-    </w:p>
-    <w:p>
-      <w:pPr>
-        <w:widowControl/>
-        <w:wordWrap/>
-        <w:autoSpaceDE/>
-        <w:autoSpaceDN/>
-        <w:spacing w:after="0"/>
-        <w:rPr>
-          <w:rFonts w:ascii="맑은 고딕" w:eastAsia="맑은 고딕" w:hAnsi="맑은 고딕" w:cs="굴림"/>
-          <w:color w:val="000000"/>
-          <w:kern w:val="0"/>
-          <w:szCs w:val="22"/>
-          <w14:ligatures w14:val="none"/>
-        </w:rPr>
-      </w:pPr>
-      <w:r>
-        <w:rPr>
-          <w:rFonts w:ascii="맑은 고딕" w:eastAsia="맑은 고딕" w:hAnsi="맑은 고딕" w:cs="굴림" w:hint="eastAsia"/>
-          <w:color w:val="000000"/>
-          <w:kern w:val="0"/>
-          <w:szCs w:val="22"/>
-          <w14:ligatures w14:val="none"/>
-        </w:rPr>
-        <w:t> </w:t>
-      </w:r>
-    </w:p>
-    <w:p>
-      <w:pPr>
-        <w:widowControl/>
-        <w:wordWrap/>
-        <w:autoSpaceDE/>
-        <w:autoSpaceDN/>
-        <w:spacing w:after="0"/>
-        <w:rPr>
-          <w:rFonts w:ascii="맑은 고딕" w:eastAsia="맑은 고딕" w:hAnsi="맑은 고딕" w:cs="굴림"/>
-          <w:color w:val="000000"/>
-          <w:kern w:val="0"/>
-          <w:szCs w:val="22"/>
-          <w14:ligatures w14:val="none"/>
-        </w:rPr>
-      </w:pPr>
-      <w:r>
-        <w:rPr>
-          <w:rFonts w:ascii="맑은 고딕" w:eastAsia="맑은 고딕" w:hAnsi="맑은 고딕" w:cs="굴림" w:hint="eastAsia"/>
-          <w:color w:val="000000"/>
-          <w:kern w:val="0"/>
-          <w:szCs w:val="22"/>
-          <w14:ligatures w14:val="none"/>
-        </w:rPr>
-        <w:t> </w:t>
-      </w:r>
-    </w:p>
-    <w:p>
-      <w:pPr>
-        <w:widowControl/>
-        <w:wordWrap/>
-        <w:autoSpaceDE/>
-        <w:autoSpaceDN/>
-        <w:spacing w:after="0"/>
-        <w:rPr>
-          <w:rFonts w:ascii="맑은 고딕" w:eastAsia="맑은 고딕" w:hAnsi="맑은 고딕" w:cs="굴림"/>
-          <w:color w:val="000000"/>
-          <w:kern w:val="0"/>
-          <w:szCs w:val="22"/>
-          <w14:ligatures w14:val="none"/>
-        </w:rPr>
-      </w:pPr>
-      <w:r>
-        <w:rPr>
-          <w:rFonts w:ascii="맑은 고딕" w:eastAsia="맑은 고딕" w:hAnsi="맑은 고딕" w:cs="굴림" w:hint="eastAsia"/>
-          <w:color w:val="000000"/>
-          <w:kern w:val="0"/>
-          <w:szCs w:val="22"/>
-          <w14:ligatures w14:val="none"/>
-        </w:rPr>
-        <w:t> </w:t>
-      </w:r>
-    </w:p>
-    <w:p>
-      <w:pPr>
-        <w:widowControl/>
-        <w:wordWrap/>
-        <w:autoSpaceDE/>
-        <w:autoSpaceDN/>
-        <w:spacing w:after="0"/>
-        <w:rPr>
-          <w:rFonts w:ascii="맑은 고딕" w:eastAsia="맑은 고딕" w:hAnsi="맑은 고딕" w:cs="굴림"/>
-          <w:color w:val="000000"/>
-          <w:kern w:val="0"/>
-          <w:szCs w:val="22"/>
-          <w14:ligatures w14:val="none"/>
-        </w:rPr>
-      </w:pPr>
-      <w:r>
-        <w:rPr>
-          <w:rFonts w:ascii="맑은 고딕" w:eastAsia="맑은 고딕" w:hAnsi="맑은 고딕" w:cs="굴림" w:hint="eastAsia"/>
-          <w:color w:val="000000"/>
-          <w:kern w:val="0"/>
-          <w:szCs w:val="22"/>
-          <w14:ligatures w14:val="none"/>
-        </w:rPr>
-        <w:t> </w:t>
-      </w:r>
-    </w:p>
-    <w:p>
-      <w:pPr>
-        <w:widowControl/>
-        <w:wordWrap/>
-        <w:autoSpaceDE/>
-        <w:autoSpaceDN/>
-        <w:spacing w:after="0"/>
-        <w:rPr>
-          <w:rFonts w:ascii="맑은 고딕" w:eastAsia="맑은 고딕" w:hAnsi="맑은 고딕" w:cs="굴림"/>
-          <w:color w:val="000000"/>
-          <w:kern w:val="0"/>
-          <w:szCs w:val="22"/>
-          <w14:ligatures w14:val="none"/>
-        </w:rPr>
-      </w:pPr>
-      <w:r>
-        <w:rPr>
-          <w:rFonts w:ascii="맑은 고딕" w:eastAsia="맑은 고딕" w:hAnsi="맑은 고딕" w:cs="굴림" w:hint="eastAsia"/>
-          <w:color w:val="000000"/>
-          <w:kern w:val="0"/>
-          <w:szCs w:val="22"/>
-          <w14:ligatures w14:val="none"/>
-        </w:rPr>
-        <w:t> </w:t>
-      </w:r>
-    </w:p>
-    <w:p>
-      <w:pPr>
-        <w:widowControl/>
-        <w:wordWrap/>
-        <w:autoSpaceDE/>
-        <w:autoSpaceDN/>
-        <w:spacing w:after="0"/>
-        <w:rPr>
-          <w:rFonts w:ascii="맑은 고딕" w:eastAsia="맑은 고딕" w:hAnsi="맑은 고딕" w:cs="굴림"/>
-          <w:color w:val="000000"/>
-          <w:kern w:val="0"/>
-          <w:szCs w:val="22"/>
-          <w14:ligatures w14:val="none"/>
-        </w:rPr>
-      </w:pPr>
-      <w:r>
-        <w:rPr>
-          <w:rFonts w:ascii="맑은 고딕" w:eastAsia="맑은 고딕" w:hAnsi="맑은 고딕" w:cs="굴림" w:hint="eastAsia"/>
-          <w:color w:val="000000"/>
-          <w:kern w:val="0"/>
-          <w:szCs w:val="22"/>
-          <w14:ligatures w14:val="none"/>
-        </w:rPr>
-        <w:lastRenderedPageBreak/>
-        <w:t> </w:t>
-      </w:r>
-      <w:r>
-        <w:rPr>
-          <w:rFonts w:ascii="맑은 고딕" w:eastAsia="맑은 고딕" w:hAnsi="맑은 고딕" w:cs="굴림" w:hint="eastAsia"/>
-          <w:b/>
-          <w:bCs/>
-          <w:color w:val="000000"/>
-          <w:kern w:val="0"/>
-          <w:sz w:val="17"/>
-          <w:szCs w:val="17"/>
-          <w14:ligatures w14:val="none"/>
-        </w:rPr>
-        <w:t>별첨1. SK일렉링크 충전요금]</w:t>
-      </w:r>
-    </w:p>
-    <w:tbl>
-      <w:tblPr>
-        <w:tblW w:w="0" w:type="auto"/>
-        <w:tblCellMar>
-          <w:left w:w="0" w:type="dxa"/>
-          <w:right w:w="0" w:type="dxa"/>
-        </w:tblCellMar>
-        <w:tblLook w:val="04A0" w:firstRow="1" w:lastRow="0" w:firstColumn="1" w:lastColumn="0" w:noHBand="0" w:noVBand="1"/>
-      </w:tblPr>
-      <w:tblGrid>
-        <w:gridCol w:w="1110"/>
-        <w:gridCol w:w="1485"/>
-        <w:gridCol w:w="2040"/>
-        <w:gridCol w:w="1860"/>
-        <w:gridCol w:w="1665"/>
-      </w:tblGrid>
-      <w:tr>
-        <w:trPr>
-          <w:trHeight w:val="270"/>
-        </w:trPr>
-        <w:tc>
-          <w:tcPr>
-            <w:tcW w:w="1110" w:type="dxa"/>
-            <w:vMerge w:val="restart"/>
-            <w:tcBorders>
-              <w:top w:val="single" w:sz="2" w:space="0" w:color="000000"/>
-              <w:left w:val="single" w:sz="2" w:space="0" w:color="000000"/>
-              <w:bottom w:val="single" w:sz="2" w:space="0" w:color="000000"/>
-              <w:right w:val="single" w:sz="2" w:space="0" w:color="000000"/>
-            </w:tcBorders>
-            <w:shd w:val="clear" w:color="auto" w:fill="FAE2D5"/>
-            <w:tcMar>
-              <w:top w:w="0" w:type="dxa"/>
-              <w:left w:w="105" w:type="dxa"/>
-              <w:bottom w:w="0" w:type="dxa"/>
-              <w:right w:w="105" w:type="dxa"/>
-            </w:tcMar>
-            <w:vAlign w:val="center"/>
-            <w:hideMark/>
-          </w:tcPr>
-          <w:p>
-            <w:pPr>
-              <w:widowControl/>
-              <w:wordWrap/>
-              <w:autoSpaceDE/>
-              <w:autoSpaceDN/>
-              <w:spacing w:after="0"/>
-              <w:jc w:val="center"/>
-              <w:rPr>
-                <w:rFonts w:ascii="맑은 고딕" w:eastAsia="맑은 고딕" w:hAnsi="맑은 고딕" w:cs="굴림"/>
-                <w:color w:val="000000"/>
-                <w:kern w:val="0"/>
-                <w:szCs w:val="22"/>
-                <w14:ligatures w14:val="none"/>
-              </w:rPr>
-            </w:pPr>
-            <w:r>
-              <w:rPr>
-                <w:rFonts w:ascii="맑은 고딕" w:eastAsia="맑은 고딕" w:hAnsi="맑은 고딕" w:cs="굴림" w:hint="eastAsia"/>
-                <w:b/>
-                <w:bCs/>
-                <w:color w:val="000000"/>
-                <w:kern w:val="0"/>
-                <w:sz w:val="16"/>
-                <w:szCs w:val="16"/>
-                <w14:ligatures w14:val="none"/>
-              </w:rPr>
-              <w:t>구분</w:t>
-            </w:r>
-          </w:p>
-        </w:tc>
-        <w:tc>
-          <w:tcPr>
-            <w:tcW w:w="1485" w:type="dxa"/>
-            <w:vMerge w:val="restart"/>
-            <w:tcBorders>
-              <w:top w:val="single" w:sz="2" w:space="0" w:color="000000"/>
-              <w:left w:val="single" w:sz="2" w:space="0" w:color="000000"/>
-              <w:bottom w:val="single" w:sz="2" w:space="0" w:color="000000"/>
-              <w:right w:val="single" w:sz="2" w:space="0" w:color="000000"/>
-            </w:tcBorders>
-            <w:shd w:val="clear" w:color="auto" w:fill="FAE2D5"/>
-            <w:tcMar>
-              <w:top w:w="0" w:type="dxa"/>
-              <w:left w:w="105" w:type="dxa"/>
-              <w:bottom w:w="0" w:type="dxa"/>
-              <w:right w:w="105" w:type="dxa"/>
-            </w:tcMar>
-            <w:vAlign w:val="center"/>
-            <w:hideMark/>
-          </w:tcPr>
-          <w:p>
-            <w:pPr>
-              <w:widowControl/>
-              <w:wordWrap/>
-              <w:autoSpaceDE/>
-              <w:autoSpaceDN/>
-              <w:spacing w:after="0"/>
-              <w:jc w:val="center"/>
-              <w:rPr>
-                <w:rFonts w:ascii="맑은 고딕" w:eastAsia="맑은 고딕" w:hAnsi="맑은 고딕" w:cs="굴림"/>
-                <w:color w:val="000000"/>
-                <w:kern w:val="0"/>
-                <w:szCs w:val="22"/>
-                <w14:ligatures w14:val="none"/>
-              </w:rPr>
-            </w:pPr>
-            <w:r>
-              <w:rPr>
-                <w:rFonts w:ascii="맑은 고딕" w:eastAsia="맑은 고딕" w:hAnsi="맑은 고딕" w:cs="굴림" w:hint="eastAsia"/>
-                <w:b/>
-                <w:bCs/>
-                <w:color w:val="000000"/>
-                <w:kern w:val="0"/>
-                <w:sz w:val="16"/>
-                <w:szCs w:val="16"/>
-                <w14:ligatures w14:val="none"/>
-              </w:rPr>
-              <w:t>계약기간</w:t>
-            </w:r>
-          </w:p>
-        </w:tc>
-        <w:tc>
-          <w:tcPr>
-            <w:tcW w:w="2040" w:type="dxa"/>
-            <w:vMerge w:val="restart"/>
-            <w:tcBorders>
-              <w:top w:val="single" w:sz="2" w:space="0" w:color="000000"/>
-              <w:left w:val="single" w:sz="2" w:space="0" w:color="000000"/>
-              <w:bottom w:val="single" w:sz="2" w:space="0" w:color="000000"/>
-              <w:right w:val="single" w:sz="2" w:space="0" w:color="000000"/>
-            </w:tcBorders>
-            <w:shd w:val="clear" w:color="auto" w:fill="FAE2D5"/>
-            <w:tcMar>
-              <w:top w:w="0" w:type="dxa"/>
-              <w:left w:w="105" w:type="dxa"/>
-              <w:bottom w:w="0" w:type="dxa"/>
-              <w:right w:w="105" w:type="dxa"/>
-            </w:tcMar>
-            <w:vAlign w:val="center"/>
-            <w:hideMark/>
-          </w:tcPr>
-          <w:p>
-            <w:pPr>
-              <w:widowControl/>
-              <w:wordWrap/>
-              <w:autoSpaceDE/>
-              <w:autoSpaceDN/>
-              <w:spacing w:after="0"/>
-              <w:jc w:val="center"/>
-              <w:rPr>
-                <w:rFonts w:ascii="맑은 고딕" w:eastAsia="맑은 고딕" w:hAnsi="맑은 고딕" w:cs="굴림"/>
-                <w:color w:val="000000"/>
-                <w:kern w:val="0"/>
-                <w:szCs w:val="22"/>
-                <w14:ligatures w14:val="none"/>
-              </w:rPr>
-            </w:pPr>
-            <w:r>
-              <w:rPr>
-                <w:rFonts w:ascii="맑은 고딕" w:eastAsia="맑은 고딕" w:hAnsi="맑은 고딕" w:cs="굴림" w:hint="eastAsia"/>
-                <w:b/>
-                <w:bCs/>
-                <w:color w:val="000000"/>
-                <w:kern w:val="0"/>
-                <w:sz w:val="16"/>
-                <w:szCs w:val="16"/>
-                <w14:ligatures w14:val="none"/>
-              </w:rPr>
-              <w:t>충전단가</w:t>
-            </w:r>
-          </w:p>
-        </w:tc>
-        <w:tc>
-          <w:tcPr>
-            <w:tcW w:w="3525" w:type="dxa"/>
-            <w:gridSpan w:val="2"/>
-            <w:tcBorders>
-              <w:top w:val="single" w:sz="2" w:space="0" w:color="000000"/>
-              <w:left w:val="single" w:sz="2" w:space="0" w:color="000000"/>
-              <w:bottom w:val="single" w:sz="2" w:space="0" w:color="000000"/>
-              <w:right w:val="single" w:sz="2" w:space="0" w:color="000000"/>
-            </w:tcBorders>
-            <w:shd w:val="clear" w:color="auto" w:fill="FAE2D5"/>
-            <w:tcMar>
-              <w:top w:w="0" w:type="dxa"/>
-              <w:left w:w="105" w:type="dxa"/>
-              <w:bottom w:w="0" w:type="dxa"/>
-              <w:right w:w="105" w:type="dxa"/>
-            </w:tcMar>
-            <w:vAlign w:val="center"/>
-            <w:hideMark/>
-          </w:tcPr>
-          <w:p>
-            <w:pPr>
-              <w:widowControl/>
-              <w:wordWrap/>
-              <w:autoSpaceDE/>
-              <w:autoSpaceDN/>
-              <w:spacing w:after="0"/>
-              <w:jc w:val="center"/>
-              <w:rPr>
-                <w:rFonts w:ascii="맑은 고딕" w:eastAsia="맑은 고딕" w:hAnsi="맑은 고딕" w:cs="굴림"/>
-                <w:color w:val="000000"/>
-                <w:kern w:val="0"/>
-                <w:szCs w:val="22"/>
-                <w14:ligatures w14:val="none"/>
-              </w:rPr>
-            </w:pPr>
-            <w:r>
-              <w:rPr>
-                <w:rFonts w:ascii="맑은 고딕" w:eastAsia="맑은 고딕" w:hAnsi="맑은 고딕" w:cs="굴림" w:hint="eastAsia"/>
-                <w:b/>
-                <w:bCs/>
-                <w:color w:val="000000"/>
-                <w:kern w:val="0"/>
-                <w:sz w:val="16"/>
-                <w:szCs w:val="16"/>
-                <w14:ligatures w14:val="none"/>
-              </w:rPr>
-              <w:t>프로모션(충전혜택)</w:t>
-            </w:r>
-          </w:p>
-        </w:tc>
-      </w:tr>
-      <w:tr>
-        <w:trPr>
-          <w:trHeight w:val="210"/>
-        </w:trPr>
-        <w:tc>
-          <w:tcPr>
-            <w:tcW w:w="0" w:type="auto"/>
-            <w:vMerge/>
-            <w:tcBorders>
-              <w:top w:val="single" w:sz="2" w:space="0" w:color="000000"/>
-              <w:left w:val="single" w:sz="2" w:space="0" w:color="000000"/>
-              <w:bottom w:val="single" w:sz="2" w:space="0" w:color="000000"/>
-              <w:right w:val="single" w:sz="2" w:space="0" w:color="000000"/>
-            </w:tcBorders>
-            <w:vAlign w:val="center"/>
-            <w:hideMark/>
-          </w:tcPr>
-          <w:p>
-            <w:pPr>
-              <w:widowControl/>
-              <w:wordWrap/>
-              <w:autoSpaceDE/>
-              <w:autoSpaceDN/>
-              <w:spacing w:after="0"/>
-              <w:rPr>
-                <w:rFonts w:ascii="맑은 고딕" w:eastAsia="맑은 고딕" w:hAnsi="맑은 고딕" w:cs="굴림"/>
-                <w:color w:val="000000"/>
-                <w:kern w:val="0"/>
-                <w:szCs w:val="22"/>
-                <w14:ligatures w14:val="none"/>
-              </w:rPr>
-            </w:pPr>
-          </w:p>
-        </w:tc>
-        <w:tc>
-          <w:tcPr>
-            <w:tcW w:w="0" w:type="auto"/>
-            <w:vMerge/>
-            <w:tcBorders>
-              <w:top w:val="single" w:sz="2" w:space="0" w:color="000000"/>
-              <w:left w:val="single" w:sz="2" w:space="0" w:color="000000"/>
-              <w:bottom w:val="single" w:sz="2" w:space="0" w:color="000000"/>
-              <w:right w:val="single" w:sz="2" w:space="0" w:color="000000"/>
-            </w:tcBorders>
-            <w:vAlign w:val="center"/>
-            <w:hideMark/>
-          </w:tcPr>
-          <w:p>
-            <w:pPr>
-              <w:widowControl/>
-              <w:wordWrap/>
-              <w:autoSpaceDE/>
-              <w:autoSpaceDN/>
-              <w:spacing w:after="0"/>
-              <w:rPr>
-                <w:rFonts w:ascii="맑은 고딕" w:eastAsia="맑은 고딕" w:hAnsi="맑은 고딕" w:cs="굴림"/>
-                <w:color w:val="000000"/>
-                <w:kern w:val="0"/>
-                <w:szCs w:val="22"/>
-                <w14:ligatures w14:val="none"/>
-              </w:rPr>
-            </w:pPr>
-          </w:p>
-        </w:tc>
-        <w:tc>
-          <w:tcPr>
-            <w:tcW w:w="0" w:type="auto"/>
-            <w:vMerge/>
-            <w:tcBorders>
-              <w:top w:val="single" w:sz="2" w:space="0" w:color="000000"/>
-              <w:left w:val="single" w:sz="2" w:space="0" w:color="000000"/>
-              <w:bottom w:val="single" w:sz="2" w:space="0" w:color="000000"/>
-              <w:right w:val="single" w:sz="2" w:space="0" w:color="000000"/>
-            </w:tcBorders>
-            <w:vAlign w:val="center"/>
-            <w:hideMark/>
-          </w:tcPr>
-          <w:p>
-            <w:pPr>
-              <w:widowControl/>
-              <w:wordWrap/>
-              <w:autoSpaceDE/>
-              <w:autoSpaceDN/>
-              <w:spacing w:after="0"/>
-              <w:rPr>
-                <w:rFonts w:ascii="맑은 고딕" w:eastAsia="맑은 고딕" w:hAnsi="맑은 고딕" w:cs="굴림"/>
-                <w:color w:val="000000"/>
-                <w:kern w:val="0"/>
-                <w:szCs w:val="22"/>
-                <w14:ligatures w14:val="none"/>
-              </w:rPr>
-            </w:pPr>
-          </w:p>
-        </w:tc>
-        <w:tc>
-          <w:tcPr>
-            <w:tcW w:w="1860" w:type="dxa"/>
-            <w:tcBorders>
-              <w:top w:val="single" w:sz="2" w:space="0" w:color="000000"/>
-              <w:left w:val="single" w:sz="2" w:space="0" w:color="000000"/>
-              <w:bottom w:val="single" w:sz="2" w:space="0" w:color="000000"/>
-              <w:right w:val="single" w:sz="2" w:space="0" w:color="000000"/>
-            </w:tcBorders>
-            <w:shd w:val="clear" w:color="auto" w:fill="FAE2D5"/>
-            <w:tcMar>
-              <w:top w:w="0" w:type="dxa"/>
-              <w:left w:w="105" w:type="dxa"/>
-              <w:bottom w:w="0" w:type="dxa"/>
-              <w:right w:w="105" w:type="dxa"/>
-            </w:tcMar>
-            <w:vAlign w:val="center"/>
-            <w:hideMark/>
-          </w:tcPr>
-          <w:p>
-            <w:pPr>
-              <w:widowControl/>
-              <w:wordWrap/>
-              <w:autoSpaceDE/>
-              <w:autoSpaceDN/>
-              <w:spacing w:after="0"/>
-              <w:jc w:val="center"/>
-              <w:rPr>
-                <w:rFonts w:ascii="맑은 고딕" w:eastAsia="맑은 고딕" w:hAnsi="맑은 고딕" w:cs="굴림"/>
-                <w:color w:val="000000"/>
-                <w:kern w:val="0"/>
-                <w:szCs w:val="22"/>
-                <w14:ligatures w14:val="none"/>
-              </w:rPr>
-            </w:pPr>
-            <w:r>
-              <w:rPr>
-                <w:rFonts w:ascii="맑은 고딕" w:eastAsia="맑은 고딕" w:hAnsi="맑은 고딕" w:cs="굴림" w:hint="eastAsia"/>
-                <w:b/>
-                <w:bCs/>
-                <w:color w:val="000000"/>
-                <w:kern w:val="0"/>
-                <w:sz w:val="16"/>
-                <w:szCs w:val="16"/>
-                <w14:ligatures w14:val="none"/>
-              </w:rPr>
-              <w:t>기간</w:t>
-            </w:r>
-          </w:p>
-        </w:tc>
-        <w:tc>
-          <w:tcPr>
-            <w:tcW w:w="1665" w:type="dxa"/>
-            <w:tcBorders>
-              <w:top w:val="single" w:sz="2" w:space="0" w:color="000000"/>
-              <w:left w:val="single" w:sz="2" w:space="0" w:color="000000"/>
-              <w:bottom w:val="single" w:sz="2" w:space="0" w:color="000000"/>
-              <w:right w:val="single" w:sz="2" w:space="0" w:color="000000"/>
-            </w:tcBorders>
-            <w:shd w:val="clear" w:color="auto" w:fill="FAE2D5"/>
-            <w:tcMar>
-              <w:top w:w="0" w:type="dxa"/>
-              <w:left w:w="105" w:type="dxa"/>
-              <w:bottom w:w="0" w:type="dxa"/>
-              <w:right w:w="105" w:type="dxa"/>
-            </w:tcMar>
-            <w:vAlign w:val="center"/>
-            <w:hideMark/>
-          </w:tcPr>
-          <w:p>
-            <w:pPr>
-              <w:widowControl/>
-              <w:wordWrap/>
-              <w:autoSpaceDE/>
-              <w:autoSpaceDN/>
-              <w:spacing w:after="0"/>
-              <w:jc w:val="center"/>
-              <w:rPr>
-                <w:rFonts w:ascii="맑은 고딕" w:eastAsia="맑은 고딕" w:hAnsi="맑은 고딕" w:cs="굴림"/>
-                <w:color w:val="000000"/>
-                <w:kern w:val="0"/>
-                <w:szCs w:val="22"/>
-                <w14:ligatures w14:val="none"/>
-              </w:rPr>
-            </w:pPr>
-            <w:r>
-              <w:rPr>
-                <w:rFonts w:ascii="맑은 고딕" w:eastAsia="맑은 고딕" w:hAnsi="맑은 고딕" w:cs="굴림" w:hint="eastAsia"/>
-                <w:b/>
-                <w:bCs/>
-                <w:color w:val="000000"/>
-                <w:kern w:val="0"/>
-                <w:sz w:val="16"/>
-                <w:szCs w:val="16"/>
-                <w14:ligatures w14:val="none"/>
-              </w:rPr>
-              <w:t>요금</w:t>
-            </w:r>
-          </w:p>
-        </w:tc>
-      </w:tr>
-      <w:tr>
-        <w:trPr>
-          <w:trHeight w:val="270"/>
-        </w:trPr>
-        <w:tc>
-          <w:tcPr>
-            <w:tcW w:w="1110" w:type="dxa"/>
-            <w:vMerge w:val="restart"/>
-            <w:tcBorders>
-              <w:top w:val="single" w:sz="2" w:space="0" w:color="000000"/>
-              <w:left w:val="single" w:sz="2" w:space="0" w:color="000000"/>
-              <w:bottom w:val="single" w:sz="2" w:space="0" w:color="000000"/>
-              <w:right w:val="single" w:sz="2" w:space="0" w:color="000000"/>
-            </w:tcBorders>
-            <w:tcMar>
-              <w:top w:w="0" w:type="dxa"/>
-              <w:left w:w="105" w:type="dxa"/>
-              <w:bottom w:w="0" w:type="dxa"/>
-              <w:right w:w="105" w:type="dxa"/>
-            </w:tcMar>
-            <w:vAlign w:val="center"/>
-            <w:hideMark/>
-          </w:tcPr>
-          <w:p>
-            <w:pPr>
-              <w:widowControl/>
-              <w:wordWrap/>
-              <w:autoSpaceDE/>
-              <w:autoSpaceDN/>
-              <w:spacing w:after="0"/>
-              <w:jc w:val="center"/>
-              <w:rPr>
-                <w:rFonts w:ascii="맑은 고딕" w:eastAsia="맑은 고딕" w:hAnsi="맑은 고딕" w:cs="굴림"/>
-                <w:color w:val="000000"/>
-                <w:kern w:val="0"/>
-                <w:szCs w:val="22"/>
-                <w14:ligatures w14:val="none"/>
-              </w:rPr>
-            </w:pPr>
-            <w:r>
-              <w:rPr>
-                <w:rFonts w:ascii="맑은 고딕" w:eastAsia="맑은 고딕" w:hAnsi="맑은 고딕" w:cs="굴림" w:hint="eastAsia"/>
-                <w:color w:val="000000"/>
-                <w:kern w:val="0"/>
-                <w:sz w:val="16"/>
-                <w:szCs w:val="16"/>
-                <w14:ligatures w14:val="none"/>
-              </w:rPr>
-              <w:t>공동주택</w:t>
-            </w:r>
-          </w:p>
-        </w:tc>
-        <w:tc>
-          <w:tcPr>
-            <w:tcW w:w="1485" w:type="dxa"/>
-            <w:tcBorders>
-              <w:top w:val="single" w:sz="2" w:space="0" w:color="000000"/>
-              <w:left w:val="single" w:sz="2" w:space="0" w:color="000000"/>
-              <w:bottom w:val="single" w:sz="2" w:space="0" w:color="000000"/>
-              <w:right w:val="single" w:sz="2" w:space="0" w:color="000000"/>
-            </w:tcBorders>
-            <w:tcMar>
-              <w:top w:w="0" w:type="dxa"/>
-              <w:left w:w="105" w:type="dxa"/>
-              <w:bottom w:w="0" w:type="dxa"/>
-              <w:right w:w="105" w:type="dxa"/>
-            </w:tcMar>
-            <w:vAlign w:val="center"/>
-            <w:hideMark/>
-          </w:tcPr>
-          <w:p>
-            <w:pPr>
-              <w:widowControl/>
-              <w:wordWrap/>
-              <w:autoSpaceDE/>
-              <w:autoSpaceDN/>
-              <w:spacing w:after="0"/>
-              <w:jc w:val="center"/>
-              <w:rPr>
-                <w:rFonts w:ascii="맑은 고딕" w:eastAsia="맑은 고딕" w:hAnsi="맑은 고딕" w:cs="굴림"/>
-                <w:color w:val="000000"/>
-                <w:kern w:val="0"/>
-                <w:szCs w:val="22"/>
-                <w14:ligatures w14:val="none"/>
-              </w:rPr>
-            </w:pPr>
-            <w:r>
-              <w:rPr>
-                <w:rFonts w:ascii="맑은 고딕" w:eastAsia="맑은 고딕" w:hAnsi="맑은 고딕" w:cs="굴림" w:hint="eastAsia"/>
-                <w:color w:val="000000"/>
-                <w:kern w:val="0"/>
-                <w:sz w:val="16"/>
-                <w:szCs w:val="16"/>
-                <w14:ligatures w14:val="none"/>
-              </w:rPr>
-              <w:t>7년</w:t>
-            </w:r>
-          </w:p>
-        </w:tc>
-        <w:tc>
-          <w:tcPr>
-            <w:tcW w:w="2040" w:type="dxa"/>
-            <w:vMerge w:val="restart"/>
-            <w:tcBorders>
-              <w:top w:val="single" w:sz="2" w:space="0" w:color="000000"/>
-              <w:left w:val="single" w:sz="2" w:space="0" w:color="000000"/>
-              <w:bottom w:val="single" w:sz="2" w:space="0" w:color="000000"/>
-              <w:right w:val="single" w:sz="2" w:space="0" w:color="000000"/>
-            </w:tcBorders>
-            <w:tcMar>
-              <w:top w:w="0" w:type="dxa"/>
-              <w:left w:w="105" w:type="dxa"/>
-              <w:bottom w:w="0" w:type="dxa"/>
-              <w:right w:w="105" w:type="dxa"/>
-            </w:tcMar>
-            <w:vAlign w:val="center"/>
-            <w:hideMark/>
-          </w:tcPr>
-          <w:p>
-            <w:pPr>
-              <w:widowControl/>
-              <w:wordWrap/>
-              <w:autoSpaceDE/>
-              <w:autoSpaceDN/>
-              <w:spacing w:after="0"/>
-              <w:jc w:val="center"/>
-              <w:rPr>
-                <w:rFonts w:ascii="맑은 고딕" w:eastAsia="맑은 고딕" w:hAnsi="맑은 고딕" w:cs="굴림"/>
-                <w:color w:val="000000"/>
-                <w:kern w:val="0"/>
-                <w:szCs w:val="22"/>
-                <w14:ligatures w14:val="none"/>
-              </w:rPr>
-            </w:pPr>
-            <w:r>
-              <w:rPr>
-                <w:rFonts w:ascii="맑은 고딕" w:eastAsia="맑은 고딕" w:hAnsi="맑은 고딕" w:cs="굴림" w:hint="eastAsia"/>
-                <w:color w:val="000000"/>
-                <w:kern w:val="0"/>
-                <w:sz w:val="16"/>
-                <w:szCs w:val="16"/>
-                <w14:ligatures w14:val="none"/>
-              </w:rPr>
-              <w:t>SK일렉링크</w:t>
-            </w:r>
-          </w:p>
-          <w:p>
-            <w:pPr>
-              <w:widowControl/>
-              <w:wordWrap/>
-              <w:autoSpaceDE/>
-              <w:autoSpaceDN/>
-              <w:spacing w:after="0"/>
-              <w:jc w:val="center"/>
-              <w:rPr>
-                <w:rFonts w:ascii="맑은 고딕" w:eastAsia="맑은 고딕" w:hAnsi="맑은 고딕" w:cs="굴림"/>
-                <w:color w:val="000000"/>
-                <w:kern w:val="0"/>
-                <w:szCs w:val="22"/>
-                <w14:ligatures w14:val="none"/>
-              </w:rPr>
-            </w:pPr>
-            <w:r>
-              <w:rPr>
-                <w:rFonts w:ascii="맑은 고딕" w:eastAsia="맑은 고딕" w:hAnsi="맑은 고딕" w:cs="굴림" w:hint="eastAsia"/>
-                <w:color w:val="000000"/>
-                <w:kern w:val="0"/>
-                <w:sz w:val="16"/>
-                <w:szCs w:val="16"/>
-                <w14:ligatures w14:val="none"/>
-              </w:rPr>
-              <w:t>표준단가</w:t>
-            </w:r>
-          </w:p>
-        </w:tc>
-        <w:tc>
-          <w:tcPr>
-            <w:tcW w:w="1860" w:type="dxa"/>
-            <w:tcBorders>
-              <w:top w:val="single" w:sz="2" w:space="0" w:color="000000"/>
-              <w:left w:val="single" w:sz="2" w:space="0" w:color="000000"/>
-              <w:bottom w:val="single" w:sz="2" w:space="0" w:color="000000"/>
-              <w:right w:val="single" w:sz="2" w:space="0" w:color="000000"/>
-            </w:tcBorders>
-            <w:tcMar>
-              <w:top w:w="0" w:type="dxa"/>
-              <w:left w:w="105" w:type="dxa"/>
-              <w:bottom w:w="0" w:type="dxa"/>
-              <w:right w:w="105" w:type="dxa"/>
-            </w:tcMar>
-            <w:vAlign w:val="center"/>
-            <w:hideMark/>
-          </w:tcPr>
-          <w:p>
-            <w:pPr>
-              <w:widowControl/>
-              <w:wordWrap/>
-              <w:autoSpaceDE/>
-              <w:autoSpaceDN/>
-              <w:spacing w:after="0"/>
-              <w:jc w:val="center"/>
-              <w:rPr>
-                <w:rFonts w:ascii="맑은 고딕" w:eastAsia="맑은 고딕" w:hAnsi="맑은 고딕" w:cs="굴림"/>
-                <w:color w:val="000000"/>
-                <w:kern w:val="0"/>
-                <w:szCs w:val="22"/>
-                <w14:ligatures w14:val="none"/>
-              </w:rPr>
-            </w:pPr>
-            <w:r>
-              <w:rPr>
-                <w:rFonts w:ascii="맑은 고딕" w:eastAsia="맑은 고딕" w:hAnsi="맑은 고딕" w:cs="굴림" w:hint="eastAsia"/>
-                <w:color w:val="000000"/>
-                <w:kern w:val="0"/>
-                <w:sz w:val="16"/>
-                <w:szCs w:val="16"/>
-                <w14:ligatures w14:val="none"/>
-              </w:rPr>
-              <w:t>6개월</w:t>
-            </w:r>
-          </w:p>
-        </w:tc>
-        <w:tc>
-          <w:tcPr>
-            <w:tcW w:w="1665" w:type="dxa"/>
-            <w:tcBorders>
-              <w:top w:val="single" w:sz="2" w:space="0" w:color="000000"/>
-              <w:left w:val="single" w:sz="2" w:space="0" w:color="000000"/>
-              <w:bottom w:val="single" w:sz="2" w:space="0" w:color="000000"/>
-              <w:right w:val="single" w:sz="2" w:space="0" w:color="000000"/>
-            </w:tcBorders>
-            <w:tcMar>
-              <w:top w:w="0" w:type="dxa"/>
-              <w:left w:w="105" w:type="dxa"/>
-              <w:bottom w:w="0" w:type="dxa"/>
-              <w:right w:w="105" w:type="dxa"/>
-            </w:tcMar>
-            <w:vAlign w:val="center"/>
-            <w:hideMark/>
-          </w:tcPr>
-          <w:p>
-            <w:pPr>
-              <w:widowControl/>
-              <w:wordWrap/>
-              <w:autoSpaceDE/>
-              <w:autoSpaceDN/>
-              <w:spacing w:after="0"/>
-              <w:jc w:val="center"/>
-              <w:rPr>
-                <w:rFonts w:ascii="맑은 고딕" w:eastAsia="맑은 고딕" w:hAnsi="맑은 고딕" w:cs="굴림"/>
-                <w:color w:val="000000"/>
-                <w:kern w:val="0"/>
-                <w:szCs w:val="22"/>
-                <w14:ligatures w14:val="none"/>
-              </w:rPr>
-            </w:pPr>
-            <w:r>
-              <w:rPr>
-                <w:rFonts w:ascii="맑은 고딕" w:eastAsia="맑은 고딕" w:hAnsi="맑은 고딕" w:cs="굴림" w:hint="eastAsia"/>
-                <w:color w:val="000000"/>
-                <w:kern w:val="0"/>
-                <w:sz w:val="16"/>
-                <w:szCs w:val="16"/>
-                <w14:ligatures w14:val="none"/>
-              </w:rPr>
-              <w:t>150원</w:t>
-            </w:r>
-          </w:p>
-        </w:tc>
-      </w:tr>
-      <w:tr>
-        <w:trPr>
-          <w:trHeight w:val="495"/>
-        </w:trPr>
-        <w:tc>
-          <w:tcPr>
-            <w:tcW w:w="0" w:type="auto"/>
-            <w:vMerge/>
-            <w:tcBorders>
-              <w:top w:val="single" w:sz="2" w:space="0" w:color="000000"/>
-              <w:left w:val="single" w:sz="2" w:space="0" w:color="000000"/>
-              <w:bottom w:val="single" w:sz="2" w:space="0" w:color="000000"/>
-              <w:right w:val="single" w:sz="2" w:space="0" w:color="000000"/>
-            </w:tcBorders>
-            <w:vAlign w:val="center"/>
-            <w:hideMark/>
-          </w:tcPr>
-          <w:p>
-            <w:pPr>
-              <w:widowControl/>
-              <w:wordWrap/>
-              <w:autoSpaceDE/>
-              <w:autoSpaceDN/>
-              <w:spacing w:after="0"/>
-              <w:rPr>
-                <w:rFonts w:ascii="맑은 고딕" w:eastAsia="맑은 고딕" w:hAnsi="맑은 고딕" w:cs="굴림"/>
-                <w:color w:val="000000"/>
-                <w:kern w:val="0"/>
-                <w:szCs w:val="22"/>
-                <w14:ligatures w14:val="none"/>
-              </w:rPr>
-            </w:pPr>
-          </w:p>
-        </w:tc>
-        <w:tc>
-          <w:tcPr>
-            <w:tcW w:w="1485" w:type="dxa"/>
-            <w:tcBorders>
-              <w:top w:val="single" w:sz="2" w:space="0" w:color="000000"/>
-              <w:left w:val="single" w:sz="2" w:space="0" w:color="000000"/>
-              <w:bottom w:val="single" w:sz="2" w:space="0" w:color="000000"/>
-              <w:right w:val="single" w:sz="2" w:space="0" w:color="000000"/>
-            </w:tcBorders>
-            <w:tcMar>
-              <w:top w:w="0" w:type="dxa"/>
-              <w:left w:w="105" w:type="dxa"/>
-              <w:bottom w:w="0" w:type="dxa"/>
-              <w:right w:w="105" w:type="dxa"/>
-            </w:tcMar>
-            <w:vAlign w:val="center"/>
-            <w:hideMark/>
-          </w:tcPr>
-          <w:p>
-            <w:pPr>
-              <w:widowControl/>
-              <w:wordWrap/>
-              <w:autoSpaceDE/>
-              <w:autoSpaceDN/>
-              <w:spacing w:after="0"/>
-              <w:jc w:val="center"/>
-              <w:rPr>
-                <w:rFonts w:ascii="맑은 고딕" w:eastAsia="맑은 고딕" w:hAnsi="맑은 고딕" w:cs="굴림"/>
-                <w:color w:val="000000"/>
-                <w:kern w:val="0"/>
-                <w:szCs w:val="22"/>
-                <w14:ligatures w14:val="none"/>
-              </w:rPr>
-            </w:pPr>
-            <w:r>
-              <w:rPr>
-                <w:rFonts w:ascii="맑은 고딕" w:eastAsia="맑은 고딕" w:hAnsi="맑은 고딕" w:cs="굴림" w:hint="eastAsia"/>
-                <w:color w:val="000000"/>
-                <w:kern w:val="0"/>
-                <w:sz w:val="16"/>
-                <w:szCs w:val="16"/>
-                <w14:ligatures w14:val="none"/>
-              </w:rPr>
-              <w:t>10년</w:t>
-            </w:r>
-          </w:p>
-        </w:tc>
-        <w:tc>
-          <w:tcPr>
-            <w:tcW w:w="0" w:type="auto"/>
-            <w:vMerge/>
-            <w:tcBorders>
-              <w:top w:val="single" w:sz="2" w:space="0" w:color="000000"/>
-              <w:left w:val="single" w:sz="2" w:space="0" w:color="000000"/>
-              <w:bottom w:val="single" w:sz="2" w:space="0" w:color="000000"/>
-              <w:right w:val="single" w:sz="2" w:space="0" w:color="000000"/>
-            </w:tcBorders>
-            <w:vAlign w:val="center"/>
-            <w:hideMark/>
-          </w:tcPr>
-          <w:p>
-            <w:pPr>
-              <w:widowControl/>
-              <w:wordWrap/>
-              <w:autoSpaceDE/>
-              <w:autoSpaceDN/>
-              <w:spacing w:after="0"/>
-              <w:rPr>
-                <w:rFonts w:ascii="맑은 고딕" w:eastAsia="맑은 고딕" w:hAnsi="맑은 고딕" w:cs="굴림"/>
-                <w:color w:val="000000"/>
-                <w:kern w:val="0"/>
-                <w:szCs w:val="22"/>
-                <w14:ligatures w14:val="none"/>
-              </w:rPr>
-            </w:pPr>
-          </w:p>
-        </w:tc>
-        <w:tc>
-          <w:tcPr>
-            <w:tcW w:w="1860" w:type="dxa"/>
-            <w:tcBorders>
-              <w:top w:val="single" w:sz="2" w:space="0" w:color="000000"/>
-              <w:left w:val="single" w:sz="2" w:space="0" w:color="000000"/>
-              <w:bottom w:val="single" w:sz="2" w:space="0" w:color="000000"/>
-              <w:right w:val="single" w:sz="2" w:space="0" w:color="000000"/>
-            </w:tcBorders>
-            <w:tcMar>
-              <w:top w:w="0" w:type="dxa"/>
-              <w:left w:w="105" w:type="dxa"/>
-              <w:bottom w:w="0" w:type="dxa"/>
-              <w:right w:w="105" w:type="dxa"/>
-            </w:tcMar>
-            <w:vAlign w:val="center"/>
-            <w:hideMark/>
-          </w:tcPr>
-          <w:p>
-            <w:pPr>
-              <w:widowControl/>
-              <w:wordWrap/>
-              <w:autoSpaceDE/>
-              <w:autoSpaceDN/>
-              <w:spacing w:after="0"/>
-              <w:jc w:val="center"/>
-              <w:rPr>
-                <w:rFonts w:ascii="맑은 고딕" w:eastAsia="맑은 고딕" w:hAnsi="맑은 고딕" w:cs="굴림"/>
-                <w:color w:val="000000"/>
-                <w:kern w:val="0"/>
-                <w:szCs w:val="22"/>
-                <w14:ligatures w14:val="none"/>
-              </w:rPr>
-            </w:pPr>
-            <w:r>
-              <w:rPr>
-                <w:rFonts w:ascii="맑은 고딕" w:eastAsia="맑은 고딕" w:hAnsi="맑은 고딕" w:cs="굴림" w:hint="eastAsia"/>
-                <w:color w:val="000000"/>
-                <w:kern w:val="0"/>
-                <w:sz w:val="16"/>
-                <w:szCs w:val="16"/>
-                <w14:ligatures w14:val="none"/>
-              </w:rPr>
-              <w:t>첫6개월</w:t>
-            </w:r>
-          </w:p>
-          <w:p>
-            <w:pPr>
-              <w:widowControl/>
-              <w:wordWrap/>
-              <w:autoSpaceDE/>
-              <w:autoSpaceDN/>
-              <w:spacing w:after="0"/>
-              <w:jc w:val="center"/>
-              <w:rPr>
-                <w:rFonts w:ascii="맑은 고딕" w:eastAsia="맑은 고딕" w:hAnsi="맑은 고딕" w:cs="굴림"/>
-                <w:color w:val="000000"/>
-                <w:kern w:val="0"/>
-                <w:szCs w:val="22"/>
-                <w14:ligatures w14:val="none"/>
-              </w:rPr>
-            </w:pPr>
-            <w:r>
-              <w:rPr>
-                <w:rFonts w:ascii="맑은 고딕" w:eastAsia="맑은 고딕" w:hAnsi="맑은 고딕" w:cs="굴림" w:hint="eastAsia"/>
-                <w:color w:val="000000"/>
-                <w:kern w:val="0"/>
-                <w:sz w:val="16"/>
-                <w:szCs w:val="16"/>
-                <w14:ligatures w14:val="none"/>
-              </w:rPr>
-              <w:t>다음6개월</w:t>
-            </w:r>
-          </w:p>
-        </w:tc>
-        <w:tc>
-          <w:tcPr>
-            <w:tcW w:w="1665" w:type="dxa"/>
-            <w:tcBorders>
-              <w:top w:val="single" w:sz="2" w:space="0" w:color="000000"/>
-              <w:left w:val="single" w:sz="2" w:space="0" w:color="000000"/>
-              <w:bottom w:val="single" w:sz="2" w:space="0" w:color="000000"/>
-              <w:right w:val="single" w:sz="2" w:space="0" w:color="000000"/>
-            </w:tcBorders>
-            <w:tcMar>
-              <w:top w:w="0" w:type="dxa"/>
-              <w:left w:w="105" w:type="dxa"/>
-              <w:bottom w:w="0" w:type="dxa"/>
-              <w:right w:w="105" w:type="dxa"/>
-            </w:tcMar>
-            <w:vAlign w:val="center"/>
-            <w:hideMark/>
-          </w:tcPr>
-          <w:p>
-            <w:pPr>
-              <w:widowControl/>
-              <w:wordWrap/>
-              <w:autoSpaceDE/>
-              <w:autoSpaceDN/>
-              <w:spacing w:after="0"/>
-              <w:jc w:val="center"/>
-              <w:rPr>
-                <w:rFonts w:ascii="맑은 고딕" w:eastAsia="맑은 고딕" w:hAnsi="맑은 고딕" w:cs="굴림"/>
-                <w:color w:val="000000"/>
-                <w:kern w:val="0"/>
-                <w:szCs w:val="22"/>
-                <w14:ligatures w14:val="none"/>
-              </w:rPr>
-            </w:pPr>
-            <w:r>
-              <w:rPr>
-                <w:rFonts w:ascii="맑은 고딕" w:eastAsia="맑은 고딕" w:hAnsi="맑은 고딕" w:cs="굴림" w:hint="eastAsia"/>
-                <w:color w:val="000000"/>
-                <w:kern w:val="0"/>
-                <w:sz w:val="16"/>
-                <w:szCs w:val="16"/>
-                <w14:ligatures w14:val="none"/>
-              </w:rPr>
-              <w:t>150원</w:t>
-            </w:r>
-          </w:p>
-          <w:p>
-            <w:pPr>
-              <w:widowControl/>
-              <w:wordWrap/>
-              <w:autoSpaceDE/>
-              <w:autoSpaceDN/>
-              <w:spacing w:after="0"/>
-              <w:jc w:val="center"/>
-              <w:rPr>
-                <w:rFonts w:ascii="맑은 고딕" w:eastAsia="맑은 고딕" w:hAnsi="맑은 고딕" w:cs="굴림"/>
-                <w:color w:val="000000"/>
-                <w:kern w:val="0"/>
-                <w:szCs w:val="22"/>
-                <w14:ligatures w14:val="none"/>
-              </w:rPr>
-            </w:pPr>
-            <w:r>
-              <w:rPr>
-                <w:rFonts w:ascii="맑은 고딕" w:eastAsia="맑은 고딕" w:hAnsi="맑은 고딕" w:cs="굴림" w:hint="eastAsia"/>
-                <w:color w:val="000000"/>
-                <w:kern w:val="0"/>
-                <w:sz w:val="16"/>
-                <w:szCs w:val="16"/>
-                <w14:ligatures w14:val="none"/>
-              </w:rPr>
-              <w:t>250원</w:t>
-            </w:r>
-          </w:p>
-        </w:tc>
-      </w:tr>
-    </w:tbl>
-    <w:p>
-      <w:pPr>
-        <w:widowControl/>
-        <w:wordWrap/>
-        <w:autoSpaceDE/>
-        <w:autoSpaceDN/>
-        <w:spacing w:after="0" w:line="408" w:lineRule="auto"/>
-        <w:rPr>
-          <w:rFonts w:ascii="맑은 고딕" w:eastAsia="맑은 고딕" w:hAnsi="맑은 고딕" w:cs="굴림"/>
-          <w:color w:val="000000"/>
-          <w:kern w:val="0"/>
-          <w:szCs w:val="22"/>
-          <w14:ligatures w14:val="none"/>
-        </w:rPr>
-      </w:pPr>
-      <w:r>
-        <w:rPr>
-          <w:rFonts w:ascii="맑은 고딕" w:eastAsia="맑은 고딕" w:hAnsi="맑은 고딕" w:cs="굴림" w:hint="eastAsia"/>
-          <w:b/>
-          <w:bCs/>
-          <w:color w:val="000000"/>
-          <w:kern w:val="0"/>
-          <w:sz w:val="16"/>
-          <w:szCs w:val="16"/>
-          <w14:ligatures w14:val="none"/>
-        </w:rPr>
-        <w:t>[NOTE]</w:t>
-      </w:r>
-    </w:p>
-    <w:p>
-      <w:pPr>
-        <w:widowControl/>
-        <w:wordWrap/>
-        <w:autoSpaceDE/>
-        <w:autoSpaceDN/>
-        <w:spacing w:after="0" w:line="408" w:lineRule="auto"/>
-        <w:rPr>
-          <w:rFonts w:ascii="맑은 고딕" w:eastAsia="맑은 고딕" w:hAnsi="맑은 고딕" w:cs="굴림"/>
-          <w:color w:val="000000"/>
-          <w:kern w:val="0"/>
-          <w:szCs w:val="22"/>
-          <w14:ligatures w14:val="none"/>
-        </w:rPr>
-      </w:pPr>
-      <w:r>
-        <w:rPr>
-          <w:rFonts w:ascii="맑은 고딕" w:eastAsia="맑은 고딕" w:hAnsi="맑은 고딕" w:cs="굴림" w:hint="eastAsia"/>
-          <w:color w:val="000000"/>
-          <w:kern w:val="0"/>
-          <w:sz w:val="16"/>
-          <w:szCs w:val="16"/>
-          <w14:ligatures w14:val="none"/>
-        </w:rPr>
-        <w:t>1) 프로모션 충전 요금은 서비스 시작일에 적용(SK일렉링크 회원 기준)</w:t>
-      </w:r>
-    </w:p>
-    <w:p>
-      <w:pPr>
-        <w:widowControl/>
-        <w:wordWrap/>
-        <w:autoSpaceDE/>
-        <w:autoSpaceDN/>
-        <w:spacing w:after="0" w:line="408" w:lineRule="auto"/>
-        <w:rPr>
-          <w:rFonts w:ascii="맑은 고딕" w:eastAsia="맑은 고딕" w:hAnsi="맑은 고딕" w:cs="굴림"/>
-          <w:color w:val="000000"/>
-          <w:kern w:val="0"/>
-          <w:szCs w:val="22"/>
-          <w14:ligatures w14:val="none"/>
-        </w:rPr>
-      </w:pPr>
-      <w:r>
-        <w:rPr>
-          <w:rFonts w:ascii="맑은 고딕" w:eastAsia="맑은 고딕" w:hAnsi="맑은 고딕" w:cs="굴림" w:hint="eastAsia"/>
-          <w:color w:val="000000"/>
-          <w:kern w:val="0"/>
-          <w:sz w:val="16"/>
-          <w:szCs w:val="16"/>
-          <w14:ligatures w14:val="none"/>
-        </w:rPr>
-        <w:t>2) 프로모션 종료 후 충전단가는SK일렉링크 표준단가 적용</w:t>
-      </w:r>
-    </w:p>
-    <w:p>
-      <w:pPr>
-        <w:widowControl/>
-        <w:wordWrap/>
-        <w:autoSpaceDE/>
-        <w:autoSpaceDN/>
-        <w:spacing w:after="0" w:line="408" w:lineRule="auto"/>
-        <w:rPr>
-          <w:rFonts w:ascii="맑은 고딕" w:eastAsia="맑은 고딕" w:hAnsi="맑은 고딕" w:cs="굴림"/>
-          <w:color w:val="000000"/>
-          <w:kern w:val="0"/>
-          <w:szCs w:val="22"/>
-          <w14:ligatures w14:val="none"/>
-        </w:rPr>
-      </w:pPr>
-      <w:r>
-        <w:rPr>
-          <w:rFonts w:ascii="맑은 고딕" w:eastAsia="맑은 고딕" w:hAnsi="맑은 고딕" w:cs="굴림" w:hint="eastAsia"/>
-          <w:kern w:val="0"/>
-          <w:sz w:val="16"/>
-          <w:szCs w:val="16"/>
-          <w14:ligatures w14:val="none"/>
-        </w:rPr>
-        <w:t>3) 표준 충전단가는 한전 단가 인상/환경부 충전요금 인상/물가인상에 따라 변동</w:t>
-      </w:r>
-    </w:p>
     <w:p>
       <w:pPr>
         <w:widowControl/>

--- a/public/sk/template.docx
+++ b/public/sk/template.docx
@@ -30,7 +30,35 @@
           <w:szCs w:val="30"/>
           <w14:ligatures w14:val="none"/>
         </w:rPr>
-        <w:t>전기차 공용 완속 충전기 설치, 운영 계약서</w:t>
+        <w:t xml:space="preserve">전기차 공용 </w:t>
+      </w:r>
+      <w:proofErr w:type="spellStart"/>
+      <w:r>
+        <w:rPr>
+          <w:rFonts w:ascii="맑은 고딕" w:eastAsia="맑은 고딕" w:hAnsi="맑은 고딕" w:cs="굴림" w:hint="eastAsia"/>
+          <w:b/>
+          <w:bCs/>
+          <w:color w:val="000000"/>
+          <w:kern w:val="0"/>
+          <w:sz w:val="30"/>
+          <w:szCs w:val="30"/>
+          <w14:ligatures w14:val="none"/>
+        </w:rPr>
+        <w:t>완속</w:t>
+      </w:r>
+      <w:proofErr w:type="spellEnd"/>
+      <w:r>
+        <w:rPr>
+          <w:rFonts w:ascii="맑은 고딕" w:eastAsia="맑은 고딕" w:hAnsi="맑은 고딕" w:cs="굴림" w:hint="eastAsia"/>
+          <w:b/>
+          <w:bCs/>
+          <w:color w:val="000000"/>
+          <w:kern w:val="0"/>
+          <w:sz w:val="30"/>
+          <w:szCs w:val="30"/>
+          <w14:ligatures w14:val="none"/>
+        </w:rPr>
+        <w:t xml:space="preserve"> 충전기 설치, 운영 계약서</w:t>
       </w:r>
     </w:p>
     <w:p>
@@ -906,7 +934,31 @@
                 <w:szCs w:val="17"/>
                 <w14:ligatures w14:val="none"/>
               </w:rPr>
-              <w:t>SK일렉링크 주식회사</w:t>
+              <w:t>SK</w:t>
+            </w:r>
+            <w:proofErr w:type="spellStart"/>
+            <w:r>
+              <w:rPr>
+                <w:rFonts w:ascii="맑은 고딕" w:eastAsia="맑은 고딕" w:hAnsi="맑은 고딕" w:cs="굴림" w:hint="eastAsia"/>
+                <w:color w:val="000000"/>
+                <w:kern w:val="0"/>
+                <w:sz w:val="17"/>
+                <w:szCs w:val="17"/>
+                <w14:ligatures w14:val="none"/>
+              </w:rPr>
+              <w:t>일렉링크</w:t>
+            </w:r>
+            <w:proofErr w:type="spellEnd"/>
+            <w:r>
+              <w:rPr>
+                <w:rFonts w:ascii="맑은 고딕" w:eastAsia="맑은 고딕" w:hAnsi="맑은 고딕" w:cs="굴림" w:hint="eastAsia"/>
+                <w:color w:val="000000"/>
+                <w:kern w:val="0"/>
+                <w:sz w:val="17"/>
+                <w:szCs w:val="17"/>
+                <w14:ligatures w14:val="none"/>
+              </w:rPr>
+              <w:t xml:space="preserve"> 주식회사</w:t>
             </w:r>
           </w:p>
         </w:tc>
@@ -1219,7 +1271,31 @@
                 <w:szCs w:val="17"/>
                 <w14:ligatures w14:val="none"/>
               </w:rPr>
-              <w:t>서울시 강남구 언주로 135길 15</w:t>
+              <w:t xml:space="preserve">서울시 강남구 </w:t>
+            </w:r>
+            <w:proofErr w:type="spellStart"/>
+            <w:r>
+              <w:rPr>
+                <w:rFonts w:ascii="맑은 고딕" w:eastAsia="맑은 고딕" w:hAnsi="맑은 고딕" w:cs="굴림" w:hint="eastAsia"/>
+                <w:color w:val="000000"/>
+                <w:kern w:val="0"/>
+                <w:sz w:val="17"/>
+                <w:szCs w:val="17"/>
+                <w14:ligatures w14:val="none"/>
+              </w:rPr>
+              <w:t>언주로</w:t>
+            </w:r>
+            <w:proofErr w:type="spellEnd"/>
+            <w:r>
+              <w:rPr>
+                <w:rFonts w:ascii="맑은 고딕" w:eastAsia="맑은 고딕" w:hAnsi="맑은 고딕" w:cs="굴림" w:hint="eastAsia"/>
+                <w:color w:val="000000"/>
+                <w:kern w:val="0"/>
+                <w:sz w:val="17"/>
+                <w:szCs w:val="17"/>
+                <w14:ligatures w14:val="none"/>
+              </w:rPr>
+              <w:t xml:space="preserve"> 135길 15</w:t>
             </w:r>
           </w:p>
         </w:tc>
@@ -1467,7 +1543,31 @@
                 <w:szCs w:val="17"/>
                 <w14:ligatures w14:val="none"/>
               </w:rPr>
-              <w:t>□ BAS1007.D1.1(스마트완속충전기),</w:t>
+              <w:t>□ BAS1007.D1.1(</w:t>
+            </w:r>
+            <w:proofErr w:type="spellStart"/>
+            <w:r>
+              <w:rPr>
+                <w:rFonts w:ascii="맑은 고딕" w:eastAsia="맑은 고딕" w:hAnsi="맑은 고딕" w:cs="굴림" w:hint="eastAsia"/>
+                <w:color w:val="000000"/>
+                <w:kern w:val="0"/>
+                <w:sz w:val="17"/>
+                <w:szCs w:val="17"/>
+                <w14:ligatures w14:val="none"/>
+              </w:rPr>
+              <w:t>스마트완속충전기</w:t>
+            </w:r>
+            <w:proofErr w:type="spellEnd"/>
+            <w:r>
+              <w:rPr>
+                <w:rFonts w:ascii="맑은 고딕" w:eastAsia="맑은 고딕" w:hAnsi="맑은 고딕" w:cs="굴림" w:hint="eastAsia"/>
+                <w:color w:val="000000"/>
+                <w:kern w:val="0"/>
+                <w:sz w:val="17"/>
+                <w:szCs w:val="17"/>
+                <w14:ligatures w14:val="none"/>
+              </w:rPr>
+              <w:t>),</w:t>
             </w:r>
           </w:p>
           <w:p>
@@ -1495,7 +1595,31 @@
                 <w:szCs w:val="17"/>
                 <w14:ligatures w14:val="none"/>
               </w:rPr>
-              <w:t>□ CEC-2333HR1(스마트완속충전기)</w:t>
+              <w:t>□ CEC-2333HR1(</w:t>
+            </w:r>
+            <w:proofErr w:type="spellStart"/>
+            <w:r>
+              <w:rPr>
+                <w:rFonts w:ascii="맑은 고딕" w:eastAsia="맑은 고딕" w:hAnsi="맑은 고딕" w:cs="굴림" w:hint="eastAsia"/>
+                <w:color w:val="000000"/>
+                <w:kern w:val="0"/>
+                <w:sz w:val="17"/>
+                <w:szCs w:val="17"/>
+                <w14:ligatures w14:val="none"/>
+              </w:rPr>
+              <w:t>스마트완속충전기</w:t>
+            </w:r>
+            <w:proofErr w:type="spellEnd"/>
+            <w:r>
+              <w:rPr>
+                <w:rFonts w:ascii="맑은 고딕" w:eastAsia="맑은 고딕" w:hAnsi="맑은 고딕" w:cs="굴림" w:hint="eastAsia"/>
+                <w:color w:val="000000"/>
+                <w:kern w:val="0"/>
+                <w:sz w:val="17"/>
+                <w:szCs w:val="17"/>
+                <w14:ligatures w14:val="none"/>
+              </w:rPr>
+              <w:t>)</w:t>
             </w:r>
           </w:p>
         </w:tc>
@@ -1687,7 +1811,31 @@
                 <w:szCs w:val="17"/>
                 <w14:ligatures w14:val="none"/>
               </w:rPr>
-              <w:t>[별첨1] ‘SK일렉링크 충전요금’ 참고</w:t>
+              <w:t>[별첨1] ‘SK</w:t>
+            </w:r>
+            <w:proofErr w:type="spellStart"/>
+            <w:r>
+              <w:rPr>
+                <w:rFonts w:ascii="맑은 고딕" w:eastAsia="맑은 고딕" w:hAnsi="맑은 고딕" w:cs="굴림" w:hint="eastAsia"/>
+                <w:color w:val="000000"/>
+                <w:kern w:val="0"/>
+                <w:sz w:val="17"/>
+                <w:szCs w:val="17"/>
+                <w14:ligatures w14:val="none"/>
+              </w:rPr>
+              <w:t>일렉링크</w:t>
+            </w:r>
+            <w:proofErr w:type="spellEnd"/>
+            <w:r>
+              <w:rPr>
+                <w:rFonts w:ascii="맑은 고딕" w:eastAsia="맑은 고딕" w:hAnsi="맑은 고딕" w:cs="굴림" w:hint="eastAsia"/>
+                <w:color w:val="000000"/>
+                <w:kern w:val="0"/>
+                <w:sz w:val="17"/>
+                <w:szCs w:val="17"/>
+                <w14:ligatures w14:val="none"/>
+              </w:rPr>
+              <w:t xml:space="preserve"> 충전요금’ 참고</w:t>
             </w:r>
           </w:p>
         </w:tc>
@@ -1844,8 +1992,45 @@
                 <w:szCs w:val="14"/>
                 <w14:ligatures w14:val="none"/>
               </w:rPr>
-              <w:t>   전기 인입공사 및 한전 전기사용 신청 등에 협조하여야 하며, 서비스제공자에게 위탁한 충전 시설이 설치된 주차면을 전기차 전용면으</w:t>
-            </w:r>
+              <w:t xml:space="preserve">   전기 </w:t>
+            </w:r>
+            <w:proofErr w:type="spellStart"/>
+            <w:r>
+              <w:rPr>
+                <w:rFonts w:ascii="맑은 고딕" w:eastAsia="맑은 고딕" w:hAnsi="맑은 고딕" w:cs="굴림" w:hint="eastAsia"/>
+                <w:color w:val="000000"/>
+                <w:kern w:val="0"/>
+                <w:sz w:val="14"/>
+                <w:szCs w:val="14"/>
+                <w14:ligatures w14:val="none"/>
+              </w:rPr>
+              <w:t>인입공사</w:t>
+            </w:r>
+            <w:proofErr w:type="spellEnd"/>
+            <w:r>
+              <w:rPr>
+                <w:rFonts w:ascii="맑은 고딕" w:eastAsia="맑은 고딕" w:hAnsi="맑은 고딕" w:cs="굴림" w:hint="eastAsia"/>
+                <w:color w:val="000000"/>
+                <w:kern w:val="0"/>
+                <w:sz w:val="14"/>
+                <w:szCs w:val="14"/>
+                <w14:ligatures w14:val="none"/>
+              </w:rPr>
+              <w:t xml:space="preserve"> 및 한전 전기사용 신청 등에 협조하여야 하며, 서비스제공자에게 위탁한 충전 시설이 설치된 주차면을 전기차 </w:t>
+            </w:r>
+            <w:proofErr w:type="spellStart"/>
+            <w:r>
+              <w:rPr>
+                <w:rFonts w:ascii="맑은 고딕" w:eastAsia="맑은 고딕" w:hAnsi="맑은 고딕" w:cs="굴림" w:hint="eastAsia"/>
+                <w:color w:val="000000"/>
+                <w:kern w:val="0"/>
+                <w:sz w:val="14"/>
+                <w:szCs w:val="14"/>
+                <w14:ligatures w14:val="none"/>
+              </w:rPr>
+              <w:t>전용면으</w:t>
+            </w:r>
+            <w:proofErr w:type="spellEnd"/>
           </w:p>
           <w:p>
             <w:pPr>
@@ -1871,7 +2056,31 @@
                 <w:szCs w:val="14"/>
                 <w14:ligatures w14:val="none"/>
               </w:rPr>
-              <w:t>   로 무상 제공•운영하여야 한다.</w:t>
+              <w:t xml:space="preserve">   로 무상 </w:t>
+            </w:r>
+            <w:proofErr w:type="spellStart"/>
+            <w:r>
+              <w:rPr>
+                <w:rFonts w:ascii="맑은 고딕" w:eastAsia="맑은 고딕" w:hAnsi="맑은 고딕" w:cs="굴림" w:hint="eastAsia"/>
+                <w:color w:val="000000"/>
+                <w:kern w:val="0"/>
+                <w:sz w:val="14"/>
+                <w:szCs w:val="14"/>
+                <w14:ligatures w14:val="none"/>
+              </w:rPr>
+              <w:t>제공•운영하여야</w:t>
+            </w:r>
+            <w:proofErr w:type="spellEnd"/>
+            <w:r>
+              <w:rPr>
+                <w:rFonts w:ascii="맑은 고딕" w:eastAsia="맑은 고딕" w:hAnsi="맑은 고딕" w:cs="굴림" w:hint="eastAsia"/>
+                <w:color w:val="000000"/>
+                <w:kern w:val="0"/>
+                <w:sz w:val="14"/>
+                <w:szCs w:val="14"/>
+                <w14:ligatures w14:val="none"/>
+              </w:rPr>
+              <w:t xml:space="preserve"> 한다.</w:t>
             </w:r>
           </w:p>
           <w:p>
@@ -2095,7 +2304,31 @@
                 <w:szCs w:val="14"/>
                 <w14:ligatures w14:val="none"/>
               </w:rPr>
-              <w:t>   지, 차단기 복구 등의 간단조치는 협조하며, 서비스제공자가 충전기 유지보수를 위해 서비스이용자에게 요구하는 경우, 설치 장소로의 진입을 허용하고 충전기의 멸실 및 훼손이 발생한 경우 즉시 서비스제공자에게 통지하여야 한다.</w:t>
+              <w:t xml:space="preserve">   지, 차단기 복구 등의 간단조치는 협조하며, 서비스제공자가 충전기 유지보수를 위해 서비스이용자에게 요구하는 경우, 설치 장소로의 진입을 허용하고 충전기의 </w:t>
+            </w:r>
+            <w:proofErr w:type="spellStart"/>
+            <w:r>
+              <w:rPr>
+                <w:rFonts w:ascii="맑은 고딕" w:eastAsia="맑은 고딕" w:hAnsi="맑은 고딕" w:cs="굴림" w:hint="eastAsia"/>
+                <w:color w:val="000000"/>
+                <w:kern w:val="0"/>
+                <w:sz w:val="14"/>
+                <w:szCs w:val="14"/>
+                <w14:ligatures w14:val="none"/>
+              </w:rPr>
+              <w:t>멸실</w:t>
+            </w:r>
+            <w:proofErr w:type="spellEnd"/>
+            <w:r>
+              <w:rPr>
+                <w:rFonts w:ascii="맑은 고딕" w:eastAsia="맑은 고딕" w:hAnsi="맑은 고딕" w:cs="굴림" w:hint="eastAsia"/>
+                <w:color w:val="000000"/>
+                <w:kern w:val="0"/>
+                <w:sz w:val="14"/>
+                <w:szCs w:val="14"/>
+                <w14:ligatures w14:val="none"/>
+              </w:rPr>
+              <w:t xml:space="preserve"> 및 훼손이 발생한 경우 즉시 서비스제공자에게 통지하여야 한다.</w:t>
             </w:r>
           </w:p>
           <w:p>
@@ -2235,8 +2468,21 @@
                 <w:szCs w:val="14"/>
                 <w14:ligatures w14:val="none"/>
               </w:rPr>
-              <w:t>⑥ 충전요금은 한국 전력의 전기요금, 환경부 충전요금 인상 또는 사업자의 사정에 따라 사업자가 변동할 수 있으며, 서비스제공자는 홈페</w:t>
-            </w:r>
+              <w:t xml:space="preserve">⑥ 충전요금은 한국 전력의 전기요금, 환경부 충전요금 인상 또는 사업자의 사정에 따라 사업자가 변동할 수 있으며, 서비스제공자는 </w:t>
+            </w:r>
+            <w:proofErr w:type="spellStart"/>
+            <w:r>
+              <w:rPr>
+                <w:rFonts w:ascii="맑은 고딕" w:eastAsia="맑은 고딕" w:hAnsi="맑은 고딕" w:cs="굴림" w:hint="eastAsia"/>
+                <w:color w:val="000000"/>
+                <w:kern w:val="0"/>
+                <w:sz w:val="14"/>
+                <w:szCs w:val="14"/>
+                <w14:ligatures w14:val="none"/>
+              </w:rPr>
+              <w:t>홈페</w:t>
+            </w:r>
+            <w:proofErr w:type="spellEnd"/>
           </w:p>
           <w:p>
             <w:pPr>
@@ -2263,7 +2509,31 @@
                 <w:szCs w:val="14"/>
                 <w14:ligatures w14:val="none"/>
               </w:rPr>
-              <w:t>   이지 및 모바일 앱(APP)에 미리 고지하여 알린다.</w:t>
+              <w:t>   이지 및 모바일 앱(APP)</w:t>
+            </w:r>
+            <w:proofErr w:type="spellStart"/>
+            <w:r>
+              <w:rPr>
+                <w:rFonts w:ascii="맑은 고딕" w:eastAsia="맑은 고딕" w:hAnsi="맑은 고딕" w:cs="굴림" w:hint="eastAsia"/>
+                <w:color w:val="000000"/>
+                <w:kern w:val="0"/>
+                <w:sz w:val="14"/>
+                <w:szCs w:val="14"/>
+                <w14:ligatures w14:val="none"/>
+              </w:rPr>
+              <w:t>에</w:t>
+            </w:r>
+            <w:proofErr w:type="spellEnd"/>
+            <w:r>
+              <w:rPr>
+                <w:rFonts w:ascii="맑은 고딕" w:eastAsia="맑은 고딕" w:hAnsi="맑은 고딕" w:cs="굴림" w:hint="eastAsia"/>
+                <w:color w:val="000000"/>
+                <w:kern w:val="0"/>
+                <w:sz w:val="14"/>
+                <w:szCs w:val="14"/>
+                <w14:ligatures w14:val="none"/>
+              </w:rPr>
+              <w:t xml:space="preserve"> 미리 고지하여 알린다.</w:t>
             </w:r>
           </w:p>
           <w:p>
@@ -2375,7 +2645,31 @@
                 <w:szCs w:val="14"/>
                 <w14:ligatures w14:val="none"/>
               </w:rPr>
-              <w:t xml:space="preserve">⑨ 본 계약에 의해 설치된 시설물(주차면 글씨/도색 포함)에 변동, 변경 필요 시 사전에 서비스이용자와 서비스제공자가 상호 협의하여야 </w:t>
+              <w:t>⑨ 본 계약에 의해 설치된 시설물(주차면 글씨/도색 포함)</w:t>
+            </w:r>
+            <w:proofErr w:type="spellStart"/>
+            <w:r>
+              <w:rPr>
+                <w:rFonts w:ascii="맑은 고딕" w:eastAsia="맑은 고딕" w:hAnsi="맑은 고딕" w:cs="굴림" w:hint="eastAsia"/>
+                <w:color w:val="000000"/>
+                <w:kern w:val="0"/>
+                <w:sz w:val="14"/>
+                <w:szCs w:val="14"/>
+                <w14:ligatures w14:val="none"/>
+              </w:rPr>
+              <w:t>에</w:t>
+            </w:r>
+            <w:proofErr w:type="spellEnd"/>
+            <w:r>
+              <w:rPr>
+                <w:rFonts w:ascii="맑은 고딕" w:eastAsia="맑은 고딕" w:hAnsi="맑은 고딕" w:cs="굴림" w:hint="eastAsia"/>
+                <w:color w:val="000000"/>
+                <w:kern w:val="0"/>
+                <w:sz w:val="14"/>
+                <w:szCs w:val="14"/>
+                <w14:ligatures w14:val="none"/>
+              </w:rPr>
+              <w:t xml:space="preserve"> 변동, 변경 필요 시 사전에 서비스이용자와 서비스제공자가 상호 협의하여야 </w:t>
             </w:r>
           </w:p>
           <w:p>
@@ -2459,7 +2753,55 @@
                 <w:szCs w:val="14"/>
                 <w14:ligatures w14:val="none"/>
               </w:rPr>
-              <w:t>   시설 운영불가에 따른 운영손실비(완속충전기 기당 1일/1만원)를 서비스제공자에게 납부한다.</w:t>
+              <w:t>   시설 운영불가에 따른 운영손실비(</w:t>
+            </w:r>
+            <w:proofErr w:type="spellStart"/>
+            <w:r>
+              <w:rPr>
+                <w:rFonts w:ascii="맑은 고딕" w:eastAsia="맑은 고딕" w:hAnsi="맑은 고딕" w:cs="굴림" w:hint="eastAsia"/>
+                <w:color w:val="000000"/>
+                <w:kern w:val="0"/>
+                <w:sz w:val="14"/>
+                <w:szCs w:val="14"/>
+                <w14:ligatures w14:val="none"/>
+              </w:rPr>
+              <w:t>완속충전기</w:t>
+            </w:r>
+            <w:proofErr w:type="spellEnd"/>
+            <w:r>
+              <w:rPr>
+                <w:rFonts w:ascii="맑은 고딕" w:eastAsia="맑은 고딕" w:hAnsi="맑은 고딕" w:cs="굴림" w:hint="eastAsia"/>
+                <w:color w:val="000000"/>
+                <w:kern w:val="0"/>
+                <w:sz w:val="14"/>
+                <w:szCs w:val="14"/>
+                <w14:ligatures w14:val="none"/>
+              </w:rPr>
+              <w:t xml:space="preserve"> 기당 1일/1만원)</w:t>
+            </w:r>
+            <w:proofErr w:type="spellStart"/>
+            <w:r>
+              <w:rPr>
+                <w:rFonts w:ascii="맑은 고딕" w:eastAsia="맑은 고딕" w:hAnsi="맑은 고딕" w:cs="굴림" w:hint="eastAsia"/>
+                <w:color w:val="000000"/>
+                <w:kern w:val="0"/>
+                <w:sz w:val="14"/>
+                <w:szCs w:val="14"/>
+                <w14:ligatures w14:val="none"/>
+              </w:rPr>
+              <w:t>를</w:t>
+            </w:r>
+            <w:proofErr w:type="spellEnd"/>
+            <w:r>
+              <w:rPr>
+                <w:rFonts w:ascii="맑은 고딕" w:eastAsia="맑은 고딕" w:hAnsi="맑은 고딕" w:cs="굴림" w:hint="eastAsia"/>
+                <w:color w:val="000000"/>
+                <w:kern w:val="0"/>
+                <w:sz w:val="14"/>
+                <w:szCs w:val="14"/>
+                <w14:ligatures w14:val="none"/>
+              </w:rPr>
+              <w:t xml:space="preserve"> 서비스제공자에게 납부한다.</w:t>
             </w:r>
           </w:p>
           <w:p>
@@ -2487,7 +2829,79 @@
                 <w:szCs w:val="14"/>
                 <w14:ligatures w14:val="none"/>
               </w:rPr>
-              <w:t>⑩ 서비스이용자는‘공동주택관리법 제35조5항’에 의거하여 충전기 설치공사를 완료했을 때 시장·군수·구청장의 사용검사 필증을 발급받아야</w:t>
+              <w:t xml:space="preserve">⑩ </w:t>
+            </w:r>
+            <w:proofErr w:type="spellStart"/>
+            <w:r>
+              <w:rPr>
+                <w:rFonts w:ascii="맑은 고딕" w:eastAsia="맑은 고딕" w:hAnsi="맑은 고딕" w:cs="굴림" w:hint="eastAsia"/>
+                <w:color w:val="000000"/>
+                <w:kern w:val="0"/>
+                <w:sz w:val="14"/>
+                <w:szCs w:val="14"/>
+                <w14:ligatures w14:val="none"/>
+              </w:rPr>
+              <w:t>서비스이용자는‘공동주택관리법</w:t>
+            </w:r>
+            <w:proofErr w:type="spellEnd"/>
+            <w:r>
+              <w:rPr>
+                <w:rFonts w:ascii="맑은 고딕" w:eastAsia="맑은 고딕" w:hAnsi="맑은 고딕" w:cs="굴림" w:hint="eastAsia"/>
+                <w:color w:val="000000"/>
+                <w:kern w:val="0"/>
+                <w:sz w:val="14"/>
+                <w:szCs w:val="14"/>
+                <w14:ligatures w14:val="none"/>
+              </w:rPr>
+              <w:t xml:space="preserve"> 제35조5항’에 의거하여 충전기 설치공사를 완료했을 때 </w:t>
+            </w:r>
+            <w:proofErr w:type="spellStart"/>
+            <w:r>
+              <w:rPr>
+                <w:rFonts w:ascii="맑은 고딕" w:eastAsia="맑은 고딕" w:hAnsi="맑은 고딕" w:cs="굴림" w:hint="eastAsia"/>
+                <w:color w:val="000000"/>
+                <w:kern w:val="0"/>
+                <w:sz w:val="14"/>
+                <w:szCs w:val="14"/>
+                <w14:ligatures w14:val="none"/>
+              </w:rPr>
+              <w:t>시장·군수·구청장의</w:t>
+            </w:r>
+            <w:proofErr w:type="spellEnd"/>
+            <w:r>
+              <w:rPr>
+                <w:rFonts w:ascii="맑은 고딕" w:eastAsia="맑은 고딕" w:hAnsi="맑은 고딕" w:cs="굴림" w:hint="eastAsia"/>
+                <w:color w:val="000000"/>
+                <w:kern w:val="0"/>
+                <w:sz w:val="14"/>
+                <w:szCs w:val="14"/>
+                <w14:ligatures w14:val="none"/>
+              </w:rPr>
+              <w:t xml:space="preserve"> 사용검사 </w:t>
+            </w:r>
+            <w:proofErr w:type="spellStart"/>
+            <w:r>
+              <w:rPr>
+                <w:rFonts w:ascii="맑은 고딕" w:eastAsia="맑은 고딕" w:hAnsi="맑은 고딕" w:cs="굴림" w:hint="eastAsia"/>
+                <w:color w:val="000000"/>
+                <w:kern w:val="0"/>
+                <w:sz w:val="14"/>
+                <w:szCs w:val="14"/>
+                <w14:ligatures w14:val="none"/>
+              </w:rPr>
+              <w:t>필증을</w:t>
+            </w:r>
+            <w:proofErr w:type="spellEnd"/>
+            <w:r>
+              <w:rPr>
+                <w:rFonts w:ascii="맑은 고딕" w:eastAsia="맑은 고딕" w:hAnsi="맑은 고딕" w:cs="굴림" w:hint="eastAsia"/>
+                <w:color w:val="000000"/>
+                <w:kern w:val="0"/>
+                <w:sz w:val="14"/>
+                <w:szCs w:val="14"/>
+                <w14:ligatures w14:val="none"/>
+              </w:rPr>
+              <w:t xml:space="preserve"> 발급받아야</w:t>
             </w:r>
           </w:p>
           <w:p>
@@ -2543,7 +2957,55 @@
                 <w:szCs w:val="14"/>
                 <w14:ligatures w14:val="none"/>
               </w:rPr>
-              <w:t>⑪ 서비스이용자는 『환경친화적 자동차의 개발 및 보급 촉진에 관한 법률』에 따라 “충전소”운영을 방해하는 행위를 할 수 없다. 운영 중인</w:t>
+              <w:t xml:space="preserve">⑪ 서비스이용자는 『환경친화적 자동차의 개발 및 보급 촉진에 관한 </w:t>
+            </w:r>
+            <w:proofErr w:type="spellStart"/>
+            <w:r>
+              <w:rPr>
+                <w:rFonts w:ascii="맑은 고딕" w:eastAsia="맑은 고딕" w:hAnsi="맑은 고딕" w:cs="굴림" w:hint="eastAsia"/>
+                <w:color w:val="000000"/>
+                <w:kern w:val="0"/>
+                <w:sz w:val="14"/>
+                <w:szCs w:val="14"/>
+                <w14:ligatures w14:val="none"/>
+              </w:rPr>
+              <w:t>법률』에</w:t>
+            </w:r>
+            <w:proofErr w:type="spellEnd"/>
+            <w:r>
+              <w:rPr>
+                <w:rFonts w:ascii="맑은 고딕" w:eastAsia="맑은 고딕" w:hAnsi="맑은 고딕" w:cs="굴림" w:hint="eastAsia"/>
+                <w:color w:val="000000"/>
+                <w:kern w:val="0"/>
+                <w:sz w:val="14"/>
+                <w:szCs w:val="14"/>
+                <w14:ligatures w14:val="none"/>
+              </w:rPr>
+              <w:t xml:space="preserve"> 따라 “</w:t>
+            </w:r>
+            <w:proofErr w:type="spellStart"/>
+            <w:r>
+              <w:rPr>
+                <w:rFonts w:ascii="맑은 고딕" w:eastAsia="맑은 고딕" w:hAnsi="맑은 고딕" w:cs="굴림" w:hint="eastAsia"/>
+                <w:color w:val="000000"/>
+                <w:kern w:val="0"/>
+                <w:sz w:val="14"/>
+                <w:szCs w:val="14"/>
+                <w14:ligatures w14:val="none"/>
+              </w:rPr>
+              <w:t>충전소”운영을</w:t>
+            </w:r>
+            <w:proofErr w:type="spellEnd"/>
+            <w:r>
+              <w:rPr>
+                <w:rFonts w:ascii="맑은 고딕" w:eastAsia="맑은 고딕" w:hAnsi="맑은 고딕" w:cs="굴림" w:hint="eastAsia"/>
+                <w:color w:val="000000"/>
+                <w:kern w:val="0"/>
+                <w:sz w:val="14"/>
+                <w:szCs w:val="14"/>
+                <w14:ligatures w14:val="none"/>
+              </w:rPr>
+              <w:t xml:space="preserve"> 방해하는 행위를 할 수 없다. 운영 중인</w:t>
             </w:r>
           </w:p>
           <w:p>
@@ -2599,7 +3061,31 @@
                 <w:szCs w:val="14"/>
                 <w14:ligatures w14:val="none"/>
               </w:rPr>
-              <w:t>   에 따른 환경부 및 관할 지자체의 공공기관에 해당 사실을 민원 공유를 진행한다.</w:t>
+              <w:t>   </w:t>
+            </w:r>
+            <w:proofErr w:type="spellStart"/>
+            <w:r>
+              <w:rPr>
+                <w:rFonts w:ascii="맑은 고딕" w:eastAsia="맑은 고딕" w:hAnsi="맑은 고딕" w:cs="굴림" w:hint="eastAsia"/>
+                <w:color w:val="000000"/>
+                <w:kern w:val="0"/>
+                <w:sz w:val="14"/>
+                <w:szCs w:val="14"/>
+                <w14:ligatures w14:val="none"/>
+              </w:rPr>
+              <w:t>에</w:t>
+            </w:r>
+            <w:proofErr w:type="spellEnd"/>
+            <w:r>
+              <w:rPr>
+                <w:rFonts w:ascii="맑은 고딕" w:eastAsia="맑은 고딕" w:hAnsi="맑은 고딕" w:cs="굴림" w:hint="eastAsia"/>
+                <w:color w:val="000000"/>
+                <w:kern w:val="0"/>
+                <w:sz w:val="14"/>
+                <w:szCs w:val="14"/>
+                <w14:ligatures w14:val="none"/>
+              </w:rPr>
+              <w:t xml:space="preserve"> 따른 환경부 및 관할 지자체의 공공기관에 해당 사실을 민원 공유를 진행한다.</w:t>
             </w:r>
           </w:p>
           <w:p>
@@ -2683,8 +3169,23 @@
                 <w:szCs w:val="15"/>
                 <w14:ligatures w14:val="none"/>
               </w:rPr>
-              <w:t>제2조 계약의 해제•해지</w:t>
-            </w:r>
+              <w:t xml:space="preserve">제2조 계약의 </w:t>
+            </w:r>
+            <w:proofErr w:type="spellStart"/>
+            <w:r>
+              <w:rPr>
+                <w:rFonts w:ascii="맑은 고딕" w:eastAsia="맑은 고딕" w:hAnsi="맑은 고딕" w:cs="굴림" w:hint="eastAsia"/>
+                <w:b/>
+                <w:bCs/>
+                <w:color w:val="000000"/>
+                <w:kern w:val="0"/>
+                <w:sz w:val="15"/>
+                <w:szCs w:val="15"/>
+                <w14:ligatures w14:val="none"/>
+              </w:rPr>
+              <w:t>해제•해지</w:t>
+            </w:r>
+            <w:proofErr w:type="spellEnd"/>
           </w:p>
           <w:p>
             <w:pPr>
@@ -2711,7 +3212,55 @@
                 <w:szCs w:val="14"/>
                 <w14:ligatures w14:val="none"/>
               </w:rPr>
-              <w:t>① 설치된 충전기는 준공일(설치완료확인서기준)로부터 계약기간 동안 의무로 사용하여야 하며 중도 해제•해지 경우 보조금 환수 및 위약</w:t>
+              <w:t>① 설치된 충전기는 준공일(</w:t>
+            </w:r>
+            <w:proofErr w:type="spellStart"/>
+            <w:r>
+              <w:rPr>
+                <w:rFonts w:ascii="맑은 고딕" w:eastAsia="맑은 고딕" w:hAnsi="맑은 고딕" w:cs="굴림" w:hint="eastAsia"/>
+                <w:color w:val="000000"/>
+                <w:kern w:val="0"/>
+                <w:sz w:val="14"/>
+                <w:szCs w:val="14"/>
+                <w14:ligatures w14:val="none"/>
+              </w:rPr>
+              <w:t>설치완료확인서기준</w:t>
+            </w:r>
+            <w:proofErr w:type="spellEnd"/>
+            <w:r>
+              <w:rPr>
+                <w:rFonts w:ascii="맑은 고딕" w:eastAsia="맑은 고딕" w:hAnsi="맑은 고딕" w:cs="굴림" w:hint="eastAsia"/>
+                <w:color w:val="000000"/>
+                <w:kern w:val="0"/>
+                <w:sz w:val="14"/>
+                <w:szCs w:val="14"/>
+                <w14:ligatures w14:val="none"/>
+              </w:rPr>
+              <w:t xml:space="preserve">)로부터 계약기간 동안 의무로 사용하여야 하며 중도 </w:t>
+            </w:r>
+            <w:proofErr w:type="spellStart"/>
+            <w:r>
+              <w:rPr>
+                <w:rFonts w:ascii="맑은 고딕" w:eastAsia="맑은 고딕" w:hAnsi="맑은 고딕" w:cs="굴림" w:hint="eastAsia"/>
+                <w:color w:val="000000"/>
+                <w:kern w:val="0"/>
+                <w:sz w:val="14"/>
+                <w:szCs w:val="14"/>
+                <w14:ligatures w14:val="none"/>
+              </w:rPr>
+              <w:t>해제•해지</w:t>
+            </w:r>
+            <w:proofErr w:type="spellEnd"/>
+            <w:r>
+              <w:rPr>
+                <w:rFonts w:ascii="맑은 고딕" w:eastAsia="맑은 고딕" w:hAnsi="맑은 고딕" w:cs="굴림" w:hint="eastAsia"/>
+                <w:color w:val="000000"/>
+                <w:kern w:val="0"/>
+                <w:sz w:val="14"/>
+                <w:szCs w:val="14"/>
+                <w14:ligatures w14:val="none"/>
+              </w:rPr>
+              <w:t xml:space="preserve"> 경우 보조금 환수 및 위약</w:t>
             </w:r>
           </w:p>
           <w:p>
@@ -2879,7 +3428,79 @@
                 <w:szCs w:val="14"/>
                 <w14:ligatures w14:val="none"/>
               </w:rPr>
-              <w:t>③ 서비스이용자의 책임있는 사유(제2항의 각호)로 본 계약이 해제•해지될 경우 계약 해제•해지일로부터1개월 이내 각 전기차 충전시설에</w:t>
+              <w:t xml:space="preserve">③ 서비스이용자의 </w:t>
+            </w:r>
+            <w:proofErr w:type="spellStart"/>
+            <w:r>
+              <w:rPr>
+                <w:rFonts w:ascii="맑은 고딕" w:eastAsia="맑은 고딕" w:hAnsi="맑은 고딕" w:cs="굴림" w:hint="eastAsia"/>
+                <w:color w:val="000000"/>
+                <w:kern w:val="0"/>
+                <w:sz w:val="14"/>
+                <w:szCs w:val="14"/>
+                <w14:ligatures w14:val="none"/>
+              </w:rPr>
+              <w:t>책임있는</w:t>
+            </w:r>
+            <w:proofErr w:type="spellEnd"/>
+            <w:r>
+              <w:rPr>
+                <w:rFonts w:ascii="맑은 고딕" w:eastAsia="맑은 고딕" w:hAnsi="맑은 고딕" w:cs="굴림" w:hint="eastAsia"/>
+                <w:color w:val="000000"/>
+                <w:kern w:val="0"/>
+                <w:sz w:val="14"/>
+                <w:szCs w:val="14"/>
+                <w14:ligatures w14:val="none"/>
+              </w:rPr>
+              <w:t xml:space="preserve"> 사유(제2항의 각호)로 본 계약이 </w:t>
+            </w:r>
+            <w:proofErr w:type="spellStart"/>
+            <w:r>
+              <w:rPr>
+                <w:rFonts w:ascii="맑은 고딕" w:eastAsia="맑은 고딕" w:hAnsi="맑은 고딕" w:cs="굴림" w:hint="eastAsia"/>
+                <w:color w:val="000000"/>
+                <w:kern w:val="0"/>
+                <w:sz w:val="14"/>
+                <w:szCs w:val="14"/>
+                <w14:ligatures w14:val="none"/>
+              </w:rPr>
+              <w:t>해제•해지될</w:t>
+            </w:r>
+            <w:proofErr w:type="spellEnd"/>
+            <w:r>
+              <w:rPr>
+                <w:rFonts w:ascii="맑은 고딕" w:eastAsia="맑은 고딕" w:hAnsi="맑은 고딕" w:cs="굴림" w:hint="eastAsia"/>
+                <w:color w:val="000000"/>
+                <w:kern w:val="0"/>
+                <w:sz w:val="14"/>
+                <w:szCs w:val="14"/>
+                <w14:ligatures w14:val="none"/>
+              </w:rPr>
+              <w:t xml:space="preserve"> 경우 계약 </w:t>
+            </w:r>
+            <w:proofErr w:type="spellStart"/>
+            <w:r>
+              <w:rPr>
+                <w:rFonts w:ascii="맑은 고딕" w:eastAsia="맑은 고딕" w:hAnsi="맑은 고딕" w:cs="굴림" w:hint="eastAsia"/>
+                <w:color w:val="000000"/>
+                <w:kern w:val="0"/>
+                <w:sz w:val="14"/>
+                <w:szCs w:val="14"/>
+                <w14:ligatures w14:val="none"/>
+              </w:rPr>
+              <w:t>해제•해지일로부터</w:t>
+            </w:r>
+            <w:proofErr w:type="spellEnd"/>
+            <w:r>
+              <w:rPr>
+                <w:rFonts w:ascii="맑은 고딕" w:eastAsia="맑은 고딕" w:hAnsi="맑은 고딕" w:cs="굴림" w:hint="eastAsia"/>
+                <w:color w:val="000000"/>
+                <w:kern w:val="0"/>
+                <w:sz w:val="14"/>
+                <w:szCs w:val="14"/>
+                <w14:ligatures w14:val="none"/>
+              </w:rPr>
+              <w:t>1개월 이내 각 전기차 충전시설에</w:t>
             </w:r>
           </w:p>
           <w:p>
@@ -2935,7 +3556,31 @@
                 <w14:ligatures w14:val="none"/>
               </w:rPr>
               <w:lastRenderedPageBreak/>
-              <w:t>   * 위약금 산정 방식: 기 투입비용(전기차 충전시설 설치비용) X (잔여 개월/약정 개월) + 철거비용+ 환경부 완속충전시설 보조금</w:t>
+              <w:t xml:space="preserve">   * 위약금 산정 방식: 기 투입비용(전기차 충전시설 설치비용) X (잔여 개월/약정 개월) + 철거비용+ 환경부 </w:t>
+            </w:r>
+            <w:proofErr w:type="spellStart"/>
+            <w:r>
+              <w:rPr>
+                <w:rFonts w:ascii="맑은 고딕" w:eastAsia="맑은 고딕" w:hAnsi="맑은 고딕" w:cs="굴림" w:hint="eastAsia"/>
+                <w:color w:val="000000"/>
+                <w:kern w:val="0"/>
+                <w:sz w:val="14"/>
+                <w:szCs w:val="14"/>
+                <w14:ligatures w14:val="none"/>
+              </w:rPr>
+              <w:t>완속충전시설</w:t>
+            </w:r>
+            <w:proofErr w:type="spellEnd"/>
+            <w:r>
+              <w:rPr>
+                <w:rFonts w:ascii="맑은 고딕" w:eastAsia="맑은 고딕" w:hAnsi="맑은 고딕" w:cs="굴림" w:hint="eastAsia"/>
+                <w:color w:val="000000"/>
+                <w:kern w:val="0"/>
+                <w:sz w:val="14"/>
+                <w:szCs w:val="14"/>
+                <w14:ligatures w14:val="none"/>
+              </w:rPr>
+              <w:t xml:space="preserve"> 보조금</w:t>
             </w:r>
           </w:p>
           <w:p>
@@ -2962,7 +3607,31 @@
                 <w:szCs w:val="14"/>
                 <w14:ligatures w14:val="none"/>
               </w:rPr>
-              <w:t>     (환수율/의무 운영 기간5년)</w:t>
+              <w:t>     (</w:t>
+            </w:r>
+            <w:proofErr w:type="spellStart"/>
+            <w:r>
+              <w:rPr>
+                <w:rFonts w:ascii="맑은 고딕" w:eastAsia="맑은 고딕" w:hAnsi="맑은 고딕" w:cs="굴림" w:hint="eastAsia"/>
+                <w:color w:val="000000"/>
+                <w:kern w:val="0"/>
+                <w:sz w:val="14"/>
+                <w:szCs w:val="14"/>
+                <w14:ligatures w14:val="none"/>
+              </w:rPr>
+              <w:t>환수율</w:t>
+            </w:r>
+            <w:proofErr w:type="spellEnd"/>
+            <w:r>
+              <w:rPr>
+                <w:rFonts w:ascii="맑은 고딕" w:eastAsia="맑은 고딕" w:hAnsi="맑은 고딕" w:cs="굴림" w:hint="eastAsia"/>
+                <w:color w:val="000000"/>
+                <w:kern w:val="0"/>
+                <w:sz w:val="14"/>
+                <w:szCs w:val="14"/>
+                <w14:ligatures w14:val="none"/>
+              </w:rPr>
+              <w:t>/의무 운영 기간5년)</w:t>
             </w:r>
           </w:p>
           <w:p>
@@ -3679,7 +4348,31 @@
                 <w:szCs w:val="17"/>
                 <w14:ligatures w14:val="none"/>
               </w:rPr>
-              <w:t> SK일렉링크 주식회사    </w:t>
+              <w:t> SK</w:t>
+            </w:r>
+            <w:proofErr w:type="spellStart"/>
+            <w:r>
+              <w:rPr>
+                <w:rFonts w:ascii="맑은 고딕" w:eastAsia="맑은 고딕" w:hAnsi="맑은 고딕" w:cs="굴림" w:hint="eastAsia"/>
+                <w:color w:val="000000"/>
+                <w:kern w:val="0"/>
+                <w:sz w:val="17"/>
+                <w:szCs w:val="17"/>
+                <w14:ligatures w14:val="none"/>
+              </w:rPr>
+              <w:t>일렉링크</w:t>
+            </w:r>
+            <w:proofErr w:type="spellEnd"/>
+            <w:r>
+              <w:rPr>
+                <w:rFonts w:ascii="맑은 고딕" w:eastAsia="맑은 고딕" w:hAnsi="맑은 고딕" w:cs="굴림" w:hint="eastAsia"/>
+                <w:color w:val="000000"/>
+                <w:kern w:val="0"/>
+                <w:sz w:val="17"/>
+                <w:szCs w:val="17"/>
+                <w14:ligatures w14:val="none"/>
+              </w:rPr>
+              <w:t xml:space="preserve"> 주식회사    </w:t>
             </w:r>
             <w:r>
               <w:rPr>
@@ -3722,6 +4415,1797 @@
           <w14:ligatures w14:val="none"/>
         </w:rPr>
       </w:pPr>
+    </w:p>
+    <w:p>
+      <w:pPr>
+        <w:widowControl/>
+        <w:wordWrap/>
+        <w:autoSpaceDE/>
+        <w:autoSpaceDN/>
+        <w:rPr>
+          <w:rFonts w:ascii="맑은 고딕" w:eastAsia="맑은 고딕" w:hAnsi="맑은 고딕" w:cs="Times New Roman" w:hint="eastAsia"/>
+          <w:b/>
+          <w:bCs/>
+          <w:sz w:val="24"/>
+          <w:szCs w:val="28"/>
+          <w14:ligatures w14:val="none"/>
+        </w:rPr>
+      </w:pPr>
+      <w:r>
+        <w:rPr>
+          <w:rFonts w:ascii="맑은 고딕" w:eastAsia="맑은 고딕" w:hAnsi="맑은 고딕" w:cs="Times New Roman"/>
+          <w:b/>
+          <w:bCs/>
+          <w:sz w:val="24"/>
+          <w:szCs w:val="28"/>
+          <w14:ligatures w14:val="none"/>
+        </w:rPr>
+        <w:br w:type="page"/>
+      </w:r>
+    </w:p>
+    <w:p>
+      <w:pPr>
+        <w:widowControl/>
+        <w:wordWrap/>
+        <w:autoSpaceDE/>
+        <w:autoSpaceDN/>
+        <w:spacing w:after="0"/>
+        <w:rPr>
+          <w:rFonts w:ascii="맑은 고딕" w:eastAsia="맑은 고딕" w:hAnsi="맑은 고딕" w:cs="굴림"/>
+          <w:color w:val="000000"/>
+          <w:kern w:val="0"/>
+          <w:szCs w:val="22"/>
+          <w14:ligatures w14:val="none"/>
+        </w:rPr>
+      </w:pPr>
+      <w:r>
+        <w:rPr>
+          <w:rFonts w:ascii="맑은 고딕" w:eastAsia="맑은 고딕" w:hAnsi="맑은 고딕" w:cs="굴림" w:hint="eastAsia"/>
+          <w:b/>
+          <w:bCs/>
+          <w:color w:val="000000"/>
+          <w:kern w:val="0"/>
+          <w:sz w:val="17"/>
+          <w:szCs w:val="17"/>
+          <w14:ligatures w14:val="none"/>
+        </w:rPr>
+        <w:lastRenderedPageBreak/>
+        <w:t>[</w:t>
+      </w:r>
+      <w:r>
+        <w:rPr>
+          <w:rFonts w:ascii="맑은 고딕" w:eastAsia="맑은 고딕" w:hAnsi="맑은 고딕" w:cs="굴림" w:hint="eastAsia"/>
+          <w:b/>
+          <w:bCs/>
+          <w:color w:val="000000"/>
+          <w:kern w:val="0"/>
+          <w:sz w:val="17"/>
+          <w:szCs w:val="17"/>
+          <w14:ligatures w14:val="none"/>
+        </w:rPr>
+        <w:t>별첨1. SK</w:t>
+      </w:r>
+      <w:proofErr w:type="spellStart"/>
+      <w:r>
+        <w:rPr>
+          <w:rFonts w:ascii="맑은 고딕" w:eastAsia="맑은 고딕" w:hAnsi="맑은 고딕" w:cs="굴림" w:hint="eastAsia"/>
+          <w:b/>
+          <w:bCs/>
+          <w:color w:val="000000"/>
+          <w:kern w:val="0"/>
+          <w:sz w:val="17"/>
+          <w:szCs w:val="17"/>
+          <w14:ligatures w14:val="none"/>
+        </w:rPr>
+        <w:t>일렉링크</w:t>
+      </w:r>
+      <w:proofErr w:type="spellEnd"/>
+      <w:r>
+        <w:rPr>
+          <w:rFonts w:ascii="맑은 고딕" w:eastAsia="맑은 고딕" w:hAnsi="맑은 고딕" w:cs="굴림" w:hint="eastAsia"/>
+          <w:b/>
+          <w:bCs/>
+          <w:color w:val="000000"/>
+          <w:kern w:val="0"/>
+          <w:sz w:val="17"/>
+          <w:szCs w:val="17"/>
+          <w14:ligatures w14:val="none"/>
+        </w:rPr>
+        <w:t xml:space="preserve"> 충전요금]</w:t>
+      </w:r>
+    </w:p>
+    <w:tbl>
+      <w:tblPr>
+        <w:tblW w:w="0" w:type="auto"/>
+        <w:tblCellMar>
+          <w:left w:w="0" w:type="dxa"/>
+          <w:right w:w="0" w:type="dxa"/>
+        </w:tblCellMar>
+        <w:tblLook w:val="04A0" w:firstRow="1" w:lastRow="0" w:firstColumn="1" w:lastColumn="0" w:noHBand="0" w:noVBand="1"/>
+      </w:tblPr>
+      <w:tblGrid>
+        <w:gridCol w:w="1325"/>
+        <w:gridCol w:w="1485"/>
+        <w:gridCol w:w="2040"/>
+        <w:gridCol w:w="1860"/>
+        <w:gridCol w:w="1665"/>
+      </w:tblGrid>
+      <w:tr>
+        <w:trPr>
+          <w:trHeight w:val="270"/>
+        </w:trPr>
+        <w:tc>
+          <w:tcPr>
+            <w:tcW w:w="1325" w:type="dxa"/>
+            <w:vMerge w:val="restart"/>
+            <w:tcBorders>
+              <w:top w:val="single" w:sz="2" w:space="0" w:color="000000"/>
+              <w:left w:val="single" w:sz="2" w:space="0" w:color="000000"/>
+              <w:bottom w:val="single" w:sz="2" w:space="0" w:color="000000"/>
+              <w:right w:val="single" w:sz="2" w:space="0" w:color="000000"/>
+            </w:tcBorders>
+            <w:shd w:val="clear" w:color="auto" w:fill="FAE2D5"/>
+            <w:tcMar>
+              <w:top w:w="0" w:type="dxa"/>
+              <w:left w:w="105" w:type="dxa"/>
+              <w:bottom w:w="0" w:type="dxa"/>
+              <w:right w:w="105" w:type="dxa"/>
+            </w:tcMar>
+            <w:vAlign w:val="center"/>
+            <w:hideMark/>
+          </w:tcPr>
+          <w:p>
+            <w:pPr>
+              <w:widowControl/>
+              <w:wordWrap/>
+              <w:autoSpaceDE/>
+              <w:autoSpaceDN/>
+              <w:spacing w:after="0"/>
+              <w:jc w:val="center"/>
+              <w:rPr>
+                <w:rFonts w:ascii="맑은 고딕" w:eastAsia="맑은 고딕" w:hAnsi="맑은 고딕" w:cs="굴림"/>
+                <w:color w:val="000000"/>
+                <w:kern w:val="0"/>
+                <w:szCs w:val="22"/>
+                <w14:ligatures w14:val="none"/>
+              </w:rPr>
+            </w:pPr>
+            <w:r>
+              <w:rPr>
+                <w:rFonts w:ascii="맑은 고딕" w:eastAsia="맑은 고딕" w:hAnsi="맑은 고딕" w:cs="굴림" w:hint="eastAsia"/>
+                <w:b/>
+                <w:bCs/>
+                <w:color w:val="000000"/>
+                <w:kern w:val="0"/>
+                <w:sz w:val="16"/>
+                <w:szCs w:val="16"/>
+                <w14:ligatures w14:val="none"/>
+              </w:rPr>
+              <w:t>구분</w:t>
+            </w:r>
+          </w:p>
+        </w:tc>
+        <w:tc>
+          <w:tcPr>
+            <w:tcW w:w="1485" w:type="dxa"/>
+            <w:vMerge w:val="restart"/>
+            <w:tcBorders>
+              <w:top w:val="single" w:sz="2" w:space="0" w:color="000000"/>
+              <w:left w:val="single" w:sz="2" w:space="0" w:color="000000"/>
+              <w:bottom w:val="single" w:sz="2" w:space="0" w:color="000000"/>
+              <w:right w:val="single" w:sz="2" w:space="0" w:color="000000"/>
+            </w:tcBorders>
+            <w:shd w:val="clear" w:color="auto" w:fill="FAE2D5"/>
+            <w:tcMar>
+              <w:top w:w="0" w:type="dxa"/>
+              <w:left w:w="105" w:type="dxa"/>
+              <w:bottom w:w="0" w:type="dxa"/>
+              <w:right w:w="105" w:type="dxa"/>
+            </w:tcMar>
+            <w:vAlign w:val="center"/>
+            <w:hideMark/>
+          </w:tcPr>
+          <w:p>
+            <w:pPr>
+              <w:widowControl/>
+              <w:wordWrap/>
+              <w:autoSpaceDE/>
+              <w:autoSpaceDN/>
+              <w:spacing w:after="0"/>
+              <w:jc w:val="center"/>
+              <w:rPr>
+                <w:rFonts w:ascii="맑은 고딕" w:eastAsia="맑은 고딕" w:hAnsi="맑은 고딕" w:cs="굴림"/>
+                <w:color w:val="000000"/>
+                <w:kern w:val="0"/>
+                <w:szCs w:val="22"/>
+                <w14:ligatures w14:val="none"/>
+              </w:rPr>
+            </w:pPr>
+            <w:r>
+              <w:rPr>
+                <w:rFonts w:ascii="맑은 고딕" w:eastAsia="맑은 고딕" w:hAnsi="맑은 고딕" w:cs="굴림" w:hint="eastAsia"/>
+                <w:b/>
+                <w:bCs/>
+                <w:color w:val="000000"/>
+                <w:kern w:val="0"/>
+                <w:sz w:val="16"/>
+                <w:szCs w:val="16"/>
+                <w14:ligatures w14:val="none"/>
+              </w:rPr>
+              <w:t>계약기간</w:t>
+            </w:r>
+          </w:p>
+        </w:tc>
+        <w:tc>
+          <w:tcPr>
+            <w:tcW w:w="2040" w:type="dxa"/>
+            <w:vMerge w:val="restart"/>
+            <w:tcBorders>
+              <w:top w:val="single" w:sz="2" w:space="0" w:color="000000"/>
+              <w:left w:val="single" w:sz="2" w:space="0" w:color="000000"/>
+              <w:bottom w:val="single" w:sz="2" w:space="0" w:color="000000"/>
+              <w:right w:val="single" w:sz="2" w:space="0" w:color="000000"/>
+            </w:tcBorders>
+            <w:shd w:val="clear" w:color="auto" w:fill="FAE2D5"/>
+            <w:tcMar>
+              <w:top w:w="0" w:type="dxa"/>
+              <w:left w:w="105" w:type="dxa"/>
+              <w:bottom w:w="0" w:type="dxa"/>
+              <w:right w:w="105" w:type="dxa"/>
+            </w:tcMar>
+            <w:vAlign w:val="center"/>
+            <w:hideMark/>
+          </w:tcPr>
+          <w:p>
+            <w:pPr>
+              <w:widowControl/>
+              <w:wordWrap/>
+              <w:autoSpaceDE/>
+              <w:autoSpaceDN/>
+              <w:spacing w:after="0"/>
+              <w:jc w:val="center"/>
+              <w:rPr>
+                <w:rFonts w:ascii="맑은 고딕" w:eastAsia="맑은 고딕" w:hAnsi="맑은 고딕" w:cs="굴림"/>
+                <w:color w:val="000000"/>
+                <w:kern w:val="0"/>
+                <w:szCs w:val="22"/>
+                <w14:ligatures w14:val="none"/>
+              </w:rPr>
+            </w:pPr>
+            <w:r>
+              <w:rPr>
+                <w:rFonts w:ascii="맑은 고딕" w:eastAsia="맑은 고딕" w:hAnsi="맑은 고딕" w:cs="굴림" w:hint="eastAsia"/>
+                <w:b/>
+                <w:bCs/>
+                <w:color w:val="000000"/>
+                <w:kern w:val="0"/>
+                <w:sz w:val="16"/>
+                <w:szCs w:val="16"/>
+                <w14:ligatures w14:val="none"/>
+              </w:rPr>
+              <w:t>충전단가</w:t>
+            </w:r>
+          </w:p>
+        </w:tc>
+        <w:tc>
+          <w:tcPr>
+            <w:tcW w:w="3525" w:type="dxa"/>
+            <w:gridSpan w:val="2"/>
+            <w:tcBorders>
+              <w:top w:val="single" w:sz="2" w:space="0" w:color="000000"/>
+              <w:left w:val="single" w:sz="2" w:space="0" w:color="000000"/>
+              <w:bottom w:val="single" w:sz="2" w:space="0" w:color="000000"/>
+              <w:right w:val="single" w:sz="2" w:space="0" w:color="000000"/>
+            </w:tcBorders>
+            <w:shd w:val="clear" w:color="auto" w:fill="FAE2D5"/>
+            <w:tcMar>
+              <w:top w:w="0" w:type="dxa"/>
+              <w:left w:w="105" w:type="dxa"/>
+              <w:bottom w:w="0" w:type="dxa"/>
+              <w:right w:w="105" w:type="dxa"/>
+            </w:tcMar>
+            <w:vAlign w:val="center"/>
+            <w:hideMark/>
+          </w:tcPr>
+          <w:p>
+            <w:pPr>
+              <w:widowControl/>
+              <w:wordWrap/>
+              <w:autoSpaceDE/>
+              <w:autoSpaceDN/>
+              <w:spacing w:after="0"/>
+              <w:jc w:val="center"/>
+              <w:rPr>
+                <w:rFonts w:ascii="맑은 고딕" w:eastAsia="맑은 고딕" w:hAnsi="맑은 고딕" w:cs="굴림"/>
+                <w:color w:val="000000"/>
+                <w:kern w:val="0"/>
+                <w:szCs w:val="22"/>
+                <w14:ligatures w14:val="none"/>
+              </w:rPr>
+            </w:pPr>
+            <w:r>
+              <w:rPr>
+                <w:rFonts w:ascii="맑은 고딕" w:eastAsia="맑은 고딕" w:hAnsi="맑은 고딕" w:cs="굴림" w:hint="eastAsia"/>
+                <w:b/>
+                <w:bCs/>
+                <w:color w:val="000000"/>
+                <w:kern w:val="0"/>
+                <w:sz w:val="16"/>
+                <w:szCs w:val="16"/>
+                <w14:ligatures w14:val="none"/>
+              </w:rPr>
+              <w:t>프로모션(충전혜택)</w:t>
+            </w:r>
+          </w:p>
+        </w:tc>
+      </w:tr>
+      <w:tr>
+        <w:trPr>
+          <w:trHeight w:val="210"/>
+        </w:trPr>
+        <w:tc>
+          <w:tcPr>
+            <w:tcW w:w="0" w:type="auto"/>
+            <w:vMerge/>
+            <w:tcBorders>
+              <w:top w:val="single" w:sz="2" w:space="0" w:color="000000"/>
+              <w:left w:val="single" w:sz="2" w:space="0" w:color="000000"/>
+              <w:bottom w:val="single" w:sz="2" w:space="0" w:color="000000"/>
+              <w:right w:val="single" w:sz="2" w:space="0" w:color="000000"/>
+            </w:tcBorders>
+            <w:vAlign w:val="center"/>
+            <w:hideMark/>
+          </w:tcPr>
+          <w:p>
+            <w:pPr>
+              <w:widowControl/>
+              <w:wordWrap/>
+              <w:autoSpaceDE/>
+              <w:autoSpaceDN/>
+              <w:spacing w:after="0"/>
+              <w:rPr>
+                <w:rFonts w:ascii="맑은 고딕" w:eastAsia="맑은 고딕" w:hAnsi="맑은 고딕" w:cs="굴림"/>
+                <w:color w:val="000000"/>
+                <w:kern w:val="0"/>
+                <w:szCs w:val="22"/>
+                <w14:ligatures w14:val="none"/>
+              </w:rPr>
+            </w:pPr>
+          </w:p>
+        </w:tc>
+        <w:tc>
+          <w:tcPr>
+            <w:tcW w:w="0" w:type="auto"/>
+            <w:vMerge/>
+            <w:tcBorders>
+              <w:top w:val="single" w:sz="2" w:space="0" w:color="000000"/>
+              <w:left w:val="single" w:sz="2" w:space="0" w:color="000000"/>
+              <w:bottom w:val="single" w:sz="2" w:space="0" w:color="000000"/>
+              <w:right w:val="single" w:sz="2" w:space="0" w:color="000000"/>
+            </w:tcBorders>
+            <w:vAlign w:val="center"/>
+            <w:hideMark/>
+          </w:tcPr>
+          <w:p>
+            <w:pPr>
+              <w:widowControl/>
+              <w:wordWrap/>
+              <w:autoSpaceDE/>
+              <w:autoSpaceDN/>
+              <w:spacing w:after="0"/>
+              <w:rPr>
+                <w:rFonts w:ascii="맑은 고딕" w:eastAsia="맑은 고딕" w:hAnsi="맑은 고딕" w:cs="굴림"/>
+                <w:color w:val="000000"/>
+                <w:kern w:val="0"/>
+                <w:szCs w:val="22"/>
+                <w14:ligatures w14:val="none"/>
+              </w:rPr>
+            </w:pPr>
+          </w:p>
+        </w:tc>
+        <w:tc>
+          <w:tcPr>
+            <w:tcW w:w="0" w:type="auto"/>
+            <w:vMerge/>
+            <w:tcBorders>
+              <w:top w:val="single" w:sz="2" w:space="0" w:color="000000"/>
+              <w:left w:val="single" w:sz="2" w:space="0" w:color="000000"/>
+              <w:bottom w:val="single" w:sz="2" w:space="0" w:color="000000"/>
+              <w:right w:val="single" w:sz="2" w:space="0" w:color="000000"/>
+            </w:tcBorders>
+            <w:vAlign w:val="center"/>
+            <w:hideMark/>
+          </w:tcPr>
+          <w:p>
+            <w:pPr>
+              <w:widowControl/>
+              <w:wordWrap/>
+              <w:autoSpaceDE/>
+              <w:autoSpaceDN/>
+              <w:spacing w:after="0"/>
+              <w:rPr>
+                <w:rFonts w:ascii="맑은 고딕" w:eastAsia="맑은 고딕" w:hAnsi="맑은 고딕" w:cs="굴림"/>
+                <w:color w:val="000000"/>
+                <w:kern w:val="0"/>
+                <w:szCs w:val="22"/>
+                <w14:ligatures w14:val="none"/>
+              </w:rPr>
+            </w:pPr>
+          </w:p>
+        </w:tc>
+        <w:tc>
+          <w:tcPr>
+            <w:tcW w:w="1860" w:type="dxa"/>
+            <w:tcBorders>
+              <w:top w:val="single" w:sz="2" w:space="0" w:color="000000"/>
+              <w:left w:val="single" w:sz="2" w:space="0" w:color="000000"/>
+              <w:bottom w:val="single" w:sz="2" w:space="0" w:color="000000"/>
+              <w:right w:val="single" w:sz="2" w:space="0" w:color="000000"/>
+            </w:tcBorders>
+            <w:shd w:val="clear" w:color="auto" w:fill="FAE2D5"/>
+            <w:tcMar>
+              <w:top w:w="0" w:type="dxa"/>
+              <w:left w:w="105" w:type="dxa"/>
+              <w:bottom w:w="0" w:type="dxa"/>
+              <w:right w:w="105" w:type="dxa"/>
+            </w:tcMar>
+            <w:vAlign w:val="center"/>
+            <w:hideMark/>
+          </w:tcPr>
+          <w:p>
+            <w:pPr>
+              <w:widowControl/>
+              <w:wordWrap/>
+              <w:autoSpaceDE/>
+              <w:autoSpaceDN/>
+              <w:spacing w:after="0"/>
+              <w:jc w:val="center"/>
+              <w:rPr>
+                <w:rFonts w:ascii="맑은 고딕" w:eastAsia="맑은 고딕" w:hAnsi="맑은 고딕" w:cs="굴림"/>
+                <w:color w:val="000000"/>
+                <w:kern w:val="0"/>
+                <w:szCs w:val="22"/>
+                <w14:ligatures w14:val="none"/>
+              </w:rPr>
+            </w:pPr>
+            <w:r>
+              <w:rPr>
+                <w:rFonts w:ascii="맑은 고딕" w:eastAsia="맑은 고딕" w:hAnsi="맑은 고딕" w:cs="굴림" w:hint="eastAsia"/>
+                <w:b/>
+                <w:bCs/>
+                <w:color w:val="000000"/>
+                <w:kern w:val="0"/>
+                <w:sz w:val="16"/>
+                <w:szCs w:val="16"/>
+                <w14:ligatures w14:val="none"/>
+              </w:rPr>
+              <w:t>기간</w:t>
+            </w:r>
+          </w:p>
+        </w:tc>
+        <w:tc>
+          <w:tcPr>
+            <w:tcW w:w="1665" w:type="dxa"/>
+            <w:tcBorders>
+              <w:top w:val="single" w:sz="2" w:space="0" w:color="000000"/>
+              <w:left w:val="single" w:sz="2" w:space="0" w:color="000000"/>
+              <w:bottom w:val="single" w:sz="2" w:space="0" w:color="000000"/>
+              <w:right w:val="single" w:sz="2" w:space="0" w:color="000000"/>
+            </w:tcBorders>
+            <w:shd w:val="clear" w:color="auto" w:fill="FAE2D5"/>
+            <w:tcMar>
+              <w:top w:w="0" w:type="dxa"/>
+              <w:left w:w="105" w:type="dxa"/>
+              <w:bottom w:w="0" w:type="dxa"/>
+              <w:right w:w="105" w:type="dxa"/>
+            </w:tcMar>
+            <w:vAlign w:val="center"/>
+            <w:hideMark/>
+          </w:tcPr>
+          <w:p>
+            <w:pPr>
+              <w:widowControl/>
+              <w:wordWrap/>
+              <w:autoSpaceDE/>
+              <w:autoSpaceDN/>
+              <w:spacing w:after="0"/>
+              <w:jc w:val="center"/>
+              <w:rPr>
+                <w:rFonts w:ascii="맑은 고딕" w:eastAsia="맑은 고딕" w:hAnsi="맑은 고딕" w:cs="굴림"/>
+                <w:color w:val="000000"/>
+                <w:kern w:val="0"/>
+                <w:szCs w:val="22"/>
+                <w14:ligatures w14:val="none"/>
+              </w:rPr>
+            </w:pPr>
+            <w:r>
+              <w:rPr>
+                <w:rFonts w:ascii="맑은 고딕" w:eastAsia="맑은 고딕" w:hAnsi="맑은 고딕" w:cs="굴림" w:hint="eastAsia"/>
+                <w:b/>
+                <w:bCs/>
+                <w:color w:val="000000"/>
+                <w:kern w:val="0"/>
+                <w:sz w:val="16"/>
+                <w:szCs w:val="16"/>
+                <w14:ligatures w14:val="none"/>
+              </w:rPr>
+              <w:t>요금</w:t>
+            </w:r>
+          </w:p>
+        </w:tc>
+      </w:tr>
+      <w:tr>
+        <w:trPr>
+          <w:trHeight w:val="270"/>
+        </w:trPr>
+        <w:tc>
+          <w:tcPr>
+            <w:tcW w:w="1325" w:type="dxa"/>
+            <w:vMerge w:val="restart"/>
+            <w:tcBorders>
+              <w:top w:val="single" w:sz="2" w:space="0" w:color="000000"/>
+              <w:left w:val="single" w:sz="2" w:space="0" w:color="000000"/>
+              <w:bottom w:val="single" w:sz="2" w:space="0" w:color="000000"/>
+              <w:right w:val="single" w:sz="2" w:space="0" w:color="000000"/>
+            </w:tcBorders>
+            <w:tcMar>
+              <w:top w:w="0" w:type="dxa"/>
+              <w:left w:w="105" w:type="dxa"/>
+              <w:bottom w:w="0" w:type="dxa"/>
+              <w:right w:w="105" w:type="dxa"/>
+            </w:tcMar>
+            <w:vAlign w:val="center"/>
+            <w:hideMark/>
+          </w:tcPr>
+          <w:p>
+            <w:pPr>
+              <w:widowControl/>
+              <w:wordWrap/>
+              <w:autoSpaceDE/>
+              <w:autoSpaceDN/>
+              <w:spacing w:after="0"/>
+              <w:jc w:val="center"/>
+              <w:rPr>
+                <w:rFonts w:ascii="맑은 고딕" w:eastAsia="맑은 고딕" w:hAnsi="맑은 고딕" w:cs="굴림" w:hint="eastAsia"/>
+                <w:color w:val="000000"/>
+                <w:kern w:val="0"/>
+                <w:sz w:val="16"/>
+                <w:szCs w:val="16"/>
+                <w14:ligatures w14:val="none"/>
+              </w:rPr>
+            </w:pPr>
+            <w:r>
+              <w:rPr>
+                <w:rFonts w:ascii="맑은 고딕" w:eastAsia="맑은 고딕" w:hAnsi="맑은 고딕" w:cs="굴림" w:hint="eastAsia"/>
+                <w:color w:val="000000"/>
+                <w:kern w:val="0"/>
+                <w:sz w:val="16"/>
+                <w:szCs w:val="16"/>
+                <w14:ligatures w14:val="none"/>
+              </w:rPr>
+              <w:t>공동주택</w:t>
+            </w:r>
+            <w:r>
+              <w:rPr>
+                <w:rFonts w:ascii="맑은 고딕" w:eastAsia="맑은 고딕" w:hAnsi="맑은 고딕" w:cs="굴림" w:hint="eastAsia"/>
+                <w:color w:val="000000"/>
+                <w:kern w:val="0"/>
+                <w:sz w:val="16"/>
+                <w:szCs w:val="16"/>
+                <w14:ligatures w14:val="none"/>
+              </w:rPr>
+              <w:t xml:space="preserve"> 및 주거형 오피스텔</w:t>
+            </w:r>
+          </w:p>
+        </w:tc>
+        <w:tc>
+          <w:tcPr>
+            <w:tcW w:w="1485" w:type="dxa"/>
+            <w:tcBorders>
+              <w:top w:val="single" w:sz="2" w:space="0" w:color="000000"/>
+              <w:left w:val="single" w:sz="2" w:space="0" w:color="000000"/>
+              <w:bottom w:val="single" w:sz="2" w:space="0" w:color="000000"/>
+              <w:right w:val="single" w:sz="2" w:space="0" w:color="000000"/>
+            </w:tcBorders>
+            <w:tcMar>
+              <w:top w:w="0" w:type="dxa"/>
+              <w:left w:w="105" w:type="dxa"/>
+              <w:bottom w:w="0" w:type="dxa"/>
+              <w:right w:w="105" w:type="dxa"/>
+            </w:tcMar>
+            <w:vAlign w:val="center"/>
+            <w:hideMark/>
+          </w:tcPr>
+          <w:p>
+            <w:pPr>
+              <w:widowControl/>
+              <w:wordWrap/>
+              <w:autoSpaceDE/>
+              <w:autoSpaceDN/>
+              <w:spacing w:after="0"/>
+              <w:jc w:val="center"/>
+              <w:rPr>
+                <w:rFonts w:ascii="맑은 고딕" w:eastAsia="맑은 고딕" w:hAnsi="맑은 고딕" w:cs="굴림"/>
+                <w:color w:val="000000"/>
+                <w:kern w:val="0"/>
+                <w:sz w:val="16"/>
+                <w:szCs w:val="16"/>
+                <w14:ligatures w14:val="none"/>
+              </w:rPr>
+            </w:pPr>
+            <w:r>
+              <w:rPr>
+                <w:rFonts w:ascii="맑은 고딕" w:eastAsia="맑은 고딕" w:hAnsi="맑은 고딕" w:cs="굴림" w:hint="eastAsia"/>
+                <w:color w:val="000000"/>
+                <w:kern w:val="0"/>
+                <w:sz w:val="16"/>
+                <w:szCs w:val="16"/>
+                <w14:ligatures w14:val="none"/>
+              </w:rPr>
+              <w:t>7년</w:t>
+            </w:r>
+          </w:p>
+        </w:tc>
+        <w:tc>
+          <w:tcPr>
+            <w:tcW w:w="2040" w:type="dxa"/>
+            <w:vMerge w:val="restart"/>
+            <w:tcBorders>
+              <w:top w:val="single" w:sz="2" w:space="0" w:color="000000"/>
+              <w:left w:val="single" w:sz="2" w:space="0" w:color="000000"/>
+              <w:bottom w:val="single" w:sz="2" w:space="0" w:color="000000"/>
+              <w:right w:val="single" w:sz="2" w:space="0" w:color="000000"/>
+            </w:tcBorders>
+            <w:tcMar>
+              <w:top w:w="0" w:type="dxa"/>
+              <w:left w:w="105" w:type="dxa"/>
+              <w:bottom w:w="0" w:type="dxa"/>
+              <w:right w:w="105" w:type="dxa"/>
+            </w:tcMar>
+            <w:vAlign w:val="center"/>
+            <w:hideMark/>
+          </w:tcPr>
+          <w:p>
+            <w:pPr>
+              <w:widowControl/>
+              <w:wordWrap/>
+              <w:autoSpaceDE/>
+              <w:autoSpaceDN/>
+              <w:spacing w:after="0"/>
+              <w:jc w:val="center"/>
+              <w:rPr>
+                <w:rFonts w:ascii="맑은 고딕" w:eastAsia="맑은 고딕" w:hAnsi="맑은 고딕" w:cs="굴림"/>
+                <w:color w:val="000000"/>
+                <w:kern w:val="0"/>
+                <w:sz w:val="16"/>
+                <w:szCs w:val="16"/>
+                <w14:ligatures w14:val="none"/>
+              </w:rPr>
+            </w:pPr>
+            <w:r>
+              <w:rPr>
+                <w:rFonts w:ascii="맑은 고딕" w:eastAsia="맑은 고딕" w:hAnsi="맑은 고딕" w:cs="굴림" w:hint="eastAsia"/>
+                <w:color w:val="000000"/>
+                <w:kern w:val="0"/>
+                <w:sz w:val="16"/>
+                <w:szCs w:val="16"/>
+                <w14:ligatures w14:val="none"/>
+              </w:rPr>
+              <w:t>SK</w:t>
+            </w:r>
+            <w:proofErr w:type="spellStart"/>
+            <w:r>
+              <w:rPr>
+                <w:rFonts w:ascii="맑은 고딕" w:eastAsia="맑은 고딕" w:hAnsi="맑은 고딕" w:cs="굴림" w:hint="eastAsia"/>
+                <w:color w:val="000000"/>
+                <w:kern w:val="0"/>
+                <w:sz w:val="16"/>
+                <w:szCs w:val="16"/>
+                <w14:ligatures w14:val="none"/>
+              </w:rPr>
+              <w:t>일렉링크</w:t>
+            </w:r>
+            <w:proofErr w:type="spellEnd"/>
+          </w:p>
+          <w:p>
+            <w:pPr>
+              <w:widowControl/>
+              <w:wordWrap/>
+              <w:autoSpaceDE/>
+              <w:autoSpaceDN/>
+              <w:spacing w:after="0"/>
+              <w:jc w:val="center"/>
+              <w:rPr>
+                <w:rFonts w:ascii="맑은 고딕" w:eastAsia="맑은 고딕" w:hAnsi="맑은 고딕" w:cs="굴림"/>
+                <w:color w:val="000000"/>
+                <w:kern w:val="0"/>
+                <w:sz w:val="16"/>
+                <w:szCs w:val="16"/>
+                <w14:ligatures w14:val="none"/>
+              </w:rPr>
+            </w:pPr>
+            <w:r>
+              <w:rPr>
+                <w:rFonts w:ascii="맑은 고딕" w:eastAsia="맑은 고딕" w:hAnsi="맑은 고딕" w:cs="굴림" w:hint="eastAsia"/>
+                <w:color w:val="000000"/>
+                <w:kern w:val="0"/>
+                <w:sz w:val="16"/>
+                <w:szCs w:val="16"/>
+                <w14:ligatures w14:val="none"/>
+              </w:rPr>
+              <w:t>표준단가</w:t>
+            </w:r>
+          </w:p>
+        </w:tc>
+        <w:tc>
+          <w:tcPr>
+            <w:tcW w:w="1860" w:type="dxa"/>
+            <w:tcBorders>
+              <w:top w:val="single" w:sz="2" w:space="0" w:color="000000"/>
+              <w:left w:val="single" w:sz="2" w:space="0" w:color="000000"/>
+              <w:bottom w:val="single" w:sz="2" w:space="0" w:color="000000"/>
+              <w:right w:val="single" w:sz="2" w:space="0" w:color="000000"/>
+            </w:tcBorders>
+            <w:tcMar>
+              <w:top w:w="0" w:type="dxa"/>
+              <w:left w:w="105" w:type="dxa"/>
+              <w:bottom w:w="0" w:type="dxa"/>
+              <w:right w:w="105" w:type="dxa"/>
+            </w:tcMar>
+            <w:vAlign w:val="center"/>
+            <w:hideMark/>
+          </w:tcPr>
+          <w:p>
+            <w:pPr>
+              <w:widowControl/>
+              <w:wordWrap/>
+              <w:autoSpaceDE/>
+              <w:autoSpaceDN/>
+              <w:spacing w:after="0"/>
+              <w:jc w:val="center"/>
+              <w:rPr>
+                <w:rFonts w:ascii="맑은 고딕" w:eastAsia="맑은 고딕" w:hAnsi="맑은 고딕" w:cs="굴림"/>
+                <w:color w:val="000000"/>
+                <w:kern w:val="0"/>
+                <w:sz w:val="16"/>
+                <w:szCs w:val="16"/>
+                <w14:ligatures w14:val="none"/>
+              </w:rPr>
+            </w:pPr>
+            <w:r>
+              <w:rPr>
+                <w:rFonts w:ascii="맑은 고딕" w:eastAsia="맑은 고딕" w:hAnsi="맑은 고딕" w:cs="굴림" w:hint="eastAsia"/>
+                <w:color w:val="000000"/>
+                <w:kern w:val="0"/>
+                <w:sz w:val="16"/>
+                <w:szCs w:val="16"/>
+                <w14:ligatures w14:val="none"/>
+              </w:rPr>
+              <w:t>6개월</w:t>
+            </w:r>
+          </w:p>
+        </w:tc>
+        <w:tc>
+          <w:tcPr>
+            <w:tcW w:w="1665" w:type="dxa"/>
+            <w:tcBorders>
+              <w:top w:val="single" w:sz="2" w:space="0" w:color="000000"/>
+              <w:left w:val="single" w:sz="2" w:space="0" w:color="000000"/>
+              <w:bottom w:val="single" w:sz="2" w:space="0" w:color="000000"/>
+              <w:right w:val="single" w:sz="2" w:space="0" w:color="000000"/>
+            </w:tcBorders>
+            <w:tcMar>
+              <w:top w:w="0" w:type="dxa"/>
+              <w:left w:w="105" w:type="dxa"/>
+              <w:bottom w:w="0" w:type="dxa"/>
+              <w:right w:w="105" w:type="dxa"/>
+            </w:tcMar>
+            <w:vAlign w:val="center"/>
+            <w:hideMark/>
+          </w:tcPr>
+          <w:p>
+            <w:pPr>
+              <w:widowControl/>
+              <w:wordWrap/>
+              <w:autoSpaceDE/>
+              <w:autoSpaceDN/>
+              <w:spacing w:after="0"/>
+              <w:jc w:val="center"/>
+              <w:rPr>
+                <w:rFonts w:ascii="맑은 고딕" w:eastAsia="맑은 고딕" w:hAnsi="맑은 고딕" w:cs="굴림"/>
+                <w:color w:val="000000"/>
+                <w:kern w:val="0"/>
+                <w:sz w:val="16"/>
+                <w:szCs w:val="16"/>
+                <w14:ligatures w14:val="none"/>
+              </w:rPr>
+            </w:pPr>
+            <w:r>
+              <w:rPr>
+                <w:rFonts w:ascii="맑은 고딕" w:eastAsia="맑은 고딕" w:hAnsi="맑은 고딕" w:cs="굴림" w:hint="eastAsia"/>
+                <w:color w:val="000000"/>
+                <w:kern w:val="0"/>
+                <w:sz w:val="16"/>
+                <w:szCs w:val="16"/>
+                <w14:ligatures w14:val="none"/>
+              </w:rPr>
+              <w:t>150원</w:t>
+            </w:r>
+          </w:p>
+        </w:tc>
+      </w:tr>
+      <w:tr>
+        <w:trPr>
+          <w:trHeight w:val="495"/>
+        </w:trPr>
+        <w:tc>
+          <w:tcPr>
+            <w:tcW w:w="0" w:type="auto"/>
+            <w:vMerge/>
+            <w:tcBorders>
+              <w:top w:val="single" w:sz="2" w:space="0" w:color="000000"/>
+              <w:left w:val="single" w:sz="2" w:space="0" w:color="000000"/>
+              <w:bottom w:val="single" w:sz="2" w:space="0" w:color="000000"/>
+              <w:right w:val="single" w:sz="2" w:space="0" w:color="000000"/>
+            </w:tcBorders>
+            <w:vAlign w:val="center"/>
+            <w:hideMark/>
+          </w:tcPr>
+          <w:p>
+            <w:pPr>
+              <w:widowControl/>
+              <w:wordWrap/>
+              <w:autoSpaceDE/>
+              <w:autoSpaceDN/>
+              <w:spacing w:after="0"/>
+              <w:jc w:val="center"/>
+              <w:rPr>
+                <w:rFonts w:ascii="맑은 고딕" w:eastAsia="맑은 고딕" w:hAnsi="맑은 고딕" w:cs="굴림"/>
+                <w:color w:val="000000"/>
+                <w:kern w:val="0"/>
+                <w:sz w:val="16"/>
+                <w:szCs w:val="16"/>
+                <w14:ligatures w14:val="none"/>
+              </w:rPr>
+            </w:pPr>
+          </w:p>
+        </w:tc>
+        <w:tc>
+          <w:tcPr>
+            <w:tcW w:w="1485" w:type="dxa"/>
+            <w:tcBorders>
+              <w:top w:val="single" w:sz="2" w:space="0" w:color="000000"/>
+              <w:left w:val="single" w:sz="2" w:space="0" w:color="000000"/>
+              <w:bottom w:val="single" w:sz="2" w:space="0" w:color="000000"/>
+              <w:right w:val="single" w:sz="2" w:space="0" w:color="000000"/>
+            </w:tcBorders>
+            <w:tcMar>
+              <w:top w:w="0" w:type="dxa"/>
+              <w:left w:w="105" w:type="dxa"/>
+              <w:bottom w:w="0" w:type="dxa"/>
+              <w:right w:w="105" w:type="dxa"/>
+            </w:tcMar>
+            <w:vAlign w:val="center"/>
+            <w:hideMark/>
+          </w:tcPr>
+          <w:p>
+            <w:pPr>
+              <w:widowControl/>
+              <w:wordWrap/>
+              <w:autoSpaceDE/>
+              <w:autoSpaceDN/>
+              <w:spacing w:after="0"/>
+              <w:jc w:val="center"/>
+              <w:rPr>
+                <w:rFonts w:ascii="맑은 고딕" w:eastAsia="맑은 고딕" w:hAnsi="맑은 고딕" w:cs="굴림"/>
+                <w:color w:val="000000"/>
+                <w:kern w:val="0"/>
+                <w:sz w:val="16"/>
+                <w:szCs w:val="16"/>
+                <w14:ligatures w14:val="none"/>
+              </w:rPr>
+            </w:pPr>
+            <w:r>
+              <w:rPr>
+                <w:rFonts w:ascii="맑은 고딕" w:eastAsia="맑은 고딕" w:hAnsi="맑은 고딕" w:cs="굴림" w:hint="eastAsia"/>
+                <w:color w:val="000000"/>
+                <w:kern w:val="0"/>
+                <w:sz w:val="16"/>
+                <w:szCs w:val="16"/>
+                <w14:ligatures w14:val="none"/>
+              </w:rPr>
+              <w:t>10년</w:t>
+            </w:r>
+          </w:p>
+        </w:tc>
+        <w:tc>
+          <w:tcPr>
+            <w:tcW w:w="0" w:type="auto"/>
+            <w:vMerge/>
+            <w:tcBorders>
+              <w:top w:val="single" w:sz="2" w:space="0" w:color="000000"/>
+              <w:left w:val="single" w:sz="2" w:space="0" w:color="000000"/>
+              <w:bottom w:val="single" w:sz="2" w:space="0" w:color="000000"/>
+              <w:right w:val="single" w:sz="2" w:space="0" w:color="000000"/>
+            </w:tcBorders>
+            <w:vAlign w:val="center"/>
+            <w:hideMark/>
+          </w:tcPr>
+          <w:p>
+            <w:pPr>
+              <w:widowControl/>
+              <w:wordWrap/>
+              <w:autoSpaceDE/>
+              <w:autoSpaceDN/>
+              <w:spacing w:after="0"/>
+              <w:jc w:val="center"/>
+              <w:rPr>
+                <w:rFonts w:ascii="맑은 고딕" w:eastAsia="맑은 고딕" w:hAnsi="맑은 고딕" w:cs="굴림"/>
+                <w:color w:val="000000"/>
+                <w:kern w:val="0"/>
+                <w:sz w:val="16"/>
+                <w:szCs w:val="16"/>
+                <w14:ligatures w14:val="none"/>
+              </w:rPr>
+            </w:pPr>
+          </w:p>
+        </w:tc>
+        <w:tc>
+          <w:tcPr>
+            <w:tcW w:w="1860" w:type="dxa"/>
+            <w:tcBorders>
+              <w:top w:val="single" w:sz="2" w:space="0" w:color="000000"/>
+              <w:left w:val="single" w:sz="2" w:space="0" w:color="000000"/>
+              <w:bottom w:val="single" w:sz="2" w:space="0" w:color="000000"/>
+              <w:right w:val="single" w:sz="2" w:space="0" w:color="000000"/>
+            </w:tcBorders>
+            <w:tcMar>
+              <w:top w:w="0" w:type="dxa"/>
+              <w:left w:w="105" w:type="dxa"/>
+              <w:bottom w:w="0" w:type="dxa"/>
+              <w:right w:w="105" w:type="dxa"/>
+            </w:tcMar>
+            <w:vAlign w:val="center"/>
+            <w:hideMark/>
+          </w:tcPr>
+          <w:p>
+            <w:pPr>
+              <w:widowControl/>
+              <w:wordWrap/>
+              <w:autoSpaceDE/>
+              <w:autoSpaceDN/>
+              <w:spacing w:after="0"/>
+              <w:jc w:val="center"/>
+              <w:rPr>
+                <w:rFonts w:ascii="맑은 고딕" w:eastAsia="맑은 고딕" w:hAnsi="맑은 고딕" w:cs="굴림"/>
+                <w:color w:val="000000"/>
+                <w:kern w:val="0"/>
+                <w:sz w:val="16"/>
+                <w:szCs w:val="16"/>
+                <w14:ligatures w14:val="none"/>
+              </w:rPr>
+            </w:pPr>
+            <w:r>
+              <w:rPr>
+                <w:rFonts w:ascii="맑은 고딕" w:eastAsia="맑은 고딕" w:hAnsi="맑은 고딕" w:cs="굴림" w:hint="eastAsia"/>
+                <w:color w:val="000000"/>
+                <w:kern w:val="0"/>
+                <w:sz w:val="16"/>
+                <w:szCs w:val="16"/>
+                <w14:ligatures w14:val="none"/>
+              </w:rPr>
+              <w:t>첫6개월</w:t>
+            </w:r>
+          </w:p>
+          <w:p>
+            <w:pPr>
+              <w:widowControl/>
+              <w:wordWrap/>
+              <w:autoSpaceDE/>
+              <w:autoSpaceDN/>
+              <w:spacing w:after="0"/>
+              <w:jc w:val="center"/>
+              <w:rPr>
+                <w:rFonts w:ascii="맑은 고딕" w:eastAsia="맑은 고딕" w:hAnsi="맑은 고딕" w:cs="굴림"/>
+                <w:color w:val="000000"/>
+                <w:kern w:val="0"/>
+                <w:sz w:val="16"/>
+                <w:szCs w:val="16"/>
+                <w14:ligatures w14:val="none"/>
+              </w:rPr>
+            </w:pPr>
+            <w:r>
+              <w:rPr>
+                <w:rFonts w:ascii="맑은 고딕" w:eastAsia="맑은 고딕" w:hAnsi="맑은 고딕" w:cs="굴림" w:hint="eastAsia"/>
+                <w:color w:val="000000"/>
+                <w:kern w:val="0"/>
+                <w:sz w:val="16"/>
+                <w:szCs w:val="16"/>
+                <w14:ligatures w14:val="none"/>
+              </w:rPr>
+              <w:t>다음6개월</w:t>
+            </w:r>
+          </w:p>
+        </w:tc>
+        <w:tc>
+          <w:tcPr>
+            <w:tcW w:w="1665" w:type="dxa"/>
+            <w:tcBorders>
+              <w:top w:val="single" w:sz="2" w:space="0" w:color="000000"/>
+              <w:left w:val="single" w:sz="2" w:space="0" w:color="000000"/>
+              <w:bottom w:val="single" w:sz="2" w:space="0" w:color="000000"/>
+              <w:right w:val="single" w:sz="2" w:space="0" w:color="000000"/>
+            </w:tcBorders>
+            <w:tcMar>
+              <w:top w:w="0" w:type="dxa"/>
+              <w:left w:w="105" w:type="dxa"/>
+              <w:bottom w:w="0" w:type="dxa"/>
+              <w:right w:w="105" w:type="dxa"/>
+            </w:tcMar>
+            <w:vAlign w:val="center"/>
+            <w:hideMark/>
+          </w:tcPr>
+          <w:p>
+            <w:pPr>
+              <w:widowControl/>
+              <w:wordWrap/>
+              <w:autoSpaceDE/>
+              <w:autoSpaceDN/>
+              <w:spacing w:after="0"/>
+              <w:jc w:val="center"/>
+              <w:rPr>
+                <w:rFonts w:ascii="맑은 고딕" w:eastAsia="맑은 고딕" w:hAnsi="맑은 고딕" w:cs="굴림"/>
+                <w:color w:val="000000"/>
+                <w:kern w:val="0"/>
+                <w:sz w:val="16"/>
+                <w:szCs w:val="16"/>
+                <w14:ligatures w14:val="none"/>
+              </w:rPr>
+            </w:pPr>
+            <w:r>
+              <w:rPr>
+                <w:rFonts w:ascii="맑은 고딕" w:eastAsia="맑은 고딕" w:hAnsi="맑은 고딕" w:cs="굴림" w:hint="eastAsia"/>
+                <w:color w:val="000000"/>
+                <w:kern w:val="0"/>
+                <w:sz w:val="16"/>
+                <w:szCs w:val="16"/>
+                <w14:ligatures w14:val="none"/>
+              </w:rPr>
+              <w:t>150원</w:t>
+            </w:r>
+          </w:p>
+          <w:p>
+            <w:pPr>
+              <w:widowControl/>
+              <w:wordWrap/>
+              <w:autoSpaceDE/>
+              <w:autoSpaceDN/>
+              <w:spacing w:after="0"/>
+              <w:jc w:val="center"/>
+              <w:rPr>
+                <w:rFonts w:ascii="맑은 고딕" w:eastAsia="맑은 고딕" w:hAnsi="맑은 고딕" w:cs="굴림"/>
+                <w:color w:val="000000"/>
+                <w:kern w:val="0"/>
+                <w:sz w:val="16"/>
+                <w:szCs w:val="16"/>
+                <w14:ligatures w14:val="none"/>
+              </w:rPr>
+            </w:pPr>
+            <w:r>
+              <w:rPr>
+                <w:rFonts w:ascii="맑은 고딕" w:eastAsia="맑은 고딕" w:hAnsi="맑은 고딕" w:cs="굴림" w:hint="eastAsia"/>
+                <w:color w:val="000000"/>
+                <w:kern w:val="0"/>
+                <w:sz w:val="16"/>
+                <w:szCs w:val="16"/>
+                <w14:ligatures w14:val="none"/>
+              </w:rPr>
+              <w:t>250원</w:t>
+            </w:r>
+          </w:p>
+        </w:tc>
+      </w:tr>
+      <w:tr>
+        <w:trPr>
+          <w:trHeight w:val="495"/>
+        </w:trPr>
+        <w:tc>
+          <w:tcPr>
+            <w:tcW w:w="0" w:type="auto"/>
+            <w:vMerge w:val="restart"/>
+            <w:tcBorders>
+              <w:top w:val="single" w:sz="2" w:space="0" w:color="000000"/>
+              <w:left w:val="single" w:sz="2" w:space="0" w:color="000000"/>
+              <w:right w:val="single" w:sz="2" w:space="0" w:color="000000"/>
+            </w:tcBorders>
+            <w:vAlign w:val="center"/>
+          </w:tcPr>
+          <w:p>
+            <w:pPr>
+              <w:widowControl/>
+              <w:wordWrap/>
+              <w:autoSpaceDE/>
+              <w:autoSpaceDN/>
+              <w:spacing w:after="0"/>
+              <w:jc w:val="center"/>
+              <w:rPr>
+                <w:rFonts w:ascii="맑은 고딕" w:eastAsia="맑은 고딕" w:hAnsi="맑은 고딕" w:cs="굴림"/>
+                <w:color w:val="000000"/>
+                <w:kern w:val="0"/>
+                <w:sz w:val="16"/>
+                <w:szCs w:val="16"/>
+                <w14:ligatures w14:val="none"/>
+              </w:rPr>
+            </w:pPr>
+            <w:r>
+              <w:rPr>
+                <w:rFonts w:ascii="맑은 고딕" w:eastAsia="맑은 고딕" w:hAnsi="맑은 고딕" w:cs="굴림" w:hint="eastAsia"/>
+                <w:color w:val="000000"/>
+                <w:kern w:val="0"/>
+                <w:sz w:val="16"/>
+                <w:szCs w:val="16"/>
+                <w14:ligatures w14:val="none"/>
+              </w:rPr>
+              <w:t>지식산업센터</w:t>
+            </w:r>
+          </w:p>
+        </w:tc>
+        <w:tc>
+          <w:tcPr>
+            <w:tcW w:w="1485" w:type="dxa"/>
+            <w:tcBorders>
+              <w:top w:val="single" w:sz="2" w:space="0" w:color="000000"/>
+              <w:left w:val="single" w:sz="2" w:space="0" w:color="000000"/>
+              <w:bottom w:val="single" w:sz="2" w:space="0" w:color="000000"/>
+              <w:right w:val="single" w:sz="2" w:space="0" w:color="000000"/>
+            </w:tcBorders>
+            <w:tcMar>
+              <w:top w:w="0" w:type="dxa"/>
+              <w:left w:w="105" w:type="dxa"/>
+              <w:bottom w:w="0" w:type="dxa"/>
+              <w:right w:w="105" w:type="dxa"/>
+            </w:tcMar>
+            <w:vAlign w:val="center"/>
+          </w:tcPr>
+          <w:p>
+            <w:pPr>
+              <w:widowControl/>
+              <w:wordWrap/>
+              <w:autoSpaceDE/>
+              <w:autoSpaceDN/>
+              <w:spacing w:after="0"/>
+              <w:jc w:val="center"/>
+              <w:rPr>
+                <w:rFonts w:ascii="맑은 고딕" w:eastAsia="맑은 고딕" w:hAnsi="맑은 고딕" w:cs="굴림" w:hint="eastAsia"/>
+                <w:color w:val="000000"/>
+                <w:kern w:val="0"/>
+                <w:sz w:val="16"/>
+                <w:szCs w:val="16"/>
+                <w14:ligatures w14:val="none"/>
+              </w:rPr>
+            </w:pPr>
+            <w:r>
+              <w:rPr>
+                <w:rFonts w:ascii="맑은 고딕" w:eastAsia="맑은 고딕" w:hAnsi="맑은 고딕" w:cs="굴림" w:hint="eastAsia"/>
+                <w:color w:val="000000"/>
+                <w:kern w:val="0"/>
+                <w:sz w:val="16"/>
+                <w:szCs w:val="16"/>
+                <w14:ligatures w14:val="none"/>
+              </w:rPr>
+              <w:t>7</w:t>
+            </w:r>
+            <w:r>
+              <w:rPr>
+                <w:rFonts w:ascii="맑은 고딕" w:eastAsia="맑은 고딕" w:hAnsi="맑은 고딕" w:cs="굴림" w:hint="eastAsia"/>
+                <w:color w:val="000000"/>
+                <w:kern w:val="0"/>
+                <w:sz w:val="16"/>
+                <w:szCs w:val="16"/>
+                <w14:ligatures w14:val="none"/>
+              </w:rPr>
+              <w:t>년</w:t>
+            </w:r>
+          </w:p>
+        </w:tc>
+        <w:tc>
+          <w:tcPr>
+            <w:tcW w:w="0" w:type="auto"/>
+            <w:tcBorders>
+              <w:top w:val="single" w:sz="2" w:space="0" w:color="000000"/>
+              <w:left w:val="single" w:sz="2" w:space="0" w:color="000000"/>
+              <w:bottom w:val="single" w:sz="2" w:space="0" w:color="000000"/>
+              <w:right w:val="single" w:sz="2" w:space="0" w:color="000000"/>
+            </w:tcBorders>
+            <w:vAlign w:val="center"/>
+          </w:tcPr>
+          <w:p>
+            <w:pPr>
+              <w:widowControl/>
+              <w:wordWrap/>
+              <w:autoSpaceDE/>
+              <w:autoSpaceDN/>
+              <w:spacing w:after="0"/>
+              <w:jc w:val="center"/>
+              <w:rPr>
+                <w:rFonts w:ascii="맑은 고딕" w:eastAsia="맑은 고딕" w:hAnsi="맑은 고딕" w:cs="굴림"/>
+                <w:color w:val="000000"/>
+                <w:kern w:val="0"/>
+                <w:sz w:val="16"/>
+                <w:szCs w:val="16"/>
+                <w14:ligatures w14:val="none"/>
+              </w:rPr>
+            </w:pPr>
+            <w:r>
+              <w:rPr>
+                <w:rFonts w:ascii="맑은 고딕" w:eastAsia="맑은 고딕" w:hAnsi="맑은 고딕" w:cs="굴림" w:hint="eastAsia"/>
+                <w:color w:val="000000"/>
+                <w:kern w:val="0"/>
+                <w:sz w:val="16"/>
+                <w:szCs w:val="16"/>
+                <w14:ligatures w14:val="none"/>
+              </w:rPr>
+              <w:t>SK</w:t>
+            </w:r>
+            <w:proofErr w:type="spellStart"/>
+            <w:r>
+              <w:rPr>
+                <w:rFonts w:ascii="맑은 고딕" w:eastAsia="맑은 고딕" w:hAnsi="맑은 고딕" w:cs="굴림" w:hint="eastAsia"/>
+                <w:color w:val="000000"/>
+                <w:kern w:val="0"/>
+                <w:sz w:val="16"/>
+                <w:szCs w:val="16"/>
+                <w14:ligatures w14:val="none"/>
+              </w:rPr>
+              <w:t>일렉링크</w:t>
+            </w:r>
+            <w:proofErr w:type="spellEnd"/>
+          </w:p>
+          <w:p>
+            <w:pPr>
+              <w:widowControl/>
+              <w:wordWrap/>
+              <w:autoSpaceDE/>
+              <w:autoSpaceDN/>
+              <w:spacing w:after="0"/>
+              <w:jc w:val="center"/>
+              <w:rPr>
+                <w:rFonts w:ascii="맑은 고딕" w:eastAsia="맑은 고딕" w:hAnsi="맑은 고딕" w:cs="굴림"/>
+                <w:color w:val="000000"/>
+                <w:kern w:val="0"/>
+                <w:sz w:val="16"/>
+                <w:szCs w:val="16"/>
+                <w14:ligatures w14:val="none"/>
+              </w:rPr>
+            </w:pPr>
+            <w:r>
+              <w:rPr>
+                <w:rFonts w:ascii="맑은 고딕" w:eastAsia="맑은 고딕" w:hAnsi="맑은 고딕" w:cs="굴림" w:hint="eastAsia"/>
+                <w:color w:val="000000"/>
+                <w:kern w:val="0"/>
+                <w:sz w:val="16"/>
+                <w:szCs w:val="16"/>
+                <w14:ligatures w14:val="none"/>
+              </w:rPr>
+              <w:t>표준단가</w:t>
+            </w:r>
+          </w:p>
+        </w:tc>
+        <w:tc>
+          <w:tcPr>
+            <w:tcW w:w="1860" w:type="dxa"/>
+            <w:tcBorders>
+              <w:top w:val="single" w:sz="2" w:space="0" w:color="000000"/>
+              <w:left w:val="single" w:sz="2" w:space="0" w:color="000000"/>
+              <w:bottom w:val="single" w:sz="2" w:space="0" w:color="000000"/>
+              <w:right w:val="single" w:sz="2" w:space="0" w:color="000000"/>
+            </w:tcBorders>
+            <w:tcMar>
+              <w:top w:w="0" w:type="dxa"/>
+              <w:left w:w="105" w:type="dxa"/>
+              <w:bottom w:w="0" w:type="dxa"/>
+              <w:right w:w="105" w:type="dxa"/>
+            </w:tcMar>
+            <w:vAlign w:val="center"/>
+          </w:tcPr>
+          <w:p>
+            <w:pPr>
+              <w:widowControl/>
+              <w:wordWrap/>
+              <w:autoSpaceDE/>
+              <w:autoSpaceDN/>
+              <w:spacing w:after="0"/>
+              <w:jc w:val="center"/>
+              <w:rPr>
+                <w:rFonts w:ascii="맑은 고딕" w:eastAsia="맑은 고딕" w:hAnsi="맑은 고딕" w:cs="굴림" w:hint="eastAsia"/>
+                <w:color w:val="000000"/>
+                <w:kern w:val="0"/>
+                <w:sz w:val="16"/>
+                <w:szCs w:val="16"/>
+                <w14:ligatures w14:val="none"/>
+              </w:rPr>
+            </w:pPr>
+            <w:proofErr w:type="spellStart"/>
+            <w:r>
+              <w:rPr>
+                <w:rFonts w:ascii="맑은 고딕" w:eastAsia="맑은 고딕" w:hAnsi="맑은 고딕" w:cs="굴림" w:hint="eastAsia"/>
+                <w:color w:val="000000"/>
+                <w:kern w:val="0"/>
+                <w:sz w:val="16"/>
+                <w:szCs w:val="16"/>
+                <w14:ligatures w14:val="none"/>
+              </w:rPr>
+              <w:t>해당없음</w:t>
+            </w:r>
+            <w:proofErr w:type="spellEnd"/>
+          </w:p>
+        </w:tc>
+        <w:tc>
+          <w:tcPr>
+            <w:tcW w:w="1665" w:type="dxa"/>
+            <w:tcBorders>
+              <w:top w:val="single" w:sz="2" w:space="0" w:color="000000"/>
+              <w:left w:val="single" w:sz="2" w:space="0" w:color="000000"/>
+              <w:bottom w:val="single" w:sz="2" w:space="0" w:color="000000"/>
+              <w:right w:val="single" w:sz="2" w:space="0" w:color="000000"/>
+            </w:tcBorders>
+            <w:tcMar>
+              <w:top w:w="0" w:type="dxa"/>
+              <w:left w:w="105" w:type="dxa"/>
+              <w:bottom w:w="0" w:type="dxa"/>
+              <w:right w:w="105" w:type="dxa"/>
+            </w:tcMar>
+            <w:vAlign w:val="center"/>
+          </w:tcPr>
+          <w:p>
+            <w:pPr>
+              <w:widowControl/>
+              <w:wordWrap/>
+              <w:autoSpaceDE/>
+              <w:autoSpaceDN/>
+              <w:spacing w:after="0"/>
+              <w:jc w:val="center"/>
+              <w:rPr>
+                <w:rFonts w:ascii="맑은 고딕" w:eastAsia="맑은 고딕" w:hAnsi="맑은 고딕" w:cs="굴림" w:hint="eastAsia"/>
+                <w:color w:val="000000"/>
+                <w:kern w:val="0"/>
+                <w:sz w:val="16"/>
+                <w:szCs w:val="16"/>
+                <w14:ligatures w14:val="none"/>
+              </w:rPr>
+            </w:pPr>
+            <w:proofErr w:type="spellStart"/>
+            <w:r>
+              <w:rPr>
+                <w:rFonts w:ascii="맑은 고딕" w:eastAsia="맑은 고딕" w:hAnsi="맑은 고딕" w:cs="굴림" w:hint="eastAsia"/>
+                <w:color w:val="000000"/>
+                <w:kern w:val="0"/>
+                <w:sz w:val="16"/>
+                <w:szCs w:val="16"/>
+                <w14:ligatures w14:val="none"/>
+              </w:rPr>
+              <w:t>해당없음</w:t>
+            </w:r>
+            <w:proofErr w:type="spellEnd"/>
+          </w:p>
+        </w:tc>
+      </w:tr>
+      <w:tr>
+        <w:trPr>
+          <w:trHeight w:val="495"/>
+        </w:trPr>
+        <w:tc>
+          <w:tcPr>
+            <w:tcW w:w="0" w:type="auto"/>
+            <w:vMerge/>
+            <w:tcBorders>
+              <w:left w:val="single" w:sz="2" w:space="0" w:color="000000"/>
+              <w:bottom w:val="single" w:sz="2" w:space="0" w:color="000000"/>
+              <w:right w:val="single" w:sz="2" w:space="0" w:color="000000"/>
+            </w:tcBorders>
+            <w:vAlign w:val="center"/>
+          </w:tcPr>
+          <w:p>
+            <w:pPr>
+              <w:widowControl/>
+              <w:wordWrap/>
+              <w:autoSpaceDE/>
+              <w:autoSpaceDN/>
+              <w:spacing w:after="0"/>
+              <w:jc w:val="center"/>
+              <w:rPr>
+                <w:rFonts w:ascii="맑은 고딕" w:eastAsia="맑은 고딕" w:hAnsi="맑은 고딕" w:cs="굴림" w:hint="eastAsia"/>
+                <w:color w:val="000000"/>
+                <w:kern w:val="0"/>
+                <w:sz w:val="16"/>
+                <w:szCs w:val="16"/>
+                <w14:ligatures w14:val="none"/>
+              </w:rPr>
+            </w:pPr>
+          </w:p>
+        </w:tc>
+        <w:tc>
+          <w:tcPr>
+            <w:tcW w:w="1485" w:type="dxa"/>
+            <w:tcBorders>
+              <w:top w:val="single" w:sz="2" w:space="0" w:color="000000"/>
+              <w:left w:val="single" w:sz="2" w:space="0" w:color="000000"/>
+              <w:bottom w:val="single" w:sz="2" w:space="0" w:color="000000"/>
+              <w:right w:val="single" w:sz="2" w:space="0" w:color="000000"/>
+            </w:tcBorders>
+            <w:tcMar>
+              <w:top w:w="0" w:type="dxa"/>
+              <w:left w:w="105" w:type="dxa"/>
+              <w:bottom w:w="0" w:type="dxa"/>
+              <w:right w:w="105" w:type="dxa"/>
+            </w:tcMar>
+            <w:vAlign w:val="center"/>
+          </w:tcPr>
+          <w:p>
+            <w:pPr>
+              <w:widowControl/>
+              <w:wordWrap/>
+              <w:autoSpaceDE/>
+              <w:autoSpaceDN/>
+              <w:spacing w:after="0"/>
+              <w:jc w:val="center"/>
+              <w:rPr>
+                <w:rFonts w:ascii="맑은 고딕" w:eastAsia="맑은 고딕" w:hAnsi="맑은 고딕" w:cs="굴림" w:hint="eastAsia"/>
+                <w:color w:val="000000"/>
+                <w:kern w:val="0"/>
+                <w:sz w:val="16"/>
+                <w:szCs w:val="16"/>
+                <w14:ligatures w14:val="none"/>
+              </w:rPr>
+            </w:pPr>
+            <w:r>
+              <w:rPr>
+                <w:rFonts w:ascii="맑은 고딕" w:eastAsia="맑은 고딕" w:hAnsi="맑은 고딕" w:cs="굴림" w:hint="eastAsia"/>
+                <w:color w:val="000000"/>
+                <w:kern w:val="0"/>
+                <w:sz w:val="16"/>
+                <w:szCs w:val="16"/>
+                <w14:ligatures w14:val="none"/>
+              </w:rPr>
+              <w:t>10년</w:t>
+            </w:r>
+          </w:p>
+        </w:tc>
+        <w:tc>
+          <w:tcPr>
+            <w:tcW w:w="0" w:type="auto"/>
+            <w:tcBorders>
+              <w:top w:val="single" w:sz="2" w:space="0" w:color="000000"/>
+              <w:left w:val="single" w:sz="2" w:space="0" w:color="000000"/>
+              <w:bottom w:val="single" w:sz="2" w:space="0" w:color="000000"/>
+              <w:right w:val="single" w:sz="2" w:space="0" w:color="000000"/>
+            </w:tcBorders>
+            <w:vAlign w:val="center"/>
+          </w:tcPr>
+          <w:p>
+            <w:pPr>
+              <w:widowControl/>
+              <w:wordWrap/>
+              <w:autoSpaceDE/>
+              <w:autoSpaceDN/>
+              <w:spacing w:after="0"/>
+              <w:jc w:val="center"/>
+              <w:rPr>
+                <w:rFonts w:ascii="맑은 고딕" w:eastAsia="맑은 고딕" w:hAnsi="맑은 고딕" w:cs="굴림"/>
+                <w:color w:val="000000"/>
+                <w:kern w:val="0"/>
+                <w:sz w:val="16"/>
+                <w:szCs w:val="16"/>
+                <w14:ligatures w14:val="none"/>
+              </w:rPr>
+            </w:pPr>
+            <w:r>
+              <w:rPr>
+                <w:rFonts w:ascii="맑은 고딕" w:eastAsia="맑은 고딕" w:hAnsi="맑은 고딕" w:cs="굴림" w:hint="eastAsia"/>
+                <w:color w:val="000000"/>
+                <w:kern w:val="0"/>
+                <w:sz w:val="16"/>
+                <w:szCs w:val="16"/>
+                <w14:ligatures w14:val="none"/>
+              </w:rPr>
+              <w:t>SK</w:t>
+            </w:r>
+            <w:proofErr w:type="spellStart"/>
+            <w:r>
+              <w:rPr>
+                <w:rFonts w:ascii="맑은 고딕" w:eastAsia="맑은 고딕" w:hAnsi="맑은 고딕" w:cs="굴림" w:hint="eastAsia"/>
+                <w:color w:val="000000"/>
+                <w:kern w:val="0"/>
+                <w:sz w:val="16"/>
+                <w:szCs w:val="16"/>
+                <w14:ligatures w14:val="none"/>
+              </w:rPr>
+              <w:t>일렉링크</w:t>
+            </w:r>
+            <w:proofErr w:type="spellEnd"/>
+          </w:p>
+          <w:p>
+            <w:pPr>
+              <w:widowControl/>
+              <w:wordWrap/>
+              <w:autoSpaceDE/>
+              <w:autoSpaceDN/>
+              <w:spacing w:after="0"/>
+              <w:jc w:val="center"/>
+              <w:rPr>
+                <w:rFonts w:ascii="맑은 고딕" w:eastAsia="맑은 고딕" w:hAnsi="맑은 고딕" w:cs="굴림" w:hint="eastAsia"/>
+                <w:color w:val="000000"/>
+                <w:kern w:val="0"/>
+                <w:sz w:val="16"/>
+                <w:szCs w:val="16"/>
+                <w14:ligatures w14:val="none"/>
+              </w:rPr>
+            </w:pPr>
+            <w:r>
+              <w:rPr>
+                <w:rFonts w:ascii="맑은 고딕" w:eastAsia="맑은 고딕" w:hAnsi="맑은 고딕" w:cs="굴림" w:hint="eastAsia"/>
+                <w:color w:val="000000"/>
+                <w:kern w:val="0"/>
+                <w:sz w:val="16"/>
+                <w:szCs w:val="16"/>
+                <w14:ligatures w14:val="none"/>
+              </w:rPr>
+              <w:t>표준단가</w:t>
+            </w:r>
+          </w:p>
+        </w:tc>
+        <w:tc>
+          <w:tcPr>
+            <w:tcW w:w="1860" w:type="dxa"/>
+            <w:tcBorders>
+              <w:top w:val="single" w:sz="2" w:space="0" w:color="000000"/>
+              <w:left w:val="single" w:sz="2" w:space="0" w:color="000000"/>
+              <w:bottom w:val="single" w:sz="2" w:space="0" w:color="000000"/>
+              <w:right w:val="single" w:sz="2" w:space="0" w:color="000000"/>
+            </w:tcBorders>
+            <w:tcMar>
+              <w:top w:w="0" w:type="dxa"/>
+              <w:left w:w="105" w:type="dxa"/>
+              <w:bottom w:w="0" w:type="dxa"/>
+              <w:right w:w="105" w:type="dxa"/>
+            </w:tcMar>
+            <w:vAlign w:val="center"/>
+          </w:tcPr>
+          <w:p>
+            <w:pPr>
+              <w:widowControl/>
+              <w:wordWrap/>
+              <w:autoSpaceDE/>
+              <w:autoSpaceDN/>
+              <w:spacing w:after="0"/>
+              <w:jc w:val="center"/>
+              <w:rPr>
+                <w:rFonts w:ascii="맑은 고딕" w:eastAsia="맑은 고딕" w:hAnsi="맑은 고딕" w:cs="굴림" w:hint="eastAsia"/>
+                <w:color w:val="000000"/>
+                <w:kern w:val="0"/>
+                <w:sz w:val="16"/>
+                <w:szCs w:val="16"/>
+                <w14:ligatures w14:val="none"/>
+              </w:rPr>
+            </w:pPr>
+            <w:r>
+              <w:rPr>
+                <w:rFonts w:ascii="맑은 고딕" w:eastAsia="맑은 고딕" w:hAnsi="맑은 고딕" w:cs="굴림" w:hint="eastAsia"/>
+                <w:color w:val="000000"/>
+                <w:kern w:val="0"/>
+                <w:sz w:val="16"/>
+                <w:szCs w:val="16"/>
+                <w14:ligatures w14:val="none"/>
+              </w:rPr>
+              <w:t>6개월</w:t>
+            </w:r>
+          </w:p>
+        </w:tc>
+        <w:tc>
+          <w:tcPr>
+            <w:tcW w:w="1665" w:type="dxa"/>
+            <w:tcBorders>
+              <w:top w:val="single" w:sz="2" w:space="0" w:color="000000"/>
+              <w:left w:val="single" w:sz="2" w:space="0" w:color="000000"/>
+              <w:bottom w:val="single" w:sz="2" w:space="0" w:color="000000"/>
+              <w:right w:val="single" w:sz="2" w:space="0" w:color="000000"/>
+            </w:tcBorders>
+            <w:tcMar>
+              <w:top w:w="0" w:type="dxa"/>
+              <w:left w:w="105" w:type="dxa"/>
+              <w:bottom w:w="0" w:type="dxa"/>
+              <w:right w:w="105" w:type="dxa"/>
+            </w:tcMar>
+            <w:vAlign w:val="center"/>
+          </w:tcPr>
+          <w:p>
+            <w:pPr>
+              <w:widowControl/>
+              <w:wordWrap/>
+              <w:autoSpaceDE/>
+              <w:autoSpaceDN/>
+              <w:spacing w:after="0"/>
+              <w:jc w:val="center"/>
+              <w:rPr>
+                <w:rFonts w:ascii="맑은 고딕" w:eastAsia="맑은 고딕" w:hAnsi="맑은 고딕" w:cs="굴림" w:hint="eastAsia"/>
+                <w:color w:val="000000"/>
+                <w:kern w:val="0"/>
+                <w:sz w:val="16"/>
+                <w:szCs w:val="16"/>
+                <w14:ligatures w14:val="none"/>
+              </w:rPr>
+            </w:pPr>
+            <w:r>
+              <w:rPr>
+                <w:rFonts w:ascii="맑은 고딕" w:eastAsia="맑은 고딕" w:hAnsi="맑은 고딕" w:cs="굴림" w:hint="eastAsia"/>
+                <w:color w:val="000000"/>
+                <w:kern w:val="0"/>
+                <w:sz w:val="16"/>
+                <w:szCs w:val="16"/>
+                <w14:ligatures w14:val="none"/>
+              </w:rPr>
+              <w:t>150원</w:t>
+            </w:r>
+          </w:p>
+        </w:tc>
+      </w:tr>
+    </w:tbl>
+    <w:p>
+      <w:pPr>
+        <w:widowControl/>
+        <w:wordWrap/>
+        <w:autoSpaceDE/>
+        <w:autoSpaceDN/>
+        <w:spacing w:after="0" w:line="408" w:lineRule="auto"/>
+        <w:rPr>
+          <w:rFonts w:ascii="맑은 고딕" w:eastAsia="맑은 고딕" w:hAnsi="맑은 고딕" w:cs="굴림"/>
+          <w:color w:val="000000"/>
+          <w:kern w:val="0"/>
+          <w:szCs w:val="22"/>
+          <w14:ligatures w14:val="none"/>
+        </w:rPr>
+      </w:pPr>
+      <w:r>
+        <w:rPr>
+          <w:rFonts w:ascii="맑은 고딕" w:eastAsia="맑은 고딕" w:hAnsi="맑은 고딕" w:cs="굴림" w:hint="eastAsia"/>
+          <w:b/>
+          <w:bCs/>
+          <w:color w:val="000000"/>
+          <w:kern w:val="0"/>
+          <w:sz w:val="16"/>
+          <w:szCs w:val="16"/>
+          <w14:ligatures w14:val="none"/>
+        </w:rPr>
+        <w:t>[NOTE]</w:t>
+      </w:r>
+    </w:p>
+    <w:p>
+      <w:pPr>
+        <w:widowControl/>
+        <w:wordWrap/>
+        <w:autoSpaceDE/>
+        <w:autoSpaceDN/>
+        <w:spacing w:after="0" w:line="408" w:lineRule="auto"/>
+        <w:rPr>
+          <w:rFonts w:ascii="맑은 고딕" w:eastAsia="맑은 고딕" w:hAnsi="맑은 고딕" w:cs="굴림"/>
+          <w:color w:val="000000"/>
+          <w:kern w:val="0"/>
+          <w:szCs w:val="22"/>
+          <w14:ligatures w14:val="none"/>
+        </w:rPr>
+      </w:pPr>
+      <w:r>
+        <w:rPr>
+          <w:rFonts w:ascii="맑은 고딕" w:eastAsia="맑은 고딕" w:hAnsi="맑은 고딕" w:cs="굴림" w:hint="eastAsia"/>
+          <w:color w:val="000000"/>
+          <w:kern w:val="0"/>
+          <w:sz w:val="16"/>
+          <w:szCs w:val="16"/>
+          <w14:ligatures w14:val="none"/>
+        </w:rPr>
+        <w:t>1) 프로모션 충전 요금은 서비스 시작일에 적용(SK</w:t>
+      </w:r>
+      <w:proofErr w:type="spellStart"/>
+      <w:r>
+        <w:rPr>
+          <w:rFonts w:ascii="맑은 고딕" w:eastAsia="맑은 고딕" w:hAnsi="맑은 고딕" w:cs="굴림" w:hint="eastAsia"/>
+          <w:color w:val="000000"/>
+          <w:kern w:val="0"/>
+          <w:sz w:val="16"/>
+          <w:szCs w:val="16"/>
+          <w14:ligatures w14:val="none"/>
+        </w:rPr>
+        <w:t>일렉링크</w:t>
+      </w:r>
+      <w:proofErr w:type="spellEnd"/>
+      <w:r>
+        <w:rPr>
+          <w:rFonts w:ascii="맑은 고딕" w:eastAsia="맑은 고딕" w:hAnsi="맑은 고딕" w:cs="굴림" w:hint="eastAsia"/>
+          <w:color w:val="000000"/>
+          <w:kern w:val="0"/>
+          <w:sz w:val="16"/>
+          <w:szCs w:val="16"/>
+          <w14:ligatures w14:val="none"/>
+        </w:rPr>
+        <w:t xml:space="preserve"> 회원 기준)</w:t>
+      </w:r>
+    </w:p>
+    <w:p>
+      <w:pPr>
+        <w:widowControl/>
+        <w:wordWrap/>
+        <w:autoSpaceDE/>
+        <w:autoSpaceDN/>
+        <w:spacing w:after="0" w:line="408" w:lineRule="auto"/>
+        <w:rPr>
+          <w:rFonts w:ascii="맑은 고딕" w:eastAsia="맑은 고딕" w:hAnsi="맑은 고딕" w:cs="굴림"/>
+          <w:color w:val="000000"/>
+          <w:kern w:val="0"/>
+          <w:szCs w:val="22"/>
+          <w14:ligatures w14:val="none"/>
+        </w:rPr>
+      </w:pPr>
+      <w:r>
+        <w:rPr>
+          <w:rFonts w:ascii="맑은 고딕" w:eastAsia="맑은 고딕" w:hAnsi="맑은 고딕" w:cs="굴림" w:hint="eastAsia"/>
+          <w:color w:val="000000"/>
+          <w:kern w:val="0"/>
+          <w:sz w:val="16"/>
+          <w:szCs w:val="16"/>
+          <w14:ligatures w14:val="none"/>
+        </w:rPr>
+        <w:t>2) 프로모션 종료 후 충전단가는SK</w:t>
+      </w:r>
+      <w:proofErr w:type="spellStart"/>
+      <w:r>
+        <w:rPr>
+          <w:rFonts w:ascii="맑은 고딕" w:eastAsia="맑은 고딕" w:hAnsi="맑은 고딕" w:cs="굴림" w:hint="eastAsia"/>
+          <w:color w:val="000000"/>
+          <w:kern w:val="0"/>
+          <w:sz w:val="16"/>
+          <w:szCs w:val="16"/>
+          <w14:ligatures w14:val="none"/>
+        </w:rPr>
+        <w:t>일렉링크</w:t>
+      </w:r>
+      <w:proofErr w:type="spellEnd"/>
+      <w:r>
+        <w:rPr>
+          <w:rFonts w:ascii="맑은 고딕" w:eastAsia="맑은 고딕" w:hAnsi="맑은 고딕" w:cs="굴림" w:hint="eastAsia"/>
+          <w:color w:val="000000"/>
+          <w:kern w:val="0"/>
+          <w:sz w:val="16"/>
+          <w:szCs w:val="16"/>
+          <w14:ligatures w14:val="none"/>
+        </w:rPr>
+        <w:t xml:space="preserve"> 표준단가 적용</w:t>
+      </w:r>
+    </w:p>
+    <w:p>
+      <w:pPr>
+        <w:widowControl/>
+        <w:wordWrap/>
+        <w:autoSpaceDE/>
+        <w:autoSpaceDN/>
+        <w:spacing w:after="0" w:line="408" w:lineRule="auto"/>
+        <w:rPr>
+          <w:rFonts w:ascii="맑은 고딕" w:eastAsia="맑은 고딕" w:hAnsi="맑은 고딕" w:cs="굴림"/>
+          <w:color w:val="000000"/>
+          <w:kern w:val="0"/>
+          <w:szCs w:val="22"/>
+          <w14:ligatures w14:val="none"/>
+        </w:rPr>
+      </w:pPr>
+      <w:r>
+        <w:rPr>
+          <w:rFonts w:ascii="맑은 고딕" w:eastAsia="맑은 고딕" w:hAnsi="맑은 고딕" w:cs="굴림" w:hint="eastAsia"/>
+          <w:kern w:val="0"/>
+          <w:sz w:val="16"/>
+          <w:szCs w:val="16"/>
+          <w14:ligatures w14:val="none"/>
+        </w:rPr>
+        <w:t>3) 표준 충전단가는 한전 단가 인상/환경부 충전요금 인상/물가인상에 따라 변동</w:t>
+      </w:r>
       <w:r>
         <w:rPr>
           <w:rFonts w:ascii="맑은 고딕" w:eastAsia="맑은 고딕" w:hAnsi="맑은 고딕" w:cs="Times New Roman"/>
@@ -3786,7 +6270,31 @@
           <w:szCs w:val="32"/>
           <w:u w:val="single"/>
         </w:rPr>
-        <w:t>전기자동차 완속충전시설 설치 신청서</w:t>
+        <w:t xml:space="preserve">전기자동차 </w:t>
+      </w:r>
+      <w:proofErr w:type="spellStart"/>
+      <w:r>
+        <w:rPr>
+          <w:rFonts w:hint="eastAsia"/>
+          <w:b/>
+          <w:bCs/>
+          <w:sz w:val="32"/>
+          <w:szCs w:val="32"/>
+          <w:u w:val="single"/>
+        </w:rPr>
+        <w:t>완속충전시설</w:t>
+      </w:r>
+      <w:proofErr w:type="spellEnd"/>
+      <w:r>
+        <w:rPr>
+          <w:rFonts w:hint="eastAsia"/>
+          <w:b/>
+          <w:bCs/>
+          <w:sz w:val="32"/>
+          <w:szCs w:val="32"/>
+          <w:u w:val="single"/>
+        </w:rPr>
+        <w:t xml:space="preserve"> 설치 신청서</w:t>
       </w:r>
     </w:p>
     <w:tbl>
@@ -3806,11 +6314,8 @@
         <w:gridCol w:w="1554"/>
         <w:gridCol w:w="1555"/>
         <w:gridCol w:w="1847"/>
-        <w:gridCol w:w="602"/>
-        <w:gridCol w:w="1041"/>
-        <w:gridCol w:w="61"/>
-        <w:gridCol w:w="1347"/>
-        <w:gridCol w:w="520"/>
+        <w:gridCol w:w="1704"/>
+        <w:gridCol w:w="1867"/>
         <w:gridCol w:w="1929"/>
       </w:tblGrid>
       <w:tr>
@@ -3845,7 +6350,7 @@
         <w:tc>
           <w:tcPr>
             <w:tcW w:w="5096" w:type="dxa"/>
-            <w:gridSpan w:val="5"/>
+            <w:gridSpan w:val="3"/>
             <w:vAlign w:val="center"/>
           </w:tcPr>
           <w:p>
@@ -3896,7 +6401,6 @@
         <w:tc>
           <w:tcPr>
             <w:tcW w:w="1863" w:type="dxa"/>
-            <w:gridSpan w:val="2"/>
             <w:vAlign w:val="center"/>
           </w:tcPr>
           <w:p>
@@ -3913,8 +6417,18 @@
                 <w:sz w:val="18"/>
                 <w:szCs w:val="18"/>
               </w:rPr>
-              <w:t>보유 주차면수</w:t>
-            </w:r>
+              <w:t xml:space="preserve">보유 </w:t>
+            </w:r>
+            <w:proofErr w:type="spellStart"/>
+            <w:r>
+              <w:rPr>
+                <w:rFonts w:hint="eastAsia"/>
+                <w:sz w:val="18"/>
+                <w:szCs w:val="18"/>
+              </w:rPr>
+              <w:t>주차면수</w:t>
+            </w:r>
+            <w:proofErr w:type="spellEnd"/>
           </w:p>
         </w:tc>
         <w:bookmarkStart w:id="2" w:name="Parkinglot"/>
@@ -4019,7 +6533,7 @@
         <w:tc>
           <w:tcPr>
             <w:tcW w:w="8884" w:type="dxa"/>
-            <w:gridSpan w:val="8"/>
+            <w:gridSpan w:val="5"/>
             <w:vAlign w:val="center"/>
           </w:tcPr>
           <w:p>
@@ -4221,7 +6735,7 @@
         <w:tc>
           <w:tcPr>
             <w:tcW w:w="8884" w:type="dxa"/>
-            <w:gridSpan w:val="8"/>
+            <w:gridSpan w:val="5"/>
             <w:vAlign w:val="center"/>
           </w:tcPr>
           <w:p>
@@ -4548,7 +7062,6 @@
             <w:tc>
               <w:tcPr>
                 <w:tcW w:w="1701" w:type="dxa"/>
-                <w:gridSpan w:val="3"/>
                 <w:vAlign w:val="center"/>
               </w:tcPr>
               <w:p>
@@ -4581,7 +7094,6 @@
         <w:tc>
           <w:tcPr>
             <w:tcW w:w="1863" w:type="dxa"/>
-            <w:gridSpan w:val="2"/>
             <w:vAlign w:val="center"/>
           </w:tcPr>
           <w:p>
@@ -4713,6 +7225,7 @@
               </w:rPr>
               <w:t>SK</w:t>
             </w:r>
+            <w:proofErr w:type="spellStart"/>
             <w:r>
               <w:rPr>
                 <w:rFonts w:hint="eastAsia"/>
@@ -4721,6 +7234,7 @@
               </w:rPr>
               <w:t>일렉링크</w:t>
             </w:r>
+            <w:proofErr w:type="spellEnd"/>
           </w:p>
         </w:tc>
         <w:tc>
@@ -4750,7 +7264,6 @@
         <w:tc>
           <w:tcPr>
             <w:tcW w:w="1701" w:type="dxa"/>
-            <w:gridSpan w:val="3"/>
             <w:vAlign w:val="center"/>
           </w:tcPr>
           <w:p>
@@ -4774,7 +7287,6 @@
         <w:tc>
           <w:tcPr>
             <w:tcW w:w="1863" w:type="dxa"/>
-            <w:gridSpan w:val="2"/>
             <w:vAlign w:val="center"/>
           </w:tcPr>
           <w:p>
@@ -4903,7 +7415,6 @@
             <w:tc>
               <w:tcPr>
                 <w:tcW w:w="1701" w:type="dxa"/>
-                <w:gridSpan w:val="3"/>
                 <w:vAlign w:val="center"/>
               </w:tcPr>
               <w:p>
@@ -4970,7 +7481,6 @@
             <w:tc>
               <w:tcPr>
                 <w:tcW w:w="1863" w:type="dxa"/>
-                <w:gridSpan w:val="2"/>
                 <w:vAlign w:val="center"/>
               </w:tcPr>
               <w:p>
@@ -5127,7 +7637,6 @@
         <w:tc>
           <w:tcPr>
             <w:tcW w:w="1701" w:type="dxa"/>
-            <w:gridSpan w:val="3"/>
             <w:vAlign w:val="center"/>
           </w:tcPr>
           <w:p>
@@ -5144,14 +7653,14 @@
                 <w:sz w:val="18"/>
                 <w:szCs w:val="18"/>
               </w:rPr>
-              <w:t xml:space="preserve">활동내용</w:t>
+              <w:t>활동내용</w:t>
             </w:r>
           </w:p>
         </w:tc>
         <w:tc>
           <w:tcPr>
             <w:tcW w:w="1863" w:type="dxa"/>
-            <w:gridSpan w:val="3"/>
+            <w:gridSpan w:val="2"/>
             <w:vAlign w:val="center"/>
           </w:tcPr>
           <w:p>
@@ -5167,21 +7676,6 @@
                 <w:u w:val="single"/>
               </w:rPr>
             </w:pPr>
-            <w:r>
-              <w:rPr>
-                <w:rStyle w:val="ad"/>
-                <w:rFonts w:hint="eastAsia"/>
-                <w:b/>
-                <w:bCs/>
-                <w:i/>
-                <w:iCs/>
-                <w:color w:val="A6A6A6" w:themeColor="background1" w:themeShade="A6"/>
-                <w:sz w:val="18"/>
-                <w:szCs w:val="18"/>
-                <w:u w:val="single"/>
-              </w:rPr>
-              <w:t xml:space="preserve"/>
-            </w:r>
           </w:p>
         </w:tc>
       </w:tr>
@@ -5224,7 +7718,7 @@
         <w:tc>
           <w:tcPr>
             <w:tcW w:w="7332" w:type="dxa"/>
-            <w:gridSpan w:val="7"/>
+            <w:gridSpan w:val="4"/>
             <w:vAlign w:val="center"/>
           </w:tcPr>
           <w:p>
@@ -5270,12 +7764,21 @@
                 <w:szCs w:val="18"/>
               </w:rPr>
             </w:pPr>
-            <w:r>
-              <w:rPr>
-                <w:sz w:val="18"/>
-                <w:szCs w:val="18"/>
-              </w:rPr>
-              <w:t>가능하오니 사업수행기관에 필히 확인 후 진행하여 주시기 바랍니다.</w:t>
+            <w:proofErr w:type="spellStart"/>
+            <w:r>
+              <w:rPr>
+                <w:sz w:val="18"/>
+                <w:szCs w:val="18"/>
+              </w:rPr>
+              <w:t>가능하오니</w:t>
+            </w:r>
+            <w:proofErr w:type="spellEnd"/>
+            <w:r>
+              <w:rPr>
+                <w:sz w:val="18"/>
+                <w:szCs w:val="18"/>
+              </w:rPr>
+              <w:t xml:space="preserve"> 사업수행기관에 필히 확인 후 진행하여 주시기 바랍니다.</w:t>
             </w:r>
           </w:p>
         </w:tc>
@@ -5310,7 +7813,7 @@
         <w:tc>
           <w:tcPr>
             <w:tcW w:w="6959" w:type="dxa"/>
-            <w:gridSpan w:val="7"/>
+            <w:gridSpan w:val="4"/>
             <w:vAlign w:val="center"/>
           </w:tcPr>
           <w:p>
@@ -5403,7 +7906,7 @@
         <w:tc>
           <w:tcPr>
             <w:tcW w:w="6959" w:type="dxa"/>
-            <w:gridSpan w:val="7"/>
+            <w:gridSpan w:val="4"/>
             <w:vAlign w:val="center"/>
           </w:tcPr>
           <w:p>
@@ -5445,7 +7948,23 @@
                 <w:sz w:val="18"/>
                 <w:szCs w:val="18"/>
               </w:rPr>
-              <w:t>『지방세법』,에 따라 충전시설 설치 시에 취득세, 재산세를 납부하여야 함</w:t>
+              <w:t>『지방세법』,</w:t>
+            </w:r>
+            <w:proofErr w:type="spellStart"/>
+            <w:r>
+              <w:rPr>
+                <w:sz w:val="18"/>
+                <w:szCs w:val="18"/>
+              </w:rPr>
+              <w:t>에</w:t>
+            </w:r>
+            <w:proofErr w:type="spellEnd"/>
+            <w:r>
+              <w:rPr>
+                <w:sz w:val="18"/>
+                <w:szCs w:val="18"/>
+              </w:rPr>
+              <w:t xml:space="preserve"> 따라 충전시설 설치 시에 취득세, 재산세를 납부하여야 함</w:t>
             </w:r>
           </w:p>
         </w:tc>
@@ -5543,7 +8062,7 @@
         <w:tc>
           <w:tcPr>
             <w:tcW w:w="6959" w:type="dxa"/>
-            <w:gridSpan w:val="7"/>
+            <w:gridSpan w:val="4"/>
             <w:vAlign w:val="center"/>
           </w:tcPr>
           <w:p>
@@ -5588,7 +8107,23 @@
                 <w:sz w:val="18"/>
                 <w:szCs w:val="18"/>
               </w:rPr>
-              <w:t>무공해차 통합누리집에 위치, 상태정보 표시</w:t>
+              <w:t xml:space="preserve">무공해차 </w:t>
+            </w:r>
+            <w:proofErr w:type="spellStart"/>
+            <w:r>
+              <w:rPr>
+                <w:sz w:val="18"/>
+                <w:szCs w:val="18"/>
+              </w:rPr>
+              <w:t>통합누리집에</w:t>
+            </w:r>
+            <w:proofErr w:type="spellEnd"/>
+            <w:r>
+              <w:rPr>
+                <w:sz w:val="18"/>
+                <w:szCs w:val="18"/>
+              </w:rPr>
+              <w:t xml:space="preserve"> 위치, 상태정보 표시</w:t>
             </w:r>
           </w:p>
           <w:p>
@@ -5610,7 +8145,23 @@
                 <w:sz w:val="18"/>
                 <w:szCs w:val="18"/>
               </w:rPr>
-              <w:t xml:space="preserve">외부인의 출입을 제한하더라도 무공해차 통합누리집에 충전시설 위치, </w:t>
+              <w:t xml:space="preserve">외부인의 출입을 제한하더라도 무공해차 </w:t>
+            </w:r>
+            <w:proofErr w:type="spellStart"/>
+            <w:r>
+              <w:rPr>
+                <w:sz w:val="18"/>
+                <w:szCs w:val="18"/>
+              </w:rPr>
+              <w:t>통합누리집에</w:t>
+            </w:r>
+            <w:proofErr w:type="spellEnd"/>
+            <w:r>
+              <w:rPr>
+                <w:sz w:val="18"/>
+                <w:szCs w:val="18"/>
+              </w:rPr>
+              <w:t xml:space="preserve"> 충전시설 위치, </w:t>
             </w:r>
             <w:r>
               <w:rPr>
@@ -5721,7 +8272,7 @@
         <w:tc>
           <w:tcPr>
             <w:tcW w:w="1924" w:type="dxa"/>
-            <w:gridSpan w:val="4"/>
+            <w:gridSpan w:val="2"/>
             <w:vAlign w:val="center"/>
           </w:tcPr>
           <w:p>
@@ -5739,14 +8290,14 @@
                 <w:sz w:val="18"/>
                 <w:szCs w:val="18"/>
               </w:rPr>
-              <w:t xml:space="preserve">7kW 이상 ~ 11kW 미만</w:t>
+              <w:t>7kW 이상 ~ 11kW 미만</w:t>
             </w:r>
           </w:p>
         </w:tc>
         <w:tc>
           <w:tcPr>
             <w:tcW w:w="1924" w:type="dxa"/>
-            <w:gridSpan w:val="3"/>
+            <w:gridSpan w:val="2"/>
             <w:vAlign w:val="center"/>
           </w:tcPr>
           <w:p>
@@ -5849,7 +8400,7 @@
         <w:tc>
           <w:tcPr>
             <w:tcW w:w="1924" w:type="dxa"/>
-            <w:gridSpan w:val="4"/>
+            <w:gridSpan w:val="2"/>
             <w:vAlign w:val="center"/>
           </w:tcPr>
           <w:p>
@@ -5867,14 +8418,14 @@
                 <w:sz w:val="18"/>
                 <w:szCs w:val="18"/>
               </w:rPr>
-              <w:t xml:space="preserve">11kW 이상 ~ 30kW 미만</w:t>
-            </w:r>
-          </w:p>
-        </w:tc>
-        <w:tc>
-          <w:tcPr>
-            <w:gridSpan w:val="3"/>
+              <w:t>11kW 이상 ~ 30kW 미만</w:t>
+            </w:r>
+          </w:p>
+        </w:tc>
+        <w:tc>
+          <w:tcPr>
             <w:tcW w:w="1925" w:type="dxa"/>
+            <w:gridSpan w:val="2"/>
             <w:vAlign w:val="center"/>
           </w:tcPr>
           <w:p>
@@ -5932,7 +8483,7 @@
         <w:tc>
           <w:tcPr>
             <w:tcW w:w="1924" w:type="dxa"/>
-            <w:gridSpan w:val="4"/>
+            <w:gridSpan w:val="2"/>
             <w:vAlign w:val="center"/>
           </w:tcPr>
           <w:p>
@@ -5950,14 +8501,14 @@
                 <w:sz w:val="18"/>
                 <w:szCs w:val="18"/>
               </w:rPr>
-              <w:t xml:space="preserve">전력분배형</w:t>
+              <w:t>전력분배형</w:t>
             </w:r>
           </w:p>
         </w:tc>
         <w:tc>
           <w:tcPr>
             <w:tcW w:w="2444" w:type="dxa"/>
-            <w:gridSpan w:val="3"/>
+            <w:gridSpan w:val="2"/>
             <w:vAlign w:val="center"/>
           </w:tcPr>
           <w:p>
@@ -6025,7 +8576,7 @@
         <w:tc>
           <w:tcPr>
             <w:tcW w:w="7332" w:type="dxa"/>
-            <w:gridSpan w:val="7"/>
+            <w:gridSpan w:val="4"/>
             <w:vAlign w:val="center"/>
           </w:tcPr>
           <w:p>
@@ -6116,7 +8667,7 @@
         <w:tc>
           <w:tcPr>
             <w:tcW w:w="7332" w:type="dxa"/>
-            <w:gridSpan w:val="7"/>
+            <w:gridSpan w:val="4"/>
             <w:vAlign w:val="center"/>
           </w:tcPr>
           <w:p>
@@ -6137,7 +8688,7 @@
         <w:tc>
           <w:tcPr>
             <w:tcW w:w="10436" w:type="dxa"/>
-            <w:gridSpan w:val="9"/>
+            <w:gridSpan w:val="6"/>
           </w:tcPr>
           <w:p>
             <w:pPr>
@@ -6161,7 +8712,21 @@
               <w:rPr>
                 <w:sz w:val="24"/>
               </w:rPr>
-              <w:t>2026년도 전기차 공용 완속충전시설 설치 보조사업과 관련하여 신청서에 기입한 사항이 틀림</w:t>
+              <w:t xml:space="preserve">2026년도 전기차 공용 </w:t>
+            </w:r>
+            <w:proofErr w:type="spellStart"/>
+            <w:r>
+              <w:rPr>
+                <w:sz w:val="24"/>
+              </w:rPr>
+              <w:t>완속충전시설</w:t>
+            </w:r>
+            <w:proofErr w:type="spellEnd"/>
+            <w:r>
+              <w:rPr>
+                <w:sz w:val="24"/>
+              </w:rPr>
+              <w:t xml:space="preserve"> 설치 보조사업과 관련하여 신청서에 기입한 사항이 틀림</w:t>
             </w:r>
             <w:r>
               <w:rPr>
@@ -6243,8 +8808,8 @@
                 </w:r>
               </w:sdtContent>
             </w:sdt>
-            <w:bookmarkStart w:id="10" w:name="ContMonth4"/>
-            <w:bookmarkEnd w:id="10"/>
+            <w:bookmarkStart w:id="9" w:name="ContMonth4"/>
+            <w:bookmarkEnd w:id="9"/>
             <w:r>
               <w:rPr>
                 <w:sz w:val="24"/>
@@ -6294,8 +8859,8 @@
                 </w:r>
               </w:sdtContent>
             </w:sdt>
-            <w:bookmarkStart w:id="11" w:name="ContDay4"/>
-            <w:bookmarkEnd w:id="11"/>
+            <w:bookmarkStart w:id="10" w:name="ContDay4"/>
+            <w:bookmarkEnd w:id="10"/>
             <w:r>
               <w:rPr>
                 <w:sz w:val="24"/>
@@ -6332,8 +8897,8 @@
               </w:rPr>
               <w:t xml:space="preserve">: </w:t>
             </w:r>
-            <w:bookmarkStart w:id="12" w:name="CustName5"/>
-            <w:bookmarkEnd w:id="12"/>
+            <w:bookmarkStart w:id="11" w:name="CustName5"/>
+            <w:bookmarkEnd w:id="11"/>
             <w:sdt>
               <w:sdtPr>
                 <w:rPr>
@@ -6551,7 +9116,29 @@
           <w:sz w:val="24"/>
           <w14:ligatures w14:val="none"/>
         </w:rPr>
-        <w:t>전기차 충전기 설치공사 관련하여 에스케이일렉링크 주식회사가</w:t>
+        <w:t xml:space="preserve">전기차 충전기 설치공사 관련하여 </w:t>
+      </w:r>
+      <w:proofErr w:type="spellStart"/>
+      <w:r>
+        <w:rPr>
+          <w:rFonts w:asciiTheme="majorEastAsia" w:eastAsiaTheme="majorEastAsia" w:hAnsiTheme="majorEastAsia" w:cs="함초롬바탕" w:hint="eastAsia"/>
+          <w:color w:val="000000"/>
+          <w:kern w:val="0"/>
+          <w:sz w:val="24"/>
+          <w14:ligatures w14:val="none"/>
+        </w:rPr>
+        <w:t>에스케이일렉링크</w:t>
+      </w:r>
+      <w:proofErr w:type="spellEnd"/>
+      <w:r>
+        <w:rPr>
+          <w:rFonts w:asciiTheme="majorEastAsia" w:eastAsiaTheme="majorEastAsia" w:hAnsiTheme="majorEastAsia" w:cs="함초롬바탕" w:hint="eastAsia"/>
+          <w:color w:val="000000"/>
+          <w:kern w:val="0"/>
+          <w:sz w:val="24"/>
+          <w14:ligatures w14:val="none"/>
+        </w:rPr>
+        <w:t xml:space="preserve"> 주식회사가</w:t>
       </w:r>
     </w:p>
     <w:p>
@@ -7457,7 +10044,7 @@
           <w14:ligatures w14:val="none"/>
         </w:rPr>
         <w:drawing>
-          <wp:inline distT="0" distB="0" distL="0" distR="0" wp14:anchorId="62DD3FC8" wp14:editId="48736DF2">
+          <wp:inline distT="0" distB="0" distL="0" distR="0" wp14:anchorId="62DD3FC8" wp14:editId="0EF9EADA">
             <wp:extent cx="1477107" cy="596469"/>
             <wp:effectExtent l="0" t="0" r="0" b="635"/>
             <wp:docPr id="388606673" name="그림 1"/>
@@ -7524,6 +10111,7 @@
           <w14:ligatures w14:val="none"/>
         </w:rPr>
       </w:pPr>
+      <w:proofErr w:type="spellStart"/>
       <w:r>
         <w:rPr>
           <w:rFonts w:ascii="KoPub돋움체 Bold,한컴돋움" w:eastAsia="KoPub돋움체 Bold,한컴돋움" w:hAnsi="KoPub돋움체 Bold,한컴돋움" w:cs="KoPub돋움체 Bold,한컴돋움" w:hint="eastAsia"/>
@@ -7533,7 +10121,19 @@
           <w:sz w:val="24"/>
           <w14:ligatures w14:val="none"/>
         </w:rPr>
-        <w:t>에스케이일렉링크 주식회사</w:t>
+        <w:t>에스케이일렉링크</w:t>
+      </w:r>
+      <w:proofErr w:type="spellEnd"/>
+      <w:r>
+        <w:rPr>
+          <w:rFonts w:ascii="KoPub돋움체 Bold,한컴돋움" w:eastAsia="KoPub돋움체 Bold,한컴돋움" w:hAnsi="KoPub돋움체 Bold,한컴돋움" w:cs="KoPub돋움체 Bold,한컴돋움" w:hint="eastAsia"/>
+          <w:color w:val="000000"/>
+          <w:spacing w:val="-2"/>
+          <w:kern w:val="0"/>
+          <w:sz w:val="24"/>
+          <w14:ligatures w14:val="none"/>
+        </w:rPr>
+        <w:t xml:space="preserve"> 주식회사</w:t>
       </w:r>
     </w:p>
     <w:p>
@@ -7609,7 +10209,17 @@
                 <w:bCs/>
                 <w:szCs w:val="22"/>
               </w:rPr>
-              <w:t xml:space="preserve"> 수집</w:t>
+              <w:t xml:space="preserve"> </w:t>
+            </w:r>
+            <w:proofErr w:type="spellStart"/>
+            <w:r>
+              <w:rPr>
+                <w:rFonts w:hAnsiTheme="minorEastAsia"/>
+                <w:b/>
+                <w:bCs/>
+                <w:szCs w:val="22"/>
+              </w:rPr>
+              <w:t>수집</w:t>
             </w:r>
             <w:r>
               <w:rPr>
@@ -7629,6 +10239,7 @@
               </w:rPr>
               <w:t>이용</w:t>
             </w:r>
+            <w:proofErr w:type="spellEnd"/>
             <w:r>
               <w:rPr>
                 <w:rFonts w:hAnsiTheme="minorEastAsia"/>
@@ -7664,7 +10275,52 @@
                 <w:sz w:val="18"/>
                 <w:szCs w:val="18"/>
               </w:rPr>
-              <w:t>충전인프라 설치 지원과 관련하여 「개인정보보호법」제15조(개인정보의 수집ㆍ이용) 및 제22조에 따라 귀하의 개인정보를 아래와 같이 수집</w:t>
+              <w:t>충전인프라 설치 지원과 관련하여 「</w:t>
+            </w:r>
+            <w:proofErr w:type="spellStart"/>
+            <w:r>
+              <w:rPr>
+                <w:rFonts w:hAnsiTheme="minorEastAsia"/>
+                <w:sz w:val="18"/>
+                <w:szCs w:val="18"/>
+              </w:rPr>
+              <w:t>개인정보보호법」제</w:t>
+            </w:r>
+            <w:proofErr w:type="spellEnd"/>
+            <w:r>
+              <w:rPr>
+                <w:rFonts w:hAnsiTheme="minorEastAsia"/>
+                <w:sz w:val="18"/>
+                <w:szCs w:val="18"/>
+              </w:rPr>
+              <w:t xml:space="preserve">15조(개인정보의 </w:t>
+            </w:r>
+            <w:proofErr w:type="spellStart"/>
+            <w:r>
+              <w:rPr>
+                <w:rFonts w:hAnsiTheme="minorEastAsia"/>
+                <w:sz w:val="18"/>
+                <w:szCs w:val="18"/>
+              </w:rPr>
+              <w:t>수집ㆍ이용</w:t>
+            </w:r>
+            <w:proofErr w:type="spellEnd"/>
+            <w:r>
+              <w:rPr>
+                <w:rFonts w:hAnsiTheme="minorEastAsia"/>
+                <w:sz w:val="18"/>
+                <w:szCs w:val="18"/>
+              </w:rPr>
+              <w:t xml:space="preserve">) 및 제22조에 따라 귀하의 개인정보를 아래와 같이 </w:t>
+            </w:r>
+            <w:proofErr w:type="spellStart"/>
+            <w:r>
+              <w:rPr>
+                <w:rFonts w:hAnsiTheme="minorEastAsia"/>
+                <w:sz w:val="18"/>
+                <w:szCs w:val="18"/>
+              </w:rPr>
+              <w:t>수집</w:t>
             </w:r>
             <w:r>
               <w:rPr>
@@ -7682,6 +10338,7 @@
               </w:rPr>
               <w:t>이용</w:t>
             </w:r>
+            <w:proofErr w:type="spellEnd"/>
             <w:r>
               <w:rPr>
                 <w:rFonts w:hAnsiTheme="minorEastAsia"/>
@@ -7706,7 +10363,25 @@
                 <w:sz w:val="18"/>
                 <w:szCs w:val="18"/>
               </w:rPr>
-              <w:t>다음의 사항에 대해 충분히 읽어보신 후, 동의 여부를 체크, 서명하여 주시기 바랍니다.</w:t>
+              <w:t xml:space="preserve">다음의 사항에 대해 충분히 </w:t>
+            </w:r>
+            <w:proofErr w:type="spellStart"/>
+            <w:r>
+              <w:rPr>
+                <w:rFonts w:hAnsiTheme="minorEastAsia"/>
+                <w:sz w:val="18"/>
+                <w:szCs w:val="18"/>
+              </w:rPr>
+              <w:t>읽어보신</w:t>
+            </w:r>
+            <w:proofErr w:type="spellEnd"/>
+            <w:r>
+              <w:rPr>
+                <w:rFonts w:hAnsiTheme="minorEastAsia"/>
+                <w:sz w:val="18"/>
+                <w:szCs w:val="18"/>
+              </w:rPr>
+              <w:t xml:space="preserve"> 후, 동의 여부를 체크, 서명하여 주시기 바랍니다.</w:t>
             </w:r>
           </w:p>
           <w:p>
@@ -7793,7 +10468,18 @@
                 <w:sz w:val="18"/>
                 <w:szCs w:val="18"/>
               </w:rPr>
-              <w:t>[수집</w:t>
+              <w:t>[</w:t>
+            </w:r>
+            <w:proofErr w:type="spellStart"/>
+            <w:r>
+              <w:rPr>
+                <w:rFonts w:hAnsiTheme="minorEastAsia"/>
+                <w:b/>
+                <w:bCs/>
+                <w:sz w:val="18"/>
+                <w:szCs w:val="18"/>
+              </w:rPr>
+              <w:t>수집</w:t>
             </w:r>
             <w:r>
               <w:rPr>
@@ -7815,6 +10501,7 @@
               </w:rPr>
               <w:t>이용하려는</w:t>
             </w:r>
+            <w:proofErr w:type="spellEnd"/>
             <w:r>
               <w:rPr>
                 <w:rFonts w:hAnsiTheme="minorEastAsia"/>
@@ -7879,7 +10566,18 @@
                 <w:sz w:val="18"/>
                 <w:szCs w:val="18"/>
               </w:rPr>
-              <w:t>[개인정보의 수집</w:t>
+              <w:t xml:space="preserve">[개인정보의 </w:t>
+            </w:r>
+            <w:proofErr w:type="spellStart"/>
+            <w:r>
+              <w:rPr>
+                <w:rFonts w:hAnsiTheme="minorEastAsia"/>
+                <w:b/>
+                <w:bCs/>
+                <w:sz w:val="18"/>
+                <w:szCs w:val="18"/>
+              </w:rPr>
+              <w:t>수집</w:t>
             </w:r>
             <w:r>
               <w:rPr>
@@ -7901,6 +10599,7 @@
               </w:rPr>
               <w:t>이용</w:t>
             </w:r>
+            <w:proofErr w:type="spellEnd"/>
             <w:r>
               <w:rPr>
                 <w:rFonts w:hAnsiTheme="minorEastAsia"/>
@@ -8230,6 +10929,7 @@
               </w:rPr>
               <w:t xml:space="preserve"> SK</w:t>
             </w:r>
+            <w:proofErr w:type="spellStart"/>
             <w:r>
               <w:rPr>
                 <w:rFonts w:hAnsiTheme="minorEastAsia" w:hint="eastAsia"/>
@@ -8238,6 +10938,7 @@
               </w:rPr>
               <w:t>일렉링크</w:t>
             </w:r>
+            <w:proofErr w:type="spellEnd"/>
             <w:r>
               <w:rPr>
                 <w:rFonts w:hAnsiTheme="minorEastAsia"/>
@@ -8532,7 +11233,16 @@
                 <w:sz w:val="18"/>
                 <w:szCs w:val="18"/>
               </w:rPr>
-              <w:t>본인은 본 “개인정보의 수집</w:t>
+              <w:t xml:space="preserve">본인은 본 “개인정보의 </w:t>
+            </w:r>
+            <w:proofErr w:type="spellStart"/>
+            <w:r>
+              <w:rPr>
+                <w:rFonts w:hAnsiTheme="minorEastAsia"/>
+                <w:sz w:val="18"/>
+                <w:szCs w:val="18"/>
+              </w:rPr>
+              <w:t>수집</w:t>
             </w:r>
             <w:r>
               <w:rPr>
@@ -8550,6 +11260,7 @@
               </w:rPr>
               <w:t>이용</w:t>
             </w:r>
+            <w:proofErr w:type="spellEnd"/>
             <w:r>
               <w:rPr>
                 <w:rFonts w:hAnsiTheme="minorEastAsia"/>
@@ -8596,8 +11307,8 @@
               </w:rPr>
               <w:t xml:space="preserve">2026년 </w:t>
             </w:r>
-            <w:bookmarkStart w:id="13" w:name="ContMonth5"/>
-            <w:bookmarkEnd w:id="13"/>
+            <w:bookmarkStart w:id="12" w:name="ContMonth5"/>
+            <w:bookmarkEnd w:id="12"/>
             <w:sdt>
               <w:sdtPr>
                 <w:rPr>
@@ -8651,8 +11362,8 @@
               </w:rPr>
               <w:t xml:space="preserve">월 </w:t>
             </w:r>
-            <w:bookmarkStart w:id="14" w:name="ContDay5"/>
-            <w:bookmarkEnd w:id="14"/>
+            <w:bookmarkStart w:id="13" w:name="ContDay5"/>
+            <w:bookmarkEnd w:id="13"/>
             <w:sdt>
               <w:sdtPr>
                 <w:rPr>
@@ -8744,8 +11455,8 @@
               </w:rPr>
               <w:t xml:space="preserve">신 청 자 : </w:t>
             </w:r>
-            <w:bookmarkStart w:id="15" w:name="CustName7"/>
-            <w:bookmarkEnd w:id="15"/>
+            <w:bookmarkStart w:id="14" w:name="CustName7"/>
+            <w:bookmarkEnd w:id="14"/>
             <w:sdt>
               <w:sdtPr>
                 <w:rPr>
@@ -8895,15 +11606,15 @@
         <w:tblLook w:val="04A0" w:firstRow="1" w:lastRow="0" w:firstColumn="1" w:lastColumn="0" w:noHBand="0" w:noVBand="1"/>
       </w:tblPr>
       <w:tblGrid>
-        <w:gridCol w:w="279"/>
-        <w:gridCol w:w="1639"/>
+        <w:gridCol w:w="278"/>
         <w:gridCol w:w="1638"/>
         <w:gridCol w:w="1638"/>
-        <w:gridCol w:w="816"/>
-        <w:gridCol w:w="822"/>
+        <w:gridCol w:w="1643"/>
+        <w:gridCol w:w="812"/>
+        <w:gridCol w:w="827"/>
         <w:gridCol w:w="1638"/>
         <w:gridCol w:w="1638"/>
-        <w:gridCol w:w="328"/>
+        <w:gridCol w:w="324"/>
       </w:tblGrid>
       <w:tr>
         <w:trPr>
@@ -8964,8 +11675,8 @@
             </w:r>
           </w:p>
         </w:tc>
-        <w:bookmarkStart w:id="16" w:name="CustName6"/>
-        <w:bookmarkEnd w:id="16"/>
+        <w:bookmarkStart w:id="15" w:name="CustName6"/>
+        <w:bookmarkEnd w:id="15"/>
         <w:tc>
           <w:tcPr>
             <w:tcW w:w="1570" w:type="pct"/>
@@ -9032,8 +11743,8 @@
             </w:r>
           </w:p>
         </w:tc>
-        <w:bookmarkStart w:id="17" w:name="CustTel3" w:displacedByCustomXml="next"/>
-        <w:bookmarkEnd w:id="17" w:displacedByCustomXml="next"/>
+        <w:bookmarkStart w:id="16" w:name="CustTel3" w:displacedByCustomXml="next"/>
+        <w:bookmarkEnd w:id="16" w:displacedByCustomXml="next"/>
         <w:sdt>
           <w:sdtPr>
             <w:rPr>
@@ -9116,8 +11827,8 @@
             </w:r>
           </w:p>
         </w:tc>
-        <w:bookmarkStart w:id="18" w:name="CustAddr3" w:displacedByCustomXml="next"/>
-        <w:bookmarkEnd w:id="18" w:displacedByCustomXml="next"/>
+        <w:bookmarkStart w:id="17" w:name="CustAddr3" w:displacedByCustomXml="next"/>
+        <w:bookmarkEnd w:id="17" w:displacedByCustomXml="next"/>
         <w:sdt>
           <w:sdtPr>
             <w:rPr>
@@ -9252,14 +11963,32 @@
             <w:pPr>
               <w:jc w:val="center"/>
               <w:rPr>
+                <w:rFonts w:asciiTheme="majorHAnsi" w:eastAsiaTheme="majorHAnsi" w:hAnsiTheme="majorHAnsi"/>
+              </w:rPr>
+            </w:pPr>
+            <w:r>
+              <w:rPr>
                 <w:rFonts w:asciiTheme="majorHAnsi" w:eastAsiaTheme="majorHAnsi" w:hAnsiTheme="majorHAnsi" w:hint="eastAsia"/>
               </w:rPr>
-            </w:pPr>
+              <w:t xml:space="preserve">7kW </w:t>
+            </w:r>
             <w:r>
               <w:rPr>
                 <w:rFonts w:asciiTheme="majorHAnsi" w:eastAsiaTheme="majorHAnsi" w:hAnsiTheme="majorHAnsi" w:hint="eastAsia"/>
               </w:rPr>
-              <w:t>7kW 이상 ~ 11kW 미만</w:t>
+              <w:t>이상</w:t>
+            </w:r>
+            <w:r>
+              <w:rPr>
+                <w:rFonts w:asciiTheme="majorHAnsi" w:eastAsiaTheme="majorHAnsi" w:hAnsiTheme="majorHAnsi" w:hint="eastAsia"/>
+              </w:rPr>
+              <w:t xml:space="preserve"> ~ 11kW </w:t>
+            </w:r>
+            <w:r>
+              <w:rPr>
+                <w:rFonts w:asciiTheme="majorHAnsi" w:eastAsiaTheme="majorHAnsi" w:hAnsiTheme="majorHAnsi" w:hint="eastAsia"/>
+              </w:rPr>
+              <w:t>미만</w:t>
             </w:r>
           </w:p>
         </w:tc>
@@ -9297,9 +12026,6 @@
                   <w:rFonts w:hint="eastAsia"/>
                 </w:rPr>
                 <w:id w:val="-1335375053"/>
-                <w:placeholder>
-                  <w:docPart w:val="1CAD5D37B74AA74D9D39C4ED7B27E881"/>
-                </w:placeholder>
                 <w:showingPlcHdr/>
                 <w:text/>
               </w:sdtPr>
@@ -9341,7 +12067,13 @@
               <w:rPr>
                 <w:rFonts w:asciiTheme="majorHAnsi" w:eastAsiaTheme="majorHAnsi" w:hAnsiTheme="majorHAnsi"/>
               </w:rPr>
-              <w:t>)기</w:t>
+              <w:t>)</w:t>
+            </w:r>
+            <w:r>
+              <w:rPr>
+                <w:rFonts w:asciiTheme="majorHAnsi" w:eastAsiaTheme="majorHAnsi" w:hAnsiTheme="majorHAnsi"/>
+              </w:rPr>
+              <w:t>기</w:t>
             </w:r>
           </w:p>
         </w:tc>
@@ -9362,14 +12094,32 @@
             <w:pPr>
               <w:jc w:val="center"/>
               <w:rPr>
+                <w:rFonts w:asciiTheme="majorHAnsi" w:eastAsiaTheme="majorHAnsi" w:hAnsiTheme="majorHAnsi"/>
+              </w:rPr>
+            </w:pPr>
+            <w:r>
+              <w:rPr>
                 <w:rFonts w:asciiTheme="majorHAnsi" w:eastAsiaTheme="majorHAnsi" w:hAnsiTheme="majorHAnsi" w:hint="eastAsia"/>
               </w:rPr>
-            </w:pPr>
+              <w:t xml:space="preserve">11kW </w:t>
+            </w:r>
             <w:r>
               <w:rPr>
                 <w:rFonts w:asciiTheme="majorHAnsi" w:eastAsiaTheme="majorHAnsi" w:hAnsiTheme="majorHAnsi" w:hint="eastAsia"/>
               </w:rPr>
-              <w:t>11kW 이상 ~ 30kW 미만</w:t>
+              <w:t>이상</w:t>
+            </w:r>
+            <w:r>
+              <w:rPr>
+                <w:rFonts w:asciiTheme="majorHAnsi" w:eastAsiaTheme="majorHAnsi" w:hAnsiTheme="majorHAnsi" w:hint="eastAsia"/>
+              </w:rPr>
+              <w:t xml:space="preserve"> ~ 30kW </w:t>
+            </w:r>
+            <w:r>
+              <w:rPr>
+                <w:rFonts w:asciiTheme="majorHAnsi" w:eastAsiaTheme="majorHAnsi" w:hAnsiTheme="majorHAnsi" w:hint="eastAsia"/>
+              </w:rPr>
+              <w:t>미만</w:t>
             </w:r>
           </w:p>
         </w:tc>
@@ -9407,9 +12157,6 @@
                   <w:rFonts w:hint="eastAsia"/>
                 </w:rPr>
                 <w:id w:val="313466420"/>
-                <w:placeholder>
-                  <w:docPart w:val="ED93C1928DBA2B4AB78D22611A942B6D"/>
-                </w:placeholder>
                 <w:showingPlcHdr/>
                 <w:text/>
               </w:sdtPr>
@@ -9451,7 +12198,13 @@
               <w:rPr>
                 <w:rFonts w:asciiTheme="majorHAnsi" w:eastAsiaTheme="majorHAnsi" w:hAnsiTheme="majorHAnsi"/>
               </w:rPr>
-              <w:t>)기</w:t>
+              <w:t>)</w:t>
+            </w:r>
+            <w:r>
+              <w:rPr>
+                <w:rFonts w:asciiTheme="majorHAnsi" w:eastAsiaTheme="majorHAnsi" w:hAnsiTheme="majorHAnsi"/>
+              </w:rPr>
+              <w:t>기</w:t>
             </w:r>
           </w:p>
         </w:tc>
@@ -9472,14 +12225,26 @@
             <w:pPr>
               <w:jc w:val="center"/>
               <w:rPr>
+                <w:rFonts w:asciiTheme="majorHAnsi" w:eastAsiaTheme="majorHAnsi" w:hAnsiTheme="majorHAnsi"/>
+              </w:rPr>
+            </w:pPr>
+            <w:r>
+              <w:rPr>
                 <w:rFonts w:asciiTheme="majorHAnsi" w:eastAsiaTheme="majorHAnsi" w:hAnsiTheme="majorHAnsi" w:hint="eastAsia"/>
               </w:rPr>
-            </w:pPr>
+              <w:t>전력분배형</w:t>
+            </w:r>
             <w:r>
               <w:rPr>
                 <w:rFonts w:asciiTheme="majorHAnsi" w:eastAsiaTheme="majorHAnsi" w:hAnsiTheme="majorHAnsi" w:hint="eastAsia"/>
               </w:rPr>
-              <w:t>전력분배형 충전기</w:t>
+              <w:t xml:space="preserve"> </w:t>
+            </w:r>
+            <w:r>
+              <w:rPr>
+                <w:rFonts w:asciiTheme="majorHAnsi" w:eastAsiaTheme="majorHAnsi" w:hAnsiTheme="majorHAnsi" w:hint="eastAsia"/>
+              </w:rPr>
+              <w:t>충전기</w:t>
             </w:r>
           </w:p>
         </w:tc>
@@ -9495,14 +12260,44 @@
             <w:pPr>
               <w:jc w:val="center"/>
               <w:rPr>
-                <w:rFonts w:asciiTheme="majorHAnsi" w:eastAsiaTheme="majorHAnsi" w:hAnsiTheme="majorHAnsi" w:hint="eastAsia"/>
-              </w:rPr>
-            </w:pPr>
-            <w:r>
-              <w:rPr>
                 <w:rFonts w:asciiTheme="majorHAnsi" w:eastAsiaTheme="majorHAnsi" w:hAnsiTheme="majorHAnsi"/>
               </w:rPr>
-              <w:t>(    )kW  (    )기  케이블 (    )개</w:t>
+            </w:pPr>
+            <w:r>
+              <w:rPr>
+                <w:rFonts w:asciiTheme="majorHAnsi" w:eastAsiaTheme="majorHAnsi" w:hAnsiTheme="majorHAnsi"/>
+              </w:rPr>
+              <w:t>(    )kW  (    )</w:t>
+            </w:r>
+            <w:r>
+              <w:rPr>
+                <w:rFonts w:asciiTheme="majorHAnsi" w:eastAsiaTheme="majorHAnsi" w:hAnsiTheme="majorHAnsi"/>
+              </w:rPr>
+              <w:t>기</w:t>
+            </w:r>
+            <w:r>
+              <w:rPr>
+                <w:rFonts w:asciiTheme="majorHAnsi" w:eastAsiaTheme="majorHAnsi" w:hAnsiTheme="majorHAnsi"/>
+              </w:rPr>
+              <w:t xml:space="preserve">  </w:t>
+            </w:r>
+            <w:r>
+              <w:rPr>
+                <w:rFonts w:asciiTheme="majorHAnsi" w:eastAsiaTheme="majorHAnsi" w:hAnsiTheme="majorHAnsi"/>
+              </w:rPr>
+              <w:t>케이블</w:t>
+            </w:r>
+            <w:r>
+              <w:rPr>
+                <w:rFonts w:asciiTheme="majorHAnsi" w:eastAsiaTheme="majorHAnsi" w:hAnsiTheme="majorHAnsi"/>
+              </w:rPr>
+              <w:t xml:space="preserve"> (    )</w:t>
+            </w:r>
+            <w:r>
+              <w:rPr>
+                <w:rFonts w:asciiTheme="majorHAnsi" w:eastAsiaTheme="majorHAnsi" w:hAnsiTheme="majorHAnsi"/>
+              </w:rPr>
+              <w:t>개</w:t>
             </w:r>
           </w:p>
         </w:tc>
@@ -9563,8 +12358,8 @@
             </w:r>
           </w:p>
         </w:tc>
-        <w:bookmarkStart w:id="19" w:name="Parkinglot2"/>
-        <w:bookmarkEnd w:id="19"/>
+        <w:bookmarkStart w:id="18" w:name="Parkinglot2"/>
+        <w:bookmarkEnd w:id="18"/>
         <w:tc>
           <w:tcPr>
             <w:tcW w:w="785" w:type="pct"/>
@@ -9860,8 +12655,8 @@
               </w:rPr>
               <w:t xml:space="preserve"> 기타 ( </w:t>
             </w:r>
-            <w:bookmarkStart w:id="20" w:name="Type33txt"/>
-            <w:bookmarkEnd w:id="20"/>
+            <w:bookmarkStart w:id="19" w:name="Type33txt"/>
+            <w:bookmarkEnd w:id="19"/>
             <w:sdt>
               <w:sdtPr>
                 <w:rPr>
@@ -9984,8 +12779,8 @@
             </w:r>
           </w:p>
         </w:tc>
-        <w:bookmarkStart w:id="21" w:name="InstallAddr3" w:displacedByCustomXml="next"/>
-        <w:bookmarkEnd w:id="21" w:displacedByCustomXml="next"/>
+        <w:bookmarkStart w:id="20" w:name="InstallAddr3" w:displacedByCustomXml="next"/>
+        <w:bookmarkEnd w:id="20" w:displacedByCustomXml="next"/>
         <w:sdt>
           <w:sdtPr>
             <w:rPr>
@@ -10071,7 +12866,21 @@
               <w:rPr>
                 <w:rFonts w:asciiTheme="majorHAnsi" w:eastAsiaTheme="majorHAnsi" w:hAnsiTheme="majorHAnsi" w:hint="eastAsia"/>
               </w:rPr>
-              <w:t>설치환경(확인 후 해당란에 체크)</w:t>
+              <w:t xml:space="preserve">설치환경(확인 후 </w:t>
+            </w:r>
+            <w:proofErr w:type="spellStart"/>
+            <w:r>
+              <w:rPr>
+                <w:rFonts w:asciiTheme="majorHAnsi" w:eastAsiaTheme="majorHAnsi" w:hAnsiTheme="majorHAnsi" w:hint="eastAsia"/>
+              </w:rPr>
+              <w:t>해당란에</w:t>
+            </w:r>
+            <w:proofErr w:type="spellEnd"/>
+            <w:r>
+              <w:rPr>
+                <w:rFonts w:asciiTheme="majorHAnsi" w:eastAsiaTheme="majorHAnsi" w:hAnsiTheme="majorHAnsi" w:hint="eastAsia"/>
+              </w:rPr>
+              <w:t xml:space="preserve"> 체크)</w:t>
             </w:r>
           </w:p>
         </w:tc>
@@ -10155,12 +12964,14 @@
                 <w:rFonts w:asciiTheme="majorHAnsi" w:eastAsiaTheme="majorHAnsi" w:hAnsiTheme="majorHAnsi"/>
               </w:rPr>
             </w:pPr>
+            <w:proofErr w:type="spellStart"/>
             <w:r>
               <w:rPr>
                 <w:rFonts w:asciiTheme="majorHAnsi" w:eastAsiaTheme="majorHAnsi" w:hAnsiTheme="majorHAnsi" w:hint="eastAsia"/>
               </w:rPr>
               <w:t>소유주과의관계</w:t>
             </w:r>
+            <w:proofErr w:type="spellEnd"/>
           </w:p>
         </w:tc>
         <w:tc>
@@ -10174,12 +12985,14 @@
                 <w:rFonts w:asciiTheme="majorHAnsi" w:eastAsiaTheme="majorHAnsi" w:hAnsiTheme="majorHAnsi"/>
               </w:rPr>
             </w:pPr>
+            <w:proofErr w:type="spellStart"/>
             <w:r>
               <w:rPr>
                 <w:rFonts w:asciiTheme="majorHAnsi" w:eastAsiaTheme="majorHAnsi" w:hAnsiTheme="majorHAnsi" w:hint="eastAsia"/>
               </w:rPr>
               <w:t>전력인입</w:t>
             </w:r>
+            <w:proofErr w:type="spellEnd"/>
           </w:p>
         </w:tc>
         <w:tc>
@@ -10460,12 +13273,14 @@
                 </w:r>
               </w:sdtContent>
             </w:sdt>
+            <w:proofErr w:type="spellStart"/>
             <w:r>
               <w:rPr>
                 <w:rFonts w:asciiTheme="majorHAnsi" w:eastAsiaTheme="majorHAnsi" w:hAnsiTheme="majorHAnsi" w:hint="eastAsia"/>
               </w:rPr>
               <w:t>벽부형</w:t>
             </w:r>
+            <w:proofErr w:type="spellEnd"/>
           </w:p>
         </w:tc>
         <w:tc>
@@ -10692,12 +13507,14 @@
                 </w:r>
               </w:sdtContent>
             </w:sdt>
+            <w:proofErr w:type="spellStart"/>
             <w:r>
               <w:rPr>
                 <w:rFonts w:asciiTheme="majorHAnsi" w:eastAsiaTheme="majorHAnsi" w:hAnsiTheme="majorHAnsi" w:hint="eastAsia"/>
               </w:rPr>
               <w:t>한전불입</w:t>
             </w:r>
+            <w:proofErr w:type="spellEnd"/>
           </w:p>
         </w:tc>
         <w:tc>
@@ -11512,11 +14329,19 @@
                 <w:rFonts w:asciiTheme="majorHAnsi" w:eastAsiaTheme="majorHAnsi" w:hAnsiTheme="majorHAnsi"/>
               </w:rPr>
             </w:pPr>
+            <w:proofErr w:type="spellStart"/>
             <w:r>
               <w:rPr>
                 <w:rFonts w:asciiTheme="majorHAnsi" w:eastAsiaTheme="majorHAnsi" w:hAnsiTheme="majorHAnsi" w:hint="eastAsia"/>
               </w:rPr>
-              <w:t>고압시 변압기 용량 확인</w:t>
+              <w:t>고압시</w:t>
+            </w:r>
+            <w:proofErr w:type="spellEnd"/>
+            <w:r>
+              <w:rPr>
+                <w:rFonts w:asciiTheme="majorHAnsi" w:eastAsiaTheme="majorHAnsi" w:hAnsiTheme="majorHAnsi" w:hint="eastAsia"/>
+              </w:rPr>
+              <w:t xml:space="preserve"> 변압기 용량 확인</w:t>
             </w:r>
           </w:p>
         </w:tc>
@@ -11740,14 +14565,6 @@
               </w:rPr>
               <w:t>6. 중복설치 여부</w:t>
             </w:r>
-            <w:r>
-              <w:rPr>
-                <w:rFonts w:asciiTheme="majorHAnsi" w:eastAsiaTheme="majorHAnsi" w:hAnsiTheme="majorHAnsi"/>
-                <w:b/>
-                <w:bCs/>
-              </w:rPr>
-              <w:t/>
-            </w:r>
           </w:p>
         </w:tc>
       </w:tr>
@@ -11780,11 +14597,19 @@
             <w:pPr>
               <w:jc w:val="center"/>
             </w:pPr>
+            <w:proofErr w:type="spellStart"/>
             <w:r>
               <w:rPr>
                 <w:rFonts w:hint="eastAsia"/>
               </w:rPr>
-              <w:t>운영중 또는</w:t>
+              <w:t>운영중</w:t>
+            </w:r>
+            <w:proofErr w:type="spellEnd"/>
+            <w:r>
+              <w:rPr>
+                <w:rFonts w:hint="eastAsia"/>
+              </w:rPr>
+              <w:t xml:space="preserve"> 또는</w:t>
             </w:r>
           </w:p>
           <w:p>
@@ -11904,8 +14729,8 @@
               </w:rPr>
               <w:t xml:space="preserve"> </w:t>
             </w:r>
-            <w:bookmarkStart w:id="22" w:name="FastQty"/>
-            <w:bookmarkEnd w:id="22"/>
+            <w:bookmarkStart w:id="21" w:name="FastQty"/>
+            <w:bookmarkEnd w:id="21"/>
             <w:r>
               <w:rPr>
                 <w:rFonts w:asciiTheme="majorHAnsi" w:eastAsiaTheme="majorHAnsi" w:hAnsiTheme="majorHAnsi"/>
@@ -11963,11 +14788,19 @@
                 </w:r>
               </w:sdtContent>
             </w:sdt>
+            <w:proofErr w:type="spellStart"/>
             <w:r>
               <w:rPr>
                 <w:rFonts w:asciiTheme="majorHAnsi" w:eastAsiaTheme="majorHAnsi" w:hAnsiTheme="majorHAnsi" w:hint="eastAsia"/>
               </w:rPr>
-              <w:t>완속충전기(</w:t>
+              <w:t>완속충전기</w:t>
+            </w:r>
+            <w:proofErr w:type="spellEnd"/>
+            <w:r>
+              <w:rPr>
+                <w:rFonts w:asciiTheme="majorHAnsi" w:eastAsiaTheme="majorHAnsi" w:hAnsiTheme="majorHAnsi" w:hint="eastAsia"/>
+              </w:rPr>
+              <w:t>(</w:t>
             </w:r>
             <w:r>
               <w:rPr>
@@ -12025,8 +14858,8 @@
               </w:rPr>
               <w:t xml:space="preserve"> </w:t>
             </w:r>
-            <w:bookmarkStart w:id="23" w:name="SlowQty"/>
-            <w:bookmarkEnd w:id="23"/>
+            <w:bookmarkStart w:id="22" w:name="SlowQty"/>
+            <w:bookmarkEnd w:id="22"/>
             <w:r>
               <w:rPr>
                 <w:rFonts w:asciiTheme="majorHAnsi" w:eastAsiaTheme="majorHAnsi" w:hAnsiTheme="majorHAnsi"/>
@@ -12245,11 +15078,19 @@
                 </w:r>
               </w:sdtContent>
             </w:sdt>
+            <w:proofErr w:type="spellStart"/>
             <w:r>
               <w:rPr>
                 <w:rFonts w:asciiTheme="majorHAnsi" w:eastAsiaTheme="majorHAnsi" w:hAnsiTheme="majorHAnsi" w:hint="eastAsia"/>
               </w:rPr>
-              <w:t>과금형콘센트(</w:t>
+              <w:t>과금형콘센트</w:t>
+            </w:r>
+            <w:proofErr w:type="spellEnd"/>
+            <w:r>
+              <w:rPr>
+                <w:rFonts w:asciiTheme="majorHAnsi" w:eastAsiaTheme="majorHAnsi" w:hAnsiTheme="majorHAnsi" w:hint="eastAsia"/>
+              </w:rPr>
+              <w:t>(</w:t>
             </w:r>
             <w:r>
               <w:rPr>
@@ -12307,8 +15148,8 @@
               </w:rPr>
               <w:t xml:space="preserve"> </w:t>
             </w:r>
-            <w:bookmarkStart w:id="24" w:name="PlugQty"/>
-            <w:bookmarkEnd w:id="24"/>
+            <w:bookmarkStart w:id="23" w:name="PlugQty"/>
+            <w:bookmarkEnd w:id="23"/>
             <w:r>
               <w:rPr>
                 <w:rFonts w:asciiTheme="majorHAnsi" w:eastAsiaTheme="majorHAnsi" w:hAnsiTheme="majorHAnsi"/>
@@ -12568,8 +15409,8 @@
             </w:r>
           </w:p>
         </w:tc>
-        <w:bookmarkStart w:id="25" w:name="SurveyComp"/>
-        <w:bookmarkEnd w:id="25"/>
+        <w:bookmarkStart w:id="24" w:name="SurveyComp"/>
+        <w:bookmarkEnd w:id="24"/>
         <w:tc>
           <w:tcPr>
             <w:tcW w:w="1570" w:type="pct"/>
@@ -12645,8 +15486,8 @@
             </w:r>
           </w:p>
         </w:tc>
-        <w:bookmarkStart w:id="26" w:name="SurveyTel"/>
-        <w:bookmarkEnd w:id="26"/>
+        <w:bookmarkStart w:id="25" w:name="SurveyTel"/>
+        <w:bookmarkEnd w:id="25"/>
         <w:tc>
           <w:tcPr>
             <w:tcW w:w="1570" w:type="pct"/>
@@ -12779,7 +15620,7 @@
             </w:r>
           </w:p>
         </w:tc>
-        <w:bookmarkStart w:id="27" w:name="SurveyName"/>
+        <w:bookmarkStart w:id="26" w:name="SurveyName"/>
         <w:tc>
           <w:tcPr>
             <w:tcW w:w="1570" w:type="pct"/>
@@ -12835,7 +15676,7 @@
             <w:r>
               <w:t xml:space="preserve"> (인)</w:t>
             </w:r>
-            <w:bookmarkEnd w:id="27"/>
+            <w:bookmarkEnd w:id="26"/>
           </w:p>
         </w:tc>
         <w:tc>
@@ -12858,8 +15699,8 @@
             </w:r>
           </w:p>
         </w:tc>
-        <w:bookmarkStart w:id="28" w:name="SurveyDate"/>
-        <w:bookmarkEnd w:id="28"/>
+        <w:bookmarkStart w:id="27" w:name="SurveyDate"/>
+        <w:bookmarkEnd w:id="27"/>
         <w:tc>
           <w:tcPr>
             <w:tcW w:w="1570" w:type="pct"/>
@@ -12973,7 +15814,7 @@
         <w:spacing w:line="300" w:lineRule="auto"/>
         <w:jc w:val="both"/>
         <w:rPr>
-          <w:rFonts w:ascii="맑은 고딕" w:eastAsia="맑은 고딕" w:hAnsi="맑은 고딕" w:cs="Times New Roman" w:hint="eastAsia"/>
+          <w:rFonts w:ascii="맑은 고딕" w:eastAsia="맑은 고딕" w:hAnsi="맑은 고딕" w:cs="Times New Roman"/>
           <w:b/>
           <w:bCs/>
           <w:sz w:val="24"/>
@@ -16593,44 +19434,6 @@
     </w:docPart>
     <w:docPart>
       <w:docPartPr>
-        <w:name w:val="D9B70E6420DE274D830E76B5B89ED1B1"/>
-        <w:category>
-          <w:name w:val="일반"/>
-          <w:gallery w:val="placeholder"/>
-        </w:category>
-        <w:types>
-          <w:type w:val="bbPlcHdr"/>
-        </w:types>
-        <w:behaviors>
-          <w:behavior w:val="content"/>
-        </w:behaviors>
-        <w:guid w:val="{7EE83726-6BE8-B141-9E8B-2E2C70E6ABD2}"/>
-      </w:docPartPr>
-      <w:docPartBody>
-        <w:p>
-          <w:pPr>
-            <w:pStyle w:val="D9B70E6420DE274D830E76B5B89ED1B1"/>
-          </w:pPr>
-          <w:r>
-            <w:rPr>
-              <w:rStyle w:val="a3"/>
-              <w:rFonts w:hint="eastAsia"/>
-              <w:b/>
-              <w:bCs/>
-              <w:i/>
-              <w:iCs/>
-              <w:color w:val="A6A6A6" w:themeColor="background1" w:themeShade="A6"/>
-              <w:sz w:val="20"/>
-              <w:szCs w:val="20"/>
-              <w:u w:val="single"/>
-            </w:rPr>
-            <w:t xml:space="preserve">OO </w:t>
-          </w:r>
-        </w:p>
-      </w:docPartBody>
-    </w:docPart>
-    <w:docPart>
-      <w:docPartPr>
         <w:name w:val="9C46EF1C2E9579469100A2AF716DC051"/>
         <w:category>
           <w:name w:val="일반"/>
@@ -17366,12 +20169,14 @@
   </w:compat>
   <w:rsids>
     <w:rsidRoot w:val="00DB3B88"/>
+    <w:rsid w:val="00406467"/>
     <w:rsid w:val="007608B3"/>
     <w:rsid w:val="00986A8F"/>
     <w:rsid w:val="009D18C7"/>
     <w:rsid w:val="00B142A2"/>
     <w:rsid w:val="00CF3F5C"/>
     <w:rsid w:val="00D10C4E"/>
+    <w:rsid w:val="00D3455F"/>
     <w:rsid w:val="00DB3B88"/>
   </w:rsids>
   <m:mathPr>

--- a/public/sk/template.docx
+++ b/public/sk/template.docx
@@ -1444,8 +1444,37 @@
                 <w:szCs w:val="17"/>
                 <w14:ligatures w14:val="none"/>
               </w:rPr>
-              <w:t>충전기 서비스 시작일로부터 □ 10년, □ 7년</w:t>
-            </w:r>
+              <w:t xml:space="preserve">충전기 서비스 시작일로부터 </w:t>
+            </w:r>
+            <w:sdt>
+              <w:sdtPr>
+                <w:rPr>
+                  <w:rFonts w:ascii="맑은 고딕" w:eastAsia="맑은 고딕" w:hAnsi="맑은 고딕" w:cs="굴림" w:hint="eastAsia"/>
+                  <w:color w:val="000000"/>
+                  <w:kern w:val="0"/>
+                  <w:sz w:val="17"/>
+                  <w:szCs w:val="17"/>
+                  <w14:ligatures w14:val="none"/>
+                </w:rPr>
+                <w:alias w:val="계약기간"/>
+                <w:tag w:val="skContractTerm"/>
+                <w:id w:val="900000051"/>
+                <w:text/>
+              </w:sdtPr>
+              <w:sdtContent>
+                <w:r>
+                  <w:rPr>
+                    <w:rFonts w:ascii="맑은 고딕" w:eastAsia="맑은 고딕" w:hAnsi="맑은 고딕" w:cs="굴림" w:hint="eastAsia"/>
+                    <w:color w:val="000000"/>
+                    <w:kern w:val="0"/>
+                    <w:sz w:val="17"/>
+                    <w:szCs w:val="17"/>
+                    <w14:ligatures w14:val="none"/>
+                  </w:rPr>
+                  <w:t xml:space="preserve">□ 10년, □ 7년</w:t>
+                </w:r>
+              </w:sdtContent>
+            </w:sdt>
           </w:p>
         </w:tc>
       </w:tr>
@@ -1543,7 +1572,7 @@
                 <w:szCs w:val="17"/>
                 <w14:ligatures w14:val="none"/>
               </w:rPr>
-              <w:t>□ BAS1007.D1.1(</w:t>
+              <w:t>■ BAS1007.D1.1(</w:t>
             </w:r>
             <w:proofErr w:type="spellStart"/>
             <w:r>
@@ -4192,8 +4221,37 @@
                 <w:szCs w:val="17"/>
                 <w14:ligatures w14:val="none"/>
               </w:rPr>
-              <w:t>계약일  2026년     월     일</w:t>
-            </w:r>
+              <w:t xml:space="preserve">계약일  </w:t>
+            </w:r>
+            <w:sdt>
+              <w:sdtPr>
+                <w:rPr>
+                  <w:rFonts w:ascii="맑은 고딕" w:eastAsia="맑은 고딕" w:hAnsi="맑은 고딕" w:cs="굴림" w:hint="eastAsia"/>
+                  <w:color w:val="000000"/>
+                  <w:kern w:val="0"/>
+                  <w:sz w:val="17"/>
+                  <w:szCs w:val="17"/>
+                  <w14:ligatures w14:val="none"/>
+                </w:rPr>
+                <w:alias w:val="계약일"/>
+                <w:tag w:val="skContractDate"/>
+                <w:id w:val="900000052"/>
+                <w:text/>
+              </w:sdtPr>
+              <w:sdtContent>
+                <w:r>
+                  <w:rPr>
+                    <w:rFonts w:ascii="맑은 고딕" w:eastAsia="맑은 고딕" w:hAnsi="맑은 고딕" w:cs="굴림" w:hint="eastAsia"/>
+                    <w:color w:val="000000"/>
+                    <w:kern w:val="0"/>
+                    <w:sz w:val="17"/>
+                    <w:szCs w:val="17"/>
+                    <w14:ligatures w14:val="none"/>
+                  </w:rPr>
+                  <w:t xml:space="preserve">2026년     월     일</w:t>
+                </w:r>
+              </w:sdtContent>
+            </w:sdt>
           </w:p>
         </w:tc>
       </w:tr>

--- a/public/sk/template.docx
+++ b/public/sk/template.docx
@@ -4303,39 +4303,57 @@
               </w:rPr>
               <w:t>서비스이용자</w:t>
             </w:r>
-            <w:r>
-              <w:rPr>
-                <w:rFonts w:ascii="맑은 고딕" w:eastAsia="맑은 고딕" w:hAnsi="맑은 고딕" w:cs="굴림" w:hint="eastAsia"/>
-                <w:color w:val="000000"/>
-                <w:kern w:val="0"/>
-                <w:sz w:val="17"/>
-                <w:szCs w:val="17"/>
-                <w14:ligatures w14:val="none"/>
-              </w:rPr>
-              <w:t xml:space="preserve"> </w:t>
-            </w:r>
-            <w:r>
-              <w:rPr>
-                <w:rFonts w:ascii="맑은 고딕" w:eastAsia="맑은 고딕" w:hAnsi="맑은 고딕" w:cs="굴림" w:hint="eastAsia"/>
-                <w:color w:val="000000"/>
-                <w:kern w:val="0"/>
-                <w:sz w:val="17"/>
-                <w:szCs w:val="17"/>
-                <w14:ligatures w14:val="none"/>
-              </w:rPr>
-              <w:t xml:space="preserve"> </w:t>
-            </w:r>
-            <w:r>
-              <w:rPr>
-                <w:rFonts w:ascii="맑은 고딕" w:eastAsia="맑은 고딕" w:hAnsi="맑은 고딕" w:cs="굴림" w:hint="eastAsia"/>
-                <w:color w:val="000000"/>
-                <w:kern w:val="0"/>
-                <w:sz w:val="17"/>
-                <w:szCs w:val="17"/>
-                <w14:ligatures w14:val="none"/>
-              </w:rPr>
-              <w:t xml:space="preserve">                            </w:t>
-            </w:r>
+            <w:sdt>
+              <w:sdtPr>
+                <w:rPr>
+                  <w:rFonts w:ascii="맑은 고딕" w:eastAsia="맑은 고딕" w:hAnsi="맑은 고딕" w:cs="굴림" w:hint="eastAsia"/>
+                  <w:color w:val="000000"/>
+                  <w:kern w:val="0"/>
+                  <w:sz w:val="17"/>
+                  <w:szCs w:val="17"/>
+                  <w14:ligatures w14:val="none"/>
+                </w:rPr>
+                <w:alias w:val="서명-이용자"/>
+                <w:tag w:val="skSignUser"/>
+                <w:id w:val="900000053"/>
+                <w:text/>
+              </w:sdtPr>
+              <w:sdtContent>
+                <w:r>
+                  <w:rPr>
+                    <w:rFonts w:ascii="맑은 고딕" w:eastAsia="맑은 고딕" w:hAnsi="맑은 고딕" w:cs="굴림" w:hint="eastAsia"/>
+                    <w:color w:val="000000"/>
+                    <w:kern w:val="0"/>
+                    <w:sz w:val="17"/>
+                    <w:szCs w:val="17"/>
+                    <w14:ligatures w14:val="none"/>
+                  </w:rPr>
+                  <w:t xml:space="preserve"> </w:t>
+                </w:r>
+                <w:r>
+                  <w:rPr>
+                    <w:rFonts w:ascii="맑은 고딕" w:eastAsia="맑은 고딕" w:hAnsi="맑은 고딕" w:cs="굴림" w:hint="eastAsia"/>
+                    <w:color w:val="000000"/>
+                    <w:kern w:val="0"/>
+                    <w:sz w:val="17"/>
+                    <w:szCs w:val="17"/>
+                    <w14:ligatures w14:val="none"/>
+                  </w:rPr>
+                  <w:t xml:space="preserve"> </w:t>
+                </w:r>
+                <w:r>
+                  <w:rPr>
+                    <w:rFonts w:ascii="맑은 고딕" w:eastAsia="맑은 고딕" w:hAnsi="맑은 고딕" w:cs="굴림" w:hint="eastAsia"/>
+                    <w:color w:val="000000"/>
+                    <w:kern w:val="0"/>
+                    <w:sz w:val="17"/>
+                    <w:szCs w:val="17"/>
+                    <w14:ligatures w14:val="none"/>
+                  </w:rPr>
+                  <w:t xml:space="preserve">                            </w:t>
+                </w:r>
+              </w:sdtContent>
+            </w:sdt>
             <w:r>
               <w:rPr>
                 <w:rFonts w:ascii="맑은 고딕" w:eastAsia="맑은 고딕" w:hAnsi="맑은 고딕" w:cs="굴림" w:hint="eastAsia"/>

--- a/public/sk/template.docx
+++ b/public/sk/template.docx
@@ -8834,11 +8834,30 @@
                 <w:sz w:val="24"/>
               </w:rPr>
             </w:pPr>
+            <w:sdt>
+              <w:sdtPr>
+                <w:rPr>
+                  <w:sz w:val="24"/>
+                </w:rPr>
+                <w:alias w:val="별지5호-연도"/>
+                <w:tag w:val="contractYear"/>
+                <w:id w:val="900000201"/>
+                <w:text/>
+              </w:sdtPr>
+              <w:sdtContent>
+                <w:r>
+                  <w:rPr>
+                    <w:sz w:val="24"/>
+                  </w:rPr>
+                  <w:t xml:space="preserve">2026</w:t>
+                </w:r>
+              </w:sdtContent>
+            </w:sdt>
             <w:r>
               <w:rPr>
                 <w:sz w:val="24"/>
               </w:rPr>
-              <w:t xml:space="preserve">2026년 </w:t>
+              <w:t xml:space="preserve">년 </w:t>
             </w:r>
             <w:sdt>
               <w:sdtPr>
@@ -11375,13 +11394,36 @@
                 <w:szCs w:val="18"/>
               </w:rPr>
             </w:pPr>
+            <w:sdt>
+              <w:sdtPr>
+                <w:rPr>
+                  <w:rFonts w:hAnsiTheme="minorEastAsia"/>
+                  <w:sz w:val="18"/>
+                  <w:szCs w:val="18"/>
+                </w:rPr>
+                <w:alias w:val="개인정보-연도"/>
+                <w:tag w:val="contractYear"/>
+                <w:id w:val="900000202"/>
+                <w:text/>
+              </w:sdtPr>
+              <w:sdtContent>
+                <w:r>
+                  <w:rPr>
+                    <w:rFonts w:hAnsiTheme="minorEastAsia"/>
+                    <w:sz w:val="18"/>
+                    <w:szCs w:val="18"/>
+                  </w:rPr>
+                  <w:t xml:space="preserve">2026</w:t>
+                </w:r>
+              </w:sdtContent>
+            </w:sdt>
             <w:r>
               <w:rPr>
                 <w:rFonts w:hAnsiTheme="minorEastAsia"/>
                 <w:sz w:val="18"/>
                 <w:szCs w:val="18"/>
               </w:rPr>
-              <w:t xml:space="preserve">2026년 </w:t>
+              <w:t xml:space="preserve">년 </w:t>
             </w:r>
             <w:bookmarkStart w:id="12" w:name="ContMonth5"/>
             <w:bookmarkEnd w:id="12"/>

--- a/public/sk/template.docx
+++ b/public/sk/template.docx
@@ -11,7 +11,7 @@
         <w:spacing w:after="0"/>
         <w:jc w:val="center"/>
         <w:rPr>
-          <w:rFonts w:ascii="맑은 고딕" w:eastAsia="맑은 고딕" w:hAnsi="맑은 고딕" w:cs="굴림"/>
+          <w:rFonts w:ascii="맑은 고딕" w:eastAsia="맑은 고딕" w:hAnsi="맑은 고딕" w:cs="Gulim"/>
           <w:color w:val="000000"/>
           <w:kern w:val="0"/>
           <w:szCs w:val="22"/>
@@ -21,7 +21,7 @@
       <w:bookmarkStart w:id="0" w:name="OLE_LINK26"/>
       <w:r>
         <w:rPr>
-          <w:rFonts w:ascii="맑은 고딕" w:eastAsia="맑은 고딕" w:hAnsi="맑은 고딕" w:cs="굴림" w:hint="eastAsia"/>
+          <w:rFonts w:ascii="맑은 고딕" w:eastAsia="맑은 고딕" w:hAnsi="맑은 고딕" w:cs="Gulim" w:hint="eastAsia"/>
           <w:b/>
           <w:bCs/>
           <w:color w:val="000000"/>
@@ -35,7 +35,7 @@
       <w:proofErr w:type="spellStart"/>
       <w:r>
         <w:rPr>
-          <w:rFonts w:ascii="맑은 고딕" w:eastAsia="맑은 고딕" w:hAnsi="맑은 고딕" w:cs="굴림" w:hint="eastAsia"/>
+          <w:rFonts w:ascii="맑은 고딕" w:eastAsia="맑은 고딕" w:hAnsi="맑은 고딕" w:cs="Gulim" w:hint="eastAsia"/>
           <w:b/>
           <w:bCs/>
           <w:color w:val="000000"/>
@@ -49,7 +49,7 @@
       <w:proofErr w:type="spellEnd"/>
       <w:r>
         <w:rPr>
-          <w:rFonts w:ascii="맑은 고딕" w:eastAsia="맑은 고딕" w:hAnsi="맑은 고딕" w:cs="굴림" w:hint="eastAsia"/>
+          <w:rFonts w:ascii="맑은 고딕" w:eastAsia="맑은 고딕" w:hAnsi="맑은 고딕" w:cs="Gulim" w:hint="eastAsia"/>
           <w:b/>
           <w:bCs/>
           <w:color w:val="000000"/>
@@ -70,7 +70,7 @@
         <w:spacing w:after="0"/>
         <w:jc w:val="center"/>
         <w:rPr>
-          <w:rFonts w:ascii="맑은 고딕" w:eastAsia="맑은 고딕" w:hAnsi="맑은 고딕" w:cs="굴림"/>
+          <w:rFonts w:ascii="맑은 고딕" w:eastAsia="맑은 고딕" w:hAnsi="맑은 고딕" w:cs="Gulim"/>
           <w:color w:val="000000"/>
           <w:kern w:val="0"/>
           <w:szCs w:val="22"/>
@@ -79,7 +79,7 @@
       </w:pPr>
       <w:r>
         <w:rPr>
-          <w:rFonts w:ascii="맑은 고딕" w:eastAsia="맑은 고딕" w:hAnsi="맑은 고딕" w:cs="굴림" w:hint="eastAsia"/>
+          <w:rFonts w:ascii="맑은 고딕" w:eastAsia="맑은 고딕" w:hAnsi="맑은 고딕" w:cs="Gulim" w:hint="eastAsia"/>
           <w:color w:val="000000"/>
           <w:kern w:val="0"/>
           <w:szCs w:val="22"/>
@@ -135,7 +135,7 @@
               <w:autoSpaceDN/>
               <w:spacing w:after="0"/>
               <w:rPr>
-                <w:rFonts w:ascii="맑은 고딕" w:eastAsia="맑은 고딕" w:hAnsi="맑은 고딕" w:cs="굴림"/>
+                <w:rFonts w:ascii="맑은 고딕" w:eastAsia="맑은 고딕" w:hAnsi="맑은 고딕" w:cs="Gulim"/>
                 <w:color w:val="000000"/>
                 <w:kern w:val="0"/>
                 <w:szCs w:val="22"/>
@@ -144,7 +144,7 @@
             </w:pPr>
             <w:r>
               <w:rPr>
-                <w:rFonts w:ascii="맑은 고딕" w:eastAsia="맑은 고딕" w:hAnsi="맑은 고딕" w:cs="굴림" w:hint="eastAsia"/>
+                <w:rFonts w:ascii="맑은 고딕" w:eastAsia="맑은 고딕" w:hAnsi="맑은 고딕" w:cs="Gulim" w:hint="eastAsia"/>
                 <w:color w:val="000000"/>
                 <w:kern w:val="0"/>
                 <w:sz w:val="17"/>
@@ -188,7 +188,7 @@
               <w:spacing w:after="0"/>
               <w:jc w:val="center"/>
               <w:rPr>
-                <w:rFonts w:ascii="맑은 고딕" w:eastAsia="맑은 고딕" w:hAnsi="맑은 고딕" w:cs="굴림"/>
+                <w:rFonts w:ascii="맑은 고딕" w:eastAsia="맑은 고딕" w:hAnsi="맑은 고딕" w:cs="Gulim"/>
                 <w:color w:val="000000"/>
                 <w:kern w:val="0"/>
                 <w:szCs w:val="22"/>
@@ -197,7 +197,7 @@
             </w:pPr>
             <w:r>
               <w:rPr>
-                <w:rFonts w:ascii="맑은 고딕" w:eastAsia="맑은 고딕" w:hAnsi="맑은 고딕" w:cs="굴림" w:hint="eastAsia"/>
+                <w:rFonts w:ascii="맑은 고딕" w:eastAsia="맑은 고딕" w:hAnsi="맑은 고딕" w:cs="Gulim" w:hint="eastAsia"/>
                 <w:color w:val="000000"/>
                 <w:kern w:val="0"/>
                 <w:sz w:val="17"/>
@@ -216,7 +216,7 @@
               <w:spacing w:after="0"/>
               <w:jc w:val="center"/>
               <w:rPr>
-                <w:rFonts w:ascii="맑은 고딕" w:eastAsia="맑은 고딕" w:hAnsi="맑은 고딕" w:cs="굴림"/>
+                <w:rFonts w:ascii="맑은 고딕" w:eastAsia="맑은 고딕" w:hAnsi="맑은 고딕" w:cs="Gulim"/>
                 <w:color w:val="000000"/>
                 <w:kern w:val="0"/>
                 <w:szCs w:val="22"/>
@@ -225,7 +225,7 @@
             </w:pPr>
             <w:r>
               <w:rPr>
-                <w:rFonts w:ascii="맑은 고딕" w:eastAsia="맑은 고딕" w:hAnsi="맑은 고딕" w:cs="굴림" w:hint="eastAsia"/>
+                <w:rFonts w:ascii="맑은 고딕" w:eastAsia="맑은 고딕" w:hAnsi="맑은 고딕" w:cs="Gulim" w:hint="eastAsia"/>
                 <w:color w:val="000000"/>
                 <w:kern w:val="0"/>
                 <w:sz w:val="17"/>
@@ -262,7 +262,7 @@
               <w:spacing w:after="0"/>
               <w:jc w:val="center"/>
               <w:rPr>
-                <w:rFonts w:ascii="맑은 고딕" w:eastAsia="맑은 고딕" w:hAnsi="맑은 고딕" w:cs="굴림"/>
+                <w:rFonts w:ascii="맑은 고딕" w:eastAsia="맑은 고딕" w:hAnsi="맑은 고딕" w:cs="Gulim"/>
                 <w:color w:val="000000"/>
                 <w:kern w:val="0"/>
                 <w:szCs w:val="22"/>
@@ -271,7 +271,7 @@
             </w:pPr>
             <w:r>
               <w:rPr>
-                <w:rFonts w:ascii="맑은 고딕" w:eastAsia="맑은 고딕" w:hAnsi="맑은 고딕" w:cs="굴림" w:hint="eastAsia"/>
+                <w:rFonts w:ascii="맑은 고딕" w:eastAsia="맑은 고딕" w:hAnsi="맑은 고딕" w:cs="Gulim" w:hint="eastAsia"/>
                 <w:color w:val="000000"/>
                 <w:kern w:val="0"/>
                 <w:sz w:val="17"/>
@@ -308,7 +308,7 @@
               <w:spacing w:after="0"/>
               <w:jc w:val="center"/>
               <w:rPr>
-                <w:rFonts w:ascii="맑은 고딕" w:eastAsia="맑은 고딕" w:hAnsi="맑은 고딕" w:cs="굴림"/>
+                <w:rFonts w:ascii="맑은 고딕" w:eastAsia="맑은 고딕" w:hAnsi="맑은 고딕" w:cs="Gulim"/>
                 <w:color w:val="000000"/>
                 <w:kern w:val="0"/>
                 <w:szCs w:val="22"/>
@@ -317,7 +317,7 @@
             </w:pPr>
             <w:r>
               <w:rPr>
-                <w:rFonts w:ascii="맑은 고딕" w:eastAsia="맑은 고딕" w:hAnsi="맑은 고딕" w:cs="굴림" w:hint="eastAsia"/>
+                <w:rFonts w:ascii="맑은 고딕" w:eastAsia="맑은 고딕" w:hAnsi="맑은 고딕" w:cs="Gulim" w:hint="eastAsia"/>
                 <w:color w:val="000000"/>
                 <w:kern w:val="0"/>
                 <w:szCs w:val="22"/>
@@ -354,7 +354,7 @@
               <w:spacing w:after="0"/>
               <w:jc w:val="center"/>
               <w:rPr>
-                <w:rFonts w:ascii="맑은 고딕" w:eastAsia="맑은 고딕" w:hAnsi="맑은 고딕" w:cs="굴림"/>
+                <w:rFonts w:ascii="맑은 고딕" w:eastAsia="맑은 고딕" w:hAnsi="맑은 고딕" w:cs="Gulim"/>
                 <w:color w:val="000000"/>
                 <w:kern w:val="0"/>
                 <w:szCs w:val="22"/>
@@ -363,7 +363,7 @@
             </w:pPr>
             <w:r>
               <w:rPr>
-                <w:rFonts w:ascii="맑은 고딕" w:eastAsia="맑은 고딕" w:hAnsi="맑은 고딕" w:cs="굴림" w:hint="eastAsia"/>
+                <w:rFonts w:ascii="맑은 고딕" w:eastAsia="맑은 고딕" w:hAnsi="맑은 고딕" w:cs="Gulim" w:hint="eastAsia"/>
                 <w:color w:val="000000"/>
                 <w:kern w:val="0"/>
                 <w:sz w:val="17"/>
@@ -400,7 +400,7 @@
               <w:spacing w:after="0"/>
               <w:jc w:val="center"/>
               <w:rPr>
-                <w:rFonts w:ascii="맑은 고딕" w:eastAsia="맑은 고딕" w:hAnsi="맑은 고딕" w:cs="굴림"/>
+                <w:rFonts w:ascii="맑은 고딕" w:eastAsia="맑은 고딕" w:hAnsi="맑은 고딕" w:cs="Gulim"/>
                 <w:color w:val="000000"/>
                 <w:kern w:val="0"/>
                 <w:szCs w:val="22"/>
@@ -409,7 +409,7 @@
             </w:pPr>
             <w:r>
               <w:rPr>
-                <w:rFonts w:ascii="맑은 고딕" w:eastAsia="맑은 고딕" w:hAnsi="맑은 고딕" w:cs="굴림" w:hint="eastAsia"/>
+                <w:rFonts w:ascii="맑은 고딕" w:eastAsia="맑은 고딕" w:hAnsi="맑은 고딕" w:cs="Gulim" w:hint="eastAsia"/>
                 <w:color w:val="000000"/>
                 <w:kern w:val="0"/>
                 <w:szCs w:val="22"/>
@@ -445,7 +445,7 @@
               <w:autoSpaceDN/>
               <w:spacing w:after="0"/>
               <w:rPr>
-                <w:rFonts w:ascii="맑은 고딕" w:eastAsia="맑은 고딕" w:hAnsi="맑은 고딕" w:cs="굴림"/>
+                <w:rFonts w:ascii="맑은 고딕" w:eastAsia="맑은 고딕" w:hAnsi="맑은 고딕" w:cs="Gulim"/>
                 <w:color w:val="000000"/>
                 <w:kern w:val="0"/>
                 <w:szCs w:val="22"/>
@@ -480,7 +480,7 @@
               <w:spacing w:after="0"/>
               <w:jc w:val="center"/>
               <w:rPr>
-                <w:rFonts w:ascii="맑은 고딕" w:eastAsia="맑은 고딕" w:hAnsi="맑은 고딕" w:cs="굴림"/>
+                <w:rFonts w:ascii="맑은 고딕" w:eastAsia="맑은 고딕" w:hAnsi="맑은 고딕" w:cs="Gulim"/>
                 <w:color w:val="000000"/>
                 <w:kern w:val="0"/>
                 <w:szCs w:val="22"/>
@@ -489,7 +489,7 @@
             </w:pPr>
             <w:r>
               <w:rPr>
-                <w:rFonts w:ascii="맑은 고딕" w:eastAsia="맑은 고딕" w:hAnsi="맑은 고딕" w:cs="굴림" w:hint="eastAsia"/>
+                <w:rFonts w:ascii="맑은 고딕" w:eastAsia="맑은 고딕" w:hAnsi="맑은 고딕" w:cs="Gulim" w:hint="eastAsia"/>
                 <w:color w:val="000000"/>
                 <w:kern w:val="0"/>
                 <w:sz w:val="17"/>
@@ -526,7 +526,7 @@
               <w:spacing w:after="0"/>
               <w:jc w:val="center"/>
               <w:rPr>
-                <w:rFonts w:ascii="맑은 고딕" w:eastAsia="맑은 고딕" w:hAnsi="맑은 고딕" w:cs="굴림"/>
+                <w:rFonts w:ascii="맑은 고딕" w:eastAsia="맑은 고딕" w:hAnsi="맑은 고딕" w:cs="Gulim"/>
                 <w:color w:val="000000"/>
                 <w:kern w:val="0"/>
                 <w:szCs w:val="22"/>
@@ -535,7 +535,7 @@
             </w:pPr>
             <w:r>
               <w:rPr>
-                <w:rFonts w:ascii="맑은 고딕" w:eastAsia="맑은 고딕" w:hAnsi="맑은 고딕" w:cs="굴림" w:hint="eastAsia"/>
+                <w:rFonts w:ascii="맑은 고딕" w:eastAsia="맑은 고딕" w:hAnsi="맑은 고딕" w:cs="Gulim" w:hint="eastAsia"/>
                 <w:color w:val="000000"/>
                 <w:kern w:val="0"/>
                 <w:szCs w:val="22"/>
@@ -572,7 +572,7 @@
               <w:spacing w:after="0"/>
               <w:jc w:val="center"/>
               <w:rPr>
-                <w:rFonts w:ascii="맑은 고딕" w:eastAsia="맑은 고딕" w:hAnsi="맑은 고딕" w:cs="굴림"/>
+                <w:rFonts w:ascii="맑은 고딕" w:eastAsia="맑은 고딕" w:hAnsi="맑은 고딕" w:cs="Gulim"/>
                 <w:color w:val="000000"/>
                 <w:kern w:val="0"/>
                 <w:szCs w:val="22"/>
@@ -581,7 +581,7 @@
             </w:pPr>
             <w:r>
               <w:rPr>
-                <w:rFonts w:ascii="맑은 고딕" w:eastAsia="맑은 고딕" w:hAnsi="맑은 고딕" w:cs="굴림" w:hint="eastAsia"/>
+                <w:rFonts w:ascii="맑은 고딕" w:eastAsia="맑은 고딕" w:hAnsi="맑은 고딕" w:cs="Gulim" w:hint="eastAsia"/>
                 <w:color w:val="000000"/>
                 <w:kern w:val="0"/>
                 <w:sz w:val="17"/>
@@ -618,7 +618,7 @@
               <w:spacing w:after="0"/>
               <w:jc w:val="center"/>
               <w:rPr>
-                <w:rFonts w:ascii="맑은 고딕" w:eastAsia="맑은 고딕" w:hAnsi="맑은 고딕" w:cs="굴림"/>
+                <w:rFonts w:ascii="맑은 고딕" w:eastAsia="맑은 고딕" w:hAnsi="맑은 고딕" w:cs="Gulim"/>
                 <w:color w:val="000000"/>
                 <w:kern w:val="0"/>
                 <w:szCs w:val="22"/>
@@ -627,7 +627,7 @@
             </w:pPr>
             <w:r>
               <w:rPr>
-                <w:rFonts w:ascii="맑은 고딕" w:eastAsia="맑은 고딕" w:hAnsi="맑은 고딕" w:cs="굴림" w:hint="eastAsia"/>
+                <w:rFonts w:ascii="맑은 고딕" w:eastAsia="맑은 고딕" w:hAnsi="맑은 고딕" w:cs="Gulim" w:hint="eastAsia"/>
                 <w:color w:val="000000"/>
                 <w:kern w:val="0"/>
                 <w:szCs w:val="22"/>
@@ -663,7 +663,7 @@
               <w:autoSpaceDN/>
               <w:spacing w:after="0"/>
               <w:rPr>
-                <w:rFonts w:ascii="맑은 고딕" w:eastAsia="맑은 고딕" w:hAnsi="맑은 고딕" w:cs="굴림"/>
+                <w:rFonts w:ascii="맑은 고딕" w:eastAsia="맑은 고딕" w:hAnsi="맑은 고딕" w:cs="Gulim"/>
                 <w:color w:val="000000"/>
                 <w:kern w:val="0"/>
                 <w:szCs w:val="22"/>
@@ -698,7 +698,7 @@
               <w:spacing w:after="0"/>
               <w:jc w:val="center"/>
               <w:rPr>
-                <w:rFonts w:ascii="맑은 고딕" w:eastAsia="맑은 고딕" w:hAnsi="맑은 고딕" w:cs="굴림"/>
+                <w:rFonts w:ascii="맑은 고딕" w:eastAsia="맑은 고딕" w:hAnsi="맑은 고딕" w:cs="Gulim"/>
                 <w:color w:val="000000"/>
                 <w:kern w:val="0"/>
                 <w:szCs w:val="22"/>
@@ -707,7 +707,7 @@
             </w:pPr>
             <w:r>
               <w:rPr>
-                <w:rFonts w:ascii="맑은 고딕" w:eastAsia="맑은 고딕" w:hAnsi="맑은 고딕" w:cs="굴림" w:hint="eastAsia"/>
+                <w:rFonts w:ascii="맑은 고딕" w:eastAsia="맑은 고딕" w:hAnsi="맑은 고딕" w:cs="Gulim" w:hint="eastAsia"/>
                 <w:color w:val="000000"/>
                 <w:kern w:val="0"/>
                 <w:sz w:val="17"/>
@@ -745,7 +745,7 @@
               <w:spacing w:after="0"/>
               <w:jc w:val="center"/>
               <w:rPr>
-                <w:rFonts w:ascii="맑은 고딕" w:eastAsia="맑은 고딕" w:hAnsi="맑은 고딕" w:cs="굴림"/>
+                <w:rFonts w:ascii="맑은 고딕" w:eastAsia="맑은 고딕" w:hAnsi="맑은 고딕" w:cs="Gulim"/>
                 <w:color w:val="000000"/>
                 <w:kern w:val="0"/>
                 <w:szCs w:val="22"/>
@@ -754,7 +754,7 @@
             </w:pPr>
             <w:r>
               <w:rPr>
-                <w:rFonts w:ascii="맑은 고딕" w:eastAsia="맑은 고딕" w:hAnsi="맑은 고딕" w:cs="굴림" w:hint="eastAsia"/>
+                <w:rFonts w:ascii="맑은 고딕" w:eastAsia="맑은 고딕" w:hAnsi="맑은 고딕" w:cs="Gulim" w:hint="eastAsia"/>
                 <w:color w:val="000000"/>
                 <w:kern w:val="0"/>
                 <w:szCs w:val="22"/>
@@ -797,7 +797,7 @@
               <w:spacing w:after="0"/>
               <w:jc w:val="center"/>
               <w:rPr>
-                <w:rFonts w:ascii="맑은 고딕" w:eastAsia="맑은 고딕" w:hAnsi="맑은 고딕" w:cs="굴림"/>
+                <w:rFonts w:ascii="맑은 고딕" w:eastAsia="맑은 고딕" w:hAnsi="맑은 고딕" w:cs="Gulim"/>
                 <w:color w:val="000000"/>
                 <w:kern w:val="0"/>
                 <w:sz w:val="17"/>
@@ -807,7 +807,7 @@
             </w:pPr>
             <w:r>
               <w:rPr>
-                <w:rFonts w:ascii="맑은 고딕" w:eastAsia="맑은 고딕" w:hAnsi="맑은 고딕" w:cs="굴림" w:hint="eastAsia"/>
+                <w:rFonts w:ascii="맑은 고딕" w:eastAsia="맑은 고딕" w:hAnsi="맑은 고딕" w:cs="Gulim" w:hint="eastAsia"/>
                 <w:color w:val="000000"/>
                 <w:kern w:val="0"/>
                 <w:sz w:val="17"/>
@@ -826,7 +826,7 @@
               <w:spacing w:after="0"/>
               <w:jc w:val="center"/>
               <w:rPr>
-                <w:rFonts w:ascii="맑은 고딕" w:eastAsia="맑은 고딕" w:hAnsi="맑은 고딕" w:cs="굴림"/>
+                <w:rFonts w:ascii="맑은 고딕" w:eastAsia="맑은 고딕" w:hAnsi="맑은 고딕" w:cs="Gulim"/>
                 <w:color w:val="000000"/>
                 <w:kern w:val="0"/>
                 <w:szCs w:val="22"/>
@@ -835,7 +835,7 @@
             </w:pPr>
             <w:r>
               <w:rPr>
-                <w:rFonts w:ascii="맑은 고딕" w:eastAsia="맑은 고딕" w:hAnsi="맑은 고딕" w:cs="굴림" w:hint="eastAsia"/>
+                <w:rFonts w:ascii="맑은 고딕" w:eastAsia="맑은 고딕" w:hAnsi="맑은 고딕" w:cs="Gulim" w:hint="eastAsia"/>
                 <w:color w:val="000000"/>
                 <w:kern w:val="0"/>
                 <w:sz w:val="17"/>
@@ -872,7 +872,7 @@
               <w:spacing w:after="0"/>
               <w:jc w:val="center"/>
               <w:rPr>
-                <w:rFonts w:ascii="맑은 고딕" w:eastAsia="맑은 고딕" w:hAnsi="맑은 고딕" w:cs="굴림"/>
+                <w:rFonts w:ascii="맑은 고딕" w:eastAsia="맑은 고딕" w:hAnsi="맑은 고딕" w:cs="Gulim"/>
                 <w:color w:val="000000"/>
                 <w:kern w:val="0"/>
                 <w:szCs w:val="22"/>
@@ -881,7 +881,7 @@
             </w:pPr>
             <w:r>
               <w:rPr>
-                <w:rFonts w:ascii="맑은 고딕" w:eastAsia="맑은 고딕" w:hAnsi="맑은 고딕" w:cs="굴림" w:hint="eastAsia"/>
+                <w:rFonts w:ascii="맑은 고딕" w:eastAsia="맑은 고딕" w:hAnsi="맑은 고딕" w:cs="Gulim" w:hint="eastAsia"/>
                 <w:color w:val="000000"/>
                 <w:kern w:val="0"/>
                 <w:sz w:val="17"/>
@@ -918,7 +918,7 @@
               <w:spacing w:after="0"/>
               <w:jc w:val="center"/>
               <w:rPr>
-                <w:rFonts w:ascii="맑은 고딕" w:eastAsia="맑은 고딕" w:hAnsi="맑은 고딕" w:cs="굴림"/>
+                <w:rFonts w:ascii="맑은 고딕" w:eastAsia="맑은 고딕" w:hAnsi="맑은 고딕" w:cs="Gulim"/>
                 <w:color w:val="000000"/>
                 <w:kern w:val="0"/>
                 <w:szCs w:val="22"/>
@@ -927,7 +927,7 @@
             </w:pPr>
             <w:r>
               <w:rPr>
-                <w:rFonts w:ascii="맑은 고딕" w:eastAsia="맑은 고딕" w:hAnsi="맑은 고딕" w:cs="굴림" w:hint="eastAsia"/>
+                <w:rFonts w:ascii="맑은 고딕" w:eastAsia="맑은 고딕" w:hAnsi="맑은 고딕" w:cs="Gulim" w:hint="eastAsia"/>
                 <w:color w:val="000000"/>
                 <w:kern w:val="0"/>
                 <w:sz w:val="17"/>
@@ -939,7 +939,7 @@
             <w:proofErr w:type="spellStart"/>
             <w:r>
               <w:rPr>
-                <w:rFonts w:ascii="맑은 고딕" w:eastAsia="맑은 고딕" w:hAnsi="맑은 고딕" w:cs="굴림" w:hint="eastAsia"/>
+                <w:rFonts w:ascii="맑은 고딕" w:eastAsia="맑은 고딕" w:hAnsi="맑은 고딕" w:cs="Gulim" w:hint="eastAsia"/>
                 <w:color w:val="000000"/>
                 <w:kern w:val="0"/>
                 <w:sz w:val="17"/>
@@ -951,7 +951,7 @@
             <w:proofErr w:type="spellEnd"/>
             <w:r>
               <w:rPr>
-                <w:rFonts w:ascii="맑은 고딕" w:eastAsia="맑은 고딕" w:hAnsi="맑은 고딕" w:cs="굴림" w:hint="eastAsia"/>
+                <w:rFonts w:ascii="맑은 고딕" w:eastAsia="맑은 고딕" w:hAnsi="맑은 고딕" w:cs="Gulim" w:hint="eastAsia"/>
                 <w:color w:val="000000"/>
                 <w:kern w:val="0"/>
                 <w:sz w:val="17"/>
@@ -989,7 +989,7 @@
               <w:spacing w:after="0"/>
               <w:jc w:val="center"/>
               <w:rPr>
-                <w:rFonts w:ascii="맑은 고딕" w:eastAsia="맑은 고딕" w:hAnsi="맑은 고딕" w:cs="굴림"/>
+                <w:rFonts w:ascii="맑은 고딕" w:eastAsia="맑은 고딕" w:hAnsi="맑은 고딕" w:cs="Gulim"/>
                 <w:color w:val="000000"/>
                 <w:kern w:val="0"/>
                 <w:szCs w:val="22"/>
@@ -998,7 +998,7 @@
             </w:pPr>
             <w:r>
               <w:rPr>
-                <w:rFonts w:ascii="맑은 고딕" w:eastAsia="맑은 고딕" w:hAnsi="맑은 고딕" w:cs="굴림" w:hint="eastAsia"/>
+                <w:rFonts w:ascii="맑은 고딕" w:eastAsia="맑은 고딕" w:hAnsi="맑은 고딕" w:cs="Gulim" w:hint="eastAsia"/>
                 <w:color w:val="000000"/>
                 <w:kern w:val="0"/>
                 <w:sz w:val="17"/>
@@ -1035,7 +1035,7 @@
               <w:spacing w:after="0"/>
               <w:jc w:val="center"/>
               <w:rPr>
-                <w:rFonts w:ascii="맑은 고딕" w:eastAsia="맑은 고딕" w:hAnsi="맑은 고딕" w:cs="굴림"/>
+                <w:rFonts w:ascii="맑은 고딕" w:eastAsia="맑은 고딕" w:hAnsi="맑은 고딕" w:cs="Gulim"/>
                 <w:color w:val="000000"/>
                 <w:kern w:val="0"/>
                 <w:szCs w:val="22"/>
@@ -1044,7 +1044,7 @@
             </w:pPr>
             <w:r>
               <w:rPr>
-                <w:rFonts w:ascii="맑은 고딕" w:eastAsia="맑은 고딕" w:hAnsi="맑은 고딕" w:cs="굴림" w:hint="eastAsia"/>
+                <w:rFonts w:ascii="맑은 고딕" w:eastAsia="맑은 고딕" w:hAnsi="맑은 고딕" w:cs="Gulim" w:hint="eastAsia"/>
                 <w:color w:val="000000"/>
                 <w:kern w:val="0"/>
                 <w:sz w:val="17"/>
@@ -1081,7 +1081,7 @@
               <w:autoSpaceDN/>
               <w:spacing w:after="0"/>
               <w:rPr>
-                <w:rFonts w:ascii="맑은 고딕" w:eastAsia="맑은 고딕" w:hAnsi="맑은 고딕" w:cs="굴림"/>
+                <w:rFonts w:ascii="맑은 고딕" w:eastAsia="맑은 고딕" w:hAnsi="맑은 고딕" w:cs="Gulim"/>
                 <w:color w:val="000000"/>
                 <w:kern w:val="0"/>
                 <w:szCs w:val="22"/>
@@ -1116,7 +1116,7 @@
               <w:spacing w:after="0"/>
               <w:jc w:val="center"/>
               <w:rPr>
-                <w:rFonts w:ascii="맑은 고딕" w:eastAsia="맑은 고딕" w:hAnsi="맑은 고딕" w:cs="굴림"/>
+                <w:rFonts w:ascii="맑은 고딕" w:eastAsia="맑은 고딕" w:hAnsi="맑은 고딕" w:cs="Gulim"/>
                 <w:color w:val="000000"/>
                 <w:kern w:val="0"/>
                 <w:szCs w:val="22"/>
@@ -1125,7 +1125,7 @@
             </w:pPr>
             <w:r>
               <w:rPr>
-                <w:rFonts w:ascii="맑은 고딕" w:eastAsia="맑은 고딕" w:hAnsi="맑은 고딕" w:cs="굴림" w:hint="eastAsia"/>
+                <w:rFonts w:ascii="맑은 고딕" w:eastAsia="맑은 고딕" w:hAnsi="맑은 고딕" w:cs="Gulim" w:hint="eastAsia"/>
                 <w:color w:val="000000"/>
                 <w:kern w:val="0"/>
                 <w:sz w:val="17"/>
@@ -1162,7 +1162,7 @@
               <w:spacing w:after="0"/>
               <w:jc w:val="center"/>
               <w:rPr>
-                <w:rFonts w:ascii="맑은 고딕" w:eastAsia="맑은 고딕" w:hAnsi="맑은 고딕" w:cs="굴림"/>
+                <w:rFonts w:ascii="맑은 고딕" w:eastAsia="맑은 고딕" w:hAnsi="맑은 고딕" w:cs="Gulim"/>
                 <w:color w:val="000000"/>
                 <w:kern w:val="0"/>
                 <w:szCs w:val="22"/>
@@ -1171,7 +1171,7 @@
             </w:pPr>
             <w:r>
               <w:rPr>
-                <w:rFonts w:ascii="맑은 고딕" w:eastAsia="맑은 고딕" w:hAnsi="맑은 고딕" w:cs="굴림" w:hint="eastAsia"/>
+                <w:rFonts w:ascii="맑은 고딕" w:eastAsia="맑은 고딕" w:hAnsi="맑은 고딕" w:cs="Gulim" w:hint="eastAsia"/>
                 <w:color w:val="000000"/>
                 <w:kern w:val="0"/>
                 <w:sz w:val="17"/>
@@ -1209,7 +1209,7 @@
               <w:spacing w:after="0"/>
               <w:jc w:val="center"/>
               <w:rPr>
-                <w:rFonts w:ascii="맑은 고딕" w:eastAsia="맑은 고딕" w:hAnsi="맑은 고딕" w:cs="굴림"/>
+                <w:rFonts w:ascii="맑은 고딕" w:eastAsia="맑은 고딕" w:hAnsi="맑은 고딕" w:cs="Gulim"/>
                 <w:color w:val="000000"/>
                 <w:kern w:val="0"/>
                 <w:szCs w:val="22"/>
@@ -1218,7 +1218,7 @@
             </w:pPr>
             <w:r>
               <w:rPr>
-                <w:rFonts w:ascii="맑은 고딕" w:eastAsia="맑은 고딕" w:hAnsi="맑은 고딕" w:cs="굴림" w:hint="eastAsia"/>
+                <w:rFonts w:ascii="맑은 고딕" w:eastAsia="맑은 고딕" w:hAnsi="맑은 고딕" w:cs="Gulim" w:hint="eastAsia"/>
                 <w:color w:val="000000"/>
                 <w:kern w:val="0"/>
                 <w:sz w:val="17"/>
@@ -1255,7 +1255,7 @@
               <w:spacing w:after="0"/>
               <w:jc w:val="center"/>
               <w:rPr>
-                <w:rFonts w:ascii="맑은 고딕" w:eastAsia="맑은 고딕" w:hAnsi="맑은 고딕" w:cs="굴림"/>
+                <w:rFonts w:ascii="맑은 고딕" w:eastAsia="맑은 고딕" w:hAnsi="맑은 고딕" w:cs="Gulim"/>
                 <w:color w:val="000000"/>
                 <w:kern w:val="0"/>
                 <w:szCs w:val="22"/>
@@ -1264,7 +1264,7 @@
             </w:pPr>
             <w:r>
               <w:rPr>
-                <w:rFonts w:ascii="맑은 고딕" w:eastAsia="맑은 고딕" w:hAnsi="맑은 고딕" w:cs="굴림" w:hint="eastAsia"/>
+                <w:rFonts w:ascii="맑은 고딕" w:eastAsia="맑은 고딕" w:hAnsi="맑은 고딕" w:cs="Gulim" w:hint="eastAsia"/>
                 <w:color w:val="000000"/>
                 <w:kern w:val="0"/>
                 <w:sz w:val="17"/>
@@ -1276,7 +1276,7 @@
             <w:proofErr w:type="spellStart"/>
             <w:r>
               <w:rPr>
-                <w:rFonts w:ascii="맑은 고딕" w:eastAsia="맑은 고딕" w:hAnsi="맑은 고딕" w:cs="굴림" w:hint="eastAsia"/>
+                <w:rFonts w:ascii="맑은 고딕" w:eastAsia="맑은 고딕" w:hAnsi="맑은 고딕" w:cs="Gulim" w:hint="eastAsia"/>
                 <w:color w:val="000000"/>
                 <w:kern w:val="0"/>
                 <w:sz w:val="17"/>
@@ -1288,7 +1288,7 @@
             <w:proofErr w:type="spellEnd"/>
             <w:r>
               <w:rPr>
-                <w:rFonts w:ascii="맑은 고딕" w:eastAsia="맑은 고딕" w:hAnsi="맑은 고딕" w:cs="굴림" w:hint="eastAsia"/>
+                <w:rFonts w:ascii="맑은 고딕" w:eastAsia="맑은 고딕" w:hAnsi="맑은 고딕" w:cs="Gulim" w:hint="eastAsia"/>
                 <w:color w:val="000000"/>
                 <w:kern w:val="0"/>
                 <w:sz w:val="17"/>
@@ -1330,7 +1330,7 @@
               <w:autoSpaceDN/>
               <w:spacing w:after="0"/>
               <w:rPr>
-                <w:rFonts w:ascii="맑은 고딕" w:eastAsia="맑은 고딕" w:hAnsi="맑은 고딕" w:cs="굴림"/>
+                <w:rFonts w:ascii="맑은 고딕" w:eastAsia="맑은 고딕" w:hAnsi="맑은 고딕" w:cs="Gulim"/>
                 <w:color w:val="000000"/>
                 <w:kern w:val="0"/>
                 <w:szCs w:val="22"/>
@@ -1339,7 +1339,7 @@
             </w:pPr>
             <w:r>
               <w:rPr>
-                <w:rFonts w:ascii="맑은 고딕" w:eastAsia="맑은 고딕" w:hAnsi="맑은 고딕" w:cs="굴림" w:hint="eastAsia"/>
+                <w:rFonts w:ascii="맑은 고딕" w:eastAsia="맑은 고딕" w:hAnsi="맑은 고딕" w:cs="Gulim" w:hint="eastAsia"/>
                 <w:color w:val="000000"/>
                 <w:kern w:val="0"/>
                 <w:sz w:val="17"/>
@@ -1381,7 +1381,7 @@
               <w:spacing w:after="0"/>
               <w:jc w:val="center"/>
               <w:rPr>
-                <w:rFonts w:ascii="맑은 고딕" w:eastAsia="맑은 고딕" w:hAnsi="맑은 고딕" w:cs="굴림"/>
+                <w:rFonts w:ascii="맑은 고딕" w:eastAsia="맑은 고딕" w:hAnsi="맑은 고딕" w:cs="Gulim"/>
                 <w:color w:val="000000"/>
                 <w:kern w:val="0"/>
                 <w:szCs w:val="22"/>
@@ -1390,7 +1390,7 @@
             </w:pPr>
             <w:r>
               <w:rPr>
-                <w:rFonts w:ascii="맑은 고딕" w:eastAsia="맑은 고딕" w:hAnsi="맑은 고딕" w:cs="굴림" w:hint="eastAsia"/>
+                <w:rFonts w:ascii="맑은 고딕" w:eastAsia="맑은 고딕" w:hAnsi="맑은 고딕" w:cs="Gulim" w:hint="eastAsia"/>
                 <w:color w:val="000000"/>
                 <w:kern w:val="0"/>
                 <w:sz w:val="17"/>
@@ -1428,7 +1428,7 @@
               <w:spacing w:after="0"/>
               <w:jc w:val="center"/>
               <w:rPr>
-                <w:rFonts w:ascii="맑은 고딕" w:eastAsia="맑은 고딕" w:hAnsi="맑은 고딕" w:cs="굴림"/>
+                <w:rFonts w:ascii="맑은 고딕" w:eastAsia="맑은 고딕" w:hAnsi="맑은 고딕" w:cs="Gulim"/>
                 <w:color w:val="000000"/>
                 <w:kern w:val="0"/>
                 <w:szCs w:val="22"/>
@@ -1437,7 +1437,7 @@
             </w:pPr>
             <w:r>
               <w:rPr>
-                <w:rFonts w:ascii="맑은 고딕" w:eastAsia="맑은 고딕" w:hAnsi="맑은 고딕" w:cs="굴림" w:hint="eastAsia"/>
+                <w:rFonts w:ascii="맑은 고딕" w:eastAsia="맑은 고딕" w:hAnsi="맑은 고딕" w:cs="Gulim" w:hint="eastAsia"/>
                 <w:color w:val="000000"/>
                 <w:kern w:val="0"/>
                 <w:sz w:val="17"/>
@@ -1449,7 +1449,7 @@
             <w:sdt>
               <w:sdtPr>
                 <w:rPr>
-                  <w:rFonts w:ascii="맑은 고딕" w:eastAsia="맑은 고딕" w:hAnsi="맑은 고딕" w:cs="굴림" w:hint="eastAsia"/>
+                  <w:rFonts w:ascii="맑은 고딕" w:eastAsia="맑은 고딕" w:hAnsi="맑은 고딕" w:cs="Gulim" w:hint="eastAsia"/>
                   <w:color w:val="000000"/>
                   <w:kern w:val="0"/>
                   <w:sz w:val="17"/>
@@ -1464,14 +1464,14 @@
               <w:sdtContent>
                 <w:r>
                   <w:rPr>
-                    <w:rFonts w:ascii="맑은 고딕" w:eastAsia="맑은 고딕" w:hAnsi="맑은 고딕" w:cs="굴림" w:hint="eastAsia"/>
+                    <w:rFonts w:ascii="맑은 고딕" w:eastAsia="맑은 고딕" w:hAnsi="맑은 고딕" w:cs="Gulim" w:hint="eastAsia"/>
                     <w:color w:val="000000"/>
                     <w:kern w:val="0"/>
                     <w:sz w:val="17"/>
                     <w:szCs w:val="17"/>
                     <w14:ligatures w14:val="none"/>
                   </w:rPr>
-                  <w:t xml:space="preserve">□ 10년, □ 7년</w:t>
+                  <w:t>□ 10년, □ 7년</w:t>
                 </w:r>
               </w:sdtContent>
             </w:sdt>
@@ -1509,7 +1509,7 @@
               <w:spacing w:after="0"/>
               <w:jc w:val="center"/>
               <w:rPr>
-                <w:rFonts w:ascii="맑은 고딕" w:eastAsia="맑은 고딕" w:hAnsi="맑은 고딕" w:cs="굴림"/>
+                <w:rFonts w:ascii="맑은 고딕" w:eastAsia="맑은 고딕" w:hAnsi="맑은 고딕" w:cs="Gulim"/>
                 <w:color w:val="000000"/>
                 <w:kern w:val="0"/>
                 <w:szCs w:val="22"/>
@@ -1518,7 +1518,7 @@
             </w:pPr>
             <w:r>
               <w:rPr>
-                <w:rFonts w:ascii="맑은 고딕" w:eastAsia="맑은 고딕" w:hAnsi="맑은 고딕" w:cs="굴림" w:hint="eastAsia"/>
+                <w:rFonts w:ascii="맑은 고딕" w:eastAsia="맑은 고딕" w:hAnsi="맑은 고딕" w:cs="Gulim" w:hint="eastAsia"/>
                 <w:color w:val="000000"/>
                 <w:kern w:val="0"/>
                 <w:sz w:val="17"/>
@@ -1556,7 +1556,7 @@
               <w:spacing w:after="0"/>
               <w:jc w:val="center"/>
               <w:rPr>
-                <w:rFonts w:ascii="맑은 고딕" w:eastAsia="맑은 고딕" w:hAnsi="맑은 고딕" w:cs="굴림"/>
+                <w:rFonts w:ascii="맑은 고딕" w:eastAsia="맑은 고딕" w:hAnsi="맑은 고딕" w:cs="Gulim"/>
                 <w:color w:val="000000"/>
                 <w:kern w:val="0"/>
                 <w:szCs w:val="22"/>
@@ -1565,7 +1565,7 @@
             </w:pPr>
             <w:r>
               <w:rPr>
-                <w:rFonts w:ascii="맑은 고딕" w:eastAsia="맑은 고딕" w:hAnsi="맑은 고딕" w:cs="굴림" w:hint="eastAsia"/>
+                <w:rFonts w:ascii="맑은 고딕" w:eastAsia="맑은 고딕" w:hAnsi="맑은 고딕" w:cs="Gulim" w:hint="eastAsia"/>
                 <w:color w:val="000000"/>
                 <w:kern w:val="0"/>
                 <w:sz w:val="17"/>
@@ -1577,7 +1577,7 @@
             <w:proofErr w:type="spellStart"/>
             <w:r>
               <w:rPr>
-                <w:rFonts w:ascii="맑은 고딕" w:eastAsia="맑은 고딕" w:hAnsi="맑은 고딕" w:cs="굴림" w:hint="eastAsia"/>
+                <w:rFonts w:ascii="맑은 고딕" w:eastAsia="맑은 고딕" w:hAnsi="맑은 고딕" w:cs="Gulim" w:hint="eastAsia"/>
                 <w:color w:val="000000"/>
                 <w:kern w:val="0"/>
                 <w:sz w:val="17"/>
@@ -1589,7 +1589,7 @@
             <w:proofErr w:type="spellEnd"/>
             <w:r>
               <w:rPr>
-                <w:rFonts w:ascii="맑은 고딕" w:eastAsia="맑은 고딕" w:hAnsi="맑은 고딕" w:cs="굴림" w:hint="eastAsia"/>
+                <w:rFonts w:ascii="맑은 고딕" w:eastAsia="맑은 고딕" w:hAnsi="맑은 고딕" w:cs="Gulim" w:hint="eastAsia"/>
                 <w:color w:val="000000"/>
                 <w:kern w:val="0"/>
                 <w:sz w:val="17"/>
@@ -1608,7 +1608,7 @@
               <w:spacing w:after="0"/>
               <w:jc w:val="center"/>
               <w:rPr>
-                <w:rFonts w:ascii="맑은 고딕" w:eastAsia="맑은 고딕" w:hAnsi="맑은 고딕" w:cs="굴림"/>
+                <w:rFonts w:ascii="맑은 고딕" w:eastAsia="맑은 고딕" w:hAnsi="맑은 고딕" w:cs="Gulim"/>
                 <w:color w:val="000000"/>
                 <w:kern w:val="0"/>
                 <w:szCs w:val="22"/>
@@ -1617,7 +1617,7 @@
             </w:pPr>
             <w:r>
               <w:rPr>
-                <w:rFonts w:ascii="맑은 고딕" w:eastAsia="맑은 고딕" w:hAnsi="맑은 고딕" w:cs="굴림" w:hint="eastAsia"/>
+                <w:rFonts w:ascii="맑은 고딕" w:eastAsia="맑은 고딕" w:hAnsi="맑은 고딕" w:cs="Gulim" w:hint="eastAsia"/>
                 <w:color w:val="000000"/>
                 <w:kern w:val="0"/>
                 <w:sz w:val="17"/>
@@ -1629,7 +1629,7 @@
             <w:proofErr w:type="spellStart"/>
             <w:r>
               <w:rPr>
-                <w:rFonts w:ascii="맑은 고딕" w:eastAsia="맑은 고딕" w:hAnsi="맑은 고딕" w:cs="굴림" w:hint="eastAsia"/>
+                <w:rFonts w:ascii="맑은 고딕" w:eastAsia="맑은 고딕" w:hAnsi="맑은 고딕" w:cs="Gulim" w:hint="eastAsia"/>
                 <w:color w:val="000000"/>
                 <w:kern w:val="0"/>
                 <w:sz w:val="17"/>
@@ -1641,7 +1641,7 @@
             <w:proofErr w:type="spellEnd"/>
             <w:r>
               <w:rPr>
-                <w:rFonts w:ascii="맑은 고딕" w:eastAsia="맑은 고딕" w:hAnsi="맑은 고딕" w:cs="굴림" w:hint="eastAsia"/>
+                <w:rFonts w:ascii="맑은 고딕" w:eastAsia="맑은 고딕" w:hAnsi="맑은 고딕" w:cs="Gulim" w:hint="eastAsia"/>
                 <w:color w:val="000000"/>
                 <w:kern w:val="0"/>
                 <w:sz w:val="17"/>
@@ -1680,7 +1680,7 @@
               <w:spacing w:after="0"/>
               <w:jc w:val="center"/>
               <w:rPr>
-                <w:rFonts w:ascii="맑은 고딕" w:eastAsia="맑은 고딕" w:hAnsi="맑은 고딕" w:cs="굴림"/>
+                <w:rFonts w:ascii="맑은 고딕" w:eastAsia="맑은 고딕" w:hAnsi="맑은 고딕" w:cs="Gulim"/>
                 <w:color w:val="000000"/>
                 <w:kern w:val="0"/>
                 <w:szCs w:val="22"/>
@@ -1689,7 +1689,7 @@
             </w:pPr>
             <w:r>
               <w:rPr>
-                <w:rFonts w:ascii="맑은 고딕" w:eastAsia="맑은 고딕" w:hAnsi="맑은 고딕" w:cs="굴림" w:hint="eastAsia"/>
+                <w:rFonts w:ascii="맑은 고딕" w:eastAsia="맑은 고딕" w:hAnsi="맑은 고딕" w:cs="Gulim" w:hint="eastAsia"/>
                 <w:color w:val="000000"/>
                 <w:kern w:val="0"/>
                 <w:sz w:val="17"/>
@@ -1727,7 +1727,7 @@
               <w:spacing w:after="0"/>
               <w:jc w:val="center"/>
               <w:rPr>
-                <w:rFonts w:ascii="맑은 고딕" w:eastAsia="맑은 고딕" w:hAnsi="맑은 고딕" w:cs="굴림"/>
+                <w:rFonts w:ascii="맑은 고딕" w:eastAsia="맑은 고딕" w:hAnsi="맑은 고딕" w:cs="Gulim"/>
                 <w:color w:val="000000"/>
                 <w:kern w:val="0"/>
                 <w:szCs w:val="22"/>
@@ -1736,7 +1736,7 @@
             </w:pPr>
             <w:r>
               <w:rPr>
-                <w:rFonts w:ascii="맑은 고딕" w:eastAsia="맑은 고딕" w:hAnsi="맑은 고딕" w:cs="굴림" w:hint="eastAsia"/>
+                <w:rFonts w:ascii="맑은 고딕" w:eastAsia="맑은 고딕" w:hAnsi="맑은 고딕" w:cs="Gulim" w:hint="eastAsia"/>
                 <w:color w:val="000000"/>
                 <w:kern w:val="0"/>
                 <w:szCs w:val="22"/>
@@ -1777,7 +1777,7 @@
               <w:spacing w:after="0"/>
               <w:jc w:val="center"/>
               <w:rPr>
-                <w:rFonts w:ascii="맑은 고딕" w:eastAsia="맑은 고딕" w:hAnsi="맑은 고딕" w:cs="굴림"/>
+                <w:rFonts w:ascii="맑은 고딕" w:eastAsia="맑은 고딕" w:hAnsi="맑은 고딕" w:cs="Gulim"/>
                 <w:color w:val="000000"/>
                 <w:kern w:val="0"/>
                 <w:szCs w:val="22"/>
@@ -1786,7 +1786,7 @@
             </w:pPr>
             <w:r>
               <w:rPr>
-                <w:rFonts w:ascii="맑은 고딕" w:eastAsia="맑은 고딕" w:hAnsi="맑은 고딕" w:cs="굴림" w:hint="eastAsia"/>
+                <w:rFonts w:ascii="맑은 고딕" w:eastAsia="맑은 고딕" w:hAnsi="맑은 고딕" w:cs="Gulim" w:hint="eastAsia"/>
                 <w:color w:val="000000"/>
                 <w:kern w:val="0"/>
                 <w:sz w:val="17"/>
@@ -1824,7 +1824,7 @@
               <w:spacing w:after="0"/>
               <w:jc w:val="center"/>
               <w:rPr>
-                <w:rFonts w:ascii="맑은 고딕" w:eastAsia="맑은 고딕" w:hAnsi="맑은 고딕" w:cs="굴림"/>
+                <w:rFonts w:ascii="맑은 고딕" w:eastAsia="맑은 고딕" w:hAnsi="맑은 고딕" w:cs="Gulim"/>
                 <w:color w:val="000000"/>
                 <w:kern w:val="0"/>
                 <w:szCs w:val="22"/>
@@ -1833,7 +1833,7 @@
             </w:pPr>
             <w:r>
               <w:rPr>
-                <w:rFonts w:ascii="맑은 고딕" w:eastAsia="맑은 고딕" w:hAnsi="맑은 고딕" w:cs="굴림" w:hint="eastAsia"/>
+                <w:rFonts w:ascii="맑은 고딕" w:eastAsia="맑은 고딕" w:hAnsi="맑은 고딕" w:cs="Gulim" w:hint="eastAsia"/>
                 <w:color w:val="000000"/>
                 <w:kern w:val="0"/>
                 <w:sz w:val="17"/>
@@ -1845,7 +1845,7 @@
             <w:proofErr w:type="spellStart"/>
             <w:r>
               <w:rPr>
-                <w:rFonts w:ascii="맑은 고딕" w:eastAsia="맑은 고딕" w:hAnsi="맑은 고딕" w:cs="굴림" w:hint="eastAsia"/>
+                <w:rFonts w:ascii="맑은 고딕" w:eastAsia="맑은 고딕" w:hAnsi="맑은 고딕" w:cs="Gulim" w:hint="eastAsia"/>
                 <w:color w:val="000000"/>
                 <w:kern w:val="0"/>
                 <w:sz w:val="17"/>
@@ -1857,7 +1857,7 @@
             <w:proofErr w:type="spellEnd"/>
             <w:r>
               <w:rPr>
-                <w:rFonts w:ascii="맑은 고딕" w:eastAsia="맑은 고딕" w:hAnsi="맑은 고딕" w:cs="굴림" w:hint="eastAsia"/>
+                <w:rFonts w:ascii="맑은 고딕" w:eastAsia="맑은 고딕" w:hAnsi="맑은 고딕" w:cs="Gulim" w:hint="eastAsia"/>
                 <w:color w:val="000000"/>
                 <w:kern w:val="0"/>
                 <w:sz w:val="17"/>
@@ -1899,7 +1899,7 @@
               <w:autoSpaceDN/>
               <w:spacing w:after="0"/>
               <w:rPr>
-                <w:rFonts w:ascii="맑은 고딕" w:eastAsia="맑은 고딕" w:hAnsi="맑은 고딕" w:cs="굴림"/>
+                <w:rFonts w:ascii="맑은 고딕" w:eastAsia="맑은 고딕" w:hAnsi="맑은 고딕" w:cs="Gulim"/>
                 <w:color w:val="000000"/>
                 <w:kern w:val="0"/>
                 <w:szCs w:val="22"/>
@@ -1908,7 +1908,7 @@
             </w:pPr>
             <w:r>
               <w:rPr>
-                <w:rFonts w:ascii="맑은 고딕" w:eastAsia="맑은 고딕" w:hAnsi="맑은 고딕" w:cs="굴림" w:hint="eastAsia"/>
+                <w:rFonts w:ascii="맑은 고딕" w:eastAsia="맑은 고딕" w:hAnsi="맑은 고딕" w:cs="Gulim" w:hint="eastAsia"/>
                 <w:color w:val="000000"/>
                 <w:kern w:val="0"/>
                 <w:sz w:val="17"/>
@@ -1949,7 +1949,7 @@
               <w:autoSpaceDN/>
               <w:spacing w:after="0"/>
               <w:rPr>
-                <w:rFonts w:ascii="맑은 고딕" w:eastAsia="맑은 고딕" w:hAnsi="맑은 고딕" w:cs="굴림"/>
+                <w:rFonts w:ascii="맑은 고딕" w:eastAsia="맑은 고딕" w:hAnsi="맑은 고딕" w:cs="Gulim"/>
                 <w:color w:val="000000"/>
                 <w:kern w:val="0"/>
                 <w:szCs w:val="22"/>
@@ -1958,7 +1958,7 @@
             </w:pPr>
             <w:r>
               <w:rPr>
-                <w:rFonts w:ascii="맑은 고딕" w:eastAsia="맑은 고딕" w:hAnsi="맑은 고딕" w:cs="굴림" w:hint="eastAsia"/>
+                <w:rFonts w:ascii="맑은 고딕" w:eastAsia="맑은 고딕" w:hAnsi="맑은 고딕" w:cs="Gulim" w:hint="eastAsia"/>
                 <w:b/>
                 <w:bCs/>
                 <w:color w:val="000000"/>
@@ -1978,7 +1978,7 @@
               <w:autoSpaceDN/>
               <w:spacing w:after="0"/>
               <w:rPr>
-                <w:rFonts w:ascii="맑은 고딕" w:eastAsia="맑은 고딕" w:hAnsi="맑은 고딕" w:cs="굴림"/>
+                <w:rFonts w:ascii="맑은 고딕" w:eastAsia="맑은 고딕" w:hAnsi="맑은 고딕" w:cs="Gulim"/>
                 <w:color w:val="000000"/>
                 <w:kern w:val="0"/>
                 <w:szCs w:val="22"/>
@@ -1987,7 +1987,7 @@
             </w:pPr>
             <w:r>
               <w:rPr>
-                <w:rFonts w:ascii="맑은 고딕" w:eastAsia="맑은 고딕" w:hAnsi="맑은 고딕" w:cs="굴림" w:hint="eastAsia"/>
+                <w:rFonts w:ascii="맑은 고딕" w:eastAsia="맑은 고딕" w:hAnsi="맑은 고딕" w:cs="Gulim" w:hint="eastAsia"/>
                 <w:color w:val="000000"/>
                 <w:kern w:val="0"/>
                 <w:sz w:val="14"/>
@@ -2005,7 +2005,7 @@
               <w:autoSpaceDN/>
               <w:spacing w:after="0"/>
               <w:rPr>
-                <w:rFonts w:ascii="맑은 고딕" w:eastAsia="맑은 고딕" w:hAnsi="맑은 고딕" w:cs="굴림"/>
+                <w:rFonts w:ascii="맑은 고딕" w:eastAsia="맑은 고딕" w:hAnsi="맑은 고딕" w:cs="Gulim"/>
                 <w:color w:val="000000"/>
                 <w:kern w:val="0"/>
                 <w:szCs w:val="22"/>
@@ -2014,7 +2014,7 @@
             </w:pPr>
             <w:r>
               <w:rPr>
-                <w:rFonts w:ascii="맑은 고딕" w:eastAsia="맑은 고딕" w:hAnsi="맑은 고딕" w:cs="굴림" w:hint="eastAsia"/>
+                <w:rFonts w:ascii="맑은 고딕" w:eastAsia="맑은 고딕" w:hAnsi="맑은 고딕" w:cs="Gulim" w:hint="eastAsia"/>
                 <w:color w:val="000000"/>
                 <w:kern w:val="0"/>
                 <w:sz w:val="14"/>
@@ -2026,7 +2026,7 @@
             <w:proofErr w:type="spellStart"/>
             <w:r>
               <w:rPr>
-                <w:rFonts w:ascii="맑은 고딕" w:eastAsia="맑은 고딕" w:hAnsi="맑은 고딕" w:cs="굴림" w:hint="eastAsia"/>
+                <w:rFonts w:ascii="맑은 고딕" w:eastAsia="맑은 고딕" w:hAnsi="맑은 고딕" w:cs="Gulim" w:hint="eastAsia"/>
                 <w:color w:val="000000"/>
                 <w:kern w:val="0"/>
                 <w:sz w:val="14"/>
@@ -2038,7 +2038,7 @@
             <w:proofErr w:type="spellEnd"/>
             <w:r>
               <w:rPr>
-                <w:rFonts w:ascii="맑은 고딕" w:eastAsia="맑은 고딕" w:hAnsi="맑은 고딕" w:cs="굴림" w:hint="eastAsia"/>
+                <w:rFonts w:ascii="맑은 고딕" w:eastAsia="맑은 고딕" w:hAnsi="맑은 고딕" w:cs="Gulim" w:hint="eastAsia"/>
                 <w:color w:val="000000"/>
                 <w:kern w:val="0"/>
                 <w:sz w:val="14"/>
@@ -2050,7 +2050,7 @@
             <w:proofErr w:type="spellStart"/>
             <w:r>
               <w:rPr>
-                <w:rFonts w:ascii="맑은 고딕" w:eastAsia="맑은 고딕" w:hAnsi="맑은 고딕" w:cs="굴림" w:hint="eastAsia"/>
+                <w:rFonts w:ascii="맑은 고딕" w:eastAsia="맑은 고딕" w:hAnsi="맑은 고딕" w:cs="Gulim" w:hint="eastAsia"/>
                 <w:color w:val="000000"/>
                 <w:kern w:val="0"/>
                 <w:sz w:val="14"/>
@@ -2069,7 +2069,7 @@
               <w:autoSpaceDN/>
               <w:spacing w:after="0"/>
               <w:rPr>
-                <w:rFonts w:ascii="맑은 고딕" w:eastAsia="맑은 고딕" w:hAnsi="맑은 고딕" w:cs="굴림"/>
+                <w:rFonts w:ascii="맑은 고딕" w:eastAsia="맑은 고딕" w:hAnsi="맑은 고딕" w:cs="Gulim"/>
                 <w:color w:val="000000"/>
                 <w:kern w:val="0"/>
                 <w:szCs w:val="22"/>
@@ -2078,7 +2078,7 @@
             </w:pPr>
             <w:r>
               <w:rPr>
-                <w:rFonts w:ascii="맑은 고딕" w:eastAsia="맑은 고딕" w:hAnsi="맑은 고딕" w:cs="굴림" w:hint="eastAsia"/>
+                <w:rFonts w:ascii="맑은 고딕" w:eastAsia="맑은 고딕" w:hAnsi="맑은 고딕" w:cs="Gulim" w:hint="eastAsia"/>
                 <w:color w:val="000000"/>
                 <w:kern w:val="0"/>
                 <w:sz w:val="14"/>
@@ -2090,7 +2090,7 @@
             <w:proofErr w:type="spellStart"/>
             <w:r>
               <w:rPr>
-                <w:rFonts w:ascii="맑은 고딕" w:eastAsia="맑은 고딕" w:hAnsi="맑은 고딕" w:cs="굴림" w:hint="eastAsia"/>
+                <w:rFonts w:ascii="맑은 고딕" w:eastAsia="맑은 고딕" w:hAnsi="맑은 고딕" w:cs="Gulim" w:hint="eastAsia"/>
                 <w:color w:val="000000"/>
                 <w:kern w:val="0"/>
                 <w:sz w:val="14"/>
@@ -2102,7 +2102,7 @@
             <w:proofErr w:type="spellEnd"/>
             <w:r>
               <w:rPr>
-                <w:rFonts w:ascii="맑은 고딕" w:eastAsia="맑은 고딕" w:hAnsi="맑은 고딕" w:cs="굴림" w:hint="eastAsia"/>
+                <w:rFonts w:ascii="맑은 고딕" w:eastAsia="맑은 고딕" w:hAnsi="맑은 고딕" w:cs="Gulim" w:hint="eastAsia"/>
                 <w:color w:val="000000"/>
                 <w:kern w:val="0"/>
                 <w:sz w:val="14"/>
@@ -2121,7 +2121,7 @@
               <w:spacing w:after="0"/>
               <w:ind w:left="180" w:hanging="180"/>
               <w:rPr>
-                <w:rFonts w:ascii="맑은 고딕" w:eastAsia="맑은 고딕" w:hAnsi="맑은 고딕" w:cs="굴림"/>
+                <w:rFonts w:ascii="맑은 고딕" w:eastAsia="맑은 고딕" w:hAnsi="맑은 고딕" w:cs="Gulim"/>
                 <w:color w:val="000000"/>
                 <w:kern w:val="0"/>
                 <w:szCs w:val="22"/>
@@ -2130,7 +2130,7 @@
             </w:pPr>
             <w:r>
               <w:rPr>
-                <w:rFonts w:ascii="맑은 고딕" w:eastAsia="맑은 고딕" w:hAnsi="맑은 고딕" w:cs="굴림" w:hint="eastAsia"/>
+                <w:rFonts w:ascii="맑은 고딕" w:eastAsia="맑은 고딕" w:hAnsi="맑은 고딕" w:cs="Gulim" w:hint="eastAsia"/>
                 <w:color w:val="000000"/>
                 <w:kern w:val="0"/>
                 <w:sz w:val="14"/>
@@ -2149,7 +2149,7 @@
               <w:spacing w:after="0"/>
               <w:ind w:left="180" w:hanging="180"/>
               <w:rPr>
-                <w:rFonts w:ascii="맑은 고딕" w:eastAsia="맑은 고딕" w:hAnsi="맑은 고딕" w:cs="굴림"/>
+                <w:rFonts w:ascii="맑은 고딕" w:eastAsia="맑은 고딕" w:hAnsi="맑은 고딕" w:cs="Gulim"/>
                 <w:color w:val="000000"/>
                 <w:kern w:val="0"/>
                 <w:szCs w:val="22"/>
@@ -2158,7 +2158,7 @@
             </w:pPr>
             <w:r>
               <w:rPr>
-                <w:rFonts w:ascii="맑은 고딕" w:eastAsia="맑은 고딕" w:hAnsi="맑은 고딕" w:cs="굴림" w:hint="eastAsia"/>
+                <w:rFonts w:ascii="맑은 고딕" w:eastAsia="맑은 고딕" w:hAnsi="맑은 고딕" w:cs="Gulim" w:hint="eastAsia"/>
                 <w:color w:val="000000"/>
                 <w:kern w:val="0"/>
                 <w:sz w:val="14"/>
@@ -2177,7 +2177,7 @@
               <w:spacing w:after="0"/>
               <w:ind w:left="180" w:hanging="180"/>
               <w:rPr>
-                <w:rFonts w:ascii="맑은 고딕" w:eastAsia="맑은 고딕" w:hAnsi="맑은 고딕" w:cs="굴림"/>
+                <w:rFonts w:ascii="맑은 고딕" w:eastAsia="맑은 고딕" w:hAnsi="맑은 고딕" w:cs="Gulim"/>
                 <w:color w:val="000000"/>
                 <w:kern w:val="0"/>
                 <w:szCs w:val="22"/>
@@ -2186,7 +2186,7 @@
             </w:pPr>
             <w:r>
               <w:rPr>
-                <w:rFonts w:ascii="맑은 고딕" w:eastAsia="맑은 고딕" w:hAnsi="맑은 고딕" w:cs="굴림" w:hint="eastAsia"/>
+                <w:rFonts w:ascii="맑은 고딕" w:eastAsia="맑은 고딕" w:hAnsi="맑은 고딕" w:cs="Gulim" w:hint="eastAsia"/>
                 <w:color w:val="000000"/>
                 <w:kern w:val="0"/>
                 <w:sz w:val="14"/>
@@ -2205,7 +2205,7 @@
               <w:spacing w:after="0"/>
               <w:ind w:left="180" w:hanging="180"/>
               <w:rPr>
-                <w:rFonts w:ascii="맑은 고딕" w:eastAsia="맑은 고딕" w:hAnsi="맑은 고딕" w:cs="굴림"/>
+                <w:rFonts w:ascii="맑은 고딕" w:eastAsia="맑은 고딕" w:hAnsi="맑은 고딕" w:cs="Gulim"/>
                 <w:color w:val="000000"/>
                 <w:kern w:val="0"/>
                 <w:szCs w:val="22"/>
@@ -2214,7 +2214,7 @@
             </w:pPr>
             <w:r>
               <w:rPr>
-                <w:rFonts w:ascii="맑은 고딕" w:eastAsia="맑은 고딕" w:hAnsi="맑은 고딕" w:cs="굴림" w:hint="eastAsia"/>
+                <w:rFonts w:ascii="맑은 고딕" w:eastAsia="맑은 고딕" w:hAnsi="맑은 고딕" w:cs="Gulim" w:hint="eastAsia"/>
                 <w:color w:val="000000"/>
                 <w:kern w:val="0"/>
                 <w:sz w:val="14"/>
@@ -2233,7 +2233,7 @@
               <w:spacing w:after="0"/>
               <w:ind w:left="180" w:hanging="180"/>
               <w:rPr>
-                <w:rFonts w:ascii="맑은 고딕" w:eastAsia="맑은 고딕" w:hAnsi="맑은 고딕" w:cs="굴림"/>
+                <w:rFonts w:ascii="맑은 고딕" w:eastAsia="맑은 고딕" w:hAnsi="맑은 고딕" w:cs="Gulim"/>
                 <w:color w:val="000000"/>
                 <w:kern w:val="0"/>
                 <w:szCs w:val="22"/>
@@ -2242,7 +2242,7 @@
             </w:pPr>
             <w:r>
               <w:rPr>
-                <w:rFonts w:ascii="맑은 고딕" w:eastAsia="맑은 고딕" w:hAnsi="맑은 고딕" w:cs="굴림" w:hint="eastAsia"/>
+                <w:rFonts w:ascii="맑은 고딕" w:eastAsia="맑은 고딕" w:hAnsi="맑은 고딕" w:cs="Gulim" w:hint="eastAsia"/>
                 <w:color w:val="000000"/>
                 <w:kern w:val="0"/>
                 <w:sz w:val="14"/>
@@ -2261,7 +2261,7 @@
               <w:spacing w:after="0"/>
               <w:ind w:left="180" w:hanging="180"/>
               <w:rPr>
-                <w:rFonts w:ascii="맑은 고딕" w:eastAsia="맑은 고딕" w:hAnsi="맑은 고딕" w:cs="굴림"/>
+                <w:rFonts w:ascii="맑은 고딕" w:eastAsia="맑은 고딕" w:hAnsi="맑은 고딕" w:cs="Gulim"/>
                 <w:color w:val="000000"/>
                 <w:kern w:val="0"/>
                 <w:szCs w:val="22"/>
@@ -2270,7 +2270,7 @@
             </w:pPr>
             <w:r>
               <w:rPr>
-                <w:rFonts w:ascii="맑은 고딕" w:eastAsia="맑은 고딕" w:hAnsi="맑은 고딕" w:cs="굴림" w:hint="eastAsia"/>
+                <w:rFonts w:ascii="맑은 고딕" w:eastAsia="맑은 고딕" w:hAnsi="맑은 고딕" w:cs="Gulim" w:hint="eastAsia"/>
                 <w:color w:val="000000"/>
                 <w:kern w:val="0"/>
                 <w:sz w:val="14"/>
@@ -2289,7 +2289,7 @@
               <w:spacing w:after="0"/>
               <w:ind w:left="240" w:hanging="240"/>
               <w:rPr>
-                <w:rFonts w:ascii="맑은 고딕" w:eastAsia="맑은 고딕" w:hAnsi="맑은 고딕" w:cs="굴림"/>
+                <w:rFonts w:ascii="맑은 고딕" w:eastAsia="맑은 고딕" w:hAnsi="맑은 고딕" w:cs="Gulim"/>
                 <w:color w:val="000000"/>
                 <w:kern w:val="0"/>
                 <w:szCs w:val="22"/>
@@ -2298,7 +2298,7 @@
             </w:pPr>
             <w:r>
               <w:rPr>
-                <w:rFonts w:ascii="맑은 고딕" w:eastAsia="맑은 고딕" w:hAnsi="맑은 고딕" w:cs="굴림" w:hint="eastAsia"/>
+                <w:rFonts w:ascii="맑은 고딕" w:eastAsia="맑은 고딕" w:hAnsi="맑은 고딕" w:cs="Gulim" w:hint="eastAsia"/>
                 <w:color w:val="000000"/>
                 <w:kern w:val="0"/>
                 <w:sz w:val="14"/>
@@ -2317,7 +2317,7 @@
               <w:spacing w:after="0"/>
               <w:ind w:left="240" w:hanging="240"/>
               <w:rPr>
-                <w:rFonts w:ascii="맑은 고딕" w:eastAsia="맑은 고딕" w:hAnsi="맑은 고딕" w:cs="굴림"/>
+                <w:rFonts w:ascii="맑은 고딕" w:eastAsia="맑은 고딕" w:hAnsi="맑은 고딕" w:cs="Gulim"/>
                 <w:color w:val="000000"/>
                 <w:kern w:val="0"/>
                 <w:szCs w:val="22"/>
@@ -2326,7 +2326,7 @@
             </w:pPr>
             <w:r>
               <w:rPr>
-                <w:rFonts w:ascii="맑은 고딕" w:eastAsia="맑은 고딕" w:hAnsi="맑은 고딕" w:cs="굴림" w:hint="eastAsia"/>
+                <w:rFonts w:ascii="맑은 고딕" w:eastAsia="맑은 고딕" w:hAnsi="맑은 고딕" w:cs="Gulim" w:hint="eastAsia"/>
                 <w:color w:val="000000"/>
                 <w:kern w:val="0"/>
                 <w:sz w:val="14"/>
@@ -2338,7 +2338,7 @@
             <w:proofErr w:type="spellStart"/>
             <w:r>
               <w:rPr>
-                <w:rFonts w:ascii="맑은 고딕" w:eastAsia="맑은 고딕" w:hAnsi="맑은 고딕" w:cs="굴림" w:hint="eastAsia"/>
+                <w:rFonts w:ascii="맑은 고딕" w:eastAsia="맑은 고딕" w:hAnsi="맑은 고딕" w:cs="Gulim" w:hint="eastAsia"/>
                 <w:color w:val="000000"/>
                 <w:kern w:val="0"/>
                 <w:sz w:val="14"/>
@@ -2350,7 +2350,7 @@
             <w:proofErr w:type="spellEnd"/>
             <w:r>
               <w:rPr>
-                <w:rFonts w:ascii="맑은 고딕" w:eastAsia="맑은 고딕" w:hAnsi="맑은 고딕" w:cs="굴림" w:hint="eastAsia"/>
+                <w:rFonts w:ascii="맑은 고딕" w:eastAsia="맑은 고딕" w:hAnsi="맑은 고딕" w:cs="Gulim" w:hint="eastAsia"/>
                 <w:color w:val="000000"/>
                 <w:kern w:val="0"/>
                 <w:sz w:val="14"/>
@@ -2369,7 +2369,7 @@
               <w:spacing w:after="0"/>
               <w:ind w:left="180" w:hanging="180"/>
               <w:rPr>
-                <w:rFonts w:ascii="맑은 고딕" w:eastAsia="맑은 고딕" w:hAnsi="맑은 고딕" w:cs="굴림"/>
+                <w:rFonts w:ascii="맑은 고딕" w:eastAsia="맑은 고딕" w:hAnsi="맑은 고딕" w:cs="Gulim"/>
                 <w:color w:val="000000"/>
                 <w:kern w:val="0"/>
                 <w:szCs w:val="22"/>
@@ -2378,7 +2378,7 @@
             </w:pPr>
             <w:r>
               <w:rPr>
-                <w:rFonts w:ascii="맑은 고딕" w:eastAsia="맑은 고딕" w:hAnsi="맑은 고딕" w:cs="굴림" w:hint="eastAsia"/>
+                <w:rFonts w:ascii="맑은 고딕" w:eastAsia="맑은 고딕" w:hAnsi="맑은 고딕" w:cs="Gulim" w:hint="eastAsia"/>
                 <w:color w:val="000000"/>
                 <w:kern w:val="0"/>
                 <w:sz w:val="14"/>
@@ -2397,7 +2397,7 @@
               <w:spacing w:after="0"/>
               <w:ind w:left="180" w:hanging="180"/>
               <w:rPr>
-                <w:rFonts w:ascii="맑은 고딕" w:eastAsia="맑은 고딕" w:hAnsi="맑은 고딕" w:cs="굴림"/>
+                <w:rFonts w:ascii="맑은 고딕" w:eastAsia="맑은 고딕" w:hAnsi="맑은 고딕" w:cs="Gulim"/>
                 <w:color w:val="000000"/>
                 <w:kern w:val="0"/>
                 <w:szCs w:val="22"/>
@@ -2406,7 +2406,7 @@
             </w:pPr>
             <w:r>
               <w:rPr>
-                <w:rFonts w:ascii="맑은 고딕" w:eastAsia="맑은 고딕" w:hAnsi="맑은 고딕" w:cs="굴림" w:hint="eastAsia"/>
+                <w:rFonts w:ascii="맑은 고딕" w:eastAsia="맑은 고딕" w:hAnsi="맑은 고딕" w:cs="Gulim" w:hint="eastAsia"/>
                 <w:color w:val="000000"/>
                 <w:kern w:val="0"/>
                 <w:sz w:val="14"/>
@@ -2425,7 +2425,7 @@
               <w:spacing w:after="0"/>
               <w:ind w:left="180" w:hanging="180"/>
               <w:rPr>
-                <w:rFonts w:ascii="맑은 고딕" w:eastAsia="맑은 고딕" w:hAnsi="맑은 고딕" w:cs="굴림"/>
+                <w:rFonts w:ascii="맑은 고딕" w:eastAsia="맑은 고딕" w:hAnsi="맑은 고딕" w:cs="Gulim"/>
                 <w:color w:val="000000"/>
                 <w:kern w:val="0"/>
                 <w:szCs w:val="22"/>
@@ -2434,7 +2434,7 @@
             </w:pPr>
             <w:r>
               <w:rPr>
-                <w:rFonts w:ascii="맑은 고딕" w:eastAsia="맑은 고딕" w:hAnsi="맑은 고딕" w:cs="굴림" w:hint="eastAsia"/>
+                <w:rFonts w:ascii="맑은 고딕" w:eastAsia="맑은 고딕" w:hAnsi="맑은 고딕" w:cs="Gulim" w:hint="eastAsia"/>
                 <w:color w:val="000000"/>
                 <w:kern w:val="0"/>
                 <w:sz w:val="14"/>
@@ -2453,7 +2453,7 @@
               <w:spacing w:after="0"/>
               <w:ind w:left="180" w:hanging="180"/>
               <w:rPr>
-                <w:rFonts w:ascii="맑은 고딕" w:eastAsia="맑은 고딕" w:hAnsi="맑은 고딕" w:cs="굴림"/>
+                <w:rFonts w:ascii="맑은 고딕" w:eastAsia="맑은 고딕" w:hAnsi="맑은 고딕" w:cs="Gulim"/>
                 <w:color w:val="000000"/>
                 <w:kern w:val="0"/>
                 <w:szCs w:val="22"/>
@@ -2462,7 +2462,7 @@
             </w:pPr>
             <w:r>
               <w:rPr>
-                <w:rFonts w:ascii="맑은 고딕" w:eastAsia="맑은 고딕" w:hAnsi="맑은 고딕" w:cs="굴림" w:hint="eastAsia"/>
+                <w:rFonts w:ascii="맑은 고딕" w:eastAsia="맑은 고딕" w:hAnsi="맑은 고딕" w:cs="Gulim" w:hint="eastAsia"/>
                 <w:color w:val="000000"/>
                 <w:kern w:val="0"/>
                 <w:sz w:val="14"/>
@@ -2481,7 +2481,7 @@
               <w:spacing w:after="0"/>
               <w:ind w:left="180" w:hanging="180"/>
               <w:rPr>
-                <w:rFonts w:ascii="맑은 고딕" w:eastAsia="맑은 고딕" w:hAnsi="맑은 고딕" w:cs="굴림"/>
+                <w:rFonts w:ascii="맑은 고딕" w:eastAsia="맑은 고딕" w:hAnsi="맑은 고딕" w:cs="Gulim"/>
                 <w:color w:val="000000"/>
                 <w:kern w:val="0"/>
                 <w:szCs w:val="22"/>
@@ -2490,7 +2490,7 @@
             </w:pPr>
             <w:r>
               <w:rPr>
-                <w:rFonts w:ascii="맑은 고딕" w:eastAsia="맑은 고딕" w:hAnsi="맑은 고딕" w:cs="굴림" w:hint="eastAsia"/>
+                <w:rFonts w:ascii="맑은 고딕" w:eastAsia="맑은 고딕" w:hAnsi="맑은 고딕" w:cs="Gulim" w:hint="eastAsia"/>
                 <w:color w:val="000000"/>
                 <w:kern w:val="0"/>
                 <w:sz w:val="14"/>
@@ -2502,7 +2502,7 @@
             <w:proofErr w:type="spellStart"/>
             <w:r>
               <w:rPr>
-                <w:rFonts w:ascii="맑은 고딕" w:eastAsia="맑은 고딕" w:hAnsi="맑은 고딕" w:cs="굴림" w:hint="eastAsia"/>
+                <w:rFonts w:ascii="맑은 고딕" w:eastAsia="맑은 고딕" w:hAnsi="맑은 고딕" w:cs="Gulim" w:hint="eastAsia"/>
                 <w:color w:val="000000"/>
                 <w:kern w:val="0"/>
                 <w:sz w:val="14"/>
@@ -2522,7 +2522,7 @@
               <w:spacing w:after="0"/>
               <w:ind w:left="180" w:hanging="180"/>
               <w:rPr>
-                <w:rFonts w:ascii="맑은 고딕" w:eastAsia="맑은 고딕" w:hAnsi="맑은 고딕" w:cs="굴림"/>
+                <w:rFonts w:ascii="맑은 고딕" w:eastAsia="맑은 고딕" w:hAnsi="맑은 고딕" w:cs="Gulim"/>
                 <w:color w:val="000000"/>
                 <w:kern w:val="0"/>
                 <w:szCs w:val="22"/>
@@ -2531,7 +2531,7 @@
             </w:pPr>
             <w:r>
               <w:rPr>
-                <w:rFonts w:ascii="맑은 고딕" w:eastAsia="맑은 고딕" w:hAnsi="맑은 고딕" w:cs="굴림" w:hint="eastAsia"/>
+                <w:rFonts w:ascii="맑은 고딕" w:eastAsia="맑은 고딕" w:hAnsi="맑은 고딕" w:cs="Gulim" w:hint="eastAsia"/>
                 <w:color w:val="000000"/>
                 <w:kern w:val="0"/>
                 <w:sz w:val="14"/>
@@ -2543,7 +2543,7 @@
             <w:proofErr w:type="spellStart"/>
             <w:r>
               <w:rPr>
-                <w:rFonts w:ascii="맑은 고딕" w:eastAsia="맑은 고딕" w:hAnsi="맑은 고딕" w:cs="굴림" w:hint="eastAsia"/>
+                <w:rFonts w:ascii="맑은 고딕" w:eastAsia="맑은 고딕" w:hAnsi="맑은 고딕" w:cs="Gulim" w:hint="eastAsia"/>
                 <w:color w:val="000000"/>
                 <w:kern w:val="0"/>
                 <w:sz w:val="14"/>
@@ -2555,7 +2555,7 @@
             <w:proofErr w:type="spellEnd"/>
             <w:r>
               <w:rPr>
-                <w:rFonts w:ascii="맑은 고딕" w:eastAsia="맑은 고딕" w:hAnsi="맑은 고딕" w:cs="굴림" w:hint="eastAsia"/>
+                <w:rFonts w:ascii="맑은 고딕" w:eastAsia="맑은 고딕" w:hAnsi="맑은 고딕" w:cs="Gulim" w:hint="eastAsia"/>
                 <w:color w:val="000000"/>
                 <w:kern w:val="0"/>
                 <w:sz w:val="14"/>
@@ -2574,7 +2574,7 @@
               <w:spacing w:after="0"/>
               <w:ind w:left="180" w:hanging="180"/>
               <w:rPr>
-                <w:rFonts w:ascii="맑은 고딕" w:eastAsia="맑은 고딕" w:hAnsi="맑은 고딕" w:cs="굴림"/>
+                <w:rFonts w:ascii="맑은 고딕" w:eastAsia="맑은 고딕" w:hAnsi="맑은 고딕" w:cs="Gulim"/>
                 <w:color w:val="000000"/>
                 <w:kern w:val="0"/>
                 <w:szCs w:val="22"/>
@@ -2583,7 +2583,7 @@
             </w:pPr>
             <w:r>
               <w:rPr>
-                <w:rFonts w:ascii="맑은 고딕" w:eastAsia="맑은 고딕" w:hAnsi="맑은 고딕" w:cs="굴림" w:hint="eastAsia"/>
+                <w:rFonts w:ascii="맑은 고딕" w:eastAsia="맑은 고딕" w:hAnsi="맑은 고딕" w:cs="Gulim" w:hint="eastAsia"/>
                 <w:color w:val="000000"/>
                 <w:kern w:val="0"/>
                 <w:sz w:val="14"/>
@@ -2602,7 +2602,7 @@
               <w:spacing w:after="0"/>
               <w:ind w:left="180" w:hanging="180"/>
               <w:rPr>
-                <w:rFonts w:ascii="맑은 고딕" w:eastAsia="맑은 고딕" w:hAnsi="맑은 고딕" w:cs="굴림"/>
+                <w:rFonts w:ascii="맑은 고딕" w:eastAsia="맑은 고딕" w:hAnsi="맑은 고딕" w:cs="Gulim"/>
                 <w:color w:val="000000"/>
                 <w:kern w:val="0"/>
                 <w:szCs w:val="22"/>
@@ -2611,7 +2611,7 @@
             </w:pPr>
             <w:r>
               <w:rPr>
-                <w:rFonts w:ascii="맑은 고딕" w:eastAsia="맑은 고딕" w:hAnsi="맑은 고딕" w:cs="굴림" w:hint="eastAsia"/>
+                <w:rFonts w:ascii="맑은 고딕" w:eastAsia="맑은 고딕" w:hAnsi="맑은 고딕" w:cs="Gulim" w:hint="eastAsia"/>
                 <w:color w:val="000000"/>
                 <w:kern w:val="0"/>
                 <w:sz w:val="14"/>
@@ -2630,7 +2630,7 @@
               <w:spacing w:after="0"/>
               <w:ind w:left="180" w:hanging="180"/>
               <w:rPr>
-                <w:rFonts w:ascii="맑은 고딕" w:eastAsia="맑은 고딕" w:hAnsi="맑은 고딕" w:cs="굴림"/>
+                <w:rFonts w:ascii="맑은 고딕" w:eastAsia="맑은 고딕" w:hAnsi="맑은 고딕" w:cs="Gulim"/>
                 <w:color w:val="000000"/>
                 <w:kern w:val="0"/>
                 <w:szCs w:val="22"/>
@@ -2639,7 +2639,7 @@
             </w:pPr>
             <w:r>
               <w:rPr>
-                <w:rFonts w:ascii="맑은 고딕" w:eastAsia="맑은 고딕" w:hAnsi="맑은 고딕" w:cs="굴림" w:hint="eastAsia"/>
+                <w:rFonts w:ascii="맑은 고딕" w:eastAsia="맑은 고딕" w:hAnsi="맑은 고딕" w:cs="Gulim" w:hint="eastAsia"/>
                 <w:color w:val="000000"/>
                 <w:kern w:val="0"/>
                 <w:sz w:val="14"/>
@@ -2658,7 +2658,7 @@
               <w:spacing w:after="0"/>
               <w:ind w:left="180" w:hanging="180"/>
               <w:rPr>
-                <w:rFonts w:ascii="맑은 고딕" w:eastAsia="맑은 고딕" w:hAnsi="맑은 고딕" w:cs="굴림"/>
+                <w:rFonts w:ascii="맑은 고딕" w:eastAsia="맑은 고딕" w:hAnsi="맑은 고딕" w:cs="Gulim"/>
                 <w:color w:val="000000"/>
                 <w:kern w:val="0"/>
                 <w:szCs w:val="22"/>
@@ -2667,7 +2667,7 @@
             </w:pPr>
             <w:r>
               <w:rPr>
-                <w:rFonts w:ascii="맑은 고딕" w:eastAsia="맑은 고딕" w:hAnsi="맑은 고딕" w:cs="굴림" w:hint="eastAsia"/>
+                <w:rFonts w:ascii="맑은 고딕" w:eastAsia="맑은 고딕" w:hAnsi="맑은 고딕" w:cs="Gulim" w:hint="eastAsia"/>
                 <w:color w:val="000000"/>
                 <w:kern w:val="0"/>
                 <w:sz w:val="14"/>
@@ -2679,7 +2679,7 @@
             <w:proofErr w:type="spellStart"/>
             <w:r>
               <w:rPr>
-                <w:rFonts w:ascii="맑은 고딕" w:eastAsia="맑은 고딕" w:hAnsi="맑은 고딕" w:cs="굴림" w:hint="eastAsia"/>
+                <w:rFonts w:ascii="맑은 고딕" w:eastAsia="맑은 고딕" w:hAnsi="맑은 고딕" w:cs="Gulim" w:hint="eastAsia"/>
                 <w:color w:val="000000"/>
                 <w:kern w:val="0"/>
                 <w:sz w:val="14"/>
@@ -2691,7 +2691,7 @@
             <w:proofErr w:type="spellEnd"/>
             <w:r>
               <w:rPr>
-                <w:rFonts w:ascii="맑은 고딕" w:eastAsia="맑은 고딕" w:hAnsi="맑은 고딕" w:cs="굴림" w:hint="eastAsia"/>
+                <w:rFonts w:ascii="맑은 고딕" w:eastAsia="맑은 고딕" w:hAnsi="맑은 고딕" w:cs="Gulim" w:hint="eastAsia"/>
                 <w:color w:val="000000"/>
                 <w:kern w:val="0"/>
                 <w:sz w:val="14"/>
@@ -2710,7 +2710,7 @@
               <w:spacing w:after="0"/>
               <w:ind w:left="180" w:hanging="180"/>
               <w:rPr>
-                <w:rFonts w:ascii="맑은 고딕" w:eastAsia="맑은 고딕" w:hAnsi="맑은 고딕" w:cs="굴림"/>
+                <w:rFonts w:ascii="맑은 고딕" w:eastAsia="맑은 고딕" w:hAnsi="맑은 고딕" w:cs="Gulim"/>
                 <w:color w:val="000000"/>
                 <w:kern w:val="0"/>
                 <w:szCs w:val="22"/>
@@ -2719,7 +2719,7 @@
             </w:pPr>
             <w:r>
               <w:rPr>
-                <w:rFonts w:ascii="맑은 고딕" w:eastAsia="맑은 고딕" w:hAnsi="맑은 고딕" w:cs="굴림" w:hint="eastAsia"/>
+                <w:rFonts w:ascii="맑은 고딕" w:eastAsia="맑은 고딕" w:hAnsi="맑은 고딕" w:cs="Gulim" w:hint="eastAsia"/>
                 <w:color w:val="000000"/>
                 <w:kern w:val="0"/>
                 <w:sz w:val="14"/>
@@ -2738,7 +2738,7 @@
               <w:spacing w:after="0"/>
               <w:ind w:left="180" w:hanging="180"/>
               <w:rPr>
-                <w:rFonts w:ascii="맑은 고딕" w:eastAsia="맑은 고딕" w:hAnsi="맑은 고딕" w:cs="굴림"/>
+                <w:rFonts w:ascii="맑은 고딕" w:eastAsia="맑은 고딕" w:hAnsi="맑은 고딕" w:cs="Gulim"/>
                 <w:color w:val="000000"/>
                 <w:kern w:val="0"/>
                 <w:szCs w:val="22"/>
@@ -2747,7 +2747,7 @@
             </w:pPr>
             <w:r>
               <w:rPr>
-                <w:rFonts w:ascii="맑은 고딕" w:eastAsia="맑은 고딕" w:hAnsi="맑은 고딕" w:cs="굴림" w:hint="eastAsia"/>
+                <w:rFonts w:ascii="맑은 고딕" w:eastAsia="맑은 고딕" w:hAnsi="맑은 고딕" w:cs="Gulim" w:hint="eastAsia"/>
                 <w:color w:val="000000"/>
                 <w:kern w:val="0"/>
                 <w:sz w:val="14"/>
@@ -2766,7 +2766,7 @@
               <w:spacing w:after="0"/>
               <w:ind w:left="180" w:hanging="180"/>
               <w:rPr>
-                <w:rFonts w:ascii="맑은 고딕" w:eastAsia="맑은 고딕" w:hAnsi="맑은 고딕" w:cs="굴림"/>
+                <w:rFonts w:ascii="맑은 고딕" w:eastAsia="맑은 고딕" w:hAnsi="맑은 고딕" w:cs="Gulim"/>
                 <w:color w:val="000000"/>
                 <w:kern w:val="0"/>
                 <w:szCs w:val="22"/>
@@ -2775,7 +2775,7 @@
             </w:pPr>
             <w:r>
               <w:rPr>
-                <w:rFonts w:ascii="맑은 고딕" w:eastAsia="맑은 고딕" w:hAnsi="맑은 고딕" w:cs="굴림" w:hint="eastAsia"/>
+                <w:rFonts w:ascii="맑은 고딕" w:eastAsia="맑은 고딕" w:hAnsi="맑은 고딕" w:cs="Gulim" w:hint="eastAsia"/>
                 <w:color w:val="000000"/>
                 <w:kern w:val="0"/>
                 <w:sz w:val="14"/>
@@ -2787,7 +2787,7 @@
             <w:proofErr w:type="spellStart"/>
             <w:r>
               <w:rPr>
-                <w:rFonts w:ascii="맑은 고딕" w:eastAsia="맑은 고딕" w:hAnsi="맑은 고딕" w:cs="굴림" w:hint="eastAsia"/>
+                <w:rFonts w:ascii="맑은 고딕" w:eastAsia="맑은 고딕" w:hAnsi="맑은 고딕" w:cs="Gulim" w:hint="eastAsia"/>
                 <w:color w:val="000000"/>
                 <w:kern w:val="0"/>
                 <w:sz w:val="14"/>
@@ -2799,7 +2799,7 @@
             <w:proofErr w:type="spellEnd"/>
             <w:r>
               <w:rPr>
-                <w:rFonts w:ascii="맑은 고딕" w:eastAsia="맑은 고딕" w:hAnsi="맑은 고딕" w:cs="굴림" w:hint="eastAsia"/>
+                <w:rFonts w:ascii="맑은 고딕" w:eastAsia="맑은 고딕" w:hAnsi="맑은 고딕" w:cs="Gulim" w:hint="eastAsia"/>
                 <w:color w:val="000000"/>
                 <w:kern w:val="0"/>
                 <w:sz w:val="14"/>
@@ -2811,7 +2811,7 @@
             <w:proofErr w:type="spellStart"/>
             <w:r>
               <w:rPr>
-                <w:rFonts w:ascii="맑은 고딕" w:eastAsia="맑은 고딕" w:hAnsi="맑은 고딕" w:cs="굴림" w:hint="eastAsia"/>
+                <w:rFonts w:ascii="맑은 고딕" w:eastAsia="맑은 고딕" w:hAnsi="맑은 고딕" w:cs="Gulim" w:hint="eastAsia"/>
                 <w:color w:val="000000"/>
                 <w:kern w:val="0"/>
                 <w:sz w:val="14"/>
@@ -2823,7 +2823,7 @@
             <w:proofErr w:type="spellEnd"/>
             <w:r>
               <w:rPr>
-                <w:rFonts w:ascii="맑은 고딕" w:eastAsia="맑은 고딕" w:hAnsi="맑은 고딕" w:cs="굴림" w:hint="eastAsia"/>
+                <w:rFonts w:ascii="맑은 고딕" w:eastAsia="맑은 고딕" w:hAnsi="맑은 고딕" w:cs="Gulim" w:hint="eastAsia"/>
                 <w:color w:val="000000"/>
                 <w:kern w:val="0"/>
                 <w:sz w:val="14"/>
@@ -2842,7 +2842,7 @@
               <w:spacing w:after="0"/>
               <w:ind w:left="180" w:hanging="180"/>
               <w:rPr>
-                <w:rFonts w:ascii="맑은 고딕" w:eastAsia="맑은 고딕" w:hAnsi="맑은 고딕" w:cs="굴림"/>
+                <w:rFonts w:ascii="맑은 고딕" w:eastAsia="맑은 고딕" w:hAnsi="맑은 고딕" w:cs="Gulim"/>
                 <w:color w:val="000000"/>
                 <w:kern w:val="0"/>
                 <w:szCs w:val="22"/>
@@ -2851,7 +2851,7 @@
             </w:pPr>
             <w:r>
               <w:rPr>
-                <w:rFonts w:ascii="맑은 고딕" w:eastAsia="맑은 고딕" w:hAnsi="맑은 고딕" w:cs="굴림" w:hint="eastAsia"/>
+                <w:rFonts w:ascii="맑은 고딕" w:eastAsia="맑은 고딕" w:hAnsi="맑은 고딕" w:cs="Gulim" w:hint="eastAsia"/>
                 <w:color w:val="000000"/>
                 <w:kern w:val="0"/>
                 <w:sz w:val="14"/>
@@ -2863,7 +2863,7 @@
             <w:proofErr w:type="spellStart"/>
             <w:r>
               <w:rPr>
-                <w:rFonts w:ascii="맑은 고딕" w:eastAsia="맑은 고딕" w:hAnsi="맑은 고딕" w:cs="굴림" w:hint="eastAsia"/>
+                <w:rFonts w:ascii="맑은 고딕" w:eastAsia="맑은 고딕" w:hAnsi="맑은 고딕" w:cs="Gulim" w:hint="eastAsia"/>
                 <w:color w:val="000000"/>
                 <w:kern w:val="0"/>
                 <w:sz w:val="14"/>
@@ -2875,7 +2875,7 @@
             <w:proofErr w:type="spellEnd"/>
             <w:r>
               <w:rPr>
-                <w:rFonts w:ascii="맑은 고딕" w:eastAsia="맑은 고딕" w:hAnsi="맑은 고딕" w:cs="굴림" w:hint="eastAsia"/>
+                <w:rFonts w:ascii="맑은 고딕" w:eastAsia="맑은 고딕" w:hAnsi="맑은 고딕" w:cs="Gulim" w:hint="eastAsia"/>
                 <w:color w:val="000000"/>
                 <w:kern w:val="0"/>
                 <w:sz w:val="14"/>
@@ -2887,7 +2887,7 @@
             <w:proofErr w:type="spellStart"/>
             <w:r>
               <w:rPr>
-                <w:rFonts w:ascii="맑은 고딕" w:eastAsia="맑은 고딕" w:hAnsi="맑은 고딕" w:cs="굴림" w:hint="eastAsia"/>
+                <w:rFonts w:ascii="맑은 고딕" w:eastAsia="맑은 고딕" w:hAnsi="맑은 고딕" w:cs="Gulim" w:hint="eastAsia"/>
                 <w:color w:val="000000"/>
                 <w:kern w:val="0"/>
                 <w:sz w:val="14"/>
@@ -2899,7 +2899,7 @@
             <w:proofErr w:type="spellEnd"/>
             <w:r>
               <w:rPr>
-                <w:rFonts w:ascii="맑은 고딕" w:eastAsia="맑은 고딕" w:hAnsi="맑은 고딕" w:cs="굴림" w:hint="eastAsia"/>
+                <w:rFonts w:ascii="맑은 고딕" w:eastAsia="맑은 고딕" w:hAnsi="맑은 고딕" w:cs="Gulim" w:hint="eastAsia"/>
                 <w:color w:val="000000"/>
                 <w:kern w:val="0"/>
                 <w:sz w:val="14"/>
@@ -2911,7 +2911,7 @@
             <w:proofErr w:type="spellStart"/>
             <w:r>
               <w:rPr>
-                <w:rFonts w:ascii="맑은 고딕" w:eastAsia="맑은 고딕" w:hAnsi="맑은 고딕" w:cs="굴림" w:hint="eastAsia"/>
+                <w:rFonts w:ascii="맑은 고딕" w:eastAsia="맑은 고딕" w:hAnsi="맑은 고딕" w:cs="Gulim" w:hint="eastAsia"/>
                 <w:color w:val="000000"/>
                 <w:kern w:val="0"/>
                 <w:sz w:val="14"/>
@@ -2923,7 +2923,7 @@
             <w:proofErr w:type="spellEnd"/>
             <w:r>
               <w:rPr>
-                <w:rFonts w:ascii="맑은 고딕" w:eastAsia="맑은 고딕" w:hAnsi="맑은 고딕" w:cs="굴림" w:hint="eastAsia"/>
+                <w:rFonts w:ascii="맑은 고딕" w:eastAsia="맑은 고딕" w:hAnsi="맑은 고딕" w:cs="Gulim" w:hint="eastAsia"/>
                 <w:color w:val="000000"/>
                 <w:kern w:val="0"/>
                 <w:sz w:val="14"/>
@@ -2942,7 +2942,7 @@
               <w:spacing w:after="0"/>
               <w:ind w:left="180" w:hanging="180"/>
               <w:rPr>
-                <w:rFonts w:ascii="맑은 고딕" w:eastAsia="맑은 고딕" w:hAnsi="맑은 고딕" w:cs="굴림"/>
+                <w:rFonts w:ascii="맑은 고딕" w:eastAsia="맑은 고딕" w:hAnsi="맑은 고딕" w:cs="Gulim"/>
                 <w:color w:val="000000"/>
                 <w:kern w:val="0"/>
                 <w:szCs w:val="22"/>
@@ -2951,7 +2951,7 @@
             </w:pPr>
             <w:r>
               <w:rPr>
-                <w:rFonts w:ascii="맑은 고딕" w:eastAsia="맑은 고딕" w:hAnsi="맑은 고딕" w:cs="굴림" w:hint="eastAsia"/>
+                <w:rFonts w:ascii="맑은 고딕" w:eastAsia="맑은 고딕" w:hAnsi="맑은 고딕" w:cs="Gulim" w:hint="eastAsia"/>
                 <w:color w:val="000000"/>
                 <w:kern w:val="0"/>
                 <w:sz w:val="14"/>
@@ -2970,7 +2970,7 @@
               <w:spacing w:after="0"/>
               <w:ind w:left="180" w:hanging="180"/>
               <w:rPr>
-                <w:rFonts w:ascii="맑은 고딕" w:eastAsia="맑은 고딕" w:hAnsi="맑은 고딕" w:cs="굴림"/>
+                <w:rFonts w:ascii="맑은 고딕" w:eastAsia="맑은 고딕" w:hAnsi="맑은 고딕" w:cs="Gulim"/>
                 <w:color w:val="000000"/>
                 <w:kern w:val="0"/>
                 <w:szCs w:val="22"/>
@@ -2979,7 +2979,7 @@
             </w:pPr>
             <w:r>
               <w:rPr>
-                <w:rFonts w:ascii="맑은 고딕" w:eastAsia="맑은 고딕" w:hAnsi="맑은 고딕" w:cs="굴림" w:hint="eastAsia"/>
+                <w:rFonts w:ascii="맑은 고딕" w:eastAsia="맑은 고딕" w:hAnsi="맑은 고딕" w:cs="Gulim" w:hint="eastAsia"/>
                 <w:color w:val="000000"/>
                 <w:kern w:val="0"/>
                 <w:sz w:val="14"/>
@@ -2991,7 +2991,7 @@
             <w:proofErr w:type="spellStart"/>
             <w:r>
               <w:rPr>
-                <w:rFonts w:ascii="맑은 고딕" w:eastAsia="맑은 고딕" w:hAnsi="맑은 고딕" w:cs="굴림" w:hint="eastAsia"/>
+                <w:rFonts w:ascii="맑은 고딕" w:eastAsia="맑은 고딕" w:hAnsi="맑은 고딕" w:cs="Gulim" w:hint="eastAsia"/>
                 <w:color w:val="000000"/>
                 <w:kern w:val="0"/>
                 <w:sz w:val="14"/>
@@ -3003,7 +3003,7 @@
             <w:proofErr w:type="spellEnd"/>
             <w:r>
               <w:rPr>
-                <w:rFonts w:ascii="맑은 고딕" w:eastAsia="맑은 고딕" w:hAnsi="맑은 고딕" w:cs="굴림" w:hint="eastAsia"/>
+                <w:rFonts w:ascii="맑은 고딕" w:eastAsia="맑은 고딕" w:hAnsi="맑은 고딕" w:cs="Gulim" w:hint="eastAsia"/>
                 <w:color w:val="000000"/>
                 <w:kern w:val="0"/>
                 <w:sz w:val="14"/>
@@ -3015,7 +3015,7 @@
             <w:proofErr w:type="spellStart"/>
             <w:r>
               <w:rPr>
-                <w:rFonts w:ascii="맑은 고딕" w:eastAsia="맑은 고딕" w:hAnsi="맑은 고딕" w:cs="굴림" w:hint="eastAsia"/>
+                <w:rFonts w:ascii="맑은 고딕" w:eastAsia="맑은 고딕" w:hAnsi="맑은 고딕" w:cs="Gulim" w:hint="eastAsia"/>
                 <w:color w:val="000000"/>
                 <w:kern w:val="0"/>
                 <w:sz w:val="14"/>
@@ -3027,7 +3027,7 @@
             <w:proofErr w:type="spellEnd"/>
             <w:r>
               <w:rPr>
-                <w:rFonts w:ascii="맑은 고딕" w:eastAsia="맑은 고딕" w:hAnsi="맑은 고딕" w:cs="굴림" w:hint="eastAsia"/>
+                <w:rFonts w:ascii="맑은 고딕" w:eastAsia="맑은 고딕" w:hAnsi="맑은 고딕" w:cs="Gulim" w:hint="eastAsia"/>
                 <w:color w:val="000000"/>
                 <w:kern w:val="0"/>
                 <w:sz w:val="14"/>
@@ -3046,7 +3046,7 @@
               <w:spacing w:after="0"/>
               <w:ind w:left="180" w:hanging="180"/>
               <w:rPr>
-                <w:rFonts w:ascii="맑은 고딕" w:eastAsia="맑은 고딕" w:hAnsi="맑은 고딕" w:cs="굴림"/>
+                <w:rFonts w:ascii="맑은 고딕" w:eastAsia="맑은 고딕" w:hAnsi="맑은 고딕" w:cs="Gulim"/>
                 <w:color w:val="000000"/>
                 <w:kern w:val="0"/>
                 <w:szCs w:val="22"/>
@@ -3055,7 +3055,7 @@
             </w:pPr>
             <w:r>
               <w:rPr>
-                <w:rFonts w:ascii="맑은 고딕" w:eastAsia="맑은 고딕" w:hAnsi="맑은 고딕" w:cs="굴림" w:hint="eastAsia"/>
+                <w:rFonts w:ascii="맑은 고딕" w:eastAsia="맑은 고딕" w:hAnsi="맑은 고딕" w:cs="Gulim" w:hint="eastAsia"/>
                 <w:color w:val="000000"/>
                 <w:kern w:val="0"/>
                 <w:sz w:val="14"/>
@@ -3074,7 +3074,7 @@
               <w:spacing w:after="0"/>
               <w:ind w:left="180" w:hanging="180"/>
               <w:rPr>
-                <w:rFonts w:ascii="맑은 고딕" w:eastAsia="맑은 고딕" w:hAnsi="맑은 고딕" w:cs="굴림"/>
+                <w:rFonts w:ascii="맑은 고딕" w:eastAsia="맑은 고딕" w:hAnsi="맑은 고딕" w:cs="Gulim"/>
                 <w:color w:val="000000"/>
                 <w:kern w:val="0"/>
                 <w:szCs w:val="22"/>
@@ -3083,7 +3083,7 @@
             </w:pPr>
             <w:r>
               <w:rPr>
-                <w:rFonts w:ascii="맑은 고딕" w:eastAsia="맑은 고딕" w:hAnsi="맑은 고딕" w:cs="굴림" w:hint="eastAsia"/>
+                <w:rFonts w:ascii="맑은 고딕" w:eastAsia="맑은 고딕" w:hAnsi="맑은 고딕" w:cs="Gulim" w:hint="eastAsia"/>
                 <w:color w:val="000000"/>
                 <w:kern w:val="0"/>
                 <w:sz w:val="14"/>
@@ -3095,7 +3095,7 @@
             <w:proofErr w:type="spellStart"/>
             <w:r>
               <w:rPr>
-                <w:rFonts w:ascii="맑은 고딕" w:eastAsia="맑은 고딕" w:hAnsi="맑은 고딕" w:cs="굴림" w:hint="eastAsia"/>
+                <w:rFonts w:ascii="맑은 고딕" w:eastAsia="맑은 고딕" w:hAnsi="맑은 고딕" w:cs="Gulim" w:hint="eastAsia"/>
                 <w:color w:val="000000"/>
                 <w:kern w:val="0"/>
                 <w:sz w:val="14"/>
@@ -3107,7 +3107,7 @@
             <w:proofErr w:type="spellEnd"/>
             <w:r>
               <w:rPr>
-                <w:rFonts w:ascii="맑은 고딕" w:eastAsia="맑은 고딕" w:hAnsi="맑은 고딕" w:cs="굴림" w:hint="eastAsia"/>
+                <w:rFonts w:ascii="맑은 고딕" w:eastAsia="맑은 고딕" w:hAnsi="맑은 고딕" w:cs="Gulim" w:hint="eastAsia"/>
                 <w:color w:val="000000"/>
                 <w:kern w:val="0"/>
                 <w:sz w:val="14"/>
@@ -3126,7 +3126,7 @@
               <w:spacing w:after="0"/>
               <w:ind w:left="180" w:hanging="180"/>
               <w:rPr>
-                <w:rFonts w:ascii="맑은 고딕" w:eastAsia="맑은 고딕" w:hAnsi="맑은 고딕" w:cs="굴림"/>
+                <w:rFonts w:ascii="맑은 고딕" w:eastAsia="맑은 고딕" w:hAnsi="맑은 고딕" w:cs="Gulim"/>
                 <w:color w:val="000000"/>
                 <w:kern w:val="0"/>
                 <w:szCs w:val="22"/>
@@ -3135,7 +3135,7 @@
             </w:pPr>
             <w:r>
               <w:rPr>
-                <w:rFonts w:ascii="맑은 고딕" w:eastAsia="맑은 고딕" w:hAnsi="맑은 고딕" w:cs="굴림" w:hint="eastAsia"/>
+                <w:rFonts w:ascii="맑은 고딕" w:eastAsia="맑은 고딕" w:hAnsi="맑은 고딕" w:cs="Gulim" w:hint="eastAsia"/>
                 <w:color w:val="000000"/>
                 <w:kern w:val="0"/>
                 <w:sz w:val="14"/>
@@ -3154,7 +3154,7 @@
               <w:spacing w:after="0"/>
               <w:ind w:left="180" w:hanging="180"/>
               <w:rPr>
-                <w:rFonts w:ascii="맑은 고딕" w:eastAsia="맑은 고딕" w:hAnsi="맑은 고딕" w:cs="굴림"/>
+                <w:rFonts w:ascii="맑은 고딕" w:eastAsia="맑은 고딕" w:hAnsi="맑은 고딕" w:cs="Gulim"/>
                 <w:color w:val="000000"/>
                 <w:kern w:val="0"/>
                 <w:szCs w:val="22"/>
@@ -3163,7 +3163,7 @@
             </w:pPr>
             <w:r>
               <w:rPr>
-                <w:rFonts w:ascii="맑은 고딕" w:eastAsia="맑은 고딕" w:hAnsi="맑은 고딕" w:cs="굴림" w:hint="eastAsia"/>
+                <w:rFonts w:ascii="맑은 고딕" w:eastAsia="맑은 고딕" w:hAnsi="맑은 고딕" w:cs="Gulim" w:hint="eastAsia"/>
                 <w:color w:val="000000"/>
                 <w:kern w:val="0"/>
                 <w:szCs w:val="22"/>
@@ -3180,7 +3180,7 @@
               <w:autoSpaceDN/>
               <w:spacing w:after="0"/>
               <w:rPr>
-                <w:rFonts w:ascii="맑은 고딕" w:eastAsia="맑은 고딕" w:hAnsi="맑은 고딕" w:cs="굴림"/>
+                <w:rFonts w:ascii="맑은 고딕" w:eastAsia="맑은 고딕" w:hAnsi="맑은 고딕" w:cs="Gulim"/>
                 <w:color w:val="000000"/>
                 <w:kern w:val="0"/>
                 <w:szCs w:val="22"/>
@@ -3189,7 +3189,7 @@
             </w:pPr>
             <w:r>
               <w:rPr>
-                <w:rFonts w:ascii="맑은 고딕" w:eastAsia="맑은 고딕" w:hAnsi="맑은 고딕" w:cs="굴림" w:hint="eastAsia"/>
+                <w:rFonts w:ascii="맑은 고딕" w:eastAsia="맑은 고딕" w:hAnsi="맑은 고딕" w:cs="Gulim" w:hint="eastAsia"/>
                 <w:b/>
                 <w:bCs/>
                 <w:color w:val="000000"/>
@@ -3203,7 +3203,7 @@
             <w:proofErr w:type="spellStart"/>
             <w:r>
               <w:rPr>
-                <w:rFonts w:ascii="맑은 고딕" w:eastAsia="맑은 고딕" w:hAnsi="맑은 고딕" w:cs="굴림" w:hint="eastAsia"/>
+                <w:rFonts w:ascii="맑은 고딕" w:eastAsia="맑은 고딕" w:hAnsi="맑은 고딕" w:cs="Gulim" w:hint="eastAsia"/>
                 <w:b/>
                 <w:bCs/>
                 <w:color w:val="000000"/>
@@ -3225,7 +3225,7 @@
               <w:spacing w:after="0"/>
               <w:ind w:left="180" w:hanging="180"/>
               <w:rPr>
-                <w:rFonts w:ascii="맑은 고딕" w:eastAsia="맑은 고딕" w:hAnsi="맑은 고딕" w:cs="굴림"/>
+                <w:rFonts w:ascii="맑은 고딕" w:eastAsia="맑은 고딕" w:hAnsi="맑은 고딕" w:cs="Gulim"/>
                 <w:color w:val="000000"/>
                 <w:kern w:val="0"/>
                 <w:szCs w:val="22"/>
@@ -3234,7 +3234,7 @@
             </w:pPr>
             <w:r>
               <w:rPr>
-                <w:rFonts w:ascii="맑은 고딕" w:eastAsia="맑은 고딕" w:hAnsi="맑은 고딕" w:cs="굴림" w:hint="eastAsia"/>
+                <w:rFonts w:ascii="맑은 고딕" w:eastAsia="맑은 고딕" w:hAnsi="맑은 고딕" w:cs="Gulim" w:hint="eastAsia"/>
                 <w:color w:val="000000"/>
                 <w:kern w:val="0"/>
                 <w:sz w:val="14"/>
@@ -3246,7 +3246,7 @@
             <w:proofErr w:type="spellStart"/>
             <w:r>
               <w:rPr>
-                <w:rFonts w:ascii="맑은 고딕" w:eastAsia="맑은 고딕" w:hAnsi="맑은 고딕" w:cs="굴림" w:hint="eastAsia"/>
+                <w:rFonts w:ascii="맑은 고딕" w:eastAsia="맑은 고딕" w:hAnsi="맑은 고딕" w:cs="Gulim" w:hint="eastAsia"/>
                 <w:color w:val="000000"/>
                 <w:kern w:val="0"/>
                 <w:sz w:val="14"/>
@@ -3258,7 +3258,7 @@
             <w:proofErr w:type="spellEnd"/>
             <w:r>
               <w:rPr>
-                <w:rFonts w:ascii="맑은 고딕" w:eastAsia="맑은 고딕" w:hAnsi="맑은 고딕" w:cs="굴림" w:hint="eastAsia"/>
+                <w:rFonts w:ascii="맑은 고딕" w:eastAsia="맑은 고딕" w:hAnsi="맑은 고딕" w:cs="Gulim" w:hint="eastAsia"/>
                 <w:color w:val="000000"/>
                 <w:kern w:val="0"/>
                 <w:sz w:val="14"/>
@@ -3270,7 +3270,7 @@
             <w:proofErr w:type="spellStart"/>
             <w:r>
               <w:rPr>
-                <w:rFonts w:ascii="맑은 고딕" w:eastAsia="맑은 고딕" w:hAnsi="맑은 고딕" w:cs="굴림" w:hint="eastAsia"/>
+                <w:rFonts w:ascii="맑은 고딕" w:eastAsia="맑은 고딕" w:hAnsi="맑은 고딕" w:cs="Gulim" w:hint="eastAsia"/>
                 <w:color w:val="000000"/>
                 <w:kern w:val="0"/>
                 <w:sz w:val="14"/>
@@ -3282,7 +3282,7 @@
             <w:proofErr w:type="spellEnd"/>
             <w:r>
               <w:rPr>
-                <w:rFonts w:ascii="맑은 고딕" w:eastAsia="맑은 고딕" w:hAnsi="맑은 고딕" w:cs="굴림" w:hint="eastAsia"/>
+                <w:rFonts w:ascii="맑은 고딕" w:eastAsia="맑은 고딕" w:hAnsi="맑은 고딕" w:cs="Gulim" w:hint="eastAsia"/>
                 <w:color w:val="000000"/>
                 <w:kern w:val="0"/>
                 <w:sz w:val="14"/>
@@ -3301,7 +3301,7 @@
               <w:spacing w:after="0"/>
               <w:ind w:left="180" w:hanging="180"/>
               <w:rPr>
-                <w:rFonts w:ascii="맑은 고딕" w:eastAsia="맑은 고딕" w:hAnsi="맑은 고딕" w:cs="굴림"/>
+                <w:rFonts w:ascii="맑은 고딕" w:eastAsia="맑은 고딕" w:hAnsi="맑은 고딕" w:cs="Gulim"/>
                 <w:color w:val="000000"/>
                 <w:kern w:val="0"/>
                 <w:szCs w:val="22"/>
@@ -3310,7 +3310,7 @@
             </w:pPr>
             <w:r>
               <w:rPr>
-                <w:rFonts w:ascii="맑은 고딕" w:eastAsia="맑은 고딕" w:hAnsi="맑은 고딕" w:cs="굴림" w:hint="eastAsia"/>
+                <w:rFonts w:ascii="맑은 고딕" w:eastAsia="맑은 고딕" w:hAnsi="맑은 고딕" w:cs="Gulim" w:hint="eastAsia"/>
                 <w:color w:val="000000"/>
                 <w:kern w:val="0"/>
                 <w:sz w:val="14"/>
@@ -3329,7 +3329,7 @@
               <w:spacing w:after="0"/>
               <w:ind w:left="180" w:hanging="180"/>
               <w:rPr>
-                <w:rFonts w:ascii="맑은 고딕" w:eastAsia="맑은 고딕" w:hAnsi="맑은 고딕" w:cs="굴림"/>
+                <w:rFonts w:ascii="맑은 고딕" w:eastAsia="맑은 고딕" w:hAnsi="맑은 고딕" w:cs="Gulim"/>
                 <w:color w:val="000000"/>
                 <w:kern w:val="0"/>
                 <w:szCs w:val="22"/>
@@ -3338,7 +3338,7 @@
             </w:pPr>
             <w:r>
               <w:rPr>
-                <w:rFonts w:ascii="맑은 고딕" w:eastAsia="맑은 고딕" w:hAnsi="맑은 고딕" w:cs="굴림" w:hint="eastAsia"/>
+                <w:rFonts w:ascii="맑은 고딕" w:eastAsia="맑은 고딕" w:hAnsi="맑은 고딕" w:cs="Gulim" w:hint="eastAsia"/>
                 <w:color w:val="000000"/>
                 <w:kern w:val="0"/>
                 <w:sz w:val="14"/>
@@ -3357,7 +3357,7 @@
               <w:spacing w:after="0"/>
               <w:ind w:left="180" w:hanging="180"/>
               <w:rPr>
-                <w:rFonts w:ascii="맑은 고딕" w:eastAsia="맑은 고딕" w:hAnsi="맑은 고딕" w:cs="굴림"/>
+                <w:rFonts w:ascii="맑은 고딕" w:eastAsia="맑은 고딕" w:hAnsi="맑은 고딕" w:cs="Gulim"/>
                 <w:color w:val="000000"/>
                 <w:kern w:val="0"/>
                 <w:szCs w:val="22"/>
@@ -3366,7 +3366,7 @@
             </w:pPr>
             <w:r>
               <w:rPr>
-                <w:rFonts w:ascii="맑은 고딕" w:eastAsia="맑은 고딕" w:hAnsi="맑은 고딕" w:cs="굴림" w:hint="eastAsia"/>
+                <w:rFonts w:ascii="맑은 고딕" w:eastAsia="맑은 고딕" w:hAnsi="맑은 고딕" w:cs="Gulim" w:hint="eastAsia"/>
                 <w:color w:val="000000"/>
                 <w:kern w:val="0"/>
                 <w:sz w:val="14"/>
@@ -3385,7 +3385,7 @@
               <w:spacing w:after="0"/>
               <w:ind w:left="180" w:hanging="180"/>
               <w:rPr>
-                <w:rFonts w:ascii="맑은 고딕" w:eastAsia="맑은 고딕" w:hAnsi="맑은 고딕" w:cs="굴림"/>
+                <w:rFonts w:ascii="맑은 고딕" w:eastAsia="맑은 고딕" w:hAnsi="맑은 고딕" w:cs="Gulim"/>
                 <w:color w:val="000000"/>
                 <w:kern w:val="0"/>
                 <w:szCs w:val="22"/>
@@ -3394,7 +3394,7 @@
             </w:pPr>
             <w:r>
               <w:rPr>
-                <w:rFonts w:ascii="맑은 고딕" w:eastAsia="맑은 고딕" w:hAnsi="맑은 고딕" w:cs="굴림" w:hint="eastAsia"/>
+                <w:rFonts w:ascii="맑은 고딕" w:eastAsia="맑은 고딕" w:hAnsi="맑은 고딕" w:cs="Gulim" w:hint="eastAsia"/>
                 <w:color w:val="000000"/>
                 <w:kern w:val="0"/>
                 <w:sz w:val="14"/>
@@ -3413,7 +3413,7 @@
               <w:spacing w:after="0"/>
               <w:ind w:left="180" w:hanging="180"/>
               <w:rPr>
-                <w:rFonts w:ascii="맑은 고딕" w:eastAsia="맑은 고딕" w:hAnsi="맑은 고딕" w:cs="굴림"/>
+                <w:rFonts w:ascii="맑은 고딕" w:eastAsia="맑은 고딕" w:hAnsi="맑은 고딕" w:cs="Gulim"/>
                 <w:color w:val="000000"/>
                 <w:kern w:val="0"/>
                 <w:szCs w:val="22"/>
@@ -3422,7 +3422,7 @@
             </w:pPr>
             <w:r>
               <w:rPr>
-                <w:rFonts w:ascii="맑은 고딕" w:eastAsia="맑은 고딕" w:hAnsi="맑은 고딕" w:cs="굴림" w:hint="eastAsia"/>
+                <w:rFonts w:ascii="맑은 고딕" w:eastAsia="맑은 고딕" w:hAnsi="맑은 고딕" w:cs="Gulim" w:hint="eastAsia"/>
                 <w:color w:val="000000"/>
                 <w:kern w:val="0"/>
                 <w:sz w:val="14"/>
@@ -3441,7 +3441,7 @@
               <w:spacing w:after="0"/>
               <w:ind w:left="180" w:hanging="180"/>
               <w:rPr>
-                <w:rFonts w:ascii="맑은 고딕" w:eastAsia="맑은 고딕" w:hAnsi="맑은 고딕" w:cs="굴림"/>
+                <w:rFonts w:ascii="맑은 고딕" w:eastAsia="맑은 고딕" w:hAnsi="맑은 고딕" w:cs="Gulim"/>
                 <w:color w:val="000000"/>
                 <w:kern w:val="0"/>
                 <w:szCs w:val="22"/>
@@ -3450,7 +3450,7 @@
             </w:pPr>
             <w:r>
               <w:rPr>
-                <w:rFonts w:ascii="맑은 고딕" w:eastAsia="맑은 고딕" w:hAnsi="맑은 고딕" w:cs="굴림" w:hint="eastAsia"/>
+                <w:rFonts w:ascii="맑은 고딕" w:eastAsia="맑은 고딕" w:hAnsi="맑은 고딕" w:cs="Gulim" w:hint="eastAsia"/>
                 <w:color w:val="000000"/>
                 <w:kern w:val="0"/>
                 <w:sz w:val="14"/>
@@ -3462,7 +3462,7 @@
             <w:proofErr w:type="spellStart"/>
             <w:r>
               <w:rPr>
-                <w:rFonts w:ascii="맑은 고딕" w:eastAsia="맑은 고딕" w:hAnsi="맑은 고딕" w:cs="굴림" w:hint="eastAsia"/>
+                <w:rFonts w:ascii="맑은 고딕" w:eastAsia="맑은 고딕" w:hAnsi="맑은 고딕" w:cs="Gulim" w:hint="eastAsia"/>
                 <w:color w:val="000000"/>
                 <w:kern w:val="0"/>
                 <w:sz w:val="14"/>
@@ -3474,7 +3474,7 @@
             <w:proofErr w:type="spellEnd"/>
             <w:r>
               <w:rPr>
-                <w:rFonts w:ascii="맑은 고딕" w:eastAsia="맑은 고딕" w:hAnsi="맑은 고딕" w:cs="굴림" w:hint="eastAsia"/>
+                <w:rFonts w:ascii="맑은 고딕" w:eastAsia="맑은 고딕" w:hAnsi="맑은 고딕" w:cs="Gulim" w:hint="eastAsia"/>
                 <w:color w:val="000000"/>
                 <w:kern w:val="0"/>
                 <w:sz w:val="14"/>
@@ -3486,7 +3486,7 @@
             <w:proofErr w:type="spellStart"/>
             <w:r>
               <w:rPr>
-                <w:rFonts w:ascii="맑은 고딕" w:eastAsia="맑은 고딕" w:hAnsi="맑은 고딕" w:cs="굴림" w:hint="eastAsia"/>
+                <w:rFonts w:ascii="맑은 고딕" w:eastAsia="맑은 고딕" w:hAnsi="맑은 고딕" w:cs="Gulim" w:hint="eastAsia"/>
                 <w:color w:val="000000"/>
                 <w:kern w:val="0"/>
                 <w:sz w:val="14"/>
@@ -3498,7 +3498,7 @@
             <w:proofErr w:type="spellEnd"/>
             <w:r>
               <w:rPr>
-                <w:rFonts w:ascii="맑은 고딕" w:eastAsia="맑은 고딕" w:hAnsi="맑은 고딕" w:cs="굴림" w:hint="eastAsia"/>
+                <w:rFonts w:ascii="맑은 고딕" w:eastAsia="맑은 고딕" w:hAnsi="맑은 고딕" w:cs="Gulim" w:hint="eastAsia"/>
                 <w:color w:val="000000"/>
                 <w:kern w:val="0"/>
                 <w:sz w:val="14"/>
@@ -3510,7 +3510,7 @@
             <w:proofErr w:type="spellStart"/>
             <w:r>
               <w:rPr>
-                <w:rFonts w:ascii="맑은 고딕" w:eastAsia="맑은 고딕" w:hAnsi="맑은 고딕" w:cs="굴림" w:hint="eastAsia"/>
+                <w:rFonts w:ascii="맑은 고딕" w:eastAsia="맑은 고딕" w:hAnsi="맑은 고딕" w:cs="Gulim" w:hint="eastAsia"/>
                 <w:color w:val="000000"/>
                 <w:kern w:val="0"/>
                 <w:sz w:val="14"/>
@@ -3522,7 +3522,7 @@
             <w:proofErr w:type="spellEnd"/>
             <w:r>
               <w:rPr>
-                <w:rFonts w:ascii="맑은 고딕" w:eastAsia="맑은 고딕" w:hAnsi="맑은 고딕" w:cs="굴림" w:hint="eastAsia"/>
+                <w:rFonts w:ascii="맑은 고딕" w:eastAsia="맑은 고딕" w:hAnsi="맑은 고딕" w:cs="Gulim" w:hint="eastAsia"/>
                 <w:color w:val="000000"/>
                 <w:kern w:val="0"/>
                 <w:sz w:val="14"/>
@@ -3541,7 +3541,7 @@
               <w:spacing w:after="0"/>
               <w:ind w:left="180" w:hanging="180"/>
               <w:rPr>
-                <w:rFonts w:ascii="맑은 고딕" w:eastAsia="맑은 고딕" w:hAnsi="맑은 고딕" w:cs="굴림"/>
+                <w:rFonts w:ascii="맑은 고딕" w:eastAsia="맑은 고딕" w:hAnsi="맑은 고딕" w:cs="Gulim"/>
                 <w:color w:val="000000"/>
                 <w:kern w:val="0"/>
                 <w:szCs w:val="22"/>
@@ -3550,7 +3550,7 @@
             </w:pPr>
             <w:r>
               <w:rPr>
-                <w:rFonts w:ascii="맑은 고딕" w:eastAsia="맑은 고딕" w:hAnsi="맑은 고딕" w:cs="굴림" w:hint="eastAsia"/>
+                <w:rFonts w:ascii="맑은 고딕" w:eastAsia="맑은 고딕" w:hAnsi="맑은 고딕" w:cs="Gulim" w:hint="eastAsia"/>
                 <w:color w:val="000000"/>
                 <w:kern w:val="0"/>
                 <w:sz w:val="14"/>
@@ -3568,7 +3568,7 @@
               <w:autoSpaceDN/>
               <w:spacing w:after="0"/>
               <w:rPr>
-                <w:rFonts w:ascii="맑은 고딕" w:eastAsia="맑은 고딕" w:hAnsi="맑은 고딕" w:cs="굴림"/>
+                <w:rFonts w:ascii="맑은 고딕" w:eastAsia="맑은 고딕" w:hAnsi="맑은 고딕" w:cs="Gulim"/>
                 <w:color w:val="000000"/>
                 <w:kern w:val="0"/>
                 <w:szCs w:val="22"/>
@@ -3577,7 +3577,7 @@
             </w:pPr>
             <w:r>
               <w:rPr>
-                <w:rFonts w:ascii="맑은 고딕" w:eastAsia="맑은 고딕" w:hAnsi="맑은 고딕" w:cs="굴림" w:hint="eastAsia"/>
+                <w:rFonts w:ascii="맑은 고딕" w:eastAsia="맑은 고딕" w:hAnsi="맑은 고딕" w:cs="Gulim" w:hint="eastAsia"/>
                 <w:color w:val="000000"/>
                 <w:kern w:val="0"/>
                 <w:sz w:val="14"/>
@@ -3590,7 +3590,7 @@
             <w:proofErr w:type="spellStart"/>
             <w:r>
               <w:rPr>
-                <w:rFonts w:ascii="맑은 고딕" w:eastAsia="맑은 고딕" w:hAnsi="맑은 고딕" w:cs="굴림" w:hint="eastAsia"/>
+                <w:rFonts w:ascii="맑은 고딕" w:eastAsia="맑은 고딕" w:hAnsi="맑은 고딕" w:cs="Gulim" w:hint="eastAsia"/>
                 <w:color w:val="000000"/>
                 <w:kern w:val="0"/>
                 <w:sz w:val="14"/>
@@ -3602,7 +3602,7 @@
             <w:proofErr w:type="spellEnd"/>
             <w:r>
               <w:rPr>
-                <w:rFonts w:ascii="맑은 고딕" w:eastAsia="맑은 고딕" w:hAnsi="맑은 고딕" w:cs="굴림" w:hint="eastAsia"/>
+                <w:rFonts w:ascii="맑은 고딕" w:eastAsia="맑은 고딕" w:hAnsi="맑은 고딕" w:cs="Gulim" w:hint="eastAsia"/>
                 <w:color w:val="000000"/>
                 <w:kern w:val="0"/>
                 <w:sz w:val="14"/>
@@ -3620,7 +3620,7 @@
               <w:autoSpaceDN/>
               <w:spacing w:after="0"/>
               <w:rPr>
-                <w:rFonts w:ascii="맑은 고딕" w:eastAsia="맑은 고딕" w:hAnsi="맑은 고딕" w:cs="굴림"/>
+                <w:rFonts w:ascii="맑은 고딕" w:eastAsia="맑은 고딕" w:hAnsi="맑은 고딕" w:cs="Gulim"/>
                 <w:color w:val="000000"/>
                 <w:kern w:val="0"/>
                 <w:szCs w:val="22"/>
@@ -3629,7 +3629,7 @@
             </w:pPr>
             <w:r>
               <w:rPr>
-                <w:rFonts w:ascii="맑은 고딕" w:eastAsia="맑은 고딕" w:hAnsi="맑은 고딕" w:cs="굴림" w:hint="eastAsia"/>
+                <w:rFonts w:ascii="맑은 고딕" w:eastAsia="맑은 고딕" w:hAnsi="맑은 고딕" w:cs="Gulim" w:hint="eastAsia"/>
                 <w:color w:val="000000"/>
                 <w:kern w:val="0"/>
                 <w:sz w:val="14"/>
@@ -3641,7 +3641,7 @@
             <w:proofErr w:type="spellStart"/>
             <w:r>
               <w:rPr>
-                <w:rFonts w:ascii="맑은 고딕" w:eastAsia="맑은 고딕" w:hAnsi="맑은 고딕" w:cs="굴림" w:hint="eastAsia"/>
+                <w:rFonts w:ascii="맑은 고딕" w:eastAsia="맑은 고딕" w:hAnsi="맑은 고딕" w:cs="Gulim" w:hint="eastAsia"/>
                 <w:color w:val="000000"/>
                 <w:kern w:val="0"/>
                 <w:sz w:val="14"/>
@@ -3653,7 +3653,7 @@
             <w:proofErr w:type="spellEnd"/>
             <w:r>
               <w:rPr>
-                <w:rFonts w:ascii="맑은 고딕" w:eastAsia="맑은 고딕" w:hAnsi="맑은 고딕" w:cs="굴림" w:hint="eastAsia"/>
+                <w:rFonts w:ascii="맑은 고딕" w:eastAsia="맑은 고딕" w:hAnsi="맑은 고딕" w:cs="Gulim" w:hint="eastAsia"/>
                 <w:color w:val="000000"/>
                 <w:kern w:val="0"/>
                 <w:sz w:val="14"/>
@@ -3671,7 +3671,7 @@
               <w:autoSpaceDN/>
               <w:spacing w:after="0"/>
               <w:rPr>
-                <w:rFonts w:ascii="맑은 고딕" w:eastAsia="맑은 고딕" w:hAnsi="맑은 고딕" w:cs="굴림"/>
+                <w:rFonts w:ascii="맑은 고딕" w:eastAsia="맑은 고딕" w:hAnsi="맑은 고딕" w:cs="Gulim"/>
                 <w:color w:val="000000"/>
                 <w:kern w:val="0"/>
                 <w:szCs w:val="22"/>
@@ -3680,7 +3680,7 @@
             </w:pPr>
             <w:r>
               <w:rPr>
-                <w:rFonts w:ascii="맑은 고딕" w:eastAsia="맑은 고딕" w:hAnsi="맑은 고딕" w:cs="굴림" w:hint="eastAsia"/>
+                <w:rFonts w:ascii="맑은 고딕" w:eastAsia="맑은 고딕" w:hAnsi="맑은 고딕" w:cs="Gulim" w:hint="eastAsia"/>
                 <w:color w:val="000000"/>
                 <w:kern w:val="0"/>
                 <w:sz w:val="14"/>
@@ -3698,7 +3698,7 @@
               <w:autoSpaceDN/>
               <w:spacing w:after="0"/>
               <w:rPr>
-                <w:rFonts w:ascii="맑은 고딕" w:eastAsia="맑은 고딕" w:hAnsi="맑은 고딕" w:cs="굴림"/>
+                <w:rFonts w:ascii="맑은 고딕" w:eastAsia="맑은 고딕" w:hAnsi="맑은 고딕" w:cs="Gulim"/>
                 <w:color w:val="000000"/>
                 <w:kern w:val="0"/>
                 <w:szCs w:val="22"/>
@@ -3707,7 +3707,7 @@
             </w:pPr>
             <w:r>
               <w:rPr>
-                <w:rFonts w:ascii="맑은 고딕" w:eastAsia="맑은 고딕" w:hAnsi="맑은 고딕" w:cs="굴림" w:hint="eastAsia"/>
+                <w:rFonts w:ascii="맑은 고딕" w:eastAsia="맑은 고딕" w:hAnsi="맑은 고딕" w:cs="Gulim" w:hint="eastAsia"/>
                 <w:color w:val="000000"/>
                 <w:kern w:val="0"/>
                 <w:sz w:val="14"/>
@@ -3725,7 +3725,7 @@
               <w:autoSpaceDN/>
               <w:spacing w:after="0"/>
               <w:rPr>
-                <w:rFonts w:ascii="맑은 고딕" w:eastAsia="맑은 고딕" w:hAnsi="맑은 고딕" w:cs="굴림"/>
+                <w:rFonts w:ascii="맑은 고딕" w:eastAsia="맑은 고딕" w:hAnsi="맑은 고딕" w:cs="Gulim"/>
                 <w:color w:val="000000"/>
                 <w:kern w:val="0"/>
                 <w:szCs w:val="22"/>
@@ -3734,7 +3734,7 @@
             </w:pPr>
             <w:r>
               <w:rPr>
-                <w:rFonts w:ascii="맑은 고딕" w:eastAsia="맑은 고딕" w:hAnsi="맑은 고딕" w:cs="굴림" w:hint="eastAsia"/>
+                <w:rFonts w:ascii="맑은 고딕" w:eastAsia="맑은 고딕" w:hAnsi="맑은 고딕" w:cs="Gulim" w:hint="eastAsia"/>
                 <w:color w:val="000000"/>
                 <w:kern w:val="0"/>
                 <w:sz w:val="14"/>
@@ -3752,7 +3752,7 @@
               <w:autoSpaceDN/>
               <w:spacing w:after="0"/>
               <w:rPr>
-                <w:rFonts w:ascii="맑은 고딕" w:eastAsia="맑은 고딕" w:hAnsi="맑은 고딕" w:cs="굴림"/>
+                <w:rFonts w:ascii="맑은 고딕" w:eastAsia="맑은 고딕" w:hAnsi="맑은 고딕" w:cs="Gulim"/>
                 <w:color w:val="000000"/>
                 <w:kern w:val="0"/>
                 <w:szCs w:val="22"/>
@@ -3761,7 +3761,7 @@
             </w:pPr>
             <w:r>
               <w:rPr>
-                <w:rFonts w:ascii="맑은 고딕" w:eastAsia="맑은 고딕" w:hAnsi="맑은 고딕" w:cs="굴림" w:hint="eastAsia"/>
+                <w:rFonts w:ascii="맑은 고딕" w:eastAsia="맑은 고딕" w:hAnsi="맑은 고딕" w:cs="Gulim" w:hint="eastAsia"/>
                 <w:color w:val="000000"/>
                 <w:kern w:val="0"/>
                 <w:szCs w:val="22"/>
@@ -3778,7 +3778,7 @@
               <w:autoSpaceDN/>
               <w:spacing w:after="0"/>
               <w:rPr>
-                <w:rFonts w:ascii="맑은 고딕" w:eastAsia="맑은 고딕" w:hAnsi="맑은 고딕" w:cs="굴림"/>
+                <w:rFonts w:ascii="맑은 고딕" w:eastAsia="맑은 고딕" w:hAnsi="맑은 고딕" w:cs="Gulim"/>
                 <w:color w:val="000000"/>
                 <w:kern w:val="0"/>
                 <w:szCs w:val="22"/>
@@ -3787,7 +3787,7 @@
             </w:pPr>
             <w:r>
               <w:rPr>
-                <w:rFonts w:ascii="맑은 고딕" w:eastAsia="맑은 고딕" w:hAnsi="맑은 고딕" w:cs="굴림" w:hint="eastAsia"/>
+                <w:rFonts w:ascii="맑은 고딕" w:eastAsia="맑은 고딕" w:hAnsi="맑은 고딕" w:cs="Gulim" w:hint="eastAsia"/>
                 <w:b/>
                 <w:bCs/>
                 <w:color w:val="000000"/>
@@ -3808,7 +3808,7 @@
               <w:spacing w:after="0"/>
               <w:ind w:left="180" w:hanging="180"/>
               <w:rPr>
-                <w:rFonts w:ascii="맑은 고딕" w:eastAsia="맑은 고딕" w:hAnsi="맑은 고딕" w:cs="굴림"/>
+                <w:rFonts w:ascii="맑은 고딕" w:eastAsia="맑은 고딕" w:hAnsi="맑은 고딕" w:cs="Gulim"/>
                 <w:color w:val="000000"/>
                 <w:kern w:val="0"/>
                 <w:szCs w:val="22"/>
@@ -3817,7 +3817,7 @@
             </w:pPr>
             <w:r>
               <w:rPr>
-                <w:rFonts w:ascii="맑은 고딕" w:eastAsia="맑은 고딕" w:hAnsi="맑은 고딕" w:cs="굴림" w:hint="eastAsia"/>
+                <w:rFonts w:ascii="맑은 고딕" w:eastAsia="맑은 고딕" w:hAnsi="맑은 고딕" w:cs="Gulim" w:hint="eastAsia"/>
                 <w:color w:val="000000"/>
                 <w:kern w:val="0"/>
                 <w:sz w:val="14"/>
@@ -3836,7 +3836,7 @@
               <w:spacing w:after="0"/>
               <w:ind w:left="180" w:hanging="180"/>
               <w:rPr>
-                <w:rFonts w:ascii="맑은 고딕" w:eastAsia="맑은 고딕" w:hAnsi="맑은 고딕" w:cs="굴림"/>
+                <w:rFonts w:ascii="맑은 고딕" w:eastAsia="맑은 고딕" w:hAnsi="맑은 고딕" w:cs="Gulim"/>
                 <w:color w:val="000000"/>
                 <w:kern w:val="0"/>
                 <w:szCs w:val="22"/>
@@ -3845,7 +3845,7 @@
             </w:pPr>
             <w:r>
               <w:rPr>
-                <w:rFonts w:ascii="맑은 고딕" w:eastAsia="맑은 고딕" w:hAnsi="맑은 고딕" w:cs="굴림" w:hint="eastAsia"/>
+                <w:rFonts w:ascii="맑은 고딕" w:eastAsia="맑은 고딕" w:hAnsi="맑은 고딕" w:cs="Gulim" w:hint="eastAsia"/>
                 <w:color w:val="000000"/>
                 <w:kern w:val="0"/>
                 <w:sz w:val="14"/>
@@ -3864,7 +3864,7 @@
               <w:spacing w:after="0"/>
               <w:ind w:left="180" w:hanging="180"/>
               <w:rPr>
-                <w:rFonts w:ascii="맑은 고딕" w:eastAsia="맑은 고딕" w:hAnsi="맑은 고딕" w:cs="굴림"/>
+                <w:rFonts w:ascii="맑은 고딕" w:eastAsia="맑은 고딕" w:hAnsi="맑은 고딕" w:cs="Gulim"/>
                 <w:color w:val="000000"/>
                 <w:kern w:val="0"/>
                 <w:szCs w:val="22"/>
@@ -3873,7 +3873,7 @@
             </w:pPr>
             <w:r>
               <w:rPr>
-                <w:rFonts w:ascii="맑은 고딕" w:eastAsia="맑은 고딕" w:hAnsi="맑은 고딕" w:cs="굴림" w:hint="eastAsia"/>
+                <w:rFonts w:ascii="맑은 고딕" w:eastAsia="맑은 고딕" w:hAnsi="맑은 고딕" w:cs="Gulim" w:hint="eastAsia"/>
                 <w:color w:val="000000"/>
                 <w:kern w:val="0"/>
                 <w:sz w:val="14"/>
@@ -3892,7 +3892,7 @@
               <w:spacing w:after="0"/>
               <w:ind w:left="180" w:hanging="180"/>
               <w:rPr>
-                <w:rFonts w:ascii="맑은 고딕" w:eastAsia="맑은 고딕" w:hAnsi="맑은 고딕" w:cs="굴림"/>
+                <w:rFonts w:ascii="맑은 고딕" w:eastAsia="맑은 고딕" w:hAnsi="맑은 고딕" w:cs="Gulim"/>
                 <w:color w:val="000000"/>
                 <w:kern w:val="0"/>
                 <w:szCs w:val="22"/>
@@ -3901,7 +3901,7 @@
             </w:pPr>
             <w:r>
               <w:rPr>
-                <w:rFonts w:ascii="맑은 고딕" w:eastAsia="맑은 고딕" w:hAnsi="맑은 고딕" w:cs="굴림" w:hint="eastAsia"/>
+                <w:rFonts w:ascii="맑은 고딕" w:eastAsia="맑은 고딕" w:hAnsi="맑은 고딕" w:cs="Gulim" w:hint="eastAsia"/>
                 <w:color w:val="000000"/>
                 <w:kern w:val="0"/>
                 <w:sz w:val="14"/>
@@ -3920,7 +3920,7 @@
               <w:spacing w:after="0"/>
               <w:ind w:left="180" w:hanging="180"/>
               <w:rPr>
-                <w:rFonts w:ascii="맑은 고딕" w:eastAsia="맑은 고딕" w:hAnsi="맑은 고딕" w:cs="굴림"/>
+                <w:rFonts w:ascii="맑은 고딕" w:eastAsia="맑은 고딕" w:hAnsi="맑은 고딕" w:cs="Gulim"/>
                 <w:color w:val="000000"/>
                 <w:kern w:val="0"/>
                 <w:szCs w:val="22"/>
@@ -3929,7 +3929,7 @@
             </w:pPr>
             <w:r>
               <w:rPr>
-                <w:rFonts w:ascii="맑은 고딕" w:eastAsia="맑은 고딕" w:hAnsi="맑은 고딕" w:cs="굴림" w:hint="eastAsia"/>
+                <w:rFonts w:ascii="맑은 고딕" w:eastAsia="맑은 고딕" w:hAnsi="맑은 고딕" w:cs="Gulim" w:hint="eastAsia"/>
                 <w:color w:val="000000"/>
                 <w:kern w:val="0"/>
                 <w:sz w:val="14"/>
@@ -3948,7 +3948,7 @@
               <w:spacing w:after="0"/>
               <w:ind w:left="180" w:hanging="180"/>
               <w:rPr>
-                <w:rFonts w:ascii="맑은 고딕" w:eastAsia="맑은 고딕" w:hAnsi="맑은 고딕" w:cs="굴림"/>
+                <w:rFonts w:ascii="맑은 고딕" w:eastAsia="맑은 고딕" w:hAnsi="맑은 고딕" w:cs="Gulim"/>
                 <w:color w:val="000000"/>
                 <w:kern w:val="0"/>
                 <w:szCs w:val="22"/>
@@ -3957,7 +3957,7 @@
             </w:pPr>
             <w:r>
               <w:rPr>
-                <w:rFonts w:ascii="맑은 고딕" w:eastAsia="맑은 고딕" w:hAnsi="맑은 고딕" w:cs="굴림" w:hint="eastAsia"/>
+                <w:rFonts w:ascii="맑은 고딕" w:eastAsia="맑은 고딕" w:hAnsi="맑은 고딕" w:cs="Gulim" w:hint="eastAsia"/>
                 <w:color w:val="000000"/>
                 <w:kern w:val="0"/>
                 <w:sz w:val="14"/>
@@ -3976,7 +3976,7 @@
               <w:spacing w:after="0"/>
               <w:ind w:left="180" w:hanging="180"/>
               <w:rPr>
-                <w:rFonts w:ascii="맑은 고딕" w:eastAsia="맑은 고딕" w:hAnsi="맑은 고딕" w:cs="굴림"/>
+                <w:rFonts w:ascii="맑은 고딕" w:eastAsia="맑은 고딕" w:hAnsi="맑은 고딕" w:cs="Gulim"/>
                 <w:color w:val="000000"/>
                 <w:kern w:val="0"/>
                 <w:szCs w:val="22"/>
@@ -3985,7 +3985,7 @@
             </w:pPr>
             <w:r>
               <w:rPr>
-                <w:rFonts w:ascii="맑은 고딕" w:eastAsia="맑은 고딕" w:hAnsi="맑은 고딕" w:cs="굴림" w:hint="eastAsia"/>
+                <w:rFonts w:ascii="맑은 고딕" w:eastAsia="맑은 고딕" w:hAnsi="맑은 고딕" w:cs="Gulim" w:hint="eastAsia"/>
                 <w:color w:val="000000"/>
                 <w:kern w:val="0"/>
                 <w:sz w:val="14"/>
@@ -4004,7 +4004,7 @@
               <w:spacing w:after="0"/>
               <w:ind w:left="180" w:hanging="180"/>
               <w:rPr>
-                <w:rFonts w:ascii="맑은 고딕" w:eastAsia="맑은 고딕" w:hAnsi="맑은 고딕" w:cs="굴림"/>
+                <w:rFonts w:ascii="맑은 고딕" w:eastAsia="맑은 고딕" w:hAnsi="맑은 고딕" w:cs="Gulim"/>
                 <w:color w:val="000000"/>
                 <w:kern w:val="0"/>
                 <w:szCs w:val="22"/>
@@ -4013,7 +4013,7 @@
             </w:pPr>
             <w:r>
               <w:rPr>
-                <w:rFonts w:ascii="맑은 고딕" w:eastAsia="맑은 고딕" w:hAnsi="맑은 고딕" w:cs="굴림" w:hint="eastAsia"/>
+                <w:rFonts w:ascii="맑은 고딕" w:eastAsia="맑은 고딕" w:hAnsi="맑은 고딕" w:cs="Gulim" w:hint="eastAsia"/>
                 <w:color w:val="000000"/>
                 <w:kern w:val="0"/>
                 <w:sz w:val="14"/>
@@ -4032,7 +4032,7 @@
               <w:spacing w:after="0"/>
               <w:ind w:left="180" w:hanging="180"/>
               <w:rPr>
-                <w:rFonts w:ascii="맑은 고딕" w:eastAsia="맑은 고딕" w:hAnsi="맑은 고딕" w:cs="굴림"/>
+                <w:rFonts w:ascii="맑은 고딕" w:eastAsia="맑은 고딕" w:hAnsi="맑은 고딕" w:cs="Gulim"/>
                 <w:color w:val="000000"/>
                 <w:kern w:val="0"/>
                 <w:szCs w:val="22"/>
@@ -4041,7 +4041,7 @@
             </w:pPr>
             <w:r>
               <w:rPr>
-                <w:rFonts w:ascii="맑은 고딕" w:eastAsia="맑은 고딕" w:hAnsi="맑은 고딕" w:cs="굴림" w:hint="eastAsia"/>
+                <w:rFonts w:ascii="맑은 고딕" w:eastAsia="맑은 고딕" w:hAnsi="맑은 고딕" w:cs="Gulim" w:hint="eastAsia"/>
                 <w:color w:val="000000"/>
                 <w:kern w:val="0"/>
                 <w:sz w:val="14"/>
@@ -4060,7 +4060,7 @@
               <w:spacing w:after="0"/>
               <w:ind w:left="180" w:hanging="180"/>
               <w:rPr>
-                <w:rFonts w:ascii="맑은 고딕" w:eastAsia="맑은 고딕" w:hAnsi="맑은 고딕" w:cs="굴림"/>
+                <w:rFonts w:ascii="맑은 고딕" w:eastAsia="맑은 고딕" w:hAnsi="맑은 고딕" w:cs="Gulim"/>
                 <w:color w:val="000000"/>
                 <w:kern w:val="0"/>
                 <w:szCs w:val="22"/>
@@ -4069,7 +4069,7 @@
             </w:pPr>
             <w:r>
               <w:rPr>
-                <w:rFonts w:ascii="맑은 고딕" w:eastAsia="맑은 고딕" w:hAnsi="맑은 고딕" w:cs="굴림" w:hint="eastAsia"/>
+                <w:rFonts w:ascii="맑은 고딕" w:eastAsia="맑은 고딕" w:hAnsi="맑은 고딕" w:cs="Gulim" w:hint="eastAsia"/>
                 <w:color w:val="000000"/>
                 <w:kern w:val="0"/>
                 <w:sz w:val="14"/>
@@ -4087,7 +4087,7 @@
               <w:autoSpaceDN/>
               <w:spacing w:after="0"/>
               <w:rPr>
-                <w:rFonts w:ascii="맑은 고딕" w:eastAsia="맑은 고딕" w:hAnsi="맑은 고딕" w:cs="굴림"/>
+                <w:rFonts w:ascii="맑은 고딕" w:eastAsia="맑은 고딕" w:hAnsi="맑은 고딕" w:cs="Gulim"/>
                 <w:color w:val="000000"/>
                 <w:kern w:val="0"/>
                 <w:sz w:val="17"/>
@@ -4097,7 +4097,7 @@
             </w:pPr>
             <w:r>
               <w:rPr>
-                <w:rFonts w:ascii="맑은 고딕" w:eastAsia="맑은 고딕" w:hAnsi="맑은 고딕" w:cs="굴림" w:hint="eastAsia"/>
+                <w:rFonts w:ascii="맑은 고딕" w:eastAsia="맑은 고딕" w:hAnsi="맑은 고딕" w:cs="Gulim" w:hint="eastAsia"/>
                 <w:color w:val="000000"/>
                 <w:kern w:val="0"/>
                 <w:sz w:val="14"/>
@@ -4138,7 +4138,7 @@
               <w:autoSpaceDN/>
               <w:spacing w:after="0" w:line="360" w:lineRule="auto"/>
               <w:rPr>
-                <w:rFonts w:ascii="맑은 고딕" w:eastAsia="맑은 고딕" w:hAnsi="맑은 고딕" w:cs="굴림"/>
+                <w:rFonts w:ascii="맑은 고딕" w:eastAsia="맑은 고딕" w:hAnsi="맑은 고딕" w:cs="Gulim"/>
                 <w:color w:val="000000"/>
                 <w:kern w:val="0"/>
                 <w:szCs w:val="22"/>
@@ -4147,7 +4147,7 @@
             </w:pPr>
             <w:r>
               <w:rPr>
-                <w:rFonts w:ascii="맑은 고딕" w:eastAsia="맑은 고딕" w:hAnsi="맑은 고딕" w:cs="굴림" w:hint="eastAsia"/>
+                <w:rFonts w:ascii="맑은 고딕" w:eastAsia="맑은 고딕" w:hAnsi="맑은 고딕" w:cs="Gulim" w:hint="eastAsia"/>
                 <w:color w:val="000000"/>
                 <w:kern w:val="0"/>
                 <w:sz w:val="17"/>
@@ -4166,7 +4166,7 @@
               <w:autoSpaceDN/>
               <w:spacing w:after="0"/>
               <w:rPr>
-                <w:rFonts w:ascii="맑은 고딕" w:eastAsia="맑은 고딕" w:hAnsi="맑은 고딕" w:cs="굴림"/>
+                <w:rFonts w:ascii="맑은 고딕" w:eastAsia="맑은 고딕" w:hAnsi="맑은 고딕" w:cs="Gulim"/>
                 <w:b/>
                 <w:bCs/>
                 <w:color w:val="000000"/>
@@ -4185,7 +4185,7 @@
               <w:autoSpaceDN/>
               <w:spacing w:after="0"/>
               <w:rPr>
-                <w:rFonts w:ascii="맑은 고딕" w:eastAsia="맑은 고딕" w:hAnsi="맑은 고딕" w:cs="굴림"/>
+                <w:rFonts w:ascii="맑은 고딕" w:eastAsia="맑은 고딕" w:hAnsi="맑은 고딕" w:cs="Gulim"/>
                 <w:b/>
                 <w:bCs/>
                 <w:color w:val="000000"/>
@@ -4205,7 +4205,7 @@
               <w:spacing w:after="0" w:line="360" w:lineRule="auto"/>
               <w:jc w:val="center"/>
               <w:rPr>
-                <w:rFonts w:ascii="맑은 고딕" w:eastAsia="맑은 고딕" w:hAnsi="맑은 고딕" w:cs="굴림"/>
+                <w:rFonts w:ascii="맑은 고딕" w:eastAsia="맑은 고딕" w:hAnsi="맑은 고딕" w:cs="Gulim"/>
                 <w:color w:val="000000"/>
                 <w:kern w:val="0"/>
                 <w:szCs w:val="22"/>
@@ -4214,7 +4214,7 @@
             </w:pPr>
             <w:r>
               <w:rPr>
-                <w:rFonts w:ascii="맑은 고딕" w:eastAsia="맑은 고딕" w:hAnsi="맑은 고딕" w:cs="굴림" w:hint="eastAsia"/>
+                <w:rFonts w:ascii="맑은 고딕" w:eastAsia="맑은 고딕" w:hAnsi="맑은 고딕" w:cs="Gulim" w:hint="eastAsia"/>
                 <w:color w:val="000000"/>
                 <w:kern w:val="0"/>
                 <w:sz w:val="17"/>
@@ -4226,7 +4226,7 @@
             <w:sdt>
               <w:sdtPr>
                 <w:rPr>
-                  <w:rFonts w:ascii="맑은 고딕" w:eastAsia="맑은 고딕" w:hAnsi="맑은 고딕" w:cs="굴림" w:hint="eastAsia"/>
+                  <w:rFonts w:ascii="맑은 고딕" w:eastAsia="맑은 고딕" w:hAnsi="맑은 고딕" w:cs="Gulim" w:hint="eastAsia"/>
                   <w:color w:val="000000"/>
                   <w:kern w:val="0"/>
                   <w:sz w:val="17"/>
@@ -4241,14 +4241,14 @@
               <w:sdtContent>
                 <w:r>
                   <w:rPr>
-                    <w:rFonts w:ascii="맑은 고딕" w:eastAsia="맑은 고딕" w:hAnsi="맑은 고딕" w:cs="굴림" w:hint="eastAsia"/>
+                    <w:rFonts w:ascii="맑은 고딕" w:eastAsia="맑은 고딕" w:hAnsi="맑은 고딕" w:cs="Gulim" w:hint="eastAsia"/>
                     <w:color w:val="000000"/>
                     <w:kern w:val="0"/>
                     <w:sz w:val="17"/>
                     <w:szCs w:val="17"/>
                     <w14:ligatures w14:val="none"/>
                   </w:rPr>
-                  <w:t xml:space="preserve">2026년     월     일</w:t>
+                  <w:t>2026년     월     일</w:t>
                 </w:r>
               </w:sdtContent>
             </w:sdt>
@@ -4284,7 +4284,7 @@
               <w:autoSpaceDN/>
               <w:spacing w:beforeLines="200" w:before="480" w:after="0" w:line="720" w:lineRule="auto"/>
               <w:rPr>
-                <w:rFonts w:ascii="맑은 고딕" w:eastAsia="맑은 고딕" w:hAnsi="맑은 고딕" w:cs="굴림"/>
+                <w:rFonts w:ascii="맑은 고딕" w:eastAsia="맑은 고딕" w:hAnsi="맑은 고딕" w:cs="Gulim"/>
                 <w:color w:val="000000"/>
                 <w:kern w:val="0"/>
                 <w:sz w:val="17"/>
@@ -4294,7 +4294,7 @@
             </w:pPr>
             <w:r>
               <w:rPr>
-                <w:rFonts w:ascii="맑은 고딕" w:eastAsia="맑은 고딕" w:hAnsi="맑은 고딕" w:cs="굴림" w:hint="eastAsia"/>
+                <w:rFonts w:ascii="맑은 고딕" w:eastAsia="맑은 고딕" w:hAnsi="맑은 고딕" w:cs="Gulim" w:hint="eastAsia"/>
                 <w:color w:val="000000"/>
                 <w:kern w:val="0"/>
                 <w:sz w:val="17"/>
@@ -4306,7 +4306,7 @@
             <w:sdt>
               <w:sdtPr>
                 <w:rPr>
-                  <w:rFonts w:ascii="맑은 고딕" w:eastAsia="맑은 고딕" w:hAnsi="맑은 고딕" w:cs="굴림" w:hint="eastAsia"/>
+                  <w:rFonts w:ascii="맑은 고딕" w:eastAsia="맑은 고딕" w:hAnsi="맑은 고딕" w:cs="Gulim" w:hint="eastAsia"/>
                   <w:color w:val="000000"/>
                   <w:kern w:val="0"/>
                   <w:sz w:val="17"/>
@@ -4321,7 +4321,7 @@
               <w:sdtContent>
                 <w:r>
                   <w:rPr>
-                    <w:rFonts w:ascii="맑은 고딕" w:eastAsia="맑은 고딕" w:hAnsi="맑은 고딕" w:cs="굴림" w:hint="eastAsia"/>
+                    <w:rFonts w:ascii="맑은 고딕" w:eastAsia="맑은 고딕" w:hAnsi="맑은 고딕" w:cs="Gulim" w:hint="eastAsia"/>
                     <w:color w:val="000000"/>
                     <w:kern w:val="0"/>
                     <w:sz w:val="17"/>
@@ -4332,7 +4332,7 @@
                 </w:r>
                 <w:r>
                   <w:rPr>
-                    <w:rFonts w:ascii="맑은 고딕" w:eastAsia="맑은 고딕" w:hAnsi="맑은 고딕" w:cs="굴림" w:hint="eastAsia"/>
+                    <w:rFonts w:ascii="맑은 고딕" w:eastAsia="맑은 고딕" w:hAnsi="맑은 고딕" w:cs="Gulim" w:hint="eastAsia"/>
                     <w:color w:val="000000"/>
                     <w:kern w:val="0"/>
                     <w:sz w:val="17"/>
@@ -4343,7 +4343,7 @@
                 </w:r>
                 <w:r>
                   <w:rPr>
-                    <w:rFonts w:ascii="맑은 고딕" w:eastAsia="맑은 고딕" w:hAnsi="맑은 고딕" w:cs="굴림" w:hint="eastAsia"/>
+                    <w:rFonts w:ascii="맑은 고딕" w:eastAsia="맑은 고딕" w:hAnsi="맑은 고딕" w:cs="Gulim" w:hint="eastAsia"/>
                     <w:color w:val="000000"/>
                     <w:kern w:val="0"/>
                     <w:sz w:val="17"/>
@@ -4356,7 +4356,7 @@
             </w:sdt>
             <w:r>
               <w:rPr>
-                <w:rFonts w:ascii="맑은 고딕" w:eastAsia="맑은 고딕" w:hAnsi="맑은 고딕" w:cs="굴림" w:hint="eastAsia"/>
+                <w:rFonts w:ascii="맑은 고딕" w:eastAsia="맑은 고딕" w:hAnsi="맑은 고딕" w:cs="Gulim" w:hint="eastAsia"/>
                 <w:color w:val="000000"/>
                 <w:kern w:val="0"/>
                 <w:sz w:val="17"/>
@@ -4386,7 +4386,7 @@
               <w:autoSpaceDN/>
               <w:spacing w:beforeLines="200" w:before="480" w:after="0" w:line="720" w:lineRule="auto"/>
               <w:rPr>
-                <w:rFonts w:ascii="맑은 고딕" w:eastAsia="맑은 고딕" w:hAnsi="맑은 고딕" w:cs="굴림"/>
+                <w:rFonts w:ascii="맑은 고딕" w:eastAsia="맑은 고딕" w:hAnsi="맑은 고딕" w:cs="Gulim"/>
                 <w:color w:val="000000"/>
                 <w:kern w:val="0"/>
                 <w:szCs w:val="22"/>
@@ -4395,7 +4395,7 @@
             </w:pPr>
             <w:r>
               <w:rPr>
-                <w:rFonts w:ascii="맑은 고딕" w:eastAsia="맑은 고딕" w:hAnsi="맑은 고딕" w:cs="굴림" w:hint="eastAsia"/>
+                <w:rFonts w:ascii="맑은 고딕" w:eastAsia="맑은 고딕" w:hAnsi="맑은 고딕" w:cs="Gulim" w:hint="eastAsia"/>
                 <w:color w:val="000000"/>
                 <w:kern w:val="0"/>
                 <w:sz w:val="17"/>
@@ -4406,7 +4406,7 @@
             </w:r>
             <w:r>
               <w:rPr>
-                <w:rFonts w:ascii="맑은 고딕" w:eastAsia="맑은 고딕" w:hAnsi="맑은 고딕" w:cs="굴림" w:hint="eastAsia"/>
+                <w:rFonts w:ascii="맑은 고딕" w:eastAsia="맑은 고딕" w:hAnsi="맑은 고딕" w:cs="Gulim" w:hint="eastAsia"/>
                 <w:color w:val="000000"/>
                 <w:kern w:val="0"/>
                 <w:sz w:val="17"/>
@@ -4417,7 +4417,7 @@
             </w:r>
             <w:r>
               <w:rPr>
-                <w:rFonts w:ascii="맑은 고딕" w:eastAsia="맑은 고딕" w:hAnsi="맑은 고딕" w:cs="굴림" w:hint="eastAsia"/>
+                <w:rFonts w:ascii="맑은 고딕" w:eastAsia="맑은 고딕" w:hAnsi="맑은 고딕" w:cs="Gulim" w:hint="eastAsia"/>
                 <w:color w:val="000000"/>
                 <w:kern w:val="0"/>
                 <w:sz w:val="17"/>
@@ -4429,7 +4429,7 @@
             <w:proofErr w:type="spellStart"/>
             <w:r>
               <w:rPr>
-                <w:rFonts w:ascii="맑은 고딕" w:eastAsia="맑은 고딕" w:hAnsi="맑은 고딕" w:cs="굴림" w:hint="eastAsia"/>
+                <w:rFonts w:ascii="맑은 고딕" w:eastAsia="맑은 고딕" w:hAnsi="맑은 고딕" w:cs="Gulim" w:hint="eastAsia"/>
                 <w:color w:val="000000"/>
                 <w:kern w:val="0"/>
                 <w:sz w:val="17"/>
@@ -4441,7 +4441,7 @@
             <w:proofErr w:type="spellEnd"/>
             <w:r>
               <w:rPr>
-                <w:rFonts w:ascii="맑은 고딕" w:eastAsia="맑은 고딕" w:hAnsi="맑은 고딕" w:cs="굴림" w:hint="eastAsia"/>
+                <w:rFonts w:ascii="맑은 고딕" w:eastAsia="맑은 고딕" w:hAnsi="맑은 고딕" w:cs="Gulim" w:hint="eastAsia"/>
                 <w:color w:val="000000"/>
                 <w:kern w:val="0"/>
                 <w:sz w:val="17"/>
@@ -4452,7 +4452,7 @@
             </w:r>
             <w:r>
               <w:rPr>
-                <w:rFonts w:ascii="맑은 고딕" w:eastAsia="맑은 고딕" w:hAnsi="맑은 고딕" w:cs="굴림" w:hint="eastAsia"/>
+                <w:rFonts w:ascii="맑은 고딕" w:eastAsia="맑은 고딕" w:hAnsi="맑은 고딕" w:cs="Gulim" w:hint="eastAsia"/>
                 <w:color w:val="000000"/>
                 <w:kern w:val="0"/>
                 <w:sz w:val="17"/>
@@ -4463,7 +4463,7 @@
             </w:r>
             <w:r>
               <w:rPr>
-                <w:rFonts w:ascii="맑은 고딕" w:eastAsia="맑은 고딕" w:hAnsi="맑은 고딕" w:cs="굴림" w:hint="eastAsia"/>
+                <w:rFonts w:ascii="맑은 고딕" w:eastAsia="맑은 고딕" w:hAnsi="맑은 고딕" w:cs="Gulim" w:hint="eastAsia"/>
                 <w:color w:val="000000"/>
                 <w:kern w:val="0"/>
                 <w:sz w:val="17"/>
@@ -4499,7 +4499,7 @@
         <w:autoSpaceDE/>
         <w:autoSpaceDN/>
         <w:rPr>
-          <w:rFonts w:ascii="맑은 고딕" w:eastAsia="맑은 고딕" w:hAnsi="맑은 고딕" w:cs="Times New Roman" w:hint="eastAsia"/>
+          <w:rFonts w:ascii="맑은 고딕" w:eastAsia="맑은 고딕" w:hAnsi="맑은 고딕" w:cs="Times New Roman"/>
           <w:b/>
           <w:bCs/>
           <w:sz w:val="24"/>
@@ -4527,7 +4527,7 @@
         <w:autoSpaceDN/>
         <w:spacing w:after="0"/>
         <w:rPr>
-          <w:rFonts w:ascii="맑은 고딕" w:eastAsia="맑은 고딕" w:hAnsi="맑은 고딕" w:cs="굴림"/>
+          <w:rFonts w:ascii="맑은 고딕" w:eastAsia="맑은 고딕" w:hAnsi="맑은 고딕" w:cs="Gulim"/>
           <w:color w:val="000000"/>
           <w:kern w:val="0"/>
           <w:szCs w:val="22"/>
@@ -4536,7 +4536,7 @@
       </w:pPr>
       <w:r>
         <w:rPr>
-          <w:rFonts w:ascii="맑은 고딕" w:eastAsia="맑은 고딕" w:hAnsi="맑은 고딕" w:cs="굴림" w:hint="eastAsia"/>
+          <w:rFonts w:ascii="맑은 고딕" w:eastAsia="맑은 고딕" w:hAnsi="맑은 고딕" w:cs="Gulim" w:hint="eastAsia"/>
           <w:b/>
           <w:bCs/>
           <w:color w:val="000000"/>
@@ -4550,7 +4550,7 @@
       </w:r>
       <w:r>
         <w:rPr>
-          <w:rFonts w:ascii="맑은 고딕" w:eastAsia="맑은 고딕" w:hAnsi="맑은 고딕" w:cs="굴림" w:hint="eastAsia"/>
+          <w:rFonts w:ascii="맑은 고딕" w:eastAsia="맑은 고딕" w:hAnsi="맑은 고딕" w:cs="Gulim" w:hint="eastAsia"/>
           <w:b/>
           <w:bCs/>
           <w:color w:val="000000"/>
@@ -4564,7 +4564,7 @@
       <w:proofErr w:type="spellStart"/>
       <w:r>
         <w:rPr>
-          <w:rFonts w:ascii="맑은 고딕" w:eastAsia="맑은 고딕" w:hAnsi="맑은 고딕" w:cs="굴림" w:hint="eastAsia"/>
+          <w:rFonts w:ascii="맑은 고딕" w:eastAsia="맑은 고딕" w:hAnsi="맑은 고딕" w:cs="Gulim" w:hint="eastAsia"/>
           <w:b/>
           <w:bCs/>
           <w:color w:val="000000"/>
@@ -4578,7 +4578,7 @@
       <w:proofErr w:type="spellEnd"/>
       <w:r>
         <w:rPr>
-          <w:rFonts w:ascii="맑은 고딕" w:eastAsia="맑은 고딕" w:hAnsi="맑은 고딕" w:cs="굴림" w:hint="eastAsia"/>
+          <w:rFonts w:ascii="맑은 고딕" w:eastAsia="맑은 고딕" w:hAnsi="맑은 고딕" w:cs="Gulim" w:hint="eastAsia"/>
           <w:b/>
           <w:bCs/>
           <w:color w:val="000000"/>
@@ -4639,7 +4639,7 @@
               <w:spacing w:after="0"/>
               <w:jc w:val="center"/>
               <w:rPr>
-                <w:rFonts w:ascii="맑은 고딕" w:eastAsia="맑은 고딕" w:hAnsi="맑은 고딕" w:cs="굴림"/>
+                <w:rFonts w:ascii="맑은 고딕" w:eastAsia="맑은 고딕" w:hAnsi="맑은 고딕" w:cs="Gulim"/>
                 <w:color w:val="000000"/>
                 <w:kern w:val="0"/>
                 <w:szCs w:val="22"/>
@@ -4648,7 +4648,7 @@
             </w:pPr>
             <w:r>
               <w:rPr>
-                <w:rFonts w:ascii="맑은 고딕" w:eastAsia="맑은 고딕" w:hAnsi="맑은 고딕" w:cs="굴림" w:hint="eastAsia"/>
+                <w:rFonts w:ascii="맑은 고딕" w:eastAsia="맑은 고딕" w:hAnsi="맑은 고딕" w:cs="Gulim" w:hint="eastAsia"/>
                 <w:b/>
                 <w:bCs/>
                 <w:color w:val="000000"/>
@@ -4690,7 +4690,7 @@
               <w:spacing w:after="0"/>
               <w:jc w:val="center"/>
               <w:rPr>
-                <w:rFonts w:ascii="맑은 고딕" w:eastAsia="맑은 고딕" w:hAnsi="맑은 고딕" w:cs="굴림"/>
+                <w:rFonts w:ascii="맑은 고딕" w:eastAsia="맑은 고딕" w:hAnsi="맑은 고딕" w:cs="Gulim"/>
                 <w:color w:val="000000"/>
                 <w:kern w:val="0"/>
                 <w:szCs w:val="22"/>
@@ -4699,7 +4699,7 @@
             </w:pPr>
             <w:r>
               <w:rPr>
-                <w:rFonts w:ascii="맑은 고딕" w:eastAsia="맑은 고딕" w:hAnsi="맑은 고딕" w:cs="굴림" w:hint="eastAsia"/>
+                <w:rFonts w:ascii="맑은 고딕" w:eastAsia="맑은 고딕" w:hAnsi="맑은 고딕" w:cs="Gulim" w:hint="eastAsia"/>
                 <w:b/>
                 <w:bCs/>
                 <w:color w:val="000000"/>
@@ -4741,7 +4741,7 @@
               <w:spacing w:after="0"/>
               <w:jc w:val="center"/>
               <w:rPr>
-                <w:rFonts w:ascii="맑은 고딕" w:eastAsia="맑은 고딕" w:hAnsi="맑은 고딕" w:cs="굴림"/>
+                <w:rFonts w:ascii="맑은 고딕" w:eastAsia="맑은 고딕" w:hAnsi="맑은 고딕" w:cs="Gulim"/>
                 <w:color w:val="000000"/>
                 <w:kern w:val="0"/>
                 <w:szCs w:val="22"/>
@@ -4750,7 +4750,7 @@
             </w:pPr>
             <w:r>
               <w:rPr>
-                <w:rFonts w:ascii="맑은 고딕" w:eastAsia="맑은 고딕" w:hAnsi="맑은 고딕" w:cs="굴림" w:hint="eastAsia"/>
+                <w:rFonts w:ascii="맑은 고딕" w:eastAsia="맑은 고딕" w:hAnsi="맑은 고딕" w:cs="Gulim" w:hint="eastAsia"/>
                 <w:b/>
                 <w:bCs/>
                 <w:color w:val="000000"/>
@@ -4792,7 +4792,7 @@
               <w:spacing w:after="0"/>
               <w:jc w:val="center"/>
               <w:rPr>
-                <w:rFonts w:ascii="맑은 고딕" w:eastAsia="맑은 고딕" w:hAnsi="맑은 고딕" w:cs="굴림"/>
+                <w:rFonts w:ascii="맑은 고딕" w:eastAsia="맑은 고딕" w:hAnsi="맑은 고딕" w:cs="Gulim"/>
                 <w:color w:val="000000"/>
                 <w:kern w:val="0"/>
                 <w:szCs w:val="22"/>
@@ -4801,7 +4801,7 @@
             </w:pPr>
             <w:r>
               <w:rPr>
-                <w:rFonts w:ascii="맑은 고딕" w:eastAsia="맑은 고딕" w:hAnsi="맑은 고딕" w:cs="굴림" w:hint="eastAsia"/>
+                <w:rFonts w:ascii="맑은 고딕" w:eastAsia="맑은 고딕" w:hAnsi="맑은 고딕" w:cs="Gulim" w:hint="eastAsia"/>
                 <w:b/>
                 <w:bCs/>
                 <w:color w:val="000000"/>
@@ -4840,7 +4840,7 @@
               <w:autoSpaceDN/>
               <w:spacing w:after="0"/>
               <w:rPr>
-                <w:rFonts w:ascii="맑은 고딕" w:eastAsia="맑은 고딕" w:hAnsi="맑은 고딕" w:cs="굴림"/>
+                <w:rFonts w:ascii="맑은 고딕" w:eastAsia="맑은 고딕" w:hAnsi="맑은 고딕" w:cs="Gulim"/>
                 <w:color w:val="000000"/>
                 <w:kern w:val="0"/>
                 <w:szCs w:val="22"/>
@@ -4870,7 +4870,7 @@
               <w:autoSpaceDN/>
               <w:spacing w:after="0"/>
               <w:rPr>
-                <w:rFonts w:ascii="맑은 고딕" w:eastAsia="맑은 고딕" w:hAnsi="맑은 고딕" w:cs="굴림"/>
+                <w:rFonts w:ascii="맑은 고딕" w:eastAsia="맑은 고딕" w:hAnsi="맑은 고딕" w:cs="Gulim"/>
                 <w:color w:val="000000"/>
                 <w:kern w:val="0"/>
                 <w:szCs w:val="22"/>
@@ -4900,7 +4900,7 @@
               <w:autoSpaceDN/>
               <w:spacing w:after="0"/>
               <w:rPr>
-                <w:rFonts w:ascii="맑은 고딕" w:eastAsia="맑은 고딕" w:hAnsi="맑은 고딕" w:cs="굴림"/>
+                <w:rFonts w:ascii="맑은 고딕" w:eastAsia="맑은 고딕" w:hAnsi="맑은 고딕" w:cs="Gulim"/>
                 <w:color w:val="000000"/>
                 <w:kern w:val="0"/>
                 <w:szCs w:val="22"/>
@@ -4937,7 +4937,7 @@
               <w:spacing w:after="0"/>
               <w:jc w:val="center"/>
               <w:rPr>
-                <w:rFonts w:ascii="맑은 고딕" w:eastAsia="맑은 고딕" w:hAnsi="맑은 고딕" w:cs="굴림"/>
+                <w:rFonts w:ascii="맑은 고딕" w:eastAsia="맑은 고딕" w:hAnsi="맑은 고딕" w:cs="Gulim"/>
                 <w:color w:val="000000"/>
                 <w:kern w:val="0"/>
                 <w:szCs w:val="22"/>
@@ -4946,7 +4946,7 @@
             </w:pPr>
             <w:r>
               <w:rPr>
-                <w:rFonts w:ascii="맑은 고딕" w:eastAsia="맑은 고딕" w:hAnsi="맑은 고딕" w:cs="굴림" w:hint="eastAsia"/>
+                <w:rFonts w:ascii="맑은 고딕" w:eastAsia="맑은 고딕" w:hAnsi="맑은 고딕" w:cs="Gulim" w:hint="eastAsia"/>
                 <w:b/>
                 <w:bCs/>
                 <w:color w:val="000000"/>
@@ -4987,7 +4987,7 @@
               <w:spacing w:after="0"/>
               <w:jc w:val="center"/>
               <w:rPr>
-                <w:rFonts w:ascii="맑은 고딕" w:eastAsia="맑은 고딕" w:hAnsi="맑은 고딕" w:cs="굴림"/>
+                <w:rFonts w:ascii="맑은 고딕" w:eastAsia="맑은 고딕" w:hAnsi="맑은 고딕" w:cs="Gulim"/>
                 <w:color w:val="000000"/>
                 <w:kern w:val="0"/>
                 <w:szCs w:val="22"/>
@@ -4996,7 +4996,7 @@
             </w:pPr>
             <w:r>
               <w:rPr>
-                <w:rFonts w:ascii="맑은 고딕" w:eastAsia="맑은 고딕" w:hAnsi="맑은 고딕" w:cs="굴림" w:hint="eastAsia"/>
+                <w:rFonts w:ascii="맑은 고딕" w:eastAsia="맑은 고딕" w:hAnsi="맑은 고딕" w:cs="Gulim" w:hint="eastAsia"/>
                 <w:b/>
                 <w:bCs/>
                 <w:color w:val="000000"/>
@@ -5042,7 +5042,7 @@
               <w:spacing w:after="0"/>
               <w:jc w:val="center"/>
               <w:rPr>
-                <w:rFonts w:ascii="맑은 고딕" w:eastAsia="맑은 고딕" w:hAnsi="맑은 고딕" w:cs="굴림" w:hint="eastAsia"/>
+                <w:rFonts w:ascii="맑은 고딕" w:eastAsia="맑은 고딕" w:hAnsi="맑은 고딕" w:cs="Gulim"/>
                 <w:color w:val="000000"/>
                 <w:kern w:val="0"/>
                 <w:sz w:val="16"/>
@@ -5052,7 +5052,7 @@
             </w:pPr>
             <w:r>
               <w:rPr>
-                <w:rFonts w:ascii="맑은 고딕" w:eastAsia="맑은 고딕" w:hAnsi="맑은 고딕" w:cs="굴림" w:hint="eastAsia"/>
+                <w:rFonts w:ascii="맑은 고딕" w:eastAsia="맑은 고딕" w:hAnsi="맑은 고딕" w:cs="Gulim" w:hint="eastAsia"/>
                 <w:color w:val="000000"/>
                 <w:kern w:val="0"/>
                 <w:sz w:val="16"/>
@@ -5063,7 +5063,7 @@
             </w:r>
             <w:r>
               <w:rPr>
-                <w:rFonts w:ascii="맑은 고딕" w:eastAsia="맑은 고딕" w:hAnsi="맑은 고딕" w:cs="굴림" w:hint="eastAsia"/>
+                <w:rFonts w:ascii="맑은 고딕" w:eastAsia="맑은 고딕" w:hAnsi="맑은 고딕" w:cs="Gulim" w:hint="eastAsia"/>
                 <w:color w:val="000000"/>
                 <w:kern w:val="0"/>
                 <w:sz w:val="16"/>
@@ -5101,7 +5101,7 @@
               <w:spacing w:after="0"/>
               <w:jc w:val="center"/>
               <w:rPr>
-                <w:rFonts w:ascii="맑은 고딕" w:eastAsia="맑은 고딕" w:hAnsi="맑은 고딕" w:cs="굴림"/>
+                <w:rFonts w:ascii="맑은 고딕" w:eastAsia="맑은 고딕" w:hAnsi="맑은 고딕" w:cs="Gulim"/>
                 <w:color w:val="000000"/>
                 <w:kern w:val="0"/>
                 <w:sz w:val="16"/>
@@ -5111,7 +5111,7 @@
             </w:pPr>
             <w:r>
               <w:rPr>
-                <w:rFonts w:ascii="맑은 고딕" w:eastAsia="맑은 고딕" w:hAnsi="맑은 고딕" w:cs="굴림" w:hint="eastAsia"/>
+                <w:rFonts w:ascii="맑은 고딕" w:eastAsia="맑은 고딕" w:hAnsi="맑은 고딕" w:cs="Gulim" w:hint="eastAsia"/>
                 <w:color w:val="000000"/>
                 <w:kern w:val="0"/>
                 <w:sz w:val="16"/>
@@ -5150,7 +5150,7 @@
               <w:spacing w:after="0"/>
               <w:jc w:val="center"/>
               <w:rPr>
-                <w:rFonts w:ascii="맑은 고딕" w:eastAsia="맑은 고딕" w:hAnsi="맑은 고딕" w:cs="굴림"/>
+                <w:rFonts w:ascii="맑은 고딕" w:eastAsia="맑은 고딕" w:hAnsi="맑은 고딕" w:cs="Gulim"/>
                 <w:color w:val="000000"/>
                 <w:kern w:val="0"/>
                 <w:sz w:val="16"/>
@@ -5160,7 +5160,7 @@
             </w:pPr>
             <w:r>
               <w:rPr>
-                <w:rFonts w:ascii="맑은 고딕" w:eastAsia="맑은 고딕" w:hAnsi="맑은 고딕" w:cs="굴림" w:hint="eastAsia"/>
+                <w:rFonts w:ascii="맑은 고딕" w:eastAsia="맑은 고딕" w:hAnsi="맑은 고딕" w:cs="Gulim" w:hint="eastAsia"/>
                 <w:color w:val="000000"/>
                 <w:kern w:val="0"/>
                 <w:sz w:val="16"/>
@@ -5172,7 +5172,7 @@
             <w:proofErr w:type="spellStart"/>
             <w:r>
               <w:rPr>
-                <w:rFonts w:ascii="맑은 고딕" w:eastAsia="맑은 고딕" w:hAnsi="맑은 고딕" w:cs="굴림" w:hint="eastAsia"/>
+                <w:rFonts w:ascii="맑은 고딕" w:eastAsia="맑은 고딕" w:hAnsi="맑은 고딕" w:cs="Gulim" w:hint="eastAsia"/>
                 <w:color w:val="000000"/>
                 <w:kern w:val="0"/>
                 <w:sz w:val="16"/>
@@ -5192,7 +5192,7 @@
               <w:spacing w:after="0"/>
               <w:jc w:val="center"/>
               <w:rPr>
-                <w:rFonts w:ascii="맑은 고딕" w:eastAsia="맑은 고딕" w:hAnsi="맑은 고딕" w:cs="굴림"/>
+                <w:rFonts w:ascii="맑은 고딕" w:eastAsia="맑은 고딕" w:hAnsi="맑은 고딕" w:cs="Gulim"/>
                 <w:color w:val="000000"/>
                 <w:kern w:val="0"/>
                 <w:sz w:val="16"/>
@@ -5202,7 +5202,7 @@
             </w:pPr>
             <w:r>
               <w:rPr>
-                <w:rFonts w:ascii="맑은 고딕" w:eastAsia="맑은 고딕" w:hAnsi="맑은 고딕" w:cs="굴림" w:hint="eastAsia"/>
+                <w:rFonts w:ascii="맑은 고딕" w:eastAsia="맑은 고딕" w:hAnsi="맑은 고딕" w:cs="Gulim" w:hint="eastAsia"/>
                 <w:color w:val="000000"/>
                 <w:kern w:val="0"/>
                 <w:sz w:val="16"/>
@@ -5240,7 +5240,7 @@
               <w:spacing w:after="0"/>
               <w:jc w:val="center"/>
               <w:rPr>
-                <w:rFonts w:ascii="맑은 고딕" w:eastAsia="맑은 고딕" w:hAnsi="맑은 고딕" w:cs="굴림"/>
+                <w:rFonts w:ascii="맑은 고딕" w:eastAsia="맑은 고딕" w:hAnsi="맑은 고딕" w:cs="Gulim"/>
                 <w:color w:val="000000"/>
                 <w:kern w:val="0"/>
                 <w:sz w:val="16"/>
@@ -5250,7 +5250,7 @@
             </w:pPr>
             <w:r>
               <w:rPr>
-                <w:rFonts w:ascii="맑은 고딕" w:eastAsia="맑은 고딕" w:hAnsi="맑은 고딕" w:cs="굴림" w:hint="eastAsia"/>
+                <w:rFonts w:ascii="맑은 고딕" w:eastAsia="맑은 고딕" w:hAnsi="맑은 고딕" w:cs="Gulim" w:hint="eastAsia"/>
                 <w:color w:val="000000"/>
                 <w:kern w:val="0"/>
                 <w:sz w:val="16"/>
@@ -5288,7 +5288,7 @@
               <w:spacing w:after="0"/>
               <w:jc w:val="center"/>
               <w:rPr>
-                <w:rFonts w:ascii="맑은 고딕" w:eastAsia="맑은 고딕" w:hAnsi="맑은 고딕" w:cs="굴림"/>
+                <w:rFonts w:ascii="맑은 고딕" w:eastAsia="맑은 고딕" w:hAnsi="맑은 고딕" w:cs="Gulim"/>
                 <w:color w:val="000000"/>
                 <w:kern w:val="0"/>
                 <w:sz w:val="16"/>
@@ -5298,7 +5298,7 @@
             </w:pPr>
             <w:r>
               <w:rPr>
-                <w:rFonts w:ascii="맑은 고딕" w:eastAsia="맑은 고딕" w:hAnsi="맑은 고딕" w:cs="굴림" w:hint="eastAsia"/>
+                <w:rFonts w:ascii="맑은 고딕" w:eastAsia="맑은 고딕" w:hAnsi="맑은 고딕" w:cs="Gulim" w:hint="eastAsia"/>
                 <w:color w:val="000000"/>
                 <w:kern w:val="0"/>
                 <w:sz w:val="16"/>
@@ -5336,7 +5336,7 @@
               <w:spacing w:after="0"/>
               <w:jc w:val="center"/>
               <w:rPr>
-                <w:rFonts w:ascii="맑은 고딕" w:eastAsia="맑은 고딕" w:hAnsi="맑은 고딕" w:cs="굴림"/>
+                <w:rFonts w:ascii="맑은 고딕" w:eastAsia="맑은 고딕" w:hAnsi="맑은 고딕" w:cs="Gulim"/>
                 <w:color w:val="000000"/>
                 <w:kern w:val="0"/>
                 <w:sz w:val="16"/>
@@ -5373,7 +5373,7 @@
               <w:spacing w:after="0"/>
               <w:jc w:val="center"/>
               <w:rPr>
-                <w:rFonts w:ascii="맑은 고딕" w:eastAsia="맑은 고딕" w:hAnsi="맑은 고딕" w:cs="굴림"/>
+                <w:rFonts w:ascii="맑은 고딕" w:eastAsia="맑은 고딕" w:hAnsi="맑은 고딕" w:cs="Gulim"/>
                 <w:color w:val="000000"/>
                 <w:kern w:val="0"/>
                 <w:sz w:val="16"/>
@@ -5383,7 +5383,7 @@
             </w:pPr>
             <w:r>
               <w:rPr>
-                <w:rFonts w:ascii="맑은 고딕" w:eastAsia="맑은 고딕" w:hAnsi="맑은 고딕" w:cs="굴림" w:hint="eastAsia"/>
+                <w:rFonts w:ascii="맑은 고딕" w:eastAsia="맑은 고딕" w:hAnsi="맑은 고딕" w:cs="Gulim" w:hint="eastAsia"/>
                 <w:color w:val="000000"/>
                 <w:kern w:val="0"/>
                 <w:sz w:val="16"/>
@@ -5416,7 +5416,7 @@
               <w:spacing w:after="0"/>
               <w:jc w:val="center"/>
               <w:rPr>
-                <w:rFonts w:ascii="맑은 고딕" w:eastAsia="맑은 고딕" w:hAnsi="맑은 고딕" w:cs="굴림"/>
+                <w:rFonts w:ascii="맑은 고딕" w:eastAsia="맑은 고딕" w:hAnsi="맑은 고딕" w:cs="Gulim"/>
                 <w:color w:val="000000"/>
                 <w:kern w:val="0"/>
                 <w:sz w:val="16"/>
@@ -5453,7 +5453,7 @@
               <w:spacing w:after="0"/>
               <w:jc w:val="center"/>
               <w:rPr>
-                <w:rFonts w:ascii="맑은 고딕" w:eastAsia="맑은 고딕" w:hAnsi="맑은 고딕" w:cs="굴림"/>
+                <w:rFonts w:ascii="맑은 고딕" w:eastAsia="맑은 고딕" w:hAnsi="맑은 고딕" w:cs="Gulim"/>
                 <w:color w:val="000000"/>
                 <w:kern w:val="0"/>
                 <w:sz w:val="16"/>
@@ -5463,7 +5463,7 @@
             </w:pPr>
             <w:r>
               <w:rPr>
-                <w:rFonts w:ascii="맑은 고딕" w:eastAsia="맑은 고딕" w:hAnsi="맑은 고딕" w:cs="굴림" w:hint="eastAsia"/>
+                <w:rFonts w:ascii="맑은 고딕" w:eastAsia="맑은 고딕" w:hAnsi="맑은 고딕" w:cs="Gulim" w:hint="eastAsia"/>
                 <w:color w:val="000000"/>
                 <w:kern w:val="0"/>
                 <w:sz w:val="16"/>
@@ -5482,7 +5482,7 @@
               <w:spacing w:after="0"/>
               <w:jc w:val="center"/>
               <w:rPr>
-                <w:rFonts w:ascii="맑은 고딕" w:eastAsia="맑은 고딕" w:hAnsi="맑은 고딕" w:cs="굴림"/>
+                <w:rFonts w:ascii="맑은 고딕" w:eastAsia="맑은 고딕" w:hAnsi="맑은 고딕" w:cs="Gulim"/>
                 <w:color w:val="000000"/>
                 <w:kern w:val="0"/>
                 <w:sz w:val="16"/>
@@ -5492,7 +5492,7 @@
             </w:pPr>
             <w:r>
               <w:rPr>
-                <w:rFonts w:ascii="맑은 고딕" w:eastAsia="맑은 고딕" w:hAnsi="맑은 고딕" w:cs="굴림" w:hint="eastAsia"/>
+                <w:rFonts w:ascii="맑은 고딕" w:eastAsia="맑은 고딕" w:hAnsi="맑은 고딕" w:cs="Gulim" w:hint="eastAsia"/>
                 <w:color w:val="000000"/>
                 <w:kern w:val="0"/>
                 <w:sz w:val="16"/>
@@ -5530,7 +5530,7 @@
               <w:spacing w:after="0"/>
               <w:jc w:val="center"/>
               <w:rPr>
-                <w:rFonts w:ascii="맑은 고딕" w:eastAsia="맑은 고딕" w:hAnsi="맑은 고딕" w:cs="굴림"/>
+                <w:rFonts w:ascii="맑은 고딕" w:eastAsia="맑은 고딕" w:hAnsi="맑은 고딕" w:cs="Gulim"/>
                 <w:color w:val="000000"/>
                 <w:kern w:val="0"/>
                 <w:sz w:val="16"/>
@@ -5540,7 +5540,7 @@
             </w:pPr>
             <w:r>
               <w:rPr>
-                <w:rFonts w:ascii="맑은 고딕" w:eastAsia="맑은 고딕" w:hAnsi="맑은 고딕" w:cs="굴림" w:hint="eastAsia"/>
+                <w:rFonts w:ascii="맑은 고딕" w:eastAsia="맑은 고딕" w:hAnsi="맑은 고딕" w:cs="Gulim" w:hint="eastAsia"/>
                 <w:color w:val="000000"/>
                 <w:kern w:val="0"/>
                 <w:sz w:val="16"/>
@@ -5559,7 +5559,7 @@
               <w:spacing w:after="0"/>
               <w:jc w:val="center"/>
               <w:rPr>
-                <w:rFonts w:ascii="맑은 고딕" w:eastAsia="맑은 고딕" w:hAnsi="맑은 고딕" w:cs="굴림"/>
+                <w:rFonts w:ascii="맑은 고딕" w:eastAsia="맑은 고딕" w:hAnsi="맑은 고딕" w:cs="Gulim"/>
                 <w:color w:val="000000"/>
                 <w:kern w:val="0"/>
                 <w:sz w:val="16"/>
@@ -5569,7 +5569,7 @@
             </w:pPr>
             <w:r>
               <w:rPr>
-                <w:rFonts w:ascii="맑은 고딕" w:eastAsia="맑은 고딕" w:hAnsi="맑은 고딕" w:cs="굴림" w:hint="eastAsia"/>
+                <w:rFonts w:ascii="맑은 고딕" w:eastAsia="맑은 고딕" w:hAnsi="맑은 고딕" w:cs="Gulim" w:hint="eastAsia"/>
                 <w:color w:val="000000"/>
                 <w:kern w:val="0"/>
                 <w:sz w:val="16"/>
@@ -5605,7 +5605,7 @@
               <w:spacing w:after="0"/>
               <w:jc w:val="center"/>
               <w:rPr>
-                <w:rFonts w:ascii="맑은 고딕" w:eastAsia="맑은 고딕" w:hAnsi="맑은 고딕" w:cs="굴림"/>
+                <w:rFonts w:ascii="맑은 고딕" w:eastAsia="맑은 고딕" w:hAnsi="맑은 고딕" w:cs="Gulim"/>
                 <w:color w:val="000000"/>
                 <w:kern w:val="0"/>
                 <w:sz w:val="16"/>
@@ -5615,7 +5615,7 @@
             </w:pPr>
             <w:r>
               <w:rPr>
-                <w:rFonts w:ascii="맑은 고딕" w:eastAsia="맑은 고딕" w:hAnsi="맑은 고딕" w:cs="굴림" w:hint="eastAsia"/>
+                <w:rFonts w:ascii="맑은 고딕" w:eastAsia="맑은 고딕" w:hAnsi="맑은 고딕" w:cs="Gulim" w:hint="eastAsia"/>
                 <w:color w:val="000000"/>
                 <w:kern w:val="0"/>
                 <w:sz w:val="16"/>
@@ -5652,7 +5652,7 @@
               <w:spacing w:after="0"/>
               <w:jc w:val="center"/>
               <w:rPr>
-                <w:rFonts w:ascii="맑은 고딕" w:eastAsia="맑은 고딕" w:hAnsi="맑은 고딕" w:cs="굴림" w:hint="eastAsia"/>
+                <w:rFonts w:ascii="맑은 고딕" w:eastAsia="맑은 고딕" w:hAnsi="맑은 고딕" w:cs="Gulim"/>
                 <w:color w:val="000000"/>
                 <w:kern w:val="0"/>
                 <w:sz w:val="16"/>
@@ -5662,7 +5662,7 @@
             </w:pPr>
             <w:r>
               <w:rPr>
-                <w:rFonts w:ascii="맑은 고딕" w:eastAsia="맑은 고딕" w:hAnsi="맑은 고딕" w:cs="굴림" w:hint="eastAsia"/>
+                <w:rFonts w:ascii="맑은 고딕" w:eastAsia="맑은 고딕" w:hAnsi="맑은 고딕" w:cs="Gulim" w:hint="eastAsia"/>
                 <w:color w:val="000000"/>
                 <w:kern w:val="0"/>
                 <w:sz w:val="16"/>
@@ -5673,7 +5673,7 @@
             </w:r>
             <w:r>
               <w:rPr>
-                <w:rFonts w:ascii="맑은 고딕" w:eastAsia="맑은 고딕" w:hAnsi="맑은 고딕" w:cs="굴림" w:hint="eastAsia"/>
+                <w:rFonts w:ascii="맑은 고딕" w:eastAsia="맑은 고딕" w:hAnsi="맑은 고딕" w:cs="Gulim" w:hint="eastAsia"/>
                 <w:color w:val="000000"/>
                 <w:kern w:val="0"/>
                 <w:sz w:val="16"/>
@@ -5704,7 +5704,7 @@
               <w:spacing w:after="0"/>
               <w:jc w:val="center"/>
               <w:rPr>
-                <w:rFonts w:ascii="맑은 고딕" w:eastAsia="맑은 고딕" w:hAnsi="맑은 고딕" w:cs="굴림"/>
+                <w:rFonts w:ascii="맑은 고딕" w:eastAsia="맑은 고딕" w:hAnsi="맑은 고딕" w:cs="Gulim"/>
                 <w:color w:val="000000"/>
                 <w:kern w:val="0"/>
                 <w:sz w:val="16"/>
@@ -5714,7 +5714,7 @@
             </w:pPr>
             <w:r>
               <w:rPr>
-                <w:rFonts w:ascii="맑은 고딕" w:eastAsia="맑은 고딕" w:hAnsi="맑은 고딕" w:cs="굴림" w:hint="eastAsia"/>
+                <w:rFonts w:ascii="맑은 고딕" w:eastAsia="맑은 고딕" w:hAnsi="맑은 고딕" w:cs="Gulim" w:hint="eastAsia"/>
                 <w:color w:val="000000"/>
                 <w:kern w:val="0"/>
                 <w:sz w:val="16"/>
@@ -5726,7 +5726,7 @@
             <w:proofErr w:type="spellStart"/>
             <w:r>
               <w:rPr>
-                <w:rFonts w:ascii="맑은 고딕" w:eastAsia="맑은 고딕" w:hAnsi="맑은 고딕" w:cs="굴림" w:hint="eastAsia"/>
+                <w:rFonts w:ascii="맑은 고딕" w:eastAsia="맑은 고딕" w:hAnsi="맑은 고딕" w:cs="Gulim" w:hint="eastAsia"/>
                 <w:color w:val="000000"/>
                 <w:kern w:val="0"/>
                 <w:sz w:val="16"/>
@@ -5746,7 +5746,7 @@
               <w:spacing w:after="0"/>
               <w:jc w:val="center"/>
               <w:rPr>
-                <w:rFonts w:ascii="맑은 고딕" w:eastAsia="맑은 고딕" w:hAnsi="맑은 고딕" w:cs="굴림"/>
+                <w:rFonts w:ascii="맑은 고딕" w:eastAsia="맑은 고딕" w:hAnsi="맑은 고딕" w:cs="Gulim"/>
                 <w:color w:val="000000"/>
                 <w:kern w:val="0"/>
                 <w:sz w:val="16"/>
@@ -5756,7 +5756,7 @@
             </w:pPr>
             <w:r>
               <w:rPr>
-                <w:rFonts w:ascii="맑은 고딕" w:eastAsia="맑은 고딕" w:hAnsi="맑은 고딕" w:cs="굴림" w:hint="eastAsia"/>
+                <w:rFonts w:ascii="맑은 고딕" w:eastAsia="맑은 고딕" w:hAnsi="맑은 고딕" w:cs="Gulim" w:hint="eastAsia"/>
                 <w:color w:val="000000"/>
                 <w:kern w:val="0"/>
                 <w:sz w:val="16"/>
@@ -5793,7 +5793,7 @@
               <w:spacing w:after="0"/>
               <w:jc w:val="center"/>
               <w:rPr>
-                <w:rFonts w:ascii="맑은 고딕" w:eastAsia="맑은 고딕" w:hAnsi="맑은 고딕" w:cs="굴림" w:hint="eastAsia"/>
+                <w:rFonts w:ascii="맑은 고딕" w:eastAsia="맑은 고딕" w:hAnsi="맑은 고딕" w:cs="Gulim"/>
                 <w:color w:val="000000"/>
                 <w:kern w:val="0"/>
                 <w:sz w:val="16"/>
@@ -5804,7 +5804,7 @@
             <w:proofErr w:type="spellStart"/>
             <w:r>
               <w:rPr>
-                <w:rFonts w:ascii="맑은 고딕" w:eastAsia="맑은 고딕" w:hAnsi="맑은 고딕" w:cs="굴림" w:hint="eastAsia"/>
+                <w:rFonts w:ascii="맑은 고딕" w:eastAsia="맑은 고딕" w:hAnsi="맑은 고딕" w:cs="Gulim" w:hint="eastAsia"/>
                 <w:color w:val="000000"/>
                 <w:kern w:val="0"/>
                 <w:sz w:val="16"/>
@@ -5842,7 +5842,7 @@
               <w:spacing w:after="0"/>
               <w:jc w:val="center"/>
               <w:rPr>
-                <w:rFonts w:ascii="맑은 고딕" w:eastAsia="맑은 고딕" w:hAnsi="맑은 고딕" w:cs="굴림" w:hint="eastAsia"/>
+                <w:rFonts w:ascii="맑은 고딕" w:eastAsia="맑은 고딕" w:hAnsi="맑은 고딕" w:cs="Gulim"/>
                 <w:color w:val="000000"/>
                 <w:kern w:val="0"/>
                 <w:sz w:val="16"/>
@@ -5853,7 +5853,7 @@
             <w:proofErr w:type="spellStart"/>
             <w:r>
               <w:rPr>
-                <w:rFonts w:ascii="맑은 고딕" w:eastAsia="맑은 고딕" w:hAnsi="맑은 고딕" w:cs="굴림" w:hint="eastAsia"/>
+                <w:rFonts w:ascii="맑은 고딕" w:eastAsia="맑은 고딕" w:hAnsi="맑은 고딕" w:cs="Gulim" w:hint="eastAsia"/>
                 <w:color w:val="000000"/>
                 <w:kern w:val="0"/>
                 <w:sz w:val="16"/>
@@ -5890,7 +5890,7 @@
               <w:spacing w:after="0"/>
               <w:jc w:val="center"/>
               <w:rPr>
-                <w:rFonts w:ascii="맑은 고딕" w:eastAsia="맑은 고딕" w:hAnsi="맑은 고딕" w:cs="굴림" w:hint="eastAsia"/>
+                <w:rFonts w:ascii="맑은 고딕" w:eastAsia="맑은 고딕" w:hAnsi="맑은 고딕" w:cs="Gulim"/>
                 <w:color w:val="000000"/>
                 <w:kern w:val="0"/>
                 <w:sz w:val="16"/>
@@ -5926,7 +5926,7 @@
               <w:spacing w:after="0"/>
               <w:jc w:val="center"/>
               <w:rPr>
-                <w:rFonts w:ascii="맑은 고딕" w:eastAsia="맑은 고딕" w:hAnsi="맑은 고딕" w:cs="굴림" w:hint="eastAsia"/>
+                <w:rFonts w:ascii="맑은 고딕" w:eastAsia="맑은 고딕" w:hAnsi="맑은 고딕" w:cs="Gulim"/>
                 <w:color w:val="000000"/>
                 <w:kern w:val="0"/>
                 <w:sz w:val="16"/>
@@ -5936,7 +5936,7 @@
             </w:pPr>
             <w:r>
               <w:rPr>
-                <w:rFonts w:ascii="맑은 고딕" w:eastAsia="맑은 고딕" w:hAnsi="맑은 고딕" w:cs="굴림" w:hint="eastAsia"/>
+                <w:rFonts w:ascii="맑은 고딕" w:eastAsia="맑은 고딕" w:hAnsi="맑은 고딕" w:cs="Gulim" w:hint="eastAsia"/>
                 <w:color w:val="000000"/>
                 <w:kern w:val="0"/>
                 <w:sz w:val="16"/>
@@ -5967,7 +5967,7 @@
               <w:spacing w:after="0"/>
               <w:jc w:val="center"/>
               <w:rPr>
-                <w:rFonts w:ascii="맑은 고딕" w:eastAsia="맑은 고딕" w:hAnsi="맑은 고딕" w:cs="굴림"/>
+                <w:rFonts w:ascii="맑은 고딕" w:eastAsia="맑은 고딕" w:hAnsi="맑은 고딕" w:cs="Gulim"/>
                 <w:color w:val="000000"/>
                 <w:kern w:val="0"/>
                 <w:sz w:val="16"/>
@@ -5977,7 +5977,7 @@
             </w:pPr>
             <w:r>
               <w:rPr>
-                <w:rFonts w:ascii="맑은 고딕" w:eastAsia="맑은 고딕" w:hAnsi="맑은 고딕" w:cs="굴림" w:hint="eastAsia"/>
+                <w:rFonts w:ascii="맑은 고딕" w:eastAsia="맑은 고딕" w:hAnsi="맑은 고딕" w:cs="Gulim" w:hint="eastAsia"/>
                 <w:color w:val="000000"/>
                 <w:kern w:val="0"/>
                 <w:sz w:val="16"/>
@@ -5989,7 +5989,7 @@
             <w:proofErr w:type="spellStart"/>
             <w:r>
               <w:rPr>
-                <w:rFonts w:ascii="맑은 고딕" w:eastAsia="맑은 고딕" w:hAnsi="맑은 고딕" w:cs="굴림" w:hint="eastAsia"/>
+                <w:rFonts w:ascii="맑은 고딕" w:eastAsia="맑은 고딕" w:hAnsi="맑은 고딕" w:cs="Gulim" w:hint="eastAsia"/>
                 <w:color w:val="000000"/>
                 <w:kern w:val="0"/>
                 <w:sz w:val="16"/>
@@ -6009,7 +6009,7 @@
               <w:spacing w:after="0"/>
               <w:jc w:val="center"/>
               <w:rPr>
-                <w:rFonts w:ascii="맑은 고딕" w:eastAsia="맑은 고딕" w:hAnsi="맑은 고딕" w:cs="굴림" w:hint="eastAsia"/>
+                <w:rFonts w:ascii="맑은 고딕" w:eastAsia="맑은 고딕" w:hAnsi="맑은 고딕" w:cs="Gulim"/>
                 <w:color w:val="000000"/>
                 <w:kern w:val="0"/>
                 <w:sz w:val="16"/>
@@ -6019,7 +6019,7 @@
             </w:pPr>
             <w:r>
               <w:rPr>
-                <w:rFonts w:ascii="맑은 고딕" w:eastAsia="맑은 고딕" w:hAnsi="맑은 고딕" w:cs="굴림" w:hint="eastAsia"/>
+                <w:rFonts w:ascii="맑은 고딕" w:eastAsia="맑은 고딕" w:hAnsi="맑은 고딕" w:cs="Gulim" w:hint="eastAsia"/>
                 <w:color w:val="000000"/>
                 <w:kern w:val="0"/>
                 <w:sz w:val="16"/>
@@ -6056,7 +6056,7 @@
               <w:spacing w:after="0"/>
               <w:jc w:val="center"/>
               <w:rPr>
-                <w:rFonts w:ascii="맑은 고딕" w:eastAsia="맑은 고딕" w:hAnsi="맑은 고딕" w:cs="굴림" w:hint="eastAsia"/>
+                <w:rFonts w:ascii="맑은 고딕" w:eastAsia="맑은 고딕" w:hAnsi="맑은 고딕" w:cs="Gulim"/>
                 <w:color w:val="000000"/>
                 <w:kern w:val="0"/>
                 <w:sz w:val="16"/>
@@ -6066,7 +6066,7 @@
             </w:pPr>
             <w:r>
               <w:rPr>
-                <w:rFonts w:ascii="맑은 고딕" w:eastAsia="맑은 고딕" w:hAnsi="맑은 고딕" w:cs="굴림" w:hint="eastAsia"/>
+                <w:rFonts w:ascii="맑은 고딕" w:eastAsia="맑은 고딕" w:hAnsi="맑은 고딕" w:cs="Gulim" w:hint="eastAsia"/>
                 <w:color w:val="000000"/>
                 <w:kern w:val="0"/>
                 <w:sz w:val="16"/>
@@ -6103,7 +6103,7 @@
               <w:spacing w:after="0"/>
               <w:jc w:val="center"/>
               <w:rPr>
-                <w:rFonts w:ascii="맑은 고딕" w:eastAsia="맑은 고딕" w:hAnsi="맑은 고딕" w:cs="굴림" w:hint="eastAsia"/>
+                <w:rFonts w:ascii="맑은 고딕" w:eastAsia="맑은 고딕" w:hAnsi="맑은 고딕" w:cs="Gulim"/>
                 <w:color w:val="000000"/>
                 <w:kern w:val="0"/>
                 <w:sz w:val="16"/>
@@ -6113,7 +6113,7 @@
             </w:pPr>
             <w:r>
               <w:rPr>
-                <w:rFonts w:ascii="맑은 고딕" w:eastAsia="맑은 고딕" w:hAnsi="맑은 고딕" w:cs="굴림" w:hint="eastAsia"/>
+                <w:rFonts w:ascii="맑은 고딕" w:eastAsia="맑은 고딕" w:hAnsi="맑은 고딕" w:cs="Gulim" w:hint="eastAsia"/>
                 <w:color w:val="000000"/>
                 <w:kern w:val="0"/>
                 <w:sz w:val="16"/>
@@ -6134,7 +6134,7 @@
         <w:autoSpaceDN/>
         <w:spacing w:after="0" w:line="408" w:lineRule="auto"/>
         <w:rPr>
-          <w:rFonts w:ascii="맑은 고딕" w:eastAsia="맑은 고딕" w:hAnsi="맑은 고딕" w:cs="굴림"/>
+          <w:rFonts w:ascii="맑은 고딕" w:eastAsia="맑은 고딕" w:hAnsi="맑은 고딕" w:cs="Gulim"/>
           <w:color w:val="000000"/>
           <w:kern w:val="0"/>
           <w:szCs w:val="22"/>
@@ -6143,7 +6143,7 @@
       </w:pPr>
       <w:r>
         <w:rPr>
-          <w:rFonts w:ascii="맑은 고딕" w:eastAsia="맑은 고딕" w:hAnsi="맑은 고딕" w:cs="굴림" w:hint="eastAsia"/>
+          <w:rFonts w:ascii="맑은 고딕" w:eastAsia="맑은 고딕" w:hAnsi="맑은 고딕" w:cs="Gulim" w:hint="eastAsia"/>
           <w:b/>
           <w:bCs/>
           <w:color w:val="000000"/>
@@ -6163,7 +6163,7 @@
         <w:autoSpaceDN/>
         <w:spacing w:after="0" w:line="408" w:lineRule="auto"/>
         <w:rPr>
-          <w:rFonts w:ascii="맑은 고딕" w:eastAsia="맑은 고딕" w:hAnsi="맑은 고딕" w:cs="굴림"/>
+          <w:rFonts w:ascii="맑은 고딕" w:eastAsia="맑은 고딕" w:hAnsi="맑은 고딕" w:cs="Gulim"/>
           <w:color w:val="000000"/>
           <w:kern w:val="0"/>
           <w:szCs w:val="22"/>
@@ -6172,7 +6172,7 @@
       </w:pPr>
       <w:r>
         <w:rPr>
-          <w:rFonts w:ascii="맑은 고딕" w:eastAsia="맑은 고딕" w:hAnsi="맑은 고딕" w:cs="굴림" w:hint="eastAsia"/>
+          <w:rFonts w:ascii="맑은 고딕" w:eastAsia="맑은 고딕" w:hAnsi="맑은 고딕" w:cs="Gulim" w:hint="eastAsia"/>
           <w:color w:val="000000"/>
           <w:kern w:val="0"/>
           <w:sz w:val="16"/>
@@ -6184,7 +6184,7 @@
       <w:proofErr w:type="spellStart"/>
       <w:r>
         <w:rPr>
-          <w:rFonts w:ascii="맑은 고딕" w:eastAsia="맑은 고딕" w:hAnsi="맑은 고딕" w:cs="굴림" w:hint="eastAsia"/>
+          <w:rFonts w:ascii="맑은 고딕" w:eastAsia="맑은 고딕" w:hAnsi="맑은 고딕" w:cs="Gulim" w:hint="eastAsia"/>
           <w:color w:val="000000"/>
           <w:kern w:val="0"/>
           <w:sz w:val="16"/>
@@ -6196,7 +6196,7 @@
       <w:proofErr w:type="spellEnd"/>
       <w:r>
         <w:rPr>
-          <w:rFonts w:ascii="맑은 고딕" w:eastAsia="맑은 고딕" w:hAnsi="맑은 고딕" w:cs="굴림" w:hint="eastAsia"/>
+          <w:rFonts w:ascii="맑은 고딕" w:eastAsia="맑은 고딕" w:hAnsi="맑은 고딕" w:cs="Gulim" w:hint="eastAsia"/>
           <w:color w:val="000000"/>
           <w:kern w:val="0"/>
           <w:sz w:val="16"/>
@@ -6214,7 +6214,7 @@
         <w:autoSpaceDN/>
         <w:spacing w:after="0" w:line="408" w:lineRule="auto"/>
         <w:rPr>
-          <w:rFonts w:ascii="맑은 고딕" w:eastAsia="맑은 고딕" w:hAnsi="맑은 고딕" w:cs="굴림"/>
+          <w:rFonts w:ascii="맑은 고딕" w:eastAsia="맑은 고딕" w:hAnsi="맑은 고딕" w:cs="Gulim"/>
           <w:color w:val="000000"/>
           <w:kern w:val="0"/>
           <w:szCs w:val="22"/>
@@ -6223,7 +6223,7 @@
       </w:pPr>
       <w:r>
         <w:rPr>
-          <w:rFonts w:ascii="맑은 고딕" w:eastAsia="맑은 고딕" w:hAnsi="맑은 고딕" w:cs="굴림" w:hint="eastAsia"/>
+          <w:rFonts w:ascii="맑은 고딕" w:eastAsia="맑은 고딕" w:hAnsi="맑은 고딕" w:cs="Gulim" w:hint="eastAsia"/>
           <w:color w:val="000000"/>
           <w:kern w:val="0"/>
           <w:sz w:val="16"/>
@@ -6235,7 +6235,7 @@
       <w:proofErr w:type="spellStart"/>
       <w:r>
         <w:rPr>
-          <w:rFonts w:ascii="맑은 고딕" w:eastAsia="맑은 고딕" w:hAnsi="맑은 고딕" w:cs="굴림" w:hint="eastAsia"/>
+          <w:rFonts w:ascii="맑은 고딕" w:eastAsia="맑은 고딕" w:hAnsi="맑은 고딕" w:cs="Gulim" w:hint="eastAsia"/>
           <w:color w:val="000000"/>
           <w:kern w:val="0"/>
           <w:sz w:val="16"/>
@@ -6247,7 +6247,7 @@
       <w:proofErr w:type="spellEnd"/>
       <w:r>
         <w:rPr>
-          <w:rFonts w:ascii="맑은 고딕" w:eastAsia="맑은 고딕" w:hAnsi="맑은 고딕" w:cs="굴림" w:hint="eastAsia"/>
+          <w:rFonts w:ascii="맑은 고딕" w:eastAsia="맑은 고딕" w:hAnsi="맑은 고딕" w:cs="Gulim" w:hint="eastAsia"/>
           <w:color w:val="000000"/>
           <w:kern w:val="0"/>
           <w:sz w:val="16"/>
@@ -6265,7 +6265,7 @@
         <w:autoSpaceDN/>
         <w:spacing w:after="0" w:line="408" w:lineRule="auto"/>
         <w:rPr>
-          <w:rFonts w:ascii="맑은 고딕" w:eastAsia="맑은 고딕" w:hAnsi="맑은 고딕" w:cs="굴림"/>
+          <w:rFonts w:ascii="맑은 고딕" w:eastAsia="맑은 고딕" w:hAnsi="맑은 고딕" w:cs="Gulim"/>
           <w:color w:val="000000"/>
           <w:kern w:val="0"/>
           <w:szCs w:val="22"/>
@@ -6274,7 +6274,7 @@
       </w:pPr>
       <w:r>
         <w:rPr>
-          <w:rFonts w:ascii="맑은 고딕" w:eastAsia="맑은 고딕" w:hAnsi="맑은 고딕" w:cs="굴림" w:hint="eastAsia"/>
+          <w:rFonts w:ascii="맑은 고딕" w:eastAsia="맑은 고딕" w:hAnsi="맑은 고딕" w:cs="Gulim" w:hint="eastAsia"/>
           <w:kern w:val="0"/>
           <w:sz w:val="16"/>
           <w:szCs w:val="16"/>
@@ -8849,7 +8849,7 @@
                   <w:rPr>
                     <w:sz w:val="24"/>
                   </w:rPr>
-                  <w:t xml:space="preserve">2026</w:t>
+                  <w:t>2026</w:t>
                 </w:r>
               </w:sdtContent>
             </w:sdt>
@@ -10098,17 +10098,35 @@
           <w14:ligatures w14:val="none"/>
         </w:rPr>
       </w:pPr>
-      <w:r>
-        <w:rPr>
-          <w:rFonts w:ascii="함초롬바탕" w:eastAsia="함초롬바탕" w:hAnsi="함초롬바탕" w:cs="함초롬바탕" w:hint="eastAsia"/>
-          <w:color w:val="000000"/>
-          <w:kern w:val="0"/>
-          <w:sz w:val="20"/>
-          <w:szCs w:val="20"/>
-          <w14:ligatures w14:val="none"/>
-        </w:rPr>
-        <w:t> </w:t>
-      </w:r>
+      <w:sdt>
+        <w:sdtPr>
+          <w:rPr>
+            <w:rFonts w:ascii="함초롬바탕" w:eastAsia="함초롬바탕" w:hAnsi="함초롬바탕" w:cs="함초롬바탕"/>
+            <w:color w:val="000000"/>
+            <w:kern w:val="0"/>
+            <w:sz w:val="20"/>
+            <w:szCs w:val="20"/>
+            <w14:ligatures w14:val="none"/>
+          </w:rPr>
+          <w:alias w:val="직인-계약일"/>
+          <w:tag w:val="sealDate"/>
+          <w:id w:val="900000004"/>
+          <w:text/>
+        </w:sdtPr>
+        <w:sdtContent>
+          <w:r>
+            <w:rPr>
+              <w:rFonts w:ascii="함초롬바탕" w:eastAsia="함초롬바탕" w:hAnsi="함초롬바탕" w:cs="함초롬바탕"/>
+              <w:color w:val="000000"/>
+              <w:kern w:val="0"/>
+              <w:sz w:val="20"/>
+              <w:szCs w:val="20"/>
+              <w14:ligatures w14:val="none"/>
+            </w:rPr>
+            <w:t xml:space="preserve">년    월    일</w:t>
+          </w:r>
+        </w:sdtContent>
+      </w:sdt>
     </w:p>
     <w:p>
       <w:pPr>
@@ -10139,7 +10157,7 @@
           <w14:ligatures w14:val="none"/>
         </w:rPr>
         <w:drawing>
-          <wp:inline distT="0" distB="0" distL="0" distR="0" wp14:anchorId="62DD3FC8" wp14:editId="0EF9EADA">
+          <wp:inline distT="0" distB="0" distL="0" distR="0" wp14:anchorId="62DD3FC8" wp14:editId="04295356">
             <wp:extent cx="1477107" cy="596469"/>
             <wp:effectExtent l="0" t="0" r="0" b="635"/>
             <wp:docPr id="388606673" name="그림 1"/>
@@ -11413,7 +11431,7 @@
                     <w:sz w:val="18"/>
                     <w:szCs w:val="18"/>
                   </w:rPr>
-                  <w:t xml:space="preserve">2026</w:t>
+                  <w:t>2026</w:t>
                 </w:r>
               </w:sdtContent>
             </w:sdt>
@@ -12088,25 +12106,7 @@
               <w:rPr>
                 <w:rFonts w:asciiTheme="majorHAnsi" w:eastAsiaTheme="majorHAnsi" w:hAnsiTheme="majorHAnsi" w:hint="eastAsia"/>
               </w:rPr>
-              <w:t xml:space="preserve">7kW </w:t>
-            </w:r>
-            <w:r>
-              <w:rPr>
-                <w:rFonts w:asciiTheme="majorHAnsi" w:eastAsiaTheme="majorHAnsi" w:hAnsiTheme="majorHAnsi" w:hint="eastAsia"/>
-              </w:rPr>
-              <w:t>이상</w:t>
-            </w:r>
-            <w:r>
-              <w:rPr>
-                <w:rFonts w:asciiTheme="majorHAnsi" w:eastAsiaTheme="majorHAnsi" w:hAnsiTheme="majorHAnsi" w:hint="eastAsia"/>
-              </w:rPr>
-              <w:t xml:space="preserve"> ~ 11kW </w:t>
-            </w:r>
-            <w:r>
-              <w:rPr>
-                <w:rFonts w:asciiTheme="majorHAnsi" w:eastAsiaTheme="majorHAnsi" w:hAnsiTheme="majorHAnsi" w:hint="eastAsia"/>
-              </w:rPr>
-              <w:t>미만</w:t>
+              <w:t>7kW 이상 ~ 11kW 미만</w:t>
             </w:r>
           </w:p>
         </w:tc>
@@ -12185,13 +12185,7 @@
               <w:rPr>
                 <w:rFonts w:asciiTheme="majorHAnsi" w:eastAsiaTheme="majorHAnsi" w:hAnsiTheme="majorHAnsi"/>
               </w:rPr>
-              <w:t>)</w:t>
-            </w:r>
-            <w:r>
-              <w:rPr>
-                <w:rFonts w:asciiTheme="majorHAnsi" w:eastAsiaTheme="majorHAnsi" w:hAnsiTheme="majorHAnsi"/>
-              </w:rPr>
-              <w:t>기</w:t>
+              <w:t>)기</w:t>
             </w:r>
           </w:p>
         </w:tc>
@@ -12219,25 +12213,7 @@
               <w:rPr>
                 <w:rFonts w:asciiTheme="majorHAnsi" w:eastAsiaTheme="majorHAnsi" w:hAnsiTheme="majorHAnsi" w:hint="eastAsia"/>
               </w:rPr>
-              <w:t xml:space="preserve">11kW </w:t>
-            </w:r>
-            <w:r>
-              <w:rPr>
-                <w:rFonts w:asciiTheme="majorHAnsi" w:eastAsiaTheme="majorHAnsi" w:hAnsiTheme="majorHAnsi" w:hint="eastAsia"/>
-              </w:rPr>
-              <w:t>이상</w:t>
-            </w:r>
-            <w:r>
-              <w:rPr>
-                <w:rFonts w:asciiTheme="majorHAnsi" w:eastAsiaTheme="majorHAnsi" w:hAnsiTheme="majorHAnsi" w:hint="eastAsia"/>
-              </w:rPr>
-              <w:t xml:space="preserve"> ~ 30kW </w:t>
-            </w:r>
-            <w:r>
-              <w:rPr>
-                <w:rFonts w:asciiTheme="majorHAnsi" w:eastAsiaTheme="majorHAnsi" w:hAnsiTheme="majorHAnsi" w:hint="eastAsia"/>
-              </w:rPr>
-              <w:t>미만</w:t>
+              <w:t>11kW 이상 ~ 30kW 미만</w:t>
             </w:r>
           </w:p>
         </w:tc>
@@ -12316,13 +12292,7 @@
               <w:rPr>
                 <w:rFonts w:asciiTheme="majorHAnsi" w:eastAsiaTheme="majorHAnsi" w:hAnsiTheme="majorHAnsi"/>
               </w:rPr>
-              <w:t>)</w:t>
-            </w:r>
-            <w:r>
-              <w:rPr>
-                <w:rFonts w:asciiTheme="majorHAnsi" w:eastAsiaTheme="majorHAnsi" w:hAnsiTheme="majorHAnsi"/>
-              </w:rPr>
-              <w:t>기</w:t>
+              <w:t>)기</w:t>
             </w:r>
           </w:p>
         </w:tc>
@@ -12350,19 +12320,7 @@
               <w:rPr>
                 <w:rFonts w:asciiTheme="majorHAnsi" w:eastAsiaTheme="majorHAnsi" w:hAnsiTheme="majorHAnsi" w:hint="eastAsia"/>
               </w:rPr>
-              <w:t>전력분배형</w:t>
-            </w:r>
-            <w:r>
-              <w:rPr>
-                <w:rFonts w:asciiTheme="majorHAnsi" w:eastAsiaTheme="majorHAnsi" w:hAnsiTheme="majorHAnsi" w:hint="eastAsia"/>
-              </w:rPr>
-              <w:t xml:space="preserve"> </w:t>
-            </w:r>
-            <w:r>
-              <w:rPr>
-                <w:rFonts w:asciiTheme="majorHAnsi" w:eastAsiaTheme="majorHAnsi" w:hAnsiTheme="majorHAnsi" w:hint="eastAsia"/>
-              </w:rPr>
-              <w:t>충전기</w:t>
+              <w:t>전력분배형 충전기</w:t>
             </w:r>
           </w:p>
         </w:tc>
@@ -12385,37 +12343,7 @@
               <w:rPr>
                 <w:rFonts w:asciiTheme="majorHAnsi" w:eastAsiaTheme="majorHAnsi" w:hAnsiTheme="majorHAnsi"/>
               </w:rPr>
-              <w:t>(    )kW  (    )</w:t>
-            </w:r>
-            <w:r>
-              <w:rPr>
-                <w:rFonts w:asciiTheme="majorHAnsi" w:eastAsiaTheme="majorHAnsi" w:hAnsiTheme="majorHAnsi"/>
-              </w:rPr>
-              <w:t>기</w:t>
-            </w:r>
-            <w:r>
-              <w:rPr>
-                <w:rFonts w:asciiTheme="majorHAnsi" w:eastAsiaTheme="majorHAnsi" w:hAnsiTheme="majorHAnsi"/>
-              </w:rPr>
-              <w:t xml:space="preserve">  </w:t>
-            </w:r>
-            <w:r>
-              <w:rPr>
-                <w:rFonts w:asciiTheme="majorHAnsi" w:eastAsiaTheme="majorHAnsi" w:hAnsiTheme="majorHAnsi"/>
-              </w:rPr>
-              <w:t>케이블</w:t>
-            </w:r>
-            <w:r>
-              <w:rPr>
-                <w:rFonts w:asciiTheme="majorHAnsi" w:eastAsiaTheme="majorHAnsi" w:hAnsiTheme="majorHAnsi"/>
-              </w:rPr>
-              <w:t xml:space="preserve"> (    )</w:t>
-            </w:r>
-            <w:r>
-              <w:rPr>
-                <w:rFonts w:asciiTheme="majorHAnsi" w:eastAsiaTheme="majorHAnsi" w:hAnsiTheme="majorHAnsi"/>
-              </w:rPr>
-              <w:t>개</w:t>
+              <w:t>(    )kW  (    )기  케이블 (    )개</w:t>
             </w:r>
           </w:p>
         </w:tc>
@@ -15738,7 +15666,6 @@
             </w:r>
           </w:p>
         </w:tc>
-        <w:bookmarkStart w:id="26" w:name="SurveyName"/>
         <w:tc>
           <w:tcPr>
             <w:tcW w:w="1570" w:type="pct"/>
@@ -15748,6 +15675,73 @@
             <w:pPr>
               <w:jc w:val="center"/>
             </w:pPr>
+            <w:bookmarkStart w:id="26" w:name="SurveyName"/>
+            <w:r>
+              <w:rPr>
+                <w:rFonts w:cs="Gulim" w:hint="eastAsia"/>
+                <w:b/>
+                <w:bCs/>
+                <w:noProof/>
+                <w:color w:val="000000"/>
+                <w:sz w:val="30"/>
+                <w:szCs w:val="30"/>
+              </w:rPr>
+              <w:drawing>
+                <wp:anchor distT="0" distB="0" distL="114300" distR="114300" simplePos="0" relativeHeight="251658240" behindDoc="0" locked="0" layoutInCell="1" allowOverlap="1" wp14:anchorId="1222A9EA" wp14:editId="734DA113">
+                  <wp:simplePos x="0" y="0"/>
+                  <wp:positionH relativeFrom="column">
+                    <wp:posOffset>1081783</wp:posOffset>
+                  </wp:positionH>
+                  <wp:positionV relativeFrom="paragraph">
+                    <wp:posOffset>-97790</wp:posOffset>
+                  </wp:positionV>
+                  <wp:extent cx="445770" cy="445770"/>
+                  <wp:effectExtent l="0" t="0" r="0" b="0"/>
+                  <wp:wrapNone/>
+                  <wp:docPr id="1046753788" name="그림 1"/>
+                  <wp:cNvGraphicFramePr>
+                    <a:graphicFrameLocks xmlns:a="http://schemas.openxmlformats.org/drawingml/2006/main" noChangeAspect="1"/>
+                  </wp:cNvGraphicFramePr>
+                  <a:graphic xmlns:a="http://schemas.openxmlformats.org/drawingml/2006/main">
+                    <a:graphicData uri="http://schemas.openxmlformats.org/drawingml/2006/picture">
+                      <pic:pic xmlns:pic="http://schemas.openxmlformats.org/drawingml/2006/picture">
+                        <pic:nvPicPr>
+                          <pic:cNvPr id="1046753788" name="그림 1046753788"/>
+                          <pic:cNvPicPr/>
+                        </pic:nvPicPr>
+                        <pic:blipFill>
+                          <a:blip r:embed="rId8" cstate="print">
+                            <a:extLst>
+                              <a:ext uri="{28A0092B-C50C-407E-A947-70E740481C1C}">
+                                <a14:useLocalDpi xmlns:a14="http://schemas.microsoft.com/office/drawing/2010/main" val="0"/>
+                              </a:ext>
+                            </a:extLst>
+                          </a:blip>
+                          <a:stretch>
+                            <a:fillRect/>
+                          </a:stretch>
+                        </pic:blipFill>
+                        <pic:spPr>
+                          <a:xfrm>
+                            <a:off x="0" y="0"/>
+                            <a:ext cx="445770" cy="445770"/>
+                          </a:xfrm>
+                          <a:prstGeom prst="rect">
+                            <a:avLst/>
+                          </a:prstGeom>
+                        </pic:spPr>
+                      </pic:pic>
+                    </a:graphicData>
+                  </a:graphic>
+                  <wp14:sizeRelH relativeFrom="page">
+                    <wp14:pctWidth>0</wp14:pctWidth>
+                  </wp14:sizeRelH>
+                  <wp14:sizeRelV relativeFrom="page">
+                    <wp14:pctHeight>0</wp14:pctHeight>
+                  </wp14:sizeRelV>
+                </wp:anchor>
+              </w:drawing>
+            </w:r>
             <w:sdt>
               <w:sdtPr>
                 <w:rPr>
@@ -15795,6 +15789,18 @@
               <w:t xml:space="preserve"> (인)</w:t>
             </w:r>
             <w:bookmarkEnd w:id="26"/>
+            <w:r>
+              <w:rPr>
+                <w:rFonts w:cs="Gulim" w:hint="eastAsia"/>
+                <w:b/>
+                <w:bCs/>
+                <w:noProof/>
+                <w:color w:val="000000"/>
+                <w:sz w:val="30"/>
+                <w:szCs w:val="30"/>
+              </w:rPr>
+              <w:t xml:space="preserve"> </w:t>
+            </w:r>
           </w:p>
         </w:tc>
         <w:tc>
@@ -16303,7 +16309,7 @@
         <w:ind w:left="440" w:hanging="440"/>
       </w:pPr>
       <w:rPr>
-        <w:rFonts w:ascii="바탕" w:eastAsia="바탕" w:hAnsi="바탕" w:cs="굴림" w:hint="eastAsia"/>
+        <w:rFonts w:ascii="바탕" w:eastAsia="바탕" w:hAnsi="바탕" w:cs="Gulim" w:hint="eastAsia"/>
         <w:sz w:val="22"/>
         <w:szCs w:val="22"/>
       </w:rPr>
@@ -18800,7 +18806,7 @@
       <w:autoSpaceDN/>
     </w:pPr>
     <w:rPr>
-      <w:rFonts w:ascii="맑은 고딕" w:eastAsia="맑은 고딕" w:hAnsi="맑은 고딕" w:cs="굴림"/>
+      <w:rFonts w:ascii="맑은 고딕" w:eastAsia="맑은 고딕" w:hAnsi="맑은 고딕" w:cs="Gulim"/>
       <w:color w:val="000000"/>
       <w:kern w:val="0"/>
       <w:szCs w:val="22"/>
@@ -18824,7 +18830,7 @@
       <w:spacing w:before="100" w:beforeAutospacing="1" w:after="100" w:afterAutospacing="1"/>
     </w:pPr>
     <w:rPr>
-      <w:rFonts w:ascii="굴림" w:eastAsia="굴림" w:hAnsi="굴림" w:cs="굴림"/>
+      <w:rFonts w:ascii="Gulim" w:eastAsia="Gulim" w:hAnsi="Gulim" w:cs="Gulim"/>
       <w:kern w:val="0"/>
       <w:sz w:val="24"/>
       <w14:ligatures w14:val="none"/>
@@ -20210,8 +20216,8 @@
     <w:pitch w:val="variable"/>
     <w:sig w:usb0="B00002AF" w:usb1="69D77CFB" w:usb2="00000030" w:usb3="00000000" w:csb0="0008009F" w:csb1="00000000"/>
   </w:font>
-  <w:font w:name="굴림">
-    <w:altName w:val="Gulim"/>
+  <w:font w:name="Gulim">
+    <w:altName w:val="굴림"/>
     <w:panose1 w:val="020B0600000101010101"/>
     <w:charset w:val="81"/>
     <w:family w:val="swiss"/>
@@ -20289,6 +20295,7 @@
     <w:rsidRoot w:val="00DB3B88"/>
     <w:rsid w:val="00406467"/>
     <w:rsid w:val="007608B3"/>
+    <w:rsid w:val="00866FBF"/>
     <w:rsid w:val="00986A8F"/>
     <w:rsid w:val="009D18C7"/>
     <w:rsid w:val="00B142A2"/>
@@ -20296,6 +20303,7 @@
     <w:rsid w:val="00D10C4E"/>
     <w:rsid w:val="00D3455F"/>
     <w:rsid w:val="00DB3B88"/>
+    <w:rsid w:val="00F70891"/>
   </w:rsids>
   <m:mathPr>
     <m:mathFont m:val="Cambria Math"/>
@@ -20952,16 +20960,6 @@
       <w:autoSpaceDN w:val="0"/>
     </w:pPr>
   </w:style>
-  <w:style w:type="paragraph" w:customStyle="1" w:styleId="D9B70E6420DE274D830E76B5B89ED1B1">
-    <w:name w:val="D9B70E6420DE274D830E76B5B89ED1B1"/>
-    <w:rsid w:val="00DB3B88"/>
-    <w:pPr>
-      <w:widowControl w:val="0"/>
-      <w:wordWrap w:val="0"/>
-      <w:autoSpaceDE w:val="0"/>
-      <w:autoSpaceDN w:val="0"/>
-    </w:pPr>
-  </w:style>
   <w:style w:type="paragraph" w:customStyle="1" w:styleId="9C46EF1C2E9579469100A2AF716DC051">
     <w:name w:val="9C46EF1C2E9579469100A2AF716DC051"/>
     <w:rsid w:val="00DB3B88"/>

--- a/public/sk/template.docx
+++ b/public/sk/template.docx
@@ -9105,7 +9105,7 @@
         <w:spacing w:after="0" w:line="384" w:lineRule="auto"/>
         <w:jc w:val="center"/>
         <w:rPr>
-          <w:rFonts w:asciiTheme="majorEastAsia" w:eastAsiaTheme="majorEastAsia" w:hAnsiTheme="majorEastAsia" w:cs="함초롬바탕"/>
+          <w:rFonts w:ascii="맑은 고딕" w:eastAsia="맑은 고딕" w:hAnsi="맑은 고딕" w:cs="맑은 고딕" w:hint="eastAsia"/>
           <w:color w:val="000000"/>
           <w:kern w:val="0"/>
           <w:sz w:val="20"/>
@@ -9115,7 +9115,7 @@
       </w:pPr>
       <w:r>
         <w:rPr>
-          <w:rFonts w:asciiTheme="majorEastAsia" w:eastAsiaTheme="majorEastAsia" w:hAnsiTheme="majorEastAsia" w:cs="함초롬바탕" w:hint="eastAsia"/>
+          <w:rFonts w:ascii="맑은 고딕" w:eastAsia="맑은 고딕" w:hAnsi="맑은 고딕" w:cs="맑은 고딕" w:hint="eastAsia"/>
           <w:b/>
           <w:bCs/>
           <w:color w:val="000000"/>
@@ -9137,7 +9137,7 @@
         <w:spacing w:after="0" w:line="384" w:lineRule="auto"/>
         <w:jc w:val="center"/>
         <w:rPr>
-          <w:rFonts w:asciiTheme="majorEastAsia" w:eastAsiaTheme="majorEastAsia" w:hAnsiTheme="majorEastAsia" w:cs="함초롬바탕"/>
+          <w:rFonts w:ascii="맑은 고딕" w:eastAsia="맑은 고딕" w:hAnsi="맑은 고딕" w:cs="맑은 고딕" w:hint="eastAsia"/>
           <w:color w:val="000000"/>
           <w:kern w:val="0"/>
           <w:sz w:val="20"/>
@@ -9147,7 +9147,7 @@
       </w:pPr>
       <w:r>
         <w:rPr>
-          <w:rFonts w:asciiTheme="majorEastAsia" w:eastAsiaTheme="majorEastAsia" w:hAnsiTheme="majorEastAsia" w:cs="함초롬바탕" w:hint="eastAsia"/>
+          <w:rFonts w:ascii="맑은 고딕" w:eastAsia="맑은 고딕" w:hAnsi="맑은 고딕" w:cs="맑은 고딕" w:hint="eastAsia"/>
           <w:color w:val="000000"/>
           <w:kern w:val="0"/>
           <w:sz w:val="20"/>
@@ -9166,7 +9166,7 @@
         <w:spacing w:after="0" w:line="384" w:lineRule="auto"/>
         <w:jc w:val="center"/>
         <w:rPr>
-          <w:rFonts w:asciiTheme="majorEastAsia" w:eastAsiaTheme="majorEastAsia" w:hAnsiTheme="majorEastAsia" w:cs="함초롬바탕"/>
+          <w:rFonts w:ascii="맑은 고딕" w:eastAsia="맑은 고딕" w:hAnsi="맑은 고딕" w:cs="맑은 고딕" w:hint="eastAsia"/>
           <w:color w:val="000000"/>
           <w:kern w:val="0"/>
           <w:sz w:val="20"/>
@@ -9176,7 +9176,7 @@
       </w:pPr>
       <w:r>
         <w:rPr>
-          <w:rFonts w:asciiTheme="majorEastAsia" w:eastAsiaTheme="majorEastAsia" w:hAnsiTheme="majorEastAsia" w:cs="함초롬바탕" w:hint="eastAsia"/>
+          <w:rFonts w:ascii="맑은 고딕" w:eastAsia="맑은 고딕" w:hAnsi="맑은 고딕" w:cs="맑은 고딕" w:hint="eastAsia"/>
           <w:color w:val="000000"/>
           <w:kern w:val="0"/>
           <w:sz w:val="20"/>
@@ -9195,7 +9195,7 @@
         <w:spacing w:after="0" w:line="384" w:lineRule="auto"/>
         <w:jc w:val="center"/>
         <w:rPr>
-          <w:rFonts w:asciiTheme="majorEastAsia" w:eastAsiaTheme="majorEastAsia" w:hAnsiTheme="majorEastAsia" w:cs="함초롬바탕"/>
+          <w:rFonts w:ascii="맑은 고딕" w:eastAsia="맑은 고딕" w:hAnsi="맑은 고딕" w:cs="맑은 고딕" w:hint="eastAsia"/>
           <w:color w:val="000000"/>
           <w:kern w:val="0"/>
           <w:sz w:val="20"/>
@@ -9205,7 +9205,7 @@
       </w:pPr>
       <w:r>
         <w:rPr>
-          <w:rFonts w:asciiTheme="majorEastAsia" w:eastAsiaTheme="majorEastAsia" w:hAnsiTheme="majorEastAsia" w:cs="함초롬바탕" w:hint="eastAsia"/>
+          <w:rFonts w:ascii="맑은 고딕" w:eastAsia="맑은 고딕" w:hAnsi="맑은 고딕" w:cs="맑은 고딕" w:hint="eastAsia"/>
           <w:color w:val="000000"/>
           <w:kern w:val="0"/>
           <w:sz w:val="24"/>
@@ -9216,7 +9216,7 @@
       <w:proofErr w:type="spellStart"/>
       <w:r>
         <w:rPr>
-          <w:rFonts w:asciiTheme="majorEastAsia" w:eastAsiaTheme="majorEastAsia" w:hAnsiTheme="majorEastAsia" w:cs="함초롬바탕" w:hint="eastAsia"/>
+          <w:rFonts w:ascii="맑은 고딕" w:eastAsia="맑은 고딕" w:hAnsi="맑은 고딕" w:cs="맑은 고딕" w:hint="eastAsia"/>
           <w:color w:val="000000"/>
           <w:kern w:val="0"/>
           <w:sz w:val="24"/>
@@ -9227,7 +9227,7 @@
       <w:proofErr w:type="spellEnd"/>
       <w:r>
         <w:rPr>
-          <w:rFonts w:asciiTheme="majorEastAsia" w:eastAsiaTheme="majorEastAsia" w:hAnsiTheme="majorEastAsia" w:cs="함초롬바탕" w:hint="eastAsia"/>
+          <w:rFonts w:ascii="맑은 고딕" w:eastAsia="맑은 고딕" w:hAnsi="맑은 고딕" w:cs="맑은 고딕" w:hint="eastAsia"/>
           <w:color w:val="000000"/>
           <w:kern w:val="0"/>
           <w:sz w:val="24"/>
@@ -9245,7 +9245,7 @@
         <w:spacing w:after="0" w:line="384" w:lineRule="auto"/>
         <w:jc w:val="center"/>
         <w:rPr>
-          <w:rFonts w:asciiTheme="majorEastAsia" w:eastAsiaTheme="majorEastAsia" w:hAnsiTheme="majorEastAsia" w:cs="함초롬바탕"/>
+          <w:rFonts w:ascii="맑은 고딕" w:eastAsia="맑은 고딕" w:hAnsi="맑은 고딕" w:cs="맑은 고딕" w:hint="eastAsia"/>
           <w:color w:val="000000"/>
           <w:kern w:val="0"/>
           <w:sz w:val="20"/>
@@ -9255,7 +9255,7 @@
       </w:pPr>
       <w:r>
         <w:rPr>
-          <w:rFonts w:asciiTheme="majorEastAsia" w:eastAsiaTheme="majorEastAsia" w:hAnsiTheme="majorEastAsia" w:cs="KoPub돋움체 Medium,한컴돋움" w:hint="eastAsia"/>
+          <w:rFonts w:ascii="맑은 고딕" w:eastAsia="맑은 고딕" w:hAnsi="맑은 고딕" w:cs="맑은 고딕" w:hint="eastAsia"/>
           <w:color w:val="000000"/>
           <w:kern w:val="0"/>
           <w:sz w:val="24"/>
@@ -9273,7 +9273,7 @@
         <w:spacing w:after="0" w:line="384" w:lineRule="auto"/>
         <w:jc w:val="center"/>
         <w:rPr>
-          <w:rFonts w:asciiTheme="majorEastAsia" w:eastAsiaTheme="majorEastAsia" w:hAnsiTheme="majorEastAsia" w:cs="함초롬바탕"/>
+          <w:rFonts w:ascii="맑은 고딕" w:eastAsia="맑은 고딕" w:hAnsi="맑은 고딕" w:cs="맑은 고딕" w:hint="eastAsia"/>
           <w:color w:val="000000"/>
           <w:kern w:val="0"/>
           <w:sz w:val="20"/>
@@ -9283,7 +9283,7 @@
       </w:pPr>
       <w:r>
         <w:rPr>
-          <w:rFonts w:asciiTheme="majorEastAsia" w:eastAsiaTheme="majorEastAsia" w:hAnsiTheme="majorEastAsia" w:cs="함초롬바탕" w:hint="eastAsia"/>
+          <w:rFonts w:ascii="맑은 고딕" w:eastAsia="맑은 고딕" w:hAnsi="맑은 고딕" w:cs="맑은 고딕" w:hint="eastAsia"/>
           <w:color w:val="000000"/>
           <w:kern w:val="0"/>
           <w:sz w:val="20"/>
@@ -9302,7 +9302,7 @@
         <w:spacing w:after="0" w:line="384" w:lineRule="auto"/>
         <w:jc w:val="center"/>
         <w:rPr>
-          <w:rFonts w:asciiTheme="majorEastAsia" w:eastAsiaTheme="majorEastAsia" w:hAnsiTheme="majorEastAsia" w:cs="함초롬바탕"/>
+          <w:rFonts w:ascii="맑은 고딕" w:eastAsia="맑은 고딕" w:hAnsi="맑은 고딕" w:cs="맑은 고딕" w:hint="eastAsia"/>
           <w:color w:val="000000"/>
           <w:kern w:val="0"/>
           <w:sz w:val="20"/>
@@ -9312,7 +9312,7 @@
       </w:pPr>
       <w:r>
         <w:rPr>
-          <w:rFonts w:asciiTheme="majorEastAsia" w:eastAsiaTheme="majorEastAsia" w:hAnsiTheme="majorEastAsia" w:cs="KoPub돋움체 Medium,한컴돋움" w:hint="eastAsia"/>
+          <w:rFonts w:ascii="맑은 고딕" w:eastAsia="맑은 고딕" w:hAnsi="맑은 고딕" w:cs="맑은 고딕" w:hint="eastAsia"/>
           <w:color w:val="000000"/>
           <w:kern w:val="0"/>
           <w:sz w:val="24"/>
@@ -9330,7 +9330,7 @@
         <w:spacing w:after="0" w:line="384" w:lineRule="auto"/>
         <w:jc w:val="center"/>
         <w:rPr>
-          <w:rFonts w:ascii="함초롬바탕" w:eastAsia="함초롬바탕" w:hAnsi="함초롬바탕" w:cs="함초롬바탕"/>
+          <w:rFonts w:ascii="맑은 고딕" w:eastAsia="맑은 고딕" w:hAnsi="맑은 고딕" w:cs="맑은 고딕" w:hint="eastAsia"/>
           <w:color w:val="000000"/>
           <w:kern w:val="0"/>
           <w:sz w:val="20"/>
@@ -9340,7 +9340,7 @@
       </w:pPr>
       <w:r>
         <w:rPr>
-          <w:rFonts w:ascii="함초롬바탕" w:eastAsia="함초롬바탕" w:hAnsi="함초롬바탕" w:cs="함초롬바탕" w:hint="eastAsia"/>
+          <w:rFonts w:ascii="맑은 고딕" w:eastAsia="맑은 고딕" w:hAnsi="맑은 고딕" w:cs="맑은 고딕" w:hint="eastAsia"/>
           <w:color w:val="000000"/>
           <w:kern w:val="0"/>
           <w:sz w:val="20"/>
@@ -9360,7 +9360,7 @@
         <w:ind w:left="674" w:hanging="674"/>
         <w:jc w:val="both"/>
         <w:rPr>
-          <w:rFonts w:ascii="함초롬바탕" w:eastAsia="함초롬바탕" w:hAnsi="함초롬바탕" w:cs="함초롬바탕"/>
+          <w:rFonts w:ascii="맑은 고딕" w:eastAsia="맑은 고딕" w:hAnsi="맑은 고딕" w:cs="맑은 고딕" w:hint="eastAsia"/>
           <w:color w:val="000000"/>
           <w:kern w:val="0"/>
           <w:sz w:val="20"/>
@@ -9370,7 +9370,7 @@
       </w:pPr>
       <w:r>
         <w:rPr>
-          <w:rFonts w:ascii="함초롬바탕" w:eastAsia="함초롬바탕" w:hAnsi="함초롬바탕" w:cs="함초롬바탕" w:hint="eastAsia"/>
+          <w:rFonts w:ascii="맑은 고딕" w:eastAsia="맑은 고딕" w:hAnsi="맑은 고딕" w:cs="맑은 고딕" w:hint="eastAsia"/>
           <w:color w:val="000000"/>
           <w:kern w:val="0"/>
           <w:sz w:val="20"/>
@@ -9390,7 +9390,7 @@
         <w:ind w:left="674" w:hanging="674"/>
         <w:jc w:val="both"/>
         <w:rPr>
-          <w:rFonts w:ascii="함초롬바탕" w:eastAsia="함초롬바탕" w:hAnsi="함초롬바탕" w:cs="함초롬바탕"/>
+          <w:rFonts w:ascii="맑은 고딕" w:eastAsia="맑은 고딕" w:hAnsi="맑은 고딕" w:cs="맑은 고딕" w:hint="eastAsia"/>
           <w:color w:val="000000"/>
           <w:kern w:val="0"/>
           <w:sz w:val="20"/>
@@ -9400,7 +9400,7 @@
       </w:pPr>
       <w:r>
         <w:rPr>
-          <w:rFonts w:ascii="함초롬바탕" w:eastAsia="함초롬바탕" w:hAnsi="함초롬바탕" w:cs="함초롬바탕" w:hint="eastAsia"/>
+          <w:rFonts w:ascii="맑은 고딕" w:eastAsia="맑은 고딕" w:hAnsi="맑은 고딕" w:cs="맑은 고딕" w:hint="eastAsia"/>
           <w:color w:val="000000"/>
           <w:kern w:val="0"/>
           <w:sz w:val="20"/>
@@ -9459,7 +9459,7 @@
               <w:spacing w:after="0" w:line="384" w:lineRule="auto"/>
               <w:jc w:val="center"/>
               <w:rPr>
-                <w:rFonts w:ascii="함초롬바탕" w:eastAsia="함초롬바탕" w:hAnsi="함초롬바탕" w:cs="함초롬바탕"/>
+                <w:rFonts w:ascii="맑은 고딕" w:eastAsia="맑은 고딕" w:hAnsi="맑은 고딕" w:cs="맑은 고딕" w:hint="eastAsia"/>
                 <w:color w:val="000000"/>
                 <w:kern w:val="0"/>
                 <w:sz w:val="20"/>
@@ -9469,7 +9469,7 @@
             </w:pPr>
             <w:r>
               <w:rPr>
-                <w:rFonts w:ascii="KoPub돋움체 Bold,한컴돋움" w:eastAsia="KoPub돋움체 Bold,한컴돋움" w:hAnsi="KoPub돋움체 Bold,한컴돋움" w:cs="KoPub돋움체 Bold,한컴돋움" w:hint="eastAsia"/>
+                <w:rFonts w:ascii="맑은 고딕" w:eastAsia="맑은 고딕" w:hAnsi="맑은 고딕" w:cs="맑은 고딕" w:hint="eastAsia"/>
                 <w:color w:val="000000"/>
                 <w:kern w:val="0"/>
                 <w:sz w:val="18"/>
@@ -9488,7 +9488,7 @@
               <w:spacing w:after="0" w:line="384" w:lineRule="auto"/>
               <w:jc w:val="center"/>
               <w:rPr>
-                <w:rFonts w:ascii="함초롬바탕" w:eastAsia="함초롬바탕" w:hAnsi="함초롬바탕" w:cs="함초롬바탕"/>
+                <w:rFonts w:ascii="맑은 고딕" w:eastAsia="맑은 고딕" w:hAnsi="맑은 고딕" w:cs="맑은 고딕" w:hint="eastAsia"/>
                 <w:color w:val="000000"/>
                 <w:kern w:val="0"/>
                 <w:sz w:val="20"/>
@@ -9498,7 +9498,7 @@
             </w:pPr>
             <w:r>
               <w:rPr>
-                <w:rFonts w:ascii="KoPub돋움체 Bold,한컴돋움" w:eastAsia="KoPub돋움체 Bold,한컴돋움" w:hAnsi="KoPub돋움체 Bold,한컴돋움" w:cs="KoPub돋움체 Bold,한컴돋움" w:hint="eastAsia"/>
+                <w:rFonts w:ascii="맑은 고딕" w:eastAsia="맑은 고딕" w:hAnsi="맑은 고딕" w:cs="맑은 고딕" w:hint="eastAsia"/>
                 <w:color w:val="000000"/>
                 <w:kern w:val="0"/>
                 <w:sz w:val="18"/>
@@ -9536,7 +9536,7 @@
               <w:autoSpaceDN/>
               <w:spacing w:after="0" w:line="384" w:lineRule="auto"/>
               <w:rPr>
-                <w:rFonts w:ascii="함초롬바탕" w:eastAsia="함초롬바탕" w:hAnsi="함초롬바탕" w:cs="함초롬바탕"/>
+                <w:rFonts w:ascii="맑은 고딕" w:eastAsia="맑은 고딕" w:hAnsi="맑은 고딕" w:cs="맑은 고딕" w:hint="eastAsia"/>
                 <w:color w:val="000000"/>
                 <w:kern w:val="0"/>
                 <w:sz w:val="20"/>
@@ -9574,7 +9574,7 @@
               <w:spacing w:after="0" w:line="384" w:lineRule="auto"/>
               <w:jc w:val="center"/>
               <w:rPr>
-                <w:rFonts w:ascii="함초롬바탕" w:eastAsia="함초롬바탕" w:hAnsi="함초롬바탕" w:cs="함초롬바탕"/>
+                <w:rFonts w:ascii="맑은 고딕" w:eastAsia="맑은 고딕" w:hAnsi="맑은 고딕" w:cs="맑은 고딕" w:hint="eastAsia"/>
                 <w:color w:val="000000"/>
                 <w:kern w:val="0"/>
                 <w:sz w:val="20"/>
@@ -9584,7 +9584,7 @@
             </w:pPr>
             <w:r>
               <w:rPr>
-                <w:rFonts w:ascii="KoPub돋움체 Bold,한컴돋움" w:eastAsia="KoPub돋움체 Bold,한컴돋움" w:hAnsi="KoPub돋움체 Bold,한컴돋움" w:cs="KoPub돋움체 Bold,한컴돋움" w:hint="eastAsia"/>
+                <w:rFonts w:ascii="맑은 고딕" w:eastAsia="맑은 고딕" w:hAnsi="맑은 고딕" w:cs="맑은 고딕" w:hint="eastAsia"/>
                 <w:color w:val="000000"/>
                 <w:kern w:val="0"/>
                 <w:sz w:val="18"/>
@@ -9622,7 +9622,7 @@
               <w:autoSpaceDN/>
               <w:spacing w:after="0"/>
               <w:rPr>
-                <w:rFonts w:ascii="함초롬바탕" w:eastAsia="함초롬바탕" w:hAnsi="함초롬바탕" w:cs="함초롬바탕"/>
+                <w:rFonts w:ascii="맑은 고딕" w:eastAsia="맑은 고딕" w:hAnsi="맑은 고딕" w:cs="맑은 고딕" w:hint="eastAsia"/>
                 <w:color w:val="000000"/>
                 <w:kern w:val="0"/>
                 <w:sz w:val="20"/>
@@ -9653,7 +9653,7 @@
               <w:autoSpaceDN/>
               <w:spacing w:after="0"/>
               <w:rPr>
-                <w:rFonts w:ascii="함초롬바탕" w:eastAsia="함초롬바탕" w:hAnsi="함초롬바탕" w:cs="함초롬바탕"/>
+                <w:rFonts w:ascii="맑은 고딕" w:eastAsia="맑은 고딕" w:hAnsi="맑은 고딕" w:cs="맑은 고딕" w:hint="eastAsia"/>
                 <w:color w:val="000000"/>
                 <w:kern w:val="0"/>
                 <w:sz w:val="20"/>
@@ -9691,7 +9691,7 @@
               <w:spacing w:after="0" w:line="384" w:lineRule="auto"/>
               <w:jc w:val="center"/>
               <w:rPr>
-                <w:rFonts w:ascii="함초롬바탕" w:eastAsia="함초롬바탕" w:hAnsi="함초롬바탕" w:cs="함초롬바탕"/>
+                <w:rFonts w:ascii="맑은 고딕" w:eastAsia="맑은 고딕" w:hAnsi="맑은 고딕" w:cs="맑은 고딕" w:hint="eastAsia"/>
                 <w:color w:val="000000"/>
                 <w:kern w:val="0"/>
                 <w:sz w:val="20"/>
@@ -9701,7 +9701,7 @@
             </w:pPr>
             <w:r>
               <w:rPr>
-                <w:rFonts w:ascii="함초롬바탕" w:eastAsia="함초롬바탕" w:hAnsi="함초롬바탕" w:cs="함초롬바탕" w:hint="eastAsia"/>
+                <w:rFonts w:ascii="맑은 고딕" w:eastAsia="맑은 고딕" w:hAnsi="맑은 고딕" w:cs="맑은 고딕" w:hint="eastAsia"/>
                 <w:color w:val="000000"/>
                 <w:kern w:val="0"/>
                 <w:sz w:val="20"/>
@@ -9746,7 +9746,7 @@
               <w:spacing w:after="0" w:line="384" w:lineRule="auto"/>
               <w:jc w:val="center"/>
               <w:rPr>
-                <w:rFonts w:ascii="함초롬바탕" w:eastAsia="함초롬바탕" w:hAnsi="함초롬바탕" w:cs="함초롬바탕"/>
+                <w:rFonts w:ascii="맑은 고딕" w:eastAsia="맑은 고딕" w:hAnsi="맑은 고딕" w:cs="맑은 고딕" w:hint="eastAsia"/>
                 <w:color w:val="000000"/>
                 <w:kern w:val="0"/>
                 <w:sz w:val="20"/>
@@ -9756,7 +9756,7 @@
             </w:pPr>
             <w:r>
               <w:rPr>
-                <w:rFonts w:ascii="KoPub돋움체 Bold,한컴돋움" w:eastAsia="KoPub돋움체 Bold,한컴돋움" w:hAnsi="KoPub돋움체 Bold,한컴돋움" w:cs="KoPub돋움체 Bold,한컴돋움" w:hint="eastAsia"/>
+                <w:rFonts w:ascii="맑은 고딕" w:eastAsia="맑은 고딕" w:hAnsi="맑은 고딕" w:cs="맑은 고딕" w:hint="eastAsia"/>
                 <w:color w:val="000000"/>
                 <w:kern w:val="0"/>
                 <w:sz w:val="18"/>
@@ -9793,7 +9793,7 @@
               <w:autoSpaceDN/>
               <w:spacing w:after="0" w:line="384" w:lineRule="auto"/>
               <w:rPr>
-                <w:rFonts w:ascii="함초롬바탕" w:eastAsia="함초롬바탕" w:hAnsi="함초롬바탕" w:cs="함초롬바탕"/>
+                <w:rFonts w:ascii="맑은 고딕" w:eastAsia="맑은 고딕" w:hAnsi="맑은 고딕" w:cs="맑은 고딕" w:hint="eastAsia"/>
                 <w:color w:val="000000"/>
                 <w:kern w:val="0"/>
                 <w:sz w:val="20"/>
@@ -9824,7 +9824,7 @@
               <w:autoSpaceDN/>
               <w:spacing w:after="0"/>
               <w:rPr>
-                <w:rFonts w:ascii="함초롬바탕" w:eastAsia="함초롬바탕" w:hAnsi="함초롬바탕" w:cs="함초롬바탕"/>
+                <w:rFonts w:ascii="맑은 고딕" w:eastAsia="맑은 고딕" w:hAnsi="맑은 고딕" w:cs="맑은 고딕" w:hint="eastAsia"/>
                 <w:color w:val="000000"/>
                 <w:kern w:val="0"/>
                 <w:sz w:val="20"/>
@@ -9868,7 +9868,7 @@
               <w:spacing w:after="0" w:line="384" w:lineRule="auto"/>
               <w:jc w:val="center"/>
               <w:rPr>
-                <w:rFonts w:ascii="함초롬바탕" w:eastAsia="함초롬바탕" w:hAnsi="함초롬바탕" w:cs="함초롬바탕"/>
+                <w:rFonts w:ascii="맑은 고딕" w:eastAsia="맑은 고딕" w:hAnsi="맑은 고딕" w:cs="맑은 고딕" w:hint="eastAsia"/>
                 <w:color w:val="000000"/>
                 <w:kern w:val="0"/>
                 <w:sz w:val="20"/>
@@ -9878,7 +9878,7 @@
             </w:pPr>
             <w:r>
               <w:rPr>
-                <w:rFonts w:ascii="KoPub돋움체 Bold,한컴돋움" w:eastAsia="KoPub돋움체 Bold,한컴돋움" w:hAnsi="KoPub돋움체 Bold,한컴돋움" w:cs="KoPub돋움체 Bold,한컴돋움" w:hint="eastAsia"/>
+                <w:rFonts w:ascii="맑은 고딕" w:eastAsia="맑은 고딕" w:hAnsi="맑은 고딕" w:cs="맑은 고딕" w:hint="eastAsia"/>
                 <w:color w:val="000000"/>
                 <w:kern w:val="0"/>
                 <w:sz w:val="18"/>
@@ -9917,7 +9917,7 @@
               <w:ind w:right="400"/>
               <w:jc w:val="center"/>
               <w:rPr>
-                <w:rFonts w:ascii="함초롬바탕" w:eastAsia="함초롬바탕" w:hAnsi="함초롬바탕" w:cs="함초롬바탕"/>
+                <w:rFonts w:ascii="맑은 고딕" w:eastAsia="맑은 고딕" w:hAnsi="맑은 고딕" w:cs="맑은 고딕" w:hint="eastAsia"/>
                 <w:color w:val="000000"/>
                 <w:kern w:val="0"/>
                 <w:sz w:val="20"/>
@@ -9948,7 +9948,7 @@
               <w:autoSpaceDN/>
               <w:spacing w:after="0"/>
               <w:rPr>
-                <w:rFonts w:ascii="함초롬바탕" w:eastAsia="함초롬바탕" w:hAnsi="함초롬바탕" w:cs="함초롬바탕"/>
+                <w:rFonts w:ascii="맑은 고딕" w:eastAsia="맑은 고딕" w:hAnsi="맑은 고딕" w:cs="맑은 고딕" w:hint="eastAsia"/>
                 <w:color w:val="000000"/>
                 <w:kern w:val="0"/>
                 <w:sz w:val="20"/>
@@ -9970,7 +9970,7 @@
         <w:ind w:left="674" w:hanging="674"/>
         <w:jc w:val="both"/>
         <w:rPr>
-          <w:rFonts w:ascii="함초롬바탕" w:eastAsia="함초롬바탕" w:hAnsi="함초롬바탕" w:cs="함초롬바탕"/>
+          <w:rFonts w:ascii="맑은 고딕" w:eastAsia="맑은 고딕" w:hAnsi="맑은 고딕" w:cs="맑은 고딕" w:hint="eastAsia"/>
           <w:color w:val="000000"/>
           <w:kern w:val="0"/>
           <w:sz w:val="20"/>
@@ -9980,7 +9980,7 @@
       </w:pPr>
       <w:r>
         <w:rPr>
-          <w:rFonts w:ascii="함초롬바탕" w:eastAsia="함초롬바탕" w:hAnsi="함초롬바탕" w:cs="함초롬바탕" w:hint="eastAsia"/>
+          <w:rFonts w:ascii="맑은 고딕" w:eastAsia="맑은 고딕" w:hAnsi="맑은 고딕" w:cs="맑은 고딕" w:hint="eastAsia"/>
           <w:color w:val="000000"/>
           <w:kern w:val="0"/>
           <w:sz w:val="20"/>
@@ -10000,7 +10000,7 @@
         <w:ind w:left="674" w:hanging="674"/>
         <w:jc w:val="both"/>
         <w:rPr>
-          <w:rFonts w:ascii="함초롬바탕" w:eastAsia="함초롬바탕" w:hAnsi="함초롬바탕" w:cs="함초롬바탕"/>
+          <w:rFonts w:ascii="맑은 고딕" w:eastAsia="맑은 고딕" w:hAnsi="맑은 고딕" w:cs="맑은 고딕" w:hint="eastAsia"/>
           <w:color w:val="000000"/>
           <w:kern w:val="0"/>
           <w:sz w:val="20"/>
@@ -10010,7 +10010,7 @@
       </w:pPr>
       <w:r>
         <w:rPr>
-          <w:rFonts w:ascii="함초롬바탕" w:eastAsia="함초롬바탕" w:hAnsi="함초롬바탕" w:cs="함초롬바탕" w:hint="eastAsia"/>
+          <w:rFonts w:ascii="맑은 고딕" w:eastAsia="맑은 고딕" w:hAnsi="맑은 고딕" w:cs="맑은 고딕" w:hint="eastAsia"/>
           <w:color w:val="000000"/>
           <w:kern w:val="0"/>
           <w:sz w:val="20"/>
@@ -10030,7 +10030,7 @@
         <w:ind w:left="674" w:hanging="674"/>
         <w:jc w:val="both"/>
         <w:rPr>
-          <w:rFonts w:ascii="함초롬바탕" w:eastAsia="함초롬바탕" w:hAnsi="함초롬바탕" w:cs="함초롬바탕"/>
+          <w:rFonts w:ascii="맑은 고딕" w:eastAsia="맑은 고딕" w:hAnsi="맑은 고딕" w:cs="맑은 고딕" w:hint="eastAsia"/>
           <w:color w:val="000000"/>
           <w:kern w:val="0"/>
           <w:sz w:val="20"/>
@@ -10040,7 +10040,7 @@
       </w:pPr>
       <w:r>
         <w:rPr>
-          <w:rFonts w:ascii="함초롬바탕" w:eastAsia="함초롬바탕" w:hAnsi="함초롬바탕" w:cs="함초롬바탕" w:hint="eastAsia"/>
+          <w:rFonts w:ascii="맑은 고딕" w:eastAsia="맑은 고딕" w:hAnsi="맑은 고딕" w:cs="맑은 고딕" w:hint="eastAsia"/>
           <w:color w:val="000000"/>
           <w:kern w:val="0"/>
           <w:sz w:val="20"/>
@@ -10060,7 +10060,7 @@
         <w:ind w:left="674" w:hanging="674"/>
         <w:jc w:val="both"/>
         <w:rPr>
-          <w:rFonts w:ascii="함초롬바탕" w:eastAsia="함초롬바탕" w:hAnsi="함초롬바탕" w:cs="함초롬바탕"/>
+          <w:rFonts w:ascii="맑은 고딕" w:eastAsia="맑은 고딕" w:hAnsi="맑은 고딕" w:cs="맑은 고딕" w:hint="eastAsia"/>
           <w:color w:val="000000"/>
           <w:kern w:val="0"/>
           <w:sz w:val="20"/>
@@ -10070,7 +10070,7 @@
       </w:pPr>
       <w:r>
         <w:rPr>
-          <w:rFonts w:ascii="함초롬바탕" w:eastAsia="함초롬바탕" w:hAnsi="함초롬바탕" w:cs="함초롬바탕" w:hint="eastAsia"/>
+          <w:rFonts w:ascii="맑은 고딕" w:eastAsia="맑은 고딕" w:hAnsi="맑은 고딕" w:cs="맑은 고딕" w:hint="eastAsia"/>
           <w:color w:val="000000"/>
           <w:kern w:val="0"/>
           <w:sz w:val="20"/>
@@ -10090,7 +10090,7 @@
         <w:ind w:left="674" w:hanging="674"/>
         <w:jc w:val="center"/>
         <w:rPr>
-          <w:rFonts w:ascii="함초롬바탕" w:eastAsia="함초롬바탕" w:hAnsi="함초롬바탕" w:cs="함초롬바탕"/>
+          <w:rFonts w:ascii="맑은 고딕" w:eastAsia="맑은 고딕" w:hAnsi="맑은 고딕" w:cs="맑은 고딕" w:hint="eastAsia"/>
           <w:color w:val="000000"/>
           <w:kern w:val="0"/>
           <w:sz w:val="20"/>
@@ -10101,7 +10101,7 @@
       <w:sdt>
         <w:sdtPr>
           <w:rPr>
-            <w:rFonts w:ascii="함초롬바탕" w:eastAsia="함초롬바탕" w:hAnsi="함초롬바탕" w:cs="함초롬바탕"/>
+            <w:rFonts w:ascii="맑은 고딕" w:eastAsia="맑은 고딕" w:hAnsi="맑은 고딕" w:cs="맑은 고딕" w:hint="eastAsia"/>
             <w:color w:val="000000"/>
             <w:kern w:val="0"/>
             <w:sz w:val="20"/>
@@ -10116,7 +10116,7 @@
         <w:sdtContent>
           <w:r>
             <w:rPr>
-              <w:rFonts w:ascii="함초롬바탕" w:eastAsia="함초롬바탕" w:hAnsi="함초롬바탕" w:cs="함초롬바탕"/>
+              <w:rFonts w:ascii="맑은 고딕" w:eastAsia="맑은 고딕" w:hAnsi="맑은 고딕" w:cs="맑은 고딕" w:hint="eastAsia"/>
               <w:color w:val="000000"/>
               <w:kern w:val="0"/>
               <w:sz w:val="20"/>
@@ -10138,7 +10138,7 @@
         <w:ind w:left="674" w:hanging="674"/>
         <w:jc w:val="center"/>
         <w:rPr>
-          <w:rFonts w:ascii="함초롬바탕" w:eastAsia="함초롬바탕" w:hAnsi="함초롬바탕" w:cs="함초롬바탕"/>
+          <w:rFonts w:ascii="맑은 고딕" w:eastAsia="맑은 고딕" w:hAnsi="맑은 고딕" w:cs="맑은 고딕" w:hint="eastAsia"/>
           <w:color w:val="000000"/>
           <w:kern w:val="0"/>
           <w:sz w:val="20"/>
@@ -10148,7 +10148,7 @@
       </w:pPr>
       <w:r>
         <w:rPr>
-          <w:rFonts w:ascii="함초롬바탕" w:eastAsia="함초롬바탕" w:hAnsi="함초롬바탕" w:cs="함초롬바탕" w:hint="eastAsia"/>
+          <w:rFonts w:ascii="맑은 고딕" w:eastAsia="맑은 고딕" w:hAnsi="맑은 고딕" w:cs="맑은 고딕" w:hint="eastAsia"/>
           <w:noProof/>
           <w:color w:val="000000"/>
           <w:kern w:val="0"/>
@@ -10216,7 +10216,7 @@
         <w:ind w:left="674" w:hanging="674"/>
         <w:jc w:val="center"/>
         <w:rPr>
-          <w:rFonts w:ascii="함초롬바탕" w:eastAsia="함초롬바탕" w:hAnsi="함초롬바탕" w:cs="함초롬바탕"/>
+          <w:rFonts w:ascii="맑은 고딕" w:eastAsia="맑은 고딕" w:hAnsi="맑은 고딕" w:cs="맑은 고딕" w:hint="eastAsia"/>
           <w:color w:val="000000"/>
           <w:kern w:val="0"/>
           <w:sz w:val="20"/>
@@ -10227,7 +10227,7 @@
       <w:proofErr w:type="spellStart"/>
       <w:r>
         <w:rPr>
-          <w:rFonts w:ascii="KoPub돋움체 Bold,한컴돋움" w:eastAsia="KoPub돋움체 Bold,한컴돋움" w:hAnsi="KoPub돋움체 Bold,한컴돋움" w:cs="KoPub돋움체 Bold,한컴돋움" w:hint="eastAsia"/>
+          <w:rFonts w:ascii="맑은 고딕" w:eastAsia="맑은 고딕" w:hAnsi="맑은 고딕" w:cs="맑은 고딕" w:hint="eastAsia"/>
           <w:color w:val="000000"/>
           <w:spacing w:val="-2"/>
           <w:kern w:val="0"/>
@@ -10239,7 +10239,7 @@
       <w:proofErr w:type="spellEnd"/>
       <w:r>
         <w:rPr>
-          <w:rFonts w:ascii="KoPub돋움체 Bold,한컴돋움" w:eastAsia="KoPub돋움체 Bold,한컴돋움" w:hAnsi="KoPub돋움체 Bold,한컴돋움" w:cs="KoPub돋움체 Bold,한컴돋움" w:hint="eastAsia"/>
+          <w:rFonts w:ascii="맑은 고딕" w:eastAsia="맑은 고딕" w:hAnsi="맑은 고딕" w:cs="맑은 고딕" w:hint="eastAsia"/>
           <w:color w:val="000000"/>
           <w:spacing w:val="-2"/>
           <w:kern w:val="0"/>

--- a/public/sk/template.docx
+++ b/public/sk/template.docx
@@ -2618,7 +2618,7 @@
                 <w:szCs w:val="14"/>
                 <w14:ligatures w14:val="none"/>
               </w:rPr>
-              <w:t>⑧ 본 충전기에 대한 환경부 보조금 사업 승인 후90일 이내 서비스이용자의 사유로 인하여 충전시설 준공 완료가 불가한 경우, 서비스제</w:t>
+              <w:t>⑧ 본 충전기에 대한 기후에너지환경부 보조금 사업 승인 후90일 이내 서비스이용자의 사유로 인하여 충전시설 준공 완료가 불가한 경우, 서비스제</w:t>
             </w:r>
           </w:p>
           <w:p>
@@ -13015,7 +13015,7 @@
               <w:rPr>
                 <w:rFonts w:asciiTheme="majorHAnsi" w:eastAsiaTheme="majorHAnsi" w:hAnsiTheme="majorHAnsi" w:hint="eastAsia"/>
               </w:rPr>
-              <w:t>소유주과의관계</w:t>
+              <w:t>소유주와의관계</w:t>
             </w:r>
             <w:proofErr w:type="spellEnd"/>
           </w:p>
@@ -13439,7 +13439,7 @@
               <w:rPr>
                 <w:rFonts w:hint="eastAsia"/>
               </w:rPr>
-              <w:t>지상</w:t>
+              <w:t>노상</w:t>
             </w:r>
           </w:p>
         </w:tc>

--- a/public/sk/template.docx
+++ b/public/sk/template.docx
@@ -7743,15 +7743,18 @@
             <w:pPr>
               <w:jc w:val="center"/>
               <w:rPr>
-                <w:b/>
+                <w:sz w:val="18"/>
+                <w:szCs w:val="18"/>
+              </w:rPr>
+            </w:pPr>
+            <w:r>
+              <w:rPr>
+                <w:rFonts w:eastAsiaTheme="majorEastAsia" w:hint="eastAsia"/>
                 <w:bCs/>
-                <w:i/>
-                <w:iCs/>
-                <w:sz w:val="18"/>
-                <w:szCs w:val="18"/>
-                <w:u w:val="single"/>
-              </w:rPr>
-            </w:pPr>
+                <w:sz w:val="18"/>
+              </w:rPr>
+              <w:t>리베이트 없이 정상적인 영업 절차에 따라 진행</w:t>
+            </w:r>
           </w:p>
         </w:tc>
       </w:tr>

--- a/public/sk/template.docx
+++ b/public/sk/template.docx
@@ -7751,7 +7751,8 @@
               <w:rPr>
                 <w:rFonts w:eastAsiaTheme="majorEastAsia" w:hint="eastAsia"/>
                 <w:bCs/>
-                <w:sz w:val="18"/>
+                <w:sz w:val="16"/>
+                <w:szCs w:val="16"/>
               </w:rPr>
               <w:t>리베이트 없이 정상적인 영업 절차에 따라 진행</w:t>
             </w:r>

--- a/public/sk/template.docx
+++ b/public/sk/template.docx
@@ -58,7 +58,7 @@
           <w:szCs w:val="30"/>
           <w14:ligatures w14:val="none"/>
         </w:rPr>
-        <w:t xml:space="preserve"> 충전기 설치, 운영 계약서</w:t>
+        <w:t xml:space="preserve"> 충전기 설치·운영 계약서(보조사업)</w:t>
       </w:r>
     </w:p>
     <w:p>
@@ -2497,7 +2497,7 @@
                 <w:szCs w:val="14"/>
                 <w14:ligatures w14:val="none"/>
               </w:rPr>
-              <w:t xml:space="preserve">⑥ 충전요금은 한국 전력의 전기요금, 환경부 충전요금 인상 또는 사업자의 사정에 따라 사업자가 변동할 수 있으며, 서비스제공자는 </w:t>
+              <w:t xml:space="preserve">⑥ 충전요금은 한국 전력의 전기요금, 기후부 충전요금 인상 또는 사업자의 사정에 따라 사업자가 변동할 수 있으며, 서비스제공자는 </w:t>
             </w:r>
             <w:proofErr w:type="spellStart"/>
             <w:r>
@@ -2618,7 +2618,7 @@
                 <w:szCs w:val="14"/>
                 <w14:ligatures w14:val="none"/>
               </w:rPr>
-              <w:t>⑧ 본 충전기에 대한 기후에너지환경부 보조금 사업 승인 후90일 이내 서비스이용자의 사유로 인하여 충전시설 준공 완료가 불가한 경우, 서비스제</w:t>
+              <w:t>⑧ 본 충전기에 대한 기후부 보조금 사업 승인 후90일 이내 서비스이용자의 사유로 인하여 충전시설 준공 완료가 불가한 경우, 서비스제</w:t>
             </w:r>
           </w:p>
           <w:p>
@@ -3114,7 +3114,7 @@
                 <w:szCs w:val="14"/>
                 <w14:ligatures w14:val="none"/>
               </w:rPr>
-              <w:t xml:space="preserve"> 따른 환경부 및 관할 지자체의 공공기관에 해당 사실을 민원 공유를 진행한다.</w:t>
+              <w:t xml:space="preserve"> 따른 기후부 및 관할 지자체의 공공기관에 해당 사실을 민원 공유를 진행한다.</w:t>
             </w:r>
           </w:p>
           <w:p>
@@ -3585,7 +3585,7 @@
                 <w14:ligatures w14:val="none"/>
               </w:rPr>
               <w:lastRenderedPageBreak/>
-              <w:t xml:space="preserve">   * 위약금 산정 방식: 기 투입비용(전기차 충전시설 설치비용) X (잔여 개월/약정 개월) + 철거비용+ 환경부 </w:t>
+              <w:t xml:space="preserve">   * 위약금 산정 방식: 기 투입비용(전기차 충전시설 설치비용) X (잔여 개월/약정 개월) + 철거비용+ 기후부 </w:t>
             </w:r>
             <w:proofErr w:type="spellStart"/>
             <w:r>

--- a/public/sk/template.docx
+++ b/public/sk/template.docx
@@ -1572,7 +1572,7 @@
                 <w:szCs w:val="17"/>
                 <w14:ligatures w14:val="none"/>
               </w:rPr>
-              <w:t>■ BAS1007.D1.1(</w:t>
+              <w:t>□ CEC-3161AR(</w:t>
             </w:r>
             <w:proofErr w:type="spellStart"/>
             <w:r>
@@ -1624,7 +1624,7 @@
                 <w:szCs w:val="17"/>
                 <w14:ligatures w14:val="none"/>
               </w:rPr>
-              <w:t>□ CEC-2333HR1(</w:t>
+              <w:t>■ BAS1007.D1.1(</w:t>
             </w:r>
             <w:proofErr w:type="spellStart"/>
             <w:r>

--- a/public/sk/template.docx
+++ b/public/sk/template.docx
@@ -6280,7 +6280,7 @@
           <w:szCs w:val="16"/>
           <w14:ligatures w14:val="none"/>
         </w:rPr>
-        <w:t>3) 표준 충전단가는 한전 단가 인상/환경부 충전요금 인상/물가인상에 따라 변동</w:t>
+        <w:t>3) 표준 충전단가는 한전 단가 인상/기후부 충전요금 인상/물가인상에 따라 변동</w:t>
       </w:r>
       <w:r>
         <w:rPr>

--- a/public/sk/template.docx
+++ b/public/sk/template.docx
@@ -9102,6 +9102,7 @@
     <w:bookmarkEnd w:id="0"/>
     <w:p>
       <w:pPr>
+        <w:pageBreakBefore/>
         <w:widowControl/>
         <w:wordWrap/>
         <w:autoSpaceDE/>

--- a/public/sk/template.docx
+++ b/public/sk/template.docx
@@ -11,7 +11,7 @@
         <w:spacing w:after="0"/>
         <w:jc w:val="center"/>
         <w:rPr>
-          <w:rFonts w:ascii="맑은 고딕" w:eastAsia="맑은 고딕" w:hAnsi="맑은 고딕" w:cs="Gulim"/>
+          <w:rFonts w:ascii="맑은 고딕" w:eastAsia="맑은 고딕" w:hAnsi="맑은 고딕" w:cs="굴림"/>
           <w:color w:val="000000"/>
           <w:kern w:val="0"/>
           <w:szCs w:val="22"/>
@@ -21,7 +21,7 @@
       <w:bookmarkStart w:id="0" w:name="OLE_LINK26"/>
       <w:r>
         <w:rPr>
-          <w:rFonts w:ascii="맑은 고딕" w:eastAsia="맑은 고딕" w:hAnsi="맑은 고딕" w:cs="Gulim" w:hint="eastAsia"/>
+          <w:rFonts w:ascii="맑은 고딕" w:eastAsia="맑은 고딕" w:hAnsi="맑은 고딕" w:cs="굴림" w:hint="eastAsia"/>
           <w:b/>
           <w:bCs/>
           <w:color w:val="000000"/>
@@ -35,7 +35,7 @@
       <w:proofErr w:type="spellStart"/>
       <w:r>
         <w:rPr>
-          <w:rFonts w:ascii="맑은 고딕" w:eastAsia="맑은 고딕" w:hAnsi="맑은 고딕" w:cs="Gulim" w:hint="eastAsia"/>
+          <w:rFonts w:ascii="맑은 고딕" w:eastAsia="맑은 고딕" w:hAnsi="맑은 고딕" w:cs="굴림" w:hint="eastAsia"/>
           <w:b/>
           <w:bCs/>
           <w:color w:val="000000"/>
@@ -49,7 +49,7 @@
       <w:proofErr w:type="spellEnd"/>
       <w:r>
         <w:rPr>
-          <w:rFonts w:ascii="맑은 고딕" w:eastAsia="맑은 고딕" w:hAnsi="맑은 고딕" w:cs="Gulim" w:hint="eastAsia"/>
+          <w:rFonts w:ascii="맑은 고딕" w:eastAsia="맑은 고딕" w:hAnsi="맑은 고딕" w:cs="굴림" w:hint="eastAsia"/>
           <w:b/>
           <w:bCs/>
           <w:color w:val="000000"/>
@@ -58,7 +58,35 @@
           <w:szCs w:val="30"/>
           <w14:ligatures w14:val="none"/>
         </w:rPr>
-        <w:t xml:space="preserve"> 충전기 설치·운영 계약서(보조사업)</w:t>
+        <w:t xml:space="preserve"> 충전기 </w:t>
+      </w:r>
+      <w:proofErr w:type="spellStart"/>
+      <w:r>
+        <w:rPr>
+          <w:rFonts w:ascii="맑은 고딕" w:eastAsia="맑은 고딕" w:hAnsi="맑은 고딕" w:cs="굴림" w:hint="eastAsia"/>
+          <w:b/>
+          <w:bCs/>
+          <w:color w:val="000000"/>
+          <w:kern w:val="0"/>
+          <w:sz w:val="30"/>
+          <w:szCs w:val="30"/>
+          <w14:ligatures w14:val="none"/>
+        </w:rPr>
+        <w:t>설치·운영</w:t>
+      </w:r>
+      <w:proofErr w:type="spellEnd"/>
+      <w:r>
+        <w:rPr>
+          <w:rFonts w:ascii="맑은 고딕" w:eastAsia="맑은 고딕" w:hAnsi="맑은 고딕" w:cs="굴림" w:hint="eastAsia"/>
+          <w:b/>
+          <w:bCs/>
+          <w:color w:val="000000"/>
+          <w:kern w:val="0"/>
+          <w:sz w:val="30"/>
+          <w:szCs w:val="30"/>
+          <w14:ligatures w14:val="none"/>
+        </w:rPr>
+        <w:t xml:space="preserve"> 계약서(보조사업)</w:t>
       </w:r>
     </w:p>
     <w:p>
@@ -70,7 +98,7 @@
         <w:spacing w:after="0"/>
         <w:jc w:val="center"/>
         <w:rPr>
-          <w:rFonts w:ascii="맑은 고딕" w:eastAsia="맑은 고딕" w:hAnsi="맑은 고딕" w:cs="Gulim"/>
+          <w:rFonts w:ascii="맑은 고딕" w:eastAsia="맑은 고딕" w:hAnsi="맑은 고딕" w:cs="굴림"/>
           <w:color w:val="000000"/>
           <w:kern w:val="0"/>
           <w:szCs w:val="22"/>
@@ -79,7 +107,7 @@
       </w:pPr>
       <w:r>
         <w:rPr>
-          <w:rFonts w:ascii="맑은 고딕" w:eastAsia="맑은 고딕" w:hAnsi="맑은 고딕" w:cs="Gulim" w:hint="eastAsia"/>
+          <w:rFonts w:ascii="맑은 고딕" w:eastAsia="맑은 고딕" w:hAnsi="맑은 고딕" w:cs="굴림" w:hint="eastAsia"/>
           <w:color w:val="000000"/>
           <w:kern w:val="0"/>
           <w:szCs w:val="22"/>
@@ -135,7 +163,7 @@
               <w:autoSpaceDN/>
               <w:spacing w:after="0"/>
               <w:rPr>
-                <w:rFonts w:ascii="맑은 고딕" w:eastAsia="맑은 고딕" w:hAnsi="맑은 고딕" w:cs="Gulim"/>
+                <w:rFonts w:ascii="맑은 고딕" w:eastAsia="맑은 고딕" w:hAnsi="맑은 고딕" w:cs="굴림"/>
                 <w:color w:val="000000"/>
                 <w:kern w:val="0"/>
                 <w:szCs w:val="22"/>
@@ -144,7 +172,7 @@
             </w:pPr>
             <w:r>
               <w:rPr>
-                <w:rFonts w:ascii="맑은 고딕" w:eastAsia="맑은 고딕" w:hAnsi="맑은 고딕" w:cs="Gulim" w:hint="eastAsia"/>
+                <w:rFonts w:ascii="맑은 고딕" w:eastAsia="맑은 고딕" w:hAnsi="맑은 고딕" w:cs="굴림" w:hint="eastAsia"/>
                 <w:color w:val="000000"/>
                 <w:kern w:val="0"/>
                 <w:sz w:val="17"/>
@@ -188,7 +216,7 @@
               <w:spacing w:after="0"/>
               <w:jc w:val="center"/>
               <w:rPr>
-                <w:rFonts w:ascii="맑은 고딕" w:eastAsia="맑은 고딕" w:hAnsi="맑은 고딕" w:cs="Gulim"/>
+                <w:rFonts w:ascii="맑은 고딕" w:eastAsia="맑은 고딕" w:hAnsi="맑은 고딕" w:cs="굴림"/>
                 <w:color w:val="000000"/>
                 <w:kern w:val="0"/>
                 <w:szCs w:val="22"/>
@@ -197,7 +225,7 @@
             </w:pPr>
             <w:r>
               <w:rPr>
-                <w:rFonts w:ascii="맑은 고딕" w:eastAsia="맑은 고딕" w:hAnsi="맑은 고딕" w:cs="Gulim" w:hint="eastAsia"/>
+                <w:rFonts w:ascii="맑은 고딕" w:eastAsia="맑은 고딕" w:hAnsi="맑은 고딕" w:cs="굴림" w:hint="eastAsia"/>
                 <w:color w:val="000000"/>
                 <w:kern w:val="0"/>
                 <w:sz w:val="17"/>
@@ -216,7 +244,7 @@
               <w:spacing w:after="0"/>
               <w:jc w:val="center"/>
               <w:rPr>
-                <w:rFonts w:ascii="맑은 고딕" w:eastAsia="맑은 고딕" w:hAnsi="맑은 고딕" w:cs="Gulim"/>
+                <w:rFonts w:ascii="맑은 고딕" w:eastAsia="맑은 고딕" w:hAnsi="맑은 고딕" w:cs="굴림"/>
                 <w:color w:val="000000"/>
                 <w:kern w:val="0"/>
                 <w:szCs w:val="22"/>
@@ -225,7 +253,7 @@
             </w:pPr>
             <w:r>
               <w:rPr>
-                <w:rFonts w:ascii="맑은 고딕" w:eastAsia="맑은 고딕" w:hAnsi="맑은 고딕" w:cs="Gulim" w:hint="eastAsia"/>
+                <w:rFonts w:ascii="맑은 고딕" w:eastAsia="맑은 고딕" w:hAnsi="맑은 고딕" w:cs="굴림" w:hint="eastAsia"/>
                 <w:color w:val="000000"/>
                 <w:kern w:val="0"/>
                 <w:sz w:val="17"/>
@@ -262,7 +290,7 @@
               <w:spacing w:after="0"/>
               <w:jc w:val="center"/>
               <w:rPr>
-                <w:rFonts w:ascii="맑은 고딕" w:eastAsia="맑은 고딕" w:hAnsi="맑은 고딕" w:cs="Gulim"/>
+                <w:rFonts w:ascii="맑은 고딕" w:eastAsia="맑은 고딕" w:hAnsi="맑은 고딕" w:cs="굴림"/>
                 <w:color w:val="000000"/>
                 <w:kern w:val="0"/>
                 <w:szCs w:val="22"/>
@@ -271,7 +299,7 @@
             </w:pPr>
             <w:r>
               <w:rPr>
-                <w:rFonts w:ascii="맑은 고딕" w:eastAsia="맑은 고딕" w:hAnsi="맑은 고딕" w:cs="Gulim" w:hint="eastAsia"/>
+                <w:rFonts w:ascii="맑은 고딕" w:eastAsia="맑은 고딕" w:hAnsi="맑은 고딕" w:cs="굴림" w:hint="eastAsia"/>
                 <w:color w:val="000000"/>
                 <w:kern w:val="0"/>
                 <w:sz w:val="17"/>
@@ -308,7 +336,7 @@
               <w:spacing w:after="0"/>
               <w:jc w:val="center"/>
               <w:rPr>
-                <w:rFonts w:ascii="맑은 고딕" w:eastAsia="맑은 고딕" w:hAnsi="맑은 고딕" w:cs="Gulim"/>
+                <w:rFonts w:ascii="맑은 고딕" w:eastAsia="맑은 고딕" w:hAnsi="맑은 고딕" w:cs="굴림"/>
                 <w:color w:val="000000"/>
                 <w:kern w:val="0"/>
                 <w:szCs w:val="22"/>
@@ -317,7 +345,7 @@
             </w:pPr>
             <w:r>
               <w:rPr>
-                <w:rFonts w:ascii="맑은 고딕" w:eastAsia="맑은 고딕" w:hAnsi="맑은 고딕" w:cs="Gulim" w:hint="eastAsia"/>
+                <w:rFonts w:ascii="맑은 고딕" w:eastAsia="맑은 고딕" w:hAnsi="맑은 고딕" w:cs="굴림" w:hint="eastAsia"/>
                 <w:color w:val="000000"/>
                 <w:kern w:val="0"/>
                 <w:szCs w:val="22"/>
@@ -354,7 +382,7 @@
               <w:spacing w:after="0"/>
               <w:jc w:val="center"/>
               <w:rPr>
-                <w:rFonts w:ascii="맑은 고딕" w:eastAsia="맑은 고딕" w:hAnsi="맑은 고딕" w:cs="Gulim"/>
+                <w:rFonts w:ascii="맑은 고딕" w:eastAsia="맑은 고딕" w:hAnsi="맑은 고딕" w:cs="굴림"/>
                 <w:color w:val="000000"/>
                 <w:kern w:val="0"/>
                 <w:szCs w:val="22"/>
@@ -363,7 +391,7 @@
             </w:pPr>
             <w:r>
               <w:rPr>
-                <w:rFonts w:ascii="맑은 고딕" w:eastAsia="맑은 고딕" w:hAnsi="맑은 고딕" w:cs="Gulim" w:hint="eastAsia"/>
+                <w:rFonts w:ascii="맑은 고딕" w:eastAsia="맑은 고딕" w:hAnsi="맑은 고딕" w:cs="굴림" w:hint="eastAsia"/>
                 <w:color w:val="000000"/>
                 <w:kern w:val="0"/>
                 <w:sz w:val="17"/>
@@ -400,7 +428,7 @@
               <w:spacing w:after="0"/>
               <w:jc w:val="center"/>
               <w:rPr>
-                <w:rFonts w:ascii="맑은 고딕" w:eastAsia="맑은 고딕" w:hAnsi="맑은 고딕" w:cs="Gulim"/>
+                <w:rFonts w:ascii="맑은 고딕" w:eastAsia="맑은 고딕" w:hAnsi="맑은 고딕" w:cs="굴림"/>
                 <w:color w:val="000000"/>
                 <w:kern w:val="0"/>
                 <w:szCs w:val="22"/>
@@ -409,7 +437,7 @@
             </w:pPr>
             <w:r>
               <w:rPr>
-                <w:rFonts w:ascii="맑은 고딕" w:eastAsia="맑은 고딕" w:hAnsi="맑은 고딕" w:cs="Gulim" w:hint="eastAsia"/>
+                <w:rFonts w:ascii="맑은 고딕" w:eastAsia="맑은 고딕" w:hAnsi="맑은 고딕" w:cs="굴림" w:hint="eastAsia"/>
                 <w:color w:val="000000"/>
                 <w:kern w:val="0"/>
                 <w:szCs w:val="22"/>
@@ -445,7 +473,7 @@
               <w:autoSpaceDN/>
               <w:spacing w:after="0"/>
               <w:rPr>
-                <w:rFonts w:ascii="맑은 고딕" w:eastAsia="맑은 고딕" w:hAnsi="맑은 고딕" w:cs="Gulim"/>
+                <w:rFonts w:ascii="맑은 고딕" w:eastAsia="맑은 고딕" w:hAnsi="맑은 고딕" w:cs="굴림"/>
                 <w:color w:val="000000"/>
                 <w:kern w:val="0"/>
                 <w:szCs w:val="22"/>
@@ -480,7 +508,7 @@
               <w:spacing w:after="0"/>
               <w:jc w:val="center"/>
               <w:rPr>
-                <w:rFonts w:ascii="맑은 고딕" w:eastAsia="맑은 고딕" w:hAnsi="맑은 고딕" w:cs="Gulim"/>
+                <w:rFonts w:ascii="맑은 고딕" w:eastAsia="맑은 고딕" w:hAnsi="맑은 고딕" w:cs="굴림"/>
                 <w:color w:val="000000"/>
                 <w:kern w:val="0"/>
                 <w:szCs w:val="22"/>
@@ -489,7 +517,7 @@
             </w:pPr>
             <w:r>
               <w:rPr>
-                <w:rFonts w:ascii="맑은 고딕" w:eastAsia="맑은 고딕" w:hAnsi="맑은 고딕" w:cs="Gulim" w:hint="eastAsia"/>
+                <w:rFonts w:ascii="맑은 고딕" w:eastAsia="맑은 고딕" w:hAnsi="맑은 고딕" w:cs="굴림" w:hint="eastAsia"/>
                 <w:color w:val="000000"/>
                 <w:kern w:val="0"/>
                 <w:sz w:val="17"/>
@@ -526,7 +554,7 @@
               <w:spacing w:after="0"/>
               <w:jc w:val="center"/>
               <w:rPr>
-                <w:rFonts w:ascii="맑은 고딕" w:eastAsia="맑은 고딕" w:hAnsi="맑은 고딕" w:cs="Gulim"/>
+                <w:rFonts w:ascii="맑은 고딕" w:eastAsia="맑은 고딕" w:hAnsi="맑은 고딕" w:cs="굴림"/>
                 <w:color w:val="000000"/>
                 <w:kern w:val="0"/>
                 <w:szCs w:val="22"/>
@@ -535,7 +563,7 @@
             </w:pPr>
             <w:r>
               <w:rPr>
-                <w:rFonts w:ascii="맑은 고딕" w:eastAsia="맑은 고딕" w:hAnsi="맑은 고딕" w:cs="Gulim" w:hint="eastAsia"/>
+                <w:rFonts w:ascii="맑은 고딕" w:eastAsia="맑은 고딕" w:hAnsi="맑은 고딕" w:cs="굴림" w:hint="eastAsia"/>
                 <w:color w:val="000000"/>
                 <w:kern w:val="0"/>
                 <w:szCs w:val="22"/>
@@ -572,7 +600,7 @@
               <w:spacing w:after="0"/>
               <w:jc w:val="center"/>
               <w:rPr>
-                <w:rFonts w:ascii="맑은 고딕" w:eastAsia="맑은 고딕" w:hAnsi="맑은 고딕" w:cs="Gulim"/>
+                <w:rFonts w:ascii="맑은 고딕" w:eastAsia="맑은 고딕" w:hAnsi="맑은 고딕" w:cs="굴림"/>
                 <w:color w:val="000000"/>
                 <w:kern w:val="0"/>
                 <w:szCs w:val="22"/>
@@ -581,7 +609,7 @@
             </w:pPr>
             <w:r>
               <w:rPr>
-                <w:rFonts w:ascii="맑은 고딕" w:eastAsia="맑은 고딕" w:hAnsi="맑은 고딕" w:cs="Gulim" w:hint="eastAsia"/>
+                <w:rFonts w:ascii="맑은 고딕" w:eastAsia="맑은 고딕" w:hAnsi="맑은 고딕" w:cs="굴림" w:hint="eastAsia"/>
                 <w:color w:val="000000"/>
                 <w:kern w:val="0"/>
                 <w:sz w:val="17"/>
@@ -618,7 +646,7 @@
               <w:spacing w:after="0"/>
               <w:jc w:val="center"/>
               <w:rPr>
-                <w:rFonts w:ascii="맑은 고딕" w:eastAsia="맑은 고딕" w:hAnsi="맑은 고딕" w:cs="Gulim"/>
+                <w:rFonts w:ascii="맑은 고딕" w:eastAsia="맑은 고딕" w:hAnsi="맑은 고딕" w:cs="굴림"/>
                 <w:color w:val="000000"/>
                 <w:kern w:val="0"/>
                 <w:szCs w:val="22"/>
@@ -627,7 +655,7 @@
             </w:pPr>
             <w:r>
               <w:rPr>
-                <w:rFonts w:ascii="맑은 고딕" w:eastAsia="맑은 고딕" w:hAnsi="맑은 고딕" w:cs="Gulim" w:hint="eastAsia"/>
+                <w:rFonts w:ascii="맑은 고딕" w:eastAsia="맑은 고딕" w:hAnsi="맑은 고딕" w:cs="굴림" w:hint="eastAsia"/>
                 <w:color w:val="000000"/>
                 <w:kern w:val="0"/>
                 <w:szCs w:val="22"/>
@@ -663,7 +691,7 @@
               <w:autoSpaceDN/>
               <w:spacing w:after="0"/>
               <w:rPr>
-                <w:rFonts w:ascii="맑은 고딕" w:eastAsia="맑은 고딕" w:hAnsi="맑은 고딕" w:cs="Gulim"/>
+                <w:rFonts w:ascii="맑은 고딕" w:eastAsia="맑은 고딕" w:hAnsi="맑은 고딕" w:cs="굴림"/>
                 <w:color w:val="000000"/>
                 <w:kern w:val="0"/>
                 <w:szCs w:val="22"/>
@@ -698,7 +726,7 @@
               <w:spacing w:after="0"/>
               <w:jc w:val="center"/>
               <w:rPr>
-                <w:rFonts w:ascii="맑은 고딕" w:eastAsia="맑은 고딕" w:hAnsi="맑은 고딕" w:cs="Gulim"/>
+                <w:rFonts w:ascii="맑은 고딕" w:eastAsia="맑은 고딕" w:hAnsi="맑은 고딕" w:cs="굴림"/>
                 <w:color w:val="000000"/>
                 <w:kern w:val="0"/>
                 <w:szCs w:val="22"/>
@@ -707,7 +735,7 @@
             </w:pPr>
             <w:r>
               <w:rPr>
-                <w:rFonts w:ascii="맑은 고딕" w:eastAsia="맑은 고딕" w:hAnsi="맑은 고딕" w:cs="Gulim" w:hint="eastAsia"/>
+                <w:rFonts w:ascii="맑은 고딕" w:eastAsia="맑은 고딕" w:hAnsi="맑은 고딕" w:cs="굴림" w:hint="eastAsia"/>
                 <w:color w:val="000000"/>
                 <w:kern w:val="0"/>
                 <w:sz w:val="17"/>
@@ -745,7 +773,7 @@
               <w:spacing w:after="0"/>
               <w:jc w:val="center"/>
               <w:rPr>
-                <w:rFonts w:ascii="맑은 고딕" w:eastAsia="맑은 고딕" w:hAnsi="맑은 고딕" w:cs="Gulim"/>
+                <w:rFonts w:ascii="맑은 고딕" w:eastAsia="맑은 고딕" w:hAnsi="맑은 고딕" w:cs="굴림"/>
                 <w:color w:val="000000"/>
                 <w:kern w:val="0"/>
                 <w:szCs w:val="22"/>
@@ -754,7 +782,7 @@
             </w:pPr>
             <w:r>
               <w:rPr>
-                <w:rFonts w:ascii="맑은 고딕" w:eastAsia="맑은 고딕" w:hAnsi="맑은 고딕" w:cs="Gulim" w:hint="eastAsia"/>
+                <w:rFonts w:ascii="맑은 고딕" w:eastAsia="맑은 고딕" w:hAnsi="맑은 고딕" w:cs="굴림" w:hint="eastAsia"/>
                 <w:color w:val="000000"/>
                 <w:kern w:val="0"/>
                 <w:szCs w:val="22"/>
@@ -797,7 +825,7 @@
               <w:spacing w:after="0"/>
               <w:jc w:val="center"/>
               <w:rPr>
-                <w:rFonts w:ascii="맑은 고딕" w:eastAsia="맑은 고딕" w:hAnsi="맑은 고딕" w:cs="Gulim"/>
+                <w:rFonts w:ascii="맑은 고딕" w:eastAsia="맑은 고딕" w:hAnsi="맑은 고딕" w:cs="굴림"/>
                 <w:color w:val="000000"/>
                 <w:kern w:val="0"/>
                 <w:sz w:val="17"/>
@@ -807,7 +835,7 @@
             </w:pPr>
             <w:r>
               <w:rPr>
-                <w:rFonts w:ascii="맑은 고딕" w:eastAsia="맑은 고딕" w:hAnsi="맑은 고딕" w:cs="Gulim" w:hint="eastAsia"/>
+                <w:rFonts w:ascii="맑은 고딕" w:eastAsia="맑은 고딕" w:hAnsi="맑은 고딕" w:cs="굴림" w:hint="eastAsia"/>
                 <w:color w:val="000000"/>
                 <w:kern w:val="0"/>
                 <w:sz w:val="17"/>
@@ -826,7 +854,7 @@
               <w:spacing w:after="0"/>
               <w:jc w:val="center"/>
               <w:rPr>
-                <w:rFonts w:ascii="맑은 고딕" w:eastAsia="맑은 고딕" w:hAnsi="맑은 고딕" w:cs="Gulim"/>
+                <w:rFonts w:ascii="맑은 고딕" w:eastAsia="맑은 고딕" w:hAnsi="맑은 고딕" w:cs="굴림"/>
                 <w:color w:val="000000"/>
                 <w:kern w:val="0"/>
                 <w:szCs w:val="22"/>
@@ -835,7 +863,7 @@
             </w:pPr>
             <w:r>
               <w:rPr>
-                <w:rFonts w:ascii="맑은 고딕" w:eastAsia="맑은 고딕" w:hAnsi="맑은 고딕" w:cs="Gulim" w:hint="eastAsia"/>
+                <w:rFonts w:ascii="맑은 고딕" w:eastAsia="맑은 고딕" w:hAnsi="맑은 고딕" w:cs="굴림" w:hint="eastAsia"/>
                 <w:color w:val="000000"/>
                 <w:kern w:val="0"/>
                 <w:sz w:val="17"/>
@@ -872,7 +900,7 @@
               <w:spacing w:after="0"/>
               <w:jc w:val="center"/>
               <w:rPr>
-                <w:rFonts w:ascii="맑은 고딕" w:eastAsia="맑은 고딕" w:hAnsi="맑은 고딕" w:cs="Gulim"/>
+                <w:rFonts w:ascii="맑은 고딕" w:eastAsia="맑은 고딕" w:hAnsi="맑은 고딕" w:cs="굴림"/>
                 <w:color w:val="000000"/>
                 <w:kern w:val="0"/>
                 <w:szCs w:val="22"/>
@@ -881,7 +909,7 @@
             </w:pPr>
             <w:r>
               <w:rPr>
-                <w:rFonts w:ascii="맑은 고딕" w:eastAsia="맑은 고딕" w:hAnsi="맑은 고딕" w:cs="Gulim" w:hint="eastAsia"/>
+                <w:rFonts w:ascii="맑은 고딕" w:eastAsia="맑은 고딕" w:hAnsi="맑은 고딕" w:cs="굴림" w:hint="eastAsia"/>
                 <w:color w:val="000000"/>
                 <w:kern w:val="0"/>
                 <w:sz w:val="17"/>
@@ -918,7 +946,7 @@
               <w:spacing w:after="0"/>
               <w:jc w:val="center"/>
               <w:rPr>
-                <w:rFonts w:ascii="맑은 고딕" w:eastAsia="맑은 고딕" w:hAnsi="맑은 고딕" w:cs="Gulim"/>
+                <w:rFonts w:ascii="맑은 고딕" w:eastAsia="맑은 고딕" w:hAnsi="맑은 고딕" w:cs="굴림"/>
                 <w:color w:val="000000"/>
                 <w:kern w:val="0"/>
                 <w:szCs w:val="22"/>
@@ -927,7 +955,7 @@
             </w:pPr>
             <w:r>
               <w:rPr>
-                <w:rFonts w:ascii="맑은 고딕" w:eastAsia="맑은 고딕" w:hAnsi="맑은 고딕" w:cs="Gulim" w:hint="eastAsia"/>
+                <w:rFonts w:ascii="맑은 고딕" w:eastAsia="맑은 고딕" w:hAnsi="맑은 고딕" w:cs="굴림" w:hint="eastAsia"/>
                 <w:color w:val="000000"/>
                 <w:kern w:val="0"/>
                 <w:sz w:val="17"/>
@@ -939,7 +967,7 @@
             <w:proofErr w:type="spellStart"/>
             <w:r>
               <w:rPr>
-                <w:rFonts w:ascii="맑은 고딕" w:eastAsia="맑은 고딕" w:hAnsi="맑은 고딕" w:cs="Gulim" w:hint="eastAsia"/>
+                <w:rFonts w:ascii="맑은 고딕" w:eastAsia="맑은 고딕" w:hAnsi="맑은 고딕" w:cs="굴림" w:hint="eastAsia"/>
                 <w:color w:val="000000"/>
                 <w:kern w:val="0"/>
                 <w:sz w:val="17"/>
@@ -951,7 +979,7 @@
             <w:proofErr w:type="spellEnd"/>
             <w:r>
               <w:rPr>
-                <w:rFonts w:ascii="맑은 고딕" w:eastAsia="맑은 고딕" w:hAnsi="맑은 고딕" w:cs="Gulim" w:hint="eastAsia"/>
+                <w:rFonts w:ascii="맑은 고딕" w:eastAsia="맑은 고딕" w:hAnsi="맑은 고딕" w:cs="굴림" w:hint="eastAsia"/>
                 <w:color w:val="000000"/>
                 <w:kern w:val="0"/>
                 <w:sz w:val="17"/>
@@ -989,7 +1017,7 @@
               <w:spacing w:after="0"/>
               <w:jc w:val="center"/>
               <w:rPr>
-                <w:rFonts w:ascii="맑은 고딕" w:eastAsia="맑은 고딕" w:hAnsi="맑은 고딕" w:cs="Gulim"/>
+                <w:rFonts w:ascii="맑은 고딕" w:eastAsia="맑은 고딕" w:hAnsi="맑은 고딕" w:cs="굴림"/>
                 <w:color w:val="000000"/>
                 <w:kern w:val="0"/>
                 <w:szCs w:val="22"/>
@@ -998,7 +1026,7 @@
             </w:pPr>
             <w:r>
               <w:rPr>
-                <w:rFonts w:ascii="맑은 고딕" w:eastAsia="맑은 고딕" w:hAnsi="맑은 고딕" w:cs="Gulim" w:hint="eastAsia"/>
+                <w:rFonts w:ascii="맑은 고딕" w:eastAsia="맑은 고딕" w:hAnsi="맑은 고딕" w:cs="굴림" w:hint="eastAsia"/>
                 <w:color w:val="000000"/>
                 <w:kern w:val="0"/>
                 <w:sz w:val="17"/>
@@ -1035,7 +1063,7 @@
               <w:spacing w:after="0"/>
               <w:jc w:val="center"/>
               <w:rPr>
-                <w:rFonts w:ascii="맑은 고딕" w:eastAsia="맑은 고딕" w:hAnsi="맑은 고딕" w:cs="Gulim"/>
+                <w:rFonts w:ascii="맑은 고딕" w:eastAsia="맑은 고딕" w:hAnsi="맑은 고딕" w:cs="굴림"/>
                 <w:color w:val="000000"/>
                 <w:kern w:val="0"/>
                 <w:szCs w:val="22"/>
@@ -1044,7 +1072,7 @@
             </w:pPr>
             <w:r>
               <w:rPr>
-                <w:rFonts w:ascii="맑은 고딕" w:eastAsia="맑은 고딕" w:hAnsi="맑은 고딕" w:cs="Gulim" w:hint="eastAsia"/>
+                <w:rFonts w:ascii="맑은 고딕" w:eastAsia="맑은 고딕" w:hAnsi="맑은 고딕" w:cs="굴림" w:hint="eastAsia"/>
                 <w:color w:val="000000"/>
                 <w:kern w:val="0"/>
                 <w:sz w:val="17"/>
@@ -1081,7 +1109,7 @@
               <w:autoSpaceDN/>
               <w:spacing w:after="0"/>
               <w:rPr>
-                <w:rFonts w:ascii="맑은 고딕" w:eastAsia="맑은 고딕" w:hAnsi="맑은 고딕" w:cs="Gulim"/>
+                <w:rFonts w:ascii="맑은 고딕" w:eastAsia="맑은 고딕" w:hAnsi="맑은 고딕" w:cs="굴림"/>
                 <w:color w:val="000000"/>
                 <w:kern w:val="0"/>
                 <w:szCs w:val="22"/>
@@ -1116,7 +1144,7 @@
               <w:spacing w:after="0"/>
               <w:jc w:val="center"/>
               <w:rPr>
-                <w:rFonts w:ascii="맑은 고딕" w:eastAsia="맑은 고딕" w:hAnsi="맑은 고딕" w:cs="Gulim"/>
+                <w:rFonts w:ascii="맑은 고딕" w:eastAsia="맑은 고딕" w:hAnsi="맑은 고딕" w:cs="굴림"/>
                 <w:color w:val="000000"/>
                 <w:kern w:val="0"/>
                 <w:szCs w:val="22"/>
@@ -1125,7 +1153,7 @@
             </w:pPr>
             <w:r>
               <w:rPr>
-                <w:rFonts w:ascii="맑은 고딕" w:eastAsia="맑은 고딕" w:hAnsi="맑은 고딕" w:cs="Gulim" w:hint="eastAsia"/>
+                <w:rFonts w:ascii="맑은 고딕" w:eastAsia="맑은 고딕" w:hAnsi="맑은 고딕" w:cs="굴림" w:hint="eastAsia"/>
                 <w:color w:val="000000"/>
                 <w:kern w:val="0"/>
                 <w:sz w:val="17"/>
@@ -1162,7 +1190,7 @@
               <w:spacing w:after="0"/>
               <w:jc w:val="center"/>
               <w:rPr>
-                <w:rFonts w:ascii="맑은 고딕" w:eastAsia="맑은 고딕" w:hAnsi="맑은 고딕" w:cs="Gulim"/>
+                <w:rFonts w:ascii="맑은 고딕" w:eastAsia="맑은 고딕" w:hAnsi="맑은 고딕" w:cs="굴림"/>
                 <w:color w:val="000000"/>
                 <w:kern w:val="0"/>
                 <w:szCs w:val="22"/>
@@ -1171,7 +1199,7 @@
             </w:pPr>
             <w:r>
               <w:rPr>
-                <w:rFonts w:ascii="맑은 고딕" w:eastAsia="맑은 고딕" w:hAnsi="맑은 고딕" w:cs="Gulim" w:hint="eastAsia"/>
+                <w:rFonts w:ascii="맑은 고딕" w:eastAsia="맑은 고딕" w:hAnsi="맑은 고딕" w:cs="굴림" w:hint="eastAsia"/>
                 <w:color w:val="000000"/>
                 <w:kern w:val="0"/>
                 <w:sz w:val="17"/>
@@ -1209,7 +1237,7 @@
               <w:spacing w:after="0"/>
               <w:jc w:val="center"/>
               <w:rPr>
-                <w:rFonts w:ascii="맑은 고딕" w:eastAsia="맑은 고딕" w:hAnsi="맑은 고딕" w:cs="Gulim"/>
+                <w:rFonts w:ascii="맑은 고딕" w:eastAsia="맑은 고딕" w:hAnsi="맑은 고딕" w:cs="굴림"/>
                 <w:color w:val="000000"/>
                 <w:kern w:val="0"/>
                 <w:szCs w:val="22"/>
@@ -1218,7 +1246,7 @@
             </w:pPr>
             <w:r>
               <w:rPr>
-                <w:rFonts w:ascii="맑은 고딕" w:eastAsia="맑은 고딕" w:hAnsi="맑은 고딕" w:cs="Gulim" w:hint="eastAsia"/>
+                <w:rFonts w:ascii="맑은 고딕" w:eastAsia="맑은 고딕" w:hAnsi="맑은 고딕" w:cs="굴림" w:hint="eastAsia"/>
                 <w:color w:val="000000"/>
                 <w:kern w:val="0"/>
                 <w:sz w:val="17"/>
@@ -1255,7 +1283,7 @@
               <w:spacing w:after="0"/>
               <w:jc w:val="center"/>
               <w:rPr>
-                <w:rFonts w:ascii="맑은 고딕" w:eastAsia="맑은 고딕" w:hAnsi="맑은 고딕" w:cs="Gulim"/>
+                <w:rFonts w:ascii="맑은 고딕" w:eastAsia="맑은 고딕" w:hAnsi="맑은 고딕" w:cs="굴림"/>
                 <w:color w:val="000000"/>
                 <w:kern w:val="0"/>
                 <w:szCs w:val="22"/>
@@ -1264,7 +1292,7 @@
             </w:pPr>
             <w:r>
               <w:rPr>
-                <w:rFonts w:ascii="맑은 고딕" w:eastAsia="맑은 고딕" w:hAnsi="맑은 고딕" w:cs="Gulim" w:hint="eastAsia"/>
+                <w:rFonts w:ascii="맑은 고딕" w:eastAsia="맑은 고딕" w:hAnsi="맑은 고딕" w:cs="굴림" w:hint="eastAsia"/>
                 <w:color w:val="000000"/>
                 <w:kern w:val="0"/>
                 <w:sz w:val="17"/>
@@ -1276,7 +1304,7 @@
             <w:proofErr w:type="spellStart"/>
             <w:r>
               <w:rPr>
-                <w:rFonts w:ascii="맑은 고딕" w:eastAsia="맑은 고딕" w:hAnsi="맑은 고딕" w:cs="Gulim" w:hint="eastAsia"/>
+                <w:rFonts w:ascii="맑은 고딕" w:eastAsia="맑은 고딕" w:hAnsi="맑은 고딕" w:cs="굴림" w:hint="eastAsia"/>
                 <w:color w:val="000000"/>
                 <w:kern w:val="0"/>
                 <w:sz w:val="17"/>
@@ -1288,7 +1316,7 @@
             <w:proofErr w:type="spellEnd"/>
             <w:r>
               <w:rPr>
-                <w:rFonts w:ascii="맑은 고딕" w:eastAsia="맑은 고딕" w:hAnsi="맑은 고딕" w:cs="Gulim" w:hint="eastAsia"/>
+                <w:rFonts w:ascii="맑은 고딕" w:eastAsia="맑은 고딕" w:hAnsi="맑은 고딕" w:cs="굴림" w:hint="eastAsia"/>
                 <w:color w:val="000000"/>
                 <w:kern w:val="0"/>
                 <w:sz w:val="17"/>
@@ -1330,7 +1358,7 @@
               <w:autoSpaceDN/>
               <w:spacing w:after="0"/>
               <w:rPr>
-                <w:rFonts w:ascii="맑은 고딕" w:eastAsia="맑은 고딕" w:hAnsi="맑은 고딕" w:cs="Gulim"/>
+                <w:rFonts w:ascii="맑은 고딕" w:eastAsia="맑은 고딕" w:hAnsi="맑은 고딕" w:cs="굴림"/>
                 <w:color w:val="000000"/>
                 <w:kern w:val="0"/>
                 <w:szCs w:val="22"/>
@@ -1339,7 +1367,7 @@
             </w:pPr>
             <w:r>
               <w:rPr>
-                <w:rFonts w:ascii="맑은 고딕" w:eastAsia="맑은 고딕" w:hAnsi="맑은 고딕" w:cs="Gulim" w:hint="eastAsia"/>
+                <w:rFonts w:ascii="맑은 고딕" w:eastAsia="맑은 고딕" w:hAnsi="맑은 고딕" w:cs="굴림" w:hint="eastAsia"/>
                 <w:color w:val="000000"/>
                 <w:kern w:val="0"/>
                 <w:sz w:val="17"/>
@@ -1381,7 +1409,7 @@
               <w:spacing w:after="0"/>
               <w:jc w:val="center"/>
               <w:rPr>
-                <w:rFonts w:ascii="맑은 고딕" w:eastAsia="맑은 고딕" w:hAnsi="맑은 고딕" w:cs="Gulim"/>
+                <w:rFonts w:ascii="맑은 고딕" w:eastAsia="맑은 고딕" w:hAnsi="맑은 고딕" w:cs="굴림"/>
                 <w:color w:val="000000"/>
                 <w:kern w:val="0"/>
                 <w:szCs w:val="22"/>
@@ -1390,7 +1418,7 @@
             </w:pPr>
             <w:r>
               <w:rPr>
-                <w:rFonts w:ascii="맑은 고딕" w:eastAsia="맑은 고딕" w:hAnsi="맑은 고딕" w:cs="Gulim" w:hint="eastAsia"/>
+                <w:rFonts w:ascii="맑은 고딕" w:eastAsia="맑은 고딕" w:hAnsi="맑은 고딕" w:cs="굴림" w:hint="eastAsia"/>
                 <w:color w:val="000000"/>
                 <w:kern w:val="0"/>
                 <w:sz w:val="17"/>
@@ -1428,7 +1456,7 @@
               <w:spacing w:after="0"/>
               <w:jc w:val="center"/>
               <w:rPr>
-                <w:rFonts w:ascii="맑은 고딕" w:eastAsia="맑은 고딕" w:hAnsi="맑은 고딕" w:cs="Gulim"/>
+                <w:rFonts w:ascii="맑은 고딕" w:eastAsia="맑은 고딕" w:hAnsi="맑은 고딕" w:cs="굴림"/>
                 <w:color w:val="000000"/>
                 <w:kern w:val="0"/>
                 <w:szCs w:val="22"/>
@@ -1437,7 +1465,7 @@
             </w:pPr>
             <w:r>
               <w:rPr>
-                <w:rFonts w:ascii="맑은 고딕" w:eastAsia="맑은 고딕" w:hAnsi="맑은 고딕" w:cs="Gulim" w:hint="eastAsia"/>
+                <w:rFonts w:ascii="맑은 고딕" w:eastAsia="맑은 고딕" w:hAnsi="맑은 고딕" w:cs="굴림" w:hint="eastAsia"/>
                 <w:color w:val="000000"/>
                 <w:kern w:val="0"/>
                 <w:sz w:val="17"/>
@@ -1449,7 +1477,7 @@
             <w:sdt>
               <w:sdtPr>
                 <w:rPr>
-                  <w:rFonts w:ascii="맑은 고딕" w:eastAsia="맑은 고딕" w:hAnsi="맑은 고딕" w:cs="Gulim" w:hint="eastAsia"/>
+                  <w:rFonts w:ascii="맑은 고딕" w:eastAsia="맑은 고딕" w:hAnsi="맑은 고딕" w:cs="굴림" w:hint="eastAsia"/>
                   <w:color w:val="000000"/>
                   <w:kern w:val="0"/>
                   <w:sz w:val="17"/>
@@ -1464,7 +1492,7 @@
               <w:sdtContent>
                 <w:r>
                   <w:rPr>
-                    <w:rFonts w:ascii="맑은 고딕" w:eastAsia="맑은 고딕" w:hAnsi="맑은 고딕" w:cs="Gulim" w:hint="eastAsia"/>
+                    <w:rFonts w:ascii="맑은 고딕" w:eastAsia="맑은 고딕" w:hAnsi="맑은 고딕" w:cs="굴림" w:hint="eastAsia"/>
                     <w:color w:val="000000"/>
                     <w:kern w:val="0"/>
                     <w:sz w:val="17"/>
@@ -1509,7 +1537,7 @@
               <w:spacing w:after="0"/>
               <w:jc w:val="center"/>
               <w:rPr>
-                <w:rFonts w:ascii="맑은 고딕" w:eastAsia="맑은 고딕" w:hAnsi="맑은 고딕" w:cs="Gulim"/>
+                <w:rFonts w:ascii="맑은 고딕" w:eastAsia="맑은 고딕" w:hAnsi="맑은 고딕" w:cs="굴림"/>
                 <w:color w:val="000000"/>
                 <w:kern w:val="0"/>
                 <w:szCs w:val="22"/>
@@ -1518,7 +1546,7 @@
             </w:pPr>
             <w:r>
               <w:rPr>
-                <w:rFonts w:ascii="맑은 고딕" w:eastAsia="맑은 고딕" w:hAnsi="맑은 고딕" w:cs="Gulim" w:hint="eastAsia"/>
+                <w:rFonts w:ascii="맑은 고딕" w:eastAsia="맑은 고딕" w:hAnsi="맑은 고딕" w:cs="굴림" w:hint="eastAsia"/>
                 <w:color w:val="000000"/>
                 <w:kern w:val="0"/>
                 <w:sz w:val="17"/>
@@ -1556,7 +1584,7 @@
               <w:spacing w:after="0"/>
               <w:jc w:val="center"/>
               <w:rPr>
-                <w:rFonts w:ascii="맑은 고딕" w:eastAsia="맑은 고딕" w:hAnsi="맑은 고딕" w:cs="Gulim"/>
+                <w:rFonts w:ascii="맑은 고딕" w:eastAsia="맑은 고딕" w:hAnsi="맑은 고딕" w:cs="굴림"/>
                 <w:color w:val="000000"/>
                 <w:kern w:val="0"/>
                 <w:szCs w:val="22"/>
@@ -1565,7 +1593,7 @@
             </w:pPr>
             <w:r>
               <w:rPr>
-                <w:rFonts w:ascii="맑은 고딕" w:eastAsia="맑은 고딕" w:hAnsi="맑은 고딕" w:cs="Gulim" w:hint="eastAsia"/>
+                <w:rFonts w:ascii="맑은 고딕" w:eastAsia="맑은 고딕" w:hAnsi="맑은 고딕" w:cs="굴림" w:hint="eastAsia"/>
                 <w:color w:val="000000"/>
                 <w:kern w:val="0"/>
                 <w:sz w:val="17"/>
@@ -1577,7 +1605,7 @@
             <w:proofErr w:type="spellStart"/>
             <w:r>
               <w:rPr>
-                <w:rFonts w:ascii="맑은 고딕" w:eastAsia="맑은 고딕" w:hAnsi="맑은 고딕" w:cs="Gulim" w:hint="eastAsia"/>
+                <w:rFonts w:ascii="맑은 고딕" w:eastAsia="맑은 고딕" w:hAnsi="맑은 고딕" w:cs="굴림" w:hint="eastAsia"/>
                 <w:color w:val="000000"/>
                 <w:kern w:val="0"/>
                 <w:sz w:val="17"/>
@@ -1589,7 +1617,7 @@
             <w:proofErr w:type="spellEnd"/>
             <w:r>
               <w:rPr>
-                <w:rFonts w:ascii="맑은 고딕" w:eastAsia="맑은 고딕" w:hAnsi="맑은 고딕" w:cs="Gulim" w:hint="eastAsia"/>
+                <w:rFonts w:ascii="맑은 고딕" w:eastAsia="맑은 고딕" w:hAnsi="맑은 고딕" w:cs="굴림" w:hint="eastAsia"/>
                 <w:color w:val="000000"/>
                 <w:kern w:val="0"/>
                 <w:sz w:val="17"/>
@@ -1608,7 +1636,7 @@
               <w:spacing w:after="0"/>
               <w:jc w:val="center"/>
               <w:rPr>
-                <w:rFonts w:ascii="맑은 고딕" w:eastAsia="맑은 고딕" w:hAnsi="맑은 고딕" w:cs="Gulim"/>
+                <w:rFonts w:ascii="맑은 고딕" w:eastAsia="맑은 고딕" w:hAnsi="맑은 고딕" w:cs="굴림"/>
                 <w:color w:val="000000"/>
                 <w:kern w:val="0"/>
                 <w:szCs w:val="22"/>
@@ -1617,7 +1645,7 @@
             </w:pPr>
             <w:r>
               <w:rPr>
-                <w:rFonts w:ascii="맑은 고딕" w:eastAsia="맑은 고딕" w:hAnsi="맑은 고딕" w:cs="Gulim" w:hint="eastAsia"/>
+                <w:rFonts w:ascii="맑은 고딕" w:eastAsia="맑은 고딕" w:hAnsi="맑은 고딕" w:cs="굴림" w:hint="eastAsia"/>
                 <w:color w:val="000000"/>
                 <w:kern w:val="0"/>
                 <w:sz w:val="17"/>
@@ -1629,7 +1657,7 @@
             <w:proofErr w:type="spellStart"/>
             <w:r>
               <w:rPr>
-                <w:rFonts w:ascii="맑은 고딕" w:eastAsia="맑은 고딕" w:hAnsi="맑은 고딕" w:cs="Gulim" w:hint="eastAsia"/>
+                <w:rFonts w:ascii="맑은 고딕" w:eastAsia="맑은 고딕" w:hAnsi="맑은 고딕" w:cs="굴림" w:hint="eastAsia"/>
                 <w:color w:val="000000"/>
                 <w:kern w:val="0"/>
                 <w:sz w:val="17"/>
@@ -1641,7 +1669,7 @@
             <w:proofErr w:type="spellEnd"/>
             <w:r>
               <w:rPr>
-                <w:rFonts w:ascii="맑은 고딕" w:eastAsia="맑은 고딕" w:hAnsi="맑은 고딕" w:cs="Gulim" w:hint="eastAsia"/>
+                <w:rFonts w:ascii="맑은 고딕" w:eastAsia="맑은 고딕" w:hAnsi="맑은 고딕" w:cs="굴림" w:hint="eastAsia"/>
                 <w:color w:val="000000"/>
                 <w:kern w:val="0"/>
                 <w:sz w:val="17"/>
@@ -1680,7 +1708,7 @@
               <w:spacing w:after="0"/>
               <w:jc w:val="center"/>
               <w:rPr>
-                <w:rFonts w:ascii="맑은 고딕" w:eastAsia="맑은 고딕" w:hAnsi="맑은 고딕" w:cs="Gulim"/>
+                <w:rFonts w:ascii="맑은 고딕" w:eastAsia="맑은 고딕" w:hAnsi="맑은 고딕" w:cs="굴림"/>
                 <w:color w:val="000000"/>
                 <w:kern w:val="0"/>
                 <w:szCs w:val="22"/>
@@ -1689,7 +1717,7 @@
             </w:pPr>
             <w:r>
               <w:rPr>
-                <w:rFonts w:ascii="맑은 고딕" w:eastAsia="맑은 고딕" w:hAnsi="맑은 고딕" w:cs="Gulim" w:hint="eastAsia"/>
+                <w:rFonts w:ascii="맑은 고딕" w:eastAsia="맑은 고딕" w:hAnsi="맑은 고딕" w:cs="굴림" w:hint="eastAsia"/>
                 <w:color w:val="000000"/>
                 <w:kern w:val="0"/>
                 <w:sz w:val="17"/>
@@ -1727,7 +1755,7 @@
               <w:spacing w:after="0"/>
               <w:jc w:val="center"/>
               <w:rPr>
-                <w:rFonts w:ascii="맑은 고딕" w:eastAsia="맑은 고딕" w:hAnsi="맑은 고딕" w:cs="Gulim"/>
+                <w:rFonts w:ascii="맑은 고딕" w:eastAsia="맑은 고딕" w:hAnsi="맑은 고딕" w:cs="굴림"/>
                 <w:color w:val="000000"/>
                 <w:kern w:val="0"/>
                 <w:szCs w:val="22"/>
@@ -1736,7 +1764,7 @@
             </w:pPr>
             <w:r>
               <w:rPr>
-                <w:rFonts w:ascii="맑은 고딕" w:eastAsia="맑은 고딕" w:hAnsi="맑은 고딕" w:cs="Gulim" w:hint="eastAsia"/>
+                <w:rFonts w:ascii="맑은 고딕" w:eastAsia="맑은 고딕" w:hAnsi="맑은 고딕" w:cs="굴림" w:hint="eastAsia"/>
                 <w:color w:val="000000"/>
                 <w:kern w:val="0"/>
                 <w:szCs w:val="22"/>
@@ -1777,7 +1805,7 @@
               <w:spacing w:after="0"/>
               <w:jc w:val="center"/>
               <w:rPr>
-                <w:rFonts w:ascii="맑은 고딕" w:eastAsia="맑은 고딕" w:hAnsi="맑은 고딕" w:cs="Gulim"/>
+                <w:rFonts w:ascii="맑은 고딕" w:eastAsia="맑은 고딕" w:hAnsi="맑은 고딕" w:cs="굴림"/>
                 <w:color w:val="000000"/>
                 <w:kern w:val="0"/>
                 <w:szCs w:val="22"/>
@@ -1786,7 +1814,7 @@
             </w:pPr>
             <w:r>
               <w:rPr>
-                <w:rFonts w:ascii="맑은 고딕" w:eastAsia="맑은 고딕" w:hAnsi="맑은 고딕" w:cs="Gulim" w:hint="eastAsia"/>
+                <w:rFonts w:ascii="맑은 고딕" w:eastAsia="맑은 고딕" w:hAnsi="맑은 고딕" w:cs="굴림" w:hint="eastAsia"/>
                 <w:color w:val="000000"/>
                 <w:kern w:val="0"/>
                 <w:sz w:val="17"/>
@@ -1824,7 +1852,7 @@
               <w:spacing w:after="0"/>
               <w:jc w:val="center"/>
               <w:rPr>
-                <w:rFonts w:ascii="맑은 고딕" w:eastAsia="맑은 고딕" w:hAnsi="맑은 고딕" w:cs="Gulim"/>
+                <w:rFonts w:ascii="맑은 고딕" w:eastAsia="맑은 고딕" w:hAnsi="맑은 고딕" w:cs="굴림"/>
                 <w:color w:val="000000"/>
                 <w:kern w:val="0"/>
                 <w:szCs w:val="22"/>
@@ -1833,7 +1861,7 @@
             </w:pPr>
             <w:r>
               <w:rPr>
-                <w:rFonts w:ascii="맑은 고딕" w:eastAsia="맑은 고딕" w:hAnsi="맑은 고딕" w:cs="Gulim" w:hint="eastAsia"/>
+                <w:rFonts w:ascii="맑은 고딕" w:eastAsia="맑은 고딕" w:hAnsi="맑은 고딕" w:cs="굴림" w:hint="eastAsia"/>
                 <w:color w:val="000000"/>
                 <w:kern w:val="0"/>
                 <w:sz w:val="17"/>
@@ -1845,7 +1873,7 @@
             <w:proofErr w:type="spellStart"/>
             <w:r>
               <w:rPr>
-                <w:rFonts w:ascii="맑은 고딕" w:eastAsia="맑은 고딕" w:hAnsi="맑은 고딕" w:cs="Gulim" w:hint="eastAsia"/>
+                <w:rFonts w:ascii="맑은 고딕" w:eastAsia="맑은 고딕" w:hAnsi="맑은 고딕" w:cs="굴림" w:hint="eastAsia"/>
                 <w:color w:val="000000"/>
                 <w:kern w:val="0"/>
                 <w:sz w:val="17"/>
@@ -1857,7 +1885,7 @@
             <w:proofErr w:type="spellEnd"/>
             <w:r>
               <w:rPr>
-                <w:rFonts w:ascii="맑은 고딕" w:eastAsia="맑은 고딕" w:hAnsi="맑은 고딕" w:cs="Gulim" w:hint="eastAsia"/>
+                <w:rFonts w:ascii="맑은 고딕" w:eastAsia="맑은 고딕" w:hAnsi="맑은 고딕" w:cs="굴림" w:hint="eastAsia"/>
                 <w:color w:val="000000"/>
                 <w:kern w:val="0"/>
                 <w:sz w:val="17"/>
@@ -1899,7 +1927,7 @@
               <w:autoSpaceDN/>
               <w:spacing w:after="0"/>
               <w:rPr>
-                <w:rFonts w:ascii="맑은 고딕" w:eastAsia="맑은 고딕" w:hAnsi="맑은 고딕" w:cs="Gulim"/>
+                <w:rFonts w:ascii="맑은 고딕" w:eastAsia="맑은 고딕" w:hAnsi="맑은 고딕" w:cs="굴림"/>
                 <w:color w:val="000000"/>
                 <w:kern w:val="0"/>
                 <w:szCs w:val="22"/>
@@ -1908,7 +1936,7 @@
             </w:pPr>
             <w:r>
               <w:rPr>
-                <w:rFonts w:ascii="맑은 고딕" w:eastAsia="맑은 고딕" w:hAnsi="맑은 고딕" w:cs="Gulim" w:hint="eastAsia"/>
+                <w:rFonts w:ascii="맑은 고딕" w:eastAsia="맑은 고딕" w:hAnsi="맑은 고딕" w:cs="굴림" w:hint="eastAsia"/>
                 <w:color w:val="000000"/>
                 <w:kern w:val="0"/>
                 <w:sz w:val="17"/>
@@ -1949,7 +1977,7 @@
               <w:autoSpaceDN/>
               <w:spacing w:after="0"/>
               <w:rPr>
-                <w:rFonts w:ascii="맑은 고딕" w:eastAsia="맑은 고딕" w:hAnsi="맑은 고딕" w:cs="Gulim"/>
+                <w:rFonts w:ascii="맑은 고딕" w:eastAsia="맑은 고딕" w:hAnsi="맑은 고딕" w:cs="굴림"/>
                 <w:color w:val="000000"/>
                 <w:kern w:val="0"/>
                 <w:szCs w:val="22"/>
@@ -1958,7 +1986,7 @@
             </w:pPr>
             <w:r>
               <w:rPr>
-                <w:rFonts w:ascii="맑은 고딕" w:eastAsia="맑은 고딕" w:hAnsi="맑은 고딕" w:cs="Gulim" w:hint="eastAsia"/>
+                <w:rFonts w:ascii="맑은 고딕" w:eastAsia="맑은 고딕" w:hAnsi="맑은 고딕" w:cs="굴림" w:hint="eastAsia"/>
                 <w:b/>
                 <w:bCs/>
                 <w:color w:val="000000"/>
@@ -1978,7 +2006,7 @@
               <w:autoSpaceDN/>
               <w:spacing w:after="0"/>
               <w:rPr>
-                <w:rFonts w:ascii="맑은 고딕" w:eastAsia="맑은 고딕" w:hAnsi="맑은 고딕" w:cs="Gulim"/>
+                <w:rFonts w:ascii="맑은 고딕" w:eastAsia="맑은 고딕" w:hAnsi="맑은 고딕" w:cs="굴림"/>
                 <w:color w:val="000000"/>
                 <w:kern w:val="0"/>
                 <w:szCs w:val="22"/>
@@ -1987,7 +2015,7 @@
             </w:pPr>
             <w:r>
               <w:rPr>
-                <w:rFonts w:ascii="맑은 고딕" w:eastAsia="맑은 고딕" w:hAnsi="맑은 고딕" w:cs="Gulim" w:hint="eastAsia"/>
+                <w:rFonts w:ascii="맑은 고딕" w:eastAsia="맑은 고딕" w:hAnsi="맑은 고딕" w:cs="굴림" w:hint="eastAsia"/>
                 <w:color w:val="000000"/>
                 <w:kern w:val="0"/>
                 <w:sz w:val="14"/>
@@ -2005,7 +2033,7 @@
               <w:autoSpaceDN/>
               <w:spacing w:after="0"/>
               <w:rPr>
-                <w:rFonts w:ascii="맑은 고딕" w:eastAsia="맑은 고딕" w:hAnsi="맑은 고딕" w:cs="Gulim"/>
+                <w:rFonts w:ascii="맑은 고딕" w:eastAsia="맑은 고딕" w:hAnsi="맑은 고딕" w:cs="굴림"/>
                 <w:color w:val="000000"/>
                 <w:kern w:val="0"/>
                 <w:szCs w:val="22"/>
@@ -2014,7 +2042,7 @@
             </w:pPr>
             <w:r>
               <w:rPr>
-                <w:rFonts w:ascii="맑은 고딕" w:eastAsia="맑은 고딕" w:hAnsi="맑은 고딕" w:cs="Gulim" w:hint="eastAsia"/>
+                <w:rFonts w:ascii="맑은 고딕" w:eastAsia="맑은 고딕" w:hAnsi="맑은 고딕" w:cs="굴림" w:hint="eastAsia"/>
                 <w:color w:val="000000"/>
                 <w:kern w:val="0"/>
                 <w:sz w:val="14"/>
@@ -2026,7 +2054,7 @@
             <w:proofErr w:type="spellStart"/>
             <w:r>
               <w:rPr>
-                <w:rFonts w:ascii="맑은 고딕" w:eastAsia="맑은 고딕" w:hAnsi="맑은 고딕" w:cs="Gulim" w:hint="eastAsia"/>
+                <w:rFonts w:ascii="맑은 고딕" w:eastAsia="맑은 고딕" w:hAnsi="맑은 고딕" w:cs="굴림" w:hint="eastAsia"/>
                 <w:color w:val="000000"/>
                 <w:kern w:val="0"/>
                 <w:sz w:val="14"/>
@@ -2038,7 +2066,7 @@
             <w:proofErr w:type="spellEnd"/>
             <w:r>
               <w:rPr>
-                <w:rFonts w:ascii="맑은 고딕" w:eastAsia="맑은 고딕" w:hAnsi="맑은 고딕" w:cs="Gulim" w:hint="eastAsia"/>
+                <w:rFonts w:ascii="맑은 고딕" w:eastAsia="맑은 고딕" w:hAnsi="맑은 고딕" w:cs="굴림" w:hint="eastAsia"/>
                 <w:color w:val="000000"/>
                 <w:kern w:val="0"/>
                 <w:sz w:val="14"/>
@@ -2050,7 +2078,7 @@
             <w:proofErr w:type="spellStart"/>
             <w:r>
               <w:rPr>
-                <w:rFonts w:ascii="맑은 고딕" w:eastAsia="맑은 고딕" w:hAnsi="맑은 고딕" w:cs="Gulim" w:hint="eastAsia"/>
+                <w:rFonts w:ascii="맑은 고딕" w:eastAsia="맑은 고딕" w:hAnsi="맑은 고딕" w:cs="굴림" w:hint="eastAsia"/>
                 <w:color w:val="000000"/>
                 <w:kern w:val="0"/>
                 <w:sz w:val="14"/>
@@ -2069,7 +2097,7 @@
               <w:autoSpaceDN/>
               <w:spacing w:after="0"/>
               <w:rPr>
-                <w:rFonts w:ascii="맑은 고딕" w:eastAsia="맑은 고딕" w:hAnsi="맑은 고딕" w:cs="Gulim"/>
+                <w:rFonts w:ascii="맑은 고딕" w:eastAsia="맑은 고딕" w:hAnsi="맑은 고딕" w:cs="굴림"/>
                 <w:color w:val="000000"/>
                 <w:kern w:val="0"/>
                 <w:szCs w:val="22"/>
@@ -2078,7 +2106,7 @@
             </w:pPr>
             <w:r>
               <w:rPr>
-                <w:rFonts w:ascii="맑은 고딕" w:eastAsia="맑은 고딕" w:hAnsi="맑은 고딕" w:cs="Gulim" w:hint="eastAsia"/>
+                <w:rFonts w:ascii="맑은 고딕" w:eastAsia="맑은 고딕" w:hAnsi="맑은 고딕" w:cs="굴림" w:hint="eastAsia"/>
                 <w:color w:val="000000"/>
                 <w:kern w:val="0"/>
                 <w:sz w:val="14"/>
@@ -2090,7 +2118,7 @@
             <w:proofErr w:type="spellStart"/>
             <w:r>
               <w:rPr>
-                <w:rFonts w:ascii="맑은 고딕" w:eastAsia="맑은 고딕" w:hAnsi="맑은 고딕" w:cs="Gulim" w:hint="eastAsia"/>
+                <w:rFonts w:ascii="맑은 고딕" w:eastAsia="맑은 고딕" w:hAnsi="맑은 고딕" w:cs="굴림" w:hint="eastAsia"/>
                 <w:color w:val="000000"/>
                 <w:kern w:val="0"/>
                 <w:sz w:val="14"/>
@@ -2102,7 +2130,7 @@
             <w:proofErr w:type="spellEnd"/>
             <w:r>
               <w:rPr>
-                <w:rFonts w:ascii="맑은 고딕" w:eastAsia="맑은 고딕" w:hAnsi="맑은 고딕" w:cs="Gulim" w:hint="eastAsia"/>
+                <w:rFonts w:ascii="맑은 고딕" w:eastAsia="맑은 고딕" w:hAnsi="맑은 고딕" w:cs="굴림" w:hint="eastAsia"/>
                 <w:color w:val="000000"/>
                 <w:kern w:val="0"/>
                 <w:sz w:val="14"/>
@@ -2121,7 +2149,7 @@
               <w:spacing w:after="0"/>
               <w:ind w:left="180" w:hanging="180"/>
               <w:rPr>
-                <w:rFonts w:ascii="맑은 고딕" w:eastAsia="맑은 고딕" w:hAnsi="맑은 고딕" w:cs="Gulim"/>
+                <w:rFonts w:ascii="맑은 고딕" w:eastAsia="맑은 고딕" w:hAnsi="맑은 고딕" w:cs="굴림"/>
                 <w:color w:val="000000"/>
                 <w:kern w:val="0"/>
                 <w:szCs w:val="22"/>
@@ -2130,7 +2158,7 @@
             </w:pPr>
             <w:r>
               <w:rPr>
-                <w:rFonts w:ascii="맑은 고딕" w:eastAsia="맑은 고딕" w:hAnsi="맑은 고딕" w:cs="Gulim" w:hint="eastAsia"/>
+                <w:rFonts w:ascii="맑은 고딕" w:eastAsia="맑은 고딕" w:hAnsi="맑은 고딕" w:cs="굴림" w:hint="eastAsia"/>
                 <w:color w:val="000000"/>
                 <w:kern w:val="0"/>
                 <w:sz w:val="14"/>
@@ -2149,7 +2177,7 @@
               <w:spacing w:after="0"/>
               <w:ind w:left="180" w:hanging="180"/>
               <w:rPr>
-                <w:rFonts w:ascii="맑은 고딕" w:eastAsia="맑은 고딕" w:hAnsi="맑은 고딕" w:cs="Gulim"/>
+                <w:rFonts w:ascii="맑은 고딕" w:eastAsia="맑은 고딕" w:hAnsi="맑은 고딕" w:cs="굴림"/>
                 <w:color w:val="000000"/>
                 <w:kern w:val="0"/>
                 <w:szCs w:val="22"/>
@@ -2158,7 +2186,7 @@
             </w:pPr>
             <w:r>
               <w:rPr>
-                <w:rFonts w:ascii="맑은 고딕" w:eastAsia="맑은 고딕" w:hAnsi="맑은 고딕" w:cs="Gulim" w:hint="eastAsia"/>
+                <w:rFonts w:ascii="맑은 고딕" w:eastAsia="맑은 고딕" w:hAnsi="맑은 고딕" w:cs="굴림" w:hint="eastAsia"/>
                 <w:color w:val="000000"/>
                 <w:kern w:val="0"/>
                 <w:sz w:val="14"/>
@@ -2177,7 +2205,7 @@
               <w:spacing w:after="0"/>
               <w:ind w:left="180" w:hanging="180"/>
               <w:rPr>
-                <w:rFonts w:ascii="맑은 고딕" w:eastAsia="맑은 고딕" w:hAnsi="맑은 고딕" w:cs="Gulim"/>
+                <w:rFonts w:ascii="맑은 고딕" w:eastAsia="맑은 고딕" w:hAnsi="맑은 고딕" w:cs="굴림"/>
                 <w:color w:val="000000"/>
                 <w:kern w:val="0"/>
                 <w:szCs w:val="22"/>
@@ -2186,7 +2214,7 @@
             </w:pPr>
             <w:r>
               <w:rPr>
-                <w:rFonts w:ascii="맑은 고딕" w:eastAsia="맑은 고딕" w:hAnsi="맑은 고딕" w:cs="Gulim" w:hint="eastAsia"/>
+                <w:rFonts w:ascii="맑은 고딕" w:eastAsia="맑은 고딕" w:hAnsi="맑은 고딕" w:cs="굴림" w:hint="eastAsia"/>
                 <w:color w:val="000000"/>
                 <w:kern w:val="0"/>
                 <w:sz w:val="14"/>
@@ -2205,7 +2233,7 @@
               <w:spacing w:after="0"/>
               <w:ind w:left="180" w:hanging="180"/>
               <w:rPr>
-                <w:rFonts w:ascii="맑은 고딕" w:eastAsia="맑은 고딕" w:hAnsi="맑은 고딕" w:cs="Gulim"/>
+                <w:rFonts w:ascii="맑은 고딕" w:eastAsia="맑은 고딕" w:hAnsi="맑은 고딕" w:cs="굴림"/>
                 <w:color w:val="000000"/>
                 <w:kern w:val="0"/>
                 <w:szCs w:val="22"/>
@@ -2214,7 +2242,7 @@
             </w:pPr>
             <w:r>
               <w:rPr>
-                <w:rFonts w:ascii="맑은 고딕" w:eastAsia="맑은 고딕" w:hAnsi="맑은 고딕" w:cs="Gulim" w:hint="eastAsia"/>
+                <w:rFonts w:ascii="맑은 고딕" w:eastAsia="맑은 고딕" w:hAnsi="맑은 고딕" w:cs="굴림" w:hint="eastAsia"/>
                 <w:color w:val="000000"/>
                 <w:kern w:val="0"/>
                 <w:sz w:val="14"/>
@@ -2233,7 +2261,7 @@
               <w:spacing w:after="0"/>
               <w:ind w:left="180" w:hanging="180"/>
               <w:rPr>
-                <w:rFonts w:ascii="맑은 고딕" w:eastAsia="맑은 고딕" w:hAnsi="맑은 고딕" w:cs="Gulim"/>
+                <w:rFonts w:ascii="맑은 고딕" w:eastAsia="맑은 고딕" w:hAnsi="맑은 고딕" w:cs="굴림"/>
                 <w:color w:val="000000"/>
                 <w:kern w:val="0"/>
                 <w:szCs w:val="22"/>
@@ -2242,7 +2270,7 @@
             </w:pPr>
             <w:r>
               <w:rPr>
-                <w:rFonts w:ascii="맑은 고딕" w:eastAsia="맑은 고딕" w:hAnsi="맑은 고딕" w:cs="Gulim" w:hint="eastAsia"/>
+                <w:rFonts w:ascii="맑은 고딕" w:eastAsia="맑은 고딕" w:hAnsi="맑은 고딕" w:cs="굴림" w:hint="eastAsia"/>
                 <w:color w:val="000000"/>
                 <w:kern w:val="0"/>
                 <w:sz w:val="14"/>
@@ -2261,7 +2289,7 @@
               <w:spacing w:after="0"/>
               <w:ind w:left="180" w:hanging="180"/>
               <w:rPr>
-                <w:rFonts w:ascii="맑은 고딕" w:eastAsia="맑은 고딕" w:hAnsi="맑은 고딕" w:cs="Gulim"/>
+                <w:rFonts w:ascii="맑은 고딕" w:eastAsia="맑은 고딕" w:hAnsi="맑은 고딕" w:cs="굴림"/>
                 <w:color w:val="000000"/>
                 <w:kern w:val="0"/>
                 <w:szCs w:val="22"/>
@@ -2270,7 +2298,7 @@
             </w:pPr>
             <w:r>
               <w:rPr>
-                <w:rFonts w:ascii="맑은 고딕" w:eastAsia="맑은 고딕" w:hAnsi="맑은 고딕" w:cs="Gulim" w:hint="eastAsia"/>
+                <w:rFonts w:ascii="맑은 고딕" w:eastAsia="맑은 고딕" w:hAnsi="맑은 고딕" w:cs="굴림" w:hint="eastAsia"/>
                 <w:color w:val="000000"/>
                 <w:kern w:val="0"/>
                 <w:sz w:val="14"/>
@@ -2289,7 +2317,7 @@
               <w:spacing w:after="0"/>
               <w:ind w:left="240" w:hanging="240"/>
               <w:rPr>
-                <w:rFonts w:ascii="맑은 고딕" w:eastAsia="맑은 고딕" w:hAnsi="맑은 고딕" w:cs="Gulim"/>
+                <w:rFonts w:ascii="맑은 고딕" w:eastAsia="맑은 고딕" w:hAnsi="맑은 고딕" w:cs="굴림"/>
                 <w:color w:val="000000"/>
                 <w:kern w:val="0"/>
                 <w:szCs w:val="22"/>
@@ -2298,7 +2326,7 @@
             </w:pPr>
             <w:r>
               <w:rPr>
-                <w:rFonts w:ascii="맑은 고딕" w:eastAsia="맑은 고딕" w:hAnsi="맑은 고딕" w:cs="Gulim" w:hint="eastAsia"/>
+                <w:rFonts w:ascii="맑은 고딕" w:eastAsia="맑은 고딕" w:hAnsi="맑은 고딕" w:cs="굴림" w:hint="eastAsia"/>
                 <w:color w:val="000000"/>
                 <w:kern w:val="0"/>
                 <w:sz w:val="14"/>
@@ -2317,7 +2345,7 @@
               <w:spacing w:after="0"/>
               <w:ind w:left="240" w:hanging="240"/>
               <w:rPr>
-                <w:rFonts w:ascii="맑은 고딕" w:eastAsia="맑은 고딕" w:hAnsi="맑은 고딕" w:cs="Gulim"/>
+                <w:rFonts w:ascii="맑은 고딕" w:eastAsia="맑은 고딕" w:hAnsi="맑은 고딕" w:cs="굴림"/>
                 <w:color w:val="000000"/>
                 <w:kern w:val="0"/>
                 <w:szCs w:val="22"/>
@@ -2326,7 +2354,7 @@
             </w:pPr>
             <w:r>
               <w:rPr>
-                <w:rFonts w:ascii="맑은 고딕" w:eastAsia="맑은 고딕" w:hAnsi="맑은 고딕" w:cs="Gulim" w:hint="eastAsia"/>
+                <w:rFonts w:ascii="맑은 고딕" w:eastAsia="맑은 고딕" w:hAnsi="맑은 고딕" w:cs="굴림" w:hint="eastAsia"/>
                 <w:color w:val="000000"/>
                 <w:kern w:val="0"/>
                 <w:sz w:val="14"/>
@@ -2338,7 +2366,7 @@
             <w:proofErr w:type="spellStart"/>
             <w:r>
               <w:rPr>
-                <w:rFonts w:ascii="맑은 고딕" w:eastAsia="맑은 고딕" w:hAnsi="맑은 고딕" w:cs="Gulim" w:hint="eastAsia"/>
+                <w:rFonts w:ascii="맑은 고딕" w:eastAsia="맑은 고딕" w:hAnsi="맑은 고딕" w:cs="굴림" w:hint="eastAsia"/>
                 <w:color w:val="000000"/>
                 <w:kern w:val="0"/>
                 <w:sz w:val="14"/>
@@ -2350,7 +2378,7 @@
             <w:proofErr w:type="spellEnd"/>
             <w:r>
               <w:rPr>
-                <w:rFonts w:ascii="맑은 고딕" w:eastAsia="맑은 고딕" w:hAnsi="맑은 고딕" w:cs="Gulim" w:hint="eastAsia"/>
+                <w:rFonts w:ascii="맑은 고딕" w:eastAsia="맑은 고딕" w:hAnsi="맑은 고딕" w:cs="굴림" w:hint="eastAsia"/>
                 <w:color w:val="000000"/>
                 <w:kern w:val="0"/>
                 <w:sz w:val="14"/>
@@ -2369,7 +2397,7 @@
               <w:spacing w:after="0"/>
               <w:ind w:left="180" w:hanging="180"/>
               <w:rPr>
-                <w:rFonts w:ascii="맑은 고딕" w:eastAsia="맑은 고딕" w:hAnsi="맑은 고딕" w:cs="Gulim"/>
+                <w:rFonts w:ascii="맑은 고딕" w:eastAsia="맑은 고딕" w:hAnsi="맑은 고딕" w:cs="굴림"/>
                 <w:color w:val="000000"/>
                 <w:kern w:val="0"/>
                 <w:szCs w:val="22"/>
@@ -2378,7 +2406,7 @@
             </w:pPr>
             <w:r>
               <w:rPr>
-                <w:rFonts w:ascii="맑은 고딕" w:eastAsia="맑은 고딕" w:hAnsi="맑은 고딕" w:cs="Gulim" w:hint="eastAsia"/>
+                <w:rFonts w:ascii="맑은 고딕" w:eastAsia="맑은 고딕" w:hAnsi="맑은 고딕" w:cs="굴림" w:hint="eastAsia"/>
                 <w:color w:val="000000"/>
                 <w:kern w:val="0"/>
                 <w:sz w:val="14"/>
@@ -2397,7 +2425,7 @@
               <w:spacing w:after="0"/>
               <w:ind w:left="180" w:hanging="180"/>
               <w:rPr>
-                <w:rFonts w:ascii="맑은 고딕" w:eastAsia="맑은 고딕" w:hAnsi="맑은 고딕" w:cs="Gulim"/>
+                <w:rFonts w:ascii="맑은 고딕" w:eastAsia="맑은 고딕" w:hAnsi="맑은 고딕" w:cs="굴림"/>
                 <w:color w:val="000000"/>
                 <w:kern w:val="0"/>
                 <w:szCs w:val="22"/>
@@ -2406,7 +2434,7 @@
             </w:pPr>
             <w:r>
               <w:rPr>
-                <w:rFonts w:ascii="맑은 고딕" w:eastAsia="맑은 고딕" w:hAnsi="맑은 고딕" w:cs="Gulim" w:hint="eastAsia"/>
+                <w:rFonts w:ascii="맑은 고딕" w:eastAsia="맑은 고딕" w:hAnsi="맑은 고딕" w:cs="굴림" w:hint="eastAsia"/>
                 <w:color w:val="000000"/>
                 <w:kern w:val="0"/>
                 <w:sz w:val="14"/>
@@ -2425,7 +2453,7 @@
               <w:spacing w:after="0"/>
               <w:ind w:left="180" w:hanging="180"/>
               <w:rPr>
-                <w:rFonts w:ascii="맑은 고딕" w:eastAsia="맑은 고딕" w:hAnsi="맑은 고딕" w:cs="Gulim"/>
+                <w:rFonts w:ascii="맑은 고딕" w:eastAsia="맑은 고딕" w:hAnsi="맑은 고딕" w:cs="굴림"/>
                 <w:color w:val="000000"/>
                 <w:kern w:val="0"/>
                 <w:szCs w:val="22"/>
@@ -2434,7 +2462,7 @@
             </w:pPr>
             <w:r>
               <w:rPr>
-                <w:rFonts w:ascii="맑은 고딕" w:eastAsia="맑은 고딕" w:hAnsi="맑은 고딕" w:cs="Gulim" w:hint="eastAsia"/>
+                <w:rFonts w:ascii="맑은 고딕" w:eastAsia="맑은 고딕" w:hAnsi="맑은 고딕" w:cs="굴림" w:hint="eastAsia"/>
                 <w:color w:val="000000"/>
                 <w:kern w:val="0"/>
                 <w:sz w:val="14"/>
@@ -2453,7 +2481,7 @@
               <w:spacing w:after="0"/>
               <w:ind w:left="180" w:hanging="180"/>
               <w:rPr>
-                <w:rFonts w:ascii="맑은 고딕" w:eastAsia="맑은 고딕" w:hAnsi="맑은 고딕" w:cs="Gulim"/>
+                <w:rFonts w:ascii="맑은 고딕" w:eastAsia="맑은 고딕" w:hAnsi="맑은 고딕" w:cs="굴림"/>
                 <w:color w:val="000000"/>
                 <w:kern w:val="0"/>
                 <w:szCs w:val="22"/>
@@ -2462,7 +2490,7 @@
             </w:pPr>
             <w:r>
               <w:rPr>
-                <w:rFonts w:ascii="맑은 고딕" w:eastAsia="맑은 고딕" w:hAnsi="맑은 고딕" w:cs="Gulim" w:hint="eastAsia"/>
+                <w:rFonts w:ascii="맑은 고딕" w:eastAsia="맑은 고딕" w:hAnsi="맑은 고딕" w:cs="굴림" w:hint="eastAsia"/>
                 <w:color w:val="000000"/>
                 <w:kern w:val="0"/>
                 <w:sz w:val="14"/>
@@ -2481,7 +2509,7 @@
               <w:spacing w:after="0"/>
               <w:ind w:left="180" w:hanging="180"/>
               <w:rPr>
-                <w:rFonts w:ascii="맑은 고딕" w:eastAsia="맑은 고딕" w:hAnsi="맑은 고딕" w:cs="Gulim"/>
+                <w:rFonts w:ascii="맑은 고딕" w:eastAsia="맑은 고딕" w:hAnsi="맑은 고딕" w:cs="굴림"/>
                 <w:color w:val="000000"/>
                 <w:kern w:val="0"/>
                 <w:szCs w:val="22"/>
@@ -2490,7 +2518,7 @@
             </w:pPr>
             <w:r>
               <w:rPr>
-                <w:rFonts w:ascii="맑은 고딕" w:eastAsia="맑은 고딕" w:hAnsi="맑은 고딕" w:cs="Gulim" w:hint="eastAsia"/>
+                <w:rFonts w:ascii="맑은 고딕" w:eastAsia="맑은 고딕" w:hAnsi="맑은 고딕" w:cs="굴림" w:hint="eastAsia"/>
                 <w:color w:val="000000"/>
                 <w:kern w:val="0"/>
                 <w:sz w:val="14"/>
@@ -2502,7 +2530,7 @@
             <w:proofErr w:type="spellStart"/>
             <w:r>
               <w:rPr>
-                <w:rFonts w:ascii="맑은 고딕" w:eastAsia="맑은 고딕" w:hAnsi="맑은 고딕" w:cs="Gulim" w:hint="eastAsia"/>
+                <w:rFonts w:ascii="맑은 고딕" w:eastAsia="맑은 고딕" w:hAnsi="맑은 고딕" w:cs="굴림" w:hint="eastAsia"/>
                 <w:color w:val="000000"/>
                 <w:kern w:val="0"/>
                 <w:sz w:val="14"/>
@@ -2522,7 +2550,7 @@
               <w:spacing w:after="0"/>
               <w:ind w:left="180" w:hanging="180"/>
               <w:rPr>
-                <w:rFonts w:ascii="맑은 고딕" w:eastAsia="맑은 고딕" w:hAnsi="맑은 고딕" w:cs="Gulim"/>
+                <w:rFonts w:ascii="맑은 고딕" w:eastAsia="맑은 고딕" w:hAnsi="맑은 고딕" w:cs="굴림"/>
                 <w:color w:val="000000"/>
                 <w:kern w:val="0"/>
                 <w:szCs w:val="22"/>
@@ -2531,7 +2559,7 @@
             </w:pPr>
             <w:r>
               <w:rPr>
-                <w:rFonts w:ascii="맑은 고딕" w:eastAsia="맑은 고딕" w:hAnsi="맑은 고딕" w:cs="Gulim" w:hint="eastAsia"/>
+                <w:rFonts w:ascii="맑은 고딕" w:eastAsia="맑은 고딕" w:hAnsi="맑은 고딕" w:cs="굴림" w:hint="eastAsia"/>
                 <w:color w:val="000000"/>
                 <w:kern w:val="0"/>
                 <w:sz w:val="14"/>
@@ -2543,7 +2571,7 @@
             <w:proofErr w:type="spellStart"/>
             <w:r>
               <w:rPr>
-                <w:rFonts w:ascii="맑은 고딕" w:eastAsia="맑은 고딕" w:hAnsi="맑은 고딕" w:cs="Gulim" w:hint="eastAsia"/>
+                <w:rFonts w:ascii="맑은 고딕" w:eastAsia="맑은 고딕" w:hAnsi="맑은 고딕" w:cs="굴림" w:hint="eastAsia"/>
                 <w:color w:val="000000"/>
                 <w:kern w:val="0"/>
                 <w:sz w:val="14"/>
@@ -2555,7 +2583,7 @@
             <w:proofErr w:type="spellEnd"/>
             <w:r>
               <w:rPr>
-                <w:rFonts w:ascii="맑은 고딕" w:eastAsia="맑은 고딕" w:hAnsi="맑은 고딕" w:cs="Gulim" w:hint="eastAsia"/>
+                <w:rFonts w:ascii="맑은 고딕" w:eastAsia="맑은 고딕" w:hAnsi="맑은 고딕" w:cs="굴림" w:hint="eastAsia"/>
                 <w:color w:val="000000"/>
                 <w:kern w:val="0"/>
                 <w:sz w:val="14"/>
@@ -2574,7 +2602,7 @@
               <w:spacing w:after="0"/>
               <w:ind w:left="180" w:hanging="180"/>
               <w:rPr>
-                <w:rFonts w:ascii="맑은 고딕" w:eastAsia="맑은 고딕" w:hAnsi="맑은 고딕" w:cs="Gulim"/>
+                <w:rFonts w:ascii="맑은 고딕" w:eastAsia="맑은 고딕" w:hAnsi="맑은 고딕" w:cs="굴림"/>
                 <w:color w:val="000000"/>
                 <w:kern w:val="0"/>
                 <w:szCs w:val="22"/>
@@ -2583,7 +2611,7 @@
             </w:pPr>
             <w:r>
               <w:rPr>
-                <w:rFonts w:ascii="맑은 고딕" w:eastAsia="맑은 고딕" w:hAnsi="맑은 고딕" w:cs="Gulim" w:hint="eastAsia"/>
+                <w:rFonts w:ascii="맑은 고딕" w:eastAsia="맑은 고딕" w:hAnsi="맑은 고딕" w:cs="굴림" w:hint="eastAsia"/>
                 <w:color w:val="000000"/>
                 <w:kern w:val="0"/>
                 <w:sz w:val="14"/>
@@ -2602,7 +2630,7 @@
               <w:spacing w:after="0"/>
               <w:ind w:left="180" w:hanging="180"/>
               <w:rPr>
-                <w:rFonts w:ascii="맑은 고딕" w:eastAsia="맑은 고딕" w:hAnsi="맑은 고딕" w:cs="Gulim"/>
+                <w:rFonts w:ascii="맑은 고딕" w:eastAsia="맑은 고딕" w:hAnsi="맑은 고딕" w:cs="굴림"/>
                 <w:color w:val="000000"/>
                 <w:kern w:val="0"/>
                 <w:szCs w:val="22"/>
@@ -2611,7 +2639,7 @@
             </w:pPr>
             <w:r>
               <w:rPr>
-                <w:rFonts w:ascii="맑은 고딕" w:eastAsia="맑은 고딕" w:hAnsi="맑은 고딕" w:cs="Gulim" w:hint="eastAsia"/>
+                <w:rFonts w:ascii="맑은 고딕" w:eastAsia="맑은 고딕" w:hAnsi="맑은 고딕" w:cs="굴림" w:hint="eastAsia"/>
                 <w:color w:val="000000"/>
                 <w:kern w:val="0"/>
                 <w:sz w:val="14"/>
@@ -2630,7 +2658,7 @@
               <w:spacing w:after="0"/>
               <w:ind w:left="180" w:hanging="180"/>
               <w:rPr>
-                <w:rFonts w:ascii="맑은 고딕" w:eastAsia="맑은 고딕" w:hAnsi="맑은 고딕" w:cs="Gulim"/>
+                <w:rFonts w:ascii="맑은 고딕" w:eastAsia="맑은 고딕" w:hAnsi="맑은 고딕" w:cs="굴림"/>
                 <w:color w:val="000000"/>
                 <w:kern w:val="0"/>
                 <w:szCs w:val="22"/>
@@ -2639,7 +2667,7 @@
             </w:pPr>
             <w:r>
               <w:rPr>
-                <w:rFonts w:ascii="맑은 고딕" w:eastAsia="맑은 고딕" w:hAnsi="맑은 고딕" w:cs="Gulim" w:hint="eastAsia"/>
+                <w:rFonts w:ascii="맑은 고딕" w:eastAsia="맑은 고딕" w:hAnsi="맑은 고딕" w:cs="굴림" w:hint="eastAsia"/>
                 <w:color w:val="000000"/>
                 <w:kern w:val="0"/>
                 <w:sz w:val="14"/>
@@ -2658,7 +2686,7 @@
               <w:spacing w:after="0"/>
               <w:ind w:left="180" w:hanging="180"/>
               <w:rPr>
-                <w:rFonts w:ascii="맑은 고딕" w:eastAsia="맑은 고딕" w:hAnsi="맑은 고딕" w:cs="Gulim"/>
+                <w:rFonts w:ascii="맑은 고딕" w:eastAsia="맑은 고딕" w:hAnsi="맑은 고딕" w:cs="굴림"/>
                 <w:color w:val="000000"/>
                 <w:kern w:val="0"/>
                 <w:szCs w:val="22"/>
@@ -2667,7 +2695,7 @@
             </w:pPr>
             <w:r>
               <w:rPr>
-                <w:rFonts w:ascii="맑은 고딕" w:eastAsia="맑은 고딕" w:hAnsi="맑은 고딕" w:cs="Gulim" w:hint="eastAsia"/>
+                <w:rFonts w:ascii="맑은 고딕" w:eastAsia="맑은 고딕" w:hAnsi="맑은 고딕" w:cs="굴림" w:hint="eastAsia"/>
                 <w:color w:val="000000"/>
                 <w:kern w:val="0"/>
                 <w:sz w:val="14"/>
@@ -2679,7 +2707,7 @@
             <w:proofErr w:type="spellStart"/>
             <w:r>
               <w:rPr>
-                <w:rFonts w:ascii="맑은 고딕" w:eastAsia="맑은 고딕" w:hAnsi="맑은 고딕" w:cs="Gulim" w:hint="eastAsia"/>
+                <w:rFonts w:ascii="맑은 고딕" w:eastAsia="맑은 고딕" w:hAnsi="맑은 고딕" w:cs="굴림" w:hint="eastAsia"/>
                 <w:color w:val="000000"/>
                 <w:kern w:val="0"/>
                 <w:sz w:val="14"/>
@@ -2691,7 +2719,7 @@
             <w:proofErr w:type="spellEnd"/>
             <w:r>
               <w:rPr>
-                <w:rFonts w:ascii="맑은 고딕" w:eastAsia="맑은 고딕" w:hAnsi="맑은 고딕" w:cs="Gulim" w:hint="eastAsia"/>
+                <w:rFonts w:ascii="맑은 고딕" w:eastAsia="맑은 고딕" w:hAnsi="맑은 고딕" w:cs="굴림" w:hint="eastAsia"/>
                 <w:color w:val="000000"/>
                 <w:kern w:val="0"/>
                 <w:sz w:val="14"/>
@@ -2710,7 +2738,7 @@
               <w:spacing w:after="0"/>
               <w:ind w:left="180" w:hanging="180"/>
               <w:rPr>
-                <w:rFonts w:ascii="맑은 고딕" w:eastAsia="맑은 고딕" w:hAnsi="맑은 고딕" w:cs="Gulim"/>
+                <w:rFonts w:ascii="맑은 고딕" w:eastAsia="맑은 고딕" w:hAnsi="맑은 고딕" w:cs="굴림"/>
                 <w:color w:val="000000"/>
                 <w:kern w:val="0"/>
                 <w:szCs w:val="22"/>
@@ -2719,7 +2747,7 @@
             </w:pPr>
             <w:r>
               <w:rPr>
-                <w:rFonts w:ascii="맑은 고딕" w:eastAsia="맑은 고딕" w:hAnsi="맑은 고딕" w:cs="Gulim" w:hint="eastAsia"/>
+                <w:rFonts w:ascii="맑은 고딕" w:eastAsia="맑은 고딕" w:hAnsi="맑은 고딕" w:cs="굴림" w:hint="eastAsia"/>
                 <w:color w:val="000000"/>
                 <w:kern w:val="0"/>
                 <w:sz w:val="14"/>
@@ -2738,7 +2766,7 @@
               <w:spacing w:after="0"/>
               <w:ind w:left="180" w:hanging="180"/>
               <w:rPr>
-                <w:rFonts w:ascii="맑은 고딕" w:eastAsia="맑은 고딕" w:hAnsi="맑은 고딕" w:cs="Gulim"/>
+                <w:rFonts w:ascii="맑은 고딕" w:eastAsia="맑은 고딕" w:hAnsi="맑은 고딕" w:cs="굴림"/>
                 <w:color w:val="000000"/>
                 <w:kern w:val="0"/>
                 <w:szCs w:val="22"/>
@@ -2747,7 +2775,7 @@
             </w:pPr>
             <w:r>
               <w:rPr>
-                <w:rFonts w:ascii="맑은 고딕" w:eastAsia="맑은 고딕" w:hAnsi="맑은 고딕" w:cs="Gulim" w:hint="eastAsia"/>
+                <w:rFonts w:ascii="맑은 고딕" w:eastAsia="맑은 고딕" w:hAnsi="맑은 고딕" w:cs="굴림" w:hint="eastAsia"/>
                 <w:color w:val="000000"/>
                 <w:kern w:val="0"/>
                 <w:sz w:val="14"/>
@@ -2766,7 +2794,7 @@
               <w:spacing w:after="0"/>
               <w:ind w:left="180" w:hanging="180"/>
               <w:rPr>
-                <w:rFonts w:ascii="맑은 고딕" w:eastAsia="맑은 고딕" w:hAnsi="맑은 고딕" w:cs="Gulim"/>
+                <w:rFonts w:ascii="맑은 고딕" w:eastAsia="맑은 고딕" w:hAnsi="맑은 고딕" w:cs="굴림"/>
                 <w:color w:val="000000"/>
                 <w:kern w:val="0"/>
                 <w:szCs w:val="22"/>
@@ -2775,7 +2803,7 @@
             </w:pPr>
             <w:r>
               <w:rPr>
-                <w:rFonts w:ascii="맑은 고딕" w:eastAsia="맑은 고딕" w:hAnsi="맑은 고딕" w:cs="Gulim" w:hint="eastAsia"/>
+                <w:rFonts w:ascii="맑은 고딕" w:eastAsia="맑은 고딕" w:hAnsi="맑은 고딕" w:cs="굴림" w:hint="eastAsia"/>
                 <w:color w:val="000000"/>
                 <w:kern w:val="0"/>
                 <w:sz w:val="14"/>
@@ -2787,7 +2815,7 @@
             <w:proofErr w:type="spellStart"/>
             <w:r>
               <w:rPr>
-                <w:rFonts w:ascii="맑은 고딕" w:eastAsia="맑은 고딕" w:hAnsi="맑은 고딕" w:cs="Gulim" w:hint="eastAsia"/>
+                <w:rFonts w:ascii="맑은 고딕" w:eastAsia="맑은 고딕" w:hAnsi="맑은 고딕" w:cs="굴림" w:hint="eastAsia"/>
                 <w:color w:val="000000"/>
                 <w:kern w:val="0"/>
                 <w:sz w:val="14"/>
@@ -2799,7 +2827,7 @@
             <w:proofErr w:type="spellEnd"/>
             <w:r>
               <w:rPr>
-                <w:rFonts w:ascii="맑은 고딕" w:eastAsia="맑은 고딕" w:hAnsi="맑은 고딕" w:cs="Gulim" w:hint="eastAsia"/>
+                <w:rFonts w:ascii="맑은 고딕" w:eastAsia="맑은 고딕" w:hAnsi="맑은 고딕" w:cs="굴림" w:hint="eastAsia"/>
                 <w:color w:val="000000"/>
                 <w:kern w:val="0"/>
                 <w:sz w:val="14"/>
@@ -2811,7 +2839,7 @@
             <w:proofErr w:type="spellStart"/>
             <w:r>
               <w:rPr>
-                <w:rFonts w:ascii="맑은 고딕" w:eastAsia="맑은 고딕" w:hAnsi="맑은 고딕" w:cs="Gulim" w:hint="eastAsia"/>
+                <w:rFonts w:ascii="맑은 고딕" w:eastAsia="맑은 고딕" w:hAnsi="맑은 고딕" w:cs="굴림" w:hint="eastAsia"/>
                 <w:color w:val="000000"/>
                 <w:kern w:val="0"/>
                 <w:sz w:val="14"/>
@@ -2823,7 +2851,7 @@
             <w:proofErr w:type="spellEnd"/>
             <w:r>
               <w:rPr>
-                <w:rFonts w:ascii="맑은 고딕" w:eastAsia="맑은 고딕" w:hAnsi="맑은 고딕" w:cs="Gulim" w:hint="eastAsia"/>
+                <w:rFonts w:ascii="맑은 고딕" w:eastAsia="맑은 고딕" w:hAnsi="맑은 고딕" w:cs="굴림" w:hint="eastAsia"/>
                 <w:color w:val="000000"/>
                 <w:kern w:val="0"/>
                 <w:sz w:val="14"/>
@@ -2842,7 +2870,7 @@
               <w:spacing w:after="0"/>
               <w:ind w:left="180" w:hanging="180"/>
               <w:rPr>
-                <w:rFonts w:ascii="맑은 고딕" w:eastAsia="맑은 고딕" w:hAnsi="맑은 고딕" w:cs="Gulim"/>
+                <w:rFonts w:ascii="맑은 고딕" w:eastAsia="맑은 고딕" w:hAnsi="맑은 고딕" w:cs="굴림"/>
                 <w:color w:val="000000"/>
                 <w:kern w:val="0"/>
                 <w:szCs w:val="22"/>
@@ -2851,7 +2879,7 @@
             </w:pPr>
             <w:r>
               <w:rPr>
-                <w:rFonts w:ascii="맑은 고딕" w:eastAsia="맑은 고딕" w:hAnsi="맑은 고딕" w:cs="Gulim" w:hint="eastAsia"/>
+                <w:rFonts w:ascii="맑은 고딕" w:eastAsia="맑은 고딕" w:hAnsi="맑은 고딕" w:cs="굴림" w:hint="eastAsia"/>
                 <w:color w:val="000000"/>
                 <w:kern w:val="0"/>
                 <w:sz w:val="14"/>
@@ -2863,7 +2891,7 @@
             <w:proofErr w:type="spellStart"/>
             <w:r>
               <w:rPr>
-                <w:rFonts w:ascii="맑은 고딕" w:eastAsia="맑은 고딕" w:hAnsi="맑은 고딕" w:cs="Gulim" w:hint="eastAsia"/>
+                <w:rFonts w:ascii="맑은 고딕" w:eastAsia="맑은 고딕" w:hAnsi="맑은 고딕" w:cs="굴림" w:hint="eastAsia"/>
                 <w:color w:val="000000"/>
                 <w:kern w:val="0"/>
                 <w:sz w:val="14"/>
@@ -2875,7 +2903,7 @@
             <w:proofErr w:type="spellEnd"/>
             <w:r>
               <w:rPr>
-                <w:rFonts w:ascii="맑은 고딕" w:eastAsia="맑은 고딕" w:hAnsi="맑은 고딕" w:cs="Gulim" w:hint="eastAsia"/>
+                <w:rFonts w:ascii="맑은 고딕" w:eastAsia="맑은 고딕" w:hAnsi="맑은 고딕" w:cs="굴림" w:hint="eastAsia"/>
                 <w:color w:val="000000"/>
                 <w:kern w:val="0"/>
                 <w:sz w:val="14"/>
@@ -2887,7 +2915,7 @@
             <w:proofErr w:type="spellStart"/>
             <w:r>
               <w:rPr>
-                <w:rFonts w:ascii="맑은 고딕" w:eastAsia="맑은 고딕" w:hAnsi="맑은 고딕" w:cs="Gulim" w:hint="eastAsia"/>
+                <w:rFonts w:ascii="맑은 고딕" w:eastAsia="맑은 고딕" w:hAnsi="맑은 고딕" w:cs="굴림" w:hint="eastAsia"/>
                 <w:color w:val="000000"/>
                 <w:kern w:val="0"/>
                 <w:sz w:val="14"/>
@@ -2899,7 +2927,7 @@
             <w:proofErr w:type="spellEnd"/>
             <w:r>
               <w:rPr>
-                <w:rFonts w:ascii="맑은 고딕" w:eastAsia="맑은 고딕" w:hAnsi="맑은 고딕" w:cs="Gulim" w:hint="eastAsia"/>
+                <w:rFonts w:ascii="맑은 고딕" w:eastAsia="맑은 고딕" w:hAnsi="맑은 고딕" w:cs="굴림" w:hint="eastAsia"/>
                 <w:color w:val="000000"/>
                 <w:kern w:val="0"/>
                 <w:sz w:val="14"/>
@@ -2911,7 +2939,7 @@
             <w:proofErr w:type="spellStart"/>
             <w:r>
               <w:rPr>
-                <w:rFonts w:ascii="맑은 고딕" w:eastAsia="맑은 고딕" w:hAnsi="맑은 고딕" w:cs="Gulim" w:hint="eastAsia"/>
+                <w:rFonts w:ascii="맑은 고딕" w:eastAsia="맑은 고딕" w:hAnsi="맑은 고딕" w:cs="굴림" w:hint="eastAsia"/>
                 <w:color w:val="000000"/>
                 <w:kern w:val="0"/>
                 <w:sz w:val="14"/>
@@ -2923,7 +2951,7 @@
             <w:proofErr w:type="spellEnd"/>
             <w:r>
               <w:rPr>
-                <w:rFonts w:ascii="맑은 고딕" w:eastAsia="맑은 고딕" w:hAnsi="맑은 고딕" w:cs="Gulim" w:hint="eastAsia"/>
+                <w:rFonts w:ascii="맑은 고딕" w:eastAsia="맑은 고딕" w:hAnsi="맑은 고딕" w:cs="굴림" w:hint="eastAsia"/>
                 <w:color w:val="000000"/>
                 <w:kern w:val="0"/>
                 <w:sz w:val="14"/>
@@ -2942,7 +2970,7 @@
               <w:spacing w:after="0"/>
               <w:ind w:left="180" w:hanging="180"/>
               <w:rPr>
-                <w:rFonts w:ascii="맑은 고딕" w:eastAsia="맑은 고딕" w:hAnsi="맑은 고딕" w:cs="Gulim"/>
+                <w:rFonts w:ascii="맑은 고딕" w:eastAsia="맑은 고딕" w:hAnsi="맑은 고딕" w:cs="굴림"/>
                 <w:color w:val="000000"/>
                 <w:kern w:val="0"/>
                 <w:szCs w:val="22"/>
@@ -2951,7 +2979,7 @@
             </w:pPr>
             <w:r>
               <w:rPr>
-                <w:rFonts w:ascii="맑은 고딕" w:eastAsia="맑은 고딕" w:hAnsi="맑은 고딕" w:cs="Gulim" w:hint="eastAsia"/>
+                <w:rFonts w:ascii="맑은 고딕" w:eastAsia="맑은 고딕" w:hAnsi="맑은 고딕" w:cs="굴림" w:hint="eastAsia"/>
                 <w:color w:val="000000"/>
                 <w:kern w:val="0"/>
                 <w:sz w:val="14"/>
@@ -2970,7 +2998,7 @@
               <w:spacing w:after="0"/>
               <w:ind w:left="180" w:hanging="180"/>
               <w:rPr>
-                <w:rFonts w:ascii="맑은 고딕" w:eastAsia="맑은 고딕" w:hAnsi="맑은 고딕" w:cs="Gulim"/>
+                <w:rFonts w:ascii="맑은 고딕" w:eastAsia="맑은 고딕" w:hAnsi="맑은 고딕" w:cs="굴림"/>
                 <w:color w:val="000000"/>
                 <w:kern w:val="0"/>
                 <w:szCs w:val="22"/>
@@ -2979,7 +3007,7 @@
             </w:pPr>
             <w:r>
               <w:rPr>
-                <w:rFonts w:ascii="맑은 고딕" w:eastAsia="맑은 고딕" w:hAnsi="맑은 고딕" w:cs="Gulim" w:hint="eastAsia"/>
+                <w:rFonts w:ascii="맑은 고딕" w:eastAsia="맑은 고딕" w:hAnsi="맑은 고딕" w:cs="굴림" w:hint="eastAsia"/>
                 <w:color w:val="000000"/>
                 <w:kern w:val="0"/>
                 <w:sz w:val="14"/>
@@ -2991,7 +3019,7 @@
             <w:proofErr w:type="spellStart"/>
             <w:r>
               <w:rPr>
-                <w:rFonts w:ascii="맑은 고딕" w:eastAsia="맑은 고딕" w:hAnsi="맑은 고딕" w:cs="Gulim" w:hint="eastAsia"/>
+                <w:rFonts w:ascii="맑은 고딕" w:eastAsia="맑은 고딕" w:hAnsi="맑은 고딕" w:cs="굴림" w:hint="eastAsia"/>
                 <w:color w:val="000000"/>
                 <w:kern w:val="0"/>
                 <w:sz w:val="14"/>
@@ -3003,7 +3031,7 @@
             <w:proofErr w:type="spellEnd"/>
             <w:r>
               <w:rPr>
-                <w:rFonts w:ascii="맑은 고딕" w:eastAsia="맑은 고딕" w:hAnsi="맑은 고딕" w:cs="Gulim" w:hint="eastAsia"/>
+                <w:rFonts w:ascii="맑은 고딕" w:eastAsia="맑은 고딕" w:hAnsi="맑은 고딕" w:cs="굴림" w:hint="eastAsia"/>
                 <w:color w:val="000000"/>
                 <w:kern w:val="0"/>
                 <w:sz w:val="14"/>
@@ -3015,7 +3043,7 @@
             <w:proofErr w:type="spellStart"/>
             <w:r>
               <w:rPr>
-                <w:rFonts w:ascii="맑은 고딕" w:eastAsia="맑은 고딕" w:hAnsi="맑은 고딕" w:cs="Gulim" w:hint="eastAsia"/>
+                <w:rFonts w:ascii="맑은 고딕" w:eastAsia="맑은 고딕" w:hAnsi="맑은 고딕" w:cs="굴림" w:hint="eastAsia"/>
                 <w:color w:val="000000"/>
                 <w:kern w:val="0"/>
                 <w:sz w:val="14"/>
@@ -3027,7 +3055,7 @@
             <w:proofErr w:type="spellEnd"/>
             <w:r>
               <w:rPr>
-                <w:rFonts w:ascii="맑은 고딕" w:eastAsia="맑은 고딕" w:hAnsi="맑은 고딕" w:cs="Gulim" w:hint="eastAsia"/>
+                <w:rFonts w:ascii="맑은 고딕" w:eastAsia="맑은 고딕" w:hAnsi="맑은 고딕" w:cs="굴림" w:hint="eastAsia"/>
                 <w:color w:val="000000"/>
                 <w:kern w:val="0"/>
                 <w:sz w:val="14"/>
@@ -3046,7 +3074,7 @@
               <w:spacing w:after="0"/>
               <w:ind w:left="180" w:hanging="180"/>
               <w:rPr>
-                <w:rFonts w:ascii="맑은 고딕" w:eastAsia="맑은 고딕" w:hAnsi="맑은 고딕" w:cs="Gulim"/>
+                <w:rFonts w:ascii="맑은 고딕" w:eastAsia="맑은 고딕" w:hAnsi="맑은 고딕" w:cs="굴림"/>
                 <w:color w:val="000000"/>
                 <w:kern w:val="0"/>
                 <w:szCs w:val="22"/>
@@ -3055,7 +3083,7 @@
             </w:pPr>
             <w:r>
               <w:rPr>
-                <w:rFonts w:ascii="맑은 고딕" w:eastAsia="맑은 고딕" w:hAnsi="맑은 고딕" w:cs="Gulim" w:hint="eastAsia"/>
+                <w:rFonts w:ascii="맑은 고딕" w:eastAsia="맑은 고딕" w:hAnsi="맑은 고딕" w:cs="굴림" w:hint="eastAsia"/>
                 <w:color w:val="000000"/>
                 <w:kern w:val="0"/>
                 <w:sz w:val="14"/>
@@ -3074,7 +3102,7 @@
               <w:spacing w:after="0"/>
               <w:ind w:left="180" w:hanging="180"/>
               <w:rPr>
-                <w:rFonts w:ascii="맑은 고딕" w:eastAsia="맑은 고딕" w:hAnsi="맑은 고딕" w:cs="Gulim"/>
+                <w:rFonts w:ascii="맑은 고딕" w:eastAsia="맑은 고딕" w:hAnsi="맑은 고딕" w:cs="굴림"/>
                 <w:color w:val="000000"/>
                 <w:kern w:val="0"/>
                 <w:szCs w:val="22"/>
@@ -3083,7 +3111,7 @@
             </w:pPr>
             <w:r>
               <w:rPr>
-                <w:rFonts w:ascii="맑은 고딕" w:eastAsia="맑은 고딕" w:hAnsi="맑은 고딕" w:cs="Gulim" w:hint="eastAsia"/>
+                <w:rFonts w:ascii="맑은 고딕" w:eastAsia="맑은 고딕" w:hAnsi="맑은 고딕" w:cs="굴림" w:hint="eastAsia"/>
                 <w:color w:val="000000"/>
                 <w:kern w:val="0"/>
                 <w:sz w:val="14"/>
@@ -3095,7 +3123,7 @@
             <w:proofErr w:type="spellStart"/>
             <w:r>
               <w:rPr>
-                <w:rFonts w:ascii="맑은 고딕" w:eastAsia="맑은 고딕" w:hAnsi="맑은 고딕" w:cs="Gulim" w:hint="eastAsia"/>
+                <w:rFonts w:ascii="맑은 고딕" w:eastAsia="맑은 고딕" w:hAnsi="맑은 고딕" w:cs="굴림" w:hint="eastAsia"/>
                 <w:color w:val="000000"/>
                 <w:kern w:val="0"/>
                 <w:sz w:val="14"/>
@@ -3107,14 +3135,38 @@
             <w:proofErr w:type="spellEnd"/>
             <w:r>
               <w:rPr>
-                <w:rFonts w:ascii="맑은 고딕" w:eastAsia="맑은 고딕" w:hAnsi="맑은 고딕" w:cs="Gulim" w:hint="eastAsia"/>
+                <w:rFonts w:ascii="맑은 고딕" w:eastAsia="맑은 고딕" w:hAnsi="맑은 고딕" w:cs="굴림" w:hint="eastAsia"/>
                 <w:color w:val="000000"/>
                 <w:kern w:val="0"/>
                 <w:sz w:val="14"/>
                 <w:szCs w:val="14"/>
                 <w14:ligatures w14:val="none"/>
               </w:rPr>
-              <w:t xml:space="preserve"> 따른 기후부 및 관할 지자체의 공공기관에 해당 사실을 민원 공유를 진행한다.</w:t>
+              <w:t xml:space="preserve"> 따른 </w:t>
+            </w:r>
+            <w:proofErr w:type="spellStart"/>
+            <w:r>
+              <w:rPr>
+                <w:rFonts w:ascii="맑은 고딕" w:eastAsia="맑은 고딕" w:hAnsi="맑은 고딕" w:cs="굴림" w:hint="eastAsia"/>
+                <w:color w:val="000000"/>
+                <w:kern w:val="0"/>
+                <w:sz w:val="14"/>
+                <w:szCs w:val="14"/>
+                <w14:ligatures w14:val="none"/>
+              </w:rPr>
+              <w:t>기후부</w:t>
+            </w:r>
+            <w:proofErr w:type="spellEnd"/>
+            <w:r>
+              <w:rPr>
+                <w:rFonts w:ascii="맑은 고딕" w:eastAsia="맑은 고딕" w:hAnsi="맑은 고딕" w:cs="굴림" w:hint="eastAsia"/>
+                <w:color w:val="000000"/>
+                <w:kern w:val="0"/>
+                <w:sz w:val="14"/>
+                <w:szCs w:val="14"/>
+                <w14:ligatures w14:val="none"/>
+              </w:rPr>
+              <w:t xml:space="preserve"> 및 관할 지자체의 공공기관에 해당 사실을 민원 공유를 진행한다.</w:t>
             </w:r>
           </w:p>
           <w:p>
@@ -3126,7 +3178,7 @@
               <w:spacing w:after="0"/>
               <w:ind w:left="180" w:hanging="180"/>
               <w:rPr>
-                <w:rFonts w:ascii="맑은 고딕" w:eastAsia="맑은 고딕" w:hAnsi="맑은 고딕" w:cs="Gulim"/>
+                <w:rFonts w:ascii="맑은 고딕" w:eastAsia="맑은 고딕" w:hAnsi="맑은 고딕" w:cs="굴림"/>
                 <w:color w:val="000000"/>
                 <w:kern w:val="0"/>
                 <w:szCs w:val="22"/>
@@ -3135,7 +3187,7 @@
             </w:pPr>
             <w:r>
               <w:rPr>
-                <w:rFonts w:ascii="맑은 고딕" w:eastAsia="맑은 고딕" w:hAnsi="맑은 고딕" w:cs="Gulim" w:hint="eastAsia"/>
+                <w:rFonts w:ascii="맑은 고딕" w:eastAsia="맑은 고딕" w:hAnsi="맑은 고딕" w:cs="굴림" w:hint="eastAsia"/>
                 <w:color w:val="000000"/>
                 <w:kern w:val="0"/>
                 <w:sz w:val="14"/>
@@ -3154,7 +3206,7 @@
               <w:spacing w:after="0"/>
               <w:ind w:left="180" w:hanging="180"/>
               <w:rPr>
-                <w:rFonts w:ascii="맑은 고딕" w:eastAsia="맑은 고딕" w:hAnsi="맑은 고딕" w:cs="Gulim"/>
+                <w:rFonts w:ascii="맑은 고딕" w:eastAsia="맑은 고딕" w:hAnsi="맑은 고딕" w:cs="굴림"/>
                 <w:color w:val="000000"/>
                 <w:kern w:val="0"/>
                 <w:szCs w:val="22"/>
@@ -3163,7 +3215,7 @@
             </w:pPr>
             <w:r>
               <w:rPr>
-                <w:rFonts w:ascii="맑은 고딕" w:eastAsia="맑은 고딕" w:hAnsi="맑은 고딕" w:cs="Gulim" w:hint="eastAsia"/>
+                <w:rFonts w:ascii="맑은 고딕" w:eastAsia="맑은 고딕" w:hAnsi="맑은 고딕" w:cs="굴림" w:hint="eastAsia"/>
                 <w:color w:val="000000"/>
                 <w:kern w:val="0"/>
                 <w:szCs w:val="22"/>
@@ -3180,7 +3232,7 @@
               <w:autoSpaceDN/>
               <w:spacing w:after="0"/>
               <w:rPr>
-                <w:rFonts w:ascii="맑은 고딕" w:eastAsia="맑은 고딕" w:hAnsi="맑은 고딕" w:cs="Gulim"/>
+                <w:rFonts w:ascii="맑은 고딕" w:eastAsia="맑은 고딕" w:hAnsi="맑은 고딕" w:cs="굴림"/>
                 <w:color w:val="000000"/>
                 <w:kern w:val="0"/>
                 <w:szCs w:val="22"/>
@@ -3189,7 +3241,7 @@
             </w:pPr>
             <w:r>
               <w:rPr>
-                <w:rFonts w:ascii="맑은 고딕" w:eastAsia="맑은 고딕" w:hAnsi="맑은 고딕" w:cs="Gulim" w:hint="eastAsia"/>
+                <w:rFonts w:ascii="맑은 고딕" w:eastAsia="맑은 고딕" w:hAnsi="맑은 고딕" w:cs="굴림" w:hint="eastAsia"/>
                 <w:b/>
                 <w:bCs/>
                 <w:color w:val="000000"/>
@@ -3203,7 +3255,7 @@
             <w:proofErr w:type="spellStart"/>
             <w:r>
               <w:rPr>
-                <w:rFonts w:ascii="맑은 고딕" w:eastAsia="맑은 고딕" w:hAnsi="맑은 고딕" w:cs="Gulim" w:hint="eastAsia"/>
+                <w:rFonts w:ascii="맑은 고딕" w:eastAsia="맑은 고딕" w:hAnsi="맑은 고딕" w:cs="굴림" w:hint="eastAsia"/>
                 <w:b/>
                 <w:bCs/>
                 <w:color w:val="000000"/>
@@ -3225,7 +3277,7 @@
               <w:spacing w:after="0"/>
               <w:ind w:left="180" w:hanging="180"/>
               <w:rPr>
-                <w:rFonts w:ascii="맑은 고딕" w:eastAsia="맑은 고딕" w:hAnsi="맑은 고딕" w:cs="Gulim"/>
+                <w:rFonts w:ascii="맑은 고딕" w:eastAsia="맑은 고딕" w:hAnsi="맑은 고딕" w:cs="굴림"/>
                 <w:color w:val="000000"/>
                 <w:kern w:val="0"/>
                 <w:szCs w:val="22"/>
@@ -3234,7 +3286,7 @@
             </w:pPr>
             <w:r>
               <w:rPr>
-                <w:rFonts w:ascii="맑은 고딕" w:eastAsia="맑은 고딕" w:hAnsi="맑은 고딕" w:cs="Gulim" w:hint="eastAsia"/>
+                <w:rFonts w:ascii="맑은 고딕" w:eastAsia="맑은 고딕" w:hAnsi="맑은 고딕" w:cs="굴림" w:hint="eastAsia"/>
                 <w:color w:val="000000"/>
                 <w:kern w:val="0"/>
                 <w:sz w:val="14"/>
@@ -3246,7 +3298,7 @@
             <w:proofErr w:type="spellStart"/>
             <w:r>
               <w:rPr>
-                <w:rFonts w:ascii="맑은 고딕" w:eastAsia="맑은 고딕" w:hAnsi="맑은 고딕" w:cs="Gulim" w:hint="eastAsia"/>
+                <w:rFonts w:ascii="맑은 고딕" w:eastAsia="맑은 고딕" w:hAnsi="맑은 고딕" w:cs="굴림" w:hint="eastAsia"/>
                 <w:color w:val="000000"/>
                 <w:kern w:val="0"/>
                 <w:sz w:val="14"/>
@@ -3258,7 +3310,7 @@
             <w:proofErr w:type="spellEnd"/>
             <w:r>
               <w:rPr>
-                <w:rFonts w:ascii="맑은 고딕" w:eastAsia="맑은 고딕" w:hAnsi="맑은 고딕" w:cs="Gulim" w:hint="eastAsia"/>
+                <w:rFonts w:ascii="맑은 고딕" w:eastAsia="맑은 고딕" w:hAnsi="맑은 고딕" w:cs="굴림" w:hint="eastAsia"/>
                 <w:color w:val="000000"/>
                 <w:kern w:val="0"/>
                 <w:sz w:val="14"/>
@@ -3270,7 +3322,7 @@
             <w:proofErr w:type="spellStart"/>
             <w:r>
               <w:rPr>
-                <w:rFonts w:ascii="맑은 고딕" w:eastAsia="맑은 고딕" w:hAnsi="맑은 고딕" w:cs="Gulim" w:hint="eastAsia"/>
+                <w:rFonts w:ascii="맑은 고딕" w:eastAsia="맑은 고딕" w:hAnsi="맑은 고딕" w:cs="굴림" w:hint="eastAsia"/>
                 <w:color w:val="000000"/>
                 <w:kern w:val="0"/>
                 <w:sz w:val="14"/>
@@ -3282,7 +3334,7 @@
             <w:proofErr w:type="spellEnd"/>
             <w:r>
               <w:rPr>
-                <w:rFonts w:ascii="맑은 고딕" w:eastAsia="맑은 고딕" w:hAnsi="맑은 고딕" w:cs="Gulim" w:hint="eastAsia"/>
+                <w:rFonts w:ascii="맑은 고딕" w:eastAsia="맑은 고딕" w:hAnsi="맑은 고딕" w:cs="굴림" w:hint="eastAsia"/>
                 <w:color w:val="000000"/>
                 <w:kern w:val="0"/>
                 <w:sz w:val="14"/>
@@ -3301,7 +3353,7 @@
               <w:spacing w:after="0"/>
               <w:ind w:left="180" w:hanging="180"/>
               <w:rPr>
-                <w:rFonts w:ascii="맑은 고딕" w:eastAsia="맑은 고딕" w:hAnsi="맑은 고딕" w:cs="Gulim"/>
+                <w:rFonts w:ascii="맑은 고딕" w:eastAsia="맑은 고딕" w:hAnsi="맑은 고딕" w:cs="굴림"/>
                 <w:color w:val="000000"/>
                 <w:kern w:val="0"/>
                 <w:szCs w:val="22"/>
@@ -3310,7 +3362,7 @@
             </w:pPr>
             <w:r>
               <w:rPr>
-                <w:rFonts w:ascii="맑은 고딕" w:eastAsia="맑은 고딕" w:hAnsi="맑은 고딕" w:cs="Gulim" w:hint="eastAsia"/>
+                <w:rFonts w:ascii="맑은 고딕" w:eastAsia="맑은 고딕" w:hAnsi="맑은 고딕" w:cs="굴림" w:hint="eastAsia"/>
                 <w:color w:val="000000"/>
                 <w:kern w:val="0"/>
                 <w:sz w:val="14"/>
@@ -3329,7 +3381,7 @@
               <w:spacing w:after="0"/>
               <w:ind w:left="180" w:hanging="180"/>
               <w:rPr>
-                <w:rFonts w:ascii="맑은 고딕" w:eastAsia="맑은 고딕" w:hAnsi="맑은 고딕" w:cs="Gulim"/>
+                <w:rFonts w:ascii="맑은 고딕" w:eastAsia="맑은 고딕" w:hAnsi="맑은 고딕" w:cs="굴림"/>
                 <w:color w:val="000000"/>
                 <w:kern w:val="0"/>
                 <w:szCs w:val="22"/>
@@ -3338,7 +3390,7 @@
             </w:pPr>
             <w:r>
               <w:rPr>
-                <w:rFonts w:ascii="맑은 고딕" w:eastAsia="맑은 고딕" w:hAnsi="맑은 고딕" w:cs="Gulim" w:hint="eastAsia"/>
+                <w:rFonts w:ascii="맑은 고딕" w:eastAsia="맑은 고딕" w:hAnsi="맑은 고딕" w:cs="굴림" w:hint="eastAsia"/>
                 <w:color w:val="000000"/>
                 <w:kern w:val="0"/>
                 <w:sz w:val="14"/>
@@ -3357,7 +3409,7 @@
               <w:spacing w:after="0"/>
               <w:ind w:left="180" w:hanging="180"/>
               <w:rPr>
-                <w:rFonts w:ascii="맑은 고딕" w:eastAsia="맑은 고딕" w:hAnsi="맑은 고딕" w:cs="Gulim"/>
+                <w:rFonts w:ascii="맑은 고딕" w:eastAsia="맑은 고딕" w:hAnsi="맑은 고딕" w:cs="굴림"/>
                 <w:color w:val="000000"/>
                 <w:kern w:val="0"/>
                 <w:szCs w:val="22"/>
@@ -3366,7 +3418,7 @@
             </w:pPr>
             <w:r>
               <w:rPr>
-                <w:rFonts w:ascii="맑은 고딕" w:eastAsia="맑은 고딕" w:hAnsi="맑은 고딕" w:cs="Gulim" w:hint="eastAsia"/>
+                <w:rFonts w:ascii="맑은 고딕" w:eastAsia="맑은 고딕" w:hAnsi="맑은 고딕" w:cs="굴림" w:hint="eastAsia"/>
                 <w:color w:val="000000"/>
                 <w:kern w:val="0"/>
                 <w:sz w:val="14"/>
@@ -3385,7 +3437,7 @@
               <w:spacing w:after="0"/>
               <w:ind w:left="180" w:hanging="180"/>
               <w:rPr>
-                <w:rFonts w:ascii="맑은 고딕" w:eastAsia="맑은 고딕" w:hAnsi="맑은 고딕" w:cs="Gulim"/>
+                <w:rFonts w:ascii="맑은 고딕" w:eastAsia="맑은 고딕" w:hAnsi="맑은 고딕" w:cs="굴림"/>
                 <w:color w:val="000000"/>
                 <w:kern w:val="0"/>
                 <w:szCs w:val="22"/>
@@ -3394,7 +3446,7 @@
             </w:pPr>
             <w:r>
               <w:rPr>
-                <w:rFonts w:ascii="맑은 고딕" w:eastAsia="맑은 고딕" w:hAnsi="맑은 고딕" w:cs="Gulim" w:hint="eastAsia"/>
+                <w:rFonts w:ascii="맑은 고딕" w:eastAsia="맑은 고딕" w:hAnsi="맑은 고딕" w:cs="굴림" w:hint="eastAsia"/>
                 <w:color w:val="000000"/>
                 <w:kern w:val="0"/>
                 <w:sz w:val="14"/>
@@ -3413,7 +3465,7 @@
               <w:spacing w:after="0"/>
               <w:ind w:left="180" w:hanging="180"/>
               <w:rPr>
-                <w:rFonts w:ascii="맑은 고딕" w:eastAsia="맑은 고딕" w:hAnsi="맑은 고딕" w:cs="Gulim"/>
+                <w:rFonts w:ascii="맑은 고딕" w:eastAsia="맑은 고딕" w:hAnsi="맑은 고딕" w:cs="굴림"/>
                 <w:color w:val="000000"/>
                 <w:kern w:val="0"/>
                 <w:szCs w:val="22"/>
@@ -3422,7 +3474,7 @@
             </w:pPr>
             <w:r>
               <w:rPr>
-                <w:rFonts w:ascii="맑은 고딕" w:eastAsia="맑은 고딕" w:hAnsi="맑은 고딕" w:cs="Gulim" w:hint="eastAsia"/>
+                <w:rFonts w:ascii="맑은 고딕" w:eastAsia="맑은 고딕" w:hAnsi="맑은 고딕" w:cs="굴림" w:hint="eastAsia"/>
                 <w:color w:val="000000"/>
                 <w:kern w:val="0"/>
                 <w:sz w:val="14"/>
@@ -3441,7 +3493,7 @@
               <w:spacing w:after="0"/>
               <w:ind w:left="180" w:hanging="180"/>
               <w:rPr>
-                <w:rFonts w:ascii="맑은 고딕" w:eastAsia="맑은 고딕" w:hAnsi="맑은 고딕" w:cs="Gulim"/>
+                <w:rFonts w:ascii="맑은 고딕" w:eastAsia="맑은 고딕" w:hAnsi="맑은 고딕" w:cs="굴림"/>
                 <w:color w:val="000000"/>
                 <w:kern w:val="0"/>
                 <w:szCs w:val="22"/>
@@ -3450,7 +3502,7 @@
             </w:pPr>
             <w:r>
               <w:rPr>
-                <w:rFonts w:ascii="맑은 고딕" w:eastAsia="맑은 고딕" w:hAnsi="맑은 고딕" w:cs="Gulim" w:hint="eastAsia"/>
+                <w:rFonts w:ascii="맑은 고딕" w:eastAsia="맑은 고딕" w:hAnsi="맑은 고딕" w:cs="굴림" w:hint="eastAsia"/>
                 <w:color w:val="000000"/>
                 <w:kern w:val="0"/>
                 <w:sz w:val="14"/>
@@ -3462,7 +3514,7 @@
             <w:proofErr w:type="spellStart"/>
             <w:r>
               <w:rPr>
-                <w:rFonts w:ascii="맑은 고딕" w:eastAsia="맑은 고딕" w:hAnsi="맑은 고딕" w:cs="Gulim" w:hint="eastAsia"/>
+                <w:rFonts w:ascii="맑은 고딕" w:eastAsia="맑은 고딕" w:hAnsi="맑은 고딕" w:cs="굴림" w:hint="eastAsia"/>
                 <w:color w:val="000000"/>
                 <w:kern w:val="0"/>
                 <w:sz w:val="14"/>
@@ -3474,7 +3526,7 @@
             <w:proofErr w:type="spellEnd"/>
             <w:r>
               <w:rPr>
-                <w:rFonts w:ascii="맑은 고딕" w:eastAsia="맑은 고딕" w:hAnsi="맑은 고딕" w:cs="Gulim" w:hint="eastAsia"/>
+                <w:rFonts w:ascii="맑은 고딕" w:eastAsia="맑은 고딕" w:hAnsi="맑은 고딕" w:cs="굴림" w:hint="eastAsia"/>
                 <w:color w:val="000000"/>
                 <w:kern w:val="0"/>
                 <w:sz w:val="14"/>
@@ -3486,7 +3538,7 @@
             <w:proofErr w:type="spellStart"/>
             <w:r>
               <w:rPr>
-                <w:rFonts w:ascii="맑은 고딕" w:eastAsia="맑은 고딕" w:hAnsi="맑은 고딕" w:cs="Gulim" w:hint="eastAsia"/>
+                <w:rFonts w:ascii="맑은 고딕" w:eastAsia="맑은 고딕" w:hAnsi="맑은 고딕" w:cs="굴림" w:hint="eastAsia"/>
                 <w:color w:val="000000"/>
                 <w:kern w:val="0"/>
                 <w:sz w:val="14"/>
@@ -3498,7 +3550,7 @@
             <w:proofErr w:type="spellEnd"/>
             <w:r>
               <w:rPr>
-                <w:rFonts w:ascii="맑은 고딕" w:eastAsia="맑은 고딕" w:hAnsi="맑은 고딕" w:cs="Gulim" w:hint="eastAsia"/>
+                <w:rFonts w:ascii="맑은 고딕" w:eastAsia="맑은 고딕" w:hAnsi="맑은 고딕" w:cs="굴림" w:hint="eastAsia"/>
                 <w:color w:val="000000"/>
                 <w:kern w:val="0"/>
                 <w:sz w:val="14"/>
@@ -3510,7 +3562,7 @@
             <w:proofErr w:type="spellStart"/>
             <w:r>
               <w:rPr>
-                <w:rFonts w:ascii="맑은 고딕" w:eastAsia="맑은 고딕" w:hAnsi="맑은 고딕" w:cs="Gulim" w:hint="eastAsia"/>
+                <w:rFonts w:ascii="맑은 고딕" w:eastAsia="맑은 고딕" w:hAnsi="맑은 고딕" w:cs="굴림" w:hint="eastAsia"/>
                 <w:color w:val="000000"/>
                 <w:kern w:val="0"/>
                 <w:sz w:val="14"/>
@@ -3522,7 +3574,7 @@
             <w:proofErr w:type="spellEnd"/>
             <w:r>
               <w:rPr>
-                <w:rFonts w:ascii="맑은 고딕" w:eastAsia="맑은 고딕" w:hAnsi="맑은 고딕" w:cs="Gulim" w:hint="eastAsia"/>
+                <w:rFonts w:ascii="맑은 고딕" w:eastAsia="맑은 고딕" w:hAnsi="맑은 고딕" w:cs="굴림" w:hint="eastAsia"/>
                 <w:color w:val="000000"/>
                 <w:kern w:val="0"/>
                 <w:sz w:val="14"/>
@@ -3541,7 +3593,7 @@
               <w:spacing w:after="0"/>
               <w:ind w:left="180" w:hanging="180"/>
               <w:rPr>
-                <w:rFonts w:ascii="맑은 고딕" w:eastAsia="맑은 고딕" w:hAnsi="맑은 고딕" w:cs="Gulim"/>
+                <w:rFonts w:ascii="맑은 고딕" w:eastAsia="맑은 고딕" w:hAnsi="맑은 고딕" w:cs="굴림"/>
                 <w:color w:val="000000"/>
                 <w:kern w:val="0"/>
                 <w:szCs w:val="22"/>
@@ -3550,7 +3602,7 @@
             </w:pPr>
             <w:r>
               <w:rPr>
-                <w:rFonts w:ascii="맑은 고딕" w:eastAsia="맑은 고딕" w:hAnsi="맑은 고딕" w:cs="Gulim" w:hint="eastAsia"/>
+                <w:rFonts w:ascii="맑은 고딕" w:eastAsia="맑은 고딕" w:hAnsi="맑은 고딕" w:cs="굴림" w:hint="eastAsia"/>
                 <w:color w:val="000000"/>
                 <w:kern w:val="0"/>
                 <w:sz w:val="14"/>
@@ -3568,7 +3620,7 @@
               <w:autoSpaceDN/>
               <w:spacing w:after="0"/>
               <w:rPr>
-                <w:rFonts w:ascii="맑은 고딕" w:eastAsia="맑은 고딕" w:hAnsi="맑은 고딕" w:cs="Gulim"/>
+                <w:rFonts w:ascii="맑은 고딕" w:eastAsia="맑은 고딕" w:hAnsi="맑은 고딕" w:cs="굴림"/>
                 <w:color w:val="000000"/>
                 <w:kern w:val="0"/>
                 <w:szCs w:val="22"/>
@@ -3577,7 +3629,7 @@
             </w:pPr>
             <w:r>
               <w:rPr>
-                <w:rFonts w:ascii="맑은 고딕" w:eastAsia="맑은 고딕" w:hAnsi="맑은 고딕" w:cs="Gulim" w:hint="eastAsia"/>
+                <w:rFonts w:ascii="맑은 고딕" w:eastAsia="맑은 고딕" w:hAnsi="맑은 고딕" w:cs="굴림" w:hint="eastAsia"/>
                 <w:color w:val="000000"/>
                 <w:kern w:val="0"/>
                 <w:sz w:val="14"/>
@@ -3585,24 +3637,48 @@
                 <w14:ligatures w14:val="none"/>
               </w:rPr>
               <w:lastRenderedPageBreak/>
-              <w:t xml:space="preserve">   * 위약금 산정 방식: 기 투입비용(전기차 충전시설 설치비용) X (잔여 개월/약정 개월) + 철거비용+ 기후부 </w:t>
+              <w:t xml:space="preserve">   * 위약금 산정 방식: 기 투입비용(전기차 충전시설 설치비용) X (잔여 개월/약정 개월) + 철거비용+ </w:t>
             </w:r>
             <w:proofErr w:type="spellStart"/>
             <w:r>
               <w:rPr>
-                <w:rFonts w:ascii="맑은 고딕" w:eastAsia="맑은 고딕" w:hAnsi="맑은 고딕" w:cs="Gulim" w:hint="eastAsia"/>
+                <w:rFonts w:ascii="맑은 고딕" w:eastAsia="맑은 고딕" w:hAnsi="맑은 고딕" w:cs="굴림" w:hint="eastAsia"/>
                 <w:color w:val="000000"/>
                 <w:kern w:val="0"/>
                 <w:sz w:val="14"/>
                 <w:szCs w:val="14"/>
                 <w14:ligatures w14:val="none"/>
               </w:rPr>
+              <w:t>기후부</w:t>
+            </w:r>
+            <w:proofErr w:type="spellEnd"/>
+            <w:r>
+              <w:rPr>
+                <w:rFonts w:ascii="맑은 고딕" w:eastAsia="맑은 고딕" w:hAnsi="맑은 고딕" w:cs="굴림" w:hint="eastAsia"/>
+                <w:color w:val="000000"/>
+                <w:kern w:val="0"/>
+                <w:sz w:val="14"/>
+                <w:szCs w:val="14"/>
+                <w14:ligatures w14:val="none"/>
+              </w:rPr>
+              <w:t xml:space="preserve"> </w:t>
+            </w:r>
+            <w:proofErr w:type="spellStart"/>
+            <w:r>
+              <w:rPr>
+                <w:rFonts w:ascii="맑은 고딕" w:eastAsia="맑은 고딕" w:hAnsi="맑은 고딕" w:cs="굴림" w:hint="eastAsia"/>
+                <w:color w:val="000000"/>
+                <w:kern w:val="0"/>
+                <w:sz w:val="14"/>
+                <w:szCs w:val="14"/>
+                <w14:ligatures w14:val="none"/>
+              </w:rPr>
               <w:t>완속충전시설</w:t>
             </w:r>
             <w:proofErr w:type="spellEnd"/>
             <w:r>
               <w:rPr>
-                <w:rFonts w:ascii="맑은 고딕" w:eastAsia="맑은 고딕" w:hAnsi="맑은 고딕" w:cs="Gulim" w:hint="eastAsia"/>
+                <w:rFonts w:ascii="맑은 고딕" w:eastAsia="맑은 고딕" w:hAnsi="맑은 고딕" w:cs="굴림" w:hint="eastAsia"/>
                 <w:color w:val="000000"/>
                 <w:kern w:val="0"/>
                 <w:sz w:val="14"/>
@@ -3620,7 +3696,7 @@
               <w:autoSpaceDN/>
               <w:spacing w:after="0"/>
               <w:rPr>
-                <w:rFonts w:ascii="맑은 고딕" w:eastAsia="맑은 고딕" w:hAnsi="맑은 고딕" w:cs="Gulim"/>
+                <w:rFonts w:ascii="맑은 고딕" w:eastAsia="맑은 고딕" w:hAnsi="맑은 고딕" w:cs="굴림"/>
                 <w:color w:val="000000"/>
                 <w:kern w:val="0"/>
                 <w:szCs w:val="22"/>
@@ -3629,7 +3705,7 @@
             </w:pPr>
             <w:r>
               <w:rPr>
-                <w:rFonts w:ascii="맑은 고딕" w:eastAsia="맑은 고딕" w:hAnsi="맑은 고딕" w:cs="Gulim" w:hint="eastAsia"/>
+                <w:rFonts w:ascii="맑은 고딕" w:eastAsia="맑은 고딕" w:hAnsi="맑은 고딕" w:cs="굴림" w:hint="eastAsia"/>
                 <w:color w:val="000000"/>
                 <w:kern w:val="0"/>
                 <w:sz w:val="14"/>
@@ -3641,7 +3717,7 @@
             <w:proofErr w:type="spellStart"/>
             <w:r>
               <w:rPr>
-                <w:rFonts w:ascii="맑은 고딕" w:eastAsia="맑은 고딕" w:hAnsi="맑은 고딕" w:cs="Gulim" w:hint="eastAsia"/>
+                <w:rFonts w:ascii="맑은 고딕" w:eastAsia="맑은 고딕" w:hAnsi="맑은 고딕" w:cs="굴림" w:hint="eastAsia"/>
                 <w:color w:val="000000"/>
                 <w:kern w:val="0"/>
                 <w:sz w:val="14"/>
@@ -3653,7 +3729,7 @@
             <w:proofErr w:type="spellEnd"/>
             <w:r>
               <w:rPr>
-                <w:rFonts w:ascii="맑은 고딕" w:eastAsia="맑은 고딕" w:hAnsi="맑은 고딕" w:cs="Gulim" w:hint="eastAsia"/>
+                <w:rFonts w:ascii="맑은 고딕" w:eastAsia="맑은 고딕" w:hAnsi="맑은 고딕" w:cs="굴림" w:hint="eastAsia"/>
                 <w:color w:val="000000"/>
                 <w:kern w:val="0"/>
                 <w:sz w:val="14"/>
@@ -3671,7 +3747,7 @@
               <w:autoSpaceDN/>
               <w:spacing w:after="0"/>
               <w:rPr>
-                <w:rFonts w:ascii="맑은 고딕" w:eastAsia="맑은 고딕" w:hAnsi="맑은 고딕" w:cs="Gulim"/>
+                <w:rFonts w:ascii="맑은 고딕" w:eastAsia="맑은 고딕" w:hAnsi="맑은 고딕" w:cs="굴림"/>
                 <w:color w:val="000000"/>
                 <w:kern w:val="0"/>
                 <w:szCs w:val="22"/>
@@ -3680,7 +3756,7 @@
             </w:pPr>
             <w:r>
               <w:rPr>
-                <w:rFonts w:ascii="맑은 고딕" w:eastAsia="맑은 고딕" w:hAnsi="맑은 고딕" w:cs="Gulim" w:hint="eastAsia"/>
+                <w:rFonts w:ascii="맑은 고딕" w:eastAsia="맑은 고딕" w:hAnsi="맑은 고딕" w:cs="굴림" w:hint="eastAsia"/>
                 <w:color w:val="000000"/>
                 <w:kern w:val="0"/>
                 <w:sz w:val="14"/>
@@ -3698,7 +3774,7 @@
               <w:autoSpaceDN/>
               <w:spacing w:after="0"/>
               <w:rPr>
-                <w:rFonts w:ascii="맑은 고딕" w:eastAsia="맑은 고딕" w:hAnsi="맑은 고딕" w:cs="Gulim"/>
+                <w:rFonts w:ascii="맑은 고딕" w:eastAsia="맑은 고딕" w:hAnsi="맑은 고딕" w:cs="굴림"/>
                 <w:color w:val="000000"/>
                 <w:kern w:val="0"/>
                 <w:szCs w:val="22"/>
@@ -3707,7 +3783,7 @@
             </w:pPr>
             <w:r>
               <w:rPr>
-                <w:rFonts w:ascii="맑은 고딕" w:eastAsia="맑은 고딕" w:hAnsi="맑은 고딕" w:cs="Gulim" w:hint="eastAsia"/>
+                <w:rFonts w:ascii="맑은 고딕" w:eastAsia="맑은 고딕" w:hAnsi="맑은 고딕" w:cs="굴림" w:hint="eastAsia"/>
                 <w:color w:val="000000"/>
                 <w:kern w:val="0"/>
                 <w:sz w:val="14"/>
@@ -3725,7 +3801,7 @@
               <w:autoSpaceDN/>
               <w:spacing w:after="0"/>
               <w:rPr>
-                <w:rFonts w:ascii="맑은 고딕" w:eastAsia="맑은 고딕" w:hAnsi="맑은 고딕" w:cs="Gulim"/>
+                <w:rFonts w:ascii="맑은 고딕" w:eastAsia="맑은 고딕" w:hAnsi="맑은 고딕" w:cs="굴림"/>
                 <w:color w:val="000000"/>
                 <w:kern w:val="0"/>
                 <w:szCs w:val="22"/>
@@ -3734,7 +3810,7 @@
             </w:pPr>
             <w:r>
               <w:rPr>
-                <w:rFonts w:ascii="맑은 고딕" w:eastAsia="맑은 고딕" w:hAnsi="맑은 고딕" w:cs="Gulim" w:hint="eastAsia"/>
+                <w:rFonts w:ascii="맑은 고딕" w:eastAsia="맑은 고딕" w:hAnsi="맑은 고딕" w:cs="굴림" w:hint="eastAsia"/>
                 <w:color w:val="000000"/>
                 <w:kern w:val="0"/>
                 <w:sz w:val="14"/>
@@ -3752,7 +3828,7 @@
               <w:autoSpaceDN/>
               <w:spacing w:after="0"/>
               <w:rPr>
-                <w:rFonts w:ascii="맑은 고딕" w:eastAsia="맑은 고딕" w:hAnsi="맑은 고딕" w:cs="Gulim"/>
+                <w:rFonts w:ascii="맑은 고딕" w:eastAsia="맑은 고딕" w:hAnsi="맑은 고딕" w:cs="굴림"/>
                 <w:color w:val="000000"/>
                 <w:kern w:val="0"/>
                 <w:szCs w:val="22"/>
@@ -3761,7 +3837,7 @@
             </w:pPr>
             <w:r>
               <w:rPr>
-                <w:rFonts w:ascii="맑은 고딕" w:eastAsia="맑은 고딕" w:hAnsi="맑은 고딕" w:cs="Gulim" w:hint="eastAsia"/>
+                <w:rFonts w:ascii="맑은 고딕" w:eastAsia="맑은 고딕" w:hAnsi="맑은 고딕" w:cs="굴림" w:hint="eastAsia"/>
                 <w:color w:val="000000"/>
                 <w:kern w:val="0"/>
                 <w:szCs w:val="22"/>
@@ -3778,7 +3854,7 @@
               <w:autoSpaceDN/>
               <w:spacing w:after="0"/>
               <w:rPr>
-                <w:rFonts w:ascii="맑은 고딕" w:eastAsia="맑은 고딕" w:hAnsi="맑은 고딕" w:cs="Gulim"/>
+                <w:rFonts w:ascii="맑은 고딕" w:eastAsia="맑은 고딕" w:hAnsi="맑은 고딕" w:cs="굴림"/>
                 <w:color w:val="000000"/>
                 <w:kern w:val="0"/>
                 <w:szCs w:val="22"/>
@@ -3787,7 +3863,7 @@
             </w:pPr>
             <w:r>
               <w:rPr>
-                <w:rFonts w:ascii="맑은 고딕" w:eastAsia="맑은 고딕" w:hAnsi="맑은 고딕" w:cs="Gulim" w:hint="eastAsia"/>
+                <w:rFonts w:ascii="맑은 고딕" w:eastAsia="맑은 고딕" w:hAnsi="맑은 고딕" w:cs="굴림" w:hint="eastAsia"/>
                 <w:b/>
                 <w:bCs/>
                 <w:color w:val="000000"/>
@@ -3808,7 +3884,7 @@
               <w:spacing w:after="0"/>
               <w:ind w:left="180" w:hanging="180"/>
               <w:rPr>
-                <w:rFonts w:ascii="맑은 고딕" w:eastAsia="맑은 고딕" w:hAnsi="맑은 고딕" w:cs="Gulim"/>
+                <w:rFonts w:ascii="맑은 고딕" w:eastAsia="맑은 고딕" w:hAnsi="맑은 고딕" w:cs="굴림"/>
                 <w:color w:val="000000"/>
                 <w:kern w:val="0"/>
                 <w:szCs w:val="22"/>
@@ -3817,7 +3893,7 @@
             </w:pPr>
             <w:r>
               <w:rPr>
-                <w:rFonts w:ascii="맑은 고딕" w:eastAsia="맑은 고딕" w:hAnsi="맑은 고딕" w:cs="Gulim" w:hint="eastAsia"/>
+                <w:rFonts w:ascii="맑은 고딕" w:eastAsia="맑은 고딕" w:hAnsi="맑은 고딕" w:cs="굴림" w:hint="eastAsia"/>
                 <w:color w:val="000000"/>
                 <w:kern w:val="0"/>
                 <w:sz w:val="14"/>
@@ -3836,7 +3912,7 @@
               <w:spacing w:after="0"/>
               <w:ind w:left="180" w:hanging="180"/>
               <w:rPr>
-                <w:rFonts w:ascii="맑은 고딕" w:eastAsia="맑은 고딕" w:hAnsi="맑은 고딕" w:cs="Gulim"/>
+                <w:rFonts w:ascii="맑은 고딕" w:eastAsia="맑은 고딕" w:hAnsi="맑은 고딕" w:cs="굴림"/>
                 <w:color w:val="000000"/>
                 <w:kern w:val="0"/>
                 <w:szCs w:val="22"/>
@@ -3845,7 +3921,7 @@
             </w:pPr>
             <w:r>
               <w:rPr>
-                <w:rFonts w:ascii="맑은 고딕" w:eastAsia="맑은 고딕" w:hAnsi="맑은 고딕" w:cs="Gulim" w:hint="eastAsia"/>
+                <w:rFonts w:ascii="맑은 고딕" w:eastAsia="맑은 고딕" w:hAnsi="맑은 고딕" w:cs="굴림" w:hint="eastAsia"/>
                 <w:color w:val="000000"/>
                 <w:kern w:val="0"/>
                 <w:sz w:val="14"/>
@@ -3864,7 +3940,7 @@
               <w:spacing w:after="0"/>
               <w:ind w:left="180" w:hanging="180"/>
               <w:rPr>
-                <w:rFonts w:ascii="맑은 고딕" w:eastAsia="맑은 고딕" w:hAnsi="맑은 고딕" w:cs="Gulim"/>
+                <w:rFonts w:ascii="맑은 고딕" w:eastAsia="맑은 고딕" w:hAnsi="맑은 고딕" w:cs="굴림"/>
                 <w:color w:val="000000"/>
                 <w:kern w:val="0"/>
                 <w:szCs w:val="22"/>
@@ -3873,7 +3949,7 @@
             </w:pPr>
             <w:r>
               <w:rPr>
-                <w:rFonts w:ascii="맑은 고딕" w:eastAsia="맑은 고딕" w:hAnsi="맑은 고딕" w:cs="Gulim" w:hint="eastAsia"/>
+                <w:rFonts w:ascii="맑은 고딕" w:eastAsia="맑은 고딕" w:hAnsi="맑은 고딕" w:cs="굴림" w:hint="eastAsia"/>
                 <w:color w:val="000000"/>
                 <w:kern w:val="0"/>
                 <w:sz w:val="14"/>
@@ -3892,7 +3968,7 @@
               <w:spacing w:after="0"/>
               <w:ind w:left="180" w:hanging="180"/>
               <w:rPr>
-                <w:rFonts w:ascii="맑은 고딕" w:eastAsia="맑은 고딕" w:hAnsi="맑은 고딕" w:cs="Gulim"/>
+                <w:rFonts w:ascii="맑은 고딕" w:eastAsia="맑은 고딕" w:hAnsi="맑은 고딕" w:cs="굴림"/>
                 <w:color w:val="000000"/>
                 <w:kern w:val="0"/>
                 <w:szCs w:val="22"/>
@@ -3901,7 +3977,7 @@
             </w:pPr>
             <w:r>
               <w:rPr>
-                <w:rFonts w:ascii="맑은 고딕" w:eastAsia="맑은 고딕" w:hAnsi="맑은 고딕" w:cs="Gulim" w:hint="eastAsia"/>
+                <w:rFonts w:ascii="맑은 고딕" w:eastAsia="맑은 고딕" w:hAnsi="맑은 고딕" w:cs="굴림" w:hint="eastAsia"/>
                 <w:color w:val="000000"/>
                 <w:kern w:val="0"/>
                 <w:sz w:val="14"/>
@@ -3920,7 +3996,7 @@
               <w:spacing w:after="0"/>
               <w:ind w:left="180" w:hanging="180"/>
               <w:rPr>
-                <w:rFonts w:ascii="맑은 고딕" w:eastAsia="맑은 고딕" w:hAnsi="맑은 고딕" w:cs="Gulim"/>
+                <w:rFonts w:ascii="맑은 고딕" w:eastAsia="맑은 고딕" w:hAnsi="맑은 고딕" w:cs="굴림"/>
                 <w:color w:val="000000"/>
                 <w:kern w:val="0"/>
                 <w:szCs w:val="22"/>
@@ -3929,7 +4005,7 @@
             </w:pPr>
             <w:r>
               <w:rPr>
-                <w:rFonts w:ascii="맑은 고딕" w:eastAsia="맑은 고딕" w:hAnsi="맑은 고딕" w:cs="Gulim" w:hint="eastAsia"/>
+                <w:rFonts w:ascii="맑은 고딕" w:eastAsia="맑은 고딕" w:hAnsi="맑은 고딕" w:cs="굴림" w:hint="eastAsia"/>
                 <w:color w:val="000000"/>
                 <w:kern w:val="0"/>
                 <w:sz w:val="14"/>
@@ -3948,7 +4024,7 @@
               <w:spacing w:after="0"/>
               <w:ind w:left="180" w:hanging="180"/>
               <w:rPr>
-                <w:rFonts w:ascii="맑은 고딕" w:eastAsia="맑은 고딕" w:hAnsi="맑은 고딕" w:cs="Gulim"/>
+                <w:rFonts w:ascii="맑은 고딕" w:eastAsia="맑은 고딕" w:hAnsi="맑은 고딕" w:cs="굴림"/>
                 <w:color w:val="000000"/>
                 <w:kern w:val="0"/>
                 <w:szCs w:val="22"/>
@@ -3957,7 +4033,7 @@
             </w:pPr>
             <w:r>
               <w:rPr>
-                <w:rFonts w:ascii="맑은 고딕" w:eastAsia="맑은 고딕" w:hAnsi="맑은 고딕" w:cs="Gulim" w:hint="eastAsia"/>
+                <w:rFonts w:ascii="맑은 고딕" w:eastAsia="맑은 고딕" w:hAnsi="맑은 고딕" w:cs="굴림" w:hint="eastAsia"/>
                 <w:color w:val="000000"/>
                 <w:kern w:val="0"/>
                 <w:sz w:val="14"/>
@@ -3976,7 +4052,7 @@
               <w:spacing w:after="0"/>
               <w:ind w:left="180" w:hanging="180"/>
               <w:rPr>
-                <w:rFonts w:ascii="맑은 고딕" w:eastAsia="맑은 고딕" w:hAnsi="맑은 고딕" w:cs="Gulim"/>
+                <w:rFonts w:ascii="맑은 고딕" w:eastAsia="맑은 고딕" w:hAnsi="맑은 고딕" w:cs="굴림"/>
                 <w:color w:val="000000"/>
                 <w:kern w:val="0"/>
                 <w:szCs w:val="22"/>
@@ -3985,7 +4061,7 @@
             </w:pPr>
             <w:r>
               <w:rPr>
-                <w:rFonts w:ascii="맑은 고딕" w:eastAsia="맑은 고딕" w:hAnsi="맑은 고딕" w:cs="Gulim" w:hint="eastAsia"/>
+                <w:rFonts w:ascii="맑은 고딕" w:eastAsia="맑은 고딕" w:hAnsi="맑은 고딕" w:cs="굴림" w:hint="eastAsia"/>
                 <w:color w:val="000000"/>
                 <w:kern w:val="0"/>
                 <w:sz w:val="14"/>
@@ -4004,7 +4080,7 @@
               <w:spacing w:after="0"/>
               <w:ind w:left="180" w:hanging="180"/>
               <w:rPr>
-                <w:rFonts w:ascii="맑은 고딕" w:eastAsia="맑은 고딕" w:hAnsi="맑은 고딕" w:cs="Gulim"/>
+                <w:rFonts w:ascii="맑은 고딕" w:eastAsia="맑은 고딕" w:hAnsi="맑은 고딕" w:cs="굴림"/>
                 <w:color w:val="000000"/>
                 <w:kern w:val="0"/>
                 <w:szCs w:val="22"/>
@@ -4013,7 +4089,7 @@
             </w:pPr>
             <w:r>
               <w:rPr>
-                <w:rFonts w:ascii="맑은 고딕" w:eastAsia="맑은 고딕" w:hAnsi="맑은 고딕" w:cs="Gulim" w:hint="eastAsia"/>
+                <w:rFonts w:ascii="맑은 고딕" w:eastAsia="맑은 고딕" w:hAnsi="맑은 고딕" w:cs="굴림" w:hint="eastAsia"/>
                 <w:color w:val="000000"/>
                 <w:kern w:val="0"/>
                 <w:sz w:val="14"/>
@@ -4032,7 +4108,7 @@
               <w:spacing w:after="0"/>
               <w:ind w:left="180" w:hanging="180"/>
               <w:rPr>
-                <w:rFonts w:ascii="맑은 고딕" w:eastAsia="맑은 고딕" w:hAnsi="맑은 고딕" w:cs="Gulim"/>
+                <w:rFonts w:ascii="맑은 고딕" w:eastAsia="맑은 고딕" w:hAnsi="맑은 고딕" w:cs="굴림"/>
                 <w:color w:val="000000"/>
                 <w:kern w:val="0"/>
                 <w:szCs w:val="22"/>
@@ -4041,7 +4117,7 @@
             </w:pPr>
             <w:r>
               <w:rPr>
-                <w:rFonts w:ascii="맑은 고딕" w:eastAsia="맑은 고딕" w:hAnsi="맑은 고딕" w:cs="Gulim" w:hint="eastAsia"/>
+                <w:rFonts w:ascii="맑은 고딕" w:eastAsia="맑은 고딕" w:hAnsi="맑은 고딕" w:cs="굴림" w:hint="eastAsia"/>
                 <w:color w:val="000000"/>
                 <w:kern w:val="0"/>
                 <w:sz w:val="14"/>
@@ -4060,7 +4136,7 @@
               <w:spacing w:after="0"/>
               <w:ind w:left="180" w:hanging="180"/>
               <w:rPr>
-                <w:rFonts w:ascii="맑은 고딕" w:eastAsia="맑은 고딕" w:hAnsi="맑은 고딕" w:cs="Gulim"/>
+                <w:rFonts w:ascii="맑은 고딕" w:eastAsia="맑은 고딕" w:hAnsi="맑은 고딕" w:cs="굴림"/>
                 <w:color w:val="000000"/>
                 <w:kern w:val="0"/>
                 <w:szCs w:val="22"/>
@@ -4069,7 +4145,7 @@
             </w:pPr>
             <w:r>
               <w:rPr>
-                <w:rFonts w:ascii="맑은 고딕" w:eastAsia="맑은 고딕" w:hAnsi="맑은 고딕" w:cs="Gulim" w:hint="eastAsia"/>
+                <w:rFonts w:ascii="맑은 고딕" w:eastAsia="맑은 고딕" w:hAnsi="맑은 고딕" w:cs="굴림" w:hint="eastAsia"/>
                 <w:color w:val="000000"/>
                 <w:kern w:val="0"/>
                 <w:sz w:val="14"/>
@@ -4087,7 +4163,7 @@
               <w:autoSpaceDN/>
               <w:spacing w:after="0"/>
               <w:rPr>
-                <w:rFonts w:ascii="맑은 고딕" w:eastAsia="맑은 고딕" w:hAnsi="맑은 고딕" w:cs="Gulim"/>
+                <w:rFonts w:ascii="맑은 고딕" w:eastAsia="맑은 고딕" w:hAnsi="맑은 고딕" w:cs="굴림"/>
                 <w:color w:val="000000"/>
                 <w:kern w:val="0"/>
                 <w:sz w:val="17"/>
@@ -4097,7 +4173,7 @@
             </w:pPr>
             <w:r>
               <w:rPr>
-                <w:rFonts w:ascii="맑은 고딕" w:eastAsia="맑은 고딕" w:hAnsi="맑은 고딕" w:cs="Gulim" w:hint="eastAsia"/>
+                <w:rFonts w:ascii="맑은 고딕" w:eastAsia="맑은 고딕" w:hAnsi="맑은 고딕" w:cs="굴림" w:hint="eastAsia"/>
                 <w:color w:val="000000"/>
                 <w:kern w:val="0"/>
                 <w:sz w:val="14"/>
@@ -4138,7 +4214,7 @@
               <w:autoSpaceDN/>
               <w:spacing w:after="0" w:line="360" w:lineRule="auto"/>
               <w:rPr>
-                <w:rFonts w:ascii="맑은 고딕" w:eastAsia="맑은 고딕" w:hAnsi="맑은 고딕" w:cs="Gulim"/>
+                <w:rFonts w:ascii="맑은 고딕" w:eastAsia="맑은 고딕" w:hAnsi="맑은 고딕" w:cs="굴림"/>
                 <w:color w:val="000000"/>
                 <w:kern w:val="0"/>
                 <w:szCs w:val="22"/>
@@ -4147,7 +4223,7 @@
             </w:pPr>
             <w:r>
               <w:rPr>
-                <w:rFonts w:ascii="맑은 고딕" w:eastAsia="맑은 고딕" w:hAnsi="맑은 고딕" w:cs="Gulim" w:hint="eastAsia"/>
+                <w:rFonts w:ascii="맑은 고딕" w:eastAsia="맑은 고딕" w:hAnsi="맑은 고딕" w:cs="굴림" w:hint="eastAsia"/>
                 <w:color w:val="000000"/>
                 <w:kern w:val="0"/>
                 <w:sz w:val="17"/>
@@ -4166,7 +4242,7 @@
               <w:autoSpaceDN/>
               <w:spacing w:after="0"/>
               <w:rPr>
-                <w:rFonts w:ascii="맑은 고딕" w:eastAsia="맑은 고딕" w:hAnsi="맑은 고딕" w:cs="Gulim"/>
+                <w:rFonts w:ascii="맑은 고딕" w:eastAsia="맑은 고딕" w:hAnsi="맑은 고딕" w:cs="굴림"/>
                 <w:b/>
                 <w:bCs/>
                 <w:color w:val="000000"/>
@@ -4185,7 +4261,7 @@
               <w:autoSpaceDN/>
               <w:spacing w:after="0"/>
               <w:rPr>
-                <w:rFonts w:ascii="맑은 고딕" w:eastAsia="맑은 고딕" w:hAnsi="맑은 고딕" w:cs="Gulim"/>
+                <w:rFonts w:ascii="맑은 고딕" w:eastAsia="맑은 고딕" w:hAnsi="맑은 고딕" w:cs="굴림"/>
                 <w:b/>
                 <w:bCs/>
                 <w:color w:val="000000"/>
@@ -4205,7 +4281,7 @@
               <w:spacing w:after="0" w:line="360" w:lineRule="auto"/>
               <w:jc w:val="center"/>
               <w:rPr>
-                <w:rFonts w:ascii="맑은 고딕" w:eastAsia="맑은 고딕" w:hAnsi="맑은 고딕" w:cs="Gulim"/>
+                <w:rFonts w:ascii="맑은 고딕" w:eastAsia="맑은 고딕" w:hAnsi="맑은 고딕" w:cs="굴림"/>
                 <w:color w:val="000000"/>
                 <w:kern w:val="0"/>
                 <w:szCs w:val="22"/>
@@ -4214,7 +4290,7 @@
             </w:pPr>
             <w:r>
               <w:rPr>
-                <w:rFonts w:ascii="맑은 고딕" w:eastAsia="맑은 고딕" w:hAnsi="맑은 고딕" w:cs="Gulim" w:hint="eastAsia"/>
+                <w:rFonts w:ascii="맑은 고딕" w:eastAsia="맑은 고딕" w:hAnsi="맑은 고딕" w:cs="굴림" w:hint="eastAsia"/>
                 <w:color w:val="000000"/>
                 <w:kern w:val="0"/>
                 <w:sz w:val="17"/>
@@ -4226,7 +4302,7 @@
             <w:sdt>
               <w:sdtPr>
                 <w:rPr>
-                  <w:rFonts w:ascii="맑은 고딕" w:eastAsia="맑은 고딕" w:hAnsi="맑은 고딕" w:cs="Gulim" w:hint="eastAsia"/>
+                  <w:rFonts w:ascii="맑은 고딕" w:eastAsia="맑은 고딕" w:hAnsi="맑은 고딕" w:cs="굴림" w:hint="eastAsia"/>
                   <w:color w:val="000000"/>
                   <w:kern w:val="0"/>
                   <w:sz w:val="17"/>
@@ -4241,7 +4317,7 @@
               <w:sdtContent>
                 <w:r>
                   <w:rPr>
-                    <w:rFonts w:ascii="맑은 고딕" w:eastAsia="맑은 고딕" w:hAnsi="맑은 고딕" w:cs="Gulim" w:hint="eastAsia"/>
+                    <w:rFonts w:ascii="맑은 고딕" w:eastAsia="맑은 고딕" w:hAnsi="맑은 고딕" w:cs="굴림" w:hint="eastAsia"/>
                     <w:color w:val="000000"/>
                     <w:kern w:val="0"/>
                     <w:sz w:val="17"/>
@@ -4284,7 +4360,7 @@
               <w:autoSpaceDN/>
               <w:spacing w:beforeLines="200" w:before="480" w:after="0" w:line="720" w:lineRule="auto"/>
               <w:rPr>
-                <w:rFonts w:ascii="맑은 고딕" w:eastAsia="맑은 고딕" w:hAnsi="맑은 고딕" w:cs="Gulim"/>
+                <w:rFonts w:ascii="맑은 고딕" w:eastAsia="맑은 고딕" w:hAnsi="맑은 고딕" w:cs="굴림"/>
                 <w:color w:val="000000"/>
                 <w:kern w:val="0"/>
                 <w:sz w:val="17"/>
@@ -4294,7 +4370,7 @@
             </w:pPr>
             <w:r>
               <w:rPr>
-                <w:rFonts w:ascii="맑은 고딕" w:eastAsia="맑은 고딕" w:hAnsi="맑은 고딕" w:cs="Gulim" w:hint="eastAsia"/>
+                <w:rFonts w:ascii="맑은 고딕" w:eastAsia="맑은 고딕" w:hAnsi="맑은 고딕" w:cs="굴림" w:hint="eastAsia"/>
                 <w:color w:val="000000"/>
                 <w:kern w:val="0"/>
                 <w:sz w:val="17"/>
@@ -4306,7 +4382,7 @@
             <w:sdt>
               <w:sdtPr>
                 <w:rPr>
-                  <w:rFonts w:ascii="맑은 고딕" w:eastAsia="맑은 고딕" w:hAnsi="맑은 고딕" w:cs="Gulim" w:hint="eastAsia"/>
+                  <w:rFonts w:ascii="맑은 고딕" w:eastAsia="맑은 고딕" w:hAnsi="맑은 고딕" w:cs="굴림" w:hint="eastAsia"/>
                   <w:color w:val="000000"/>
                   <w:kern w:val="0"/>
                   <w:sz w:val="17"/>
@@ -4321,7 +4397,7 @@
               <w:sdtContent>
                 <w:r>
                   <w:rPr>
-                    <w:rFonts w:ascii="맑은 고딕" w:eastAsia="맑은 고딕" w:hAnsi="맑은 고딕" w:cs="Gulim" w:hint="eastAsia"/>
+                    <w:rFonts w:ascii="맑은 고딕" w:eastAsia="맑은 고딕" w:hAnsi="맑은 고딕" w:cs="굴림" w:hint="eastAsia"/>
                     <w:color w:val="000000"/>
                     <w:kern w:val="0"/>
                     <w:sz w:val="17"/>
@@ -4332,7 +4408,7 @@
                 </w:r>
                 <w:r>
                   <w:rPr>
-                    <w:rFonts w:ascii="맑은 고딕" w:eastAsia="맑은 고딕" w:hAnsi="맑은 고딕" w:cs="Gulim" w:hint="eastAsia"/>
+                    <w:rFonts w:ascii="맑은 고딕" w:eastAsia="맑은 고딕" w:hAnsi="맑은 고딕" w:cs="굴림" w:hint="eastAsia"/>
                     <w:color w:val="000000"/>
                     <w:kern w:val="0"/>
                     <w:sz w:val="17"/>
@@ -4343,7 +4419,7 @@
                 </w:r>
                 <w:r>
                   <w:rPr>
-                    <w:rFonts w:ascii="맑은 고딕" w:eastAsia="맑은 고딕" w:hAnsi="맑은 고딕" w:cs="Gulim" w:hint="eastAsia"/>
+                    <w:rFonts w:ascii="맑은 고딕" w:eastAsia="맑은 고딕" w:hAnsi="맑은 고딕" w:cs="굴림" w:hint="eastAsia"/>
                     <w:color w:val="000000"/>
                     <w:kern w:val="0"/>
                     <w:sz w:val="17"/>
@@ -4356,7 +4432,7 @@
             </w:sdt>
             <w:r>
               <w:rPr>
-                <w:rFonts w:ascii="맑은 고딕" w:eastAsia="맑은 고딕" w:hAnsi="맑은 고딕" w:cs="Gulim" w:hint="eastAsia"/>
+                <w:rFonts w:ascii="맑은 고딕" w:eastAsia="맑은 고딕" w:hAnsi="맑은 고딕" w:cs="굴림" w:hint="eastAsia"/>
                 <w:color w:val="000000"/>
                 <w:kern w:val="0"/>
                 <w:sz w:val="17"/>
@@ -4386,7 +4462,7 @@
               <w:autoSpaceDN/>
               <w:spacing w:beforeLines="200" w:before="480" w:after="0" w:line="720" w:lineRule="auto"/>
               <w:rPr>
-                <w:rFonts w:ascii="맑은 고딕" w:eastAsia="맑은 고딕" w:hAnsi="맑은 고딕" w:cs="Gulim"/>
+                <w:rFonts w:ascii="맑은 고딕" w:eastAsia="맑은 고딕" w:hAnsi="맑은 고딕" w:cs="굴림"/>
                 <w:color w:val="000000"/>
                 <w:kern w:val="0"/>
                 <w:szCs w:val="22"/>
@@ -4395,7 +4471,7 @@
             </w:pPr>
             <w:r>
               <w:rPr>
-                <w:rFonts w:ascii="맑은 고딕" w:eastAsia="맑은 고딕" w:hAnsi="맑은 고딕" w:cs="Gulim" w:hint="eastAsia"/>
+                <w:rFonts w:ascii="맑은 고딕" w:eastAsia="맑은 고딕" w:hAnsi="맑은 고딕" w:cs="굴림" w:hint="eastAsia"/>
                 <w:color w:val="000000"/>
                 <w:kern w:val="0"/>
                 <w:sz w:val="17"/>
@@ -4406,7 +4482,7 @@
             </w:r>
             <w:r>
               <w:rPr>
-                <w:rFonts w:ascii="맑은 고딕" w:eastAsia="맑은 고딕" w:hAnsi="맑은 고딕" w:cs="Gulim" w:hint="eastAsia"/>
+                <w:rFonts w:ascii="맑은 고딕" w:eastAsia="맑은 고딕" w:hAnsi="맑은 고딕" w:cs="굴림" w:hint="eastAsia"/>
                 <w:color w:val="000000"/>
                 <w:kern w:val="0"/>
                 <w:sz w:val="17"/>
@@ -4417,7 +4493,7 @@
             </w:r>
             <w:r>
               <w:rPr>
-                <w:rFonts w:ascii="맑은 고딕" w:eastAsia="맑은 고딕" w:hAnsi="맑은 고딕" w:cs="Gulim" w:hint="eastAsia"/>
+                <w:rFonts w:ascii="맑은 고딕" w:eastAsia="맑은 고딕" w:hAnsi="맑은 고딕" w:cs="굴림" w:hint="eastAsia"/>
                 <w:color w:val="000000"/>
                 <w:kern w:val="0"/>
                 <w:sz w:val="17"/>
@@ -4429,7 +4505,7 @@
             <w:proofErr w:type="spellStart"/>
             <w:r>
               <w:rPr>
-                <w:rFonts w:ascii="맑은 고딕" w:eastAsia="맑은 고딕" w:hAnsi="맑은 고딕" w:cs="Gulim" w:hint="eastAsia"/>
+                <w:rFonts w:ascii="맑은 고딕" w:eastAsia="맑은 고딕" w:hAnsi="맑은 고딕" w:cs="굴림" w:hint="eastAsia"/>
                 <w:color w:val="000000"/>
                 <w:kern w:val="0"/>
                 <w:sz w:val="17"/>
@@ -4441,7 +4517,7 @@
             <w:proofErr w:type="spellEnd"/>
             <w:r>
               <w:rPr>
-                <w:rFonts w:ascii="맑은 고딕" w:eastAsia="맑은 고딕" w:hAnsi="맑은 고딕" w:cs="Gulim" w:hint="eastAsia"/>
+                <w:rFonts w:ascii="맑은 고딕" w:eastAsia="맑은 고딕" w:hAnsi="맑은 고딕" w:cs="굴림" w:hint="eastAsia"/>
                 <w:color w:val="000000"/>
                 <w:kern w:val="0"/>
                 <w:sz w:val="17"/>
@@ -4452,7 +4528,7 @@
             </w:r>
             <w:r>
               <w:rPr>
-                <w:rFonts w:ascii="맑은 고딕" w:eastAsia="맑은 고딕" w:hAnsi="맑은 고딕" w:cs="Gulim" w:hint="eastAsia"/>
+                <w:rFonts w:ascii="맑은 고딕" w:eastAsia="맑은 고딕" w:hAnsi="맑은 고딕" w:cs="굴림" w:hint="eastAsia"/>
                 <w:color w:val="000000"/>
                 <w:kern w:val="0"/>
                 <w:sz w:val="17"/>
@@ -4463,7 +4539,7 @@
             </w:r>
             <w:r>
               <w:rPr>
-                <w:rFonts w:ascii="맑은 고딕" w:eastAsia="맑은 고딕" w:hAnsi="맑은 고딕" w:cs="Gulim" w:hint="eastAsia"/>
+                <w:rFonts w:ascii="맑은 고딕" w:eastAsia="맑은 고딕" w:hAnsi="맑은 고딕" w:cs="굴림" w:hint="eastAsia"/>
                 <w:color w:val="000000"/>
                 <w:kern w:val="0"/>
                 <w:sz w:val="17"/>
@@ -4527,7 +4603,7 @@
         <w:autoSpaceDN/>
         <w:spacing w:after="0"/>
         <w:rPr>
-          <w:rFonts w:ascii="맑은 고딕" w:eastAsia="맑은 고딕" w:hAnsi="맑은 고딕" w:cs="Gulim"/>
+          <w:rFonts w:ascii="맑은 고딕" w:eastAsia="맑은 고딕" w:hAnsi="맑은 고딕" w:cs="굴림"/>
           <w:color w:val="000000"/>
           <w:kern w:val="0"/>
           <w:szCs w:val="22"/>
@@ -4536,7 +4612,7 @@
       </w:pPr>
       <w:r>
         <w:rPr>
-          <w:rFonts w:ascii="맑은 고딕" w:eastAsia="맑은 고딕" w:hAnsi="맑은 고딕" w:cs="Gulim" w:hint="eastAsia"/>
+          <w:rFonts w:ascii="맑은 고딕" w:eastAsia="맑은 고딕" w:hAnsi="맑은 고딕" w:cs="굴림" w:hint="eastAsia"/>
           <w:b/>
           <w:bCs/>
           <w:color w:val="000000"/>
@@ -4550,7 +4626,7 @@
       </w:r>
       <w:r>
         <w:rPr>
-          <w:rFonts w:ascii="맑은 고딕" w:eastAsia="맑은 고딕" w:hAnsi="맑은 고딕" w:cs="Gulim" w:hint="eastAsia"/>
+          <w:rFonts w:ascii="맑은 고딕" w:eastAsia="맑은 고딕" w:hAnsi="맑은 고딕" w:cs="굴림" w:hint="eastAsia"/>
           <w:b/>
           <w:bCs/>
           <w:color w:val="000000"/>
@@ -4564,7 +4640,7 @@
       <w:proofErr w:type="spellStart"/>
       <w:r>
         <w:rPr>
-          <w:rFonts w:ascii="맑은 고딕" w:eastAsia="맑은 고딕" w:hAnsi="맑은 고딕" w:cs="Gulim" w:hint="eastAsia"/>
+          <w:rFonts w:ascii="맑은 고딕" w:eastAsia="맑은 고딕" w:hAnsi="맑은 고딕" w:cs="굴림" w:hint="eastAsia"/>
           <w:b/>
           <w:bCs/>
           <w:color w:val="000000"/>
@@ -4578,7 +4654,7 @@
       <w:proofErr w:type="spellEnd"/>
       <w:r>
         <w:rPr>
-          <w:rFonts w:ascii="맑은 고딕" w:eastAsia="맑은 고딕" w:hAnsi="맑은 고딕" w:cs="Gulim" w:hint="eastAsia"/>
+          <w:rFonts w:ascii="맑은 고딕" w:eastAsia="맑은 고딕" w:hAnsi="맑은 고딕" w:cs="굴림" w:hint="eastAsia"/>
           <w:b/>
           <w:bCs/>
           <w:color w:val="000000"/>
@@ -4639,7 +4715,7 @@
               <w:spacing w:after="0"/>
               <w:jc w:val="center"/>
               <w:rPr>
-                <w:rFonts w:ascii="맑은 고딕" w:eastAsia="맑은 고딕" w:hAnsi="맑은 고딕" w:cs="Gulim"/>
+                <w:rFonts w:ascii="맑은 고딕" w:eastAsia="맑은 고딕" w:hAnsi="맑은 고딕" w:cs="굴림"/>
                 <w:color w:val="000000"/>
                 <w:kern w:val="0"/>
                 <w:szCs w:val="22"/>
@@ -4648,7 +4724,7 @@
             </w:pPr>
             <w:r>
               <w:rPr>
-                <w:rFonts w:ascii="맑은 고딕" w:eastAsia="맑은 고딕" w:hAnsi="맑은 고딕" w:cs="Gulim" w:hint="eastAsia"/>
+                <w:rFonts w:ascii="맑은 고딕" w:eastAsia="맑은 고딕" w:hAnsi="맑은 고딕" w:cs="굴림" w:hint="eastAsia"/>
                 <w:b/>
                 <w:bCs/>
                 <w:color w:val="000000"/>
@@ -4690,7 +4766,7 @@
               <w:spacing w:after="0"/>
               <w:jc w:val="center"/>
               <w:rPr>
-                <w:rFonts w:ascii="맑은 고딕" w:eastAsia="맑은 고딕" w:hAnsi="맑은 고딕" w:cs="Gulim"/>
+                <w:rFonts w:ascii="맑은 고딕" w:eastAsia="맑은 고딕" w:hAnsi="맑은 고딕" w:cs="굴림"/>
                 <w:color w:val="000000"/>
                 <w:kern w:val="0"/>
                 <w:szCs w:val="22"/>
@@ -4699,7 +4775,7 @@
             </w:pPr>
             <w:r>
               <w:rPr>
-                <w:rFonts w:ascii="맑은 고딕" w:eastAsia="맑은 고딕" w:hAnsi="맑은 고딕" w:cs="Gulim" w:hint="eastAsia"/>
+                <w:rFonts w:ascii="맑은 고딕" w:eastAsia="맑은 고딕" w:hAnsi="맑은 고딕" w:cs="굴림" w:hint="eastAsia"/>
                 <w:b/>
                 <w:bCs/>
                 <w:color w:val="000000"/>
@@ -4741,7 +4817,7 @@
               <w:spacing w:after="0"/>
               <w:jc w:val="center"/>
               <w:rPr>
-                <w:rFonts w:ascii="맑은 고딕" w:eastAsia="맑은 고딕" w:hAnsi="맑은 고딕" w:cs="Gulim"/>
+                <w:rFonts w:ascii="맑은 고딕" w:eastAsia="맑은 고딕" w:hAnsi="맑은 고딕" w:cs="굴림"/>
                 <w:color w:val="000000"/>
                 <w:kern w:val="0"/>
                 <w:szCs w:val="22"/>
@@ -4750,7 +4826,7 @@
             </w:pPr>
             <w:r>
               <w:rPr>
-                <w:rFonts w:ascii="맑은 고딕" w:eastAsia="맑은 고딕" w:hAnsi="맑은 고딕" w:cs="Gulim" w:hint="eastAsia"/>
+                <w:rFonts w:ascii="맑은 고딕" w:eastAsia="맑은 고딕" w:hAnsi="맑은 고딕" w:cs="굴림" w:hint="eastAsia"/>
                 <w:b/>
                 <w:bCs/>
                 <w:color w:val="000000"/>
@@ -4792,7 +4868,7 @@
               <w:spacing w:after="0"/>
               <w:jc w:val="center"/>
               <w:rPr>
-                <w:rFonts w:ascii="맑은 고딕" w:eastAsia="맑은 고딕" w:hAnsi="맑은 고딕" w:cs="Gulim"/>
+                <w:rFonts w:ascii="맑은 고딕" w:eastAsia="맑은 고딕" w:hAnsi="맑은 고딕" w:cs="굴림"/>
                 <w:color w:val="000000"/>
                 <w:kern w:val="0"/>
                 <w:szCs w:val="22"/>
@@ -4801,7 +4877,7 @@
             </w:pPr>
             <w:r>
               <w:rPr>
-                <w:rFonts w:ascii="맑은 고딕" w:eastAsia="맑은 고딕" w:hAnsi="맑은 고딕" w:cs="Gulim" w:hint="eastAsia"/>
+                <w:rFonts w:ascii="맑은 고딕" w:eastAsia="맑은 고딕" w:hAnsi="맑은 고딕" w:cs="굴림" w:hint="eastAsia"/>
                 <w:b/>
                 <w:bCs/>
                 <w:color w:val="000000"/>
@@ -4840,7 +4916,7 @@
               <w:autoSpaceDN/>
               <w:spacing w:after="0"/>
               <w:rPr>
-                <w:rFonts w:ascii="맑은 고딕" w:eastAsia="맑은 고딕" w:hAnsi="맑은 고딕" w:cs="Gulim"/>
+                <w:rFonts w:ascii="맑은 고딕" w:eastAsia="맑은 고딕" w:hAnsi="맑은 고딕" w:cs="굴림"/>
                 <w:color w:val="000000"/>
                 <w:kern w:val="0"/>
                 <w:szCs w:val="22"/>
@@ -4870,7 +4946,7 @@
               <w:autoSpaceDN/>
               <w:spacing w:after="0"/>
               <w:rPr>
-                <w:rFonts w:ascii="맑은 고딕" w:eastAsia="맑은 고딕" w:hAnsi="맑은 고딕" w:cs="Gulim"/>
+                <w:rFonts w:ascii="맑은 고딕" w:eastAsia="맑은 고딕" w:hAnsi="맑은 고딕" w:cs="굴림"/>
                 <w:color w:val="000000"/>
                 <w:kern w:val="0"/>
                 <w:szCs w:val="22"/>
@@ -4900,7 +4976,7 @@
               <w:autoSpaceDN/>
               <w:spacing w:after="0"/>
               <w:rPr>
-                <w:rFonts w:ascii="맑은 고딕" w:eastAsia="맑은 고딕" w:hAnsi="맑은 고딕" w:cs="Gulim"/>
+                <w:rFonts w:ascii="맑은 고딕" w:eastAsia="맑은 고딕" w:hAnsi="맑은 고딕" w:cs="굴림"/>
                 <w:color w:val="000000"/>
                 <w:kern w:val="0"/>
                 <w:szCs w:val="22"/>
@@ -4937,7 +5013,7 @@
               <w:spacing w:after="0"/>
               <w:jc w:val="center"/>
               <w:rPr>
-                <w:rFonts w:ascii="맑은 고딕" w:eastAsia="맑은 고딕" w:hAnsi="맑은 고딕" w:cs="Gulim"/>
+                <w:rFonts w:ascii="맑은 고딕" w:eastAsia="맑은 고딕" w:hAnsi="맑은 고딕" w:cs="굴림"/>
                 <w:color w:val="000000"/>
                 <w:kern w:val="0"/>
                 <w:szCs w:val="22"/>
@@ -4946,7 +5022,7 @@
             </w:pPr>
             <w:r>
               <w:rPr>
-                <w:rFonts w:ascii="맑은 고딕" w:eastAsia="맑은 고딕" w:hAnsi="맑은 고딕" w:cs="Gulim" w:hint="eastAsia"/>
+                <w:rFonts w:ascii="맑은 고딕" w:eastAsia="맑은 고딕" w:hAnsi="맑은 고딕" w:cs="굴림" w:hint="eastAsia"/>
                 <w:b/>
                 <w:bCs/>
                 <w:color w:val="000000"/>
@@ -4987,7 +5063,7 @@
               <w:spacing w:after="0"/>
               <w:jc w:val="center"/>
               <w:rPr>
-                <w:rFonts w:ascii="맑은 고딕" w:eastAsia="맑은 고딕" w:hAnsi="맑은 고딕" w:cs="Gulim"/>
+                <w:rFonts w:ascii="맑은 고딕" w:eastAsia="맑은 고딕" w:hAnsi="맑은 고딕" w:cs="굴림"/>
                 <w:color w:val="000000"/>
                 <w:kern w:val="0"/>
                 <w:szCs w:val="22"/>
@@ -4996,7 +5072,7 @@
             </w:pPr>
             <w:r>
               <w:rPr>
-                <w:rFonts w:ascii="맑은 고딕" w:eastAsia="맑은 고딕" w:hAnsi="맑은 고딕" w:cs="Gulim" w:hint="eastAsia"/>
+                <w:rFonts w:ascii="맑은 고딕" w:eastAsia="맑은 고딕" w:hAnsi="맑은 고딕" w:cs="굴림" w:hint="eastAsia"/>
                 <w:b/>
                 <w:bCs/>
                 <w:color w:val="000000"/>
@@ -5042,7 +5118,7 @@
               <w:spacing w:after="0"/>
               <w:jc w:val="center"/>
               <w:rPr>
-                <w:rFonts w:ascii="맑은 고딕" w:eastAsia="맑은 고딕" w:hAnsi="맑은 고딕" w:cs="Gulim"/>
+                <w:rFonts w:ascii="맑은 고딕" w:eastAsia="맑은 고딕" w:hAnsi="맑은 고딕" w:cs="굴림"/>
                 <w:color w:val="000000"/>
                 <w:kern w:val="0"/>
                 <w:sz w:val="16"/>
@@ -5052,7 +5128,7 @@
             </w:pPr>
             <w:r>
               <w:rPr>
-                <w:rFonts w:ascii="맑은 고딕" w:eastAsia="맑은 고딕" w:hAnsi="맑은 고딕" w:cs="Gulim" w:hint="eastAsia"/>
+                <w:rFonts w:ascii="맑은 고딕" w:eastAsia="맑은 고딕" w:hAnsi="맑은 고딕" w:cs="굴림" w:hint="eastAsia"/>
                 <w:color w:val="000000"/>
                 <w:kern w:val="0"/>
                 <w:sz w:val="16"/>
@@ -5063,7 +5139,7 @@
             </w:r>
             <w:r>
               <w:rPr>
-                <w:rFonts w:ascii="맑은 고딕" w:eastAsia="맑은 고딕" w:hAnsi="맑은 고딕" w:cs="Gulim" w:hint="eastAsia"/>
+                <w:rFonts w:ascii="맑은 고딕" w:eastAsia="맑은 고딕" w:hAnsi="맑은 고딕" w:cs="굴림" w:hint="eastAsia"/>
                 <w:color w:val="000000"/>
                 <w:kern w:val="0"/>
                 <w:sz w:val="16"/>
@@ -5101,7 +5177,7 @@
               <w:spacing w:after="0"/>
               <w:jc w:val="center"/>
               <w:rPr>
-                <w:rFonts w:ascii="맑은 고딕" w:eastAsia="맑은 고딕" w:hAnsi="맑은 고딕" w:cs="Gulim"/>
+                <w:rFonts w:ascii="맑은 고딕" w:eastAsia="맑은 고딕" w:hAnsi="맑은 고딕" w:cs="굴림"/>
                 <w:color w:val="000000"/>
                 <w:kern w:val="0"/>
                 <w:sz w:val="16"/>
@@ -5111,7 +5187,7 @@
             </w:pPr>
             <w:r>
               <w:rPr>
-                <w:rFonts w:ascii="맑은 고딕" w:eastAsia="맑은 고딕" w:hAnsi="맑은 고딕" w:cs="Gulim" w:hint="eastAsia"/>
+                <w:rFonts w:ascii="맑은 고딕" w:eastAsia="맑은 고딕" w:hAnsi="맑은 고딕" w:cs="굴림" w:hint="eastAsia"/>
                 <w:color w:val="000000"/>
                 <w:kern w:val="0"/>
                 <w:sz w:val="16"/>
@@ -5150,7 +5226,7 @@
               <w:spacing w:after="0"/>
               <w:jc w:val="center"/>
               <w:rPr>
-                <w:rFonts w:ascii="맑은 고딕" w:eastAsia="맑은 고딕" w:hAnsi="맑은 고딕" w:cs="Gulim"/>
+                <w:rFonts w:ascii="맑은 고딕" w:eastAsia="맑은 고딕" w:hAnsi="맑은 고딕" w:cs="굴림"/>
                 <w:color w:val="000000"/>
                 <w:kern w:val="0"/>
                 <w:sz w:val="16"/>
@@ -5160,7 +5236,7 @@
             </w:pPr>
             <w:r>
               <w:rPr>
-                <w:rFonts w:ascii="맑은 고딕" w:eastAsia="맑은 고딕" w:hAnsi="맑은 고딕" w:cs="Gulim" w:hint="eastAsia"/>
+                <w:rFonts w:ascii="맑은 고딕" w:eastAsia="맑은 고딕" w:hAnsi="맑은 고딕" w:cs="굴림" w:hint="eastAsia"/>
                 <w:color w:val="000000"/>
                 <w:kern w:val="0"/>
                 <w:sz w:val="16"/>
@@ -5172,7 +5248,7 @@
             <w:proofErr w:type="spellStart"/>
             <w:r>
               <w:rPr>
-                <w:rFonts w:ascii="맑은 고딕" w:eastAsia="맑은 고딕" w:hAnsi="맑은 고딕" w:cs="Gulim" w:hint="eastAsia"/>
+                <w:rFonts w:ascii="맑은 고딕" w:eastAsia="맑은 고딕" w:hAnsi="맑은 고딕" w:cs="굴림" w:hint="eastAsia"/>
                 <w:color w:val="000000"/>
                 <w:kern w:val="0"/>
                 <w:sz w:val="16"/>
@@ -5192,7 +5268,7 @@
               <w:spacing w:after="0"/>
               <w:jc w:val="center"/>
               <w:rPr>
-                <w:rFonts w:ascii="맑은 고딕" w:eastAsia="맑은 고딕" w:hAnsi="맑은 고딕" w:cs="Gulim"/>
+                <w:rFonts w:ascii="맑은 고딕" w:eastAsia="맑은 고딕" w:hAnsi="맑은 고딕" w:cs="굴림"/>
                 <w:color w:val="000000"/>
                 <w:kern w:val="0"/>
                 <w:sz w:val="16"/>
@@ -5202,7 +5278,7 @@
             </w:pPr>
             <w:r>
               <w:rPr>
-                <w:rFonts w:ascii="맑은 고딕" w:eastAsia="맑은 고딕" w:hAnsi="맑은 고딕" w:cs="Gulim" w:hint="eastAsia"/>
+                <w:rFonts w:ascii="맑은 고딕" w:eastAsia="맑은 고딕" w:hAnsi="맑은 고딕" w:cs="굴림" w:hint="eastAsia"/>
                 <w:color w:val="000000"/>
                 <w:kern w:val="0"/>
                 <w:sz w:val="16"/>
@@ -5240,7 +5316,7 @@
               <w:spacing w:after="0"/>
               <w:jc w:val="center"/>
               <w:rPr>
-                <w:rFonts w:ascii="맑은 고딕" w:eastAsia="맑은 고딕" w:hAnsi="맑은 고딕" w:cs="Gulim"/>
+                <w:rFonts w:ascii="맑은 고딕" w:eastAsia="맑은 고딕" w:hAnsi="맑은 고딕" w:cs="굴림"/>
                 <w:color w:val="000000"/>
                 <w:kern w:val="0"/>
                 <w:sz w:val="16"/>
@@ -5250,7 +5326,7 @@
             </w:pPr>
             <w:r>
               <w:rPr>
-                <w:rFonts w:ascii="맑은 고딕" w:eastAsia="맑은 고딕" w:hAnsi="맑은 고딕" w:cs="Gulim" w:hint="eastAsia"/>
+                <w:rFonts w:ascii="맑은 고딕" w:eastAsia="맑은 고딕" w:hAnsi="맑은 고딕" w:cs="굴림" w:hint="eastAsia"/>
                 <w:color w:val="000000"/>
                 <w:kern w:val="0"/>
                 <w:sz w:val="16"/>
@@ -5288,7 +5364,7 @@
               <w:spacing w:after="0"/>
               <w:jc w:val="center"/>
               <w:rPr>
-                <w:rFonts w:ascii="맑은 고딕" w:eastAsia="맑은 고딕" w:hAnsi="맑은 고딕" w:cs="Gulim"/>
+                <w:rFonts w:ascii="맑은 고딕" w:eastAsia="맑은 고딕" w:hAnsi="맑은 고딕" w:cs="굴림"/>
                 <w:color w:val="000000"/>
                 <w:kern w:val="0"/>
                 <w:sz w:val="16"/>
@@ -5298,7 +5374,7 @@
             </w:pPr>
             <w:r>
               <w:rPr>
-                <w:rFonts w:ascii="맑은 고딕" w:eastAsia="맑은 고딕" w:hAnsi="맑은 고딕" w:cs="Gulim" w:hint="eastAsia"/>
+                <w:rFonts w:ascii="맑은 고딕" w:eastAsia="맑은 고딕" w:hAnsi="맑은 고딕" w:cs="굴림" w:hint="eastAsia"/>
                 <w:color w:val="000000"/>
                 <w:kern w:val="0"/>
                 <w:sz w:val="16"/>
@@ -5336,7 +5412,7 @@
               <w:spacing w:after="0"/>
               <w:jc w:val="center"/>
               <w:rPr>
-                <w:rFonts w:ascii="맑은 고딕" w:eastAsia="맑은 고딕" w:hAnsi="맑은 고딕" w:cs="Gulim"/>
+                <w:rFonts w:ascii="맑은 고딕" w:eastAsia="맑은 고딕" w:hAnsi="맑은 고딕" w:cs="굴림"/>
                 <w:color w:val="000000"/>
                 <w:kern w:val="0"/>
                 <w:sz w:val="16"/>
@@ -5373,7 +5449,7 @@
               <w:spacing w:after="0"/>
               <w:jc w:val="center"/>
               <w:rPr>
-                <w:rFonts w:ascii="맑은 고딕" w:eastAsia="맑은 고딕" w:hAnsi="맑은 고딕" w:cs="Gulim"/>
+                <w:rFonts w:ascii="맑은 고딕" w:eastAsia="맑은 고딕" w:hAnsi="맑은 고딕" w:cs="굴림"/>
                 <w:color w:val="000000"/>
                 <w:kern w:val="0"/>
                 <w:sz w:val="16"/>
@@ -5383,7 +5459,7 @@
             </w:pPr>
             <w:r>
               <w:rPr>
-                <w:rFonts w:ascii="맑은 고딕" w:eastAsia="맑은 고딕" w:hAnsi="맑은 고딕" w:cs="Gulim" w:hint="eastAsia"/>
+                <w:rFonts w:ascii="맑은 고딕" w:eastAsia="맑은 고딕" w:hAnsi="맑은 고딕" w:cs="굴림" w:hint="eastAsia"/>
                 <w:color w:val="000000"/>
                 <w:kern w:val="0"/>
                 <w:sz w:val="16"/>
@@ -5416,7 +5492,7 @@
               <w:spacing w:after="0"/>
               <w:jc w:val="center"/>
               <w:rPr>
-                <w:rFonts w:ascii="맑은 고딕" w:eastAsia="맑은 고딕" w:hAnsi="맑은 고딕" w:cs="Gulim"/>
+                <w:rFonts w:ascii="맑은 고딕" w:eastAsia="맑은 고딕" w:hAnsi="맑은 고딕" w:cs="굴림"/>
                 <w:color w:val="000000"/>
                 <w:kern w:val="0"/>
                 <w:sz w:val="16"/>
@@ -5453,7 +5529,7 @@
               <w:spacing w:after="0"/>
               <w:jc w:val="center"/>
               <w:rPr>
-                <w:rFonts w:ascii="맑은 고딕" w:eastAsia="맑은 고딕" w:hAnsi="맑은 고딕" w:cs="Gulim"/>
+                <w:rFonts w:ascii="맑은 고딕" w:eastAsia="맑은 고딕" w:hAnsi="맑은 고딕" w:cs="굴림"/>
                 <w:color w:val="000000"/>
                 <w:kern w:val="0"/>
                 <w:sz w:val="16"/>
@@ -5463,7 +5539,7 @@
             </w:pPr>
             <w:r>
               <w:rPr>
-                <w:rFonts w:ascii="맑은 고딕" w:eastAsia="맑은 고딕" w:hAnsi="맑은 고딕" w:cs="Gulim" w:hint="eastAsia"/>
+                <w:rFonts w:ascii="맑은 고딕" w:eastAsia="맑은 고딕" w:hAnsi="맑은 고딕" w:cs="굴림" w:hint="eastAsia"/>
                 <w:color w:val="000000"/>
                 <w:kern w:val="0"/>
                 <w:sz w:val="16"/>
@@ -5482,7 +5558,7 @@
               <w:spacing w:after="0"/>
               <w:jc w:val="center"/>
               <w:rPr>
-                <w:rFonts w:ascii="맑은 고딕" w:eastAsia="맑은 고딕" w:hAnsi="맑은 고딕" w:cs="Gulim"/>
+                <w:rFonts w:ascii="맑은 고딕" w:eastAsia="맑은 고딕" w:hAnsi="맑은 고딕" w:cs="굴림"/>
                 <w:color w:val="000000"/>
                 <w:kern w:val="0"/>
                 <w:sz w:val="16"/>
@@ -5492,7 +5568,7 @@
             </w:pPr>
             <w:r>
               <w:rPr>
-                <w:rFonts w:ascii="맑은 고딕" w:eastAsia="맑은 고딕" w:hAnsi="맑은 고딕" w:cs="Gulim" w:hint="eastAsia"/>
+                <w:rFonts w:ascii="맑은 고딕" w:eastAsia="맑은 고딕" w:hAnsi="맑은 고딕" w:cs="굴림" w:hint="eastAsia"/>
                 <w:color w:val="000000"/>
                 <w:kern w:val="0"/>
                 <w:sz w:val="16"/>
@@ -5530,7 +5606,7 @@
               <w:spacing w:after="0"/>
               <w:jc w:val="center"/>
               <w:rPr>
-                <w:rFonts w:ascii="맑은 고딕" w:eastAsia="맑은 고딕" w:hAnsi="맑은 고딕" w:cs="Gulim"/>
+                <w:rFonts w:ascii="맑은 고딕" w:eastAsia="맑은 고딕" w:hAnsi="맑은 고딕" w:cs="굴림"/>
                 <w:color w:val="000000"/>
                 <w:kern w:val="0"/>
                 <w:sz w:val="16"/>
@@ -5540,7 +5616,7 @@
             </w:pPr>
             <w:r>
               <w:rPr>
-                <w:rFonts w:ascii="맑은 고딕" w:eastAsia="맑은 고딕" w:hAnsi="맑은 고딕" w:cs="Gulim" w:hint="eastAsia"/>
+                <w:rFonts w:ascii="맑은 고딕" w:eastAsia="맑은 고딕" w:hAnsi="맑은 고딕" w:cs="굴림" w:hint="eastAsia"/>
                 <w:color w:val="000000"/>
                 <w:kern w:val="0"/>
                 <w:sz w:val="16"/>
@@ -5559,7 +5635,7 @@
               <w:spacing w:after="0"/>
               <w:jc w:val="center"/>
               <w:rPr>
-                <w:rFonts w:ascii="맑은 고딕" w:eastAsia="맑은 고딕" w:hAnsi="맑은 고딕" w:cs="Gulim"/>
+                <w:rFonts w:ascii="맑은 고딕" w:eastAsia="맑은 고딕" w:hAnsi="맑은 고딕" w:cs="굴림"/>
                 <w:color w:val="000000"/>
                 <w:kern w:val="0"/>
                 <w:sz w:val="16"/>
@@ -5569,7 +5645,7 @@
             </w:pPr>
             <w:r>
               <w:rPr>
-                <w:rFonts w:ascii="맑은 고딕" w:eastAsia="맑은 고딕" w:hAnsi="맑은 고딕" w:cs="Gulim" w:hint="eastAsia"/>
+                <w:rFonts w:ascii="맑은 고딕" w:eastAsia="맑은 고딕" w:hAnsi="맑은 고딕" w:cs="굴림" w:hint="eastAsia"/>
                 <w:color w:val="000000"/>
                 <w:kern w:val="0"/>
                 <w:sz w:val="16"/>
@@ -5605,7 +5681,7 @@
               <w:spacing w:after="0"/>
               <w:jc w:val="center"/>
               <w:rPr>
-                <w:rFonts w:ascii="맑은 고딕" w:eastAsia="맑은 고딕" w:hAnsi="맑은 고딕" w:cs="Gulim"/>
+                <w:rFonts w:ascii="맑은 고딕" w:eastAsia="맑은 고딕" w:hAnsi="맑은 고딕" w:cs="굴림"/>
                 <w:color w:val="000000"/>
                 <w:kern w:val="0"/>
                 <w:sz w:val="16"/>
@@ -5615,7 +5691,7 @@
             </w:pPr>
             <w:r>
               <w:rPr>
-                <w:rFonts w:ascii="맑은 고딕" w:eastAsia="맑은 고딕" w:hAnsi="맑은 고딕" w:cs="Gulim" w:hint="eastAsia"/>
+                <w:rFonts w:ascii="맑은 고딕" w:eastAsia="맑은 고딕" w:hAnsi="맑은 고딕" w:cs="굴림" w:hint="eastAsia"/>
                 <w:color w:val="000000"/>
                 <w:kern w:val="0"/>
                 <w:sz w:val="16"/>
@@ -5652,7 +5728,7 @@
               <w:spacing w:after="0"/>
               <w:jc w:val="center"/>
               <w:rPr>
-                <w:rFonts w:ascii="맑은 고딕" w:eastAsia="맑은 고딕" w:hAnsi="맑은 고딕" w:cs="Gulim"/>
+                <w:rFonts w:ascii="맑은 고딕" w:eastAsia="맑은 고딕" w:hAnsi="맑은 고딕" w:cs="굴림"/>
                 <w:color w:val="000000"/>
                 <w:kern w:val="0"/>
                 <w:sz w:val="16"/>
@@ -5662,7 +5738,7 @@
             </w:pPr>
             <w:r>
               <w:rPr>
-                <w:rFonts w:ascii="맑은 고딕" w:eastAsia="맑은 고딕" w:hAnsi="맑은 고딕" w:cs="Gulim" w:hint="eastAsia"/>
+                <w:rFonts w:ascii="맑은 고딕" w:eastAsia="맑은 고딕" w:hAnsi="맑은 고딕" w:cs="굴림" w:hint="eastAsia"/>
                 <w:color w:val="000000"/>
                 <w:kern w:val="0"/>
                 <w:sz w:val="16"/>
@@ -5673,7 +5749,7 @@
             </w:r>
             <w:r>
               <w:rPr>
-                <w:rFonts w:ascii="맑은 고딕" w:eastAsia="맑은 고딕" w:hAnsi="맑은 고딕" w:cs="Gulim" w:hint="eastAsia"/>
+                <w:rFonts w:ascii="맑은 고딕" w:eastAsia="맑은 고딕" w:hAnsi="맑은 고딕" w:cs="굴림" w:hint="eastAsia"/>
                 <w:color w:val="000000"/>
                 <w:kern w:val="0"/>
                 <w:sz w:val="16"/>
@@ -5704,7 +5780,7 @@
               <w:spacing w:after="0"/>
               <w:jc w:val="center"/>
               <w:rPr>
-                <w:rFonts w:ascii="맑은 고딕" w:eastAsia="맑은 고딕" w:hAnsi="맑은 고딕" w:cs="Gulim"/>
+                <w:rFonts w:ascii="맑은 고딕" w:eastAsia="맑은 고딕" w:hAnsi="맑은 고딕" w:cs="굴림"/>
                 <w:color w:val="000000"/>
                 <w:kern w:val="0"/>
                 <w:sz w:val="16"/>
@@ -5714,7 +5790,7 @@
             </w:pPr>
             <w:r>
               <w:rPr>
-                <w:rFonts w:ascii="맑은 고딕" w:eastAsia="맑은 고딕" w:hAnsi="맑은 고딕" w:cs="Gulim" w:hint="eastAsia"/>
+                <w:rFonts w:ascii="맑은 고딕" w:eastAsia="맑은 고딕" w:hAnsi="맑은 고딕" w:cs="굴림" w:hint="eastAsia"/>
                 <w:color w:val="000000"/>
                 <w:kern w:val="0"/>
                 <w:sz w:val="16"/>
@@ -5726,7 +5802,7 @@
             <w:proofErr w:type="spellStart"/>
             <w:r>
               <w:rPr>
-                <w:rFonts w:ascii="맑은 고딕" w:eastAsia="맑은 고딕" w:hAnsi="맑은 고딕" w:cs="Gulim" w:hint="eastAsia"/>
+                <w:rFonts w:ascii="맑은 고딕" w:eastAsia="맑은 고딕" w:hAnsi="맑은 고딕" w:cs="굴림" w:hint="eastAsia"/>
                 <w:color w:val="000000"/>
                 <w:kern w:val="0"/>
                 <w:sz w:val="16"/>
@@ -5746,7 +5822,7 @@
               <w:spacing w:after="0"/>
               <w:jc w:val="center"/>
               <w:rPr>
-                <w:rFonts w:ascii="맑은 고딕" w:eastAsia="맑은 고딕" w:hAnsi="맑은 고딕" w:cs="Gulim"/>
+                <w:rFonts w:ascii="맑은 고딕" w:eastAsia="맑은 고딕" w:hAnsi="맑은 고딕" w:cs="굴림"/>
                 <w:color w:val="000000"/>
                 <w:kern w:val="0"/>
                 <w:sz w:val="16"/>
@@ -5756,7 +5832,7 @@
             </w:pPr>
             <w:r>
               <w:rPr>
-                <w:rFonts w:ascii="맑은 고딕" w:eastAsia="맑은 고딕" w:hAnsi="맑은 고딕" w:cs="Gulim" w:hint="eastAsia"/>
+                <w:rFonts w:ascii="맑은 고딕" w:eastAsia="맑은 고딕" w:hAnsi="맑은 고딕" w:cs="굴림" w:hint="eastAsia"/>
                 <w:color w:val="000000"/>
                 <w:kern w:val="0"/>
                 <w:sz w:val="16"/>
@@ -5793,7 +5869,7 @@
               <w:spacing w:after="0"/>
               <w:jc w:val="center"/>
               <w:rPr>
-                <w:rFonts w:ascii="맑은 고딕" w:eastAsia="맑은 고딕" w:hAnsi="맑은 고딕" w:cs="Gulim"/>
+                <w:rFonts w:ascii="맑은 고딕" w:eastAsia="맑은 고딕" w:hAnsi="맑은 고딕" w:cs="굴림"/>
                 <w:color w:val="000000"/>
                 <w:kern w:val="0"/>
                 <w:sz w:val="16"/>
@@ -5804,7 +5880,7 @@
             <w:proofErr w:type="spellStart"/>
             <w:r>
               <w:rPr>
-                <w:rFonts w:ascii="맑은 고딕" w:eastAsia="맑은 고딕" w:hAnsi="맑은 고딕" w:cs="Gulim" w:hint="eastAsia"/>
+                <w:rFonts w:ascii="맑은 고딕" w:eastAsia="맑은 고딕" w:hAnsi="맑은 고딕" w:cs="굴림" w:hint="eastAsia"/>
                 <w:color w:val="000000"/>
                 <w:kern w:val="0"/>
                 <w:sz w:val="16"/>
@@ -5842,7 +5918,7 @@
               <w:spacing w:after="0"/>
               <w:jc w:val="center"/>
               <w:rPr>
-                <w:rFonts w:ascii="맑은 고딕" w:eastAsia="맑은 고딕" w:hAnsi="맑은 고딕" w:cs="Gulim"/>
+                <w:rFonts w:ascii="맑은 고딕" w:eastAsia="맑은 고딕" w:hAnsi="맑은 고딕" w:cs="굴림"/>
                 <w:color w:val="000000"/>
                 <w:kern w:val="0"/>
                 <w:sz w:val="16"/>
@@ -5853,7 +5929,7 @@
             <w:proofErr w:type="spellStart"/>
             <w:r>
               <w:rPr>
-                <w:rFonts w:ascii="맑은 고딕" w:eastAsia="맑은 고딕" w:hAnsi="맑은 고딕" w:cs="Gulim" w:hint="eastAsia"/>
+                <w:rFonts w:ascii="맑은 고딕" w:eastAsia="맑은 고딕" w:hAnsi="맑은 고딕" w:cs="굴림" w:hint="eastAsia"/>
                 <w:color w:val="000000"/>
                 <w:kern w:val="0"/>
                 <w:sz w:val="16"/>
@@ -5890,7 +5966,7 @@
               <w:spacing w:after="0"/>
               <w:jc w:val="center"/>
               <w:rPr>
-                <w:rFonts w:ascii="맑은 고딕" w:eastAsia="맑은 고딕" w:hAnsi="맑은 고딕" w:cs="Gulim"/>
+                <w:rFonts w:ascii="맑은 고딕" w:eastAsia="맑은 고딕" w:hAnsi="맑은 고딕" w:cs="굴림"/>
                 <w:color w:val="000000"/>
                 <w:kern w:val="0"/>
                 <w:sz w:val="16"/>
@@ -5926,7 +6002,7 @@
               <w:spacing w:after="0"/>
               <w:jc w:val="center"/>
               <w:rPr>
-                <w:rFonts w:ascii="맑은 고딕" w:eastAsia="맑은 고딕" w:hAnsi="맑은 고딕" w:cs="Gulim"/>
+                <w:rFonts w:ascii="맑은 고딕" w:eastAsia="맑은 고딕" w:hAnsi="맑은 고딕" w:cs="굴림"/>
                 <w:color w:val="000000"/>
                 <w:kern w:val="0"/>
                 <w:sz w:val="16"/>
@@ -5936,7 +6012,7 @@
             </w:pPr>
             <w:r>
               <w:rPr>
-                <w:rFonts w:ascii="맑은 고딕" w:eastAsia="맑은 고딕" w:hAnsi="맑은 고딕" w:cs="Gulim" w:hint="eastAsia"/>
+                <w:rFonts w:ascii="맑은 고딕" w:eastAsia="맑은 고딕" w:hAnsi="맑은 고딕" w:cs="굴림" w:hint="eastAsia"/>
                 <w:color w:val="000000"/>
                 <w:kern w:val="0"/>
                 <w:sz w:val="16"/>
@@ -5967,7 +6043,7 @@
               <w:spacing w:after="0"/>
               <w:jc w:val="center"/>
               <w:rPr>
-                <w:rFonts w:ascii="맑은 고딕" w:eastAsia="맑은 고딕" w:hAnsi="맑은 고딕" w:cs="Gulim"/>
+                <w:rFonts w:ascii="맑은 고딕" w:eastAsia="맑은 고딕" w:hAnsi="맑은 고딕" w:cs="굴림"/>
                 <w:color w:val="000000"/>
                 <w:kern w:val="0"/>
                 <w:sz w:val="16"/>
@@ -5977,7 +6053,7 @@
             </w:pPr>
             <w:r>
               <w:rPr>
-                <w:rFonts w:ascii="맑은 고딕" w:eastAsia="맑은 고딕" w:hAnsi="맑은 고딕" w:cs="Gulim" w:hint="eastAsia"/>
+                <w:rFonts w:ascii="맑은 고딕" w:eastAsia="맑은 고딕" w:hAnsi="맑은 고딕" w:cs="굴림" w:hint="eastAsia"/>
                 <w:color w:val="000000"/>
                 <w:kern w:val="0"/>
                 <w:sz w:val="16"/>
@@ -5989,7 +6065,7 @@
             <w:proofErr w:type="spellStart"/>
             <w:r>
               <w:rPr>
-                <w:rFonts w:ascii="맑은 고딕" w:eastAsia="맑은 고딕" w:hAnsi="맑은 고딕" w:cs="Gulim" w:hint="eastAsia"/>
+                <w:rFonts w:ascii="맑은 고딕" w:eastAsia="맑은 고딕" w:hAnsi="맑은 고딕" w:cs="굴림" w:hint="eastAsia"/>
                 <w:color w:val="000000"/>
                 <w:kern w:val="0"/>
                 <w:sz w:val="16"/>
@@ -6009,7 +6085,7 @@
               <w:spacing w:after="0"/>
               <w:jc w:val="center"/>
               <w:rPr>
-                <w:rFonts w:ascii="맑은 고딕" w:eastAsia="맑은 고딕" w:hAnsi="맑은 고딕" w:cs="Gulim"/>
+                <w:rFonts w:ascii="맑은 고딕" w:eastAsia="맑은 고딕" w:hAnsi="맑은 고딕" w:cs="굴림"/>
                 <w:color w:val="000000"/>
                 <w:kern w:val="0"/>
                 <w:sz w:val="16"/>
@@ -6019,7 +6095,7 @@
             </w:pPr>
             <w:r>
               <w:rPr>
-                <w:rFonts w:ascii="맑은 고딕" w:eastAsia="맑은 고딕" w:hAnsi="맑은 고딕" w:cs="Gulim" w:hint="eastAsia"/>
+                <w:rFonts w:ascii="맑은 고딕" w:eastAsia="맑은 고딕" w:hAnsi="맑은 고딕" w:cs="굴림" w:hint="eastAsia"/>
                 <w:color w:val="000000"/>
                 <w:kern w:val="0"/>
                 <w:sz w:val="16"/>
@@ -6056,7 +6132,7 @@
               <w:spacing w:after="0"/>
               <w:jc w:val="center"/>
               <w:rPr>
-                <w:rFonts w:ascii="맑은 고딕" w:eastAsia="맑은 고딕" w:hAnsi="맑은 고딕" w:cs="Gulim"/>
+                <w:rFonts w:ascii="맑은 고딕" w:eastAsia="맑은 고딕" w:hAnsi="맑은 고딕" w:cs="굴림"/>
                 <w:color w:val="000000"/>
                 <w:kern w:val="0"/>
                 <w:sz w:val="16"/>
@@ -6066,7 +6142,7 @@
             </w:pPr>
             <w:r>
               <w:rPr>
-                <w:rFonts w:ascii="맑은 고딕" w:eastAsia="맑은 고딕" w:hAnsi="맑은 고딕" w:cs="Gulim" w:hint="eastAsia"/>
+                <w:rFonts w:ascii="맑은 고딕" w:eastAsia="맑은 고딕" w:hAnsi="맑은 고딕" w:cs="굴림" w:hint="eastAsia"/>
                 <w:color w:val="000000"/>
                 <w:kern w:val="0"/>
                 <w:sz w:val="16"/>
@@ -6103,7 +6179,7 @@
               <w:spacing w:after="0"/>
               <w:jc w:val="center"/>
               <w:rPr>
-                <w:rFonts w:ascii="맑은 고딕" w:eastAsia="맑은 고딕" w:hAnsi="맑은 고딕" w:cs="Gulim"/>
+                <w:rFonts w:ascii="맑은 고딕" w:eastAsia="맑은 고딕" w:hAnsi="맑은 고딕" w:cs="굴림"/>
                 <w:color w:val="000000"/>
                 <w:kern w:val="0"/>
                 <w:sz w:val="16"/>
@@ -6113,7 +6189,7 @@
             </w:pPr>
             <w:r>
               <w:rPr>
-                <w:rFonts w:ascii="맑은 고딕" w:eastAsia="맑은 고딕" w:hAnsi="맑은 고딕" w:cs="Gulim" w:hint="eastAsia"/>
+                <w:rFonts w:ascii="맑은 고딕" w:eastAsia="맑은 고딕" w:hAnsi="맑은 고딕" w:cs="굴림" w:hint="eastAsia"/>
                 <w:color w:val="000000"/>
                 <w:kern w:val="0"/>
                 <w:sz w:val="16"/>
@@ -6134,7 +6210,7 @@
         <w:autoSpaceDN/>
         <w:spacing w:after="0" w:line="408" w:lineRule="auto"/>
         <w:rPr>
-          <w:rFonts w:ascii="맑은 고딕" w:eastAsia="맑은 고딕" w:hAnsi="맑은 고딕" w:cs="Gulim"/>
+          <w:rFonts w:ascii="맑은 고딕" w:eastAsia="맑은 고딕" w:hAnsi="맑은 고딕" w:cs="굴림"/>
           <w:color w:val="000000"/>
           <w:kern w:val="0"/>
           <w:szCs w:val="22"/>
@@ -6143,7 +6219,7 @@
       </w:pPr>
       <w:r>
         <w:rPr>
-          <w:rFonts w:ascii="맑은 고딕" w:eastAsia="맑은 고딕" w:hAnsi="맑은 고딕" w:cs="Gulim" w:hint="eastAsia"/>
+          <w:rFonts w:ascii="맑은 고딕" w:eastAsia="맑은 고딕" w:hAnsi="맑은 고딕" w:cs="굴림" w:hint="eastAsia"/>
           <w:b/>
           <w:bCs/>
           <w:color w:val="000000"/>
@@ -6163,7 +6239,7 @@
         <w:autoSpaceDN/>
         <w:spacing w:after="0" w:line="408" w:lineRule="auto"/>
         <w:rPr>
-          <w:rFonts w:ascii="맑은 고딕" w:eastAsia="맑은 고딕" w:hAnsi="맑은 고딕" w:cs="Gulim"/>
+          <w:rFonts w:ascii="맑은 고딕" w:eastAsia="맑은 고딕" w:hAnsi="맑은 고딕" w:cs="굴림"/>
           <w:color w:val="000000"/>
           <w:kern w:val="0"/>
           <w:szCs w:val="22"/>
@@ -6172,7 +6248,7 @@
       </w:pPr>
       <w:r>
         <w:rPr>
-          <w:rFonts w:ascii="맑은 고딕" w:eastAsia="맑은 고딕" w:hAnsi="맑은 고딕" w:cs="Gulim" w:hint="eastAsia"/>
+          <w:rFonts w:ascii="맑은 고딕" w:eastAsia="맑은 고딕" w:hAnsi="맑은 고딕" w:cs="굴림" w:hint="eastAsia"/>
           <w:color w:val="000000"/>
           <w:kern w:val="0"/>
           <w:sz w:val="16"/>
@@ -6184,7 +6260,7 @@
       <w:proofErr w:type="spellStart"/>
       <w:r>
         <w:rPr>
-          <w:rFonts w:ascii="맑은 고딕" w:eastAsia="맑은 고딕" w:hAnsi="맑은 고딕" w:cs="Gulim" w:hint="eastAsia"/>
+          <w:rFonts w:ascii="맑은 고딕" w:eastAsia="맑은 고딕" w:hAnsi="맑은 고딕" w:cs="굴림" w:hint="eastAsia"/>
           <w:color w:val="000000"/>
           <w:kern w:val="0"/>
           <w:sz w:val="16"/>
@@ -6196,7 +6272,7 @@
       <w:proofErr w:type="spellEnd"/>
       <w:r>
         <w:rPr>
-          <w:rFonts w:ascii="맑은 고딕" w:eastAsia="맑은 고딕" w:hAnsi="맑은 고딕" w:cs="Gulim" w:hint="eastAsia"/>
+          <w:rFonts w:ascii="맑은 고딕" w:eastAsia="맑은 고딕" w:hAnsi="맑은 고딕" w:cs="굴림" w:hint="eastAsia"/>
           <w:color w:val="000000"/>
           <w:kern w:val="0"/>
           <w:sz w:val="16"/>
@@ -6214,7 +6290,7 @@
         <w:autoSpaceDN/>
         <w:spacing w:after="0" w:line="408" w:lineRule="auto"/>
         <w:rPr>
-          <w:rFonts w:ascii="맑은 고딕" w:eastAsia="맑은 고딕" w:hAnsi="맑은 고딕" w:cs="Gulim"/>
+          <w:rFonts w:ascii="맑은 고딕" w:eastAsia="맑은 고딕" w:hAnsi="맑은 고딕" w:cs="굴림"/>
           <w:color w:val="000000"/>
           <w:kern w:val="0"/>
           <w:szCs w:val="22"/>
@@ -6223,7 +6299,7 @@
       </w:pPr>
       <w:r>
         <w:rPr>
-          <w:rFonts w:ascii="맑은 고딕" w:eastAsia="맑은 고딕" w:hAnsi="맑은 고딕" w:cs="Gulim" w:hint="eastAsia"/>
+          <w:rFonts w:ascii="맑은 고딕" w:eastAsia="맑은 고딕" w:hAnsi="맑은 고딕" w:cs="굴림" w:hint="eastAsia"/>
           <w:color w:val="000000"/>
           <w:kern w:val="0"/>
           <w:sz w:val="16"/>
@@ -6235,7 +6311,7 @@
       <w:proofErr w:type="spellStart"/>
       <w:r>
         <w:rPr>
-          <w:rFonts w:ascii="맑은 고딕" w:eastAsia="맑은 고딕" w:hAnsi="맑은 고딕" w:cs="Gulim" w:hint="eastAsia"/>
+          <w:rFonts w:ascii="맑은 고딕" w:eastAsia="맑은 고딕" w:hAnsi="맑은 고딕" w:cs="굴림" w:hint="eastAsia"/>
           <w:color w:val="000000"/>
           <w:kern w:val="0"/>
           <w:sz w:val="16"/>
@@ -6247,7 +6323,7 @@
       <w:proofErr w:type="spellEnd"/>
       <w:r>
         <w:rPr>
-          <w:rFonts w:ascii="맑은 고딕" w:eastAsia="맑은 고딕" w:hAnsi="맑은 고딕" w:cs="Gulim" w:hint="eastAsia"/>
+          <w:rFonts w:ascii="맑은 고딕" w:eastAsia="맑은 고딕" w:hAnsi="맑은 고딕" w:cs="굴림" w:hint="eastAsia"/>
           <w:color w:val="000000"/>
           <w:kern w:val="0"/>
           <w:sz w:val="16"/>
@@ -6265,7 +6341,7 @@
         <w:autoSpaceDN/>
         <w:spacing w:after="0" w:line="408" w:lineRule="auto"/>
         <w:rPr>
-          <w:rFonts w:ascii="맑은 고딕" w:eastAsia="맑은 고딕" w:hAnsi="맑은 고딕" w:cs="Gulim"/>
+          <w:rFonts w:ascii="맑은 고딕" w:eastAsia="맑은 고딕" w:hAnsi="맑은 고딕" w:cs="굴림"/>
           <w:color w:val="000000"/>
           <w:kern w:val="0"/>
           <w:szCs w:val="22"/>
@@ -6274,7 +6350,7 @@
       </w:pPr>
       <w:r>
         <w:rPr>
-          <w:rFonts w:ascii="맑은 고딕" w:eastAsia="맑은 고딕" w:hAnsi="맑은 고딕" w:cs="Gulim" w:hint="eastAsia"/>
+          <w:rFonts w:ascii="맑은 고딕" w:eastAsia="맑은 고딕" w:hAnsi="맑은 고딕" w:cs="굴림" w:hint="eastAsia"/>
           <w:kern w:val="0"/>
           <w:sz w:val="16"/>
           <w:szCs w:val="16"/>
@@ -9110,7 +9186,7 @@
         <w:spacing w:after="0" w:line="384" w:lineRule="auto"/>
         <w:jc w:val="center"/>
         <w:rPr>
-          <w:rFonts w:ascii="맑은 고딕" w:eastAsia="맑은 고딕" w:hAnsi="맑은 고딕" w:cs="맑은 고딕" w:hint="eastAsia"/>
+          <w:rFonts w:ascii="맑은 고딕" w:eastAsia="맑은 고딕" w:hAnsi="맑은 고딕" w:cs="맑은 고딕"/>
           <w:color w:val="000000"/>
           <w:kern w:val="0"/>
           <w:sz w:val="20"/>
@@ -9142,7 +9218,7 @@
         <w:spacing w:after="0" w:line="384" w:lineRule="auto"/>
         <w:jc w:val="center"/>
         <w:rPr>
-          <w:rFonts w:ascii="맑은 고딕" w:eastAsia="맑은 고딕" w:hAnsi="맑은 고딕" w:cs="맑은 고딕" w:hint="eastAsia"/>
+          <w:rFonts w:ascii="맑은 고딕" w:eastAsia="맑은 고딕" w:hAnsi="맑은 고딕" w:cs="맑은 고딕"/>
           <w:color w:val="000000"/>
           <w:kern w:val="0"/>
           <w:sz w:val="20"/>
@@ -9171,7 +9247,7 @@
         <w:spacing w:after="0" w:line="384" w:lineRule="auto"/>
         <w:jc w:val="center"/>
         <w:rPr>
-          <w:rFonts w:ascii="맑은 고딕" w:eastAsia="맑은 고딕" w:hAnsi="맑은 고딕" w:cs="맑은 고딕" w:hint="eastAsia"/>
+          <w:rFonts w:ascii="맑은 고딕" w:eastAsia="맑은 고딕" w:hAnsi="맑은 고딕" w:cs="맑은 고딕"/>
           <w:color w:val="000000"/>
           <w:kern w:val="0"/>
           <w:sz w:val="20"/>
@@ -9200,7 +9276,7 @@
         <w:spacing w:after="0" w:line="384" w:lineRule="auto"/>
         <w:jc w:val="center"/>
         <w:rPr>
-          <w:rFonts w:ascii="맑은 고딕" w:eastAsia="맑은 고딕" w:hAnsi="맑은 고딕" w:cs="맑은 고딕" w:hint="eastAsia"/>
+          <w:rFonts w:ascii="맑은 고딕" w:eastAsia="맑은 고딕" w:hAnsi="맑은 고딕" w:cs="맑은 고딕"/>
           <w:color w:val="000000"/>
           <w:kern w:val="0"/>
           <w:sz w:val="20"/>
@@ -9250,7 +9326,7 @@
         <w:spacing w:after="0" w:line="384" w:lineRule="auto"/>
         <w:jc w:val="center"/>
         <w:rPr>
-          <w:rFonts w:ascii="맑은 고딕" w:eastAsia="맑은 고딕" w:hAnsi="맑은 고딕" w:cs="맑은 고딕" w:hint="eastAsia"/>
+          <w:rFonts w:ascii="맑은 고딕" w:eastAsia="맑은 고딕" w:hAnsi="맑은 고딕" w:cs="맑은 고딕"/>
           <w:color w:val="000000"/>
           <w:kern w:val="0"/>
           <w:sz w:val="20"/>
@@ -9278,7 +9354,7 @@
         <w:spacing w:after="0" w:line="384" w:lineRule="auto"/>
         <w:jc w:val="center"/>
         <w:rPr>
-          <w:rFonts w:ascii="맑은 고딕" w:eastAsia="맑은 고딕" w:hAnsi="맑은 고딕" w:cs="맑은 고딕" w:hint="eastAsia"/>
+          <w:rFonts w:ascii="맑은 고딕" w:eastAsia="맑은 고딕" w:hAnsi="맑은 고딕" w:cs="맑은 고딕"/>
           <w:color w:val="000000"/>
           <w:kern w:val="0"/>
           <w:sz w:val="20"/>
@@ -9307,7 +9383,7 @@
         <w:spacing w:after="0" w:line="384" w:lineRule="auto"/>
         <w:jc w:val="center"/>
         <w:rPr>
-          <w:rFonts w:ascii="맑은 고딕" w:eastAsia="맑은 고딕" w:hAnsi="맑은 고딕" w:cs="맑은 고딕" w:hint="eastAsia"/>
+          <w:rFonts w:ascii="맑은 고딕" w:eastAsia="맑은 고딕" w:hAnsi="맑은 고딕" w:cs="맑은 고딕"/>
           <w:color w:val="000000"/>
           <w:kern w:val="0"/>
           <w:sz w:val="20"/>
@@ -9335,7 +9411,7 @@
         <w:spacing w:after="0" w:line="384" w:lineRule="auto"/>
         <w:jc w:val="center"/>
         <w:rPr>
-          <w:rFonts w:ascii="맑은 고딕" w:eastAsia="맑은 고딕" w:hAnsi="맑은 고딕" w:cs="맑은 고딕" w:hint="eastAsia"/>
+          <w:rFonts w:ascii="맑은 고딕" w:eastAsia="맑은 고딕" w:hAnsi="맑은 고딕" w:cs="맑은 고딕"/>
           <w:color w:val="000000"/>
           <w:kern w:val="0"/>
           <w:sz w:val="20"/>
@@ -9365,7 +9441,7 @@
         <w:ind w:left="674" w:hanging="674"/>
         <w:jc w:val="both"/>
         <w:rPr>
-          <w:rFonts w:ascii="맑은 고딕" w:eastAsia="맑은 고딕" w:hAnsi="맑은 고딕" w:cs="맑은 고딕" w:hint="eastAsia"/>
+          <w:rFonts w:ascii="맑은 고딕" w:eastAsia="맑은 고딕" w:hAnsi="맑은 고딕" w:cs="맑은 고딕"/>
           <w:color w:val="000000"/>
           <w:kern w:val="0"/>
           <w:sz w:val="20"/>
@@ -9395,7 +9471,7 @@
         <w:ind w:left="674" w:hanging="674"/>
         <w:jc w:val="both"/>
         <w:rPr>
-          <w:rFonts w:ascii="맑은 고딕" w:eastAsia="맑은 고딕" w:hAnsi="맑은 고딕" w:cs="맑은 고딕" w:hint="eastAsia"/>
+          <w:rFonts w:ascii="맑은 고딕" w:eastAsia="맑은 고딕" w:hAnsi="맑은 고딕" w:cs="맑은 고딕"/>
           <w:color w:val="000000"/>
           <w:kern w:val="0"/>
           <w:sz w:val="20"/>
@@ -9464,7 +9540,7 @@
               <w:spacing w:after="0" w:line="384" w:lineRule="auto"/>
               <w:jc w:val="center"/>
               <w:rPr>
-                <w:rFonts w:ascii="맑은 고딕" w:eastAsia="맑은 고딕" w:hAnsi="맑은 고딕" w:cs="맑은 고딕" w:hint="eastAsia"/>
+                <w:rFonts w:ascii="맑은 고딕" w:eastAsia="맑은 고딕" w:hAnsi="맑은 고딕" w:cs="맑은 고딕"/>
                 <w:color w:val="000000"/>
                 <w:kern w:val="0"/>
                 <w:sz w:val="20"/>
@@ -9493,7 +9569,7 @@
               <w:spacing w:after="0" w:line="384" w:lineRule="auto"/>
               <w:jc w:val="center"/>
               <w:rPr>
-                <w:rFonts w:ascii="맑은 고딕" w:eastAsia="맑은 고딕" w:hAnsi="맑은 고딕" w:cs="맑은 고딕" w:hint="eastAsia"/>
+                <w:rFonts w:ascii="맑은 고딕" w:eastAsia="맑은 고딕" w:hAnsi="맑은 고딕" w:cs="맑은 고딕"/>
                 <w:color w:val="000000"/>
                 <w:kern w:val="0"/>
                 <w:sz w:val="20"/>
@@ -9541,7 +9617,7 @@
               <w:autoSpaceDN/>
               <w:spacing w:after="0" w:line="384" w:lineRule="auto"/>
               <w:rPr>
-                <w:rFonts w:ascii="맑은 고딕" w:eastAsia="맑은 고딕" w:hAnsi="맑은 고딕" w:cs="맑은 고딕" w:hint="eastAsia"/>
+                <w:rFonts w:ascii="맑은 고딕" w:eastAsia="맑은 고딕" w:hAnsi="맑은 고딕" w:cs="맑은 고딕"/>
                 <w:color w:val="000000"/>
                 <w:kern w:val="0"/>
                 <w:sz w:val="20"/>
@@ -9579,7 +9655,7 @@
               <w:spacing w:after="0" w:line="384" w:lineRule="auto"/>
               <w:jc w:val="center"/>
               <w:rPr>
-                <w:rFonts w:ascii="맑은 고딕" w:eastAsia="맑은 고딕" w:hAnsi="맑은 고딕" w:cs="맑은 고딕" w:hint="eastAsia"/>
+                <w:rFonts w:ascii="맑은 고딕" w:eastAsia="맑은 고딕" w:hAnsi="맑은 고딕" w:cs="맑은 고딕"/>
                 <w:color w:val="000000"/>
                 <w:kern w:val="0"/>
                 <w:sz w:val="20"/>
@@ -9627,7 +9703,7 @@
               <w:autoSpaceDN/>
               <w:spacing w:after="0"/>
               <w:rPr>
-                <w:rFonts w:ascii="맑은 고딕" w:eastAsia="맑은 고딕" w:hAnsi="맑은 고딕" w:cs="맑은 고딕" w:hint="eastAsia"/>
+                <w:rFonts w:ascii="맑은 고딕" w:eastAsia="맑은 고딕" w:hAnsi="맑은 고딕" w:cs="맑은 고딕"/>
                 <w:color w:val="000000"/>
                 <w:kern w:val="0"/>
                 <w:sz w:val="20"/>
@@ -9658,7 +9734,7 @@
               <w:autoSpaceDN/>
               <w:spacing w:after="0"/>
               <w:rPr>
-                <w:rFonts w:ascii="맑은 고딕" w:eastAsia="맑은 고딕" w:hAnsi="맑은 고딕" w:cs="맑은 고딕" w:hint="eastAsia"/>
+                <w:rFonts w:ascii="맑은 고딕" w:eastAsia="맑은 고딕" w:hAnsi="맑은 고딕" w:cs="맑은 고딕"/>
                 <w:color w:val="000000"/>
                 <w:kern w:val="0"/>
                 <w:sz w:val="20"/>
@@ -9696,7 +9772,7 @@
               <w:spacing w:after="0" w:line="384" w:lineRule="auto"/>
               <w:jc w:val="center"/>
               <w:rPr>
-                <w:rFonts w:ascii="맑은 고딕" w:eastAsia="맑은 고딕" w:hAnsi="맑은 고딕" w:cs="맑은 고딕" w:hint="eastAsia"/>
+                <w:rFonts w:ascii="맑은 고딕" w:eastAsia="맑은 고딕" w:hAnsi="맑은 고딕" w:cs="맑은 고딕"/>
                 <w:color w:val="000000"/>
                 <w:kern w:val="0"/>
                 <w:sz w:val="20"/>
@@ -9751,7 +9827,7 @@
               <w:spacing w:after="0" w:line="384" w:lineRule="auto"/>
               <w:jc w:val="center"/>
               <w:rPr>
-                <w:rFonts w:ascii="맑은 고딕" w:eastAsia="맑은 고딕" w:hAnsi="맑은 고딕" w:cs="맑은 고딕" w:hint="eastAsia"/>
+                <w:rFonts w:ascii="맑은 고딕" w:eastAsia="맑은 고딕" w:hAnsi="맑은 고딕" w:cs="맑은 고딕"/>
                 <w:color w:val="000000"/>
                 <w:kern w:val="0"/>
                 <w:sz w:val="20"/>
@@ -9798,7 +9874,7 @@
               <w:autoSpaceDN/>
               <w:spacing w:after="0" w:line="384" w:lineRule="auto"/>
               <w:rPr>
-                <w:rFonts w:ascii="맑은 고딕" w:eastAsia="맑은 고딕" w:hAnsi="맑은 고딕" w:cs="맑은 고딕" w:hint="eastAsia"/>
+                <w:rFonts w:ascii="맑은 고딕" w:eastAsia="맑은 고딕" w:hAnsi="맑은 고딕" w:cs="맑은 고딕"/>
                 <w:color w:val="000000"/>
                 <w:kern w:val="0"/>
                 <w:sz w:val="20"/>
@@ -9829,7 +9905,7 @@
               <w:autoSpaceDN/>
               <w:spacing w:after="0"/>
               <w:rPr>
-                <w:rFonts w:ascii="맑은 고딕" w:eastAsia="맑은 고딕" w:hAnsi="맑은 고딕" w:cs="맑은 고딕" w:hint="eastAsia"/>
+                <w:rFonts w:ascii="맑은 고딕" w:eastAsia="맑은 고딕" w:hAnsi="맑은 고딕" w:cs="맑은 고딕"/>
                 <w:color w:val="000000"/>
                 <w:kern w:val="0"/>
                 <w:sz w:val="20"/>
@@ -9873,7 +9949,7 @@
               <w:spacing w:after="0" w:line="384" w:lineRule="auto"/>
               <w:jc w:val="center"/>
               <w:rPr>
-                <w:rFonts w:ascii="맑은 고딕" w:eastAsia="맑은 고딕" w:hAnsi="맑은 고딕" w:cs="맑은 고딕" w:hint="eastAsia"/>
+                <w:rFonts w:ascii="맑은 고딕" w:eastAsia="맑은 고딕" w:hAnsi="맑은 고딕" w:cs="맑은 고딕"/>
                 <w:color w:val="000000"/>
                 <w:kern w:val="0"/>
                 <w:sz w:val="20"/>
@@ -9922,7 +9998,7 @@
               <w:ind w:right="400"/>
               <w:jc w:val="center"/>
               <w:rPr>
-                <w:rFonts w:ascii="맑은 고딕" w:eastAsia="맑은 고딕" w:hAnsi="맑은 고딕" w:cs="맑은 고딕" w:hint="eastAsia"/>
+                <w:rFonts w:ascii="맑은 고딕" w:eastAsia="맑은 고딕" w:hAnsi="맑은 고딕" w:cs="맑은 고딕"/>
                 <w:color w:val="000000"/>
                 <w:kern w:val="0"/>
                 <w:sz w:val="20"/>
@@ -9953,7 +10029,7 @@
               <w:autoSpaceDN/>
               <w:spacing w:after="0"/>
               <w:rPr>
-                <w:rFonts w:ascii="맑은 고딕" w:eastAsia="맑은 고딕" w:hAnsi="맑은 고딕" w:cs="맑은 고딕" w:hint="eastAsia"/>
+                <w:rFonts w:ascii="맑은 고딕" w:eastAsia="맑은 고딕" w:hAnsi="맑은 고딕" w:cs="맑은 고딕"/>
                 <w:color w:val="000000"/>
                 <w:kern w:val="0"/>
                 <w:sz w:val="20"/>
@@ -9975,67 +10051,7 @@
         <w:ind w:left="674" w:hanging="674"/>
         <w:jc w:val="both"/>
         <w:rPr>
-          <w:rFonts w:ascii="맑은 고딕" w:eastAsia="맑은 고딕" w:hAnsi="맑은 고딕" w:cs="맑은 고딕" w:hint="eastAsia"/>
-          <w:color w:val="000000"/>
-          <w:kern w:val="0"/>
-          <w:sz w:val="20"/>
-          <w:szCs w:val="20"/>
-          <w14:ligatures w14:val="none"/>
-        </w:rPr>
-      </w:pPr>
-      <w:r>
-        <w:rPr>
-          <w:rFonts w:ascii="맑은 고딕" w:eastAsia="맑은 고딕" w:hAnsi="맑은 고딕" w:cs="맑은 고딕" w:hint="eastAsia"/>
-          <w:color w:val="000000"/>
-          <w:kern w:val="0"/>
-          <w:sz w:val="20"/>
-          <w:szCs w:val="20"/>
-          <w14:ligatures w14:val="none"/>
-        </w:rPr>
-        <w:t> </w:t>
-      </w:r>
-    </w:p>
-    <w:p>
-      <w:pPr>
-        <w:widowControl/>
-        <w:wordWrap/>
-        <w:autoSpaceDE/>
-        <w:autoSpaceDN/>
-        <w:spacing w:before="80" w:after="0" w:line="408" w:lineRule="auto"/>
-        <w:ind w:left="674" w:hanging="674"/>
-        <w:jc w:val="both"/>
-        <w:rPr>
-          <w:rFonts w:ascii="맑은 고딕" w:eastAsia="맑은 고딕" w:hAnsi="맑은 고딕" w:cs="맑은 고딕" w:hint="eastAsia"/>
-          <w:color w:val="000000"/>
-          <w:kern w:val="0"/>
-          <w:sz w:val="20"/>
-          <w:szCs w:val="20"/>
-          <w14:ligatures w14:val="none"/>
-        </w:rPr>
-      </w:pPr>
-      <w:r>
-        <w:rPr>
-          <w:rFonts w:ascii="맑은 고딕" w:eastAsia="맑은 고딕" w:hAnsi="맑은 고딕" w:cs="맑은 고딕" w:hint="eastAsia"/>
-          <w:color w:val="000000"/>
-          <w:kern w:val="0"/>
-          <w:sz w:val="20"/>
-          <w:szCs w:val="20"/>
-          <w14:ligatures w14:val="none"/>
-        </w:rPr>
-        <w:t> </w:t>
-      </w:r>
-    </w:p>
-    <w:p>
-      <w:pPr>
-        <w:widowControl/>
-        <w:wordWrap/>
-        <w:autoSpaceDE/>
-        <w:autoSpaceDN/>
-        <w:spacing w:before="80" w:after="0" w:line="408" w:lineRule="auto"/>
-        <w:ind w:left="674" w:hanging="674"/>
-        <w:jc w:val="both"/>
-        <w:rPr>
-          <w:rFonts w:ascii="맑은 고딕" w:eastAsia="맑은 고딕" w:hAnsi="맑은 고딕" w:cs="맑은 고딕" w:hint="eastAsia"/>
+          <w:rFonts w:ascii="맑은 고딕" w:eastAsia="맑은 고딕" w:hAnsi="맑은 고딕" w:cs="맑은 고딕"/>
           <w:color w:val="000000"/>
           <w:kern w:val="0"/>
           <w:sz w:val="20"/>
@@ -10095,7 +10111,7 @@
         <w:ind w:left="674" w:hanging="674"/>
         <w:jc w:val="center"/>
         <w:rPr>
-          <w:rFonts w:ascii="맑은 고딕" w:eastAsia="맑은 고딕" w:hAnsi="맑은 고딕" w:cs="맑은 고딕" w:hint="eastAsia"/>
+          <w:rFonts w:ascii="맑은 고딕" w:eastAsia="맑은 고딕" w:hAnsi="맑은 고딕" w:cs="맑은 고딕"/>
           <w:color w:val="000000"/>
           <w:kern w:val="0"/>
           <w:sz w:val="20"/>
@@ -10128,7 +10144,7 @@
               <w:szCs w:val="20"/>
               <w14:ligatures w14:val="none"/>
             </w:rPr>
-            <w:t xml:space="preserve">년    월    일</w:t>
+            <w:t>년    월    일</w:t>
           </w:r>
         </w:sdtContent>
       </w:sdt>
@@ -10143,7 +10159,7 @@
         <w:ind w:left="674" w:hanging="674"/>
         <w:jc w:val="center"/>
         <w:rPr>
-          <w:rFonts w:ascii="맑은 고딕" w:eastAsia="맑은 고딕" w:hAnsi="맑은 고딕" w:cs="맑은 고딕" w:hint="eastAsia"/>
+          <w:rFonts w:ascii="맑은 고딕" w:eastAsia="맑은 고딕" w:hAnsi="맑은 고딕" w:cs="맑은 고딕"/>
           <w:color w:val="000000"/>
           <w:kern w:val="0"/>
           <w:sz w:val="20"/>
@@ -10162,7 +10178,7 @@
           <w14:ligatures w14:val="none"/>
         </w:rPr>
         <w:drawing>
-          <wp:inline distT="0" distB="0" distL="0" distR="0" wp14:anchorId="62DD3FC8" wp14:editId="04295356">
+          <wp:inline distT="0" distB="0" distL="0" distR="0" wp14:anchorId="62DD3FC8" wp14:editId="6C0C8841">
             <wp:extent cx="1477107" cy="596469"/>
             <wp:effectExtent l="0" t="0" r="0" b="635"/>
             <wp:docPr id="388606673" name="그림 1"/>
@@ -10221,7 +10237,7 @@
         <w:ind w:left="674" w:hanging="674"/>
         <w:jc w:val="center"/>
         <w:rPr>
-          <w:rFonts w:ascii="맑은 고딕" w:eastAsia="맑은 고딕" w:hAnsi="맑은 고딕" w:cs="맑은 고딕" w:hint="eastAsia"/>
+          <w:rFonts w:ascii="맑은 고딕" w:eastAsia="맑은 고딕" w:hAnsi="맑은 고딕" w:cs="맑은 고딕"/>
           <w:color w:val="000000"/>
           <w:kern w:val="0"/>
           <w:sz w:val="20"/>
@@ -15683,7 +15699,7 @@
             <w:bookmarkStart w:id="26" w:name="SurveyName"/>
             <w:r>
               <w:rPr>
-                <w:rFonts w:cs="Gulim" w:hint="eastAsia"/>
+                <w:rFonts w:cs="굴림" w:hint="eastAsia"/>
                 <w:b/>
                 <w:bCs/>
                 <w:noProof/>
@@ -15796,7 +15812,7 @@
             <w:bookmarkEnd w:id="26"/>
             <w:r>
               <w:rPr>
-                <w:rFonts w:cs="Gulim" w:hint="eastAsia"/>
+                <w:rFonts w:cs="굴림" w:hint="eastAsia"/>
                 <w:b/>
                 <w:bCs/>
                 <w:noProof/>
@@ -16314,7 +16330,7 @@
         <w:ind w:left="440" w:hanging="440"/>
       </w:pPr>
       <w:rPr>
-        <w:rFonts w:ascii="바탕" w:eastAsia="바탕" w:hAnsi="바탕" w:cs="Gulim" w:hint="eastAsia"/>
+        <w:rFonts w:ascii="바탕" w:eastAsia="바탕" w:hAnsi="바탕" w:cs="굴림" w:hint="eastAsia"/>
         <w:sz w:val="22"/>
         <w:szCs w:val="22"/>
       </w:rPr>
@@ -18811,7 +18827,7 @@
       <w:autoSpaceDN/>
     </w:pPr>
     <w:rPr>
-      <w:rFonts w:ascii="맑은 고딕" w:eastAsia="맑은 고딕" w:hAnsi="맑은 고딕" w:cs="Gulim"/>
+      <w:rFonts w:ascii="맑은 고딕" w:eastAsia="맑은 고딕" w:hAnsi="맑은 고딕" w:cs="굴림"/>
       <w:color w:val="000000"/>
       <w:kern w:val="0"/>
       <w:szCs w:val="22"/>
@@ -18835,7 +18851,7 @@
       <w:spacing w:before="100" w:beforeAutospacing="1" w:after="100" w:afterAutospacing="1"/>
     </w:pPr>
     <w:rPr>
-      <w:rFonts w:ascii="Gulim" w:eastAsia="Gulim" w:hAnsi="Gulim" w:cs="Gulim"/>
+      <w:rFonts w:ascii="굴림" w:eastAsia="굴림" w:hAnsi="굴림" w:cs="굴림"/>
       <w:kern w:val="0"/>
       <w:sz w:val="24"/>
       <w14:ligatures w14:val="none"/>
@@ -20221,8 +20237,8 @@
     <w:pitch w:val="variable"/>
     <w:sig w:usb0="B00002AF" w:usb1="69D77CFB" w:usb2="00000030" w:usb3="00000000" w:csb0="0008009F" w:csb1="00000000"/>
   </w:font>
-  <w:font w:name="Gulim">
-    <w:altName w:val="굴림"/>
+  <w:font w:name="굴림">
+    <w:altName w:val="Gulim"/>
     <w:panose1 w:val="020B0600000101010101"/>
     <w:charset w:val="81"/>
     <w:family w:val="swiss"/>
@@ -20236,30 +20252,6 @@
     <w:family w:val="modern"/>
     <w:pitch w:val="fixed"/>
     <w:sig w:usb0="E00002FF" w:usb1="6AC7FDFB" w:usb2="08000012" w:usb3="00000000" w:csb0="0002009F" w:csb1="00000000"/>
-  </w:font>
-  <w:font w:name="함초롬바탕">
-    <w:altName w:val="바탕"/>
-    <w:panose1 w:val="020B0604020202020204"/>
-    <w:charset w:val="81"/>
-    <w:family w:val="roman"/>
-    <w:pitch w:val="default"/>
-    <w:sig w:usb0="00002A87" w:usb1="09060000" w:usb2="00000010" w:usb3="00000000" w:csb0="000801FF" w:csb1="00000000"/>
-  </w:font>
-  <w:font w:name="KoPub돋움체 Medium,한컴돋움">
-    <w:altName w:val="바탕"/>
-    <w:panose1 w:val="020B0604020202020204"/>
-    <w:charset w:val="81"/>
-    <w:family w:val="roman"/>
-    <w:pitch w:val="default"/>
-    <w:sig w:usb0="00002A87" w:usb1="09060000" w:usb2="00000010" w:usb3="00000000" w:csb0="000801FF" w:csb1="00000000"/>
-  </w:font>
-  <w:font w:name="KoPub돋움체 Bold,한컴돋움">
-    <w:altName w:val="바탕"/>
-    <w:panose1 w:val="020B0604020202020204"/>
-    <w:charset w:val="81"/>
-    <w:family w:val="roman"/>
-    <w:pitch w:val="default"/>
-    <w:sig w:usb0="00002A87" w:usb1="09060000" w:usb2="00000010" w:usb3="00000000" w:csb0="000801FF" w:csb1="00000000"/>
   </w:font>
   <w:font w:name="Apple SD Gothic Neo">
     <w:panose1 w:val="02000300000000000000"/>
@@ -20298,6 +20290,7 @@
   </w:compat>
   <w:rsids>
     <w:rsidRoot w:val="00DB3B88"/>
+    <w:rsid w:val="003C0C44"/>
     <w:rsid w:val="00406467"/>
     <w:rsid w:val="007608B3"/>
     <w:rsid w:val="00866FBF"/>
@@ -20309,6 +20302,7 @@
     <w:rsid w:val="00D3455F"/>
     <w:rsid w:val="00DB3B88"/>
     <w:rsid w:val="00F70891"/>
+    <w:rsid w:val="00FE357F"/>
   </w:rsids>
   <m:mathPr>
     <m:mathFont m:val="Cambria Math"/>

--- a/public/sk/template.docx
+++ b/public/sk/template.docx
@@ -13454,7 +13454,7 @@
               <w:rPr>
                 <w:rFonts w:hint="eastAsia"/>
               </w:rPr>
-              <w:t>실외,</w:t>
+              <w:t xml:space="preserve">실외, </w:t>
             </w:r>
             <w:r>
               <w:rPr>

--- a/public/sk/template.docx
+++ b/public/sk/template.docx
@@ -1,6 +1,6 @@
 
 <file path=word/document.xml><?xml version="1.0" encoding="utf-8"?>
-<w:document xmlns:wpc="http://schemas.microsoft.com/office/word/2010/wordprocessingCanvas" xmlns:cx="http://schemas.microsoft.com/office/drawing/2014/chartex" xmlns:cx1="http://schemas.microsoft.com/office/drawing/2015/9/8/chartex" xmlns:cx2="http://schemas.microsoft.com/office/drawing/2015/10/21/chartex" xmlns:cx3="http://schemas.microsoft.com/office/drawing/2016/5/9/chartex" xmlns:cx4="http://schemas.microsoft.com/office/drawing/2016/5/10/chartex" xmlns:cx5="http://schemas.microsoft.com/office/drawing/2016/5/11/chartex" xmlns:cx6="http://schemas.microsoft.com/office/drawing/2016/5/12/chartex" xmlns:cx7="http://schemas.microsoft.com/office/drawing/2016/5/13/chartex" xmlns:cx8="http://schemas.microsoft.com/office/drawing/2016/5/14/chartex" xmlns:mc="http://schemas.openxmlformats.org/markup-compatibility/2006" xmlns:aink="http://schemas.microsoft.com/office/drawing/2016/ink" xmlns:am3d="http://schemas.microsoft.com/office/drawing/2017/model3d" xmlns:o="urn:schemas-microsoft-com:office:office" xmlns:oel="http://schemas.microsoft.com/office/2019/extlst" xmlns:r="http://schemas.openxmlformats.org/officeDocument/2006/relationships" xmlns:m="http://schemas.openxmlformats.org/officeDocument/2006/math" xmlns:v="urn:schemas-microsoft-com:vml" xmlns:wp14="http://schemas.microsoft.com/office/word/2010/wordprocessingDrawing" xmlns:wp="http://schemas.openxmlformats.org/drawingml/2006/wordprocessingDrawing" xmlns:w10="urn:schemas-microsoft-com:office:word" xmlns:w="http://schemas.openxmlformats.org/wordprocessingml/2006/main" xmlns:w14="http://schemas.microsoft.com/office/word/2010/wordml" xmlns:w15="http://schemas.microsoft.com/office/word/2012/wordml" xmlns:w16cex="http://schemas.microsoft.com/office/word/2018/wordml/cex" xmlns:w16cid="http://schemas.microsoft.com/office/word/2016/wordml/cid" xmlns:w16="http://schemas.microsoft.com/office/word/2018/wordml" xmlns:w16du="http://schemas.microsoft.com/office/word/2023/wordml/word16du" xmlns:w16sdtdh="http://schemas.microsoft.com/office/word/2020/wordml/sdtdatahash" xmlns:w16sdtfl="http://schemas.microsoft.com/office/word/2024/wordml/sdtformatlock" xmlns:w16se="http://schemas.microsoft.com/office/word/2015/wordml/symex" xmlns:wpg="http://schemas.microsoft.com/office/word/2010/wordprocessingGroup" xmlns:wpi="http://schemas.microsoft.com/office/word/2010/wordprocessingInk" xmlns:wne="http://schemas.microsoft.com/office/word/2006/wordml" xmlns:wps="http://schemas.microsoft.com/office/word/2010/wordprocessingShape" mc:Ignorable="w14 w15 w16se w16cid w16 w16cex w16sdtdh w16sdtfl w16du wp14">
+<w:document xmlns:wpc="http://schemas.microsoft.com/office/word/2010/wordprocessingCanvas" xmlns:cx="http://schemas.microsoft.com/office/drawing/2014/chartex" xmlns:cx1="http://schemas.microsoft.com/office/drawing/2015/9/8/chartex" xmlns:cx2="http://schemas.microsoft.com/office/drawing/2015/10/21/chartex" xmlns:cx3="http://schemas.microsoft.com/office/drawing/2016/5/9/chartex" xmlns:cx4="http://schemas.microsoft.com/office/drawing/2016/5/10/chartex" xmlns:cx5="http://schemas.microsoft.com/office/drawing/2016/5/11/chartex" xmlns:cx6="http://schemas.microsoft.com/office/drawing/2016/5/12/chartex" xmlns:cx7="http://schemas.microsoft.com/office/drawing/2016/5/13/chartex" xmlns:cx8="http://schemas.microsoft.com/office/drawing/2016/5/14/chartex" xmlns:mc="http://schemas.openxmlformats.org/markup-compatibility/2006" xmlns:m="http://schemas.openxmlformats.org/officeDocument/2006/math" xmlns:aink="http://schemas.microsoft.com/office/drawing/2016/ink" xmlns:am3d="http://schemas.microsoft.com/office/drawing/2017/model3d" xmlns:oel="http://schemas.microsoft.com/office/2019/extlst" xmlns:r="http://schemas.openxmlformats.org/officeDocument/2006/relationships" xmlns:wp14="http://schemas.microsoft.com/office/word/2010/wordprocessingDrawing" xmlns:wp="http://schemas.openxmlformats.org/drawingml/2006/wordprocessingDrawing" xmlns:wpg="http://schemas.microsoft.com/office/word/2010/wordprocessingGroup" xmlns:wpi="http://schemas.microsoft.com/office/word/2010/wordprocessingInk" xmlns:wps="http://schemas.microsoft.com/office/word/2010/wordprocessingShape" xmlns:o="urn:schemas-microsoft-com:office:office" xmlns:v="urn:schemas-microsoft-com:vml" xmlns:w10="urn:schemas-microsoft-com:office:word" xmlns:w="http://schemas.openxmlformats.org/wordprocessingml/2006/main" xmlns:w14="http://schemas.microsoft.com/office/word/2010/wordml" xmlns:w15="http://schemas.microsoft.com/office/word/2012/wordml" xmlns:w16cex="http://schemas.microsoft.com/office/word/2018/wordml/cex" xmlns:w16cid="http://schemas.microsoft.com/office/word/2016/wordml/cid" xmlns:w16="http://schemas.microsoft.com/office/word/2018/wordml" xmlns:w16sdtdh="http://schemas.microsoft.com/office/word/2020/wordml/sdtdatahash" xmlns:w16sdtfl="http://schemas.microsoft.com/office/word/2024/wordml/sdtformatlock" xmlns:w16se="http://schemas.microsoft.com/office/word/2015/wordml/symex" xmlns:w16du="http://schemas.microsoft.com/office/word/2023/wordml/word16du" xmlns:wne="http://schemas.microsoft.com/office/word/2006/wordml" mc:Ignorable="w14 w15 w16se w16cid w16 w16cex w16sdtdh w16sdtfl w16du wp14">
   <w:body>
     <w:p>
       <w:pPr>
@@ -10051,36 +10051,6 @@
         <w:ind w:left="674" w:hanging="674"/>
         <w:jc w:val="both"/>
         <w:rPr>
-          <w:rFonts w:ascii="맑은 고딕" w:eastAsia="맑은 고딕" w:hAnsi="맑은 고딕" w:cs="맑은 고딕"/>
-          <w:color w:val="000000"/>
-          <w:kern w:val="0"/>
-          <w:sz w:val="20"/>
-          <w:szCs w:val="20"/>
-          <w14:ligatures w14:val="none"/>
-        </w:rPr>
-      </w:pPr>
-      <w:r>
-        <w:rPr>
-          <w:rFonts w:ascii="맑은 고딕" w:eastAsia="맑은 고딕" w:hAnsi="맑은 고딕" w:cs="맑은 고딕" w:hint="eastAsia"/>
-          <w:color w:val="000000"/>
-          <w:kern w:val="0"/>
-          <w:sz w:val="20"/>
-          <w:szCs w:val="20"/>
-          <w14:ligatures w14:val="none"/>
-        </w:rPr>
-        <w:t> </w:t>
-      </w:r>
-    </w:p>
-    <w:p>
-      <w:pPr>
-        <w:widowControl/>
-        <w:wordWrap/>
-        <w:autoSpaceDE/>
-        <w:autoSpaceDN/>
-        <w:spacing w:before="80" w:after="0" w:line="408" w:lineRule="auto"/>
-        <w:ind w:left="674" w:hanging="674"/>
-        <w:jc w:val="both"/>
-        <w:rPr>
           <w:rFonts w:ascii="맑은 고딕" w:eastAsia="맑은 고딕" w:hAnsi="맑은 고딕" w:cs="맑은 고딕" w:hint="eastAsia"/>
           <w:color w:val="000000"/>
           <w:kern w:val="0"/>
@@ -10178,7 +10148,7 @@
           <w14:ligatures w14:val="none"/>
         </w:rPr>
         <w:drawing>
-          <wp:inline distT="0" distB="0" distL="0" distR="0" wp14:anchorId="62DD3FC8" wp14:editId="6C0C8841">
+          <wp:inline distT="0" distB="0" distL="0" distR="0" wp14:anchorId="62DD3FC8" wp14:editId="2C3160B5">
             <wp:extent cx="1477107" cy="596469"/>
             <wp:effectExtent l="0" t="0" r="0" b="635"/>
             <wp:docPr id="388606673" name="그림 1"/>
@@ -15979,7 +15949,7 @@
 </file>
 
 <file path=word/endnotes.xml><?xml version="1.0" encoding="utf-8"?>
-<w:endnotes xmlns:wpc="http://schemas.microsoft.com/office/word/2010/wordprocessingCanvas" xmlns:cx="http://schemas.microsoft.com/office/drawing/2014/chartex" xmlns:cx1="http://schemas.microsoft.com/office/drawing/2015/9/8/chartex" xmlns:cx2="http://schemas.microsoft.com/office/drawing/2015/10/21/chartex" xmlns:cx3="http://schemas.microsoft.com/office/drawing/2016/5/9/chartex" xmlns:cx4="http://schemas.microsoft.com/office/drawing/2016/5/10/chartex" xmlns:cx5="http://schemas.microsoft.com/office/drawing/2016/5/11/chartex" xmlns:cx6="http://schemas.microsoft.com/office/drawing/2016/5/12/chartex" xmlns:cx7="http://schemas.microsoft.com/office/drawing/2016/5/13/chartex" xmlns:cx8="http://schemas.microsoft.com/office/drawing/2016/5/14/chartex" xmlns:mc="http://schemas.openxmlformats.org/markup-compatibility/2006" xmlns:aink="http://schemas.microsoft.com/office/drawing/2016/ink" xmlns:am3d="http://schemas.microsoft.com/office/drawing/2017/model3d" xmlns:o="urn:schemas-microsoft-com:office:office" xmlns:oel="http://schemas.microsoft.com/office/2019/extlst" xmlns:r="http://schemas.openxmlformats.org/officeDocument/2006/relationships" xmlns:m="http://schemas.openxmlformats.org/officeDocument/2006/math" xmlns:v="urn:schemas-microsoft-com:vml" xmlns:wp14="http://schemas.microsoft.com/office/word/2010/wordprocessingDrawing" xmlns:wp="http://schemas.openxmlformats.org/drawingml/2006/wordprocessingDrawing" xmlns:w10="urn:schemas-microsoft-com:office:word" xmlns:w="http://schemas.openxmlformats.org/wordprocessingml/2006/main" xmlns:w14="http://schemas.microsoft.com/office/word/2010/wordml" xmlns:w15="http://schemas.microsoft.com/office/word/2012/wordml" xmlns:w16cex="http://schemas.microsoft.com/office/word/2018/wordml/cex" xmlns:w16cid="http://schemas.microsoft.com/office/word/2016/wordml/cid" xmlns:w16="http://schemas.microsoft.com/office/word/2018/wordml" xmlns:w16du="http://schemas.microsoft.com/office/word/2023/wordml/word16du" xmlns:w16sdtdh="http://schemas.microsoft.com/office/word/2020/wordml/sdtdatahash" xmlns:w16sdtfl="http://schemas.microsoft.com/office/word/2024/wordml/sdtformatlock" xmlns:w16se="http://schemas.microsoft.com/office/word/2015/wordml/symex" xmlns:wpg="http://schemas.microsoft.com/office/word/2010/wordprocessingGroup" xmlns:wpi="http://schemas.microsoft.com/office/word/2010/wordprocessingInk" xmlns:wne="http://schemas.microsoft.com/office/word/2006/wordml" xmlns:wps="http://schemas.microsoft.com/office/word/2010/wordprocessingShape" mc:Ignorable="w14 w15 w16se w16cid w16 w16cex w16sdtdh w16sdtfl w16du wp14">
+<w:endnotes xmlns:wpc="http://schemas.microsoft.com/office/word/2010/wordprocessingCanvas" xmlns:cx="http://schemas.microsoft.com/office/drawing/2014/chartex" xmlns:cx1="http://schemas.microsoft.com/office/drawing/2015/9/8/chartex" xmlns:cx2="http://schemas.microsoft.com/office/drawing/2015/10/21/chartex" xmlns:cx3="http://schemas.microsoft.com/office/drawing/2016/5/9/chartex" xmlns:cx4="http://schemas.microsoft.com/office/drawing/2016/5/10/chartex" xmlns:cx5="http://schemas.microsoft.com/office/drawing/2016/5/11/chartex" xmlns:cx6="http://schemas.microsoft.com/office/drawing/2016/5/12/chartex" xmlns:cx7="http://schemas.microsoft.com/office/drawing/2016/5/13/chartex" xmlns:cx8="http://schemas.microsoft.com/office/drawing/2016/5/14/chartex" xmlns:mc="http://schemas.openxmlformats.org/markup-compatibility/2006" xmlns:m="http://schemas.openxmlformats.org/officeDocument/2006/math" xmlns:aink="http://schemas.microsoft.com/office/drawing/2016/ink" xmlns:am3d="http://schemas.microsoft.com/office/drawing/2017/model3d" xmlns:oel="http://schemas.microsoft.com/office/2019/extlst" xmlns:r="http://schemas.openxmlformats.org/officeDocument/2006/relationships" xmlns:wp14="http://schemas.microsoft.com/office/word/2010/wordprocessingDrawing" xmlns:wp="http://schemas.openxmlformats.org/drawingml/2006/wordprocessingDrawing" xmlns:wpg="http://schemas.microsoft.com/office/word/2010/wordprocessingGroup" xmlns:wpi="http://schemas.microsoft.com/office/word/2010/wordprocessingInk" xmlns:wps="http://schemas.microsoft.com/office/word/2010/wordprocessingShape" xmlns:o="urn:schemas-microsoft-com:office:office" xmlns:v="urn:schemas-microsoft-com:vml" xmlns:w10="urn:schemas-microsoft-com:office:word" xmlns:w="http://schemas.openxmlformats.org/wordprocessingml/2006/main" xmlns:w14="http://schemas.microsoft.com/office/word/2010/wordml" xmlns:w15="http://schemas.microsoft.com/office/word/2012/wordml" xmlns:w16cex="http://schemas.microsoft.com/office/word/2018/wordml/cex" xmlns:w16cid="http://schemas.microsoft.com/office/word/2016/wordml/cid" xmlns:w16="http://schemas.microsoft.com/office/word/2018/wordml" xmlns:w16sdtdh="http://schemas.microsoft.com/office/word/2020/wordml/sdtdatahash" xmlns:w16sdtfl="http://schemas.microsoft.com/office/word/2024/wordml/sdtformatlock" xmlns:w16se="http://schemas.microsoft.com/office/word/2015/wordml/symex" xmlns:w16du="http://schemas.microsoft.com/office/word/2023/wordml/word16du" xmlns:wne="http://schemas.microsoft.com/office/word/2006/wordml" mc:Ignorable="w14 w15 w16se w16cid w16 w16cex w16sdtdh w16sdtfl w16du wp14">
   <w:endnote w:type="separator" w:id="-1">
     <w:p>
       <w:pPr>
@@ -16004,7 +15974,7 @@
 </file>
 
 <file path=word/footnotes.xml><?xml version="1.0" encoding="utf-8"?>
-<w:footnotes xmlns:wpc="http://schemas.microsoft.com/office/word/2010/wordprocessingCanvas" xmlns:cx="http://schemas.microsoft.com/office/drawing/2014/chartex" xmlns:cx1="http://schemas.microsoft.com/office/drawing/2015/9/8/chartex" xmlns:cx2="http://schemas.microsoft.com/office/drawing/2015/10/21/chartex" xmlns:cx3="http://schemas.microsoft.com/office/drawing/2016/5/9/chartex" xmlns:cx4="http://schemas.microsoft.com/office/drawing/2016/5/10/chartex" xmlns:cx5="http://schemas.microsoft.com/office/drawing/2016/5/11/chartex" xmlns:cx6="http://schemas.microsoft.com/office/drawing/2016/5/12/chartex" xmlns:cx7="http://schemas.microsoft.com/office/drawing/2016/5/13/chartex" xmlns:cx8="http://schemas.microsoft.com/office/drawing/2016/5/14/chartex" xmlns:mc="http://schemas.openxmlformats.org/markup-compatibility/2006" xmlns:aink="http://schemas.microsoft.com/office/drawing/2016/ink" xmlns:am3d="http://schemas.microsoft.com/office/drawing/2017/model3d" xmlns:o="urn:schemas-microsoft-com:office:office" xmlns:oel="http://schemas.microsoft.com/office/2019/extlst" xmlns:r="http://schemas.openxmlformats.org/officeDocument/2006/relationships" xmlns:m="http://schemas.openxmlformats.org/officeDocument/2006/math" xmlns:v="urn:schemas-microsoft-com:vml" xmlns:wp14="http://schemas.microsoft.com/office/word/2010/wordprocessingDrawing" xmlns:wp="http://schemas.openxmlformats.org/drawingml/2006/wordprocessingDrawing" xmlns:w10="urn:schemas-microsoft-com:office:word" xmlns:w="http://schemas.openxmlformats.org/wordprocessingml/2006/main" xmlns:w14="http://schemas.microsoft.com/office/word/2010/wordml" xmlns:w15="http://schemas.microsoft.com/office/word/2012/wordml" xmlns:w16cex="http://schemas.microsoft.com/office/word/2018/wordml/cex" xmlns:w16cid="http://schemas.microsoft.com/office/word/2016/wordml/cid" xmlns:w16="http://schemas.microsoft.com/office/word/2018/wordml" xmlns:w16du="http://schemas.microsoft.com/office/word/2023/wordml/word16du" xmlns:w16sdtdh="http://schemas.microsoft.com/office/word/2020/wordml/sdtdatahash" xmlns:w16sdtfl="http://schemas.microsoft.com/office/word/2024/wordml/sdtformatlock" xmlns:w16se="http://schemas.microsoft.com/office/word/2015/wordml/symex" xmlns:wpg="http://schemas.microsoft.com/office/word/2010/wordprocessingGroup" xmlns:wpi="http://schemas.microsoft.com/office/word/2010/wordprocessingInk" xmlns:wne="http://schemas.microsoft.com/office/word/2006/wordml" xmlns:wps="http://schemas.microsoft.com/office/word/2010/wordprocessingShape" mc:Ignorable="w14 w15 w16se w16cid w16 w16cex w16sdtdh w16sdtfl w16du wp14">
+<w:footnotes xmlns:wpc="http://schemas.microsoft.com/office/word/2010/wordprocessingCanvas" xmlns:cx="http://schemas.microsoft.com/office/drawing/2014/chartex" xmlns:cx1="http://schemas.microsoft.com/office/drawing/2015/9/8/chartex" xmlns:cx2="http://schemas.microsoft.com/office/drawing/2015/10/21/chartex" xmlns:cx3="http://schemas.microsoft.com/office/drawing/2016/5/9/chartex" xmlns:cx4="http://schemas.microsoft.com/office/drawing/2016/5/10/chartex" xmlns:cx5="http://schemas.microsoft.com/office/drawing/2016/5/11/chartex" xmlns:cx6="http://schemas.microsoft.com/office/drawing/2016/5/12/chartex" xmlns:cx7="http://schemas.microsoft.com/office/drawing/2016/5/13/chartex" xmlns:cx8="http://schemas.microsoft.com/office/drawing/2016/5/14/chartex" xmlns:mc="http://schemas.openxmlformats.org/markup-compatibility/2006" xmlns:m="http://schemas.openxmlformats.org/officeDocument/2006/math" xmlns:aink="http://schemas.microsoft.com/office/drawing/2016/ink" xmlns:am3d="http://schemas.microsoft.com/office/drawing/2017/model3d" xmlns:oel="http://schemas.microsoft.com/office/2019/extlst" xmlns:r="http://schemas.openxmlformats.org/officeDocument/2006/relationships" xmlns:wp14="http://schemas.microsoft.com/office/word/2010/wordprocessingDrawing" xmlns:wp="http://schemas.openxmlformats.org/drawingml/2006/wordprocessingDrawing" xmlns:wpg="http://schemas.microsoft.com/office/word/2010/wordprocessingGroup" xmlns:wpi="http://schemas.microsoft.com/office/word/2010/wordprocessingInk" xmlns:wps="http://schemas.microsoft.com/office/word/2010/wordprocessingShape" xmlns:o="urn:schemas-microsoft-com:office:office" xmlns:v="urn:schemas-microsoft-com:vml" xmlns:w10="urn:schemas-microsoft-com:office:word" xmlns:w="http://schemas.openxmlformats.org/wordprocessingml/2006/main" xmlns:w14="http://schemas.microsoft.com/office/word/2010/wordml" xmlns:w15="http://schemas.microsoft.com/office/word/2012/wordml" xmlns:w16cex="http://schemas.microsoft.com/office/word/2018/wordml/cex" xmlns:w16cid="http://schemas.microsoft.com/office/word/2016/wordml/cid" xmlns:w16="http://schemas.microsoft.com/office/word/2018/wordml" xmlns:w16sdtdh="http://schemas.microsoft.com/office/word/2020/wordml/sdtdatahash" xmlns:w16sdtfl="http://schemas.microsoft.com/office/word/2024/wordml/sdtformatlock" xmlns:w16se="http://schemas.microsoft.com/office/word/2015/wordml/symex" xmlns:w16du="http://schemas.microsoft.com/office/word/2023/wordml/word16du" xmlns:wne="http://schemas.microsoft.com/office/word/2006/wordml" mc:Ignorable="w14 w15 w16se w16cid w16 w16cex w16sdtdh w16sdtfl w16du wp14">
   <w:footnote w:type="separator" w:id="-1">
     <w:p>
       <w:pPr>
@@ -16029,7 +15999,7 @@
 </file>
 
 <file path=word/numbering.xml><?xml version="1.0" encoding="utf-8"?>
-<w:numbering xmlns:wpc="http://schemas.microsoft.com/office/word/2010/wordprocessingCanvas" xmlns:cx="http://schemas.microsoft.com/office/drawing/2014/chartex" xmlns:cx1="http://schemas.microsoft.com/office/drawing/2015/9/8/chartex" xmlns:cx2="http://schemas.microsoft.com/office/drawing/2015/10/21/chartex" xmlns:cx3="http://schemas.microsoft.com/office/drawing/2016/5/9/chartex" xmlns:cx4="http://schemas.microsoft.com/office/drawing/2016/5/10/chartex" xmlns:cx5="http://schemas.microsoft.com/office/drawing/2016/5/11/chartex" xmlns:cx6="http://schemas.microsoft.com/office/drawing/2016/5/12/chartex" xmlns:cx7="http://schemas.microsoft.com/office/drawing/2016/5/13/chartex" xmlns:cx8="http://schemas.microsoft.com/office/drawing/2016/5/14/chartex" xmlns:mc="http://schemas.openxmlformats.org/markup-compatibility/2006" xmlns:aink="http://schemas.microsoft.com/office/drawing/2016/ink" xmlns:am3d="http://schemas.microsoft.com/office/drawing/2017/model3d" xmlns:o="urn:schemas-microsoft-com:office:office" xmlns:oel="http://schemas.microsoft.com/office/2019/extlst" xmlns:r="http://schemas.openxmlformats.org/officeDocument/2006/relationships" xmlns:m="http://schemas.openxmlformats.org/officeDocument/2006/math" xmlns:v="urn:schemas-microsoft-com:vml" xmlns:wp14="http://schemas.microsoft.com/office/word/2010/wordprocessingDrawing" xmlns:wp="http://schemas.openxmlformats.org/drawingml/2006/wordprocessingDrawing" xmlns:w10="urn:schemas-microsoft-com:office:word" xmlns:w="http://schemas.openxmlformats.org/wordprocessingml/2006/main" xmlns:w14="http://schemas.microsoft.com/office/word/2010/wordml" xmlns:w15="http://schemas.microsoft.com/office/word/2012/wordml" xmlns:w16cex="http://schemas.microsoft.com/office/word/2018/wordml/cex" xmlns:w16cid="http://schemas.microsoft.com/office/word/2016/wordml/cid" xmlns:w16="http://schemas.microsoft.com/office/word/2018/wordml" xmlns:w16du="http://schemas.microsoft.com/office/word/2023/wordml/word16du" xmlns:w16sdtdh="http://schemas.microsoft.com/office/word/2020/wordml/sdtdatahash" xmlns:w16sdtfl="http://schemas.microsoft.com/office/word/2024/wordml/sdtformatlock" xmlns:w16se="http://schemas.microsoft.com/office/word/2015/wordml/symex" xmlns:wpg="http://schemas.microsoft.com/office/word/2010/wordprocessingGroup" xmlns:wpi="http://schemas.microsoft.com/office/word/2010/wordprocessingInk" xmlns:wne="http://schemas.microsoft.com/office/word/2006/wordml" xmlns:wps="http://schemas.microsoft.com/office/word/2010/wordprocessingShape" mc:Ignorable="w14 w15 w16se w16cid w16 w16cex w16sdtdh w16sdtfl w16du wp14">
+<w:numbering xmlns:wpc="http://schemas.microsoft.com/office/word/2010/wordprocessingCanvas" xmlns:cx="http://schemas.microsoft.com/office/drawing/2014/chartex" xmlns:cx1="http://schemas.microsoft.com/office/drawing/2015/9/8/chartex" xmlns:cx2="http://schemas.microsoft.com/office/drawing/2015/10/21/chartex" xmlns:cx3="http://schemas.microsoft.com/office/drawing/2016/5/9/chartex" xmlns:cx4="http://schemas.microsoft.com/office/drawing/2016/5/10/chartex" xmlns:cx5="http://schemas.microsoft.com/office/drawing/2016/5/11/chartex" xmlns:cx6="http://schemas.microsoft.com/office/drawing/2016/5/12/chartex" xmlns:cx7="http://schemas.microsoft.com/office/drawing/2016/5/13/chartex" xmlns:cx8="http://schemas.microsoft.com/office/drawing/2016/5/14/chartex" xmlns:mc="http://schemas.openxmlformats.org/markup-compatibility/2006" xmlns:m="http://schemas.openxmlformats.org/officeDocument/2006/math" xmlns:aink="http://schemas.microsoft.com/office/drawing/2016/ink" xmlns:am3d="http://schemas.microsoft.com/office/drawing/2017/model3d" xmlns:oel="http://schemas.microsoft.com/office/2019/extlst" xmlns:r="http://schemas.openxmlformats.org/officeDocument/2006/relationships" xmlns:wp14="http://schemas.microsoft.com/office/word/2010/wordprocessingDrawing" xmlns:wp="http://schemas.openxmlformats.org/drawingml/2006/wordprocessingDrawing" xmlns:wpg="http://schemas.microsoft.com/office/word/2010/wordprocessingGroup" xmlns:wpi="http://schemas.microsoft.com/office/word/2010/wordprocessingInk" xmlns:wps="http://schemas.microsoft.com/office/word/2010/wordprocessingShape" xmlns:o="urn:schemas-microsoft-com:office:office" xmlns:v="urn:schemas-microsoft-com:vml" xmlns:w10="urn:schemas-microsoft-com:office:word" xmlns:w="http://schemas.openxmlformats.org/wordprocessingml/2006/main" xmlns:w14="http://schemas.microsoft.com/office/word/2010/wordml" xmlns:w15="http://schemas.microsoft.com/office/word/2012/wordml" xmlns:w16cex="http://schemas.microsoft.com/office/word/2018/wordml/cex" xmlns:w16cid="http://schemas.microsoft.com/office/word/2016/wordml/cid" xmlns:w16="http://schemas.microsoft.com/office/word/2018/wordml" xmlns:w16sdtdh="http://schemas.microsoft.com/office/word/2020/wordml/sdtdatahash" xmlns:w16sdtfl="http://schemas.microsoft.com/office/word/2024/wordml/sdtformatlock" xmlns:w16se="http://schemas.microsoft.com/office/word/2015/wordml/symex" xmlns:w16du="http://schemas.microsoft.com/office/word/2023/wordml/word16du" xmlns:wne="http://schemas.microsoft.com/office/word/2006/wordml" mc:Ignorable="w14 w15 w16se w16cid w16 w16cex w16sdtdh w16sdtfl w16du wp14">
   <w:abstractNum w:abstractNumId="0" w15:restartNumberingAfterBreak="0">
     <w:nsid w:val="0BE75ECB"/>
     <w:multiLevelType w:val="hybridMultilevel"/>
@@ -17754,7 +17724,7 @@
 </file>
 
 <file path=word/styles.xml><?xml version="1.0" encoding="utf-8"?>
-<w:styles xmlns:mc="http://schemas.openxmlformats.org/markup-compatibility/2006" xmlns:r="http://schemas.openxmlformats.org/officeDocument/2006/relationships" xmlns:w="http://schemas.openxmlformats.org/wordprocessingml/2006/main" xmlns:w14="http://schemas.microsoft.com/office/word/2010/wordml" xmlns:w15="http://schemas.microsoft.com/office/word/2012/wordml" xmlns:w16cex="http://schemas.microsoft.com/office/word/2018/wordml/cex" xmlns:w16cid="http://schemas.microsoft.com/office/word/2016/wordml/cid" xmlns:w16="http://schemas.microsoft.com/office/word/2018/wordml" xmlns:w16du="http://schemas.microsoft.com/office/word/2023/wordml/word16du" xmlns:w16sdtdh="http://schemas.microsoft.com/office/word/2020/wordml/sdtdatahash" xmlns:w16sdtfl="http://schemas.microsoft.com/office/word/2024/wordml/sdtformatlock" xmlns:w16se="http://schemas.microsoft.com/office/word/2015/wordml/symex" mc:Ignorable="w14 w15 w16se w16cid w16 w16cex w16sdtdh w16sdtfl w16du">
+<w:styles xmlns:mc="http://schemas.openxmlformats.org/markup-compatibility/2006" xmlns:r="http://schemas.openxmlformats.org/officeDocument/2006/relationships" xmlns:w="http://schemas.openxmlformats.org/wordprocessingml/2006/main" xmlns:w14="http://schemas.microsoft.com/office/word/2010/wordml" xmlns:w15="http://schemas.microsoft.com/office/word/2012/wordml" xmlns:w16cex="http://schemas.microsoft.com/office/word/2018/wordml/cex" xmlns:w16cid="http://schemas.microsoft.com/office/word/2016/wordml/cid" xmlns:w16="http://schemas.microsoft.com/office/word/2018/wordml" xmlns:w16sdtdh="http://schemas.microsoft.com/office/word/2020/wordml/sdtdatahash" xmlns:w16sdtfl="http://schemas.microsoft.com/office/word/2024/wordml/sdtformatlock" xmlns:w16se="http://schemas.microsoft.com/office/word/2015/wordml/symex" xmlns:w16du="http://schemas.microsoft.com/office/word/2023/wordml/word16du" mc:Ignorable="w14 w15 w16se w16cid w16 w16cex w16sdtdh w16sdtfl w16du">
   <w:docDefaults>
     <w:rPrDefault>
       <w:rPr>
@@ -18861,7 +18831,7 @@
 </file>
 
 <file path=word/glossary/document.xml><?xml version="1.0" encoding="utf-8"?>
-<w:glossaryDocument xmlns:wpc="http://schemas.microsoft.com/office/word/2010/wordprocessingCanvas" xmlns:cx="http://schemas.microsoft.com/office/drawing/2014/chartex" xmlns:cx1="http://schemas.microsoft.com/office/drawing/2015/9/8/chartex" xmlns:cx2="http://schemas.microsoft.com/office/drawing/2015/10/21/chartex" xmlns:cx3="http://schemas.microsoft.com/office/drawing/2016/5/9/chartex" xmlns:cx4="http://schemas.microsoft.com/office/drawing/2016/5/10/chartex" xmlns:cx5="http://schemas.microsoft.com/office/drawing/2016/5/11/chartex" xmlns:cx6="http://schemas.microsoft.com/office/drawing/2016/5/12/chartex" xmlns:cx7="http://schemas.microsoft.com/office/drawing/2016/5/13/chartex" xmlns:cx8="http://schemas.microsoft.com/office/drawing/2016/5/14/chartex" xmlns:mc="http://schemas.openxmlformats.org/markup-compatibility/2006" xmlns:aink="http://schemas.microsoft.com/office/drawing/2016/ink" xmlns:am3d="http://schemas.microsoft.com/office/drawing/2017/model3d" xmlns:o="urn:schemas-microsoft-com:office:office" xmlns:oel="http://schemas.microsoft.com/office/2019/extlst" xmlns:r="http://schemas.openxmlformats.org/officeDocument/2006/relationships" xmlns:m="http://schemas.openxmlformats.org/officeDocument/2006/math" xmlns:v="urn:schemas-microsoft-com:vml" xmlns:wp14="http://schemas.microsoft.com/office/word/2010/wordprocessingDrawing" xmlns:wp="http://schemas.openxmlformats.org/drawingml/2006/wordprocessingDrawing" xmlns:w10="urn:schemas-microsoft-com:office:word" xmlns:w="http://schemas.openxmlformats.org/wordprocessingml/2006/main" xmlns:w14="http://schemas.microsoft.com/office/word/2010/wordml" xmlns:w15="http://schemas.microsoft.com/office/word/2012/wordml" xmlns:w16cex="http://schemas.microsoft.com/office/word/2018/wordml/cex" xmlns:w16cid="http://schemas.microsoft.com/office/word/2016/wordml/cid" xmlns:w16="http://schemas.microsoft.com/office/word/2018/wordml" xmlns:w16du="http://schemas.microsoft.com/office/word/2023/wordml/word16du" xmlns:w16sdtdh="http://schemas.microsoft.com/office/word/2020/wordml/sdtdatahash" xmlns:w16sdtfl="http://schemas.microsoft.com/office/word/2024/wordml/sdtformatlock" xmlns:w16se="http://schemas.microsoft.com/office/word/2015/wordml/symex" xmlns:wpg="http://schemas.microsoft.com/office/word/2010/wordprocessingGroup" xmlns:wpi="http://schemas.microsoft.com/office/word/2010/wordprocessingInk" xmlns:wne="http://schemas.microsoft.com/office/word/2006/wordml" xmlns:wps="http://schemas.microsoft.com/office/word/2010/wordprocessingShape" mc:Ignorable="w14 w15 w16se w16cid w16 w16cex w16sdtdh w16sdtfl w16du wp14">
+<w:glossaryDocument xmlns:wpc="http://schemas.microsoft.com/office/word/2010/wordprocessingCanvas" xmlns:cx="http://schemas.microsoft.com/office/drawing/2014/chartex" xmlns:cx1="http://schemas.microsoft.com/office/drawing/2015/9/8/chartex" xmlns:cx2="http://schemas.microsoft.com/office/drawing/2015/10/21/chartex" xmlns:cx3="http://schemas.microsoft.com/office/drawing/2016/5/9/chartex" xmlns:cx4="http://schemas.microsoft.com/office/drawing/2016/5/10/chartex" xmlns:cx5="http://schemas.microsoft.com/office/drawing/2016/5/11/chartex" xmlns:cx6="http://schemas.microsoft.com/office/drawing/2016/5/12/chartex" xmlns:cx7="http://schemas.microsoft.com/office/drawing/2016/5/13/chartex" xmlns:cx8="http://schemas.microsoft.com/office/drawing/2016/5/14/chartex" xmlns:mc="http://schemas.openxmlformats.org/markup-compatibility/2006" xmlns:m="http://schemas.openxmlformats.org/officeDocument/2006/math" xmlns:aink="http://schemas.microsoft.com/office/drawing/2016/ink" xmlns:am3d="http://schemas.microsoft.com/office/drawing/2017/model3d" xmlns:oel="http://schemas.microsoft.com/office/2019/extlst" xmlns:r="http://schemas.openxmlformats.org/officeDocument/2006/relationships" xmlns:wp14="http://schemas.microsoft.com/office/word/2010/wordprocessingDrawing" xmlns:wp="http://schemas.openxmlformats.org/drawingml/2006/wordprocessingDrawing" xmlns:wpg="http://schemas.microsoft.com/office/word/2010/wordprocessingGroup" xmlns:wpi="http://schemas.microsoft.com/office/word/2010/wordprocessingInk" xmlns:wps="http://schemas.microsoft.com/office/word/2010/wordprocessingShape" xmlns:o="urn:schemas-microsoft-com:office:office" xmlns:v="urn:schemas-microsoft-com:vml" xmlns:w10="urn:schemas-microsoft-com:office:word" xmlns:w="http://schemas.openxmlformats.org/wordprocessingml/2006/main" xmlns:w14="http://schemas.microsoft.com/office/word/2010/wordml" xmlns:w15="http://schemas.microsoft.com/office/word/2012/wordml" xmlns:w16cex="http://schemas.microsoft.com/office/word/2018/wordml/cex" xmlns:w16cid="http://schemas.microsoft.com/office/word/2016/wordml/cid" xmlns:w16="http://schemas.microsoft.com/office/word/2018/wordml" xmlns:w16sdtdh="http://schemas.microsoft.com/office/word/2020/wordml/sdtdatahash" xmlns:w16sdtfl="http://schemas.microsoft.com/office/word/2024/wordml/sdtformatlock" xmlns:w16se="http://schemas.microsoft.com/office/word/2015/wordml/symex" xmlns:w16du="http://schemas.microsoft.com/office/word/2023/wordml/word16du" xmlns:wne="http://schemas.microsoft.com/office/word/2006/wordml" mc:Ignorable="w14 w15 w16se w16cid w16 w16cex w16sdtdh w16sdtfl w16du wp14">
   <w:docParts>
     <w:docPart>
       <w:docPartPr>
@@ -20207,7 +20177,7 @@
 </file>
 
 <file path=word/glossary/fontTable.xml><?xml version="1.0" encoding="utf-8"?>
-<w:fonts xmlns:mc="http://schemas.openxmlformats.org/markup-compatibility/2006" xmlns:r="http://schemas.openxmlformats.org/officeDocument/2006/relationships" xmlns:w="http://schemas.openxmlformats.org/wordprocessingml/2006/main" xmlns:w14="http://schemas.microsoft.com/office/word/2010/wordml" xmlns:w15="http://schemas.microsoft.com/office/word/2012/wordml" xmlns:w16cex="http://schemas.microsoft.com/office/word/2018/wordml/cex" xmlns:w16cid="http://schemas.microsoft.com/office/word/2016/wordml/cid" xmlns:w16="http://schemas.microsoft.com/office/word/2018/wordml" xmlns:w16du="http://schemas.microsoft.com/office/word/2023/wordml/word16du" xmlns:w16sdtdh="http://schemas.microsoft.com/office/word/2020/wordml/sdtdatahash" xmlns:w16sdtfl="http://schemas.microsoft.com/office/word/2024/wordml/sdtformatlock" xmlns:w16se="http://schemas.microsoft.com/office/word/2015/wordml/symex" mc:Ignorable="w14 w15 w16se w16cid w16 w16cex w16sdtdh w16sdtfl w16du">
+<w:fonts xmlns:mc="http://schemas.openxmlformats.org/markup-compatibility/2006" xmlns:r="http://schemas.openxmlformats.org/officeDocument/2006/relationships" xmlns:w="http://schemas.openxmlformats.org/wordprocessingml/2006/main" xmlns:w14="http://schemas.microsoft.com/office/word/2010/wordml" xmlns:w15="http://schemas.microsoft.com/office/word/2012/wordml" xmlns:w16cex="http://schemas.microsoft.com/office/word/2018/wordml/cex" xmlns:w16cid="http://schemas.microsoft.com/office/word/2016/wordml/cid" xmlns:w16="http://schemas.microsoft.com/office/word/2018/wordml" xmlns:w16sdtdh="http://schemas.microsoft.com/office/word/2020/wordml/sdtdatahash" xmlns:w16sdtfl="http://schemas.microsoft.com/office/word/2024/wordml/sdtformatlock" xmlns:w16se="http://schemas.microsoft.com/office/word/2015/wordml/symex" xmlns:w16du="http://schemas.microsoft.com/office/word/2023/wordml/word16du" mc:Ignorable="w14 w15 w16se w16cid w16 w16cex w16sdtdh w16sdtfl w16du">
   <w:font w:name="맑은 고딕">
     <w:panose1 w:val="020B0503020000020004"/>
     <w:charset w:val="81"/>
@@ -20264,7 +20234,7 @@
 </file>
 
 <file path=word/glossary/settings.xml><?xml version="1.0" encoding="utf-8"?>
-<w:settings xmlns:mc="http://schemas.openxmlformats.org/markup-compatibility/2006" xmlns:o="urn:schemas-microsoft-com:office:office" xmlns:r="http://schemas.openxmlformats.org/officeDocument/2006/relationships" xmlns:m="http://schemas.openxmlformats.org/officeDocument/2006/math" xmlns:v="urn:schemas-microsoft-com:vml" xmlns:w10="urn:schemas-microsoft-com:office:word" xmlns:w="http://schemas.openxmlformats.org/wordprocessingml/2006/main" xmlns:w14="http://schemas.microsoft.com/office/word/2010/wordml" xmlns:w15="http://schemas.microsoft.com/office/word/2012/wordml" xmlns:w16cex="http://schemas.microsoft.com/office/word/2018/wordml/cex" xmlns:w16cid="http://schemas.microsoft.com/office/word/2016/wordml/cid" xmlns:w16="http://schemas.microsoft.com/office/word/2018/wordml" xmlns:w16du="http://schemas.microsoft.com/office/word/2023/wordml/word16du" xmlns:w16sdtdh="http://schemas.microsoft.com/office/word/2020/wordml/sdtdatahash" xmlns:w16sdtfl="http://schemas.microsoft.com/office/word/2024/wordml/sdtformatlock" xmlns:w16se="http://schemas.microsoft.com/office/word/2015/wordml/symex" xmlns:sl="http://schemas.openxmlformats.org/schemaLibrary/2006/main" mc:Ignorable="w14 w15 w16se w16cid w16 w16cex w16sdtdh w16sdtfl w16du">
+<w:settings xmlns:mc="http://schemas.openxmlformats.org/markup-compatibility/2006" xmlns:m="http://schemas.openxmlformats.org/officeDocument/2006/math" xmlns:r="http://schemas.openxmlformats.org/officeDocument/2006/relationships" xmlns:sl="http://schemas.openxmlformats.org/schemaLibrary/2006/main" xmlns:o="urn:schemas-microsoft-com:office:office" xmlns:v="urn:schemas-microsoft-com:vml" xmlns:w10="urn:schemas-microsoft-com:office:word" xmlns:w="http://schemas.openxmlformats.org/wordprocessingml/2006/main" xmlns:w14="http://schemas.microsoft.com/office/word/2010/wordml" xmlns:w15="http://schemas.microsoft.com/office/word/2012/wordml" xmlns:w16cex="http://schemas.microsoft.com/office/word/2018/wordml/cex" xmlns:w16cid="http://schemas.microsoft.com/office/word/2016/wordml/cid" xmlns:w16="http://schemas.microsoft.com/office/word/2018/wordml" xmlns:w16sdtdh="http://schemas.microsoft.com/office/word/2020/wordml/sdtdatahash" xmlns:w16sdtfl="http://schemas.microsoft.com/office/word/2024/wordml/sdtformatlock" xmlns:w16se="http://schemas.microsoft.com/office/word/2015/wordml/symex" xmlns:w16du="http://schemas.microsoft.com/office/word/2023/wordml/word16du" mc:Ignorable="w14 w15 w16se w16cid w16 w16cex w16sdtdh w16sdtfl w16du">
   <w:view w:val="normal"/>
   <w:bordersDoNotSurroundHeader/>
   <w:bordersDoNotSurroundFooter/>
@@ -20292,6 +20262,7 @@
     <w:rsidRoot w:val="00DB3B88"/>
     <w:rsid w:val="003C0C44"/>
     <w:rsid w:val="00406467"/>
+    <w:rsid w:val="00732E51"/>
     <w:rsid w:val="007608B3"/>
     <w:rsid w:val="00866FBF"/>
     <w:rsid w:val="00986A8F"/>
@@ -20301,6 +20272,7 @@
     <w:rsid w:val="00D10C4E"/>
     <w:rsid w:val="00D3455F"/>
     <w:rsid w:val="00DB3B88"/>
+    <w:rsid w:val="00E105F4"/>
     <w:rsid w:val="00F70891"/>
     <w:rsid w:val="00FE357F"/>
   </w:rsids>
@@ -20326,7 +20298,7 @@
 </file>
 
 <file path=word/glossary/styles.xml><?xml version="1.0" encoding="utf-8"?>
-<w:styles xmlns:mc="http://schemas.openxmlformats.org/markup-compatibility/2006" xmlns:r="http://schemas.openxmlformats.org/officeDocument/2006/relationships" xmlns:w="http://schemas.openxmlformats.org/wordprocessingml/2006/main" xmlns:w14="http://schemas.microsoft.com/office/word/2010/wordml" xmlns:w15="http://schemas.microsoft.com/office/word/2012/wordml" xmlns:w16cex="http://schemas.microsoft.com/office/word/2018/wordml/cex" xmlns:w16cid="http://schemas.microsoft.com/office/word/2016/wordml/cid" xmlns:w16="http://schemas.microsoft.com/office/word/2018/wordml" xmlns:w16du="http://schemas.microsoft.com/office/word/2023/wordml/word16du" xmlns:w16sdtdh="http://schemas.microsoft.com/office/word/2020/wordml/sdtdatahash" xmlns:w16sdtfl="http://schemas.microsoft.com/office/word/2024/wordml/sdtformatlock" xmlns:w16se="http://schemas.microsoft.com/office/word/2015/wordml/symex" mc:Ignorable="w14 w15 w16se w16cid w16 w16cex w16sdtdh w16sdtfl w16du">
+<w:styles xmlns:mc="http://schemas.openxmlformats.org/markup-compatibility/2006" xmlns:r="http://schemas.openxmlformats.org/officeDocument/2006/relationships" xmlns:w="http://schemas.openxmlformats.org/wordprocessingml/2006/main" xmlns:w14="http://schemas.microsoft.com/office/word/2010/wordml" xmlns:w15="http://schemas.microsoft.com/office/word/2012/wordml" xmlns:w16cex="http://schemas.microsoft.com/office/word/2018/wordml/cex" xmlns:w16cid="http://schemas.microsoft.com/office/word/2016/wordml/cid" xmlns:w16="http://schemas.microsoft.com/office/word/2018/wordml" xmlns:w16sdtdh="http://schemas.microsoft.com/office/word/2020/wordml/sdtdatahash" xmlns:w16sdtfl="http://schemas.microsoft.com/office/word/2024/wordml/sdtformatlock" xmlns:w16se="http://schemas.microsoft.com/office/word/2015/wordml/symex" xmlns:w16du="http://schemas.microsoft.com/office/word/2023/wordml/word16du" mc:Ignorable="w14 w15 w16se w16cid w16 w16cex w16sdtdh w16sdtfl w16du">
   <w:docDefaults>
     <w:rPrDefault>
       <w:rPr>
@@ -21094,7 +21066,7 @@
 </file>
 
 <file path=word/glossary/webSettings.xml><?xml version="1.0" encoding="utf-8"?>
-<w:webSettings xmlns:mc="http://schemas.openxmlformats.org/markup-compatibility/2006" xmlns:r="http://schemas.openxmlformats.org/officeDocument/2006/relationships" xmlns:w="http://schemas.openxmlformats.org/wordprocessingml/2006/main" xmlns:w14="http://schemas.microsoft.com/office/word/2010/wordml" xmlns:w15="http://schemas.microsoft.com/office/word/2012/wordml" xmlns:w16cex="http://schemas.microsoft.com/office/word/2018/wordml/cex" xmlns:w16cid="http://schemas.microsoft.com/office/word/2016/wordml/cid" xmlns:w16="http://schemas.microsoft.com/office/word/2018/wordml" xmlns:w16du="http://schemas.microsoft.com/office/word/2023/wordml/word16du" xmlns:w16sdtdh="http://schemas.microsoft.com/office/word/2020/wordml/sdtdatahash" xmlns:w16sdtfl="http://schemas.microsoft.com/office/word/2024/wordml/sdtformatlock" xmlns:w16se="http://schemas.microsoft.com/office/word/2015/wordml/symex" mc:Ignorable="w14 w15 w16se w16cid w16 w16cex w16sdtdh w16sdtfl w16du">
+<w:webSettings xmlns:mc="http://schemas.openxmlformats.org/markup-compatibility/2006" xmlns:r="http://schemas.openxmlformats.org/officeDocument/2006/relationships" xmlns:w="http://schemas.openxmlformats.org/wordprocessingml/2006/main" xmlns:w14="http://schemas.microsoft.com/office/word/2010/wordml" xmlns:w15="http://schemas.microsoft.com/office/word/2012/wordml" xmlns:w16cex="http://schemas.microsoft.com/office/word/2018/wordml/cex" xmlns:w16cid="http://schemas.microsoft.com/office/word/2016/wordml/cid" xmlns:w16="http://schemas.microsoft.com/office/word/2018/wordml" xmlns:w16sdtdh="http://schemas.microsoft.com/office/word/2020/wordml/sdtdatahash" xmlns:w16sdtfl="http://schemas.microsoft.com/office/word/2024/wordml/sdtformatlock" xmlns:w16se="http://schemas.microsoft.com/office/word/2015/wordml/symex" xmlns:w16du="http://schemas.microsoft.com/office/word/2023/wordml/word16du" mc:Ignorable="w14 w15 w16se w16cid w16 w16cex w16sdtdh w16sdtfl w16du">
   <w:optimizeForBrowser/>
   <w:allowPNG/>
 </w:webSettings>
